--- a/static/supplement/MesoConnect_Supplementary_Methods.docx
+++ b/static/supplement/MesoConnect_Supplementary_Methods.docx
@@ -8438,6 +8438,18 @@
     </w:p>
     <w:p>
       <w:pPr>
+        <w:pStyle w:val="Heading2"/>
+        <w:bidi w:val="0"/>
+        <w:jc w:val="left"/>
+        <w:rPr/>
+      </w:pPr>
+      <w:r>
+        <w:rPr/>
+        <w:t>Cutoff in routine use</w:t>
+      </w:r>
+    </w:p>
+    <w:p>
+      <w:pPr>
         <w:pStyle w:val="BodyText"/>
         <w:bidi w:val="0"/>
         <w:jc w:val="left"/>
@@ -8445,7 +8457,504 @@
       </w:pPr>
       <w:r>
         <w:rPr/>
-        <w:t>During atlas construction at 7 T the cutoff was 0.06 for ventral tegmental area (VTA) → hippocampus and 0.08 for hippocampus → accumbens. The MRtrix3 default for FOD-based tracking is 0.05. Because lower field strength yields noisier FOD estimates, a higher cutoff (approximately 0.08) was anticipated for 3 T data. The pilot sweep did not support that expectation.</w:t>
+        <w:t xml:space="preserve">The value in routine use with the corridor mask is 0.01, and it is the default in </w:t>
+      </w:r>
+      <w:r>
+        <w:rPr>
+          <w:rStyle w:val="SourceText"/>
+        </w:rPr>
+        <w:t>00_config.sh</w:t>
+      </w:r>
+      <w:r>
+        <w:rPr/>
+        <w:t>. It is the recommended starting value for any tract reconstructed with this workflow; the pilot sweep described below confirms it for a new dataset or tract family and takes under an hour. Table S8 lists the cutoffs that have been used with the atlas.</w:t>
+      </w:r>
+    </w:p>
+    <w:p>
+      <w:pPr>
+        <w:pStyle w:val="BodyText"/>
+        <w:bidi w:val="0"/>
+        <w:jc w:val="left"/>
+        <w:rPr/>
+      </w:pPr>
+      <w:r>
+        <w:rPr>
+          <w:rStyle w:val="Strong"/>
+        </w:rPr>
+        <w:t>Table S8</w:t>
+      </w:r>
+    </w:p>
+    <w:p>
+      <w:pPr>
+        <w:pStyle w:val="BodyText"/>
+        <w:bidi w:val="0"/>
+        <w:jc w:val="left"/>
+        <w:rPr/>
+      </w:pPr>
+      <w:r>
+        <w:rPr>
+          <w:rStyle w:val="Emphasis"/>
+        </w:rPr>
+        <w:t>FOD Amplitude Cutoffs in Use</w:t>
+      </w:r>
+    </w:p>
+    <w:tbl>
+      <w:tblPr>
+        <w:tblW w:w="5000" w:type="pct"/>
+        <w:jc w:val="left"/>
+        <w:tblInd w:w="60" w:type="dxa"/>
+        <w:tblLayout w:type="fixed"/>
+        <w:tblCellMar>
+          <w:top w:w="60" w:type="dxa"/>
+          <w:left w:w="60" w:type="dxa"/>
+          <w:bottom w:w="60" w:type="dxa"/>
+          <w:right w:w="60" w:type="dxa"/>
+        </w:tblCellMar>
+      </w:tblPr>
+      <w:tblGrid>
+        <w:gridCol w:w="4620"/>
+        <w:gridCol w:w="806"/>
+        <w:gridCol w:w="3934"/>
+      </w:tblGrid>
+      <w:tr>
+        <w:trPr>
+          <w:tblHeader w:val="true"/>
+        </w:trPr>
+        <w:tc>
+          <w:tcPr>
+            <w:tcW w:w="4620" w:type="dxa"/>
+            <w:tcBorders>
+              <w:top w:val="single" w:sz="6" w:space="0" w:color="808080"/>
+              <w:bottom w:val="single" w:sz="2" w:space="0" w:color="808080"/>
+            </w:tcBorders>
+            <w:vAlign w:val="center"/>
+          </w:tcPr>
+          <w:p>
+            <w:pPr>
+              <w:pStyle w:val="TableHeading"/>
+              <w:suppressLineNumbers/>
+              <w:bidi w:val="0"/>
+              <w:jc w:val="left"/>
+              <w:rPr/>
+            </w:pPr>
+            <w:r>
+              <w:rPr/>
+              <w:t>Setting</w:t>
+            </w:r>
+          </w:p>
+        </w:tc>
+        <w:tc>
+          <w:tcPr>
+            <w:tcW w:w="806" w:type="dxa"/>
+            <w:tcBorders>
+              <w:top w:val="single" w:sz="6" w:space="0" w:color="808080"/>
+              <w:bottom w:val="single" w:sz="2" w:space="0" w:color="808080"/>
+            </w:tcBorders>
+            <w:vAlign w:val="center"/>
+          </w:tcPr>
+          <w:p>
+            <w:pPr>
+              <w:pStyle w:val="TableHeading"/>
+              <w:suppressLineNumbers/>
+              <w:bidi w:val="0"/>
+              <w:jc w:val="left"/>
+              <w:rPr/>
+            </w:pPr>
+            <w:r>
+              <w:rPr/>
+              <w:t>Cutoff</w:t>
+            </w:r>
+          </w:p>
+        </w:tc>
+        <w:tc>
+          <w:tcPr>
+            <w:tcW w:w="3934" w:type="dxa"/>
+            <w:tcBorders>
+              <w:top w:val="single" w:sz="6" w:space="0" w:color="808080"/>
+              <w:bottom w:val="single" w:sz="2" w:space="0" w:color="808080"/>
+            </w:tcBorders>
+            <w:vAlign w:val="center"/>
+          </w:tcPr>
+          <w:p>
+            <w:pPr>
+              <w:pStyle w:val="TableHeading"/>
+              <w:suppressLineNumbers/>
+              <w:bidi w:val="0"/>
+              <w:jc w:val="left"/>
+              <w:rPr/>
+            </w:pPr>
+            <w:r>
+              <w:rPr/>
+              <w:t>Outcome</w:t>
+            </w:r>
+          </w:p>
+        </w:tc>
+      </w:tr>
+      <w:tr>
+        <w:trPr/>
+        <w:tc>
+          <w:tcPr>
+            <w:tcW w:w="4620" w:type="dxa"/>
+            <w:tcBorders/>
+            <w:vAlign w:val="center"/>
+          </w:tcPr>
+          <w:p>
+            <w:pPr>
+              <w:pStyle w:val="TableContents"/>
+              <w:widowControl w:val="false"/>
+              <w:suppressLineNumbers/>
+              <w:bidi w:val="0"/>
+              <w:jc w:val="left"/>
+              <w:rPr/>
+            </w:pPr>
+            <w:r>
+              <w:rPr/>
+              <w:t>Corridor workflow, 3 T multi-shell data (example dataset): posterior and anterior ventral tegmental area (VTA) → hippocampus</w:t>
+            </w:r>
+          </w:p>
+        </w:tc>
+        <w:tc>
+          <w:tcPr>
+            <w:tcW w:w="806" w:type="dxa"/>
+            <w:tcBorders/>
+            <w:vAlign w:val="center"/>
+          </w:tcPr>
+          <w:p>
+            <w:pPr>
+              <w:pStyle w:val="TableContents"/>
+              <w:widowControl w:val="false"/>
+              <w:suppressLineNumbers/>
+              <w:bidi w:val="0"/>
+              <w:jc w:val="left"/>
+              <w:rPr/>
+            </w:pPr>
+            <w:r>
+              <w:rPr/>
+              <w:t>0.01</w:t>
+            </w:r>
+          </w:p>
+        </w:tc>
+        <w:tc>
+          <w:tcPr>
+            <w:tcW w:w="3934" w:type="dxa"/>
+            <w:tcBorders/>
+            <w:vAlign w:val="center"/>
+          </w:tcPr>
+          <w:p>
+            <w:pPr>
+              <w:pStyle w:val="TableContents"/>
+              <w:widowControl w:val="false"/>
+              <w:suppressLineNumbers/>
+              <w:bidi w:val="0"/>
+              <w:jc w:val="left"/>
+              <w:rPr/>
+            </w:pPr>
+            <w:r>
+              <w:rPr/>
+              <w:t>All 228 runs (57 participants, two tracts, two hemispheres) reached 2,500 streamlines; no participant excluded</w:t>
+            </w:r>
+          </w:p>
+        </w:tc>
+      </w:tr>
+      <w:tr>
+        <w:trPr/>
+        <w:tc>
+          <w:tcPr>
+            <w:tcW w:w="4620" w:type="dxa"/>
+            <w:tcBorders/>
+            <w:vAlign w:val="center"/>
+          </w:tcPr>
+          <w:p>
+            <w:pPr>
+              <w:pStyle w:val="TableContents"/>
+              <w:widowControl w:val="false"/>
+              <w:suppressLineNumbers/>
+              <w:bidi w:val="0"/>
+              <w:jc w:val="left"/>
+              <w:rPr/>
+            </w:pPr>
+            <w:r>
+              <w:rPr/>
+              <w:t>Corridor workflow, VTA → accumbens (other users of the atlas)</w:t>
+            </w:r>
+          </w:p>
+        </w:tc>
+        <w:tc>
+          <w:tcPr>
+            <w:tcW w:w="806" w:type="dxa"/>
+            <w:tcBorders/>
+            <w:vAlign w:val="center"/>
+          </w:tcPr>
+          <w:p>
+            <w:pPr>
+              <w:pStyle w:val="TableContents"/>
+              <w:widowControl w:val="false"/>
+              <w:suppressLineNumbers/>
+              <w:bidi w:val="0"/>
+              <w:jc w:val="left"/>
+              <w:rPr/>
+            </w:pPr>
+            <w:r>
+              <w:rPr/>
+              <w:t>0.01</w:t>
+            </w:r>
+          </w:p>
+        </w:tc>
+        <w:tc>
+          <w:tcPr>
+            <w:tcW w:w="3934" w:type="dxa"/>
+            <w:tcBorders/>
+            <w:vAlign w:val="center"/>
+          </w:tcPr>
+          <w:p>
+            <w:pPr>
+              <w:pStyle w:val="TableContents"/>
+              <w:widowControl w:val="false"/>
+              <w:suppressLineNumbers/>
+              <w:bidi w:val="0"/>
+              <w:jc w:val="left"/>
+              <w:rPr/>
+            </w:pPr>
+            <w:r>
+              <w:rPr/>
+              <w:t>Reported to reconstruct the tract</w:t>
+            </w:r>
+          </w:p>
+        </w:tc>
+      </w:tr>
+      <w:tr>
+        <w:trPr/>
+        <w:tc>
+          <w:tcPr>
+            <w:tcW w:w="4620" w:type="dxa"/>
+            <w:tcBorders/>
+            <w:vAlign w:val="center"/>
+          </w:tcPr>
+          <w:p>
+            <w:pPr>
+              <w:pStyle w:val="TableContents"/>
+              <w:widowControl w:val="false"/>
+              <w:suppressLineNumbers/>
+              <w:bidi w:val="0"/>
+              <w:jc w:val="left"/>
+              <w:rPr/>
+            </w:pPr>
+            <w:r>
+              <w:rPr/>
+              <w:t>Atlas construction, 7 T: VTA → hippocampus and VTA → accumbens</w:t>
+            </w:r>
+          </w:p>
+        </w:tc>
+        <w:tc>
+          <w:tcPr>
+            <w:tcW w:w="806" w:type="dxa"/>
+            <w:tcBorders/>
+            <w:vAlign w:val="center"/>
+          </w:tcPr>
+          <w:p>
+            <w:pPr>
+              <w:pStyle w:val="TableContents"/>
+              <w:widowControl w:val="false"/>
+              <w:suppressLineNumbers/>
+              <w:bidi w:val="0"/>
+              <w:jc w:val="left"/>
+              <w:rPr/>
+            </w:pPr>
+            <w:r>
+              <w:rPr/>
+              <w:t>0.06</w:t>
+            </w:r>
+          </w:p>
+        </w:tc>
+        <w:tc>
+          <w:tcPr>
+            <w:tcW w:w="3934" w:type="dxa"/>
+            <w:tcBorders/>
+            <w:vAlign w:val="center"/>
+          </w:tcPr>
+          <w:p>
+            <w:pPr>
+              <w:pStyle w:val="TableContents"/>
+              <w:widowControl w:val="false"/>
+              <w:suppressLineNumbers/>
+              <w:bidi w:val="0"/>
+              <w:jc w:val="left"/>
+              <w:rPr/>
+            </w:pPr>
+            <w:r>
+              <w:rPr/>
+              <w:t>Value used to build the atlas</w:t>
+            </w:r>
+          </w:p>
+        </w:tc>
+      </w:tr>
+      <w:tr>
+        <w:trPr/>
+        <w:tc>
+          <w:tcPr>
+            <w:tcW w:w="4620" w:type="dxa"/>
+            <w:tcBorders/>
+            <w:vAlign w:val="center"/>
+          </w:tcPr>
+          <w:p>
+            <w:pPr>
+              <w:pStyle w:val="TableContents"/>
+              <w:widowControl w:val="false"/>
+              <w:suppressLineNumbers/>
+              <w:bidi w:val="0"/>
+              <w:jc w:val="left"/>
+              <w:rPr/>
+            </w:pPr>
+            <w:r>
+              <w:rPr/>
+              <w:t>Atlas construction, 7 T: hippocampus → accumbens and hippocampus → ventral pallidum</w:t>
+            </w:r>
+          </w:p>
+        </w:tc>
+        <w:tc>
+          <w:tcPr>
+            <w:tcW w:w="806" w:type="dxa"/>
+            <w:tcBorders/>
+            <w:vAlign w:val="center"/>
+          </w:tcPr>
+          <w:p>
+            <w:pPr>
+              <w:pStyle w:val="TableContents"/>
+              <w:widowControl w:val="false"/>
+              <w:suppressLineNumbers/>
+              <w:bidi w:val="0"/>
+              <w:jc w:val="left"/>
+              <w:rPr/>
+            </w:pPr>
+            <w:r>
+              <w:rPr/>
+              <w:t>0.08</w:t>
+            </w:r>
+          </w:p>
+        </w:tc>
+        <w:tc>
+          <w:tcPr>
+            <w:tcW w:w="3934" w:type="dxa"/>
+            <w:tcBorders/>
+            <w:vAlign w:val="center"/>
+          </w:tcPr>
+          <w:p>
+            <w:pPr>
+              <w:pStyle w:val="TableContents"/>
+              <w:widowControl w:val="false"/>
+              <w:suppressLineNumbers/>
+              <w:bidi w:val="0"/>
+              <w:jc w:val="left"/>
+              <w:rPr/>
+            </w:pPr>
+            <w:r>
+              <w:rPr/>
+              <w:t>Value used to build the atlas</w:t>
+            </w:r>
+          </w:p>
+        </w:tc>
+      </w:tr>
+      <w:tr>
+        <w:trPr/>
+        <w:tc>
+          <w:tcPr>
+            <w:tcW w:w="4620" w:type="dxa"/>
+            <w:tcBorders>
+              <w:bottom w:val="single" w:sz="6" w:space="0" w:color="808080"/>
+            </w:tcBorders>
+            <w:vAlign w:val="center"/>
+          </w:tcPr>
+          <w:p>
+            <w:pPr>
+              <w:pStyle w:val="TableContents"/>
+              <w:widowControl w:val="false"/>
+              <w:suppressLineNumbers/>
+              <w:bidi w:val="0"/>
+              <w:jc w:val="left"/>
+              <w:rPr/>
+            </w:pPr>
+            <w:r>
+              <w:rPr/>
+              <w:t>MRtrix3 default for FOD-based tracking</w:t>
+            </w:r>
+          </w:p>
+        </w:tc>
+        <w:tc>
+          <w:tcPr>
+            <w:tcW w:w="806" w:type="dxa"/>
+            <w:tcBorders>
+              <w:bottom w:val="single" w:sz="6" w:space="0" w:color="808080"/>
+            </w:tcBorders>
+            <w:vAlign w:val="center"/>
+          </w:tcPr>
+          <w:p>
+            <w:pPr>
+              <w:pStyle w:val="TableContents"/>
+              <w:widowControl w:val="false"/>
+              <w:suppressLineNumbers/>
+              <w:bidi w:val="0"/>
+              <w:jc w:val="left"/>
+              <w:rPr/>
+            </w:pPr>
+            <w:r>
+              <w:rPr/>
+              <w:t>0.05</w:t>
+            </w:r>
+          </w:p>
+        </w:tc>
+        <w:tc>
+          <w:tcPr>
+            <w:tcW w:w="3934" w:type="dxa"/>
+            <w:tcBorders>
+              <w:bottom w:val="single" w:sz="6" w:space="0" w:color="808080"/>
+            </w:tcBorders>
+            <w:vAlign w:val="center"/>
+          </w:tcPr>
+          <w:p>
+            <w:pPr>
+              <w:pStyle w:val="TableContents"/>
+              <w:widowControl w:val="false"/>
+              <w:suppressLineNumbers/>
+              <w:bidi w:val="0"/>
+              <w:jc w:val="left"/>
+              <w:rPr/>
+            </w:pPr>
+            <w:r>
+              <w:rPr/>
+              <w:t>For reference; not used here</w:t>
+            </w:r>
+          </w:p>
+        </w:tc>
+      </w:tr>
+    </w:tbl>
+    <w:p>
+      <w:pPr>
+        <w:pStyle w:val="BodyText"/>
+        <w:bidi w:val="0"/>
+        <w:jc w:val="left"/>
+        <w:rPr/>
+      </w:pPr>
+      <w:r>
+        <w:rPr>
+          <w:rStyle w:val="Emphasis"/>
+        </w:rPr>
+        <w:t>Note.</w:t>
+      </w:r>
+      <w:r>
+        <w:rPr/>
+        <w:t xml:space="preserve"> A cutoff of 0.01 is usable only with the corridor's exclusion mask. Without the mask it produces streamlines throughout the brain.</w:t>
+      </w:r>
+    </w:p>
+    <w:p>
+      <w:pPr>
+        <w:pStyle w:val="BodyText"/>
+        <w:bidi w:val="0"/>
+        <w:jc w:val="left"/>
+        <w:rPr/>
+      </w:pPr>
+      <w:r>
+        <w:rPr/>
+        <w:t>Because lower field strength yields noisier FOD estimates, a cutoff higher than the 7 T values (approximately 0.08) was anticipated for 3 T data. The pilot sweep did not support that expectation: the conservative cutoffs failed to reach the target in several participants, and 0.01 reached it in all of them with about one fifth of the seeds.</w:t>
       </w:r>
     </w:p>
     <w:p>
@@ -8514,7 +9023,7 @@
       </w:pPr>
       <w:r>
         <w:rPr/>
-        <w:t>The script reports streamlines reached, seeds consumed and mean length for each participant and cutoff. Table S8 gives the streamline counts obtained in the example dataset. At 0.1 most runs exhausted the seed budget before reaching the target. At 0.08 some participants reached the target and one stopped at 309. At 0.06 and at 0.01 all runs reached the target; the 0.01 runs consumed approximately one fifth of the seeds (about 415,000 versus 2.1 million or more at 0.06). Reaching the target in every pilot participant is a necessary condition for a cutoff; the reconstructions must also correspond to the tract, which is assessed next.</w:t>
+        <w:t>The script reports streamlines reached, seeds consumed and mean length for each participant and cutoff. Table S9 gives the streamline counts obtained in the example dataset. At 0.1 most runs exhausted the seed budget before reaching the target. At 0.08 some participants reached the target and one stopped at 309. At 0.06 and at 0.01 all runs reached the target; the 0.01 runs consumed approximately one fifth of the seeds (about 415,000 versus 2.1 million or more at 0.06). Reaching the target in every pilot participant is a necessary condition for a cutoff; the reconstructions must also correspond to the tract, which is assessed next.</w:t>
       </w:r>
     </w:p>
     <w:p>
@@ -8528,7 +9037,7 @@
         <w:rPr>
           <w:rStyle w:val="Strong"/>
         </w:rPr>
-        <w:t>Table S8</w:t>
+        <w:t>Table S9</w:t>
       </w:r>
     </w:p>
     <w:p>
@@ -10042,7 +10551,7 @@
       </w:pPr>
       <w:r>
         <w:rPr/>
-        <w:t>The cutoff selected is the most permissive value that reaches the streamline target in every pilot participant and whose reconstruction matches the conservative reconstruction. In the example dataset this was 0.01. Other users of the atlas have used 0.01 for VTA → accumbens. The corridor mask is the condition that makes this value usable; the same cutoff without an exclusion mask produces streamlines throughout the brain. The sweep should be repeated for each tract family, since a cutoff selected for VTA → hippocampus is only a starting value for other pathways.</w:t>
+        <w:t>The cutoff selected is the most permissive value that reaches the streamline target in every pilot participant and whose reconstruction matches the conservative reconstruction. In the example dataset this was 0.01, the value in routine use (Table S8). A higher value is warranted only when the 0.01 reconstruction departs from the conservative reconstruction in the side-by-side images, for example by filling the corridor rather than following the tract; the next value in Table S8 (0.06) is then tried. The sweep should be repeated for each tract family, since a cutoff confirmed for VTA → hippocampus is a starting value for other pathways.</w:t>
       </w:r>
     </w:p>
     <w:p>
@@ -10352,7 +10861,7 @@
       </w:pPr>
       <w:r>
         <w:rPr/>
-        <w:t xml:space="preserve">Table S9 gives the rationale for each option, and Table S10 the values used per tract family. The script records the number of streamlines reached and the number of seeds consumed per participant in </w:t>
+        <w:t xml:space="preserve">Table S10 gives the rationale for each option, and Table S11 the values used per tract family. The script records the number of streamlines reached and the number of seeds consumed per participant in </w:t>
       </w:r>
       <w:r>
         <w:rPr>
@@ -10376,7 +10885,7 @@
         <w:rPr>
           <w:rStyle w:val="Strong"/>
         </w:rPr>
-        <w:t>Table S9</w:t>
+        <w:t>Table S10</w:t>
       </w:r>
     </w:p>
     <w:p>
@@ -11037,7 +11546,7 @@
         <w:rPr>
           <w:rStyle w:val="Strong"/>
         </w:rPr>
-        <w:t>Table S10</w:t>
+        <w:t>Table S11</w:t>
       </w:r>
     </w:p>
     <w:p>
@@ -11068,10 +11577,11 @@
         </w:tblCellMar>
       </w:tblPr>
       <w:tblGrid>
-        <w:gridCol w:w="3295"/>
-        <w:gridCol w:w="2119"/>
-        <w:gridCol w:w="1368"/>
-        <w:gridCol w:w="2578"/>
+        <w:gridCol w:w="2671"/>
+        <w:gridCol w:w="1324"/>
+        <w:gridCol w:w="1828"/>
+        <w:gridCol w:w="1256"/>
+        <w:gridCol w:w="2281"/>
       </w:tblGrid>
       <w:tr>
         <w:trPr>
@@ -11079,7 +11589,7 @@
         </w:trPr>
         <w:tc>
           <w:tcPr>
-            <w:tcW w:w="3295" w:type="dxa"/>
+            <w:tcW w:w="2671" w:type="dxa"/>
             <w:tcBorders>
               <w:top w:val="single" w:sz="6" w:space="0" w:color="808080"/>
               <w:bottom w:val="single" w:sz="2" w:space="0" w:color="808080"/>
@@ -11102,7 +11612,7 @@
         </w:tc>
         <w:tc>
           <w:tcPr>
-            <w:tcW w:w="2119" w:type="dxa"/>
+            <w:tcW w:w="1324" w:type="dxa"/>
             <w:tcBorders>
               <w:top w:val="single" w:sz="6" w:space="0" w:color="808080"/>
               <w:bottom w:val="single" w:sz="2" w:space="0" w:color="808080"/>
@@ -11119,13 +11629,13 @@
             </w:pPr>
             <w:r>
               <w:rPr/>
-              <w:t>Cutoff at 7 T (atlas construction)</w:t>
-            </w:r>
-          </w:p>
-        </w:tc>
-        <w:tc>
-          <w:tcPr>
-            <w:tcW w:w="1368" w:type="dxa"/>
+              <w:t>Cutoff with the corridor</w:t>
+            </w:r>
+          </w:p>
+        </w:tc>
+        <w:tc>
+          <w:tcPr>
+            <w:tcW w:w="1828" w:type="dxa"/>
             <w:tcBorders>
               <w:top w:val="single" w:sz="6" w:space="0" w:color="808080"/>
               <w:bottom w:val="single" w:sz="2" w:space="0" w:color="808080"/>
@@ -11142,13 +11652,13 @@
             </w:pPr>
             <w:r>
               <w:rPr/>
-              <w:t>Length bounds</w:t>
-            </w:r>
-          </w:p>
-        </w:tc>
-        <w:tc>
-          <w:tcPr>
-            <w:tcW w:w="2578" w:type="dxa"/>
+              <w:t>Cutoff at 7 T (atlas construction)</w:t>
+            </w:r>
+          </w:p>
+        </w:tc>
+        <w:tc>
+          <w:tcPr>
+            <w:tcW w:w="1256" w:type="dxa"/>
             <w:tcBorders>
               <w:top w:val="single" w:sz="6" w:space="0" w:color="808080"/>
               <w:bottom w:val="single" w:sz="2" w:space="0" w:color="808080"/>
@@ -11165,6 +11675,29 @@
             </w:pPr>
             <w:r>
               <w:rPr/>
+              <w:t>Length bounds</w:t>
+            </w:r>
+          </w:p>
+        </w:tc>
+        <w:tc>
+          <w:tcPr>
+            <w:tcW w:w="2281" w:type="dxa"/>
+            <w:tcBorders>
+              <w:top w:val="single" w:sz="6" w:space="0" w:color="808080"/>
+              <w:bottom w:val="single" w:sz="2" w:space="0" w:color="808080"/>
+            </w:tcBorders>
+            <w:vAlign w:val="center"/>
+          </w:tcPr>
+          <w:p>
+            <w:pPr>
+              <w:pStyle w:val="TableHeading"/>
+              <w:suppressLineNumbers/>
+              <w:bidi w:val="0"/>
+              <w:jc w:val="left"/>
+              <w:rPr/>
+            </w:pPr>
+            <w:r>
+              <w:rPr/>
               <w:t>Notes</w:t>
             </w:r>
           </w:p>
@@ -11174,7 +11707,7 @@
         <w:trPr/>
         <w:tc>
           <w:tcPr>
-            <w:tcW w:w="3295" w:type="dxa"/>
+            <w:tcW w:w="2671" w:type="dxa"/>
             <w:tcBorders/>
             <w:vAlign w:val="center"/>
           </w:tcPr>
@@ -11195,7 +11728,28 @@
         </w:tc>
         <w:tc>
           <w:tcPr>
-            <w:tcW w:w="2119" w:type="dxa"/>
+            <w:tcW w:w="1324" w:type="dxa"/>
+            <w:tcBorders/>
+            <w:vAlign w:val="center"/>
+          </w:tcPr>
+          <w:p>
+            <w:pPr>
+              <w:pStyle w:val="TableContents"/>
+              <w:widowControl w:val="false"/>
+              <w:suppressLineNumbers/>
+              <w:bidi w:val="0"/>
+              <w:jc w:val="left"/>
+              <w:rPr/>
+            </w:pPr>
+            <w:r>
+              <w:rPr/>
+              <w:t>0.01</w:t>
+            </w:r>
+          </w:p>
+        </w:tc>
+        <w:tc>
+          <w:tcPr>
+            <w:tcW w:w="1828" w:type="dxa"/>
             <w:tcBorders/>
             <w:vAlign w:val="center"/>
           </w:tcPr>
@@ -11216,7 +11770,7 @@
         </w:tc>
         <w:tc>
           <w:tcPr>
-            <w:tcW w:w="1368" w:type="dxa"/>
+            <w:tcW w:w="1256" w:type="dxa"/>
             <w:tcBorders/>
             <w:vAlign w:val="center"/>
           </w:tcPr>
@@ -11237,22 +11791,22 @@
         </w:tc>
         <w:tc>
           <w:tcPr>
-            <w:tcW w:w="2578" w:type="dxa"/>
-            <w:tcBorders/>
-            <w:vAlign w:val="center"/>
-          </w:tcPr>
-          <w:p>
-            <w:pPr>
-              <w:pStyle w:val="TableContents"/>
-              <w:widowControl w:val="false"/>
-              <w:suppressLineNumbers/>
-              <w:bidi w:val="0"/>
-              <w:jc w:val="left"/>
-              <w:rPr/>
-            </w:pPr>
-            <w:r>
-              <w:rPr/>
-              <w:t>Example dataset used 0.01 at 3 T with the corridor.</w:t>
+            <w:tcW w:w="2281" w:type="dxa"/>
+            <w:tcBorders/>
+            <w:vAlign w:val="center"/>
+          </w:tcPr>
+          <w:p>
+            <w:pPr>
+              <w:pStyle w:val="TableContents"/>
+              <w:widowControl w:val="false"/>
+              <w:suppressLineNumbers/>
+              <w:bidi w:val="0"/>
+              <w:jc w:val="left"/>
+              <w:rPr/>
+            </w:pPr>
+            <w:r>
+              <w:rPr/>
+              <w:t>Used for all 57 participants of the example dataset at 3 T.</w:t>
             </w:r>
           </w:p>
         </w:tc>
@@ -11261,7 +11815,7 @@
         <w:trPr/>
         <w:tc>
           <w:tcPr>
-            <w:tcW w:w="3295" w:type="dxa"/>
+            <w:tcW w:w="2671" w:type="dxa"/>
             <w:tcBorders/>
             <w:vAlign w:val="center"/>
           </w:tcPr>
@@ -11282,7 +11836,28 @@
         </w:tc>
         <w:tc>
           <w:tcPr>
-            <w:tcW w:w="2119" w:type="dxa"/>
+            <w:tcW w:w="1324" w:type="dxa"/>
+            <w:tcBorders/>
+            <w:vAlign w:val="center"/>
+          </w:tcPr>
+          <w:p>
+            <w:pPr>
+              <w:pStyle w:val="TableContents"/>
+              <w:widowControl w:val="false"/>
+              <w:suppressLineNumbers/>
+              <w:bidi w:val="0"/>
+              <w:jc w:val="left"/>
+              <w:rPr/>
+            </w:pPr>
+            <w:r>
+              <w:rPr/>
+              <w:t>0.01, confirm by pilot</w:t>
+            </w:r>
+          </w:p>
+        </w:tc>
+        <w:tc>
+          <w:tcPr>
+            <w:tcW w:w="1828" w:type="dxa"/>
             <w:tcBorders/>
             <w:vAlign w:val="center"/>
           </w:tcPr>
@@ -11303,7 +11878,7 @@
         </w:tc>
         <w:tc>
           <w:tcPr>
-            <w:tcW w:w="1368" w:type="dxa"/>
+            <w:tcW w:w="1256" w:type="dxa"/>
             <w:tcBorders/>
             <w:vAlign w:val="center"/>
           </w:tcPr>
@@ -11324,7 +11899,7 @@
         </w:tc>
         <w:tc>
           <w:tcPr>
-            <w:tcW w:w="2578" w:type="dxa"/>
+            <w:tcW w:w="2281" w:type="dxa"/>
             <w:tcBorders/>
             <w:vAlign w:val="center"/>
           </w:tcPr>
@@ -11348,7 +11923,7 @@
         <w:trPr/>
         <w:tc>
           <w:tcPr>
-            <w:tcW w:w="3295" w:type="dxa"/>
+            <w:tcW w:w="2671" w:type="dxa"/>
             <w:tcBorders/>
             <w:vAlign w:val="center"/>
           </w:tcPr>
@@ -11369,7 +11944,28 @@
         </w:tc>
         <w:tc>
           <w:tcPr>
-            <w:tcW w:w="2119" w:type="dxa"/>
+            <w:tcW w:w="1324" w:type="dxa"/>
+            <w:tcBorders/>
+            <w:vAlign w:val="center"/>
+          </w:tcPr>
+          <w:p>
+            <w:pPr>
+              <w:pStyle w:val="TableContents"/>
+              <w:widowControl w:val="false"/>
+              <w:suppressLineNumbers/>
+              <w:bidi w:val="0"/>
+              <w:jc w:val="left"/>
+              <w:rPr/>
+            </w:pPr>
+            <w:r>
+              <w:rPr/>
+              <w:t>0.01</w:t>
+            </w:r>
+          </w:p>
+        </w:tc>
+        <w:tc>
+          <w:tcPr>
+            <w:tcW w:w="1828" w:type="dxa"/>
             <w:tcBorders/>
             <w:vAlign w:val="center"/>
           </w:tcPr>
@@ -11390,7 +11986,7 @@
         </w:tc>
         <w:tc>
           <w:tcPr>
-            <w:tcW w:w="1368" w:type="dxa"/>
+            <w:tcW w:w="1256" w:type="dxa"/>
             <w:tcBorders/>
             <w:vAlign w:val="center"/>
           </w:tcPr>
@@ -11411,22 +12007,22 @@
         </w:tc>
         <w:tc>
           <w:tcPr>
-            <w:tcW w:w="2578" w:type="dxa"/>
-            <w:tcBorders/>
-            <w:vAlign w:val="center"/>
-          </w:tcPr>
-          <w:p>
-            <w:pPr>
-              <w:pStyle w:val="TableContents"/>
-              <w:widowControl w:val="false"/>
-              <w:suppressLineNumbers/>
-              <w:bidi w:val="0"/>
-              <w:jc w:val="left"/>
-              <w:rPr/>
-            </w:pPr>
-            <w:r>
-              <w:rPr/>
-              <w:t>0.01 has been used with the corridor.</w:t>
+            <w:tcW w:w="2281" w:type="dxa"/>
+            <w:tcBorders/>
+            <w:vAlign w:val="center"/>
+          </w:tcPr>
+          <w:p>
+            <w:pPr>
+              <w:pStyle w:val="TableContents"/>
+              <w:widowControl w:val="false"/>
+              <w:suppressLineNumbers/>
+              <w:bidi w:val="0"/>
+              <w:jc w:val="left"/>
+              <w:rPr/>
+            </w:pPr>
+            <w:r>
+              <w:rPr/>
+              <w:t>0.01 has been used with the corridor by other users of the atlas.</w:t>
             </w:r>
           </w:p>
         </w:tc>
@@ -11435,7 +12031,7 @@
         <w:trPr/>
         <w:tc>
           <w:tcPr>
-            <w:tcW w:w="3295" w:type="dxa"/>
+            <w:tcW w:w="2671" w:type="dxa"/>
             <w:tcBorders/>
             <w:vAlign w:val="center"/>
           </w:tcPr>
@@ -11456,7 +12052,28 @@
         </w:tc>
         <w:tc>
           <w:tcPr>
-            <w:tcW w:w="2119" w:type="dxa"/>
+            <w:tcW w:w="1324" w:type="dxa"/>
+            <w:tcBorders/>
+            <w:vAlign w:val="center"/>
+          </w:tcPr>
+          <w:p>
+            <w:pPr>
+              <w:pStyle w:val="TableContents"/>
+              <w:widowControl w:val="false"/>
+              <w:suppressLineNumbers/>
+              <w:bidi w:val="0"/>
+              <w:jc w:val="left"/>
+              <w:rPr/>
+            </w:pPr>
+            <w:r>
+              <w:rPr/>
+              <w:t>0.01, confirm by pilot</w:t>
+            </w:r>
+          </w:p>
+        </w:tc>
+        <w:tc>
+          <w:tcPr>
+            <w:tcW w:w="1828" w:type="dxa"/>
             <w:tcBorders/>
             <w:vAlign w:val="center"/>
           </w:tcPr>
@@ -11477,7 +12094,7 @@
         </w:tc>
         <w:tc>
           <w:tcPr>
-            <w:tcW w:w="1368" w:type="dxa"/>
+            <w:tcW w:w="1256" w:type="dxa"/>
             <w:tcBorders/>
             <w:vAlign w:val="center"/>
           </w:tcPr>
@@ -11498,7 +12115,7 @@
         </w:tc>
         <w:tc>
           <w:tcPr>
-            <w:tcW w:w="2578" w:type="dxa"/>
+            <w:tcW w:w="2281" w:type="dxa"/>
             <w:tcBorders/>
             <w:vAlign w:val="center"/>
           </w:tcPr>
@@ -11525,7 +12142,7 @@
         <w:trPr/>
         <w:tc>
           <w:tcPr>
-            <w:tcW w:w="3295" w:type="dxa"/>
+            <w:tcW w:w="2671" w:type="dxa"/>
             <w:tcBorders>
               <w:bottom w:val="single" w:sz="6" w:space="0" w:color="808080"/>
             </w:tcBorders>
@@ -11548,7 +12165,7 @@
         </w:tc>
         <w:tc>
           <w:tcPr>
-            <w:tcW w:w="2119" w:type="dxa"/>
+            <w:tcW w:w="1324" w:type="dxa"/>
             <w:tcBorders>
               <w:bottom w:val="single" w:sz="6" w:space="0" w:color="808080"/>
             </w:tcBorders>
@@ -11565,13 +12182,13 @@
             </w:pPr>
             <w:r>
               <w:rPr/>
-              <w:t>0.08</w:t>
-            </w:r>
-          </w:p>
-        </w:tc>
-        <w:tc>
-          <w:tcPr>
-            <w:tcW w:w="1368" w:type="dxa"/>
+              <w:t>0.01, confirm by pilot</w:t>
+            </w:r>
+          </w:p>
+        </w:tc>
+        <w:tc>
+          <w:tcPr>
+            <w:tcW w:w="1828" w:type="dxa"/>
             <w:tcBorders>
               <w:bottom w:val="single" w:sz="6" w:space="0" w:color="808080"/>
             </w:tcBorders>
@@ -11588,13 +12205,36 @@
             </w:pPr>
             <w:r>
               <w:rPr/>
+              <w:t>0.08</w:t>
+            </w:r>
+          </w:p>
+        </w:tc>
+        <w:tc>
+          <w:tcPr>
+            <w:tcW w:w="1256" w:type="dxa"/>
+            <w:tcBorders>
+              <w:bottom w:val="single" w:sz="6" w:space="0" w:color="808080"/>
+            </w:tcBorders>
+            <w:vAlign w:val="center"/>
+          </w:tcPr>
+          <w:p>
+            <w:pPr>
+              <w:pStyle w:val="TableContents"/>
+              <w:widowControl w:val="false"/>
+              <w:suppressLineNumbers/>
+              <w:bidi w:val="0"/>
+              <w:jc w:val="left"/>
+              <w:rPr/>
+            </w:pPr>
+            <w:r>
+              <w:rPr/>
               <w:t>determine by pilot</w:t>
             </w:r>
           </w:p>
         </w:tc>
         <w:tc>
           <w:tcPr>
-            <w:tcW w:w="2578" w:type="dxa"/>
+            <w:tcW w:w="2281" w:type="dxa"/>
             <w:tcBorders>
               <w:bottom w:val="single" w:sz="6" w:space="0" w:color="808080"/>
             </w:tcBorders>
@@ -11715,7 +12355,7 @@
       </w:r>
       <w:r>
         <w:rPr/>
-        <w:t xml:space="preserve"> from pyAFQ (Kruper et al., 2021), which implements the procedure of Yeatman et al. (2012): each streamline is resampled to 100 points, its Mahalanobis distance from the bundle's mean trajectory is computed, and streamlines exceeding a distance threshold or a length threshold are removed iteratively (Table S11).</w:t>
+        <w:t xml:space="preserve"> from pyAFQ (Kruper et al., 2021), which implements the procedure of Yeatman et al. (2012): each streamline is resampled to 100 points, its Mahalanobis distance from the bundle's mean trajectory is computed, and streamlines exceeding a distance threshold or a length threshold are removed iteratively (Table S12).</w:t>
       </w:r>
     </w:p>
     <w:p>
@@ -11741,7 +12381,7 @@
         <w:rPr>
           <w:rStyle w:val="Strong"/>
         </w:rPr>
-        <w:t>Table S11</w:t>
+        <w:t>Table S12</w:t>
       </w:r>
     </w:p>
     <w:p>
@@ -12455,7 +13095,7 @@
       </w:r>
       <w:r>
         <w:rPr/>
-        <w:t xml:space="preserve"> = 39%), with a minimum cleaned count of 659. These values are typical for the thresholds in Table S11, and every participant retained several hundred streamlines. Figures S9 and S10 present the comparison referred to in Step 4: the cleaned 0.01 bundle is more compact than the uncleaned 0.06 bundle, with length standard deviations of approximately 3.5 to 4.5 mm for cleaned bundles against 5 to 7 mm for either uncleaned condition.</w:t>
+        <w:t xml:space="preserve"> = 39%), with a minimum cleaned count of 659. These values are typical for the thresholds in Table S12, and every participant retained several hundred streamlines. Figures S9 and S10 present the comparison referred to in Step 4: the cleaned 0.01 bundle is more compact than the uncleaned 0.06 bundle, with length standard deviations of approximately 3.5 to 4.5 mm for cleaned bundles against 5 to 7 mm for either uncleaned condition.</w:t>
       </w:r>
     </w:p>
     <w:p>
@@ -12806,7 +13446,7 @@
       </w:r>
       <w:r>
         <w:rPr/>
-        <w:t xml:space="preserve"> = 0 image, and writes one image per participant together with automatic flags (Table S12). Flags appear in the image title and are collected in </w:t>
+        <w:t xml:space="preserve"> = 0 image, and writes one image per participant together with automatic flags (Table S13). Flags appear in the image title and are collected in </w:t>
       </w:r>
       <w:r>
         <w:rPr>
@@ -12830,7 +13470,7 @@
         <w:rPr>
           <w:rStyle w:val="Strong"/>
         </w:rPr>
-        <w:t>Table S12</w:t>
+        <w:t>Table S13</w:t>
       </w:r>
     </w:p>
     <w:p>
@@ -14614,7 +15254,7 @@
       </w:pPr>
       <w:r>
         <w:rPr/>
-        <w:t>Along-tract data can be analysed at three spatial resolutions: the whole tract, quartiles of the tract, and individual nodes (Table S13). The three address different questions, and no single resolution is appropriate for every study. The resolution, or combination of resolutions, should be specified before results are examined, and the same covariates should be used throughout. Where the neurite density index (NDI) is mentioned below, it refers to the neurite orientation dispersion and density imaging metric profiled in Step 8; VTA denotes the ventral tegmental area.</w:t>
+        <w:t>Along-tract data can be analysed at three spatial resolutions: the whole tract, quartiles of the tract, and individual nodes (Table S14). The three address different questions, and no single resolution is appropriate for every study. The resolution, or combination of resolutions, should be specified before results are examined, and the same covariates should be used throughout. Where the neurite density index (NDI) is mentioned below, it refers to the neurite orientation dispersion and density imaging metric profiled in Step 8; VTA denotes the ventral tegmental area.</w:t>
       </w:r>
     </w:p>
     <w:p>
@@ -14628,7 +15268,7 @@
         <w:rPr>
           <w:rStyle w:val="Strong"/>
         </w:rPr>
-        <w:t>Table S13</w:t>
+        <w:t>Table S14</w:t>
       </w:r>
     </w:p>
     <w:p>
@@ -16596,7 +17236,7 @@
       </w:pPr>
       <w:r>
         <w:rPr/>
-        <w:t>Table S14 consolidates the parameters used in atlas construction at 7 T and in the example dataset at 3 T.</w:t>
+        <w:t>Table S15 consolidates the parameters used in atlas construction at 7 T and in the example dataset at 3 T.</w:t>
       </w:r>
     </w:p>
     <w:p>
@@ -16610,7 +17250,7 @@
         <w:rPr>
           <w:rStyle w:val="Strong"/>
         </w:rPr>
-        <w:t>Table S14</w:t>
+        <w:t>Table S15</w:t>
       </w:r>
     </w:p>
     <w:p>
@@ -17423,7 +18063,17 @@
             </w:pPr>
             <w:r>
               <w:rPr/>
-              <w:t>MRtrix3 default 0.05; determined by pilot</w:t>
+              <w:t xml:space="preserve">0.01 is the value in routine use with the corridor mask and the default in </w:t>
+            </w:r>
+            <w:r>
+              <w:rPr>
+                <w:rStyle w:val="SourceText"/>
+              </w:rPr>
+              <w:t>00_config.sh</w:t>
+            </w:r>
+            <w:r>
+              <w:rPr/>
+              <w:t>; confirm by pilot (Step 4). MRtrix3 default 0.05</w:t>
             </w:r>
           </w:p>
         </w:tc>
@@ -19522,7 +20172,7 @@
       </w:pPr>
       <w:r>
         <w:rPr/>
-        <w:t>Table S15 lists common problems, their likely causes and remedies. A quality-assurance checklist follows.</w:t>
+        <w:t>Table S16 lists common problems, their likely causes and remedies. A quality-assurance checklist follows.</w:t>
       </w:r>
     </w:p>
     <w:p>
@@ -19536,7 +20186,7 @@
         <w:rPr>
           <w:rStyle w:val="Strong"/>
         </w:rPr>
-        <w:t>Table S15</w:t>
+        <w:t>Table S16</w:t>
       </w:r>
     </w:p>
     <w:p>
@@ -20791,7 +21441,7 @@
       </w:pPr>
       <w:r>
         <w:rPr/>
-        <w:t>Table S16 lists the software used in the workflow. The workflow depends on FSL (Jenkinson et al., 2012), ANTs (Avants et al., 2008), MRtrix3 (Tournier et al., 2019) and Python with DIPY (Garyfallidis et al., 2014) and pyAFQ (Kruper et al., 2021); AMICO (Daducci et al., 2015) is required only for neurite orientation dispersion and density imaging (NODDI) fitting and R only for the node-wise permutation test.</w:t>
+        <w:t>Table S17 lists the software used in the workflow. The workflow depends on FSL (Jenkinson et al., 2012), ANTs (Avants et al., 2008), MRtrix3 (Tournier et al., 2019) and Python with DIPY (Garyfallidis et al., 2014) and pyAFQ (Kruper et al., 2021); AMICO (Daducci et al., 2015) is required only for neurite orientation dispersion and density imaging (NODDI) fitting and R only for the node-wise permutation test.</w:t>
       </w:r>
     </w:p>
     <w:p>
@@ -20805,7 +21455,7 @@
         <w:rPr>
           <w:rStyle w:val="Strong"/>
         </w:rPr>
-        <w:t>Table S16</w:t>
+        <w:t>Table S17</w:t>
       </w:r>
     </w:p>
     <w:p>
@@ -21780,7 +22430,7 @@
       </w:pPr>
       <w:r>
         <w:rPr/>
-        <w:t xml:space="preserve">Each script appears in full on the workflow page for its step. Table S17 lists the set in run order. All scripts read a single configuration file, </w:t>
+        <w:t xml:space="preserve">Each script appears in full on the workflow page for its step. Table S18 lists the set in run order. All scripts read a single configuration file, </w:t>
       </w:r>
       <w:r>
         <w:rPr>
@@ -21834,7 +22484,7 @@
         <w:rPr>
           <w:rStyle w:val="Strong"/>
         </w:rPr>
-        <w:t>Table S17</w:t>
+        <w:t>Table S18</w:t>
       </w:r>
     </w:p>
     <w:p>
@@ -23218,7 +23868,7 @@
       </w:pPr>
       <w:r>
         <w:rPr/>
-        <w:t xml:space="preserve">The scripts generalize those used to process the example dataset, in which every step completed for all 57 participants. Table S18 records how each generalized script has been checked. Steps 0b to 5, and the two Python scripts that call </w:t>
+        <w:t xml:space="preserve">The scripts generalize those used to process the example dataset, in which every step completed for all 57 participants. Table S19 records how each generalized script has been checked. Steps 0b to 5, and the two Python scripts that call </w:t>
       </w:r>
       <w:r>
         <w:rPr>
@@ -23242,7 +23892,7 @@
         <w:rPr>
           <w:rStyle w:val="Strong"/>
         </w:rPr>
-        <w:t>Table S18</w:t>
+        <w:t>Table S19</w:t>
       </w:r>
     </w:p>
     <w:p>
@@ -25286,7 +25936,7 @@
         <w:rPr>
           <w:rStyle w:val="Strong"/>
         </w:rPr>
-        <w:t>Table S19</w:t>
+        <w:t>Table S20</w:t>
       </w:r>
     </w:p>
     <w:p>

--- a/static/supplement/MesoConnect_Supplementary_Methods.docx
+++ b/static/supplement/MesoConnect_Supplementary_Methods.docx
@@ -59,7 +59,7 @@
       </w:pPr>
       <w:r>
         <w:rPr/>
-        <w:t>Version 0.1, September 2026</w:t>
+        <w:t>September 2026</w:t>
       </w:r>
     </w:p>
     <w:p>
@@ -4435,31 +4435,49 @@
       </w:pPr>
       <w:r>
         <w:rPr/>
-        <w:t>The following command retrieves all files listed above.</w:t>
-      </w:r>
-    </w:p>
-    <w:p>
-      <w:pPr>
-        <w:pStyle w:val="PreformattedTextcode"/>
-        <w:bidi w:val="0"/>
-        <w:jc w:val="left"/>
-        <w:rPr/>
-      </w:pPr>
-      <w:r>
-        <w:rPr/>
-        <w:t>mkdir -p MesoConnectAtlas &amp;&amp; cd MesoConnectAtlas</w:t>
-      </w:r>
-    </w:p>
-    <w:p>
-      <w:pPr>
-        <w:pStyle w:val="PreformattedTextcode"/>
-        <w:bidi w:val="0"/>
-        <w:jc w:val="left"/>
-        <w:rPr/>
-      </w:pPr>
-      <w:r>
-        <w:rPr/>
-        <w:t>for f in left_VTA_0.25_bin right_VTA_0.25_bin HPC_L_0.5_bin HPC_R_0.5_bin \</w:t>
+        <w:t xml:space="preserve">The following commands retrieve all files listed above into the folder layout of the full release, which is the layout that </w:t>
+      </w:r>
+      <w:r>
+        <w:rPr>
+          <w:rStyle w:val="SourceText"/>
+        </w:rPr>
+        <w:t>00_config.sh</w:t>
+      </w:r>
+      <w:r>
+        <w:rPr/>
+        <w:t xml:space="preserve"> expects (</w:t>
+      </w:r>
+      <w:r>
+        <w:rPr>
+          <w:rStyle w:val="SourceText"/>
+        </w:rPr>
+        <w:t>ATLAS_DIR</w:t>
+      </w:r>
+      <w:r>
+        <w:rPr/>
+        <w:t xml:space="preserve"> is the </w:t>
+      </w:r>
+      <w:r>
+        <w:rPr>
+          <w:rStyle w:val="SourceText"/>
+        </w:rPr>
+        <w:t>MesoConnectAtlas</w:t>
+      </w:r>
+      <w:r>
+        <w:rPr/>
+        <w:t xml:space="preserve"> folder).</w:t>
+      </w:r>
+    </w:p>
+    <w:p>
+      <w:pPr>
+        <w:pStyle w:val="PreformattedTextcode"/>
+        <w:bidi w:val="0"/>
+        <w:jc w:val="left"/>
+        <w:rPr/>
+      </w:pPr>
+      <w:r>
+        <w:rPr/>
+        <w:t>mkdir -p MesoConnectAtlas/roi_maps MesoConnectAtlas/tracts_thresholded_binary_50 \</w:t>
       </w:r>
     </w:p>
     <w:p>
@@ -4475,39 +4493,54 @@
       </w:r>
       <w:r>
         <w:rPr/>
-        <w:t>l_vta_l_hipp_1mm_MNI_GroupMean_thr50 r_vta_r_hipp_1mm_MNI_GroupMean_thr50 \</w:t>
-      </w:r>
-    </w:p>
-    <w:p>
-      <w:pPr>
-        <w:pStyle w:val="PreformattedTextcode"/>
-        <w:bidi w:val="0"/>
-        <w:jc w:val="left"/>
-        <w:rPr/>
-      </w:pPr>
-      <w:r>
-        <w:rPr/>
-        <w:t xml:space="preserve">         </w:t>
-      </w:r>
-      <w:r>
-        <w:rPr/>
-        <w:t>l_vta_l_hipp_1mm_MNI_GroupMean_OverlapProp r_vta_r_hipp_1mm_MNI_GroupMean_OverlapProp \</w:t>
-      </w:r>
-    </w:p>
-    <w:p>
-      <w:pPr>
-        <w:pStyle w:val="PreformattedTextcode"/>
-        <w:bidi w:val="0"/>
-        <w:jc w:val="left"/>
-        <w:rPr/>
-      </w:pPr>
-      <w:r>
-        <w:rPr/>
-        <w:t xml:space="preserve">         </w:t>
-      </w:r>
-      <w:r>
-        <w:rPr/>
-        <w:t>anterior_l_vta_l_hipp_1mm_MNI_GroupMean_thr50 anterior_r_vta_r_hipp_1mm_MNI_GroupMean_thr50; do</w:t>
+        <w:t>MesoConnectAtlas/tracts_probabilistic</w:t>
+      </w:r>
+    </w:p>
+    <w:p>
+      <w:pPr>
+        <w:pStyle w:val="PreformattedTextcode"/>
+        <w:bidi w:val="0"/>
+        <w:jc w:val="left"/>
+        <w:rPr/>
+      </w:pPr>
+      <w:r>
+        <w:rPr/>
+        <w:t>cd MesoConnectAtlas</w:t>
+      </w:r>
+    </w:p>
+    <w:p>
+      <w:pPr>
+        <w:pStyle w:val="PreformattedTextcode"/>
+        <w:bidi w:val="0"/>
+        <w:jc w:val="left"/>
+        <w:rPr/>
+      </w:pPr>
+      <w:r>
+        <w:rPr/>
+        <w:t>base="https://diffusiontensorimaging-repos.github.io/MesoConnect-Tutorial/atlas"</w:t>
+      </w:r>
+    </w:p>
+    <w:p>
+      <w:pPr>
+        <w:pStyle w:val="PreformattedTextcode"/>
+        <w:bidi w:val="0"/>
+        <w:jc w:val="left"/>
+        <w:rPr/>
+      </w:pPr>
+      <w:r>
+        <w:rPr/>
+      </w:r>
+    </w:p>
+    <w:p>
+      <w:pPr>
+        <w:pStyle w:val="PreformattedTextcode"/>
+        <w:bidi w:val="0"/>
+        <w:jc w:val="left"/>
+        <w:rPr/>
+      </w:pPr>
+      <w:r>
+        <w:rPr/>
+        <w:t>for f in left_VTA_0.25_bin right_VTA_0.25_bin HPC_L_0.5_bin HPC_R_0.5_bin; do</w:t>
       </w:r>
     </w:p>
     <w:p>
@@ -4523,7 +4556,119 @@
       </w:r>
       <w:r>
         <w:rPr/>
-        <w:t>curl -sSLO "https://diffusiontensorimaging-repos.github.io/MesoConnect-Tutorial/atlas/$f.nii.gz"</w:t>
+        <w:t>curl -sSL "$base/$f.nii.gz" -o "roi_maps/$f.nii.gz"</w:t>
+      </w:r>
+    </w:p>
+    <w:p>
+      <w:pPr>
+        <w:pStyle w:val="PreformattedTextcode"/>
+        <w:bidi w:val="0"/>
+        <w:jc w:val="left"/>
+        <w:rPr/>
+      </w:pPr>
+      <w:r>
+        <w:rPr/>
+        <w:t>done</w:t>
+      </w:r>
+    </w:p>
+    <w:p>
+      <w:pPr>
+        <w:pStyle w:val="PreformattedTextcode"/>
+        <w:bidi w:val="0"/>
+        <w:jc w:val="left"/>
+        <w:rPr/>
+      </w:pPr>
+      <w:r>
+        <w:rPr/>
+        <w:t>for t in l_vta_l_hipp r_vta_r_hipp anterior_l_vta_l_hipp anterior_r_vta_r_hipp; do</w:t>
+      </w:r>
+    </w:p>
+    <w:p>
+      <w:pPr>
+        <w:pStyle w:val="PreformattedTextcode"/>
+        <w:bidi w:val="0"/>
+        <w:jc w:val="left"/>
+        <w:rPr/>
+      </w:pPr>
+      <w:r>
+        <w:rPr/>
+        <w:t xml:space="preserve">  </w:t>
+      </w:r>
+      <w:r>
+        <w:rPr/>
+        <w:t>f="${t}_1mm_MNI_GroupMean_thr50.nii.gz"</w:t>
+      </w:r>
+    </w:p>
+    <w:p>
+      <w:pPr>
+        <w:pStyle w:val="PreformattedTextcode"/>
+        <w:bidi w:val="0"/>
+        <w:jc w:val="left"/>
+        <w:rPr/>
+      </w:pPr>
+      <w:r>
+        <w:rPr/>
+        <w:t xml:space="preserve">  </w:t>
+      </w:r>
+      <w:r>
+        <w:rPr/>
+        <w:t>curl -sSL "$base/$f" -o "tracts_thresholded_binary_50/$f"</w:t>
+      </w:r>
+    </w:p>
+    <w:p>
+      <w:pPr>
+        <w:pStyle w:val="PreformattedTextcode"/>
+        <w:bidi w:val="0"/>
+        <w:jc w:val="left"/>
+        <w:rPr/>
+      </w:pPr>
+      <w:r>
+        <w:rPr/>
+        <w:t>done</w:t>
+      </w:r>
+    </w:p>
+    <w:p>
+      <w:pPr>
+        <w:pStyle w:val="PreformattedTextcode"/>
+        <w:bidi w:val="0"/>
+        <w:jc w:val="left"/>
+        <w:rPr/>
+      </w:pPr>
+      <w:r>
+        <w:rPr/>
+        <w:t>for t in l_vta_l_hipp r_vta_r_hipp; do</w:t>
+      </w:r>
+    </w:p>
+    <w:p>
+      <w:pPr>
+        <w:pStyle w:val="PreformattedTextcode"/>
+        <w:bidi w:val="0"/>
+        <w:jc w:val="left"/>
+        <w:rPr/>
+      </w:pPr>
+      <w:r>
+        <w:rPr/>
+        <w:t xml:space="preserve">  </w:t>
+      </w:r>
+      <w:r>
+        <w:rPr/>
+        <w:t>f="${t}_1mm_MNI_GroupMean_OverlapProp.nii.gz"</w:t>
+      </w:r>
+    </w:p>
+    <w:p>
+      <w:pPr>
+        <w:pStyle w:val="PreformattedTextcode"/>
+        <w:bidi w:val="0"/>
+        <w:jc w:val="left"/>
+        <w:rPr/>
+      </w:pPr>
+      <w:r>
+        <w:rPr/>
+        <w:t xml:space="preserve">  </w:t>
+      </w:r>
+      <w:r>
+        <w:rPr/>
+        <w:t>curl -sSL "$base/$f" -o "tracts_probabilistic/$f"</w:t>
       </w:r>
     </w:p>
     <w:p>
@@ -4560,7 +4705,7 @@
       </w:pPr>
       <w:r>
         <w:rPr/>
-        <w:t>The complete atlas package will follow the layout below and will be archived with a versioned digital object identifier. The remaining families (amygdala, accumbens divisions, ventral pallidum, hippocampus → accumbens, hippocampus → ventral pallidum, fornix divisions), the count maps, the 25% and 75% thresholds, the endpoint maps and the exclusion masks are available from the atlas authors in the interim.</w:t>
+        <w:t>The complete atlas package will follow the layout below. The remaining families (amygdala, accumbens divisions, ventral pallidum, hippocampus → accumbens, hippocampus → ventral pallidum, fornix divisions), the count maps, the 25% and 75% thresholds, the endpoint maps and the exclusion masks are available from the atlas authors in the interim.</w:t>
       </w:r>
     </w:p>
     <w:p>
@@ -23906,7 +24051,7 @@
         <w:rPr>
           <w:rStyle w:val="Emphasis"/>
         </w:rPr>
-        <w:t>Checks Performed on the Generalized Scripts (Version 0.1)</w:t>
+        <w:t>Checks Performed on the Generalized Scripts</w:t>
       </w:r>
     </w:p>
     <w:tbl>
@@ -24593,6 +24738,42 @@
     </w:p>
     <w:p>
       <w:pPr>
+        <w:pStyle w:val="BodyText"/>
+        <w:bidi w:val="0"/>
+        <w:jc w:val="left"/>
+        <w:rPr/>
+      </w:pPr>
+      <w:r>
+        <w:rPr/>
+        <w:t xml:space="preserve">The whole tutorial is also available as a single document, with tables and figures numbered S1, S2 and so on and the scripts in an appendix: </w:t>
+      </w:r>
+      <w:hyperlink r:id="rId36">
+        <w:r>
+          <w:rPr>
+            <w:rStyle w:val="Hyperlink"/>
+          </w:rPr>
+          <w:t>PDF</w:t>
+        </w:r>
+      </w:hyperlink>
+      <w:r>
+        <w:rPr/>
+        <w:t xml:space="preserve"> and </w:t>
+      </w:r>
+      <w:hyperlink r:id="rId37">
+        <w:r>
+          <w:rPr>
+            <w:rStyle w:val="Hyperlink"/>
+          </w:rPr>
+          <w:t>Word</w:t>
+        </w:r>
+      </w:hyperlink>
+      <w:r>
+        <w:rPr/>
+        <w:t>.</w:t>
+      </w:r>
+    </w:p>
+    <w:p>
+      <w:pPr>
         <w:pStyle w:val="Heading2"/>
         <w:bidi w:val="0"/>
         <w:jc w:val="left"/>
@@ -25796,19 +25977,7 @@
       </w:pPr>
       <w:r>
         <w:rPr/>
-        <w:t>The atlas manuscript is in preparation. Until the manuscript and archived release are available, the atlas should be cited as a working resource from the Temple University collaboration that produced it, with version and date, together with a link to this site. The final release will carry a manuscript citation, a Zenodo digital object identifier, the repository URL and a version number.</w:t>
-      </w:r>
-    </w:p>
-    <w:p>
-      <w:pPr>
-        <w:pStyle w:val="Heading2"/>
-        <w:bidi w:val="0"/>
-        <w:jc w:val="left"/>
-        <w:rPr/>
-      </w:pPr>
-      <w:r>
-        <w:rPr/>
-        <w:t>Suggested citation for this tutorial</w:t>
+        <w:t>The atlas manuscript is in preparation. Work that uses the atlas or this workflow should cite that paper; the full reference will be added here when it is published.</w:t>
       </w:r>
     </w:p>
     <w:p>
@@ -25820,304 +25989,9 @@
       </w:pPr>
       <w:r>
         <w:rPr/>
-        <w:t xml:space="preserve">Temple University. (2026). </w:t>
-      </w:r>
-      <w:r>
-        <w:rPr>
-          <w:rStyle w:val="Emphasis"/>
-        </w:rPr>
-        <w:t>MesoConnect Atlas tutorial</w:t>
-      </w:r>
-      <w:r>
-        <w:rPr/>
-        <w:t xml:space="preserve"> (Version 0.1) [Website]. </w:t>
-      </w:r>
-      <w:hyperlink r:id="rId36">
-        <w:r>
-          <w:rPr>
-            <w:rStyle w:val="Hyperlink"/>
-          </w:rPr>
-          <w:t>https://diffusiontensorimaging-repos.github.io/MesoConnect-Tutorial/</w:t>
-        </w:r>
-      </w:hyperlink>
-    </w:p>
-    <w:p>
-      <w:pPr>
-        <w:pStyle w:val="Heading2"/>
-        <w:bidi w:val="0"/>
-        <w:jc w:val="left"/>
-        <w:rPr/>
-      </w:pPr>
-      <w:r>
-        <w:rPr/>
-        <w:t>Supplementary Methods document</w:t>
-      </w:r>
-    </w:p>
-    <w:p>
-      <w:pPr>
-        <w:pStyle w:val="BodyText"/>
-        <w:bidi w:val="0"/>
-        <w:jc w:val="left"/>
-        <w:rPr/>
-      </w:pPr>
-      <w:r>
-        <w:rPr/>
-        <w:t xml:space="preserve">The tutorial is also compiled as a single document for attachment to a manuscript as supplementary material: </w:t>
-      </w:r>
-      <w:hyperlink r:id="rId37">
-        <w:r>
-          <w:rPr>
-            <w:rStyle w:val="Hyperlink"/>
-          </w:rPr>
-          <w:t>PDF</w:t>
-        </w:r>
-      </w:hyperlink>
-      <w:r>
-        <w:rPr/>
-        <w:t xml:space="preserve"> and </w:t>
-      </w:r>
-      <w:hyperlink r:id="rId38">
-        <w:r>
-          <w:rPr>
-            <w:rStyle w:val="Hyperlink"/>
-          </w:rPr>
-          <w:t>Word</w:t>
-        </w:r>
-      </w:hyperlink>
-      <w:r>
-        <w:rPr/>
-        <w:t>. Tables and figures are numbered S1, S2 and so on across the document, and the scripts are reproduced in an appendix. Copy-ready Method paragraphs are on the methods text page.</w:t>
-      </w:r>
-    </w:p>
-    <w:p>
-      <w:pPr>
-        <w:pStyle w:val="Heading2"/>
-        <w:bidi w:val="0"/>
-        <w:jc w:val="left"/>
-        <w:rPr/>
-      </w:pPr>
-      <w:r>
-        <w:rPr/>
-        <w:t>Related work</w:t>
-      </w:r>
-    </w:p>
-    <w:p>
-      <w:pPr>
-        <w:pStyle w:val="BodyText"/>
-        <w:bidi w:val="0"/>
-        <w:jc w:val="left"/>
-        <w:rPr/>
-      </w:pPr>
-      <w:r>
-        <w:rPr/>
-        <w:t>A morphometric study of the substantia nigra, ventral tegmental area and dorsal raphe using T1-weighted and diffusion imaging (Toppa et al., 2026) addresses the same midbrain structures from a volumetric perspective. Software and source atlases used in the workflow are cited on the pages where they are used and listed on the references page.</w:t>
-      </w:r>
-    </w:p>
-    <w:p>
-      <w:pPr>
-        <w:pStyle w:val="Heading2"/>
-        <w:bidi w:val="0"/>
-        <w:jc w:val="left"/>
-        <w:rPr/>
-      </w:pPr>
-      <w:r>
-        <w:rPr/>
-        <w:t>Version history</w:t>
-      </w:r>
-    </w:p>
-    <w:p>
-      <w:pPr>
-        <w:pStyle w:val="BodyText"/>
-        <w:bidi w:val="0"/>
-        <w:jc w:val="left"/>
-        <w:rPr/>
-      </w:pPr>
-      <w:r>
-        <w:rPr>
-          <w:rStyle w:val="Strong"/>
-        </w:rPr>
-        <w:t>Table S20</w:t>
-      </w:r>
-    </w:p>
-    <w:p>
-      <w:pPr>
-        <w:pStyle w:val="BodyText"/>
-        <w:bidi w:val="0"/>
-        <w:jc w:val="left"/>
-        <w:rPr/>
-      </w:pPr>
-      <w:r>
-        <w:rPr>
-          <w:rStyle w:val="Emphasis"/>
-        </w:rPr>
-        <w:t>Version History</w:t>
-      </w:r>
-    </w:p>
-    <w:tbl>
-      <w:tblPr>
-        <w:tblW w:w="5000" w:type="pct"/>
-        <w:jc w:val="left"/>
-        <w:tblInd w:w="60" w:type="dxa"/>
-        <w:tblLayout w:type="fixed"/>
-        <w:tblCellMar>
-          <w:top w:w="60" w:type="dxa"/>
-          <w:left w:w="60" w:type="dxa"/>
-          <w:bottom w:w="60" w:type="dxa"/>
-          <w:right w:w="60" w:type="dxa"/>
-        </w:tblCellMar>
-      </w:tblPr>
-      <w:tblGrid>
-        <w:gridCol w:w="1173"/>
-        <w:gridCol w:w="1428"/>
-        <w:gridCol w:w="6759"/>
-      </w:tblGrid>
-      <w:tr>
-        <w:trPr>
-          <w:tblHeader w:val="true"/>
-        </w:trPr>
-        <w:tc>
-          <w:tcPr>
-            <w:tcW w:w="1173" w:type="dxa"/>
-            <w:tcBorders>
-              <w:top w:val="single" w:sz="6" w:space="0" w:color="808080"/>
-              <w:bottom w:val="single" w:sz="2" w:space="0" w:color="808080"/>
-            </w:tcBorders>
-            <w:vAlign w:val="center"/>
-          </w:tcPr>
-          <w:p>
-            <w:pPr>
-              <w:pStyle w:val="TableHeading"/>
-              <w:suppressLineNumbers/>
-              <w:bidi w:val="0"/>
-              <w:jc w:val="left"/>
-              <w:rPr/>
-            </w:pPr>
-            <w:r>
-              <w:rPr/>
-              <w:t>Version</w:t>
-            </w:r>
-          </w:p>
-        </w:tc>
-        <w:tc>
-          <w:tcPr>
-            <w:tcW w:w="1428" w:type="dxa"/>
-            <w:tcBorders>
-              <w:top w:val="single" w:sz="6" w:space="0" w:color="808080"/>
-              <w:bottom w:val="single" w:sz="2" w:space="0" w:color="808080"/>
-            </w:tcBorders>
-            <w:vAlign w:val="center"/>
-          </w:tcPr>
-          <w:p>
-            <w:pPr>
-              <w:pStyle w:val="TableHeading"/>
-              <w:suppressLineNumbers/>
-              <w:bidi w:val="0"/>
-              <w:jc w:val="left"/>
-              <w:rPr/>
-            </w:pPr>
-            <w:r>
-              <w:rPr/>
-              <w:t>Date</w:t>
-            </w:r>
-          </w:p>
-        </w:tc>
-        <w:tc>
-          <w:tcPr>
-            <w:tcW w:w="6759" w:type="dxa"/>
-            <w:tcBorders>
-              <w:top w:val="single" w:sz="6" w:space="0" w:color="808080"/>
-              <w:bottom w:val="single" w:sz="2" w:space="0" w:color="808080"/>
-            </w:tcBorders>
-            <w:vAlign w:val="center"/>
-          </w:tcPr>
-          <w:p>
-            <w:pPr>
-              <w:pStyle w:val="TableHeading"/>
-              <w:suppressLineNumbers/>
-              <w:bidi w:val="0"/>
-              <w:jc w:val="left"/>
-              <w:rPr/>
-            </w:pPr>
-            <w:r>
-              <w:rPr/>
-              <w:t>Changes</w:t>
-            </w:r>
-          </w:p>
-        </w:tc>
-      </w:tr>
-      <w:tr>
-        <w:trPr/>
-        <w:tc>
-          <w:tcPr>
-            <w:tcW w:w="1173" w:type="dxa"/>
-            <w:tcBorders>
-              <w:bottom w:val="single" w:sz="6" w:space="0" w:color="808080"/>
-            </w:tcBorders>
-            <w:vAlign w:val="center"/>
-          </w:tcPr>
-          <w:p>
-            <w:pPr>
-              <w:pStyle w:val="TableContents"/>
-              <w:widowControl w:val="false"/>
-              <w:suppressLineNumbers/>
-              <w:bidi w:val="0"/>
-              <w:jc w:val="left"/>
-              <w:rPr/>
-            </w:pPr>
-            <w:r>
-              <w:rPr/>
-              <w:t>Tutorial v0.1</w:t>
-            </w:r>
-          </w:p>
-        </w:tc>
-        <w:tc>
-          <w:tcPr>
-            <w:tcW w:w="1428" w:type="dxa"/>
-            <w:tcBorders>
-              <w:bottom w:val="single" w:sz="6" w:space="0" w:color="808080"/>
-            </w:tcBorders>
-            <w:vAlign w:val="center"/>
-          </w:tcPr>
-          <w:p>
-            <w:pPr>
-              <w:pStyle w:val="TableContents"/>
-              <w:widowControl w:val="false"/>
-              <w:suppressLineNumbers/>
-              <w:bidi w:val="0"/>
-              <w:jc w:val="left"/>
-              <w:rPr/>
-            </w:pPr>
-            <w:r>
-              <w:rPr/>
-              <w:t>September 2026</w:t>
-            </w:r>
-          </w:p>
-        </w:tc>
-        <w:tc>
-          <w:tcPr>
-            <w:tcW w:w="6759" w:type="dxa"/>
-            <w:tcBorders>
-              <w:bottom w:val="single" w:sz="6" w:space="0" w:color="808080"/>
-            </w:tcBorders>
-            <w:vAlign w:val="center"/>
-          </w:tcPr>
-          <w:p>
-            <w:pPr>
-              <w:pStyle w:val="TableContents"/>
-              <w:widowControl w:val="false"/>
-              <w:suppressLineNumbers/>
-              <w:bidi w:val="0"/>
-              <w:jc w:val="left"/>
-              <w:rPr/>
-            </w:pPr>
-            <w:r>
-              <w:rPr/>
-              <w:t>First public version: corridor workflow with the 3 T example dataset, scripts, Explorer and compiled Supplementary Methods</w:t>
-            </w:r>
-          </w:p>
-        </w:tc>
-      </w:tr>
-    </w:tbl>
+        <w:t>Source atlases and software used in the workflow are cited on the pages where they are used and listed on the references page.</w:t>
+      </w:r>
+    </w:p>
     <w:p>
       <w:pPr>
         <w:pStyle w:val="Heading1"/>
@@ -26150,7 +26024,7 @@
         <w:rPr/>
         <w:t xml:space="preserve">(1), 26–41. </w:t>
       </w:r>
-      <w:hyperlink r:id="rId39">
+      <w:hyperlink r:id="rId38">
         <w:r>
           <w:rPr>
             <w:rStyle w:val="Hyperlink"/>
@@ -26180,7 +26054,7 @@
         <w:rPr/>
         <w:t xml:space="preserve">, 32–44. </w:t>
       </w:r>
-      <w:hyperlink r:id="rId40">
+      <w:hyperlink r:id="rId39">
         <w:r>
           <w:rPr>
             <w:rStyle w:val="Hyperlink"/>
@@ -26232,7 +26106,7 @@
         <w:rPr/>
         <w:t xml:space="preserve">(7), 1256–1265. </w:t>
       </w:r>
-      <w:hyperlink r:id="rId41">
+      <w:hyperlink r:id="rId40">
         <w:r>
           <w:rPr>
             <w:rStyle w:val="Hyperlink"/>
@@ -26262,7 +26136,7 @@
         <w:rPr/>
         <w:t xml:space="preserve">(4), 292–298. </w:t>
       </w:r>
-      <w:hyperlink r:id="rId42">
+      <w:hyperlink r:id="rId41">
         <w:r>
           <w:rPr>
             <w:rStyle w:val="Hyperlink"/>
@@ -26292,7 +26166,7 @@
         <w:rPr/>
         <w:t xml:space="preserve">, 175. </w:t>
       </w:r>
-      <w:hyperlink r:id="rId43">
+      <w:hyperlink r:id="rId42">
         <w:r>
           <w:rPr>
             <w:rStyle w:val="Hyperlink"/>
@@ -26322,7 +26196,7 @@
         <w:rPr/>
         <w:t xml:space="preserve">, 8. </w:t>
       </w:r>
-      <w:hyperlink r:id="rId44">
+      <w:hyperlink r:id="rId43">
         <w:r>
           <w:rPr>
             <w:rStyle w:val="Hyperlink"/>
@@ -26352,7 +26226,7 @@
         <w:rPr/>
         <w:t xml:space="preserve">, 119474. </w:t>
       </w:r>
-      <w:hyperlink r:id="rId45">
+      <w:hyperlink r:id="rId44">
         <w:r>
           <w:rPr>
             <w:rStyle w:val="Hyperlink"/>
@@ -26382,7 +26256,7 @@
         <w:rPr/>
         <w:t xml:space="preserve">(2), 782–790. </w:t>
       </w:r>
-      <w:hyperlink r:id="rId46">
+      <w:hyperlink r:id="rId45">
         <w:r>
           <w:rPr>
             <w:rStyle w:val="Hyperlink"/>
@@ -26412,7 +26286,7 @@
         <w:rPr/>
         <w:t xml:space="preserve">, 411–426. </w:t>
       </w:r>
-      <w:hyperlink r:id="rId47">
+      <w:hyperlink r:id="rId46">
         <w:r>
           <w:rPr>
             <w:rStyle w:val="Hyperlink"/>
@@ -26442,7 +26316,7 @@
         <w:rPr/>
         <w:t xml:space="preserve">(1). </w:t>
       </w:r>
-      <w:hyperlink r:id="rId48">
+      <w:hyperlink r:id="rId47">
         <w:r>
           <w:rPr>
             <w:rStyle w:val="Hyperlink"/>
@@ -26472,7 +26346,7 @@
         <w:rPr/>
         <w:t xml:space="preserve">(2–3), 155–171. </w:t>
       </w:r>
-      <w:hyperlink r:id="rId49">
+      <w:hyperlink r:id="rId48">
         <w:r>
           <w:rPr>
             <w:rStyle w:val="Hyperlink"/>
@@ -26502,7 +26376,7 @@
         <w:rPr/>
         <w:t xml:space="preserve">, 580–589. </w:t>
       </w:r>
-      <w:hyperlink r:id="rId50">
+      <w:hyperlink r:id="rId49">
         <w:r>
           <w:rPr>
             <w:rStyle w:val="Hyperlink"/>
@@ -26532,7 +26406,7 @@
         <w:rPr/>
         <w:t xml:space="preserve">, 118749. </w:t>
       </w:r>
-      <w:hyperlink r:id="rId51">
+      <w:hyperlink r:id="rId50">
         <w:r>
           <w:rPr>
             <w:rStyle w:val="Hyperlink"/>
@@ -26562,7 +26436,7 @@
         <w:rPr/>
         <w:t xml:space="preserve">, 180063. </w:t>
       </w:r>
-      <w:hyperlink r:id="rId52">
+      <w:hyperlink r:id="rId51">
         <w:r>
           <w:rPr>
             <w:rStyle w:val="Hyperlink"/>
@@ -26602,36 +26476,6 @@
       </w:pPr>
       <w:r>
         <w:rPr/>
-        <w:t xml:space="preserve">Toppa, P. H., Rushmore, R. J., Haggerty, K., Papadimitriou, G., Dougherty, D., Kubicki, M., González-Mora, J. L., Pallanti, S., Castañeyra-Perdomo, A., Yeterian, E., &amp; Makris, N. (2026). Neuroanatomy of substantia nigra and ventral tegmental area dopaminergic, and dorsal raphe serotonergic circuits in the human brain using T1-weighted and diffusion magnetic resonance imaging: A morphometric pilot study with estimate of reliability. </w:t>
-      </w:r>
-      <w:r>
-        <w:rPr>
-          <w:rStyle w:val="Emphasis"/>
-        </w:rPr>
-        <w:t>bioRxiv</w:t>
-      </w:r>
-      <w:r>
-        <w:rPr/>
-        <w:t xml:space="preserve">. </w:t>
-      </w:r>
-      <w:hyperlink r:id="rId53">
-        <w:r>
-          <w:rPr>
-            <w:rStyle w:val="Hyperlink"/>
-          </w:rPr>
-          <w:t>https://doi.org/10.64898/2026.02.12.705574</w:t>
-        </w:r>
-      </w:hyperlink>
-    </w:p>
-    <w:p>
-      <w:pPr>
-        <w:pStyle w:val="BodyText"/>
-        <w:bidi w:val="0"/>
-        <w:jc w:val="left"/>
-        <w:rPr/>
-      </w:pPr>
-      <w:r>
-        <w:rPr/>
         <w:t xml:space="preserve">Tournier, J.-D., Calamante, F., &amp; Connelly, A. (2010). Improved probabilistic streamlines tractography by 2nd order integration over fibre orientation distributions. </w:t>
       </w:r>
       <w:r>
@@ -26666,7 +26510,7 @@
         <w:rPr/>
         <w:t xml:space="preserve">, 116137. </w:t>
       </w:r>
-      <w:hyperlink r:id="rId54">
+      <w:hyperlink r:id="rId52">
         <w:r>
           <w:rPr>
             <w:rStyle w:val="Hyperlink"/>
@@ -26696,7 +26540,7 @@
         <w:rPr/>
         <w:t xml:space="preserve">, 1155–1167. </w:t>
       </w:r>
-      <w:hyperlink r:id="rId55">
+      <w:hyperlink r:id="rId53">
         <w:r>
           <w:rPr>
             <w:rStyle w:val="Hyperlink"/>
@@ -26726,7 +26570,7 @@
         <w:rPr/>
         <w:t xml:space="preserve">(5), 1165–1177. </w:t>
       </w:r>
-      <w:hyperlink r:id="rId56">
+      <w:hyperlink r:id="rId54">
         <w:r>
           <w:rPr>
             <w:rStyle w:val="Hyperlink"/>
@@ -26756,7 +26600,7 @@
         <w:rPr/>
         <w:t xml:space="preserve">, 318–331. </w:t>
       </w:r>
-      <w:hyperlink r:id="rId57">
+      <w:hyperlink r:id="rId55">
         <w:r>
           <w:rPr>
             <w:rStyle w:val="Hyperlink"/>
@@ -26786,7 +26630,7 @@
         <w:rPr/>
         <w:t xml:space="preserve">, 239–253. </w:t>
       </w:r>
-      <w:hyperlink r:id="rId58">
+      <w:hyperlink r:id="rId56">
         <w:r>
           <w:rPr>
             <w:rStyle w:val="Hyperlink"/>
@@ -26816,7 +26660,7 @@
         <w:rPr/>
         <w:t xml:space="preserve">, 381–397. </w:t>
       </w:r>
-      <w:hyperlink r:id="rId59">
+      <w:hyperlink r:id="rId57">
         <w:r>
           <w:rPr>
             <w:rStyle w:val="Hyperlink"/>
@@ -26846,7 +26690,7 @@
         <w:rPr/>
         <w:t xml:space="preserve">(11), e49790. </w:t>
       </w:r>
-      <w:hyperlink r:id="rId60">
+      <w:hyperlink r:id="rId58">
         <w:r>
           <w:rPr>
             <w:rStyle w:val="Hyperlink"/>
@@ -26876,7 +26720,7 @@
         <w:rPr/>
         <w:t xml:space="preserve">(4), 1000–1016. </w:t>
       </w:r>
-      <w:hyperlink r:id="rId61">
+      <w:hyperlink r:id="rId59">
         <w:r>
           <w:rPr>
             <w:rStyle w:val="Hyperlink"/>
@@ -27548,19 +27392,67 @@
       </w:pPr>
       <w:r>
         <w:rPr/>
-        <w:t>export NTHREADS=8            # threads per MRtrix or ANTs command</w:t>
-      </w:r>
-    </w:p>
-    <w:p>
-      <w:pPr>
-        <w:pStyle w:val="PreformattedTextcode"/>
-        <w:bidi w:val="0"/>
-        <w:jc w:val="left"/>
-        <w:rPr/>
-      </w:pPr>
-      <w:r>
-        <w:rPr/>
-        <w:t>export MAXJOBS=8             # participants processed concurrently in light steps</w:t>
+        <w:t># Peak load is roughly threads x concurrent participants; lower these on a shared machine.</w:t>
+      </w:r>
+    </w:p>
+    <w:p>
+      <w:pPr>
+        <w:pStyle w:val="PreformattedTextcode"/>
+        <w:bidi w:val="0"/>
+        <w:jc w:val="left"/>
+        <w:rPr/>
+      </w:pPr>
+      <w:r>
+        <w:rPr/>
+        <w:t>export NTHREADS=8            # threads per MRtrix command</w:t>
+      </w:r>
+    </w:p>
+    <w:p>
+      <w:pPr>
+        <w:pStyle w:val="PreformattedTextcode"/>
+        <w:bidi w:val="0"/>
+        <w:jc w:val="left"/>
+        <w:rPr/>
+      </w:pPr>
+      <w:r>
+        <w:rPr/>
+        <w:t>export MAXJOBS=8             # participants processed concurrently in light steps (2, 3)</w:t>
+      </w:r>
+    </w:p>
+    <w:p>
+      <w:pPr>
+        <w:pStyle w:val="PreformattedTextcode"/>
+        <w:bidi w:val="0"/>
+        <w:jc w:val="left"/>
+        <w:rPr/>
+      </w:pPr>
+      <w:r>
+        <w:rPr/>
+        <w:t>export ANTS_THREADS=4        # threads per registration (Step 1)</w:t>
+      </w:r>
+    </w:p>
+    <w:p>
+      <w:pPr>
+        <w:pStyle w:val="PreformattedTextcode"/>
+        <w:bidi w:val="0"/>
+        <w:jc w:val="left"/>
+        <w:rPr/>
+      </w:pPr>
+      <w:r>
+        <w:rPr/>
+        <w:t>export ANTS_JOBS=4           # registrations run concurrently (Step 1)</w:t>
+      </w:r>
+    </w:p>
+    <w:p>
+      <w:pPr>
+        <w:pStyle w:val="PreformattedTextcode"/>
+        <w:bidi w:val="0"/>
+        <w:jc w:val="left"/>
+        <w:rPr/>
+      </w:pPr>
+      <w:r>
+        <w:rPr/>
+        <w:t>export FOD_JOBS=2            # FOD estimations run concurrently (Step 0b; memory-intensive)</w:t>
       </w:r>
     </w:p>
     <w:p>
@@ -28067,41 +27959,6 @@
       </w:pPr>
       <w:r>
         <w:rPr/>
-        <w:t>ANTS_THREADS=4      # threads per registration</w:t>
-      </w:r>
-    </w:p>
-    <w:p>
-      <w:pPr>
-        <w:pStyle w:val="PreformattedTextcode"/>
-        <w:bidi w:val="0"/>
-        <w:jc w:val="left"/>
-        <w:rPr/>
-      </w:pPr>
-      <w:r>
-        <w:rPr/>
-        <w:t>ANTS_JOBS=4         # registrations run concurrently</w:t>
-      </w:r>
-    </w:p>
-    <w:p>
-      <w:pPr>
-        <w:pStyle w:val="PreformattedTextcode"/>
-        <w:bidi w:val="0"/>
-        <w:jc w:val="left"/>
-        <w:rPr/>
-      </w:pPr>
-      <w:r>
-        <w:rPr/>
-      </w:r>
-    </w:p>
-    <w:p>
-      <w:pPr>
-        <w:pStyle w:val="PreformattedTextcode"/>
-        <w:bidi w:val="0"/>
-        <w:jc w:val="left"/>
-        <w:rPr/>
-      </w:pPr>
-      <w:r>
-        <w:rPr/>
         <w:t>register_one() {</w:t>
       </w:r>
     </w:p>
@@ -48368,7 +48225,7 @@
       </w:pPr>
       <w:r>
         <w:rPr/>
-        <w:t># Phase 3 (memory-intensive: two participants at a time)</w:t>
+        <w:t># Phase 3 (memory-intensive: $FOD_JOBS participants at a time)</w:t>
       </w:r>
     </w:p>
     <w:p>
@@ -48412,7 +48269,7 @@
       </w:r>
       <w:r>
         <w:rPr/>
-        <w:t>throttle 2</w:t>
+        <w:t>throttle "$FOD_JOBS"</w:t>
       </w:r>
     </w:p>
     <w:p>

--- a/static/supplement/MesoConnect_Supplementary_Methods.docx
+++ b/static/supplement/MesoConnect_Supplementary_Methods.docx
@@ -5060,7 +5060,7 @@
       </w:pPr>
       <w:r>
         <w:rPr/>
-        <w:t>The workflow comprises nine steps applied to one tract at a time (Figure S1). Steps 1 and 2 are performed once per participant and reused across tracts. Steps 3 through 9 are repeated for each tract by changing the seed, target and atlas file in the configuration.</w:t>
+        <w:t>The workflow comprises nine steps applied to one tract at a time (Figure S1). Step 1 is performed once per participant and reused across tracts. Steps 2 through 9 are repeated for each tract by changing the tract name and the seed, target and atlas files in the configuration.</w:t>
       </w:r>
     </w:p>
     <w:p>
@@ -5327,7 +5327,37 @@
       </w:pPr>
       <w:r>
         <w:rPr/>
-        <w:t>Table S6 lists the per-participant inputs. When the T1 image is already aligned to the diffusion grid, as in Human Connectome Project data, the affine matrix is omitted and the warp script resamples directly.</w:t>
+        <w:t xml:space="preserve">Table S6 lists the per-participant inputs. When the T1 image is already aligned to the diffusion image, as in Human Connectome Project data, no affine matrix is needed: </w:t>
+      </w:r>
+      <w:r>
+        <w:rPr>
+          <w:rStyle w:val="SourceText"/>
+        </w:rPr>
+        <w:t>T1_TO_DWI</w:t>
+      </w:r>
+      <w:r>
+        <w:rPr/>
+        <w:t xml:space="preserve"> is set to </w:t>
+      </w:r>
+      <w:r>
+        <w:rPr>
+          <w:rStyle w:val="SourceText"/>
+        </w:rPr>
+        <w:t>header</w:t>
+      </w:r>
+      <w:r>
+        <w:rPr/>
+        <w:t xml:space="preserve"> in the configuration and the warp script resamples by image header. With the default, </w:t>
+      </w:r>
+      <w:r>
+        <w:rPr>
+          <w:rStyle w:val="SourceText"/>
+        </w:rPr>
+        <w:t>matrix</w:t>
+      </w:r>
+      <w:r>
+        <w:rPr/>
+        <w:t>, a participant without a matrix is reported as missing an input.</w:t>
       </w:r>
     </w:p>
     <w:p>
@@ -5865,7 +5895,17 @@
             </w:pPr>
             <w:r>
               <w:rPr/>
-              <w:t>T1 → diffusion affine matrix (if the grids differ)</w:t>
+              <w:t xml:space="preserve">T1 → diffusion affine matrix (when </w:t>
+            </w:r>
+            <w:r>
+              <w:rPr>
+                <w:rStyle w:val="SourceText"/>
+              </w:rPr>
+              <w:t>T1_TO_DWI=matrix</w:t>
+            </w:r>
+            <w:r>
+              <w:rPr/>
+              <w:t>)</w:t>
             </w:r>
           </w:p>
         </w:tc>
@@ -6158,7 +6198,7 @@
       </w:pPr>
       <w:r>
         <w:rPr/>
-        <w:t>$OUT/qc/&lt;tract&gt;_tckgen_summary.csv   streamlines reached and seeds used            (Step 5)</w:t>
+        <w:t>$OUT/qc/&lt;tract&gt;_tckgen_summary.csv   streamlines selected and generated            (Step 5)</w:t>
       </w:r>
     </w:p>
     <w:p>
@@ -6385,7 +6425,7 @@
       </w:r>
       <w:r>
         <w:rPr/>
-        <w:t xml:space="preserve">) are changed for each tract. Every step script writes a log to </w:t>
+        <w:t xml:space="preserve">) are changed for each tract. The shell scripts write a log to </w:t>
       </w:r>
       <w:r>
         <w:rPr>
@@ -6395,7 +6435,7 @@
       </w:r>
       <w:r>
         <w:rPr/>
-        <w:t xml:space="preserve"> and skips participants whose output already exists, so an interrupted run can be restarted with the same command; setting </w:t>
+        <w:t xml:space="preserve">. Steps 0b, 1, 2, 3, 5, 6, 7 and 8a skip participants whose output already exists, so an interrupted run can be restarted with the same command; tractograms and FOD images are written under a temporary name and renamed on completion, so a file left by an interrupted run is never taken for a finished one. Setting </w:t>
       </w:r>
       <w:r>
         <w:rPr>
@@ -6405,7 +6445,17 @@
       </w:r>
       <w:r>
         <w:rPr/>
-        <w:t xml:space="preserve"> recomputes existing outputs. Steps 0b, 1 and 5 require hours on a full sample and should be run under </w:t>
+        <w:t xml:space="preserve"> recomputes existing outputs. Steps 4, 8, 8b and 9 recompute on every run. The Python and R scripts read the settings exported by </w:t>
+      </w:r>
+      <w:r>
+        <w:rPr>
+          <w:rStyle w:val="SourceText"/>
+        </w:rPr>
+        <w:t>source 00_config.sh</w:t>
+      </w:r>
+      <w:r>
+        <w:rPr/>
+        <w:t xml:space="preserve">; the file must be sourced again after every edit, otherwise those scripts continue to use the previous values. Steps 0b, 1 and 5 require hours on a full sample and should be run under </w:t>
       </w:r>
       <w:r>
         <w:rPr>
@@ -6415,7 +6465,57 @@
       </w:r>
       <w:r>
         <w:rPr/>
-        <w:t xml:space="preserve"> or a job scheduler. The concurrency limits in the scripts were set for a shared 48-core node and should be reduced on a workstation.</w:t>
+        <w:t xml:space="preserve"> or a job scheduler. The concurrency settings in the configuration (</w:t>
+      </w:r>
+      <w:r>
+        <w:rPr>
+          <w:rStyle w:val="SourceText"/>
+        </w:rPr>
+        <w:t>NTHREADS</w:t>
+      </w:r>
+      <w:r>
+        <w:rPr/>
+        <w:t xml:space="preserve">, </w:t>
+      </w:r>
+      <w:r>
+        <w:rPr>
+          <w:rStyle w:val="SourceText"/>
+        </w:rPr>
+        <w:t>MAXJOBS</w:t>
+      </w:r>
+      <w:r>
+        <w:rPr/>
+        <w:t xml:space="preserve">, </w:t>
+      </w:r>
+      <w:r>
+        <w:rPr>
+          <w:rStyle w:val="SourceText"/>
+        </w:rPr>
+        <w:t>ANTS_THREADS</w:t>
+      </w:r>
+      <w:r>
+        <w:rPr/>
+        <w:t xml:space="preserve">, </w:t>
+      </w:r>
+      <w:r>
+        <w:rPr>
+          <w:rStyle w:val="SourceText"/>
+        </w:rPr>
+        <w:t>ANTS_JOBS</w:t>
+      </w:r>
+      <w:r>
+        <w:rPr/>
+        <w:t xml:space="preserve">, </w:t>
+      </w:r>
+      <w:r>
+        <w:rPr>
+          <w:rStyle w:val="SourceText"/>
+        </w:rPr>
+        <w:t>FOD_JOBS</w:t>
+      </w:r>
+      <w:r>
+        <w:rPr/>
+        <w:t>) were chosen for a 48-core node and should be reduced on a workstation or a shared machine.</w:t>
       </w:r>
     </w:p>
     <w:p>
@@ -6582,7 +6682,7 @@
       </w:pPr>
       <w:r>
         <w:rPr/>
-        <w:t>python 08a_noddi_fit.py           # only if NODDI maps are wanted</w:t>
+        <w:t>python 08a_noddi_fit.py           # omit to profile FA only; Step 8 drops metrics with no maps</w:t>
       </w:r>
     </w:p>
     <w:p>
@@ -6914,7 +7014,17 @@
       </w:pPr>
       <w:r>
         <w:rPr/>
-        <w:t>If the T1 image has not been skull-stripped, this should be done first; atlas construction used SynthStrip (Hoopes et al., 2022) and the example dataset used ANTs brain extraction. If the T1 image is already aligned to the diffusion grid, this warp is the only transform required.</w:t>
+        <w:t>If the T1 image has not been skull-stripped, this should be done first; atlas construction used SynthStrip (Hoopes et al., 2022) and the example dataset used ANTs brain extraction. If the T1 image is already aligned to the diffusion image, this warp is the only transform required (</w:t>
+      </w:r>
+      <w:r>
+        <w:rPr>
+          <w:rStyle w:val="SourceText"/>
+        </w:rPr>
+        <w:t>T1_TO_DWI=header</w:t>
+      </w:r>
+      <w:r>
+        <w:rPr/>
+        <w:t xml:space="preserve"> in the configuration).</w:t>
       </w:r>
     </w:p>
     <w:p>
@@ -7084,7 +7194,7 @@
       </w:pPr>
       <w:r>
         <w:rPr/>
-        <w:t># T1 -&gt; diffusion (FLIRT, linear); -usesqform replaces -init when T1 and diffusion share a grid</w:t>
+        <w:t># T1 -&gt; diffusion (FLIRT, linear); with T1_TO_DWI=header, -usesqform replaces -init &lt;matrix&gt;</w:t>
       </w:r>
     </w:p>
     <w:p>
@@ -7187,7 +7297,7 @@
       </w:pPr>
       <w:r>
         <w:rPr/>
-        <w:t>Automated checks cover file completeness, image dimensions against the diffusion reference, binariness, laterality (left-hemisphere regions located in the left hemisphere), voxel counts, and the seed–target overlap, which must be zero. Participants whose voxel counts fall more than two standard deviations from the sample mean are flagged for inspection. Table S7 gives the counts obtained in the example dataset. A registration cross-correlation below .60 was also flagged; two participants scored .59 and were retained after visual inspection.</w:t>
+        <w:t>The script ends with a per-participant table of the voxel counts of the warped seed, target and atlas and of the seed–target overlap, which must be zero; participants with missing outputs are listed as such. Voxel counts far from the sample mean (more than two standard deviations is a useful criterion) indicate a failed registration and call for inspection of that participant. Table S7 gives the counts obtained in the example dataset. In that dataset image dimensions, binariness and laterality (left-hemisphere regions located in the left hemisphere) were also checked for every participant, and a cross-correlation below .60 between the warped template and the T1 image was flagged; two participants scored .59 and were retained after visual inspection. These additional checks are not part of the distributed script.</w:t>
       </w:r>
     </w:p>
     <w:p>
@@ -13148,7 +13258,17 @@
       </w:r>
       <w:r>
         <w:rPr/>
-        <w:t xml:space="preserve"> argument exists in pyAFQ 3 and later; the script omits it under earlier versions, whose behaviour it reproduces.</w:t>
+        <w:t xml:space="preserve"> argument exists in pyAFQ 3 and later; the script omits it under earlier versions, whose behaviour it reproduces. In pyAFQ 1.3.2 and earlier the function is imported from </w:t>
+      </w:r>
+      <w:r>
+        <w:rPr>
+          <w:rStyle w:val="SourceText"/>
+        </w:rPr>
+        <w:t>AFQ.segmentation</w:t>
+      </w:r>
+      <w:r>
+        <w:rPr/>
+        <w:t>; the script tries both locations.</w:t>
       </w:r>
     </w:p>
     <w:p>
@@ -16274,7 +16394,7 @@
       </w:pPr>
       <w:r>
         <w:rPr/>
-        <w:t xml:space="preserve">The observed </w:t>
+        <w:t xml:space="preserve">Each node yields a </w:t>
       </w:r>
       <w:r>
         <w:rPr>
@@ -16284,7 +16404,7 @@
       </w:r>
       <w:r>
         <w:rPr/>
-        <w:t xml:space="preserve"> statistic at each node is evaluated against a Freedman–Lane permutation distribution (Freedman &amp; Lane, 1983; Winkler et al., 2014): the residuals of the reduced model are permuted, all 100 nodes are refitted, and the procedure is repeated 5,000 times. Adjacent nodes with </w:t>
+        <w:t xml:space="preserve"> statistic and a parametric </w:t>
       </w:r>
       <w:r>
         <w:rPr>
@@ -16294,7 +16414,17 @@
       </w:r>
       <w:r>
         <w:rPr/>
-        <w:t xml:space="preserve"> &lt; .05 form clusters, and a cluster is retained when its extent equals or exceeds the 95th percentile of the null distribution of maximum cluster extent.</w:t>
+        <w:t xml:space="preserve"> value, and adjacent nodes with </w:t>
+      </w:r>
+      <w:r>
+        <w:rPr>
+          <w:rStyle w:val="Emphasis"/>
+        </w:rPr>
+        <w:t>p</w:t>
+      </w:r>
+      <w:r>
+        <w:rPr/>
+        <w:t xml:space="preserve"> &lt; .05 form clusters. Family-wise error is controlled at the cluster level with a Freedman–Lane permutation procedure (Freedman &amp; Lane, 1983; Winkler et al., 2014): the residuals of the reduced model are permuted, all 100 nodes are refitted, the largest cluster of each permutation is recorded, and the procedure is repeated 5,000 times. A cluster is retained when its extent equals or exceeds the 95th percentile of this null distribution of maximum cluster extent. The permutations are drawn once from a fixed seed, so results do not depend on the number of cores. Variables are not standardized in this script; the node-wise estimates are in the units of the outcome per unit of the metric.</w:t>
       </w:r>
     </w:p>
     <w:p>
@@ -22595,7 +22725,7 @@
       </w:r>
       <w:r>
         <w:rPr/>
-        <w:t xml:space="preserve"> is run once in the shell before they are called. Each shell script writes a log to </w:t>
+        <w:t xml:space="preserve"> is run in the shell before they are called, and again after every edit to the file. Each shell script writes a log to </w:t>
       </w:r>
       <w:r>
         <w:rPr>
@@ -22605,7 +22735,7 @@
       </w:r>
       <w:r>
         <w:rPr/>
-        <w:t>. Every script skips participants whose output already exists (</w:t>
+        <w:t>. Steps 0b, 1, 2, 3, 5, 6, 7 and 8a skip participants whose output already exists (</w:t>
       </w:r>
       <w:r>
         <w:rPr>
@@ -22615,7 +22745,7 @@
       </w:r>
       <w:r>
         <w:rPr/>
-        <w:t xml:space="preserve"> recomputes) and reports missing inputs by participant.</w:t>
+        <w:t xml:space="preserve"> recomputes); Steps 4, 8, 8b and 9 recompute on every run. Missing inputs are reported by participant.</w:t>
       </w:r>
     </w:p>
     <w:p>
@@ -24905,17 +25035,7 @@
       </w:pPr>
       <w:r>
         <w:rPr/>
-        <w:t xml:space="preserve">[Whole tract: The metric was averaged across nodes and related to the outcome in a linear model (or, for subregional tracts sharing most of their course, a mixed model with a subregion term and a random intercept for participant, in which the outcome × subregion interaction was tested by likelihood ratio).] [Quartiles: The metric was averaged within nodes 0–24, 25–49, 50–74 and 75–99 and the same model was fitted per quartile, with correction across quartiles by false discovery rate (or maximum-statistic permutation).] [Nodes: At each node the outcome was regressed on the metric and covariates, and node-wise </w:t>
-      </w:r>
-      <w:r>
-        <w:rPr>
-          <w:rStyle w:val="Emphasis"/>
-        </w:rPr>
-        <w:t>t</w:t>
-      </w:r>
-      <w:r>
-        <w:rPr/>
-        <w:t xml:space="preserve"> statistics were evaluated against a Freedman–Lane permutation distribution (Freedman &amp; Lane, 1983; Winkler et al., 2014) with 5,000 permutations; clusters of adjacent nodes with </w:t>
+        <w:t xml:space="preserve">[Whole tract: The metric was averaged across nodes and related to the outcome in a linear model (or, for subregional tracts sharing most of their course, a mixed model with a subregion term and a random intercept for participant, in which the outcome × subregion interaction was tested by likelihood ratio).] [Quartiles: The metric was averaged within nodes 0–24, 25–49, 50–74 and 75–99 and the same model was fitted per quartile, with correction across quartiles by false discovery rate (or maximum-statistic permutation).] [Nodes: At each node the outcome was regressed on the metric and covariates. Adjacent nodes with parametric </w:t>
       </w:r>
       <w:r>
         <w:rPr>
@@ -24925,7 +25045,7 @@
       </w:r>
       <w:r>
         <w:rPr/>
-        <w:t xml:space="preserve"> &lt; .05 were retained when their extent reached the 95th percentile of the null distribution of maximum cluster extent.] Covariates were [intracranial volume, the mean streamline length and streamline count of the cleaned bundle, absolute head motion and age]; all variables were standardized. The resolution of analysis and the covariate set were specified before results were examined.</w:t>
+        <w:t xml:space="preserve"> &lt; .05 formed clusters, and family-wise error was controlled at the cluster level: a null distribution of maximum cluster extent was obtained from 5,000 Freedman–Lane permutations (Freedman &amp; Lane, 1983; Winkler et al., 2014), and clusters were retained when their extent reached the 95th percentile of that distribution.] Covariates were [intracranial volume, the mean streamline length and streamline count of the cleaned bundle, absolute head motion and age]. [Variables in the whole-tract and quartile models were standardized.] The resolution of analysis and the covariate set were specified before results were examined.</w:t>
       </w:r>
     </w:p>
     <w:p>
@@ -27060,7 +27180,7 @@
       </w:pPr>
       <w:r>
         <w:rPr/>
-        <w:t>export FORCE=0                                   # 1 = recompute existing outputs</w:t>
+        <w:t>export FORCE="${FORCE:-0}"                        # 1 = recompute existing outputs</w:t>
       </w:r>
     </w:p>
     <w:p>
@@ -27166,6 +27286,65 @@
       </w:pPr>
       <w:r>
         <w:rPr/>
+        <w:t># --- T1 -&gt; diffusion transform applied in Step 2 --------------------------------</w:t>
+      </w:r>
+    </w:p>
+    <w:p>
+      <w:pPr>
+        <w:pStyle w:val="PreformattedTextcode"/>
+        <w:bidi w:val="0"/>
+        <w:jc w:val="left"/>
+        <w:rPr/>
+      </w:pPr>
+      <w:r>
+        <w:rPr/>
+        <w:t>#   matrix  apply $PROJECT/xfm/&lt;subj&gt;/str2diff.mat (a missing matrix is a missing input)</w:t>
+      </w:r>
+    </w:p>
+    <w:p>
+      <w:pPr>
+        <w:pStyle w:val="PreformattedTextcode"/>
+        <w:bidi w:val="0"/>
+        <w:jc w:val="left"/>
+        <w:rPr/>
+      </w:pPr>
+      <w:r>
+        <w:rPr/>
+        <w:t>#   header  T1 and diffusion images already share a space: resample by image header only</w:t>
+      </w:r>
+    </w:p>
+    <w:p>
+      <w:pPr>
+        <w:pStyle w:val="PreformattedTextcode"/>
+        <w:bidi w:val="0"/>
+        <w:jc w:val="left"/>
+        <w:rPr/>
+      </w:pPr>
+      <w:r>
+        <w:rPr/>
+        <w:t>export T1_TO_DWI="matrix"</w:t>
+      </w:r>
+    </w:p>
+    <w:p>
+      <w:pPr>
+        <w:pStyle w:val="PreformattedTextcode"/>
+        <w:bidi w:val="0"/>
+        <w:jc w:val="left"/>
+        <w:rPr/>
+      </w:pPr>
+      <w:r>
+        <w:rPr/>
+      </w:r>
+    </w:p>
+    <w:p>
+      <w:pPr>
+        <w:pStyle w:val="PreformattedTextcode"/>
+        <w:bidi w:val="0"/>
+        <w:jc w:val="left"/>
+        <w:rPr/>
+      </w:pPr>
+      <w:r>
+        <w:rPr/>
         <w:t># --- corridor and tractography parameters (see Reference: Parameters) --------</w:t>
       </w:r>
     </w:p>
@@ -27593,6 +27772,97 @@
       </w:pPr>
       <w:r>
         <w:rPr/>
+        <w:t># Participant IDs as the array SUBJECTS.  Tolerates CRLF line endings, blank lines</w:t>
+      </w:r>
+    </w:p>
+    <w:p>
+      <w:pPr>
+        <w:pStyle w:val="PreformattedTextcode"/>
+        <w:bidi w:val="0"/>
+        <w:jc w:val="left"/>
+        <w:rPr/>
+      </w:pPr>
+      <w:r>
+        <w:rPr/>
+        <w:t># and a missing final newline, none of which a "while read" loop handles.</w:t>
+      </w:r>
+    </w:p>
+    <w:p>
+      <w:pPr>
+        <w:pStyle w:val="PreformattedTextcode"/>
+        <w:bidi w:val="0"/>
+        <w:jc w:val="left"/>
+        <w:rPr/>
+      </w:pPr>
+      <w:r>
+        <w:rPr/>
+        <w:t>read_subjects() {</w:t>
+      </w:r>
+    </w:p>
+    <w:p>
+      <w:pPr>
+        <w:pStyle w:val="PreformattedTextcode"/>
+        <w:bidi w:val="0"/>
+        <w:jc w:val="left"/>
+        <w:rPr/>
+      </w:pPr>
+      <w:r>
+        <w:rPr/>
+        <w:t xml:space="preserve">  </w:t>
+      </w:r>
+      <w:r>
+        <w:rPr/>
+        <w:t>SUBJECTS=($(tr -d '\r' &lt; "$SUBJECTS_FILE"))</w:t>
+      </w:r>
+    </w:p>
+    <w:p>
+      <w:pPr>
+        <w:pStyle w:val="PreformattedTextcode"/>
+        <w:bidi w:val="0"/>
+        <w:jc w:val="left"/>
+        <w:rPr/>
+      </w:pPr>
+      <w:r>
+        <w:rPr/>
+        <w:t xml:space="preserve">  </w:t>
+      </w:r>
+      <w:r>
+        <w:rPr/>
+        <w:t>echo "== ${#SUBJECTS[@]} participants in $SUBJECTS_FILE"</w:t>
+      </w:r>
+    </w:p>
+    <w:p>
+      <w:pPr>
+        <w:pStyle w:val="PreformattedTextcode"/>
+        <w:bidi w:val="0"/>
+        <w:jc w:val="left"/>
+        <w:rPr/>
+      </w:pPr>
+      <w:r>
+        <w:rPr/>
+        <w:t>}</w:t>
+      </w:r>
+    </w:p>
+    <w:p>
+      <w:pPr>
+        <w:pStyle w:val="PreformattedTextcode"/>
+        <w:bidi w:val="0"/>
+        <w:jc w:val="left"/>
+        <w:rPr/>
+      </w:pPr>
+      <w:r>
+        <w:rPr/>
+      </w:r>
+    </w:p>
+    <w:p>
+      <w:pPr>
+        <w:pStyle w:val="PreformattedTextcode"/>
+        <w:bidi w:val="0"/>
+        <w:jc w:val="left"/>
+        <w:rPr/>
+      </w:pPr>
+      <w:r>
+        <w:rPr/>
         <w:t># Block until fewer than N background jobs are running.  Usage: throttle N</w:t>
       </w:r>
     </w:p>
@@ -27688,6 +27958,93 @@
       </w:pPr>
       <w:r>
         <w:rPr/>
+        <w:t># Block until every background job has finished.  A bare "wait" must not be used:</w:t>
+      </w:r>
+    </w:p>
+    <w:p>
+      <w:pPr>
+        <w:pStyle w:val="PreformattedTextcode"/>
+        <w:bidi w:val="0"/>
+        <w:jc w:val="left"/>
+        <w:rPr/>
+      </w:pPr>
+      <w:r>
+        <w:rPr/>
+        <w:t># bash 5.0 to 5.2 would also wait for the logging process started by start_log,</w:t>
+      </w:r>
+    </w:p>
+    <w:p>
+      <w:pPr>
+        <w:pStyle w:val="PreformattedTextcode"/>
+        <w:bidi w:val="0"/>
+        <w:jc w:val="left"/>
+        <w:rPr/>
+      </w:pPr>
+      <w:r>
+        <w:rPr/>
+        <w:t># which never exits while the script is running.</w:t>
+      </w:r>
+    </w:p>
+    <w:p>
+      <w:pPr>
+        <w:pStyle w:val="PreformattedTextcode"/>
+        <w:bidi w:val="0"/>
+        <w:jc w:val="left"/>
+        <w:rPr/>
+      </w:pPr>
+      <w:r>
+        <w:rPr/>
+        <w:t>wait_for_jobs() {</w:t>
+      </w:r>
+    </w:p>
+    <w:p>
+      <w:pPr>
+        <w:pStyle w:val="PreformattedTextcode"/>
+        <w:bidi w:val="0"/>
+        <w:jc w:val="left"/>
+        <w:rPr/>
+      </w:pPr>
+      <w:r>
+        <w:rPr/>
+        <w:t xml:space="preserve">  </w:t>
+      </w:r>
+      <w:r>
+        <w:rPr/>
+        <w:t>throttle 1</w:t>
+      </w:r>
+    </w:p>
+    <w:p>
+      <w:pPr>
+        <w:pStyle w:val="PreformattedTextcode"/>
+        <w:bidi w:val="0"/>
+        <w:jc w:val="left"/>
+        <w:rPr/>
+      </w:pPr>
+      <w:r>
+        <w:rPr/>
+        <w:t>}</w:t>
+      </w:r>
+    </w:p>
+    <w:p>
+      <w:pPr>
+        <w:pStyle w:val="PreformattedTextcode"/>
+        <w:bidi w:val="0"/>
+        <w:jc w:val="left"/>
+        <w:rPr/>
+      </w:pPr>
+      <w:r>
+        <w:rPr/>
+      </w:r>
+    </w:p>
+    <w:p>
+      <w:pPr>
+        <w:pStyle w:val="PreformattedTextcode"/>
+        <w:bidi w:val="0"/>
+        <w:jc w:val="left"/>
+        <w:rPr/>
+      </w:pPr>
+      <w:r>
+        <w:rPr/>
         <w:t># Number of non-zero voxels in an image.</w:t>
       </w:r>
     </w:p>
@@ -27948,6 +28305,18 @@
       </w:pPr>
       <w:r>
         <w:rPr/>
+        <w:t>read_subjects</w:t>
+      </w:r>
+    </w:p>
+    <w:p>
+      <w:pPr>
+        <w:pStyle w:val="PreformattedTextcode"/>
+        <w:bidi w:val="0"/>
+        <w:jc w:val="left"/>
+        <w:rPr/>
+      </w:pPr>
+      <w:r>
+        <w:rPr/>
       </w:r>
     </w:p>
     <w:p>
@@ -28282,7 +28651,7 @@
       </w:pPr>
       <w:r>
         <w:rPr/>
-        <w:t>while read -r s; do</w:t>
+        <w:t>for s in "${SUBJECTS[@]}"; do</w:t>
       </w:r>
     </w:p>
     <w:p>
@@ -28326,19 +28695,19 @@
       </w:pPr>
       <w:r>
         <w:rPr/>
-        <w:t>done &lt; "$SUBJECTS_FILE"</w:t>
-      </w:r>
-    </w:p>
-    <w:p>
-      <w:pPr>
-        <w:pStyle w:val="PreformattedTextcode"/>
-        <w:bidi w:val="0"/>
-        <w:jc w:val="left"/>
-        <w:rPr/>
-      </w:pPr>
-      <w:r>
-        <w:rPr/>
-        <w:t>wait</w:t>
+        <w:t>done</w:t>
+      </w:r>
+    </w:p>
+    <w:p>
+      <w:pPr>
+        <w:pStyle w:val="PreformattedTextcode"/>
+        <w:bidi w:val="0"/>
+        <w:jc w:val="left"/>
+        <w:rPr/>
+      </w:pPr>
+      <w:r>
+        <w:rPr/>
+        <w:t>wait_for_jobs</w:t>
       </w:r>
     </w:p>
     <w:p>
@@ -28385,7 +28754,7 @@
       </w:pPr>
       <w:r>
         <w:rPr/>
-        <w:t>while read -r s; do</w:t>
+        <w:t>for s in "${SUBJECTS[@]}"; do</w:t>
       </w:r>
     </w:p>
     <w:p>
@@ -28478,7 +28847,7 @@
       </w:pPr>
       <w:r>
         <w:rPr/>
-        <w:t>done &lt; "$SUBJECTS_FILE"</w:t>
+        <w:t>done</w:t>
       </w:r>
     </w:p>
     <w:p>
@@ -28550,7 +28919,19 @@
       </w:pPr>
       <w:r>
         <w:rPr/>
-        <w:t># MNI -&gt; T1 with the ANTs transforms from Step 1, then T1 -&gt; diffusion with FLIRT.</w:t>
+        <w:t># MNI -&gt; T1 with the ANTs transforms from Step 1, then T1 -&gt; diffusion with FLIRT,</w:t>
+      </w:r>
+    </w:p>
+    <w:p>
+      <w:pPr>
+        <w:pStyle w:val="PreformattedTextcode"/>
+        <w:bidi w:val="0"/>
+        <w:jc w:val="left"/>
+        <w:rPr/>
+      </w:pPr>
+      <w:r>
+        <w:rPr/>
+        <w:t># using the matrix or the image header according to T1_TO_DWI in 00_config.sh.</w:t>
       </w:r>
     </w:p>
     <w:p>
@@ -28610,6 +28991,18 @@
       </w:pPr>
       <w:r>
         <w:rPr/>
+        <w:t>read_subjects</w:t>
+      </w:r>
+    </w:p>
+    <w:p>
+      <w:pPr>
+        <w:pStyle w:val="PreformattedTextcode"/>
+        <w:bidi w:val="0"/>
+        <w:jc w:val="left"/>
+        <w:rPr/>
+      </w:pPr>
+      <w:r>
+        <w:rPr/>
       </w:r>
     </w:p>
     <w:p>
@@ -28904,6 +29297,70 @@
       </w:r>
       <w:r>
         <w:rPr/>
+        <w:t>if [ "$T1_TO_DWI" = matrix ] &amp;&amp; [ ! -f "$mat" ]; then</w:t>
+      </w:r>
+    </w:p>
+    <w:p>
+      <w:pPr>
+        <w:pStyle w:val="PreformattedTextcode"/>
+        <w:bidi w:val="0"/>
+        <w:jc w:val="left"/>
+        <w:rPr/>
+      </w:pPr>
+      <w:r>
+        <w:rPr/>
+        <w:t xml:space="preserve">    </w:t>
+      </w:r>
+      <w:r>
+        <w:rPr/>
+        <w:t>echo "!! $s missing $mat"</w:t>
+      </w:r>
+    </w:p>
+    <w:p>
+      <w:pPr>
+        <w:pStyle w:val="PreformattedTextcode"/>
+        <w:bidi w:val="0"/>
+        <w:jc w:val="left"/>
+        <w:rPr/>
+      </w:pPr>
+      <w:r>
+        <w:rPr/>
+        <w:t xml:space="preserve">    </w:t>
+      </w:r>
+      <w:r>
+        <w:rPr/>
+        <w:t>return</w:t>
+      </w:r>
+    </w:p>
+    <w:p>
+      <w:pPr>
+        <w:pStyle w:val="PreformattedTextcode"/>
+        <w:bidi w:val="0"/>
+        <w:jc w:val="left"/>
+        <w:rPr/>
+      </w:pPr>
+      <w:r>
+        <w:rPr/>
+        <w:t xml:space="preserve">  </w:t>
+      </w:r>
+      <w:r>
+        <w:rPr/>
+        <w:t>fi</w:t>
+      </w:r>
+    </w:p>
+    <w:p>
+      <w:pPr>
+        <w:pStyle w:val="PreformattedTextcode"/>
+        <w:bidi w:val="0"/>
+        <w:jc w:val="left"/>
+        <w:rPr/>
+      </w:pPr>
+      <w:r>
+        <w:rPr/>
+        <w:t xml:space="preserve">  </w:t>
+      </w:r>
+      <w:r>
+        <w:rPr/>
         <w:t>mkdir -p "$d"</w:t>
       </w:r>
     </w:p>
@@ -29113,7 +29570,7 @@
       </w:r>
       <w:r>
         <w:rPr/>
-        <w:t>if [ -f "$mat" ]; then</w:t>
+        <w:t>if [ "$T1_TO_DWI" = matrix ]; then</w:t>
       </w:r>
     </w:p>
     <w:p>
@@ -29177,7 +29634,7 @@
       </w:r>
       <w:r>
         <w:rPr/>
-        <w:t># T1 and diffusion share a grid: resample onto the diffusion reference only</w:t>
+        <w:t># T1 and diffusion share a space: resample onto the diffusion grid by header</w:t>
       </w:r>
     </w:p>
     <w:p>
@@ -29308,7 +29765,7 @@
       </w:pPr>
       <w:r>
         <w:rPr/>
-        <w:t>while read -r s; do</w:t>
+        <w:t>case "$T1_TO_DWI" in</w:t>
       </w:r>
     </w:p>
     <w:p>
@@ -29324,6 +29781,89 @@
       </w:r>
       <w:r>
         <w:rPr/>
+        <w:t>matrix) echo "== T1 -&gt; diffusion: applying xfm/&lt;subj&gt;/str2diff.mat" ;;</w:t>
+      </w:r>
+    </w:p>
+    <w:p>
+      <w:pPr>
+        <w:pStyle w:val="PreformattedTextcode"/>
+        <w:bidi w:val="0"/>
+        <w:jc w:val="left"/>
+        <w:rPr/>
+      </w:pPr>
+      <w:r>
+        <w:rPr/>
+        <w:t xml:space="preserve">  </w:t>
+      </w:r>
+      <w:r>
+        <w:rPr/>
+        <w:t>header) echo "== T1 -&gt; diffusion: resampling by image header (no matrix)" ;;</w:t>
+      </w:r>
+    </w:p>
+    <w:p>
+      <w:pPr>
+        <w:pStyle w:val="PreformattedTextcode"/>
+        <w:bidi w:val="0"/>
+        <w:jc w:val="left"/>
+        <w:rPr/>
+      </w:pPr>
+      <w:r>
+        <w:rPr/>
+        <w:t xml:space="preserve">  </w:t>
+      </w:r>
+      <w:r>
+        <w:rPr/>
+        <w:t>*)      echo "!! T1_TO_DWI must be matrix or header"; exit 1 ;;</w:t>
+      </w:r>
+    </w:p>
+    <w:p>
+      <w:pPr>
+        <w:pStyle w:val="PreformattedTextcode"/>
+        <w:bidi w:val="0"/>
+        <w:jc w:val="left"/>
+        <w:rPr/>
+      </w:pPr>
+      <w:r>
+        <w:rPr/>
+        <w:t>esac</w:t>
+      </w:r>
+    </w:p>
+    <w:p>
+      <w:pPr>
+        <w:pStyle w:val="PreformattedTextcode"/>
+        <w:bidi w:val="0"/>
+        <w:jc w:val="left"/>
+        <w:rPr/>
+      </w:pPr>
+      <w:r>
+        <w:rPr/>
+      </w:r>
+    </w:p>
+    <w:p>
+      <w:pPr>
+        <w:pStyle w:val="PreformattedTextcode"/>
+        <w:bidi w:val="0"/>
+        <w:jc w:val="left"/>
+        <w:rPr/>
+      </w:pPr>
+      <w:r>
+        <w:rPr/>
+        <w:t>for s in "${SUBJECTS[@]}"; do</w:t>
+      </w:r>
+    </w:p>
+    <w:p>
+      <w:pPr>
+        <w:pStyle w:val="PreformattedTextcode"/>
+        <w:bidi w:val="0"/>
+        <w:jc w:val="left"/>
+        <w:rPr/>
+      </w:pPr>
+      <w:r>
+        <w:rPr/>
+        <w:t xml:space="preserve">  </w:t>
+      </w:r>
+      <w:r>
+        <w:rPr/>
         <w:t>warp_one "$s" &amp;</w:t>
       </w:r>
     </w:p>
@@ -29352,19 +29892,19 @@
       </w:pPr>
       <w:r>
         <w:rPr/>
-        <w:t>done &lt; "$SUBJECTS_FILE"</w:t>
-      </w:r>
-    </w:p>
-    <w:p>
-      <w:pPr>
-        <w:pStyle w:val="PreformattedTextcode"/>
-        <w:bidi w:val="0"/>
-        <w:jc w:val="left"/>
-        <w:rPr/>
-      </w:pPr>
-      <w:r>
-        <w:rPr/>
-        <w:t>wait</w:t>
+        <w:t>done</w:t>
+      </w:r>
+    </w:p>
+    <w:p>
+      <w:pPr>
+        <w:pStyle w:val="PreformattedTextcode"/>
+        <w:bidi w:val="0"/>
+        <w:jc w:val="left"/>
+        <w:rPr/>
+      </w:pPr>
+      <w:r>
+        <w:rPr/>
+        <w:t>wait_for_jobs</w:t>
       </w:r>
     </w:p>
     <w:p>
@@ -29423,7 +29963,7 @@
       </w:pPr>
       <w:r>
         <w:rPr/>
-        <w:t>while read -r s; do</w:t>
+        <w:t>for s in "${SUBJECTS[@]}"; do</w:t>
       </w:r>
     </w:p>
     <w:p>
@@ -29611,7 +30151,7 @@
       </w:pPr>
       <w:r>
         <w:rPr/>
-        <w:t>done &lt; "$SUBJECTS_FILE"</w:t>
+        <w:t>done</w:t>
       </w:r>
     </w:p>
     <w:p>
@@ -29768,6 +30308,18 @@
       </w:pPr>
       <w:r>
         <w:rPr/>
+        <w:t>read_subjects</w:t>
+      </w:r>
+    </w:p>
+    <w:p>
+      <w:pPr>
+        <w:pStyle w:val="PreformattedTextcode"/>
+        <w:bidi w:val="0"/>
+        <w:jc w:val="left"/>
+        <w:rPr/>
+      </w:pPr>
+      <w:r>
+        <w:rPr/>
       </w:r>
     </w:p>
     <w:p>
@@ -30177,7 +30729,7 @@
       </w:pPr>
       <w:r>
         <w:rPr/>
-        <w:t>while read -r s; do</w:t>
+        <w:t>for s in "${SUBJECTS[@]}"; do</w:t>
       </w:r>
     </w:p>
     <w:p>
@@ -30221,19 +30773,19 @@
       </w:pPr>
       <w:r>
         <w:rPr/>
-        <w:t>done &lt; "$SUBJECTS_FILE"</w:t>
-      </w:r>
-    </w:p>
-    <w:p>
-      <w:pPr>
-        <w:pStyle w:val="PreformattedTextcode"/>
-        <w:bidi w:val="0"/>
-        <w:jc w:val="left"/>
-        <w:rPr/>
-      </w:pPr>
-      <w:r>
-        <w:rPr/>
-        <w:t>wait</w:t>
+        <w:t>done</w:t>
+      </w:r>
+    </w:p>
+    <w:p>
+      <w:pPr>
+        <w:pStyle w:val="PreformattedTextcode"/>
+        <w:bidi w:val="0"/>
+        <w:jc w:val="left"/>
+        <w:rPr/>
+      </w:pPr>
+      <w:r>
+        <w:rPr/>
+        <w:t>wait_for_jobs</w:t>
       </w:r>
     </w:p>
     <w:p>
@@ -30292,7 +30844,7 @@
       </w:pPr>
       <w:r>
         <w:rPr/>
-        <w:t>while read -r s; do</w:t>
+        <w:t>for s in "${SUBJECTS[@]}"; do</w:t>
       </w:r>
     </w:p>
     <w:p>
@@ -30496,7 +31048,7 @@
       </w:pPr>
       <w:r>
         <w:rPr/>
-        <w:t>done &lt; "$SUBJECTS_FILE"</w:t>
+        <w:t>done</w:t>
       </w:r>
     </w:p>
     <w:p>
@@ -30593,6 +31145,30 @@
       </w:pPr>
       <w:r>
         <w:rPr/>
+        <w:t># "Selected" is the number of streamlines that met every criterion; "Generated" is</w:t>
+      </w:r>
+    </w:p>
+    <w:p>
+      <w:pPr>
+        <w:pStyle w:val="PreformattedTextcode"/>
+        <w:bidi w:val="0"/>
+        <w:jc w:val="left"/>
+        <w:rPr/>
+      </w:pPr>
+      <w:r>
+        <w:rPr/>
+        <w:t># the number tckgen had to generate (selected plus rejected) to obtain them.</w:t>
+      </w:r>
+    </w:p>
+    <w:p>
+      <w:pPr>
+        <w:pStyle w:val="PreformattedTextcode"/>
+        <w:bidi w:val="0"/>
+        <w:jc w:val="left"/>
+        <w:rPr/>
+      </w:pPr>
+      <w:r>
+        <w:rPr/>
         <w:t># Usage:</w:t>
       </w:r>
     </w:p>
@@ -30677,18 +31253,30 @@
       </w:pPr>
       <w:r>
         <w:rPr/>
-      </w:r>
-    </w:p>
-    <w:p>
-      <w:pPr>
-        <w:pStyle w:val="PreformattedTextcode"/>
-        <w:bidi w:val="0"/>
-        <w:jc w:val="left"/>
-        <w:rPr/>
-      </w:pPr>
-      <w:r>
-        <w:rPr/>
-        <w:t>PILOT=${1:-$(head -n 5 "$SUBJECTS_FILE" | tr '\n' ' ')}</w:t>
+        <w:t>read_subjects</w:t>
+      </w:r>
+    </w:p>
+    <w:p>
+      <w:pPr>
+        <w:pStyle w:val="PreformattedTextcode"/>
+        <w:bidi w:val="0"/>
+        <w:jc w:val="left"/>
+        <w:rPr/>
+      </w:pPr>
+      <w:r>
+        <w:rPr/>
+      </w:r>
+    </w:p>
+    <w:p>
+      <w:pPr>
+        <w:pStyle w:val="PreformattedTextcode"/>
+        <w:bidi w:val="0"/>
+        <w:jc w:val="left"/>
+        <w:rPr/>
+      </w:pPr>
+      <w:r>
+        <w:rPr/>
+        <w:t>PILOT=${1:-${SUBJECTS[*]:0:5}}</w:t>
       </w:r>
     </w:p>
     <w:p>
@@ -30747,7 +31335,7 @@
       </w:pPr>
       <w:r>
         <w:rPr/>
-        <w:t>printf "%-12s %-8s %-12s %-12s %-12s\n" Subject Cutoff Streamlines Seeds MeanLen_mm</w:t>
+        <w:t>printf "%-12s %-8s %-12s %-12s %-12s\n" Subject Cutoff Selected Generated MeanLen_mm</w:t>
       </w:r>
     </w:p>
     <w:p>
@@ -31063,7 +31651,7 @@
       </w:r>
       <w:r>
         <w:rPr/>
-        <w:t>seeds=$(tckinfo "$tck" | awk '$1 == "total_count:" {print $2}')</w:t>
+        <w:t>generated=$(tckinfo "$tck" | awk '$1 == "total_count:" {print $2}')</w:t>
       </w:r>
     </w:p>
     <w:p>
@@ -31159,7 +31747,7 @@
       </w:r>
       <w:r>
         <w:rPr/>
-        <w:t>printf "%-12s %-8s %-12s %-12s %-12s\n" "$s" "$c" "$count" "$seeds" "$meanlen"</w:t>
+        <w:t>printf "%-12s %-8s %-12s %-12s %-12s\n" "$s" "$c" "$count" "$generated" "$meanlen"</w:t>
       </w:r>
     </w:p>
     <w:p>
@@ -31361,7 +31949,7 @@
       </w:pPr>
       <w:r>
         <w:rPr/>
-        <w:t>(streamlines reached, seeds used, occupied voxels, Dice overlap with the most</w:t>
+        <w:t>(streamlines selected, streamlines generated, occupied voxels, Dice overlap with the most</w:t>
       </w:r>
     </w:p>
     <w:p>
@@ -31905,7 +32493,7 @@
       </w:r>
       <w:r>
         <w:rPr/>
-        <w:t>"""Streamline count, seeds used, and mean and SD of length (mm)."""</w:t>
+        <w:t>"""Streamlines selected, streamlines generated (selected plus rejected), and the</w:t>
       </w:r>
     </w:p>
     <w:p>
@@ -31921,6 +32509,22 @@
       </w:r>
       <w:r>
         <w:rPr/>
+        <w:t>mean and SD of length (mm)."""</w:t>
+      </w:r>
+    </w:p>
+    <w:p>
+      <w:pPr>
+        <w:pStyle w:val="PreformattedTextcode"/>
+        <w:bidi w:val="0"/>
+        <w:jc w:val="left"/>
+        <w:rPr/>
+      </w:pPr>
+      <w:r>
+        <w:rPr/>
+        <w:t xml:space="preserve">    </w:t>
+      </w:r>
+      <w:r>
+        <w:rPr/>
         <w:t>info = {}</w:t>
       </w:r>
     </w:p>
@@ -32001,7 +32605,7 @@
       </w:r>
       <w:r>
         <w:rPr/>
-        <w:t>seeds = int(info.get("total_count", 0))</w:t>
+        <w:t>generated = int(info.get("total_count", 0))</w:t>
       </w:r>
     </w:p>
     <w:p>
@@ -32033,7 +32637,7 @@
       </w:r>
       <w:r>
         <w:rPr/>
-        <w:t>return count, seeds, np.nan, np.nan</w:t>
+        <w:t>return count, generated, np.nan, np.nan</w:t>
       </w:r>
     </w:p>
     <w:p>
@@ -32081,7 +32685,7 @@
       </w:r>
       <w:r>
         <w:rPr/>
-        <w:t>return count, seeds, mean, sd</w:t>
+        <w:t>return count, generated, mean, sd</w:t>
       </w:r>
     </w:p>
     <w:p>
@@ -32592,7 +33196,7 @@
       </w:r>
       <w:r>
         <w:rPr/>
-        <w:t>count, seeds, mean, sd = tck_summary(tck)</w:t>
+        <w:t>count, generated, mean, sd = tck_summary(tck)</w:t>
       </w:r>
     </w:p>
     <w:p>
@@ -32640,7 +33244,7 @@
       </w:r>
       <w:r>
         <w:rPr/>
-        <w:t>"subject": s, "cutoff": c, "streamlines": count, "seeds_used": seeds,</w:t>
+        <w:t>"subject": s, "cutoff": c, "selected": count, "generated": generated,</w:t>
       </w:r>
     </w:p>
     <w:p>
@@ -33150,7 +33754,7 @@
       </w:pPr>
       <w:r>
         <w:rPr/>
-        <w:t>panels = [("streamlines", "Streamlines reached"), ("seeds_used", "Seeds used"),</w:t>
+        <w:t>panels = [("selected", "Streamlines selected"), ("generated", "Streamlines generated"),</w:t>
       </w:r>
     </w:p>
     <w:p>
@@ -33442,19 +34046,31 @@
       </w:pPr>
       <w:r>
         <w:rPr/>
-        <w:t># reached and seeds consumed.  The streamline count and length used as model</w:t>
-      </w:r>
-    </w:p>
-    <w:p>
-      <w:pPr>
-        <w:pStyle w:val="PreformattedTextcode"/>
-        <w:bidi w:val="0"/>
-        <w:jc w:val="left"/>
-        <w:rPr/>
-      </w:pPr>
-      <w:r>
-        <w:rPr/>
-        <w:t># covariates are taken from the cleaned bundles in Step 6, not from this step.</w:t>
+        <w:t># selected and streamlines generated (selected plus rejected).  The streamline</w:t>
+      </w:r>
+    </w:p>
+    <w:p>
+      <w:pPr>
+        <w:pStyle w:val="PreformattedTextcode"/>
+        <w:bidi w:val="0"/>
+        <w:jc w:val="left"/>
+        <w:rPr/>
+      </w:pPr>
+      <w:r>
+        <w:rPr/>
+        <w:t># count and length used as model covariates are taken from the cleaned bundles</w:t>
+      </w:r>
+    </w:p>
+    <w:p>
+      <w:pPr>
+        <w:pStyle w:val="PreformattedTextcode"/>
+        <w:bidi w:val="0"/>
+        <w:jc w:val="left"/>
+        <w:rPr/>
+      </w:pPr>
+      <w:r>
+        <w:rPr/>
+        <w:t># in Step 6, not from this step.</w:t>
       </w:r>
     </w:p>
     <w:p>
@@ -33502,18 +34118,30 @@
       </w:pPr>
       <w:r>
         <w:rPr/>
-      </w:r>
-    </w:p>
-    <w:p>
-      <w:pPr>
-        <w:pStyle w:val="PreformattedTextcode"/>
-        <w:bidi w:val="0"/>
-        <w:jc w:val="left"/>
-        <w:rPr/>
-      </w:pPr>
-      <w:r>
-        <w:rPr/>
-        <w:t>while read -r s; do</w:t>
+        <w:t>read_subjects</w:t>
+      </w:r>
+    </w:p>
+    <w:p>
+      <w:pPr>
+        <w:pStyle w:val="PreformattedTextcode"/>
+        <w:bidi w:val="0"/>
+        <w:jc w:val="left"/>
+        <w:rPr/>
+      </w:pPr>
+      <w:r>
+        <w:rPr/>
+      </w:r>
+    </w:p>
+    <w:p>
+      <w:pPr>
+        <w:pStyle w:val="PreformattedTextcode"/>
+        <w:bidi w:val="0"/>
+        <w:jc w:val="left"/>
+        <w:rPr/>
+      </w:pPr>
+      <w:r>
+        <w:rPr/>
+        <w:t>for s in "${SUBJECTS[@]}"; do</w:t>
       </w:r>
     </w:p>
     <w:p>
@@ -33785,7 +34413,55 @@
       </w:r>
       <w:r>
         <w:rPr/>
-        <w:t>tckgen "$PROJECT/dwi/$s/wm_fod_norm.mif" "$tck" \</w:t>
+        <w:t># tckgen creates its output file at start-up; writing to a temporary name keeps an</w:t>
+      </w:r>
+    </w:p>
+    <w:p>
+      <w:pPr>
+        <w:pStyle w:val="PreformattedTextcode"/>
+        <w:bidi w:val="0"/>
+        <w:jc w:val="left"/>
+        <w:rPr/>
+      </w:pPr>
+      <w:r>
+        <w:rPr/>
+        <w:t xml:space="preserve">  </w:t>
+      </w:r>
+      <w:r>
+        <w:rPr/>
+        <w:t># interrupted run from being mistaken for a finished tractogram on restart.</w:t>
+      </w:r>
+    </w:p>
+    <w:p>
+      <w:pPr>
+        <w:pStyle w:val="PreformattedTextcode"/>
+        <w:bidi w:val="0"/>
+        <w:jc w:val="left"/>
+        <w:rPr/>
+      </w:pPr>
+      <w:r>
+        <w:rPr/>
+        <w:t xml:space="preserve">  </w:t>
+      </w:r>
+      <w:r>
+        <w:rPr/>
+        <w:t>partial="$tdir/${TRACT}_${CUTOFF}.partial.tck"</w:t>
+      </w:r>
+    </w:p>
+    <w:p>
+      <w:pPr>
+        <w:pStyle w:val="PreformattedTextcode"/>
+        <w:bidi w:val="0"/>
+        <w:jc w:val="left"/>
+        <w:rPr/>
+      </w:pPr>
+      <w:r>
+        <w:rPr/>
+        <w:t xml:space="preserve">  </w:t>
+      </w:r>
+      <w:r>
+        <w:rPr/>
+        <w:t>if tckgen "$PROJECT/dwi/$s/wm_fod_norm.mif" "$partial" \</w:t>
       </w:r>
     </w:p>
     <w:p>
@@ -33897,7 +34573,39 @@
       </w:r>
       <w:r>
         <w:rPr/>
-        <w:t>-nthreads "$NTHREADS" -force</w:t>
+        <w:t>-nthreads "$NTHREADS" -force; then</w:t>
+      </w:r>
+    </w:p>
+    <w:p>
+      <w:pPr>
+        <w:pStyle w:val="PreformattedTextcode"/>
+        <w:bidi w:val="0"/>
+        <w:jc w:val="left"/>
+        <w:rPr/>
+      </w:pPr>
+      <w:r>
+        <w:rPr/>
+        <w:t xml:space="preserve">    </w:t>
+      </w:r>
+      <w:r>
+        <w:rPr/>
+        <w:t>mv -f "$partial" "$tck"</w:t>
+      </w:r>
+    </w:p>
+    <w:p>
+      <w:pPr>
+        <w:pStyle w:val="PreformattedTextcode"/>
+        <w:bidi w:val="0"/>
+        <w:jc w:val="left"/>
+        <w:rPr/>
+      </w:pPr>
+      <w:r>
+        <w:rPr/>
+        <w:t xml:space="preserve">    </w:t>
+      </w:r>
+      <w:r>
+        <w:rPr/>
+        <w:t>echo "&gt;&gt; $s finished"</w:t>
       </w:r>
     </w:p>
     <w:p>
@@ -33913,19 +34621,67 @@
       </w:r>
       <w:r>
         <w:rPr/>
-        <w:t>echo "&gt;&gt; $s finished"</w:t>
-      </w:r>
-    </w:p>
-    <w:p>
-      <w:pPr>
-        <w:pStyle w:val="PreformattedTextcode"/>
-        <w:bidi w:val="0"/>
-        <w:jc w:val="left"/>
-        <w:rPr/>
-      </w:pPr>
-      <w:r>
-        <w:rPr/>
-        <w:t>done &lt; "$SUBJECTS_FILE"</w:t>
+        <w:t>else</w:t>
+      </w:r>
+    </w:p>
+    <w:p>
+      <w:pPr>
+        <w:pStyle w:val="PreformattedTextcode"/>
+        <w:bidi w:val="0"/>
+        <w:jc w:val="left"/>
+        <w:rPr/>
+      </w:pPr>
+      <w:r>
+        <w:rPr/>
+        <w:t xml:space="preserve">    </w:t>
+      </w:r>
+      <w:r>
+        <w:rPr/>
+        <w:t>rm -f "$partial"</w:t>
+      </w:r>
+    </w:p>
+    <w:p>
+      <w:pPr>
+        <w:pStyle w:val="PreformattedTextcode"/>
+        <w:bidi w:val="0"/>
+        <w:jc w:val="left"/>
+        <w:rPr/>
+      </w:pPr>
+      <w:r>
+        <w:rPr/>
+        <w:t xml:space="preserve">    </w:t>
+      </w:r>
+      <w:r>
+        <w:rPr/>
+        <w:t>echo "!! $s tckgen failed or was interrupted"</w:t>
+      </w:r>
+    </w:p>
+    <w:p>
+      <w:pPr>
+        <w:pStyle w:val="PreformattedTextcode"/>
+        <w:bidi w:val="0"/>
+        <w:jc w:val="left"/>
+        <w:rPr/>
+      </w:pPr>
+      <w:r>
+        <w:rPr/>
+        <w:t xml:space="preserve">  </w:t>
+      </w:r>
+      <w:r>
+        <w:rPr/>
+        <w:t>fi</w:t>
+      </w:r>
+    </w:p>
+    <w:p>
+      <w:pPr>
+        <w:pStyle w:val="PreformattedTextcode"/>
+        <w:bidi w:val="0"/>
+        <w:jc w:val="left"/>
+        <w:rPr/>
+      </w:pPr>
+      <w:r>
+        <w:rPr/>
+        <w:t>done</w:t>
       </w:r>
     </w:p>
     <w:p>
@@ -33984,7 +34740,7 @@
       </w:pPr>
       <w:r>
         <w:rPr/>
-        <w:t>echo "Subject,Streamlines,MeanLength_mm,Seeds_used" &gt; "$stats"</w:t>
+        <w:t>echo "Subject,Selected,MeanLength_mm,Generated" &gt; "$stats"</w:t>
       </w:r>
     </w:p>
     <w:p>
@@ -34020,7 +34776,7 @@
       </w:pPr>
       <w:r>
         <w:rPr/>
-        <w:t>while read -r s; do</w:t>
+        <w:t>for s in "${SUBJECTS[@]}"; do</w:t>
       </w:r>
     </w:p>
     <w:p>
@@ -34148,7 +34904,7 @@
       </w:r>
       <w:r>
         <w:rPr/>
-        <w:t>seeds=$(tckinfo "$tck" | awk '$1 == "total_count:" {print $2}')</w:t>
+        <w:t>generated=$(tckinfo "$tck" | awk '$1 == "total_count:" {print $2}')</w:t>
       </w:r>
     </w:p>
     <w:p>
@@ -34244,7 +35000,7 @@
       </w:r>
       <w:r>
         <w:rPr/>
-        <w:t>echo "$s,$count,$meanlen,$seeds" &gt;&gt; "$stats"</w:t>
+        <w:t>echo "$s,$count,$meanlen,$generated" &gt;&gt; "$stats"</w:t>
       </w:r>
     </w:p>
     <w:p>
@@ -34308,7 +35064,7 @@
       </w:r>
       <w:r>
         <w:rPr/>
-        <w:t>echo "SHORT: $s ($count streamlines from $seeds seeds)"</w:t>
+        <w:t>echo "SHORT: $s ($count selected of $generated generated)"</w:t>
       </w:r>
     </w:p>
     <w:p>
@@ -34336,7 +35092,7 @@
       </w:pPr>
       <w:r>
         <w:rPr/>
-        <w:t>done &lt; "$SUBJECTS_FILE"</w:t>
+        <w:t>done</w:t>
       </w:r>
     </w:p>
     <w:p>
@@ -34775,6 +35531,22 @@
       </w:pPr>
       <w:r>
         <w:rPr/>
+        <w:t>try:</w:t>
+      </w:r>
+    </w:p>
+    <w:p>
+      <w:pPr>
+        <w:pStyle w:val="PreformattedTextcode"/>
+        <w:bidi w:val="0"/>
+        <w:jc w:val="left"/>
+        <w:rPr/>
+      </w:pPr>
+      <w:r>
+        <w:rPr/>
+        <w:t xml:space="preserve">    </w:t>
+      </w:r>
+      <w:r>
+        <w:rPr/>
         <w:t>from AFQ.recognition.cleaning import clean_bundle</w:t>
       </w:r>
     </w:p>
@@ -34787,6 +35559,34 @@
       </w:pPr>
       <w:r>
         <w:rPr/>
+        <w:t>except ImportError:                       # pyAFQ 1.3.2 and earlier</w:t>
+      </w:r>
+    </w:p>
+    <w:p>
+      <w:pPr>
+        <w:pStyle w:val="PreformattedTextcode"/>
+        <w:bidi w:val="0"/>
+        <w:jc w:val="left"/>
+        <w:rPr/>
+      </w:pPr>
+      <w:r>
+        <w:rPr/>
+        <w:t xml:space="preserve">    </w:t>
+      </w:r>
+      <w:r>
+        <w:rPr/>
+        <w:t>from AFQ.segmentation import clean_bundle</w:t>
+      </w:r>
+    </w:p>
+    <w:p>
+      <w:pPr>
+        <w:pStyle w:val="PreformattedTextcode"/>
+        <w:bidi w:val="0"/>
+        <w:jc w:val="left"/>
+        <w:rPr/>
+      </w:pPr>
+      <w:r>
+        <w:rPr/>
         <w:t>from dipy.io.stateful_tractogram import StatefulTractogram</w:t>
       </w:r>
     </w:p>
@@ -35258,7 +36058,7 @@
       </w:r>
       <w:r>
         <w:rPr/>
-        <w:t>cleaned, _ = clean_bundle(sft, return_idx=True, **CLEAN_ARGS)</w:t>
+        <w:t># The cleaned bundle is rebuilt from the retained indices, so that its coordinate</w:t>
       </w:r>
     </w:p>
     <w:p>
@@ -35274,7 +36074,39 @@
       </w:r>
       <w:r>
         <w:rPr/>
-        <w:t>return cleaned</w:t>
+        <w:t># space is that of the input under every pyAFQ version.</w:t>
+      </w:r>
+    </w:p>
+    <w:p>
+      <w:pPr>
+        <w:pStyle w:val="PreformattedTextcode"/>
+        <w:bidi w:val="0"/>
+        <w:jc w:val="left"/>
+        <w:rPr/>
+      </w:pPr>
+      <w:r>
+        <w:rPr/>
+        <w:t xml:space="preserve">    </w:t>
+      </w:r>
+      <w:r>
+        <w:rPr/>
+        <w:t>_, keep = clean_bundle(sft, return_idx=True, **CLEAN_ARGS)</w:t>
+      </w:r>
+    </w:p>
+    <w:p>
+      <w:pPr>
+        <w:pStyle w:val="PreformattedTextcode"/>
+        <w:bidi w:val="0"/>
+        <w:jc w:val="left"/>
+        <w:rPr/>
+      </w:pPr>
+      <w:r>
+        <w:rPr/>
+        <w:t xml:space="preserve">    </w:t>
+      </w:r>
+      <w:r>
+        <w:rPr/>
+        <w:t>return StatefulTractogram.from_sft(sft.streamlines[keep], sft)</w:t>
       </w:r>
     </w:p>
     <w:p>
@@ -37941,7 +38773,31 @@
       </w:pPr>
       <w:r>
         <w:rPr/>
-        <w:t>METRICS maps a column name to a scalar image; add or remove entries freely.</w:t>
+        <w:t>METRICS maps a column name to a scalar image; add or remove entries freely.  A metric</w:t>
+      </w:r>
+    </w:p>
+    <w:p>
+      <w:pPr>
+        <w:pStyle w:val="PreformattedTextcode"/>
+        <w:bidi w:val="0"/>
+        <w:jc w:val="left"/>
+        <w:rPr/>
+      </w:pPr>
+      <w:r>
+        <w:rPr/>
+        <w:t>whose image exists for no participant (for example NODDI when Step 8a was not run) is</w:t>
+      </w:r>
+    </w:p>
+    <w:p>
+      <w:pPr>
+        <w:pStyle w:val="PreformattedTextcode"/>
+        <w:bidi w:val="0"/>
+        <w:jc w:val="left"/>
+        <w:rPr/>
+      </w:pPr>
+      <w:r>
+        <w:rPr/>
+        <w:t>dropped with a notice; a participant missing any remaining image is skipped.</w:t>
       </w:r>
     </w:p>
     <w:p>
@@ -38480,6 +39336,128 @@
       </w:pPr>
       <w:r>
         <w:rPr/>
+        <w:t>unavailable = [m for m, template in METRICS.items()</w:t>
+      </w:r>
+    </w:p>
+    <w:p>
+      <w:pPr>
+        <w:pStyle w:val="PreformattedTextcode"/>
+        <w:bidi w:val="0"/>
+        <w:jc w:val="left"/>
+        <w:rPr/>
+      </w:pPr>
+      <w:r>
+        <w:rPr/>
+        <w:t xml:space="preserve">               </w:t>
+      </w:r>
+      <w:r>
+        <w:rPr/>
+        <w:t>if not any((PROJECT / template.format(s=s)).exists() for s in SUBJECTS)]</w:t>
+      </w:r>
+    </w:p>
+    <w:p>
+      <w:pPr>
+        <w:pStyle w:val="PreformattedTextcode"/>
+        <w:bidi w:val="0"/>
+        <w:jc w:val="left"/>
+        <w:rPr/>
+      </w:pPr>
+      <w:r>
+        <w:rPr/>
+        <w:t>for m in unavailable:</w:t>
+      </w:r>
+    </w:p>
+    <w:p>
+      <w:pPr>
+        <w:pStyle w:val="PreformattedTextcode"/>
+        <w:bidi w:val="0"/>
+        <w:jc w:val="left"/>
+        <w:rPr/>
+      </w:pPr>
+      <w:r>
+        <w:rPr/>
+        <w:t xml:space="preserve">    </w:t>
+      </w:r>
+      <w:r>
+        <w:rPr/>
+        <w:t>print(f"metric {m}: no image found for any participant; not profiled")</w:t>
+      </w:r>
+    </w:p>
+    <w:p>
+      <w:pPr>
+        <w:pStyle w:val="PreformattedTextcode"/>
+        <w:bidi w:val="0"/>
+        <w:jc w:val="left"/>
+        <w:rPr/>
+      </w:pPr>
+      <w:r>
+        <w:rPr/>
+        <w:t xml:space="preserve">    </w:t>
+      </w:r>
+      <w:r>
+        <w:rPr/>
+        <w:t>del METRICS[m]</w:t>
+      </w:r>
+    </w:p>
+    <w:p>
+      <w:pPr>
+        <w:pStyle w:val="PreformattedTextcode"/>
+        <w:bidi w:val="0"/>
+        <w:jc w:val="left"/>
+        <w:rPr/>
+      </w:pPr>
+      <w:r>
+        <w:rPr/>
+        <w:t>if not METRICS:</w:t>
+      </w:r>
+    </w:p>
+    <w:p>
+      <w:pPr>
+        <w:pStyle w:val="PreformattedTextcode"/>
+        <w:bidi w:val="0"/>
+        <w:jc w:val="left"/>
+        <w:rPr/>
+      </w:pPr>
+      <w:r>
+        <w:rPr/>
+        <w:t xml:space="preserve">    </w:t>
+      </w:r>
+      <w:r>
+        <w:rPr/>
+        <w:t>sys.exit("no scalar images found")</w:t>
+      </w:r>
+    </w:p>
+    <w:p>
+      <w:pPr>
+        <w:pStyle w:val="PreformattedTextcode"/>
+        <w:bidi w:val="0"/>
+        <w:jc w:val="left"/>
+        <w:rPr/>
+      </w:pPr>
+      <w:r>
+        <w:rPr/>
+      </w:r>
+    </w:p>
+    <w:p>
+      <w:pPr>
+        <w:pStyle w:val="PreformattedTextcode"/>
+        <w:bidi w:val="0"/>
+        <w:jc w:val="left"/>
+        <w:rPr/>
+      </w:pPr>
+      <w:r>
+        <w:rPr/>
+      </w:r>
+    </w:p>
+    <w:p>
+      <w:pPr>
+        <w:pStyle w:val="PreformattedTextcode"/>
+        <w:bidi w:val="0"/>
+        <w:jc w:val="left"/>
+        <w:rPr/>
+      </w:pPr>
+      <w:r>
+        <w:rPr/>
         <w:t>def seed_centre_mm(s):</w:t>
       </w:r>
     </w:p>
@@ -41990,6 +42968,34 @@
       </w:pPr>
       <w:r>
         <w:rPr/>
+        <w:t>if not 0 &lt;= args.trim &lt; 25:</w:t>
+      </w:r>
+    </w:p>
+    <w:p>
+      <w:pPr>
+        <w:pStyle w:val="PreformattedTextcode"/>
+        <w:bidi w:val="0"/>
+        <w:jc w:val="left"/>
+        <w:rPr/>
+      </w:pPr>
+      <w:r>
+        <w:rPr/>
+        <w:t xml:space="preserve">    </w:t>
+      </w:r>
+      <w:r>
+        <w:rPr/>
+        <w:t>sys.exit("--trim must be between 0 and 24 (nodes excluded at each end)")</w:t>
+      </w:r>
+    </w:p>
+    <w:p>
+      <w:pPr>
+        <w:pStyle w:val="PreformattedTextcode"/>
+        <w:bidi w:val="0"/>
+        <w:jc w:val="left"/>
+        <w:rPr/>
+      </w:pPr>
+      <w:r>
+        <w:rPr/>
       </w:r>
     </w:p>
     <w:p>
@@ -42029,7 +43035,95 @@
       </w:pPr>
       <w:r>
         <w:rPr/>
-        <w:t>RHS = " + ".join(COVARIATES)</w:t>
+      </w:r>
+    </w:p>
+    <w:p>
+      <w:pPr>
+        <w:pStyle w:val="PreformattedTextcode"/>
+        <w:bidi w:val="0"/>
+        <w:jc w:val="left"/>
+        <w:rPr/>
+      </w:pPr>
+      <w:r>
+        <w:rPr/>
+      </w:r>
+    </w:p>
+    <w:p>
+      <w:pPr>
+        <w:pStyle w:val="PreformattedTextcode"/>
+        <w:bidi w:val="0"/>
+        <w:jc w:val="left"/>
+        <w:rPr/>
+      </w:pPr>
+      <w:r>
+        <w:rPr/>
+        <w:t>def q(column):</w:t>
+      </w:r>
+    </w:p>
+    <w:p>
+      <w:pPr>
+        <w:pStyle w:val="PreformattedTextcode"/>
+        <w:bidi w:val="0"/>
+        <w:jc w:val="left"/>
+        <w:rPr/>
+      </w:pPr>
+      <w:r>
+        <w:rPr/>
+        <w:t xml:space="preserve">    </w:t>
+      </w:r>
+      <w:r>
+        <w:rPr/>
+        <w:t>"""Quote a column name so that any name is valid in a model formula."""</w:t>
+      </w:r>
+    </w:p>
+    <w:p>
+      <w:pPr>
+        <w:pStyle w:val="PreformattedTextcode"/>
+        <w:bidi w:val="0"/>
+        <w:jc w:val="left"/>
+        <w:rPr/>
+      </w:pPr>
+      <w:r>
+        <w:rPr/>
+        <w:t xml:space="preserve">    </w:t>
+      </w:r>
+      <w:r>
+        <w:rPr/>
+        <w:t>return f'Q("{column}")'</w:t>
+      </w:r>
+    </w:p>
+    <w:p>
+      <w:pPr>
+        <w:pStyle w:val="PreformattedTextcode"/>
+        <w:bidi w:val="0"/>
+        <w:jc w:val="left"/>
+        <w:rPr/>
+      </w:pPr>
+      <w:r>
+        <w:rPr/>
+      </w:r>
+    </w:p>
+    <w:p>
+      <w:pPr>
+        <w:pStyle w:val="PreformattedTextcode"/>
+        <w:bidi w:val="0"/>
+        <w:jc w:val="left"/>
+        <w:rPr/>
+      </w:pPr>
+      <w:r>
+        <w:rPr/>
+      </w:r>
+    </w:p>
+    <w:p>
+      <w:pPr>
+        <w:pStyle w:val="PreformattedTextcode"/>
+        <w:bidi w:val="0"/>
+        <w:jc w:val="left"/>
+        <w:rPr/>
+      </w:pPr>
+      <w:r>
+        <w:rPr/>
+        <w:t>RHS = " + ".join(q(c) for c in COVARIATES)</w:t>
       </w:r>
     </w:p>
     <w:p>
@@ -42437,7 +43531,7 @@
       </w:r>
       <w:r>
         <w:rPr/>
-        <w:t>fit = smf.ols(f"{outcome} ~ metric + {RHS}", zscore(d)).fit()</w:t>
+        <w:t>fit = smf.ols(f"{q(outcome)} ~ metric + {RHS}", zscore(d)).fit()</w:t>
       </w:r>
     </w:p>
     <w:p>
@@ -42656,7 +43750,7 @@
       </w:r>
       <w:r>
         <w:rPr/>
-        <w:t>fit = smf.ols(f"{outcome} ~ mean_q1q4 + diff_q4q1 + {RHS}", zscore(d)).fit()</w:t>
+        <w:t>fit = smf.ols(f"{q(outcome)} ~ mean_q1q4 + diff_q4q1 + {RHS}", zscore(d)).fit()</w:t>
       </w:r>
     </w:p>
     <w:p>
@@ -43010,7 +44104,7 @@
       </w:r>
       <w:r>
         <w:rPr/>
-        <w:t>main = smf.mixedlm(f"metric ~ {outcome} + tract + {RHS}", stacked,</w:t>
+        <w:t>main = smf.mixedlm(f"metric ~ {q(outcome)} + tract + {RHS}", stacked,</w:t>
       </w:r>
     </w:p>
     <w:p>
@@ -43042,7 +44136,7 @@
       </w:r>
       <w:r>
         <w:rPr/>
-        <w:t>full = smf.mixedlm(f"metric ~ {outcome} * tract + {RHS}", stacked,</w:t>
+        <w:t>full = smf.mixedlm(f"metric ~ {q(outcome)} * tract + {RHS}", stacked,</w:t>
       </w:r>
     </w:p>
     <w:p>
@@ -43122,7 +44216,7 @@
       </w:r>
       <w:r>
         <w:rPr/>
-        <w:t>"n": stacked["Subject"].nunique(), "beta": main.params[outcome],</w:t>
+        <w:t>"n": stacked["Subject"].nunique(), "beta": main.params[q(outcome)],</w:t>
       </w:r>
     </w:p>
     <w:p>
@@ -43138,7 +44232,7 @@
       </w:r>
       <w:r>
         <w:rPr/>
-        <w:t>"statistic": main.tvalues[outcome], "p": main.pvalues[outcome],</w:t>
+        <w:t>"statistic": main.tvalues[q(outcome)], "p": main.pvalues[q(outcome)],</w:t>
       </w:r>
     </w:p>
     <w:p>
@@ -45207,6 +46301,81 @@
       </w:pPr>
       <w:r>
         <w:rPr/>
+        <w:t># All permutations are drawn once, here, so that the null distribution is identical</w:t>
+      </w:r>
+    </w:p>
+    <w:p>
+      <w:pPr>
+        <w:pStyle w:val="PreformattedTextcode"/>
+        <w:bidi w:val="0"/>
+        <w:jc w:val="left"/>
+        <w:rPr/>
+      </w:pPr>
+      <w:r>
+        <w:rPr/>
+        <w:t># for any number of cores and any scheduling of the parallel workers.</w:t>
+      </w:r>
+    </w:p>
+    <w:p>
+      <w:pPr>
+        <w:pStyle w:val="PreformattedTextcode"/>
+        <w:bidi w:val="0"/>
+        <w:jc w:val="left"/>
+        <w:rPr/>
+      </w:pPr>
+      <w:r>
+        <w:rPr/>
+        <w:t>set.seed(rng_seed)</w:t>
+      </w:r>
+    </w:p>
+    <w:p>
+      <w:pPr>
+        <w:pStyle w:val="PreformattedTextcode"/>
+        <w:bidi w:val="0"/>
+        <w:jc w:val="left"/>
+        <w:rPr/>
+      </w:pPr>
+      <w:r>
+        <w:rPr/>
+        <w:t>perm_mat &lt;- vapply(seq_len(num_permutations), function(k) sample.int(n_subj),</w:t>
+      </w:r>
+    </w:p>
+    <w:p>
+      <w:pPr>
+        <w:pStyle w:val="PreformattedTextcode"/>
+        <w:bidi w:val="0"/>
+        <w:jc w:val="left"/>
+        <w:rPr/>
+      </w:pPr>
+      <w:r>
+        <w:rPr/>
+        <w:t xml:space="preserve">                   </w:t>
+      </w:r>
+      <w:r>
+        <w:rPr/>
+        <w:t>integer(n_subj))</w:t>
+      </w:r>
+    </w:p>
+    <w:p>
+      <w:pPr>
+        <w:pStyle w:val="PreformattedTextcode"/>
+        <w:bidi w:val="0"/>
+        <w:jc w:val="left"/>
+        <w:rPr/>
+      </w:pPr>
+      <w:r>
+        <w:rPr/>
+      </w:r>
+    </w:p>
+    <w:p>
+      <w:pPr>
+        <w:pStyle w:val="PreformattedTextcode"/>
+        <w:bidi w:val="0"/>
+        <w:jc w:val="left"/>
+        <w:rPr/>
+      </w:pPr>
+      <w:r>
+        <w:rPr/>
         <w:t>perm_fun &lt;- function(.perm) {</w:t>
       </w:r>
     </w:p>
@@ -45223,7 +46392,7 @@
       </w:r>
       <w:r>
         <w:rPr/>
-        <w:t>perm_idx &lt;- sample.int(n_subj)</w:t>
+        <w:t>perm_idx &lt;- perm_mat[, .perm]</w:t>
       </w:r>
     </w:p>
     <w:p>
@@ -45589,7 +46758,23 @@
       </w:r>
       <w:r>
         <w:rPr/>
-        <w:t>parallel::clusterSetRNGStream(cl, rng_seed)</w:t>
+        <w:t>perm_max_sizes &lt;- foreach(perm = 1:num_permutations, .combine = c,</w:t>
+      </w:r>
+    </w:p>
+    <w:p>
+      <w:pPr>
+        <w:pStyle w:val="PreformattedTextcode"/>
+        <w:bidi w:val="0"/>
+        <w:jc w:val="left"/>
+        <w:rPr/>
+      </w:pPr>
+      <w:r>
+        <w:rPr/>
+        <w:t xml:space="preserve">                            </w:t>
+      </w:r>
+      <w:r>
+        <w:rPr/>
+        <w:t>.packages = "stats") %dopar% perm_fun(perm)</w:t>
       </w:r>
     </w:p>
     <w:p>
@@ -45605,23 +46790,19 @@
       </w:r>
       <w:r>
         <w:rPr/>
-        <w:t>perm_max_sizes &lt;- foreach(perm = 1:num_permutations, .combine = c,</w:t>
-      </w:r>
-    </w:p>
-    <w:p>
-      <w:pPr>
-        <w:pStyle w:val="PreformattedTextcode"/>
-        <w:bidi w:val="0"/>
-        <w:jc w:val="left"/>
-        <w:rPr/>
-      </w:pPr>
-      <w:r>
-        <w:rPr/>
-        <w:t xml:space="preserve">                            </w:t>
-      </w:r>
-      <w:r>
-        <w:rPr/>
-        <w:t>.packages = "stats") %dopar% perm_fun(perm)</w:t>
+        <w:t>parallel::stopCluster(cl)</w:t>
+      </w:r>
+    </w:p>
+    <w:p>
+      <w:pPr>
+        <w:pStyle w:val="PreformattedTextcode"/>
+        <w:bidi w:val="0"/>
+        <w:jc w:val="left"/>
+        <w:rPr/>
+      </w:pPr>
+      <w:r>
+        <w:rPr/>
+        <w:t>} else {</w:t>
       </w:r>
     </w:p>
     <w:p>
@@ -45637,7 +46818,349 @@
       </w:r>
       <w:r>
         <w:rPr/>
-        <w:t>parallel::stopCluster(cl)</w:t>
+        <w:t>perm_max_sizes &lt;- vapply(1:num_permutations, perm_fun, integer(1))</w:t>
+      </w:r>
+    </w:p>
+    <w:p>
+      <w:pPr>
+        <w:pStyle w:val="PreformattedTextcode"/>
+        <w:bidi w:val="0"/>
+        <w:jc w:val="left"/>
+        <w:rPr/>
+      </w:pPr>
+      <w:r>
+        <w:rPr/>
+        <w:t>}</w:t>
+      </w:r>
+    </w:p>
+    <w:p>
+      <w:pPr>
+        <w:pStyle w:val="PreformattedTextcode"/>
+        <w:bidi w:val="0"/>
+        <w:jc w:val="left"/>
+        <w:rPr/>
+      </w:pPr>
+      <w:r>
+        <w:rPr/>
+      </w:r>
+    </w:p>
+    <w:p>
+      <w:pPr>
+        <w:pStyle w:val="PreformattedTextcode"/>
+        <w:bidi w:val="0"/>
+        <w:jc w:val="left"/>
+        <w:rPr/>
+      </w:pPr>
+      <w:r>
+        <w:rPr/>
+        <w:t>extent_threshold &lt;- as.integer(quantile(perm_max_sizes, probs=1-alpha_familywise, type=1))</w:t>
+      </w:r>
+    </w:p>
+    <w:p>
+      <w:pPr>
+        <w:pStyle w:val="PreformattedTextcode"/>
+        <w:bidi w:val="0"/>
+        <w:jc w:val="left"/>
+        <w:rPr/>
+      </w:pPr>
+      <w:r>
+        <w:rPr/>
+        <w:t>cluster_p_from_size &lt;- function(size) mean(perm_max_sizes &gt;= size)</w:t>
+      </w:r>
+    </w:p>
+    <w:p>
+      <w:pPr>
+        <w:pStyle w:val="PreformattedTextcode"/>
+        <w:bidi w:val="0"/>
+        <w:jc w:val="left"/>
+        <w:rPr/>
+      </w:pPr>
+      <w:r>
+        <w:rPr/>
+      </w:r>
+    </w:p>
+    <w:p>
+      <w:pPr>
+        <w:pStyle w:val="PreformattedTextcode"/>
+        <w:bidi w:val="0"/>
+        <w:jc w:val="left"/>
+        <w:rPr/>
+      </w:pPr>
+      <w:r>
+        <w:rPr/>
+        <w:t>if (num_clusters &gt; 0) {</w:t>
+      </w:r>
+    </w:p>
+    <w:p>
+      <w:pPr>
+        <w:pStyle w:val="PreformattedTextcode"/>
+        <w:bidi w:val="0"/>
+        <w:jc w:val="left"/>
+        <w:rPr/>
+      </w:pPr>
+      <w:r>
+        <w:rPr/>
+        <w:t xml:space="preserve">  </w:t>
+      </w:r>
+      <w:r>
+        <w:rPr/>
+        <w:t>all_clusters_df &lt;- do.call(rbind, lapply(seq_along(obs_clusters), function(k) {</w:t>
+      </w:r>
+    </w:p>
+    <w:p>
+      <w:pPr>
+        <w:pStyle w:val="PreformattedTextcode"/>
+        <w:bidi w:val="0"/>
+        <w:jc w:val="left"/>
+        <w:rPr/>
+      </w:pPr>
+      <w:r>
+        <w:rPr/>
+        <w:t xml:space="preserve">    </w:t>
+      </w:r>
+      <w:r>
+        <w:rPr/>
+        <w:t>nodes &lt;- obs_clusters[[k]]; idx_in_table &lt;- match(nodes, node_stats_df$Node)</w:t>
+      </w:r>
+    </w:p>
+    <w:p>
+      <w:pPr>
+        <w:pStyle w:val="PreformattedTextcode"/>
+        <w:bidi w:val="0"/>
+        <w:jc w:val="left"/>
+        <w:rPr/>
+      </w:pPr>
+      <w:r>
+        <w:rPr/>
+        <w:t xml:space="preserve">    </w:t>
+      </w:r>
+      <w:r>
+        <w:rPr/>
+        <w:t>t_vals &lt;- node_stats_df$t_value[idx_in_table]</w:t>
+      </w:r>
+    </w:p>
+    <w:p>
+      <w:pPr>
+        <w:pStyle w:val="PreformattedTextcode"/>
+        <w:bidi w:val="0"/>
+        <w:jc w:val="left"/>
+        <w:rPr/>
+      </w:pPr>
+      <w:r>
+        <w:rPr/>
+        <w:t xml:space="preserve">    </w:t>
+      </w:r>
+      <w:r>
+        <w:rPr/>
+        <w:t>ests   &lt;- node_stats_df$Estimate[idx_in_table]</w:t>
+      </w:r>
+    </w:p>
+    <w:p>
+      <w:pPr>
+        <w:pStyle w:val="PreformattedTextcode"/>
+        <w:bidi w:val="0"/>
+        <w:jc w:val="left"/>
+        <w:rPr/>
+      </w:pPr>
+      <w:r>
+        <w:rPr/>
+        <w:t xml:space="preserve">    </w:t>
+      </w:r>
+      <w:r>
+        <w:rPr/>
+        <w:t>tibble(</w:t>
+      </w:r>
+    </w:p>
+    <w:p>
+      <w:pPr>
+        <w:pStyle w:val="PreformattedTextcode"/>
+        <w:bidi w:val="0"/>
+        <w:jc w:val="left"/>
+        <w:rPr/>
+      </w:pPr>
+      <w:r>
+        <w:rPr/>
+        <w:t xml:space="preserve">      </w:t>
+      </w:r>
+      <w:r>
+        <w:rPr/>
+        <w:t>ClusterID=k, Size=length(nodes), StartNode=min(nodes), EndNode=max(nodes),</w:t>
+      </w:r>
+    </w:p>
+    <w:p>
+      <w:pPr>
+        <w:pStyle w:val="PreformattedTextcode"/>
+        <w:bidi w:val="0"/>
+        <w:jc w:val="left"/>
+        <w:rPr/>
+      </w:pPr>
+      <w:r>
+        <w:rPr/>
+        <w:t xml:space="preserve">      </w:t>
+      </w:r>
+      <w:r>
+        <w:rPr/>
+        <w:t>Nodes=paste(nodes, collapse=","),</w:t>
+      </w:r>
+    </w:p>
+    <w:p>
+      <w:pPr>
+        <w:pStyle w:val="PreformattedTextcode"/>
+        <w:bidi w:val="0"/>
+        <w:jc w:val="left"/>
+        <w:rPr/>
+      </w:pPr>
+      <w:r>
+        <w:rPr/>
+        <w:t xml:space="preserve">      </w:t>
+      </w:r>
+      <w:r>
+        <w:rPr/>
+        <w:t>MeanTValue=mean(t_vals, na.rm=TRUE),</w:t>
+      </w:r>
+    </w:p>
+    <w:p>
+      <w:pPr>
+        <w:pStyle w:val="PreformattedTextcode"/>
+        <w:bidi w:val="0"/>
+        <w:jc w:val="left"/>
+        <w:rPr/>
+      </w:pPr>
+      <w:r>
+        <w:rPr/>
+        <w:t xml:space="preserve">      </w:t>
+      </w:r>
+      <w:r>
+        <w:rPr/>
+        <w:t>Direction=ifelse(mean(t_vals, na.rm=TRUE)&gt;0,"Positive","Negative"),</w:t>
+      </w:r>
+    </w:p>
+    <w:p>
+      <w:pPr>
+        <w:pStyle w:val="PreformattedTextcode"/>
+        <w:bidi w:val="0"/>
+        <w:jc w:val="left"/>
+        <w:rPr/>
+      </w:pPr>
+      <w:r>
+        <w:rPr/>
+        <w:t xml:space="preserve">      </w:t>
+      </w:r>
+      <w:r>
+        <w:rPr/>
+        <w:t>MaxAbsTValue=t_vals[which.max(abs(t_vals))],</w:t>
+      </w:r>
+    </w:p>
+    <w:p>
+      <w:pPr>
+        <w:pStyle w:val="PreformattedTextcode"/>
+        <w:bidi w:val="0"/>
+        <w:jc w:val="left"/>
+        <w:rPr/>
+      </w:pPr>
+      <w:r>
+        <w:rPr/>
+        <w:t xml:space="preserve">      </w:t>
+      </w:r>
+      <w:r>
+        <w:rPr/>
+        <w:t>MaxAbsTNode=nodes[which.max(abs(t_vals))],</w:t>
+      </w:r>
+    </w:p>
+    <w:p>
+      <w:pPr>
+        <w:pStyle w:val="PreformattedTextcode"/>
+        <w:bidi w:val="0"/>
+        <w:jc w:val="left"/>
+        <w:rPr/>
+      </w:pPr>
+      <w:r>
+        <w:rPr/>
+        <w:t xml:space="preserve">      </w:t>
+      </w:r>
+      <w:r>
+        <w:rPr/>
+        <w:t>MeanEstimate=mean(ests, na.rm=TRUE),</w:t>
+      </w:r>
+    </w:p>
+    <w:p>
+      <w:pPr>
+        <w:pStyle w:val="PreformattedTextcode"/>
+        <w:bidi w:val="0"/>
+        <w:jc w:val="left"/>
+        <w:rPr/>
+      </w:pPr>
+      <w:r>
+        <w:rPr/>
+        <w:t xml:space="preserve">      </w:t>
+      </w:r>
+      <w:r>
+        <w:rPr/>
+        <w:t>ClusterPValue=cluster_p_from_size(length(nodes)),</w:t>
+      </w:r>
+    </w:p>
+    <w:p>
+      <w:pPr>
+        <w:pStyle w:val="PreformattedTextcode"/>
+        <w:bidi w:val="0"/>
+        <w:jc w:val="left"/>
+        <w:rPr/>
+      </w:pPr>
+      <w:r>
+        <w:rPr/>
+        <w:t xml:space="preserve">      </w:t>
+      </w:r>
+      <w:r>
+        <w:rPr/>
+        <w:t>ExtentThresholdNodes=extent_threshold,</w:t>
+      </w:r>
+    </w:p>
+    <w:p>
+      <w:pPr>
+        <w:pStyle w:val="PreformattedTextcode"/>
+        <w:bidi w:val="0"/>
+        <w:jc w:val="left"/>
+        <w:rPr/>
+      </w:pPr>
+      <w:r>
+        <w:rPr/>
+        <w:t xml:space="preserve">      </w:t>
+      </w:r>
+      <w:r>
+        <w:rPr/>
+        <w:t>PassExtentThreshold=length(nodes) &gt;= extent_threshold</w:t>
+      </w:r>
+    </w:p>
+    <w:p>
+      <w:pPr>
+        <w:pStyle w:val="PreformattedTextcode"/>
+        <w:bidi w:val="0"/>
+        <w:jc w:val="left"/>
+        <w:rPr/>
+      </w:pPr>
+      <w:r>
+        <w:rPr/>
+        <w:t xml:space="preserve">    </w:t>
+      </w:r>
+      <w:r>
+        <w:rPr/>
+        <w:t>)</w:t>
+      </w:r>
+    </w:p>
+    <w:p>
+      <w:pPr>
+        <w:pStyle w:val="PreformattedTextcode"/>
+        <w:bidi w:val="0"/>
+        <w:jc w:val="left"/>
+        <w:rPr/>
+      </w:pPr>
+      <w:r>
+        <w:rPr/>
+        <w:t xml:space="preserve">  </w:t>
+      </w:r>
+      <w:r>
+        <w:rPr/>
+        <w:t>}))</w:t>
       </w:r>
     </w:p>
     <w:p>
@@ -45665,7 +47188,103 @@
       </w:r>
       <w:r>
         <w:rPr/>
-        <w:t>perm_max_sizes &lt;- vapply(1:num_permutations, perm_fun, integer(1))</w:t>
+        <w:t>all_clusters_df &lt;- tibble(</w:t>
+      </w:r>
+    </w:p>
+    <w:p>
+      <w:pPr>
+        <w:pStyle w:val="PreformattedTextcode"/>
+        <w:bidi w:val="0"/>
+        <w:jc w:val="left"/>
+        <w:rPr/>
+      </w:pPr>
+      <w:r>
+        <w:rPr/>
+        <w:t xml:space="preserve">    </w:t>
+      </w:r>
+      <w:r>
+        <w:rPr/>
+        <w:t>ClusterID=integer(), Size=integer(), StartNode=integer(), EndNode=integer(),</w:t>
+      </w:r>
+    </w:p>
+    <w:p>
+      <w:pPr>
+        <w:pStyle w:val="PreformattedTextcode"/>
+        <w:bidi w:val="0"/>
+        <w:jc w:val="left"/>
+        <w:rPr/>
+      </w:pPr>
+      <w:r>
+        <w:rPr/>
+        <w:t xml:space="preserve">    </w:t>
+      </w:r>
+      <w:r>
+        <w:rPr/>
+        <w:t>Nodes=character(), MeanTValue=double(), Direction=character(),</w:t>
+      </w:r>
+    </w:p>
+    <w:p>
+      <w:pPr>
+        <w:pStyle w:val="PreformattedTextcode"/>
+        <w:bidi w:val="0"/>
+        <w:jc w:val="left"/>
+        <w:rPr/>
+      </w:pPr>
+      <w:r>
+        <w:rPr/>
+        <w:t xml:space="preserve">    </w:t>
+      </w:r>
+      <w:r>
+        <w:rPr/>
+        <w:t>MaxAbsTValue=double(), MaxAbsTNode=integer(),</w:t>
+      </w:r>
+    </w:p>
+    <w:p>
+      <w:pPr>
+        <w:pStyle w:val="PreformattedTextcode"/>
+        <w:bidi w:val="0"/>
+        <w:jc w:val="left"/>
+        <w:rPr/>
+      </w:pPr>
+      <w:r>
+        <w:rPr/>
+        <w:t xml:space="preserve">    </w:t>
+      </w:r>
+      <w:r>
+        <w:rPr/>
+        <w:t>MeanEstimate=double(),</w:t>
+      </w:r>
+    </w:p>
+    <w:p>
+      <w:pPr>
+        <w:pStyle w:val="PreformattedTextcode"/>
+        <w:bidi w:val="0"/>
+        <w:jc w:val="left"/>
+        <w:rPr/>
+      </w:pPr>
+      <w:r>
+        <w:rPr/>
+        <w:t xml:space="preserve">    </w:t>
+      </w:r>
+      <w:r>
+        <w:rPr/>
+        <w:t>ClusterPValue=double(), ExtentThresholdNodes=integer(), PassExtentThreshold=logical()</w:t>
+      </w:r>
+    </w:p>
+    <w:p>
+      <w:pPr>
+        <w:pStyle w:val="PreformattedTextcode"/>
+        <w:bidi w:val="0"/>
+        <w:jc w:val="left"/>
+        <w:rPr/>
+      </w:pPr>
+      <w:r>
+        <w:rPr/>
+        <w:t xml:space="preserve">  </w:t>
+      </w:r>
+      <w:r>
+        <w:rPr/>
+        <w:t>)</w:t>
       </w:r>
     </w:p>
     <w:p>
@@ -45689,53 +47308,30 @@
       </w:pPr>
       <w:r>
         <w:rPr/>
-      </w:r>
-    </w:p>
-    <w:p>
-      <w:pPr>
-        <w:pStyle w:val="PreformattedTextcode"/>
-        <w:bidi w:val="0"/>
-        <w:jc w:val="left"/>
-        <w:rPr/>
-      </w:pPr>
-      <w:r>
-        <w:rPr/>
-        <w:t>extent_threshold &lt;- as.integer(quantile(perm_max_sizes, probs=1-alpha_familywise, type=1))</w:t>
-      </w:r>
-    </w:p>
-    <w:p>
-      <w:pPr>
-        <w:pStyle w:val="PreformattedTextcode"/>
-        <w:bidi w:val="0"/>
-        <w:jc w:val="left"/>
-        <w:rPr/>
-      </w:pPr>
-      <w:r>
-        <w:rPr/>
-        <w:t>cluster_p_from_size &lt;- function(size) mean(perm_max_sizes &gt;= size)</w:t>
-      </w:r>
-    </w:p>
-    <w:p>
-      <w:pPr>
-        <w:pStyle w:val="PreformattedTextcode"/>
-        <w:bidi w:val="0"/>
-        <w:jc w:val="left"/>
-        <w:rPr/>
-      </w:pPr>
-      <w:r>
-        <w:rPr/>
-      </w:r>
-    </w:p>
-    <w:p>
-      <w:pPr>
-        <w:pStyle w:val="PreformattedTextcode"/>
-        <w:bidi w:val="0"/>
-        <w:jc w:val="left"/>
-        <w:rPr/>
-      </w:pPr>
-      <w:r>
-        <w:rPr/>
-        <w:t>if (num_clusters &gt; 0) {</w:t>
+        <w:t>write_csv(all_clusters_df, file.path(out_dir, paste0(base, "_clusters.csv")))</w:t>
+      </w:r>
+    </w:p>
+    <w:p>
+      <w:pPr>
+        <w:pStyle w:val="PreformattedTextcode"/>
+        <w:bidi w:val="0"/>
+        <w:jc w:val="left"/>
+        <w:rPr/>
+      </w:pPr>
+      <w:r>
+        <w:rPr/>
+      </w:r>
+    </w:p>
+    <w:p>
+      <w:pPr>
+        <w:pStyle w:val="PreformattedTextcode"/>
+        <w:bidi w:val="0"/>
+        <w:jc w:val="left"/>
+        <w:rPr/>
+      </w:pPr>
+      <w:r>
+        <w:rPr/>
+        <w:t>summary_df &lt;- tibble(</w:t>
       </w:r>
     </w:p>
     <w:p>
@@ -45751,7 +47347,283 @@
       </w:r>
       <w:r>
         <w:rPr/>
-        <w:t>all_clusters_df &lt;- do.call(rbind, lapply(seq_along(obs_clusters), function(k) {</w:t>
+        <w:t>Outcome=response_col,</w:t>
+      </w:r>
+    </w:p>
+    <w:p>
+      <w:pPr>
+        <w:pStyle w:val="PreformattedTextcode"/>
+        <w:bidi w:val="0"/>
+        <w:jc w:val="left"/>
+        <w:rPr/>
+      </w:pPr>
+      <w:r>
+        <w:rPr/>
+        <w:t xml:space="preserve">  </w:t>
+      </w:r>
+      <w:r>
+        <w:rPr/>
+        <w:t>MetricPrefix=metric_prefix,</w:t>
+      </w:r>
+    </w:p>
+    <w:p>
+      <w:pPr>
+        <w:pStyle w:val="PreformattedTextcode"/>
+        <w:bidi w:val="0"/>
+        <w:jc w:val="left"/>
+        <w:rPr/>
+      </w:pPr>
+      <w:r>
+        <w:rPr/>
+        <w:t xml:space="preserve">  </w:t>
+      </w:r>
+      <w:r>
+        <w:rPr/>
+        <w:t>Covariates=paste(covariate_cols, collapse=", "),</w:t>
+      </w:r>
+    </w:p>
+    <w:p>
+      <w:pPr>
+        <w:pStyle w:val="PreformattedTextcode"/>
+        <w:bidi w:val="0"/>
+        <w:jc w:val="left"/>
+        <w:rPr/>
+      </w:pPr>
+      <w:r>
+        <w:rPr/>
+        <w:t xml:space="preserve">  </w:t>
+      </w:r>
+      <w:r>
+        <w:rPr/>
+        <w:t>N_subjects=n_subj, N_dropped=n_dropped,</w:t>
+      </w:r>
+    </w:p>
+    <w:p>
+      <w:pPr>
+        <w:pStyle w:val="PreformattedTextcode"/>
+        <w:bidi w:val="0"/>
+        <w:jc w:val="left"/>
+        <w:rPr/>
+      </w:pPr>
+      <w:r>
+        <w:rPr/>
+        <w:t xml:space="preserve">  </w:t>
+      </w:r>
+      <w:r>
+        <w:rPr/>
+        <w:t>NodesTested=num_nodes,</w:t>
+      </w:r>
+    </w:p>
+    <w:p>
+      <w:pPr>
+        <w:pStyle w:val="PreformattedTextcode"/>
+        <w:bidi w:val="0"/>
+        <w:jc w:val="left"/>
+        <w:rPr/>
+      </w:pPr>
+      <w:r>
+        <w:rPr/>
+        <w:t xml:space="preserve">  </w:t>
+      </w:r>
+      <w:r>
+        <w:rPr/>
+        <w:t>NodewiseAlpha=alpha_node, FamilywiseAlpha=alpha_familywise,</w:t>
+      </w:r>
+    </w:p>
+    <w:p>
+      <w:pPr>
+        <w:pStyle w:val="PreformattedTextcode"/>
+        <w:bidi w:val="0"/>
+        <w:jc w:val="left"/>
+        <w:rPr/>
+      </w:pPr>
+      <w:r>
+        <w:rPr/>
+        <w:t xml:space="preserve">  </w:t>
+      </w:r>
+      <w:r>
+        <w:rPr/>
+        <w:t>NumPermutations=num_permutations,</w:t>
+      </w:r>
+    </w:p>
+    <w:p>
+      <w:pPr>
+        <w:pStyle w:val="PreformattedTextcode"/>
+        <w:bidi w:val="0"/>
+        <w:jc w:val="left"/>
+        <w:rPr/>
+      </w:pPr>
+      <w:r>
+        <w:rPr/>
+        <w:t xml:space="preserve">  </w:t>
+      </w:r>
+      <w:r>
+        <w:rPr/>
+        <w:t>NumNodewiseSignificant=num_sig_nodes,</w:t>
+      </w:r>
+    </w:p>
+    <w:p>
+      <w:pPr>
+        <w:pStyle w:val="PreformattedTextcode"/>
+        <w:bidi w:val="0"/>
+        <w:jc w:val="left"/>
+        <w:rPr/>
+      </w:pPr>
+      <w:r>
+        <w:rPr/>
+        <w:t xml:space="preserve">  </w:t>
+      </w:r>
+      <w:r>
+        <w:rPr/>
+        <w:t>NumClustersFormed=num_clusters,</w:t>
+      </w:r>
+    </w:p>
+    <w:p>
+      <w:pPr>
+        <w:pStyle w:val="PreformattedTextcode"/>
+        <w:bidi w:val="0"/>
+        <w:jc w:val="left"/>
+        <w:rPr/>
+      </w:pPr>
+      <w:r>
+        <w:rPr/>
+        <w:t xml:space="preserve">  </w:t>
+      </w:r>
+      <w:r>
+        <w:rPr/>
+        <w:t>ObservedMaxClusterSize=obs_max_size,</w:t>
+      </w:r>
+    </w:p>
+    <w:p>
+      <w:pPr>
+        <w:pStyle w:val="PreformattedTextcode"/>
+        <w:bidi w:val="0"/>
+        <w:jc w:val="left"/>
+        <w:rPr/>
+      </w:pPr>
+      <w:r>
+        <w:rPr/>
+        <w:t xml:space="preserve">  </w:t>
+      </w:r>
+      <w:r>
+        <w:rPr/>
+        <w:t>ExtentThresholdNodes=extent_threshold,</w:t>
+      </w:r>
+    </w:p>
+    <w:p>
+      <w:pPr>
+        <w:pStyle w:val="PreformattedTextcode"/>
+        <w:bidi w:val="0"/>
+        <w:jc w:val="left"/>
+        <w:rPr/>
+      </w:pPr>
+      <w:r>
+        <w:rPr/>
+        <w:t xml:space="preserve">  </w:t>
+      </w:r>
+      <w:r>
+        <w:rPr/>
+        <w:t>NumClustersPassingExtent=sum(all_clusters_df$PassExtentThreshold, na.rm=TRUE)</w:t>
+      </w:r>
+    </w:p>
+    <w:p>
+      <w:pPr>
+        <w:pStyle w:val="PreformattedTextcode"/>
+        <w:bidi w:val="0"/>
+        <w:jc w:val="left"/>
+        <w:rPr/>
+      </w:pPr>
+      <w:r>
+        <w:rPr/>
+        <w:t>)</w:t>
+      </w:r>
+    </w:p>
+    <w:p>
+      <w:pPr>
+        <w:pStyle w:val="PreformattedTextcode"/>
+        <w:bidi w:val="0"/>
+        <w:jc w:val="left"/>
+        <w:rPr/>
+      </w:pPr>
+      <w:r>
+        <w:rPr/>
+        <w:t>write_csv(summary_df, file.path(out_dir, paste0(base, "_summary.csv")))</w:t>
+      </w:r>
+    </w:p>
+    <w:p>
+      <w:pPr>
+        <w:pStyle w:val="PreformattedTextcode"/>
+        <w:bidi w:val="0"/>
+        <w:jc w:val="left"/>
+        <w:rPr/>
+      </w:pPr>
+      <w:r>
+        <w:rPr/>
+        <w:t>message("Done: ", base, " — clusters=", num_clusters,</w:t>
+      </w:r>
+    </w:p>
+    <w:p>
+      <w:pPr>
+        <w:pStyle w:val="PreformattedTextcode"/>
+        <w:bidi w:val="0"/>
+        <w:spacing w:before="0" w:after="283"/>
+        <w:jc w:val="left"/>
+        <w:rPr/>
+      </w:pPr>
+      <w:r>
+        <w:rPr/>
+        <w:t xml:space="preserve">        </w:t>
+      </w:r>
+      <w:r>
+        <w:rPr/>
+        <w:t>" sig nodes=", num_sig_nodes, " ext_thr=", extent_threshold)</w:t>
+      </w:r>
+    </w:p>
+    <w:p>
+      <w:pPr>
+        <w:pStyle w:val="Heading2"/>
+        <w:bidi w:val="0"/>
+        <w:jc w:val="left"/>
+        <w:rPr/>
+      </w:pPr>
+      <w:r>
+        <w:rPr/>
+        <w:t>09c_stack_for_explorer.py</w:t>
+      </w:r>
+    </w:p>
+    <w:p>
+      <w:pPr>
+        <w:pStyle w:val="PreformattedTextcode"/>
+        <w:bidi w:val="0"/>
+        <w:jc w:val="left"/>
+        <w:rPr/>
+      </w:pPr>
+      <w:r>
+        <w:rPr/>
+        <w:t>#!/usr/bin/env python3</w:t>
+      </w:r>
+    </w:p>
+    <w:p>
+      <w:pPr>
+        <w:pStyle w:val="PreformattedTextcode"/>
+        <w:bidi w:val="0"/>
+        <w:jc w:val="left"/>
+        <w:rPr/>
+      </w:pPr>
+      <w:r>
+        <w:rPr/>
+        <w:t>"""Step 9c. Stack the node-wise results into the file read by the Explorer.</w:t>
+      </w:r>
+    </w:p>
+    <w:p>
+      <w:pPr>
+        <w:pStyle w:val="PreformattedTextcode"/>
+        <w:bidi w:val="0"/>
+        <w:jc w:val="left"/>
+        <w:rPr/>
+      </w:pPr>
+      <w:r>
+        <w:rPr/>
       </w:r>
     </w:p>
     <w:p>
@@ -45767,7 +47639,65 @@
       </w:r>
       <w:r>
         <w:rPr/>
-        <w:t>nodes &lt;- obs_clusters[[k]]; idx_in_table &lt;- match(nodes, node_stats_df$Node)</w:t>
+        <w:t>python 09c_stack_for_explorer.py /path/to/permutation/results</w:t>
+      </w:r>
+    </w:p>
+    <w:p>
+      <w:pPr>
+        <w:pStyle w:val="PreformattedTextcode"/>
+        <w:bidi w:val="0"/>
+        <w:jc w:val="left"/>
+        <w:rPr/>
+      </w:pPr>
+      <w:r>
+        <w:rPr/>
+      </w:r>
+    </w:p>
+    <w:p>
+      <w:pPr>
+        <w:pStyle w:val="PreformattedTextcode"/>
+        <w:bidi w:val="0"/>
+        <w:jc w:val="left"/>
+        <w:rPr/>
+      </w:pPr>
+      <w:r>
+        <w:rPr/>
+        <w:t>Expects the three outputs of 09b_nodewise_permutation.R for every analysis, named</w:t>
+      </w:r>
+    </w:p>
+    <w:p>
+      <w:pPr>
+        <w:pStyle w:val="PreformattedTextcode"/>
+        <w:bidi w:val="0"/>
+        <w:jc w:val="left"/>
+        <w:rPr/>
+      </w:pPr>
+      <w:r>
+        <w:rPr/>
+        <w:t>&lt;tract&gt;__&lt;metric&gt;__&lt;outcome&gt;_nodewise.csv, _clusters.csv and _summary.csv.</w:t>
+      </w:r>
+    </w:p>
+    <w:p>
+      <w:pPr>
+        <w:pStyle w:val="PreformattedTextcode"/>
+        <w:bidi w:val="0"/>
+        <w:jc w:val="left"/>
+        <w:rPr/>
+      </w:pPr>
+      <w:r>
+        <w:rPr/>
+      </w:r>
+    </w:p>
+    <w:p>
+      <w:pPr>
+        <w:pStyle w:val="PreformattedTextcode"/>
+        <w:bidi w:val="0"/>
+        <w:jc w:val="left"/>
+        <w:rPr/>
+      </w:pPr>
+      <w:r>
+        <w:rPr/>
+        <w:t>Output: results_long.csv in the same directory, one row per node, with columns</w:t>
       </w:r>
     </w:p>
     <w:p>
@@ -45783,7 +47713,7 @@
       </w:r>
       <w:r>
         <w:rPr/>
-        <w:t>t_vals &lt;- node_stats_df$t_value[idx_in_table]</w:t>
+        <w:t>outcome, tract, metric, node, t, p, hemisphere, N, covariates,</w:t>
       </w:r>
     </w:p>
     <w:p>
@@ -45799,7 +47729,160 @@
       </w:r>
       <w:r>
         <w:rPr/>
-        <w:t>ests   &lt;- node_stats_df$Estimate[idx_in_table]</w:t>
+        <w:t>extent_threshold, cluster_p, passed</w:t>
+      </w:r>
+    </w:p>
+    <w:p>
+      <w:pPr>
+        <w:pStyle w:val="PreformattedTextcode"/>
+        <w:bidi w:val="0"/>
+        <w:jc w:val="left"/>
+        <w:rPr/>
+      </w:pPr>
+      <w:r>
+        <w:rPr/>
+        <w:t>hemisphere is L or R when the tract name contains the token l or r (l_vta_l_hipp,</w:t>
+      </w:r>
+    </w:p>
+    <w:p>
+      <w:pPr>
+        <w:pStyle w:val="PreformattedTextcode"/>
+        <w:bidi w:val="0"/>
+        <w:jc w:val="left"/>
+        <w:rPr/>
+      </w:pPr>
+      <w:r>
+        <w:rPr/>
+        <w:t>anterior_r_vta_r_hipp) and is otherwise empty; cluster_p and passed</w:t>
+      </w:r>
+    </w:p>
+    <w:p>
+      <w:pPr>
+        <w:pStyle w:val="PreformattedTextcode"/>
+        <w:bidi w:val="0"/>
+        <w:jc w:val="left"/>
+        <w:rPr/>
+      </w:pPr>
+      <w:r>
+        <w:rPr/>
+        <w:t>describe the largest cluster of the analysis that met the extent threshold.</w:t>
+      </w:r>
+    </w:p>
+    <w:p>
+      <w:pPr>
+        <w:pStyle w:val="PreformattedTextcode"/>
+        <w:bidi w:val="0"/>
+        <w:jc w:val="left"/>
+        <w:rPr/>
+      </w:pPr>
+      <w:r>
+        <w:rPr/>
+        <w:t>"""</w:t>
+      </w:r>
+    </w:p>
+    <w:p>
+      <w:pPr>
+        <w:pStyle w:val="PreformattedTextcode"/>
+        <w:bidi w:val="0"/>
+        <w:jc w:val="left"/>
+        <w:rPr/>
+      </w:pPr>
+      <w:r>
+        <w:rPr/>
+        <w:t>import sys</w:t>
+      </w:r>
+    </w:p>
+    <w:p>
+      <w:pPr>
+        <w:pStyle w:val="PreformattedTextcode"/>
+        <w:bidi w:val="0"/>
+        <w:jc w:val="left"/>
+        <w:rPr/>
+      </w:pPr>
+      <w:r>
+        <w:rPr/>
+        <w:t>from pathlib import Path</w:t>
+      </w:r>
+    </w:p>
+    <w:p>
+      <w:pPr>
+        <w:pStyle w:val="PreformattedTextcode"/>
+        <w:bidi w:val="0"/>
+        <w:jc w:val="left"/>
+        <w:rPr/>
+      </w:pPr>
+      <w:r>
+        <w:rPr/>
+      </w:r>
+    </w:p>
+    <w:p>
+      <w:pPr>
+        <w:pStyle w:val="PreformattedTextcode"/>
+        <w:bidi w:val="0"/>
+        <w:jc w:val="left"/>
+        <w:rPr/>
+      </w:pPr>
+      <w:r>
+        <w:rPr/>
+        <w:t>import pandas as pd</w:t>
+      </w:r>
+    </w:p>
+    <w:p>
+      <w:pPr>
+        <w:pStyle w:val="PreformattedTextcode"/>
+        <w:bidi w:val="0"/>
+        <w:jc w:val="left"/>
+        <w:rPr/>
+      </w:pPr>
+      <w:r>
+        <w:rPr/>
+      </w:r>
+    </w:p>
+    <w:p>
+      <w:pPr>
+        <w:pStyle w:val="PreformattedTextcode"/>
+        <w:bidi w:val="0"/>
+        <w:jc w:val="left"/>
+        <w:rPr/>
+      </w:pPr>
+      <w:r>
+        <w:rPr/>
+        <w:t>results_dir = Path(sys.argv[1] if len(sys.argv) &gt; 1 else ".")</w:t>
+      </w:r>
+    </w:p>
+    <w:p>
+      <w:pPr>
+        <w:pStyle w:val="PreformattedTextcode"/>
+        <w:bidi w:val="0"/>
+        <w:jc w:val="left"/>
+        <w:rPr/>
+      </w:pPr>
+      <w:r>
+        <w:rPr/>
+        <w:t>rows = []</w:t>
+      </w:r>
+    </w:p>
+    <w:p>
+      <w:pPr>
+        <w:pStyle w:val="PreformattedTextcode"/>
+        <w:bidi w:val="0"/>
+        <w:jc w:val="left"/>
+        <w:rPr/>
+      </w:pPr>
+      <w:r>
+        <w:rPr/>
+      </w:r>
+    </w:p>
+    <w:p>
+      <w:pPr>
+        <w:pStyle w:val="PreformattedTextcode"/>
+        <w:bidi w:val="0"/>
+        <w:jc w:val="left"/>
+        <w:rPr/>
+      </w:pPr>
+      <w:r>
+        <w:rPr/>
+        <w:t>for summary_file in sorted(results_dir.glob("*_summary.csv")):</w:t>
       </w:r>
     </w:p>
     <w:p>
@@ -45815,7 +47898,735 @@
       </w:r>
       <w:r>
         <w:rPr/>
-        <w:t>tibble(</w:t>
+        <w:t>label = summary_file.name[:-len("_summary.csv")]</w:t>
+      </w:r>
+    </w:p>
+    <w:p>
+      <w:pPr>
+        <w:pStyle w:val="PreformattedTextcode"/>
+        <w:bidi w:val="0"/>
+        <w:jc w:val="left"/>
+        <w:rPr/>
+      </w:pPr>
+      <w:r>
+        <w:rPr/>
+        <w:t xml:space="preserve">    </w:t>
+      </w:r>
+      <w:r>
+        <w:rPr/>
+        <w:t>parts = label.split("__", 2)</w:t>
+      </w:r>
+    </w:p>
+    <w:p>
+      <w:pPr>
+        <w:pStyle w:val="PreformattedTextcode"/>
+        <w:bidi w:val="0"/>
+        <w:jc w:val="left"/>
+        <w:rPr/>
+      </w:pPr>
+      <w:r>
+        <w:rPr/>
+        <w:t xml:space="preserve">    </w:t>
+      </w:r>
+      <w:r>
+        <w:rPr/>
+        <w:t>if len(parts) != 3:</w:t>
+      </w:r>
+    </w:p>
+    <w:p>
+      <w:pPr>
+        <w:pStyle w:val="PreformattedTextcode"/>
+        <w:bidi w:val="0"/>
+        <w:jc w:val="left"/>
+        <w:rPr/>
+      </w:pPr>
+      <w:r>
+        <w:rPr/>
+        <w:t xml:space="preserve">        </w:t>
+      </w:r>
+      <w:r>
+        <w:rPr/>
+        <w:t>print(f"skipped {summary_file.name}: label is not &lt;tract&gt;__&lt;metric&gt;__&lt;outcome&gt;")</w:t>
+      </w:r>
+    </w:p>
+    <w:p>
+      <w:pPr>
+        <w:pStyle w:val="PreformattedTextcode"/>
+        <w:bidi w:val="0"/>
+        <w:jc w:val="left"/>
+        <w:rPr/>
+      </w:pPr>
+      <w:r>
+        <w:rPr/>
+        <w:t xml:space="preserve">        </w:t>
+      </w:r>
+      <w:r>
+        <w:rPr/>
+        <w:t>continue</w:t>
+      </w:r>
+    </w:p>
+    <w:p>
+      <w:pPr>
+        <w:pStyle w:val="PreformattedTextcode"/>
+        <w:bidi w:val="0"/>
+        <w:jc w:val="left"/>
+        <w:rPr/>
+      </w:pPr>
+      <w:r>
+        <w:rPr/>
+        <w:t xml:space="preserve">    </w:t>
+      </w:r>
+      <w:r>
+        <w:rPr/>
+        <w:t>tract, metric, outcome = parts</w:t>
+      </w:r>
+    </w:p>
+    <w:p>
+      <w:pPr>
+        <w:pStyle w:val="PreformattedTextcode"/>
+        <w:bidi w:val="0"/>
+        <w:jc w:val="left"/>
+        <w:rPr/>
+      </w:pPr>
+      <w:r>
+        <w:rPr/>
+      </w:r>
+    </w:p>
+    <w:p>
+      <w:pPr>
+        <w:pStyle w:val="PreformattedTextcode"/>
+        <w:bidi w:val="0"/>
+        <w:jc w:val="left"/>
+        <w:rPr/>
+      </w:pPr>
+      <w:r>
+        <w:rPr/>
+        <w:t xml:space="preserve">    </w:t>
+      </w:r>
+      <w:r>
+        <w:rPr/>
+        <w:t>summary = pd.read_csv(summary_file).iloc[0]</w:t>
+      </w:r>
+    </w:p>
+    <w:p>
+      <w:pPr>
+        <w:pStyle w:val="PreformattedTextcode"/>
+        <w:bidi w:val="0"/>
+        <w:jc w:val="left"/>
+        <w:rPr/>
+      </w:pPr>
+      <w:r>
+        <w:rPr/>
+        <w:t xml:space="preserve">    </w:t>
+      </w:r>
+      <w:r>
+        <w:rPr/>
+        <w:t>nodewise = pd.read_csv(results_dir / f"{label}_nodewise.csv")</w:t>
+      </w:r>
+    </w:p>
+    <w:p>
+      <w:pPr>
+        <w:pStyle w:val="PreformattedTextcode"/>
+        <w:bidi w:val="0"/>
+        <w:jc w:val="left"/>
+        <w:rPr/>
+      </w:pPr>
+      <w:r>
+        <w:rPr/>
+        <w:t xml:space="preserve">    </w:t>
+      </w:r>
+      <w:r>
+        <w:rPr/>
+        <w:t>clusters = pd.read_csv(results_dir / f"{label}_clusters.csv")</w:t>
+      </w:r>
+    </w:p>
+    <w:p>
+      <w:pPr>
+        <w:pStyle w:val="PreformattedTextcode"/>
+        <w:bidi w:val="0"/>
+        <w:jc w:val="left"/>
+        <w:rPr/>
+      </w:pPr>
+      <w:r>
+        <w:rPr/>
+        <w:t xml:space="preserve">    </w:t>
+      </w:r>
+      <w:r>
+        <w:rPr/>
+        <w:t>passing = clusters[clusters["PassExtentThreshold"].astype(str).str.upper() == "TRUE"]</w:t>
+      </w:r>
+    </w:p>
+    <w:p>
+      <w:pPr>
+        <w:pStyle w:val="PreformattedTextcode"/>
+        <w:bidi w:val="0"/>
+        <w:jc w:val="left"/>
+        <w:rPr/>
+      </w:pPr>
+      <w:r>
+        <w:rPr/>
+      </w:r>
+    </w:p>
+    <w:p>
+      <w:pPr>
+        <w:pStyle w:val="PreformattedTextcode"/>
+        <w:bidi w:val="0"/>
+        <w:jc w:val="left"/>
+        <w:rPr/>
+      </w:pPr>
+      <w:r>
+        <w:rPr/>
+        <w:t xml:space="preserve">    </w:t>
+      </w:r>
+      <w:r>
+        <w:rPr/>
+        <w:t>tokens = tract.lower().split("_")</w:t>
+      </w:r>
+    </w:p>
+    <w:p>
+      <w:pPr>
+        <w:pStyle w:val="PreformattedTextcode"/>
+        <w:bidi w:val="0"/>
+        <w:jc w:val="left"/>
+        <w:rPr/>
+      </w:pPr>
+      <w:r>
+        <w:rPr/>
+        <w:t xml:space="preserve">    </w:t>
+      </w:r>
+      <w:r>
+        <w:rPr/>
+        <w:t>hemisphere = next((t.upper() for t in tokens if t in ("l", "r")), "")</w:t>
+      </w:r>
+    </w:p>
+    <w:p>
+      <w:pPr>
+        <w:pStyle w:val="PreformattedTextcode"/>
+        <w:bidi w:val="0"/>
+        <w:jc w:val="left"/>
+        <w:rPr/>
+      </w:pPr>
+      <w:r>
+        <w:rPr/>
+      </w:r>
+    </w:p>
+    <w:p>
+      <w:pPr>
+        <w:pStyle w:val="PreformattedTextcode"/>
+        <w:bidi w:val="0"/>
+        <w:jc w:val="left"/>
+        <w:rPr/>
+      </w:pPr>
+      <w:r>
+        <w:rPr/>
+        <w:t xml:space="preserve">    </w:t>
+      </w:r>
+      <w:r>
+        <w:rPr/>
+        <w:t>for node in nodewise.itertuples():</w:t>
+      </w:r>
+    </w:p>
+    <w:p>
+      <w:pPr>
+        <w:pStyle w:val="PreformattedTextcode"/>
+        <w:bidi w:val="0"/>
+        <w:jc w:val="left"/>
+        <w:rPr/>
+      </w:pPr>
+      <w:r>
+        <w:rPr/>
+        <w:t xml:space="preserve">        </w:t>
+      </w:r>
+      <w:r>
+        <w:rPr/>
+        <w:t>rows.append({</w:t>
+      </w:r>
+    </w:p>
+    <w:p>
+      <w:pPr>
+        <w:pStyle w:val="PreformattedTextcode"/>
+        <w:bidi w:val="0"/>
+        <w:jc w:val="left"/>
+        <w:rPr/>
+      </w:pPr>
+      <w:r>
+        <w:rPr/>
+        <w:t xml:space="preserve">            </w:t>
+      </w:r>
+      <w:r>
+        <w:rPr/>
+        <w:t>"outcome": outcome, "tract": tract, "metric": metric,</w:t>
+      </w:r>
+    </w:p>
+    <w:p>
+      <w:pPr>
+        <w:pStyle w:val="PreformattedTextcode"/>
+        <w:bidi w:val="0"/>
+        <w:jc w:val="left"/>
+        <w:rPr/>
+      </w:pPr>
+      <w:r>
+        <w:rPr/>
+        <w:t xml:space="preserve">            </w:t>
+      </w:r>
+      <w:r>
+        <w:rPr/>
+        <w:t>"node": int(node.Node), "t": round(node.t_value, 4), "p": round(node.p_value, 5),</w:t>
+      </w:r>
+    </w:p>
+    <w:p>
+      <w:pPr>
+        <w:pStyle w:val="PreformattedTextcode"/>
+        <w:bidi w:val="0"/>
+        <w:jc w:val="left"/>
+        <w:rPr/>
+      </w:pPr>
+      <w:r>
+        <w:rPr/>
+        <w:t xml:space="preserve">            </w:t>
+      </w:r>
+      <w:r>
+        <w:rPr/>
+        <w:t>"hemisphere": hemisphere, "N": int(summary["N_subjects"]),</w:t>
+      </w:r>
+    </w:p>
+    <w:p>
+      <w:pPr>
+        <w:pStyle w:val="PreformattedTextcode"/>
+        <w:bidi w:val="0"/>
+        <w:jc w:val="left"/>
+        <w:rPr/>
+      </w:pPr>
+      <w:r>
+        <w:rPr/>
+        <w:t xml:space="preserve">            </w:t>
+      </w:r>
+      <w:r>
+        <w:rPr/>
+        <w:t>"covariates": summary["Covariates"],</w:t>
+      </w:r>
+    </w:p>
+    <w:p>
+      <w:pPr>
+        <w:pStyle w:val="PreformattedTextcode"/>
+        <w:bidi w:val="0"/>
+        <w:jc w:val="left"/>
+        <w:rPr/>
+      </w:pPr>
+      <w:r>
+        <w:rPr/>
+        <w:t xml:space="preserve">            </w:t>
+      </w:r>
+      <w:r>
+        <w:rPr/>
+        <w:t>"extent_threshold": int(summary["ExtentThresholdNodes"]),</w:t>
+      </w:r>
+    </w:p>
+    <w:p>
+      <w:pPr>
+        <w:pStyle w:val="PreformattedTextcode"/>
+        <w:bidi w:val="0"/>
+        <w:jc w:val="left"/>
+        <w:rPr/>
+      </w:pPr>
+      <w:r>
+        <w:rPr/>
+        <w:t xml:space="preserve">            </w:t>
+      </w:r>
+      <w:r>
+        <w:rPr/>
+        <w:t>"cluster_p": passing["ClusterPValue"].min() if len(passing) else "",</w:t>
+      </w:r>
+    </w:p>
+    <w:p>
+      <w:pPr>
+        <w:pStyle w:val="PreformattedTextcode"/>
+        <w:bidi w:val="0"/>
+        <w:jc w:val="left"/>
+        <w:rPr/>
+      </w:pPr>
+      <w:r>
+        <w:rPr/>
+        <w:t xml:space="preserve">            </w:t>
+      </w:r>
+      <w:r>
+        <w:rPr/>
+        <w:t>"passed": int(len(passing) &gt; 0),</w:t>
+      </w:r>
+    </w:p>
+    <w:p>
+      <w:pPr>
+        <w:pStyle w:val="PreformattedTextcode"/>
+        <w:bidi w:val="0"/>
+        <w:jc w:val="left"/>
+        <w:rPr/>
+      </w:pPr>
+      <w:r>
+        <w:rPr/>
+        <w:t xml:space="preserve">        </w:t>
+      </w:r>
+      <w:r>
+        <w:rPr/>
+        <w:t>})</w:t>
+      </w:r>
+    </w:p>
+    <w:p>
+      <w:pPr>
+        <w:pStyle w:val="PreformattedTextcode"/>
+        <w:bidi w:val="0"/>
+        <w:jc w:val="left"/>
+        <w:rPr/>
+      </w:pPr>
+      <w:r>
+        <w:rPr/>
+      </w:r>
+    </w:p>
+    <w:p>
+      <w:pPr>
+        <w:pStyle w:val="PreformattedTextcode"/>
+        <w:bidi w:val="0"/>
+        <w:jc w:val="left"/>
+        <w:rPr/>
+      </w:pPr>
+      <w:r>
+        <w:rPr/>
+        <w:t>if not rows:</w:t>
+      </w:r>
+    </w:p>
+    <w:p>
+      <w:pPr>
+        <w:pStyle w:val="PreformattedTextcode"/>
+        <w:bidi w:val="0"/>
+        <w:jc w:val="left"/>
+        <w:rPr/>
+      </w:pPr>
+      <w:r>
+        <w:rPr/>
+        <w:t xml:space="preserve">    </w:t>
+      </w:r>
+      <w:r>
+        <w:rPr/>
+        <w:t>sys.exit(f"no *_summary.csv files found in {results_dir}")</w:t>
+      </w:r>
+    </w:p>
+    <w:p>
+      <w:pPr>
+        <w:pStyle w:val="PreformattedTextcode"/>
+        <w:bidi w:val="0"/>
+        <w:jc w:val="left"/>
+        <w:rPr/>
+      </w:pPr>
+      <w:r>
+        <w:rPr/>
+        <w:t>out = results_dir / "results_long.csv"</w:t>
+      </w:r>
+    </w:p>
+    <w:p>
+      <w:pPr>
+        <w:pStyle w:val="PreformattedTextcode"/>
+        <w:bidi w:val="0"/>
+        <w:jc w:val="left"/>
+        <w:rPr/>
+      </w:pPr>
+      <w:r>
+        <w:rPr/>
+        <w:t>pd.DataFrame(rows).to_csv(out, index=False)</w:t>
+      </w:r>
+    </w:p>
+    <w:p>
+      <w:pPr>
+        <w:pStyle w:val="PreformattedTextcode"/>
+        <w:bidi w:val="0"/>
+        <w:spacing w:before="0" w:after="283"/>
+        <w:jc w:val="left"/>
+        <w:rPr/>
+      </w:pPr>
+      <w:r>
+        <w:rPr/>
+        <w:t>print(f"wrote {out} ({len(rows)} rows, {len(rows) // 100} analyses)")</w:t>
+      </w:r>
+    </w:p>
+    <w:p>
+      <w:pPr>
+        <w:pStyle w:val="Heading2"/>
+        <w:bidi w:val="0"/>
+        <w:jc w:val="left"/>
+        <w:rPr/>
+      </w:pPr>
+      <w:r>
+        <w:rPr/>
+        <w:t>00b_fod_estimation.sh</w:t>
+      </w:r>
+    </w:p>
+    <w:p>
+      <w:pPr>
+        <w:pStyle w:val="PreformattedTextcode"/>
+        <w:bidi w:val="0"/>
+        <w:jc w:val="left"/>
+        <w:rPr/>
+      </w:pPr>
+      <w:r>
+        <w:rPr/>
+        <w:t>#!/bin/bash</w:t>
+      </w:r>
+    </w:p>
+    <w:p>
+      <w:pPr>
+        <w:pStyle w:val="PreformattedTextcode"/>
+        <w:bidi w:val="0"/>
+        <w:jc w:val="left"/>
+        <w:rPr/>
+      </w:pPr>
+      <w:r>
+        <w:rPr/>
+        <w:t># =============================================================================</w:t>
+      </w:r>
+    </w:p>
+    <w:p>
+      <w:pPr>
+        <w:pStyle w:val="PreformattedTextcode"/>
+        <w:bidi w:val="0"/>
+        <w:jc w:val="left"/>
+        <w:rPr/>
+      </w:pPr>
+      <w:r>
+        <w:rPr/>
+        <w:t># Step 0b. Fibre orientation distributions (multi-shell multi-tissue CSD)</w:t>
+      </w:r>
+    </w:p>
+    <w:p>
+      <w:pPr>
+        <w:pStyle w:val="PreformattedTextcode"/>
+        <w:bidi w:val="0"/>
+        <w:jc w:val="left"/>
+        <w:rPr/>
+      </w:pPr>
+      <w:r>
+        <w:rPr/>
+        <w:t># =============================================================================</w:t>
+      </w:r>
+    </w:p>
+    <w:p>
+      <w:pPr>
+        <w:pStyle w:val="PreformattedTextcode"/>
+        <w:bidi w:val="0"/>
+        <w:jc w:val="left"/>
+        <w:rPr/>
+      </w:pPr>
+      <w:r>
+        <w:rPr/>
+        <w:t># Run once, before Step 5, when preprocessing ended at the tensor.</w:t>
+      </w:r>
+    </w:p>
+    <w:p>
+      <w:pPr>
+        <w:pStyle w:val="PreformattedTextcode"/>
+        <w:bidi w:val="0"/>
+        <w:jc w:val="left"/>
+        <w:rPr/>
+      </w:pPr>
+      <w:r>
+        <w:rPr/>
+        <w:t>#   Phase 1 (per participant)  response functions: dwi2response dhollander</w:t>
+      </w:r>
+    </w:p>
+    <w:p>
+      <w:pPr>
+        <w:pStyle w:val="PreformattedTextcode"/>
+        <w:bidi w:val="0"/>
+        <w:jc w:val="left"/>
+        <w:rPr/>
+      </w:pPr>
+      <w:r>
+        <w:rPr/>
+        <w:t>#   Phase 2 (group)            average response functions: responsemean</w:t>
+      </w:r>
+    </w:p>
+    <w:p>
+      <w:pPr>
+        <w:pStyle w:val="PreformattedTextcode"/>
+        <w:bidi w:val="0"/>
+        <w:jc w:val="left"/>
+        <w:rPr/>
+      </w:pPr>
+      <w:r>
+        <w:rPr/>
+        <w:t>#   Phase 3 (per participant)  dwi2fod msmt_csd, then mtnormalise</w:t>
+      </w:r>
+    </w:p>
+    <w:p>
+      <w:pPr>
+        <w:pStyle w:val="PreformattedTextcode"/>
+        <w:bidi w:val="0"/>
+        <w:jc w:val="left"/>
+        <w:rPr/>
+      </w:pPr>
+      <w:r>
+        <w:rPr/>
+        <w:t># Single-shell data support two tissues only: remove the GM response and GM FOD</w:t>
+      </w:r>
+    </w:p>
+    <w:p>
+      <w:pPr>
+        <w:pStyle w:val="PreformattedTextcode"/>
+        <w:bidi w:val="0"/>
+        <w:jc w:val="left"/>
+        <w:rPr/>
+      </w:pPr>
+      <w:r>
+        <w:rPr/>
+        <w:t># arguments from the dwi2fod and mtnormalise calls.</w:t>
+      </w:r>
+    </w:p>
+    <w:p>
+      <w:pPr>
+        <w:pStyle w:val="PreformattedTextcode"/>
+        <w:bidi w:val="0"/>
+        <w:jc w:val="left"/>
+        <w:rPr/>
+      </w:pPr>
+      <w:r>
+        <w:rPr/>
+        <w:t># =============================================================================</w:t>
+      </w:r>
+    </w:p>
+    <w:p>
+      <w:pPr>
+        <w:pStyle w:val="PreformattedTextcode"/>
+        <w:bidi w:val="0"/>
+        <w:jc w:val="left"/>
+        <w:rPr/>
+      </w:pPr>
+      <w:r>
+        <w:rPr/>
+        <w:t>source "$(dirname "$0")/00_config.sh"</w:t>
+      </w:r>
+    </w:p>
+    <w:p>
+      <w:pPr>
+        <w:pStyle w:val="PreformattedTextcode"/>
+        <w:bidi w:val="0"/>
+        <w:jc w:val="left"/>
+        <w:rPr/>
+      </w:pPr>
+      <w:r>
+        <w:rPr/>
+        <w:t>start_log "$0"</w:t>
+      </w:r>
+    </w:p>
+    <w:p>
+      <w:pPr>
+        <w:pStyle w:val="PreformattedTextcode"/>
+        <w:bidi w:val="0"/>
+        <w:jc w:val="left"/>
+        <w:rPr/>
+      </w:pPr>
+      <w:r>
+        <w:rPr/>
+        <w:t>read_subjects</w:t>
+      </w:r>
+    </w:p>
+    <w:p>
+      <w:pPr>
+        <w:pStyle w:val="PreformattedTextcode"/>
+        <w:bidi w:val="0"/>
+        <w:jc w:val="left"/>
+        <w:rPr/>
+      </w:pPr>
+      <w:r>
+        <w:rPr/>
+      </w:r>
+    </w:p>
+    <w:p>
+      <w:pPr>
+        <w:pStyle w:val="PreformattedTextcode"/>
+        <w:bidi w:val="0"/>
+        <w:jc w:val="left"/>
+        <w:rPr/>
+      </w:pPr>
+      <w:r>
+        <w:rPr/>
+        <w:t>estimate_response() {</w:t>
+      </w:r>
+    </w:p>
+    <w:p>
+      <w:pPr>
+        <w:pStyle w:val="PreformattedTextcode"/>
+        <w:bidi w:val="0"/>
+        <w:jc w:val="left"/>
+        <w:rPr/>
+      </w:pPr>
+      <w:r>
+        <w:rPr/>
+        <w:t xml:space="preserve">  </w:t>
+      </w:r>
+      <w:r>
+        <w:rPr/>
+        <w:t>local s=$1</w:t>
+      </w:r>
+    </w:p>
+    <w:p>
+      <w:pPr>
+        <w:pStyle w:val="PreformattedTextcode"/>
+        <w:bidi w:val="0"/>
+        <w:jc w:val="left"/>
+        <w:rPr/>
+      </w:pPr>
+      <w:r>
+        <w:rPr/>
+        <w:t xml:space="preserve">  </w:t>
+      </w:r>
+      <w:r>
+        <w:rPr/>
+        <w:t>local d="$PROJECT/dwi/$s"</w:t>
+      </w:r>
+    </w:p>
+    <w:p>
+      <w:pPr>
+        <w:pStyle w:val="PreformattedTextcode"/>
+        <w:bidi w:val="0"/>
+        <w:jc w:val="left"/>
+        <w:rPr/>
+      </w:pPr>
+      <w:r>
+        <w:rPr/>
+        <w:t xml:space="preserve">  </w:t>
+      </w:r>
+      <w:r>
+        <w:rPr/>
+        <w:t>local f</w:t>
+      </w:r>
+    </w:p>
+    <w:p>
+      <w:pPr>
+        <w:pStyle w:val="PreformattedTextcode"/>
+        <w:bidi w:val="0"/>
+        <w:jc w:val="left"/>
+        <w:rPr/>
+      </w:pPr>
+      <w:r>
+        <w:rPr/>
+        <w:t xml:space="preserve">  </w:t>
+      </w:r>
+      <w:r>
+        <w:rPr/>
+        <w:t>for f in data.nii.gz bvals bvecs nodif_brain_mask.nii.gz; do</w:t>
+      </w:r>
+    </w:p>
+    <w:p>
+      <w:pPr>
+        <w:pStyle w:val="PreformattedTextcode"/>
+        <w:bidi w:val="0"/>
+        <w:jc w:val="left"/>
+        <w:rPr/>
+      </w:pPr>
+      <w:r>
+        <w:rPr/>
+        <w:t xml:space="preserve">    </w:t>
+      </w:r>
+      <w:r>
+        <w:rPr/>
+        <w:t>if [ ! -f "$d/$f" ]; then</w:t>
       </w:r>
     </w:p>
     <w:p>
@@ -45831,7 +48642,7 @@
       </w:r>
       <w:r>
         <w:rPr/>
-        <w:t>ClusterID=k, Size=length(nodes), StartNode=min(nodes), EndNode=max(nodes),</w:t>
+        <w:t>echo "!! $s missing $d/$f"</w:t>
       </w:r>
     </w:p>
     <w:p>
@@ -45847,135 +48658,7 @@
       </w:r>
       <w:r>
         <w:rPr/>
-        <w:t>Nodes=paste(nodes, collapse=","),</w:t>
-      </w:r>
-    </w:p>
-    <w:p>
-      <w:pPr>
-        <w:pStyle w:val="PreformattedTextcode"/>
-        <w:bidi w:val="0"/>
-        <w:jc w:val="left"/>
-        <w:rPr/>
-      </w:pPr>
-      <w:r>
-        <w:rPr/>
-        <w:t xml:space="preserve">      </w:t>
-      </w:r>
-      <w:r>
-        <w:rPr/>
-        <w:t>MeanTValue=mean(t_vals, na.rm=TRUE),</w:t>
-      </w:r>
-    </w:p>
-    <w:p>
-      <w:pPr>
-        <w:pStyle w:val="PreformattedTextcode"/>
-        <w:bidi w:val="0"/>
-        <w:jc w:val="left"/>
-        <w:rPr/>
-      </w:pPr>
-      <w:r>
-        <w:rPr/>
-        <w:t xml:space="preserve">      </w:t>
-      </w:r>
-      <w:r>
-        <w:rPr/>
-        <w:t>Direction=ifelse(mean(t_vals, na.rm=TRUE)&gt;0,"Positive","Negative"),</w:t>
-      </w:r>
-    </w:p>
-    <w:p>
-      <w:pPr>
-        <w:pStyle w:val="PreformattedTextcode"/>
-        <w:bidi w:val="0"/>
-        <w:jc w:val="left"/>
-        <w:rPr/>
-      </w:pPr>
-      <w:r>
-        <w:rPr/>
-        <w:t xml:space="preserve">      </w:t>
-      </w:r>
-      <w:r>
-        <w:rPr/>
-        <w:t>MaxAbsTValue=t_vals[which.max(abs(t_vals))],</w:t>
-      </w:r>
-    </w:p>
-    <w:p>
-      <w:pPr>
-        <w:pStyle w:val="PreformattedTextcode"/>
-        <w:bidi w:val="0"/>
-        <w:jc w:val="left"/>
-        <w:rPr/>
-      </w:pPr>
-      <w:r>
-        <w:rPr/>
-        <w:t xml:space="preserve">      </w:t>
-      </w:r>
-      <w:r>
-        <w:rPr/>
-        <w:t>MaxAbsTNode=nodes[which.max(abs(t_vals))],</w:t>
-      </w:r>
-    </w:p>
-    <w:p>
-      <w:pPr>
-        <w:pStyle w:val="PreformattedTextcode"/>
-        <w:bidi w:val="0"/>
-        <w:jc w:val="left"/>
-        <w:rPr/>
-      </w:pPr>
-      <w:r>
-        <w:rPr/>
-        <w:t xml:space="preserve">      </w:t>
-      </w:r>
-      <w:r>
-        <w:rPr/>
-        <w:t>MeanEstimate=mean(ests, na.rm=TRUE),</w:t>
-      </w:r>
-    </w:p>
-    <w:p>
-      <w:pPr>
-        <w:pStyle w:val="PreformattedTextcode"/>
-        <w:bidi w:val="0"/>
-        <w:jc w:val="left"/>
-        <w:rPr/>
-      </w:pPr>
-      <w:r>
-        <w:rPr/>
-        <w:t xml:space="preserve">      </w:t>
-      </w:r>
-      <w:r>
-        <w:rPr/>
-        <w:t>ClusterPValue=cluster_p_from_size(length(nodes)),</w:t>
-      </w:r>
-    </w:p>
-    <w:p>
-      <w:pPr>
-        <w:pStyle w:val="PreformattedTextcode"/>
-        <w:bidi w:val="0"/>
-        <w:jc w:val="left"/>
-        <w:rPr/>
-      </w:pPr>
-      <w:r>
-        <w:rPr/>
-        <w:t xml:space="preserve">      </w:t>
-      </w:r>
-      <w:r>
-        <w:rPr/>
-        <w:t>ExtentThresholdNodes=extent_threshold,</w:t>
-      </w:r>
-    </w:p>
-    <w:p>
-      <w:pPr>
-        <w:pStyle w:val="PreformattedTextcode"/>
-        <w:bidi w:val="0"/>
-        <w:jc w:val="left"/>
-        <w:rPr/>
-      </w:pPr>
-      <w:r>
-        <w:rPr/>
-        <w:t xml:space="preserve">      </w:t>
-      </w:r>
-      <w:r>
-        <w:rPr/>
-        <w:t>PassExtentThreshold=length(nodes) &gt;= extent_threshold</w:t>
+        <w:t>return</w:t>
       </w:r>
     </w:p>
     <w:p>
@@ -45991,7 +48674,7 @@
       </w:r>
       <w:r>
         <w:rPr/>
-        <w:t>)</w:t>
+        <w:t>fi</w:t>
       </w:r>
     </w:p>
     <w:p>
@@ -46007,19 +48690,7 @@
       </w:r>
       <w:r>
         <w:rPr/>
-        <w:t>}))</w:t>
-      </w:r>
-    </w:p>
-    <w:p>
-      <w:pPr>
-        <w:pStyle w:val="PreformattedTextcode"/>
-        <w:bidi w:val="0"/>
-        <w:jc w:val="left"/>
-        <w:rPr/>
-      </w:pPr>
-      <w:r>
-        <w:rPr/>
-        <w:t>} else {</w:t>
+        <w:t>done</w:t>
       </w:r>
     </w:p>
     <w:p>
@@ -46035,7 +48706,7 @@
       </w:r>
       <w:r>
         <w:rPr/>
-        <w:t>all_clusters_df &lt;- tibble(</w:t>
+        <w:t>if [ "$FORCE" != 1 ] &amp;&amp; [ -f "$d/wm_response.txt" ]; then</w:t>
       </w:r>
     </w:p>
     <w:p>
@@ -46051,7 +48722,7 @@
       </w:r>
       <w:r>
         <w:rPr/>
-        <w:t>ClusterID=integer(), Size=integer(), StartNode=integer(), EndNode=integer(),</w:t>
+        <w:t>echo "== $s response functions exist"</w:t>
       </w:r>
     </w:p>
     <w:p>
@@ -46067,7 +48738,71 @@
       </w:r>
       <w:r>
         <w:rPr/>
-        <w:t>Nodes=character(), MeanTValue=double(), Direction=character(),</w:t>
+        <w:t>return</w:t>
+      </w:r>
+    </w:p>
+    <w:p>
+      <w:pPr>
+        <w:pStyle w:val="PreformattedTextcode"/>
+        <w:bidi w:val="0"/>
+        <w:jc w:val="left"/>
+        <w:rPr/>
+      </w:pPr>
+      <w:r>
+        <w:rPr/>
+        <w:t xml:space="preserve">  </w:t>
+      </w:r>
+      <w:r>
+        <w:rPr/>
+        <w:t>fi</w:t>
+      </w:r>
+    </w:p>
+    <w:p>
+      <w:pPr>
+        <w:pStyle w:val="PreformattedTextcode"/>
+        <w:bidi w:val="0"/>
+        <w:jc w:val="left"/>
+        <w:rPr/>
+      </w:pPr>
+      <w:r>
+        <w:rPr/>
+        <w:t xml:space="preserve">  </w:t>
+      </w:r>
+      <w:r>
+        <w:rPr/>
+        <w:t>mrconvert "$d/data.nii.gz" "$d/dwi.mif" -fslgrad "$d/bvecs" "$d/bvals" -force -quiet</w:t>
+      </w:r>
+    </w:p>
+    <w:p>
+      <w:pPr>
+        <w:pStyle w:val="PreformattedTextcode"/>
+        <w:bidi w:val="0"/>
+        <w:jc w:val="left"/>
+        <w:rPr/>
+      </w:pPr>
+      <w:r>
+        <w:rPr/>
+        <w:t xml:space="preserve">  </w:t>
+      </w:r>
+      <w:r>
+        <w:rPr/>
+        <w:t>mrconvert "$d/nodif_brain_mask.nii.gz" "$d/mask.mif" -force -quiet</w:t>
+      </w:r>
+    </w:p>
+    <w:p>
+      <w:pPr>
+        <w:pStyle w:val="PreformattedTextcode"/>
+        <w:bidi w:val="0"/>
+        <w:jc w:val="left"/>
+        <w:rPr/>
+      </w:pPr>
+      <w:r>
+        <w:rPr/>
+        <w:t xml:space="preserve">  </w:t>
+      </w:r>
+      <w:r>
+        <w:rPr/>
+        <w:t>dwi2response dhollander "$d/dwi.mif" \</w:t>
       </w:r>
     </w:p>
     <w:p>
@@ -46083,7 +48818,7 @@
       </w:r>
       <w:r>
         <w:rPr/>
-        <w:t>MaxAbsTValue=double(), MaxAbsTNode=integer(),</w:t>
+        <w:t>"$d/wm_response.txt" "$d/gm_response.txt" "$d/csf_response.txt" \</w:t>
       </w:r>
     </w:p>
     <w:p>
@@ -46099,7 +48834,122 @@
       </w:r>
       <w:r>
         <w:rPr/>
-        <w:t>MeanEstimate=double(),</w:t>
+        <w:t>-mask "$d/mask.mif" -force -quiet</w:t>
+      </w:r>
+    </w:p>
+    <w:p>
+      <w:pPr>
+        <w:pStyle w:val="PreformattedTextcode"/>
+        <w:bidi w:val="0"/>
+        <w:jc w:val="left"/>
+        <w:rPr/>
+      </w:pPr>
+      <w:r>
+        <w:rPr/>
+        <w:t xml:space="preserve">  </w:t>
+      </w:r>
+      <w:r>
+        <w:rPr/>
+        <w:t>echo "&gt;&gt; $s response functions"</w:t>
+      </w:r>
+    </w:p>
+    <w:p>
+      <w:pPr>
+        <w:pStyle w:val="PreformattedTextcode"/>
+        <w:bidi w:val="0"/>
+        <w:jc w:val="left"/>
+        <w:rPr/>
+      </w:pPr>
+      <w:r>
+        <w:rPr/>
+        <w:t>}</w:t>
+      </w:r>
+    </w:p>
+    <w:p>
+      <w:pPr>
+        <w:pStyle w:val="PreformattedTextcode"/>
+        <w:bidi w:val="0"/>
+        <w:jc w:val="left"/>
+        <w:rPr/>
+      </w:pPr>
+      <w:r>
+        <w:rPr/>
+      </w:r>
+    </w:p>
+    <w:p>
+      <w:pPr>
+        <w:pStyle w:val="PreformattedTextcode"/>
+        <w:bidi w:val="0"/>
+        <w:jc w:val="left"/>
+        <w:rPr/>
+      </w:pPr>
+      <w:r>
+        <w:rPr/>
+        <w:t>estimate_fod() {</w:t>
+      </w:r>
+    </w:p>
+    <w:p>
+      <w:pPr>
+        <w:pStyle w:val="PreformattedTextcode"/>
+        <w:bidi w:val="0"/>
+        <w:jc w:val="left"/>
+        <w:rPr/>
+      </w:pPr>
+      <w:r>
+        <w:rPr/>
+        <w:t xml:space="preserve">  </w:t>
+      </w:r>
+      <w:r>
+        <w:rPr/>
+        <w:t>local s=$1</w:t>
+      </w:r>
+    </w:p>
+    <w:p>
+      <w:pPr>
+        <w:pStyle w:val="PreformattedTextcode"/>
+        <w:bidi w:val="0"/>
+        <w:jc w:val="left"/>
+        <w:rPr/>
+      </w:pPr>
+      <w:r>
+        <w:rPr/>
+        <w:t xml:space="preserve">  </w:t>
+      </w:r>
+      <w:r>
+        <w:rPr/>
+        <w:t>local d="$PROJECT/dwi/$s"</w:t>
+      </w:r>
+    </w:p>
+    <w:p>
+      <w:pPr>
+        <w:pStyle w:val="PreformattedTextcode"/>
+        <w:bidi w:val="0"/>
+        <w:jc w:val="left"/>
+        <w:rPr/>
+      </w:pPr>
+      <w:r>
+        <w:rPr/>
+        <w:t xml:space="preserve">  </w:t>
+      </w:r>
+      <w:r>
+        <w:rPr/>
+        <w:t>local g="$PROJECT/dwi"</w:t>
+      </w:r>
+    </w:p>
+    <w:p>
+      <w:pPr>
+        <w:pStyle w:val="PreformattedTextcode"/>
+        <w:bidi w:val="0"/>
+        <w:jc w:val="left"/>
+        <w:rPr/>
+      </w:pPr>
+      <w:r>
+        <w:rPr/>
+        <w:t xml:space="preserve">  </w:t>
+      </w:r>
+      <w:r>
+        <w:rPr/>
+        <w:t>if [ "$FORCE" != 1 ] &amp;&amp; [ -f "$d/wm_fod_norm.mif" ]; then</w:t>
       </w:r>
     </w:p>
     <w:p>
@@ -46115,7 +48965,23 @@
       </w:r>
       <w:r>
         <w:rPr/>
-        <w:t>ClusterPValue=double(), ExtentThresholdNodes=integer(), PassExtentThreshold=logical()</w:t>
+        <w:t>echo "== $s FOD exists"</w:t>
+      </w:r>
+    </w:p>
+    <w:p>
+      <w:pPr>
+        <w:pStyle w:val="PreformattedTextcode"/>
+        <w:bidi w:val="0"/>
+        <w:jc w:val="left"/>
+        <w:rPr/>
+      </w:pPr>
+      <w:r>
+        <w:rPr/>
+        <w:t xml:space="preserve">    </w:t>
+      </w:r>
+      <w:r>
+        <w:rPr/>
+        <w:t>return</w:t>
       </w:r>
     </w:p>
     <w:p>
@@ -46131,7 +48997,295 @@
       </w:r>
       <w:r>
         <w:rPr/>
-        <w:t>)</w:t>
+        <w:t>fi</w:t>
+      </w:r>
+    </w:p>
+    <w:p>
+      <w:pPr>
+        <w:pStyle w:val="PreformattedTextcode"/>
+        <w:bidi w:val="0"/>
+        <w:jc w:val="left"/>
+        <w:rPr/>
+      </w:pPr>
+      <w:r>
+        <w:rPr/>
+        <w:t xml:space="preserve">  </w:t>
+      </w:r>
+      <w:r>
+        <w:rPr/>
+        <w:t>dwi2fod msmt_csd "$d/dwi.mif" \</w:t>
+      </w:r>
+    </w:p>
+    <w:p>
+      <w:pPr>
+        <w:pStyle w:val="PreformattedTextcode"/>
+        <w:bidi w:val="0"/>
+        <w:jc w:val="left"/>
+        <w:rPr/>
+      </w:pPr>
+      <w:r>
+        <w:rPr/>
+        <w:t xml:space="preserve">    </w:t>
+      </w:r>
+      <w:r>
+        <w:rPr/>
+        <w:t>"$g/group_wm_response.txt"  "$d/wm_fod.mif" \</w:t>
+      </w:r>
+    </w:p>
+    <w:p>
+      <w:pPr>
+        <w:pStyle w:val="PreformattedTextcode"/>
+        <w:bidi w:val="0"/>
+        <w:jc w:val="left"/>
+        <w:rPr/>
+      </w:pPr>
+      <w:r>
+        <w:rPr/>
+        <w:t xml:space="preserve">    </w:t>
+      </w:r>
+      <w:r>
+        <w:rPr/>
+        <w:t>"$g/group_gm_response.txt"  "$d/gm_fod.mif" \</w:t>
+      </w:r>
+    </w:p>
+    <w:p>
+      <w:pPr>
+        <w:pStyle w:val="PreformattedTextcode"/>
+        <w:bidi w:val="0"/>
+        <w:jc w:val="left"/>
+        <w:rPr/>
+      </w:pPr>
+      <w:r>
+        <w:rPr/>
+        <w:t xml:space="preserve">    </w:t>
+      </w:r>
+      <w:r>
+        <w:rPr/>
+        <w:t>"$g/group_csf_response.txt" "$d/csf_fod.mif" \</w:t>
+      </w:r>
+    </w:p>
+    <w:p>
+      <w:pPr>
+        <w:pStyle w:val="PreformattedTextcode"/>
+        <w:bidi w:val="0"/>
+        <w:jc w:val="left"/>
+        <w:rPr/>
+      </w:pPr>
+      <w:r>
+        <w:rPr/>
+        <w:t xml:space="preserve">    </w:t>
+      </w:r>
+      <w:r>
+        <w:rPr/>
+        <w:t>-mask "$d/mask.mif" -nthreads "$NTHREADS" -force -quiet</w:t>
+      </w:r>
+    </w:p>
+    <w:p>
+      <w:pPr>
+        <w:pStyle w:val="PreformattedTextcode"/>
+        <w:bidi w:val="0"/>
+        <w:jc w:val="left"/>
+        <w:rPr/>
+      </w:pPr>
+      <w:r>
+        <w:rPr/>
+        <w:t xml:space="preserve">  </w:t>
+      </w:r>
+      <w:r>
+        <w:rPr/>
+        <w:t># The normalized WM FOD marks a finished participant, so it is written under a</w:t>
+      </w:r>
+    </w:p>
+    <w:p>
+      <w:pPr>
+        <w:pStyle w:val="PreformattedTextcode"/>
+        <w:bidi w:val="0"/>
+        <w:jc w:val="left"/>
+        <w:rPr/>
+      </w:pPr>
+      <w:r>
+        <w:rPr/>
+        <w:t xml:space="preserve">  </w:t>
+      </w:r>
+      <w:r>
+        <w:rPr/>
+        <w:t># temporary name and renamed only when mtnormalise succeeds.</w:t>
+      </w:r>
+    </w:p>
+    <w:p>
+      <w:pPr>
+        <w:pStyle w:val="PreformattedTextcode"/>
+        <w:bidi w:val="0"/>
+        <w:jc w:val="left"/>
+        <w:rPr/>
+      </w:pPr>
+      <w:r>
+        <w:rPr/>
+        <w:t xml:space="preserve">  </w:t>
+      </w:r>
+      <w:r>
+        <w:rPr/>
+        <w:t>if mtnormalise \</w:t>
+      </w:r>
+    </w:p>
+    <w:p>
+      <w:pPr>
+        <w:pStyle w:val="PreformattedTextcode"/>
+        <w:bidi w:val="0"/>
+        <w:jc w:val="left"/>
+        <w:rPr/>
+      </w:pPr>
+      <w:r>
+        <w:rPr/>
+        <w:t xml:space="preserve">    </w:t>
+      </w:r>
+      <w:r>
+        <w:rPr/>
+        <w:t>"$d/wm_fod.mif"  "$d/wm_fod_norm.partial.mif" \</w:t>
+      </w:r>
+    </w:p>
+    <w:p>
+      <w:pPr>
+        <w:pStyle w:val="PreformattedTextcode"/>
+        <w:bidi w:val="0"/>
+        <w:jc w:val="left"/>
+        <w:rPr/>
+      </w:pPr>
+      <w:r>
+        <w:rPr/>
+        <w:t xml:space="preserve">    </w:t>
+      </w:r>
+      <w:r>
+        <w:rPr/>
+        <w:t>"$d/gm_fod.mif"  "$d/gm_fod_norm.mif" \</w:t>
+      </w:r>
+    </w:p>
+    <w:p>
+      <w:pPr>
+        <w:pStyle w:val="PreformattedTextcode"/>
+        <w:bidi w:val="0"/>
+        <w:jc w:val="left"/>
+        <w:rPr/>
+      </w:pPr>
+      <w:r>
+        <w:rPr/>
+        <w:t xml:space="preserve">    </w:t>
+      </w:r>
+      <w:r>
+        <w:rPr/>
+        <w:t>"$d/csf_fod.mif" "$d/csf_fod_norm.mif" \</w:t>
+      </w:r>
+    </w:p>
+    <w:p>
+      <w:pPr>
+        <w:pStyle w:val="PreformattedTextcode"/>
+        <w:bidi w:val="0"/>
+        <w:jc w:val="left"/>
+        <w:rPr/>
+      </w:pPr>
+      <w:r>
+        <w:rPr/>
+        <w:t xml:space="preserve">    </w:t>
+      </w:r>
+      <w:r>
+        <w:rPr/>
+        <w:t>-mask "$d/mask.mif" -force -quiet; then</w:t>
+      </w:r>
+    </w:p>
+    <w:p>
+      <w:pPr>
+        <w:pStyle w:val="PreformattedTextcode"/>
+        <w:bidi w:val="0"/>
+        <w:jc w:val="left"/>
+        <w:rPr/>
+      </w:pPr>
+      <w:r>
+        <w:rPr/>
+        <w:t xml:space="preserve">    </w:t>
+      </w:r>
+      <w:r>
+        <w:rPr/>
+        <w:t>mv -f "$d/wm_fod_norm.partial.mif" "$d/wm_fod_norm.mif"</w:t>
+      </w:r>
+    </w:p>
+    <w:p>
+      <w:pPr>
+        <w:pStyle w:val="PreformattedTextcode"/>
+        <w:bidi w:val="0"/>
+        <w:jc w:val="left"/>
+        <w:rPr/>
+      </w:pPr>
+      <w:r>
+        <w:rPr/>
+        <w:t xml:space="preserve">    </w:t>
+      </w:r>
+      <w:r>
+        <w:rPr/>
+        <w:t>echo "&gt;&gt; $s FOD"</w:t>
+      </w:r>
+    </w:p>
+    <w:p>
+      <w:pPr>
+        <w:pStyle w:val="PreformattedTextcode"/>
+        <w:bidi w:val="0"/>
+        <w:jc w:val="left"/>
+        <w:rPr/>
+      </w:pPr>
+      <w:r>
+        <w:rPr/>
+        <w:t xml:space="preserve">  </w:t>
+      </w:r>
+      <w:r>
+        <w:rPr/>
+        <w:t>else</w:t>
+      </w:r>
+    </w:p>
+    <w:p>
+      <w:pPr>
+        <w:pStyle w:val="PreformattedTextcode"/>
+        <w:bidi w:val="0"/>
+        <w:jc w:val="left"/>
+        <w:rPr/>
+      </w:pPr>
+      <w:r>
+        <w:rPr/>
+        <w:t xml:space="preserve">    </w:t>
+      </w:r>
+      <w:r>
+        <w:rPr/>
+        <w:t>rm -f "$d/wm_fod_norm.partial.mif"</w:t>
+      </w:r>
+    </w:p>
+    <w:p>
+      <w:pPr>
+        <w:pStyle w:val="PreformattedTextcode"/>
+        <w:bidi w:val="0"/>
+        <w:jc w:val="left"/>
+        <w:rPr/>
+      </w:pPr>
+      <w:r>
+        <w:rPr/>
+        <w:t xml:space="preserve">    </w:t>
+      </w:r>
+      <w:r>
+        <w:rPr/>
+        <w:t>echo "!! $s FOD estimation failed or was interrupted"</w:t>
+      </w:r>
+    </w:p>
+    <w:p>
+      <w:pPr>
+        <w:pStyle w:val="PreformattedTextcode"/>
+        <w:bidi w:val="0"/>
+        <w:jc w:val="left"/>
+        <w:rPr/>
+      </w:pPr>
+      <w:r>
+        <w:rPr/>
+        <w:t xml:space="preserve">  </w:t>
+      </w:r>
+      <w:r>
+        <w:rPr/>
+        <w:t>fi</w:t>
       </w:r>
     </w:p>
     <w:p>
@@ -46155,30 +49309,30 @@
       </w:pPr>
       <w:r>
         <w:rPr/>
-        <w:t>write_csv(all_clusters_df, file.path(out_dir, paste0(base, "_clusters.csv")))</w:t>
-      </w:r>
-    </w:p>
-    <w:p>
-      <w:pPr>
-        <w:pStyle w:val="PreformattedTextcode"/>
-        <w:bidi w:val="0"/>
-        <w:jc w:val="left"/>
-        <w:rPr/>
-      </w:pPr>
-      <w:r>
-        <w:rPr/>
-      </w:r>
-    </w:p>
-    <w:p>
-      <w:pPr>
-        <w:pStyle w:val="PreformattedTextcode"/>
-        <w:bidi w:val="0"/>
-        <w:jc w:val="left"/>
-        <w:rPr/>
-      </w:pPr>
-      <w:r>
-        <w:rPr/>
-        <w:t>summary_df &lt;- tibble(</w:t>
+      </w:r>
+    </w:p>
+    <w:p>
+      <w:pPr>
+        <w:pStyle w:val="PreformattedTextcode"/>
+        <w:bidi w:val="0"/>
+        <w:jc w:val="left"/>
+        <w:rPr/>
+      </w:pPr>
+      <w:r>
+        <w:rPr/>
+        <w:t># Phase 1</w:t>
+      </w:r>
+    </w:p>
+    <w:p>
+      <w:pPr>
+        <w:pStyle w:val="PreformattedTextcode"/>
+        <w:bidi w:val="0"/>
+        <w:jc w:val="left"/>
+        <w:rPr/>
+      </w:pPr>
+      <w:r>
+        <w:rPr/>
+        <w:t>for s in "${SUBJECTS[@]}"; do</w:t>
       </w:r>
     </w:p>
     <w:p>
@@ -46194,7 +49348,7 @@
       </w:r>
       <w:r>
         <w:rPr/>
-        <w:t>Outcome=response_col,</w:t>
+        <w:t>estimate_response "$s" &amp;</w:t>
       </w:r>
     </w:p>
     <w:p>
@@ -46210,7 +49364,66 @@
       </w:r>
       <w:r>
         <w:rPr/>
-        <w:t>MetricPrefix=metric_prefix,</w:t>
+        <w:t>throttle "$MAXJOBS"</w:t>
+      </w:r>
+    </w:p>
+    <w:p>
+      <w:pPr>
+        <w:pStyle w:val="PreformattedTextcode"/>
+        <w:bidi w:val="0"/>
+        <w:jc w:val="left"/>
+        <w:rPr/>
+      </w:pPr>
+      <w:r>
+        <w:rPr/>
+        <w:t>done</w:t>
+      </w:r>
+    </w:p>
+    <w:p>
+      <w:pPr>
+        <w:pStyle w:val="PreformattedTextcode"/>
+        <w:bidi w:val="0"/>
+        <w:jc w:val="left"/>
+        <w:rPr/>
+      </w:pPr>
+      <w:r>
+        <w:rPr/>
+        <w:t>wait_for_jobs</w:t>
+      </w:r>
+    </w:p>
+    <w:p>
+      <w:pPr>
+        <w:pStyle w:val="PreformattedTextcode"/>
+        <w:bidi w:val="0"/>
+        <w:jc w:val="left"/>
+        <w:rPr/>
+      </w:pPr>
+      <w:r>
+        <w:rPr/>
+      </w:r>
+    </w:p>
+    <w:p>
+      <w:pPr>
+        <w:pStyle w:val="PreformattedTextcode"/>
+        <w:bidi w:val="0"/>
+        <w:jc w:val="left"/>
+        <w:rPr/>
+      </w:pPr>
+      <w:r>
+        <w:rPr/>
+        <w:t># Phase 2</w:t>
+      </w:r>
+    </w:p>
+    <w:p>
+      <w:pPr>
+        <w:pStyle w:val="PreformattedTextcode"/>
+        <w:bidi w:val="0"/>
+        <w:jc w:val="left"/>
+        <w:rPr/>
+      </w:pPr>
+      <w:r>
+        <w:rPr/>
+        <w:t>for tissue in wm gm csf; do</w:t>
       </w:r>
     </w:p>
     <w:p>
@@ -46226,7 +49439,82 @@
       </w:r>
       <w:r>
         <w:rPr/>
-        <w:t>Covariates=paste(covariate_cols, collapse=", "),</w:t>
+        <w:t>responsemean "$PROJECT"/dwi/*/${tissue}_response.txt \</w:t>
+      </w:r>
+    </w:p>
+    <w:p>
+      <w:pPr>
+        <w:pStyle w:val="PreformattedTextcode"/>
+        <w:bidi w:val="0"/>
+        <w:jc w:val="left"/>
+        <w:rPr/>
+      </w:pPr>
+      <w:r>
+        <w:rPr/>
+        <w:t xml:space="preserve">    </w:t>
+      </w:r>
+      <w:r>
+        <w:rPr/>
+        <w:t>"$PROJECT/dwi/group_${tissue}_response.txt" -force -quiet</w:t>
+      </w:r>
+    </w:p>
+    <w:p>
+      <w:pPr>
+        <w:pStyle w:val="PreformattedTextcode"/>
+        <w:bidi w:val="0"/>
+        <w:jc w:val="left"/>
+        <w:rPr/>
+      </w:pPr>
+      <w:r>
+        <w:rPr/>
+        <w:t>done</w:t>
+      </w:r>
+    </w:p>
+    <w:p>
+      <w:pPr>
+        <w:pStyle w:val="PreformattedTextcode"/>
+        <w:bidi w:val="0"/>
+        <w:jc w:val="left"/>
+        <w:rPr/>
+      </w:pPr>
+      <w:r>
+        <w:rPr/>
+        <w:t>echo "== group response functions written"</w:t>
+      </w:r>
+    </w:p>
+    <w:p>
+      <w:pPr>
+        <w:pStyle w:val="PreformattedTextcode"/>
+        <w:bidi w:val="0"/>
+        <w:jc w:val="left"/>
+        <w:rPr/>
+      </w:pPr>
+      <w:r>
+        <w:rPr/>
+      </w:r>
+    </w:p>
+    <w:p>
+      <w:pPr>
+        <w:pStyle w:val="PreformattedTextcode"/>
+        <w:bidi w:val="0"/>
+        <w:jc w:val="left"/>
+        <w:rPr/>
+      </w:pPr>
+      <w:r>
+        <w:rPr/>
+        <w:t># Phase 3 (memory-intensive: $FOD_JOBS participants at a time)</w:t>
+      </w:r>
+    </w:p>
+    <w:p>
+      <w:pPr>
+        <w:pStyle w:val="PreformattedTextcode"/>
+        <w:bidi w:val="0"/>
+        <w:jc w:val="left"/>
+        <w:rPr/>
+      </w:pPr>
+      <w:r>
+        <w:rPr/>
+        <w:t>for s in "${SUBJECTS[@]}"; do</w:t>
       </w:r>
     </w:p>
     <w:p>
@@ -46242,7 +49530,7 @@
       </w:r>
       <w:r>
         <w:rPr/>
-        <w:t>N_subjects=n_subj, N_dropped=n_dropped,</w:t>
+        <w:t>estimate_fod "$s" &amp;</w:t>
       </w:r>
     </w:p>
     <w:p>
@@ -46258,7 +49546,78 @@
       </w:r>
       <w:r>
         <w:rPr/>
-        <w:t>NodesTested=num_nodes,</w:t>
+        <w:t>throttle "$FOD_JOBS"</w:t>
+      </w:r>
+    </w:p>
+    <w:p>
+      <w:pPr>
+        <w:pStyle w:val="PreformattedTextcode"/>
+        <w:bidi w:val="0"/>
+        <w:jc w:val="left"/>
+        <w:rPr/>
+      </w:pPr>
+      <w:r>
+        <w:rPr/>
+        <w:t>done</w:t>
+      </w:r>
+    </w:p>
+    <w:p>
+      <w:pPr>
+        <w:pStyle w:val="PreformattedTextcode"/>
+        <w:bidi w:val="0"/>
+        <w:jc w:val="left"/>
+        <w:rPr/>
+      </w:pPr>
+      <w:r>
+        <w:rPr/>
+        <w:t>wait_for_jobs</w:t>
+      </w:r>
+    </w:p>
+    <w:p>
+      <w:pPr>
+        <w:pStyle w:val="PreformattedTextcode"/>
+        <w:bidi w:val="0"/>
+        <w:jc w:val="left"/>
+        <w:rPr/>
+      </w:pPr>
+      <w:r>
+        <w:rPr/>
+      </w:r>
+    </w:p>
+    <w:p>
+      <w:pPr>
+        <w:pStyle w:val="PreformattedTextcode"/>
+        <w:bidi w:val="0"/>
+        <w:jc w:val="left"/>
+        <w:rPr/>
+      </w:pPr>
+      <w:r>
+        <w:rPr/>
+        <w:t># Audit</w:t>
+      </w:r>
+    </w:p>
+    <w:p>
+      <w:pPr>
+        <w:pStyle w:val="PreformattedTextcode"/>
+        <w:bidi w:val="0"/>
+        <w:jc w:val="left"/>
+        <w:rPr/>
+      </w:pPr>
+      <w:r>
+        <w:rPr/>
+        <w:t>printf "\nSubject\twm_fod_norm\n"</w:t>
+      </w:r>
+    </w:p>
+    <w:p>
+      <w:pPr>
+        <w:pStyle w:val="PreformattedTextcode"/>
+        <w:bidi w:val="0"/>
+        <w:jc w:val="left"/>
+        <w:rPr/>
+      </w:pPr>
+      <w:r>
+        <w:rPr/>
+        <w:t>for s in "${SUBJECTS[@]}"; do</w:t>
       </w:r>
     </w:p>
     <w:p>
@@ -46274,139 +49633,7 @@
       </w:r>
       <w:r>
         <w:rPr/>
-        <w:t>NodewiseAlpha=alpha_node, FamilywiseAlpha=alpha_familywise,</w:t>
-      </w:r>
-    </w:p>
-    <w:p>
-      <w:pPr>
-        <w:pStyle w:val="PreformattedTextcode"/>
-        <w:bidi w:val="0"/>
-        <w:jc w:val="left"/>
-        <w:rPr/>
-      </w:pPr>
-      <w:r>
-        <w:rPr/>
-        <w:t xml:space="preserve">  </w:t>
-      </w:r>
-      <w:r>
-        <w:rPr/>
-        <w:t>NumPermutations=num_permutations,</w:t>
-      </w:r>
-    </w:p>
-    <w:p>
-      <w:pPr>
-        <w:pStyle w:val="PreformattedTextcode"/>
-        <w:bidi w:val="0"/>
-        <w:jc w:val="left"/>
-        <w:rPr/>
-      </w:pPr>
-      <w:r>
-        <w:rPr/>
-        <w:t xml:space="preserve">  </w:t>
-      </w:r>
-      <w:r>
-        <w:rPr/>
-        <w:t>NumNodewiseSignificant=num_sig_nodes,</w:t>
-      </w:r>
-    </w:p>
-    <w:p>
-      <w:pPr>
-        <w:pStyle w:val="PreformattedTextcode"/>
-        <w:bidi w:val="0"/>
-        <w:jc w:val="left"/>
-        <w:rPr/>
-      </w:pPr>
-      <w:r>
-        <w:rPr/>
-        <w:t xml:space="preserve">  </w:t>
-      </w:r>
-      <w:r>
-        <w:rPr/>
-        <w:t>NumClustersFormed=num_clusters,</w:t>
-      </w:r>
-    </w:p>
-    <w:p>
-      <w:pPr>
-        <w:pStyle w:val="PreformattedTextcode"/>
-        <w:bidi w:val="0"/>
-        <w:jc w:val="left"/>
-        <w:rPr/>
-      </w:pPr>
-      <w:r>
-        <w:rPr/>
-        <w:t xml:space="preserve">  </w:t>
-      </w:r>
-      <w:r>
-        <w:rPr/>
-        <w:t>ObservedMaxClusterSize=obs_max_size,</w:t>
-      </w:r>
-    </w:p>
-    <w:p>
-      <w:pPr>
-        <w:pStyle w:val="PreformattedTextcode"/>
-        <w:bidi w:val="0"/>
-        <w:jc w:val="left"/>
-        <w:rPr/>
-      </w:pPr>
-      <w:r>
-        <w:rPr/>
-        <w:t xml:space="preserve">  </w:t>
-      </w:r>
-      <w:r>
-        <w:rPr/>
-        <w:t>ExtentThresholdNodes=extent_threshold,</w:t>
-      </w:r>
-    </w:p>
-    <w:p>
-      <w:pPr>
-        <w:pStyle w:val="PreformattedTextcode"/>
-        <w:bidi w:val="0"/>
-        <w:jc w:val="left"/>
-        <w:rPr/>
-      </w:pPr>
-      <w:r>
-        <w:rPr/>
-        <w:t xml:space="preserve">  </w:t>
-      </w:r>
-      <w:r>
-        <w:rPr/>
-        <w:t>NumClustersPassingExtent=sum(all_clusters_df$PassExtentThreshold, na.rm=TRUE)</w:t>
-      </w:r>
-    </w:p>
-    <w:p>
-      <w:pPr>
-        <w:pStyle w:val="PreformattedTextcode"/>
-        <w:bidi w:val="0"/>
-        <w:jc w:val="left"/>
-        <w:rPr/>
-      </w:pPr>
-      <w:r>
-        <w:rPr/>
-        <w:t>)</w:t>
-      </w:r>
-    </w:p>
-    <w:p>
-      <w:pPr>
-        <w:pStyle w:val="PreformattedTextcode"/>
-        <w:bidi w:val="0"/>
-        <w:jc w:val="left"/>
-        <w:rPr/>
-      </w:pPr>
-      <w:r>
-        <w:rPr/>
-        <w:t>write_csv(summary_df, file.path(out_dir, paste0(base, "_summary.csv")))</w:t>
-      </w:r>
-    </w:p>
-    <w:p>
-      <w:pPr>
-        <w:pStyle w:val="PreformattedTextcode"/>
-        <w:bidi w:val="0"/>
-        <w:jc w:val="left"/>
-        <w:rPr/>
-      </w:pPr>
-      <w:r>
-        <w:rPr/>
-        <w:t>message("Done: ", base, " — clusters=", num_clusters,</w:t>
+        <w:t>printf "%s\t%s\n" "$s" "$(present "$PROJECT/dwi/$s/wm_fod_norm.mif")"</w:t>
       </w:r>
     </w:p>
     <w:p>
@@ -46419,1957 +49646,7 @@
       </w:pPr>
       <w:r>
         <w:rPr/>
-        <w:t xml:space="preserve">        </w:t>
-      </w:r>
-      <w:r>
-        <w:rPr/>
-        <w:t>" sig nodes=", num_sig_nodes, " ext_thr=", extent_threshold)</w:t>
-      </w:r>
-    </w:p>
-    <w:p>
-      <w:pPr>
-        <w:pStyle w:val="Heading2"/>
-        <w:bidi w:val="0"/>
-        <w:jc w:val="left"/>
-        <w:rPr/>
-      </w:pPr>
-      <w:r>
-        <w:rPr/>
-        <w:t>09c_stack_for_explorer.py</w:t>
-      </w:r>
-    </w:p>
-    <w:p>
-      <w:pPr>
-        <w:pStyle w:val="PreformattedTextcode"/>
-        <w:bidi w:val="0"/>
-        <w:jc w:val="left"/>
-        <w:rPr/>
-      </w:pPr>
-      <w:r>
-        <w:rPr/>
-        <w:t>#!/usr/bin/env python3</w:t>
-      </w:r>
-    </w:p>
-    <w:p>
-      <w:pPr>
-        <w:pStyle w:val="PreformattedTextcode"/>
-        <w:bidi w:val="0"/>
-        <w:jc w:val="left"/>
-        <w:rPr/>
-      </w:pPr>
-      <w:r>
-        <w:rPr/>
-        <w:t>"""Step 9c. Stack the node-wise results into the file read by the Explorer.</w:t>
-      </w:r>
-    </w:p>
-    <w:p>
-      <w:pPr>
-        <w:pStyle w:val="PreformattedTextcode"/>
-        <w:bidi w:val="0"/>
-        <w:jc w:val="left"/>
-        <w:rPr/>
-      </w:pPr>
-      <w:r>
-        <w:rPr/>
-      </w:r>
-    </w:p>
-    <w:p>
-      <w:pPr>
-        <w:pStyle w:val="PreformattedTextcode"/>
-        <w:bidi w:val="0"/>
-        <w:jc w:val="left"/>
-        <w:rPr/>
-      </w:pPr>
-      <w:r>
-        <w:rPr/>
-        <w:t xml:space="preserve">    </w:t>
-      </w:r>
-      <w:r>
-        <w:rPr/>
-        <w:t>python 09c_stack_for_explorer.py /path/to/permutation/results</w:t>
-      </w:r>
-    </w:p>
-    <w:p>
-      <w:pPr>
-        <w:pStyle w:val="PreformattedTextcode"/>
-        <w:bidi w:val="0"/>
-        <w:jc w:val="left"/>
-        <w:rPr/>
-      </w:pPr>
-      <w:r>
-        <w:rPr/>
-      </w:r>
-    </w:p>
-    <w:p>
-      <w:pPr>
-        <w:pStyle w:val="PreformattedTextcode"/>
-        <w:bidi w:val="0"/>
-        <w:jc w:val="left"/>
-        <w:rPr/>
-      </w:pPr>
-      <w:r>
-        <w:rPr/>
-        <w:t>Expects the three outputs of 09b_nodewise_permutation.R for every analysis, named</w:t>
-      </w:r>
-    </w:p>
-    <w:p>
-      <w:pPr>
-        <w:pStyle w:val="PreformattedTextcode"/>
-        <w:bidi w:val="0"/>
-        <w:jc w:val="left"/>
-        <w:rPr/>
-      </w:pPr>
-      <w:r>
-        <w:rPr/>
-        <w:t>&lt;tract&gt;__&lt;metric&gt;__&lt;outcome&gt;_nodewise.csv, _clusters.csv and _summary.csv.</w:t>
-      </w:r>
-    </w:p>
-    <w:p>
-      <w:pPr>
-        <w:pStyle w:val="PreformattedTextcode"/>
-        <w:bidi w:val="0"/>
-        <w:jc w:val="left"/>
-        <w:rPr/>
-      </w:pPr>
-      <w:r>
-        <w:rPr/>
-      </w:r>
-    </w:p>
-    <w:p>
-      <w:pPr>
-        <w:pStyle w:val="PreformattedTextcode"/>
-        <w:bidi w:val="0"/>
-        <w:jc w:val="left"/>
-        <w:rPr/>
-      </w:pPr>
-      <w:r>
-        <w:rPr/>
-        <w:t>Output: results_long.csv in the same directory, one row per node, with columns</w:t>
-      </w:r>
-    </w:p>
-    <w:p>
-      <w:pPr>
-        <w:pStyle w:val="PreformattedTextcode"/>
-        <w:bidi w:val="0"/>
-        <w:jc w:val="left"/>
-        <w:rPr/>
-      </w:pPr>
-      <w:r>
-        <w:rPr/>
-        <w:t xml:space="preserve">    </w:t>
-      </w:r>
-      <w:r>
-        <w:rPr/>
-        <w:t>outcome, tract, metric, node, t, p, hemisphere, N, covariates,</w:t>
-      </w:r>
-    </w:p>
-    <w:p>
-      <w:pPr>
-        <w:pStyle w:val="PreformattedTextcode"/>
-        <w:bidi w:val="0"/>
-        <w:jc w:val="left"/>
-        <w:rPr/>
-      </w:pPr>
-      <w:r>
-        <w:rPr/>
-        <w:t xml:space="preserve">    </w:t>
-      </w:r>
-      <w:r>
-        <w:rPr/>
-        <w:t>extent_threshold, cluster_p, passed</w:t>
-      </w:r>
-    </w:p>
-    <w:p>
-      <w:pPr>
-        <w:pStyle w:val="PreformattedTextcode"/>
-        <w:bidi w:val="0"/>
-        <w:jc w:val="left"/>
-        <w:rPr/>
-      </w:pPr>
-      <w:r>
-        <w:rPr/>
-        <w:t>hemisphere is L or R when the tract name contains the token l or r (l_vta_l_hipp,</w:t>
-      </w:r>
-    </w:p>
-    <w:p>
-      <w:pPr>
-        <w:pStyle w:val="PreformattedTextcode"/>
-        <w:bidi w:val="0"/>
-        <w:jc w:val="left"/>
-        <w:rPr/>
-      </w:pPr>
-      <w:r>
-        <w:rPr/>
-        <w:t>anterior_r_vta_r_hipp) and is otherwise empty; cluster_p and passed</w:t>
-      </w:r>
-    </w:p>
-    <w:p>
-      <w:pPr>
-        <w:pStyle w:val="PreformattedTextcode"/>
-        <w:bidi w:val="0"/>
-        <w:jc w:val="left"/>
-        <w:rPr/>
-      </w:pPr>
-      <w:r>
-        <w:rPr/>
-        <w:t>describe the largest cluster of the analysis that met the extent threshold.</w:t>
-      </w:r>
-    </w:p>
-    <w:p>
-      <w:pPr>
-        <w:pStyle w:val="PreformattedTextcode"/>
-        <w:bidi w:val="0"/>
-        <w:jc w:val="left"/>
-        <w:rPr/>
-      </w:pPr>
-      <w:r>
-        <w:rPr/>
-        <w:t>"""</w:t>
-      </w:r>
-    </w:p>
-    <w:p>
-      <w:pPr>
-        <w:pStyle w:val="PreformattedTextcode"/>
-        <w:bidi w:val="0"/>
-        <w:jc w:val="left"/>
-        <w:rPr/>
-      </w:pPr>
-      <w:r>
-        <w:rPr/>
-        <w:t>import sys</w:t>
-      </w:r>
-    </w:p>
-    <w:p>
-      <w:pPr>
-        <w:pStyle w:val="PreformattedTextcode"/>
-        <w:bidi w:val="0"/>
-        <w:jc w:val="left"/>
-        <w:rPr/>
-      </w:pPr>
-      <w:r>
-        <w:rPr/>
-        <w:t>from pathlib import Path</w:t>
-      </w:r>
-    </w:p>
-    <w:p>
-      <w:pPr>
-        <w:pStyle w:val="PreformattedTextcode"/>
-        <w:bidi w:val="0"/>
-        <w:jc w:val="left"/>
-        <w:rPr/>
-      </w:pPr>
-      <w:r>
-        <w:rPr/>
-      </w:r>
-    </w:p>
-    <w:p>
-      <w:pPr>
-        <w:pStyle w:val="PreformattedTextcode"/>
-        <w:bidi w:val="0"/>
-        <w:jc w:val="left"/>
-        <w:rPr/>
-      </w:pPr>
-      <w:r>
-        <w:rPr/>
-        <w:t>import pandas as pd</w:t>
-      </w:r>
-    </w:p>
-    <w:p>
-      <w:pPr>
-        <w:pStyle w:val="PreformattedTextcode"/>
-        <w:bidi w:val="0"/>
-        <w:jc w:val="left"/>
-        <w:rPr/>
-      </w:pPr>
-      <w:r>
-        <w:rPr/>
-      </w:r>
-    </w:p>
-    <w:p>
-      <w:pPr>
-        <w:pStyle w:val="PreformattedTextcode"/>
-        <w:bidi w:val="0"/>
-        <w:jc w:val="left"/>
-        <w:rPr/>
-      </w:pPr>
-      <w:r>
-        <w:rPr/>
-        <w:t>results_dir = Path(sys.argv[1] if len(sys.argv) &gt; 1 else ".")</w:t>
-      </w:r>
-    </w:p>
-    <w:p>
-      <w:pPr>
-        <w:pStyle w:val="PreformattedTextcode"/>
-        <w:bidi w:val="0"/>
-        <w:jc w:val="left"/>
-        <w:rPr/>
-      </w:pPr>
-      <w:r>
-        <w:rPr/>
-        <w:t>rows = []</w:t>
-      </w:r>
-    </w:p>
-    <w:p>
-      <w:pPr>
-        <w:pStyle w:val="PreformattedTextcode"/>
-        <w:bidi w:val="0"/>
-        <w:jc w:val="left"/>
-        <w:rPr/>
-      </w:pPr>
-      <w:r>
-        <w:rPr/>
-      </w:r>
-    </w:p>
-    <w:p>
-      <w:pPr>
-        <w:pStyle w:val="PreformattedTextcode"/>
-        <w:bidi w:val="0"/>
-        <w:jc w:val="left"/>
-        <w:rPr/>
-      </w:pPr>
-      <w:r>
-        <w:rPr/>
-        <w:t>for summary_file in sorted(results_dir.glob("*_summary.csv")):</w:t>
-      </w:r>
-    </w:p>
-    <w:p>
-      <w:pPr>
-        <w:pStyle w:val="PreformattedTextcode"/>
-        <w:bidi w:val="0"/>
-        <w:jc w:val="left"/>
-        <w:rPr/>
-      </w:pPr>
-      <w:r>
-        <w:rPr/>
-        <w:t xml:space="preserve">    </w:t>
-      </w:r>
-      <w:r>
-        <w:rPr/>
-        <w:t>label = summary_file.name[:-len("_summary.csv")]</w:t>
-      </w:r>
-    </w:p>
-    <w:p>
-      <w:pPr>
-        <w:pStyle w:val="PreformattedTextcode"/>
-        <w:bidi w:val="0"/>
-        <w:jc w:val="left"/>
-        <w:rPr/>
-      </w:pPr>
-      <w:r>
-        <w:rPr/>
-        <w:t xml:space="preserve">    </w:t>
-      </w:r>
-      <w:r>
-        <w:rPr/>
-        <w:t>parts = label.split("__", 2)</w:t>
-      </w:r>
-    </w:p>
-    <w:p>
-      <w:pPr>
-        <w:pStyle w:val="PreformattedTextcode"/>
-        <w:bidi w:val="0"/>
-        <w:jc w:val="left"/>
-        <w:rPr/>
-      </w:pPr>
-      <w:r>
-        <w:rPr/>
-        <w:t xml:space="preserve">    </w:t>
-      </w:r>
-      <w:r>
-        <w:rPr/>
-        <w:t>if len(parts) != 3:</w:t>
-      </w:r>
-    </w:p>
-    <w:p>
-      <w:pPr>
-        <w:pStyle w:val="PreformattedTextcode"/>
-        <w:bidi w:val="0"/>
-        <w:jc w:val="left"/>
-        <w:rPr/>
-      </w:pPr>
-      <w:r>
-        <w:rPr/>
-        <w:t xml:space="preserve">        </w:t>
-      </w:r>
-      <w:r>
-        <w:rPr/>
-        <w:t>print(f"skipped {summary_file.name}: label is not &lt;tract&gt;__&lt;metric&gt;__&lt;outcome&gt;")</w:t>
-      </w:r>
-    </w:p>
-    <w:p>
-      <w:pPr>
-        <w:pStyle w:val="PreformattedTextcode"/>
-        <w:bidi w:val="0"/>
-        <w:jc w:val="left"/>
-        <w:rPr/>
-      </w:pPr>
-      <w:r>
-        <w:rPr/>
-        <w:t xml:space="preserve">        </w:t>
-      </w:r>
-      <w:r>
-        <w:rPr/>
-        <w:t>continue</w:t>
-      </w:r>
-    </w:p>
-    <w:p>
-      <w:pPr>
-        <w:pStyle w:val="PreformattedTextcode"/>
-        <w:bidi w:val="0"/>
-        <w:jc w:val="left"/>
-        <w:rPr/>
-      </w:pPr>
-      <w:r>
-        <w:rPr/>
-        <w:t xml:space="preserve">    </w:t>
-      </w:r>
-      <w:r>
-        <w:rPr/>
-        <w:t>tract, metric, outcome = parts</w:t>
-      </w:r>
-    </w:p>
-    <w:p>
-      <w:pPr>
-        <w:pStyle w:val="PreformattedTextcode"/>
-        <w:bidi w:val="0"/>
-        <w:jc w:val="left"/>
-        <w:rPr/>
-      </w:pPr>
-      <w:r>
-        <w:rPr/>
-      </w:r>
-    </w:p>
-    <w:p>
-      <w:pPr>
-        <w:pStyle w:val="PreformattedTextcode"/>
-        <w:bidi w:val="0"/>
-        <w:jc w:val="left"/>
-        <w:rPr/>
-      </w:pPr>
-      <w:r>
-        <w:rPr/>
-        <w:t xml:space="preserve">    </w:t>
-      </w:r>
-      <w:r>
-        <w:rPr/>
-        <w:t>summary = pd.read_csv(summary_file).iloc[0]</w:t>
-      </w:r>
-    </w:p>
-    <w:p>
-      <w:pPr>
-        <w:pStyle w:val="PreformattedTextcode"/>
-        <w:bidi w:val="0"/>
-        <w:jc w:val="left"/>
-        <w:rPr/>
-      </w:pPr>
-      <w:r>
-        <w:rPr/>
-        <w:t xml:space="preserve">    </w:t>
-      </w:r>
-      <w:r>
-        <w:rPr/>
-        <w:t>nodewise = pd.read_csv(results_dir / f"{label}_nodewise.csv")</w:t>
-      </w:r>
-    </w:p>
-    <w:p>
-      <w:pPr>
-        <w:pStyle w:val="PreformattedTextcode"/>
-        <w:bidi w:val="0"/>
-        <w:jc w:val="left"/>
-        <w:rPr/>
-      </w:pPr>
-      <w:r>
-        <w:rPr/>
-        <w:t xml:space="preserve">    </w:t>
-      </w:r>
-      <w:r>
-        <w:rPr/>
-        <w:t>clusters = pd.read_csv(results_dir / f"{label}_clusters.csv")</w:t>
-      </w:r>
-    </w:p>
-    <w:p>
-      <w:pPr>
-        <w:pStyle w:val="PreformattedTextcode"/>
-        <w:bidi w:val="0"/>
-        <w:jc w:val="left"/>
-        <w:rPr/>
-      </w:pPr>
-      <w:r>
-        <w:rPr/>
-        <w:t xml:space="preserve">    </w:t>
-      </w:r>
-      <w:r>
-        <w:rPr/>
-        <w:t>passing = clusters[clusters["PassExtentThreshold"].astype(str).str.upper() == "TRUE"]</w:t>
-      </w:r>
-    </w:p>
-    <w:p>
-      <w:pPr>
-        <w:pStyle w:val="PreformattedTextcode"/>
-        <w:bidi w:val="0"/>
-        <w:jc w:val="left"/>
-        <w:rPr/>
-      </w:pPr>
-      <w:r>
-        <w:rPr/>
-      </w:r>
-    </w:p>
-    <w:p>
-      <w:pPr>
-        <w:pStyle w:val="PreformattedTextcode"/>
-        <w:bidi w:val="0"/>
-        <w:jc w:val="left"/>
-        <w:rPr/>
-      </w:pPr>
-      <w:r>
-        <w:rPr/>
-        <w:t xml:space="preserve">    </w:t>
-      </w:r>
-      <w:r>
-        <w:rPr/>
-        <w:t>tokens = tract.lower().split("_")</w:t>
-      </w:r>
-    </w:p>
-    <w:p>
-      <w:pPr>
-        <w:pStyle w:val="PreformattedTextcode"/>
-        <w:bidi w:val="0"/>
-        <w:jc w:val="left"/>
-        <w:rPr/>
-      </w:pPr>
-      <w:r>
-        <w:rPr/>
-        <w:t xml:space="preserve">    </w:t>
-      </w:r>
-      <w:r>
-        <w:rPr/>
-        <w:t>hemisphere = next((t.upper() for t in tokens if t in ("l", "r")), "")</w:t>
-      </w:r>
-    </w:p>
-    <w:p>
-      <w:pPr>
-        <w:pStyle w:val="PreformattedTextcode"/>
-        <w:bidi w:val="0"/>
-        <w:jc w:val="left"/>
-        <w:rPr/>
-      </w:pPr>
-      <w:r>
-        <w:rPr/>
-      </w:r>
-    </w:p>
-    <w:p>
-      <w:pPr>
-        <w:pStyle w:val="PreformattedTextcode"/>
-        <w:bidi w:val="0"/>
-        <w:jc w:val="left"/>
-        <w:rPr/>
-      </w:pPr>
-      <w:r>
-        <w:rPr/>
-        <w:t xml:space="preserve">    </w:t>
-      </w:r>
-      <w:r>
-        <w:rPr/>
-        <w:t>for node in nodewise.itertuples():</w:t>
-      </w:r>
-    </w:p>
-    <w:p>
-      <w:pPr>
-        <w:pStyle w:val="PreformattedTextcode"/>
-        <w:bidi w:val="0"/>
-        <w:jc w:val="left"/>
-        <w:rPr/>
-      </w:pPr>
-      <w:r>
-        <w:rPr/>
-        <w:t xml:space="preserve">        </w:t>
-      </w:r>
-      <w:r>
-        <w:rPr/>
-        <w:t>rows.append({</w:t>
-      </w:r>
-    </w:p>
-    <w:p>
-      <w:pPr>
-        <w:pStyle w:val="PreformattedTextcode"/>
-        <w:bidi w:val="0"/>
-        <w:jc w:val="left"/>
-        <w:rPr/>
-      </w:pPr>
-      <w:r>
-        <w:rPr/>
-        <w:t xml:space="preserve">            </w:t>
-      </w:r>
-      <w:r>
-        <w:rPr/>
-        <w:t>"outcome": outcome, "tract": tract, "metric": metric,</w:t>
-      </w:r>
-    </w:p>
-    <w:p>
-      <w:pPr>
-        <w:pStyle w:val="PreformattedTextcode"/>
-        <w:bidi w:val="0"/>
-        <w:jc w:val="left"/>
-        <w:rPr/>
-      </w:pPr>
-      <w:r>
-        <w:rPr/>
-        <w:t xml:space="preserve">            </w:t>
-      </w:r>
-      <w:r>
-        <w:rPr/>
-        <w:t>"node": int(node.Node), "t": round(node.t_value, 4), "p": round(node.p_value, 5),</w:t>
-      </w:r>
-    </w:p>
-    <w:p>
-      <w:pPr>
-        <w:pStyle w:val="PreformattedTextcode"/>
-        <w:bidi w:val="0"/>
-        <w:jc w:val="left"/>
-        <w:rPr/>
-      </w:pPr>
-      <w:r>
-        <w:rPr/>
-        <w:t xml:space="preserve">            </w:t>
-      </w:r>
-      <w:r>
-        <w:rPr/>
-        <w:t>"hemisphere": hemisphere, "N": int(summary["N_subjects"]),</w:t>
-      </w:r>
-    </w:p>
-    <w:p>
-      <w:pPr>
-        <w:pStyle w:val="PreformattedTextcode"/>
-        <w:bidi w:val="0"/>
-        <w:jc w:val="left"/>
-        <w:rPr/>
-      </w:pPr>
-      <w:r>
-        <w:rPr/>
-        <w:t xml:space="preserve">            </w:t>
-      </w:r>
-      <w:r>
-        <w:rPr/>
-        <w:t>"covariates": summary["Covariates"],</w:t>
-      </w:r>
-    </w:p>
-    <w:p>
-      <w:pPr>
-        <w:pStyle w:val="PreformattedTextcode"/>
-        <w:bidi w:val="0"/>
-        <w:jc w:val="left"/>
-        <w:rPr/>
-      </w:pPr>
-      <w:r>
-        <w:rPr/>
-        <w:t xml:space="preserve">            </w:t>
-      </w:r>
-      <w:r>
-        <w:rPr/>
-        <w:t>"extent_threshold": int(summary["ExtentThresholdNodes"]),</w:t>
-      </w:r>
-    </w:p>
-    <w:p>
-      <w:pPr>
-        <w:pStyle w:val="PreformattedTextcode"/>
-        <w:bidi w:val="0"/>
-        <w:jc w:val="left"/>
-        <w:rPr/>
-      </w:pPr>
-      <w:r>
-        <w:rPr/>
-        <w:t xml:space="preserve">            </w:t>
-      </w:r>
-      <w:r>
-        <w:rPr/>
-        <w:t>"cluster_p": passing["ClusterPValue"].min() if len(passing) else "",</w:t>
-      </w:r>
-    </w:p>
-    <w:p>
-      <w:pPr>
-        <w:pStyle w:val="PreformattedTextcode"/>
-        <w:bidi w:val="0"/>
-        <w:jc w:val="left"/>
-        <w:rPr/>
-      </w:pPr>
-      <w:r>
-        <w:rPr/>
-        <w:t xml:space="preserve">            </w:t>
-      </w:r>
-      <w:r>
-        <w:rPr/>
-        <w:t>"passed": int(len(passing) &gt; 0),</w:t>
-      </w:r>
-    </w:p>
-    <w:p>
-      <w:pPr>
-        <w:pStyle w:val="PreformattedTextcode"/>
-        <w:bidi w:val="0"/>
-        <w:jc w:val="left"/>
-        <w:rPr/>
-      </w:pPr>
-      <w:r>
-        <w:rPr/>
-        <w:t xml:space="preserve">        </w:t>
-      </w:r>
-      <w:r>
-        <w:rPr/>
-        <w:t>})</w:t>
-      </w:r>
-    </w:p>
-    <w:p>
-      <w:pPr>
-        <w:pStyle w:val="PreformattedTextcode"/>
-        <w:bidi w:val="0"/>
-        <w:jc w:val="left"/>
-        <w:rPr/>
-      </w:pPr>
-      <w:r>
-        <w:rPr/>
-      </w:r>
-    </w:p>
-    <w:p>
-      <w:pPr>
-        <w:pStyle w:val="PreformattedTextcode"/>
-        <w:bidi w:val="0"/>
-        <w:jc w:val="left"/>
-        <w:rPr/>
-      </w:pPr>
-      <w:r>
-        <w:rPr/>
-        <w:t>if not rows:</w:t>
-      </w:r>
-    </w:p>
-    <w:p>
-      <w:pPr>
-        <w:pStyle w:val="PreformattedTextcode"/>
-        <w:bidi w:val="0"/>
-        <w:jc w:val="left"/>
-        <w:rPr/>
-      </w:pPr>
-      <w:r>
-        <w:rPr/>
-        <w:t xml:space="preserve">    </w:t>
-      </w:r>
-      <w:r>
-        <w:rPr/>
-        <w:t>sys.exit(f"no *_summary.csv files found in {results_dir}")</w:t>
-      </w:r>
-    </w:p>
-    <w:p>
-      <w:pPr>
-        <w:pStyle w:val="PreformattedTextcode"/>
-        <w:bidi w:val="0"/>
-        <w:jc w:val="left"/>
-        <w:rPr/>
-      </w:pPr>
-      <w:r>
-        <w:rPr/>
-        <w:t>out = results_dir / "results_long.csv"</w:t>
-      </w:r>
-    </w:p>
-    <w:p>
-      <w:pPr>
-        <w:pStyle w:val="PreformattedTextcode"/>
-        <w:bidi w:val="0"/>
-        <w:jc w:val="left"/>
-        <w:rPr/>
-      </w:pPr>
-      <w:r>
-        <w:rPr/>
-        <w:t>pd.DataFrame(rows).to_csv(out, index=False)</w:t>
-      </w:r>
-    </w:p>
-    <w:p>
-      <w:pPr>
-        <w:pStyle w:val="PreformattedTextcode"/>
-        <w:bidi w:val="0"/>
-        <w:spacing w:before="0" w:after="283"/>
-        <w:jc w:val="left"/>
-        <w:rPr/>
-      </w:pPr>
-      <w:r>
-        <w:rPr/>
-        <w:t>print(f"wrote {out} ({len(rows)} rows, {len(rows) // 100} analyses)")</w:t>
-      </w:r>
-    </w:p>
-    <w:p>
-      <w:pPr>
-        <w:pStyle w:val="Heading2"/>
-        <w:bidi w:val="0"/>
-        <w:jc w:val="left"/>
-        <w:rPr/>
-      </w:pPr>
-      <w:r>
-        <w:rPr/>
-        <w:t>00b_fod_estimation.sh</w:t>
-      </w:r>
-    </w:p>
-    <w:p>
-      <w:pPr>
-        <w:pStyle w:val="PreformattedTextcode"/>
-        <w:bidi w:val="0"/>
-        <w:jc w:val="left"/>
-        <w:rPr/>
-      </w:pPr>
-      <w:r>
-        <w:rPr/>
-        <w:t>#!/bin/bash</w:t>
-      </w:r>
-    </w:p>
-    <w:p>
-      <w:pPr>
-        <w:pStyle w:val="PreformattedTextcode"/>
-        <w:bidi w:val="0"/>
-        <w:jc w:val="left"/>
-        <w:rPr/>
-      </w:pPr>
-      <w:r>
-        <w:rPr/>
-        <w:t># =============================================================================</w:t>
-      </w:r>
-    </w:p>
-    <w:p>
-      <w:pPr>
-        <w:pStyle w:val="PreformattedTextcode"/>
-        <w:bidi w:val="0"/>
-        <w:jc w:val="left"/>
-        <w:rPr/>
-      </w:pPr>
-      <w:r>
-        <w:rPr/>
-        <w:t># Step 0b. Fibre orientation distributions (multi-shell multi-tissue CSD)</w:t>
-      </w:r>
-    </w:p>
-    <w:p>
-      <w:pPr>
-        <w:pStyle w:val="PreformattedTextcode"/>
-        <w:bidi w:val="0"/>
-        <w:jc w:val="left"/>
-        <w:rPr/>
-      </w:pPr>
-      <w:r>
-        <w:rPr/>
-        <w:t># =============================================================================</w:t>
-      </w:r>
-    </w:p>
-    <w:p>
-      <w:pPr>
-        <w:pStyle w:val="PreformattedTextcode"/>
-        <w:bidi w:val="0"/>
-        <w:jc w:val="left"/>
-        <w:rPr/>
-      </w:pPr>
-      <w:r>
-        <w:rPr/>
-        <w:t># Run once, before Step 5, when preprocessing ended at the tensor.</w:t>
-      </w:r>
-    </w:p>
-    <w:p>
-      <w:pPr>
-        <w:pStyle w:val="PreformattedTextcode"/>
-        <w:bidi w:val="0"/>
-        <w:jc w:val="left"/>
-        <w:rPr/>
-      </w:pPr>
-      <w:r>
-        <w:rPr/>
-        <w:t>#   Phase 1 (per participant)  response functions: dwi2response dhollander</w:t>
-      </w:r>
-    </w:p>
-    <w:p>
-      <w:pPr>
-        <w:pStyle w:val="PreformattedTextcode"/>
-        <w:bidi w:val="0"/>
-        <w:jc w:val="left"/>
-        <w:rPr/>
-      </w:pPr>
-      <w:r>
-        <w:rPr/>
-        <w:t>#   Phase 2 (group)            average response functions: responsemean</w:t>
-      </w:r>
-    </w:p>
-    <w:p>
-      <w:pPr>
-        <w:pStyle w:val="PreformattedTextcode"/>
-        <w:bidi w:val="0"/>
-        <w:jc w:val="left"/>
-        <w:rPr/>
-      </w:pPr>
-      <w:r>
-        <w:rPr/>
-        <w:t>#   Phase 3 (per participant)  dwi2fod msmt_csd, then mtnormalise</w:t>
-      </w:r>
-    </w:p>
-    <w:p>
-      <w:pPr>
-        <w:pStyle w:val="PreformattedTextcode"/>
-        <w:bidi w:val="0"/>
-        <w:jc w:val="left"/>
-        <w:rPr/>
-      </w:pPr>
-      <w:r>
-        <w:rPr/>
-        <w:t># Single-shell data support two tissues only: remove the GM response and GM FOD</w:t>
-      </w:r>
-    </w:p>
-    <w:p>
-      <w:pPr>
-        <w:pStyle w:val="PreformattedTextcode"/>
-        <w:bidi w:val="0"/>
-        <w:jc w:val="left"/>
-        <w:rPr/>
-      </w:pPr>
-      <w:r>
-        <w:rPr/>
-        <w:t># arguments from the dwi2fod and mtnormalise calls.</w:t>
-      </w:r>
-    </w:p>
-    <w:p>
-      <w:pPr>
-        <w:pStyle w:val="PreformattedTextcode"/>
-        <w:bidi w:val="0"/>
-        <w:jc w:val="left"/>
-        <w:rPr/>
-      </w:pPr>
-      <w:r>
-        <w:rPr/>
-        <w:t># =============================================================================</w:t>
-      </w:r>
-    </w:p>
-    <w:p>
-      <w:pPr>
-        <w:pStyle w:val="PreformattedTextcode"/>
-        <w:bidi w:val="0"/>
-        <w:jc w:val="left"/>
-        <w:rPr/>
-      </w:pPr>
-      <w:r>
-        <w:rPr/>
-        <w:t>source "$(dirname "$0")/00_config.sh"</w:t>
-      </w:r>
-    </w:p>
-    <w:p>
-      <w:pPr>
-        <w:pStyle w:val="PreformattedTextcode"/>
-        <w:bidi w:val="0"/>
-        <w:jc w:val="left"/>
-        <w:rPr/>
-      </w:pPr>
-      <w:r>
-        <w:rPr/>
-        <w:t>start_log "$0"</w:t>
-      </w:r>
-    </w:p>
-    <w:p>
-      <w:pPr>
-        <w:pStyle w:val="PreformattedTextcode"/>
-        <w:bidi w:val="0"/>
-        <w:jc w:val="left"/>
-        <w:rPr/>
-      </w:pPr>
-      <w:r>
-        <w:rPr/>
-      </w:r>
-    </w:p>
-    <w:p>
-      <w:pPr>
-        <w:pStyle w:val="PreformattedTextcode"/>
-        <w:bidi w:val="0"/>
-        <w:jc w:val="left"/>
-        <w:rPr/>
-      </w:pPr>
-      <w:r>
-        <w:rPr/>
-        <w:t>estimate_response() {</w:t>
-      </w:r>
-    </w:p>
-    <w:p>
-      <w:pPr>
-        <w:pStyle w:val="PreformattedTextcode"/>
-        <w:bidi w:val="0"/>
-        <w:jc w:val="left"/>
-        <w:rPr/>
-      </w:pPr>
-      <w:r>
-        <w:rPr/>
-        <w:t xml:space="preserve">  </w:t>
-      </w:r>
-      <w:r>
-        <w:rPr/>
-        <w:t>local s=$1</w:t>
-      </w:r>
-    </w:p>
-    <w:p>
-      <w:pPr>
-        <w:pStyle w:val="PreformattedTextcode"/>
-        <w:bidi w:val="0"/>
-        <w:jc w:val="left"/>
-        <w:rPr/>
-      </w:pPr>
-      <w:r>
-        <w:rPr/>
-        <w:t xml:space="preserve">  </w:t>
-      </w:r>
-      <w:r>
-        <w:rPr/>
-        <w:t>local d="$PROJECT/dwi/$s"</w:t>
-      </w:r>
-    </w:p>
-    <w:p>
-      <w:pPr>
-        <w:pStyle w:val="PreformattedTextcode"/>
-        <w:bidi w:val="0"/>
-        <w:jc w:val="left"/>
-        <w:rPr/>
-      </w:pPr>
-      <w:r>
-        <w:rPr/>
-        <w:t xml:space="preserve">  </w:t>
-      </w:r>
-      <w:r>
-        <w:rPr/>
-        <w:t>local f</w:t>
-      </w:r>
-    </w:p>
-    <w:p>
-      <w:pPr>
-        <w:pStyle w:val="PreformattedTextcode"/>
-        <w:bidi w:val="0"/>
-        <w:jc w:val="left"/>
-        <w:rPr/>
-      </w:pPr>
-      <w:r>
-        <w:rPr/>
-        <w:t xml:space="preserve">  </w:t>
-      </w:r>
-      <w:r>
-        <w:rPr/>
-        <w:t>for f in data.nii.gz bvals bvecs nodif_brain_mask.nii.gz; do</w:t>
-      </w:r>
-    </w:p>
-    <w:p>
-      <w:pPr>
-        <w:pStyle w:val="PreformattedTextcode"/>
-        <w:bidi w:val="0"/>
-        <w:jc w:val="left"/>
-        <w:rPr/>
-      </w:pPr>
-      <w:r>
-        <w:rPr/>
-        <w:t xml:space="preserve">    </w:t>
-      </w:r>
-      <w:r>
-        <w:rPr/>
-        <w:t>if [ ! -f "$d/$f" ]; then</w:t>
-      </w:r>
-    </w:p>
-    <w:p>
-      <w:pPr>
-        <w:pStyle w:val="PreformattedTextcode"/>
-        <w:bidi w:val="0"/>
-        <w:jc w:val="left"/>
-        <w:rPr/>
-      </w:pPr>
-      <w:r>
-        <w:rPr/>
-        <w:t xml:space="preserve">      </w:t>
-      </w:r>
-      <w:r>
-        <w:rPr/>
-        <w:t>echo "!! $s missing $d/$f"</w:t>
-      </w:r>
-    </w:p>
-    <w:p>
-      <w:pPr>
-        <w:pStyle w:val="PreformattedTextcode"/>
-        <w:bidi w:val="0"/>
-        <w:jc w:val="left"/>
-        <w:rPr/>
-      </w:pPr>
-      <w:r>
-        <w:rPr/>
-        <w:t xml:space="preserve">      </w:t>
-      </w:r>
-      <w:r>
-        <w:rPr/>
-        <w:t>return</w:t>
-      </w:r>
-    </w:p>
-    <w:p>
-      <w:pPr>
-        <w:pStyle w:val="PreformattedTextcode"/>
-        <w:bidi w:val="0"/>
-        <w:jc w:val="left"/>
-        <w:rPr/>
-      </w:pPr>
-      <w:r>
-        <w:rPr/>
-        <w:t xml:space="preserve">    </w:t>
-      </w:r>
-      <w:r>
-        <w:rPr/>
-        <w:t>fi</w:t>
-      </w:r>
-    </w:p>
-    <w:p>
-      <w:pPr>
-        <w:pStyle w:val="PreformattedTextcode"/>
-        <w:bidi w:val="0"/>
-        <w:jc w:val="left"/>
-        <w:rPr/>
-      </w:pPr>
-      <w:r>
-        <w:rPr/>
-        <w:t xml:space="preserve">  </w:t>
-      </w:r>
-      <w:r>
-        <w:rPr/>
         <w:t>done</w:t>
-      </w:r>
-    </w:p>
-    <w:p>
-      <w:pPr>
-        <w:pStyle w:val="PreformattedTextcode"/>
-        <w:bidi w:val="0"/>
-        <w:jc w:val="left"/>
-        <w:rPr/>
-      </w:pPr>
-      <w:r>
-        <w:rPr/>
-        <w:t xml:space="preserve">  </w:t>
-      </w:r>
-      <w:r>
-        <w:rPr/>
-        <w:t>if [ "$FORCE" != 1 ] &amp;&amp; [ -f "$d/wm_response.txt" ]; then</w:t>
-      </w:r>
-    </w:p>
-    <w:p>
-      <w:pPr>
-        <w:pStyle w:val="PreformattedTextcode"/>
-        <w:bidi w:val="0"/>
-        <w:jc w:val="left"/>
-        <w:rPr/>
-      </w:pPr>
-      <w:r>
-        <w:rPr/>
-        <w:t xml:space="preserve">    </w:t>
-      </w:r>
-      <w:r>
-        <w:rPr/>
-        <w:t>echo "== $s response functions exist"</w:t>
-      </w:r>
-    </w:p>
-    <w:p>
-      <w:pPr>
-        <w:pStyle w:val="PreformattedTextcode"/>
-        <w:bidi w:val="0"/>
-        <w:jc w:val="left"/>
-        <w:rPr/>
-      </w:pPr>
-      <w:r>
-        <w:rPr/>
-        <w:t xml:space="preserve">    </w:t>
-      </w:r>
-      <w:r>
-        <w:rPr/>
-        <w:t>return</w:t>
-      </w:r>
-    </w:p>
-    <w:p>
-      <w:pPr>
-        <w:pStyle w:val="PreformattedTextcode"/>
-        <w:bidi w:val="0"/>
-        <w:jc w:val="left"/>
-        <w:rPr/>
-      </w:pPr>
-      <w:r>
-        <w:rPr/>
-        <w:t xml:space="preserve">  </w:t>
-      </w:r>
-      <w:r>
-        <w:rPr/>
-        <w:t>fi</w:t>
-      </w:r>
-    </w:p>
-    <w:p>
-      <w:pPr>
-        <w:pStyle w:val="PreformattedTextcode"/>
-        <w:bidi w:val="0"/>
-        <w:jc w:val="left"/>
-        <w:rPr/>
-      </w:pPr>
-      <w:r>
-        <w:rPr/>
-        <w:t xml:space="preserve">  </w:t>
-      </w:r>
-      <w:r>
-        <w:rPr/>
-        <w:t>mrconvert "$d/data.nii.gz" "$d/dwi.mif" -fslgrad "$d/bvecs" "$d/bvals" -force -quiet</w:t>
-      </w:r>
-    </w:p>
-    <w:p>
-      <w:pPr>
-        <w:pStyle w:val="PreformattedTextcode"/>
-        <w:bidi w:val="0"/>
-        <w:jc w:val="left"/>
-        <w:rPr/>
-      </w:pPr>
-      <w:r>
-        <w:rPr/>
-        <w:t xml:space="preserve">  </w:t>
-      </w:r>
-      <w:r>
-        <w:rPr/>
-        <w:t>mrconvert "$d/nodif_brain_mask.nii.gz" "$d/mask.mif" -force -quiet</w:t>
-      </w:r>
-    </w:p>
-    <w:p>
-      <w:pPr>
-        <w:pStyle w:val="PreformattedTextcode"/>
-        <w:bidi w:val="0"/>
-        <w:jc w:val="left"/>
-        <w:rPr/>
-      </w:pPr>
-      <w:r>
-        <w:rPr/>
-        <w:t xml:space="preserve">  </w:t>
-      </w:r>
-      <w:r>
-        <w:rPr/>
-        <w:t>dwi2response dhollander "$d/dwi.mif" \</w:t>
-      </w:r>
-    </w:p>
-    <w:p>
-      <w:pPr>
-        <w:pStyle w:val="PreformattedTextcode"/>
-        <w:bidi w:val="0"/>
-        <w:jc w:val="left"/>
-        <w:rPr/>
-      </w:pPr>
-      <w:r>
-        <w:rPr/>
-        <w:t xml:space="preserve">    </w:t>
-      </w:r>
-      <w:r>
-        <w:rPr/>
-        <w:t>"$d/wm_response.txt" "$d/gm_response.txt" "$d/csf_response.txt" \</w:t>
-      </w:r>
-    </w:p>
-    <w:p>
-      <w:pPr>
-        <w:pStyle w:val="PreformattedTextcode"/>
-        <w:bidi w:val="0"/>
-        <w:jc w:val="left"/>
-        <w:rPr/>
-      </w:pPr>
-      <w:r>
-        <w:rPr/>
-        <w:t xml:space="preserve">    </w:t>
-      </w:r>
-      <w:r>
-        <w:rPr/>
-        <w:t>-mask "$d/mask.mif" -force -quiet</w:t>
-      </w:r>
-    </w:p>
-    <w:p>
-      <w:pPr>
-        <w:pStyle w:val="PreformattedTextcode"/>
-        <w:bidi w:val="0"/>
-        <w:jc w:val="left"/>
-        <w:rPr/>
-      </w:pPr>
-      <w:r>
-        <w:rPr/>
-        <w:t xml:space="preserve">  </w:t>
-      </w:r>
-      <w:r>
-        <w:rPr/>
-        <w:t>echo "&gt;&gt; $s response functions"</w:t>
-      </w:r>
-    </w:p>
-    <w:p>
-      <w:pPr>
-        <w:pStyle w:val="PreformattedTextcode"/>
-        <w:bidi w:val="0"/>
-        <w:jc w:val="left"/>
-        <w:rPr/>
-      </w:pPr>
-      <w:r>
-        <w:rPr/>
-        <w:t>}</w:t>
-      </w:r>
-    </w:p>
-    <w:p>
-      <w:pPr>
-        <w:pStyle w:val="PreformattedTextcode"/>
-        <w:bidi w:val="0"/>
-        <w:jc w:val="left"/>
-        <w:rPr/>
-      </w:pPr>
-      <w:r>
-        <w:rPr/>
-      </w:r>
-    </w:p>
-    <w:p>
-      <w:pPr>
-        <w:pStyle w:val="PreformattedTextcode"/>
-        <w:bidi w:val="0"/>
-        <w:jc w:val="left"/>
-        <w:rPr/>
-      </w:pPr>
-      <w:r>
-        <w:rPr/>
-        <w:t>estimate_fod() {</w:t>
-      </w:r>
-    </w:p>
-    <w:p>
-      <w:pPr>
-        <w:pStyle w:val="PreformattedTextcode"/>
-        <w:bidi w:val="0"/>
-        <w:jc w:val="left"/>
-        <w:rPr/>
-      </w:pPr>
-      <w:r>
-        <w:rPr/>
-        <w:t xml:space="preserve">  </w:t>
-      </w:r>
-      <w:r>
-        <w:rPr/>
-        <w:t>local s=$1</w:t>
-      </w:r>
-    </w:p>
-    <w:p>
-      <w:pPr>
-        <w:pStyle w:val="PreformattedTextcode"/>
-        <w:bidi w:val="0"/>
-        <w:jc w:val="left"/>
-        <w:rPr/>
-      </w:pPr>
-      <w:r>
-        <w:rPr/>
-        <w:t xml:space="preserve">  </w:t>
-      </w:r>
-      <w:r>
-        <w:rPr/>
-        <w:t>local d="$PROJECT/dwi/$s"</w:t>
-      </w:r>
-    </w:p>
-    <w:p>
-      <w:pPr>
-        <w:pStyle w:val="PreformattedTextcode"/>
-        <w:bidi w:val="0"/>
-        <w:jc w:val="left"/>
-        <w:rPr/>
-      </w:pPr>
-      <w:r>
-        <w:rPr/>
-        <w:t xml:space="preserve">  </w:t>
-      </w:r>
-      <w:r>
-        <w:rPr/>
-        <w:t>local g="$PROJECT/dwi"</w:t>
-      </w:r>
-    </w:p>
-    <w:p>
-      <w:pPr>
-        <w:pStyle w:val="PreformattedTextcode"/>
-        <w:bidi w:val="0"/>
-        <w:jc w:val="left"/>
-        <w:rPr/>
-      </w:pPr>
-      <w:r>
-        <w:rPr/>
-        <w:t xml:space="preserve">  </w:t>
-      </w:r>
-      <w:r>
-        <w:rPr/>
-        <w:t>if [ "$FORCE" != 1 ] &amp;&amp; [ -f "$d/wm_fod_norm.mif" ]; then</w:t>
-      </w:r>
-    </w:p>
-    <w:p>
-      <w:pPr>
-        <w:pStyle w:val="PreformattedTextcode"/>
-        <w:bidi w:val="0"/>
-        <w:jc w:val="left"/>
-        <w:rPr/>
-      </w:pPr>
-      <w:r>
-        <w:rPr/>
-        <w:t xml:space="preserve">    </w:t>
-      </w:r>
-      <w:r>
-        <w:rPr/>
-        <w:t>echo "== $s FOD exists"</w:t>
-      </w:r>
-    </w:p>
-    <w:p>
-      <w:pPr>
-        <w:pStyle w:val="PreformattedTextcode"/>
-        <w:bidi w:val="0"/>
-        <w:jc w:val="left"/>
-        <w:rPr/>
-      </w:pPr>
-      <w:r>
-        <w:rPr/>
-        <w:t xml:space="preserve">    </w:t>
-      </w:r>
-      <w:r>
-        <w:rPr/>
-        <w:t>return</w:t>
-      </w:r>
-    </w:p>
-    <w:p>
-      <w:pPr>
-        <w:pStyle w:val="PreformattedTextcode"/>
-        <w:bidi w:val="0"/>
-        <w:jc w:val="left"/>
-        <w:rPr/>
-      </w:pPr>
-      <w:r>
-        <w:rPr/>
-        <w:t xml:space="preserve">  </w:t>
-      </w:r>
-      <w:r>
-        <w:rPr/>
-        <w:t>fi</w:t>
-      </w:r>
-    </w:p>
-    <w:p>
-      <w:pPr>
-        <w:pStyle w:val="PreformattedTextcode"/>
-        <w:bidi w:val="0"/>
-        <w:jc w:val="left"/>
-        <w:rPr/>
-      </w:pPr>
-      <w:r>
-        <w:rPr/>
-        <w:t xml:space="preserve">  </w:t>
-      </w:r>
-      <w:r>
-        <w:rPr/>
-        <w:t>dwi2fod msmt_csd "$d/dwi.mif" \</w:t>
-      </w:r>
-    </w:p>
-    <w:p>
-      <w:pPr>
-        <w:pStyle w:val="PreformattedTextcode"/>
-        <w:bidi w:val="0"/>
-        <w:jc w:val="left"/>
-        <w:rPr/>
-      </w:pPr>
-      <w:r>
-        <w:rPr/>
-        <w:t xml:space="preserve">    </w:t>
-      </w:r>
-      <w:r>
-        <w:rPr/>
-        <w:t>"$g/group_wm_response.txt"  "$d/wm_fod.mif" \</w:t>
-      </w:r>
-    </w:p>
-    <w:p>
-      <w:pPr>
-        <w:pStyle w:val="PreformattedTextcode"/>
-        <w:bidi w:val="0"/>
-        <w:jc w:val="left"/>
-        <w:rPr/>
-      </w:pPr>
-      <w:r>
-        <w:rPr/>
-        <w:t xml:space="preserve">    </w:t>
-      </w:r>
-      <w:r>
-        <w:rPr/>
-        <w:t>"$g/group_gm_response.txt"  "$d/gm_fod.mif" \</w:t>
-      </w:r>
-    </w:p>
-    <w:p>
-      <w:pPr>
-        <w:pStyle w:val="PreformattedTextcode"/>
-        <w:bidi w:val="0"/>
-        <w:jc w:val="left"/>
-        <w:rPr/>
-      </w:pPr>
-      <w:r>
-        <w:rPr/>
-        <w:t xml:space="preserve">    </w:t>
-      </w:r>
-      <w:r>
-        <w:rPr/>
-        <w:t>"$g/group_csf_response.txt" "$d/csf_fod.mif" \</w:t>
-      </w:r>
-    </w:p>
-    <w:p>
-      <w:pPr>
-        <w:pStyle w:val="PreformattedTextcode"/>
-        <w:bidi w:val="0"/>
-        <w:jc w:val="left"/>
-        <w:rPr/>
-      </w:pPr>
-      <w:r>
-        <w:rPr/>
-        <w:t xml:space="preserve">    </w:t>
-      </w:r>
-      <w:r>
-        <w:rPr/>
-        <w:t>-mask "$d/mask.mif" -nthreads "$NTHREADS" -force -quiet</w:t>
-      </w:r>
-    </w:p>
-    <w:p>
-      <w:pPr>
-        <w:pStyle w:val="PreformattedTextcode"/>
-        <w:bidi w:val="0"/>
-        <w:jc w:val="left"/>
-        <w:rPr/>
-      </w:pPr>
-      <w:r>
-        <w:rPr/>
-        <w:t xml:space="preserve">  </w:t>
-      </w:r>
-      <w:r>
-        <w:rPr/>
-        <w:t>mtnormalise \</w:t>
-      </w:r>
-    </w:p>
-    <w:p>
-      <w:pPr>
-        <w:pStyle w:val="PreformattedTextcode"/>
-        <w:bidi w:val="0"/>
-        <w:jc w:val="left"/>
-        <w:rPr/>
-      </w:pPr>
-      <w:r>
-        <w:rPr/>
-        <w:t xml:space="preserve">    </w:t>
-      </w:r>
-      <w:r>
-        <w:rPr/>
-        <w:t>"$d/wm_fod.mif"  "$d/wm_fod_norm.mif" \</w:t>
-      </w:r>
-    </w:p>
-    <w:p>
-      <w:pPr>
-        <w:pStyle w:val="PreformattedTextcode"/>
-        <w:bidi w:val="0"/>
-        <w:jc w:val="left"/>
-        <w:rPr/>
-      </w:pPr>
-      <w:r>
-        <w:rPr/>
-        <w:t xml:space="preserve">    </w:t>
-      </w:r>
-      <w:r>
-        <w:rPr/>
-        <w:t>"$d/gm_fod.mif"  "$d/gm_fod_norm.mif" \</w:t>
-      </w:r>
-    </w:p>
-    <w:p>
-      <w:pPr>
-        <w:pStyle w:val="PreformattedTextcode"/>
-        <w:bidi w:val="0"/>
-        <w:jc w:val="left"/>
-        <w:rPr/>
-      </w:pPr>
-      <w:r>
-        <w:rPr/>
-        <w:t xml:space="preserve">    </w:t>
-      </w:r>
-      <w:r>
-        <w:rPr/>
-        <w:t>"$d/csf_fod.mif" "$d/csf_fod_norm.mif" \</w:t>
-      </w:r>
-    </w:p>
-    <w:p>
-      <w:pPr>
-        <w:pStyle w:val="PreformattedTextcode"/>
-        <w:bidi w:val="0"/>
-        <w:jc w:val="left"/>
-        <w:rPr/>
-      </w:pPr>
-      <w:r>
-        <w:rPr/>
-        <w:t xml:space="preserve">    </w:t>
-      </w:r>
-      <w:r>
-        <w:rPr/>
-        <w:t>-mask "$d/mask.mif" -force -quiet</w:t>
-      </w:r>
-    </w:p>
-    <w:p>
-      <w:pPr>
-        <w:pStyle w:val="PreformattedTextcode"/>
-        <w:bidi w:val="0"/>
-        <w:jc w:val="left"/>
-        <w:rPr/>
-      </w:pPr>
-      <w:r>
-        <w:rPr/>
-        <w:t xml:space="preserve">  </w:t>
-      </w:r>
-      <w:r>
-        <w:rPr/>
-        <w:t>echo "&gt;&gt; $s FOD"</w:t>
-      </w:r>
-    </w:p>
-    <w:p>
-      <w:pPr>
-        <w:pStyle w:val="PreformattedTextcode"/>
-        <w:bidi w:val="0"/>
-        <w:jc w:val="left"/>
-        <w:rPr/>
-      </w:pPr>
-      <w:r>
-        <w:rPr/>
-        <w:t>}</w:t>
-      </w:r>
-    </w:p>
-    <w:p>
-      <w:pPr>
-        <w:pStyle w:val="PreformattedTextcode"/>
-        <w:bidi w:val="0"/>
-        <w:jc w:val="left"/>
-        <w:rPr/>
-      </w:pPr>
-      <w:r>
-        <w:rPr/>
-      </w:r>
-    </w:p>
-    <w:p>
-      <w:pPr>
-        <w:pStyle w:val="PreformattedTextcode"/>
-        <w:bidi w:val="0"/>
-        <w:jc w:val="left"/>
-        <w:rPr/>
-      </w:pPr>
-      <w:r>
-        <w:rPr/>
-        <w:t># Phase 1</w:t>
-      </w:r>
-    </w:p>
-    <w:p>
-      <w:pPr>
-        <w:pStyle w:val="PreformattedTextcode"/>
-        <w:bidi w:val="0"/>
-        <w:jc w:val="left"/>
-        <w:rPr/>
-      </w:pPr>
-      <w:r>
-        <w:rPr/>
-        <w:t>while read -r s; do</w:t>
-      </w:r>
-    </w:p>
-    <w:p>
-      <w:pPr>
-        <w:pStyle w:val="PreformattedTextcode"/>
-        <w:bidi w:val="0"/>
-        <w:jc w:val="left"/>
-        <w:rPr/>
-      </w:pPr>
-      <w:r>
-        <w:rPr/>
-        <w:t xml:space="preserve">  </w:t>
-      </w:r>
-      <w:r>
-        <w:rPr/>
-        <w:t>estimate_response "$s" &amp;</w:t>
-      </w:r>
-    </w:p>
-    <w:p>
-      <w:pPr>
-        <w:pStyle w:val="PreformattedTextcode"/>
-        <w:bidi w:val="0"/>
-        <w:jc w:val="left"/>
-        <w:rPr/>
-      </w:pPr>
-      <w:r>
-        <w:rPr/>
-        <w:t xml:space="preserve">  </w:t>
-      </w:r>
-      <w:r>
-        <w:rPr/>
-        <w:t>throttle "$MAXJOBS"</w:t>
-      </w:r>
-    </w:p>
-    <w:p>
-      <w:pPr>
-        <w:pStyle w:val="PreformattedTextcode"/>
-        <w:bidi w:val="0"/>
-        <w:jc w:val="left"/>
-        <w:rPr/>
-      </w:pPr>
-      <w:r>
-        <w:rPr/>
-        <w:t>done &lt; "$SUBJECTS_FILE"</w:t>
-      </w:r>
-    </w:p>
-    <w:p>
-      <w:pPr>
-        <w:pStyle w:val="PreformattedTextcode"/>
-        <w:bidi w:val="0"/>
-        <w:jc w:val="left"/>
-        <w:rPr/>
-      </w:pPr>
-      <w:r>
-        <w:rPr/>
-        <w:t>wait</w:t>
-      </w:r>
-    </w:p>
-    <w:p>
-      <w:pPr>
-        <w:pStyle w:val="PreformattedTextcode"/>
-        <w:bidi w:val="0"/>
-        <w:jc w:val="left"/>
-        <w:rPr/>
-      </w:pPr>
-      <w:r>
-        <w:rPr/>
-      </w:r>
-    </w:p>
-    <w:p>
-      <w:pPr>
-        <w:pStyle w:val="PreformattedTextcode"/>
-        <w:bidi w:val="0"/>
-        <w:jc w:val="left"/>
-        <w:rPr/>
-      </w:pPr>
-      <w:r>
-        <w:rPr/>
-        <w:t># Phase 2</w:t>
-      </w:r>
-    </w:p>
-    <w:p>
-      <w:pPr>
-        <w:pStyle w:val="PreformattedTextcode"/>
-        <w:bidi w:val="0"/>
-        <w:jc w:val="left"/>
-        <w:rPr/>
-      </w:pPr>
-      <w:r>
-        <w:rPr/>
-        <w:t>for tissue in wm gm csf; do</w:t>
-      </w:r>
-    </w:p>
-    <w:p>
-      <w:pPr>
-        <w:pStyle w:val="PreformattedTextcode"/>
-        <w:bidi w:val="0"/>
-        <w:jc w:val="left"/>
-        <w:rPr/>
-      </w:pPr>
-      <w:r>
-        <w:rPr/>
-        <w:t xml:space="preserve">  </w:t>
-      </w:r>
-      <w:r>
-        <w:rPr/>
-        <w:t>responsemean "$PROJECT"/dwi/*/${tissue}_response.txt \</w:t>
-      </w:r>
-    </w:p>
-    <w:p>
-      <w:pPr>
-        <w:pStyle w:val="PreformattedTextcode"/>
-        <w:bidi w:val="0"/>
-        <w:jc w:val="left"/>
-        <w:rPr/>
-      </w:pPr>
-      <w:r>
-        <w:rPr/>
-        <w:t xml:space="preserve">    </w:t>
-      </w:r>
-      <w:r>
-        <w:rPr/>
-        <w:t>"$PROJECT/dwi/group_${tissue}_response.txt" -force -quiet</w:t>
-      </w:r>
-    </w:p>
-    <w:p>
-      <w:pPr>
-        <w:pStyle w:val="PreformattedTextcode"/>
-        <w:bidi w:val="0"/>
-        <w:jc w:val="left"/>
-        <w:rPr/>
-      </w:pPr>
-      <w:r>
-        <w:rPr/>
-        <w:t>done</w:t>
-      </w:r>
-    </w:p>
-    <w:p>
-      <w:pPr>
-        <w:pStyle w:val="PreformattedTextcode"/>
-        <w:bidi w:val="0"/>
-        <w:jc w:val="left"/>
-        <w:rPr/>
-      </w:pPr>
-      <w:r>
-        <w:rPr/>
-        <w:t>echo "== group response functions written"</w:t>
-      </w:r>
-    </w:p>
-    <w:p>
-      <w:pPr>
-        <w:pStyle w:val="PreformattedTextcode"/>
-        <w:bidi w:val="0"/>
-        <w:jc w:val="left"/>
-        <w:rPr/>
-      </w:pPr>
-      <w:r>
-        <w:rPr/>
-      </w:r>
-    </w:p>
-    <w:p>
-      <w:pPr>
-        <w:pStyle w:val="PreformattedTextcode"/>
-        <w:bidi w:val="0"/>
-        <w:jc w:val="left"/>
-        <w:rPr/>
-      </w:pPr>
-      <w:r>
-        <w:rPr/>
-        <w:t># Phase 3 (memory-intensive: $FOD_JOBS participants at a time)</w:t>
-      </w:r>
-    </w:p>
-    <w:p>
-      <w:pPr>
-        <w:pStyle w:val="PreformattedTextcode"/>
-        <w:bidi w:val="0"/>
-        <w:jc w:val="left"/>
-        <w:rPr/>
-      </w:pPr>
-      <w:r>
-        <w:rPr/>
-        <w:t>while read -r s; do</w:t>
-      </w:r>
-    </w:p>
-    <w:p>
-      <w:pPr>
-        <w:pStyle w:val="PreformattedTextcode"/>
-        <w:bidi w:val="0"/>
-        <w:jc w:val="left"/>
-        <w:rPr/>
-      </w:pPr>
-      <w:r>
-        <w:rPr/>
-        <w:t xml:space="preserve">  </w:t>
-      </w:r>
-      <w:r>
-        <w:rPr/>
-        <w:t>estimate_fod "$s" &amp;</w:t>
-      </w:r>
-    </w:p>
-    <w:p>
-      <w:pPr>
-        <w:pStyle w:val="PreformattedTextcode"/>
-        <w:bidi w:val="0"/>
-        <w:jc w:val="left"/>
-        <w:rPr/>
-      </w:pPr>
-      <w:r>
-        <w:rPr/>
-        <w:t xml:space="preserve">  </w:t>
-      </w:r>
-      <w:r>
-        <w:rPr/>
-        <w:t>throttle "$FOD_JOBS"</w:t>
-      </w:r>
-    </w:p>
-    <w:p>
-      <w:pPr>
-        <w:pStyle w:val="PreformattedTextcode"/>
-        <w:bidi w:val="0"/>
-        <w:jc w:val="left"/>
-        <w:rPr/>
-      </w:pPr>
-      <w:r>
-        <w:rPr/>
-        <w:t>done &lt; "$SUBJECTS_FILE"</w:t>
-      </w:r>
-    </w:p>
-    <w:p>
-      <w:pPr>
-        <w:pStyle w:val="PreformattedTextcode"/>
-        <w:bidi w:val="0"/>
-        <w:jc w:val="left"/>
-        <w:rPr/>
-      </w:pPr>
-      <w:r>
-        <w:rPr/>
-        <w:t>wait</w:t>
-      </w:r>
-    </w:p>
-    <w:p>
-      <w:pPr>
-        <w:pStyle w:val="PreformattedTextcode"/>
-        <w:bidi w:val="0"/>
-        <w:jc w:val="left"/>
-        <w:rPr/>
-      </w:pPr>
-      <w:r>
-        <w:rPr/>
-      </w:r>
-    </w:p>
-    <w:p>
-      <w:pPr>
-        <w:pStyle w:val="PreformattedTextcode"/>
-        <w:bidi w:val="0"/>
-        <w:jc w:val="left"/>
-        <w:rPr/>
-      </w:pPr>
-      <w:r>
-        <w:rPr/>
-        <w:t># Audit</w:t>
-      </w:r>
-    </w:p>
-    <w:p>
-      <w:pPr>
-        <w:pStyle w:val="PreformattedTextcode"/>
-        <w:bidi w:val="0"/>
-        <w:jc w:val="left"/>
-        <w:rPr/>
-      </w:pPr>
-      <w:r>
-        <w:rPr/>
-        <w:t>printf "\nSubject\twm_fod_norm\n"</w:t>
-      </w:r>
-    </w:p>
-    <w:p>
-      <w:pPr>
-        <w:pStyle w:val="PreformattedTextcode"/>
-        <w:bidi w:val="0"/>
-        <w:jc w:val="left"/>
-        <w:rPr/>
-      </w:pPr>
-      <w:r>
-        <w:rPr/>
-        <w:t>while read -r s; do</w:t>
-      </w:r>
-    </w:p>
-    <w:p>
-      <w:pPr>
-        <w:pStyle w:val="PreformattedTextcode"/>
-        <w:bidi w:val="0"/>
-        <w:jc w:val="left"/>
-        <w:rPr/>
-      </w:pPr>
-      <w:r>
-        <w:rPr/>
-        <w:t xml:space="preserve">  </w:t>
-      </w:r>
-      <w:r>
-        <w:rPr/>
-        <w:t>printf "%s\t%s\n" "$s" "$(present "$PROJECT/dwi/$s/wm_fod_norm.mif")"</w:t>
-      </w:r>
-    </w:p>
-    <w:p>
-      <w:pPr>
-        <w:pStyle w:val="PreformattedTextcode"/>
-        <w:bidi w:val="0"/>
-        <w:spacing w:before="0" w:after="283"/>
-        <w:jc w:val="left"/>
-        <w:rPr/>
-      </w:pPr>
-      <w:r>
-        <w:rPr/>
-        <w:t>done &lt; "$SUBJECTS_FILE"</w:t>
       </w:r>
     </w:p>
     <w:sectPr>

--- a/static/supplement/MesoConnect_Supplementary_Methods.docx
+++ b/static/supplement/MesoConnect_Supplementary_Methods.docx
@@ -9278,7 +9278,17 @@
       </w:pPr>
       <w:r>
         <w:rPr/>
-        <w:t>The script reports streamlines reached, seeds consumed and mean length for each participant and cutoff. Table S9 gives the streamline counts obtained in the example dataset. At 0.1 most runs exhausted the seed budget before reaching the target. At 0.08 some participants reached the target and one stopped at 309. At 0.06 and at 0.01 all runs reached the target; the 0.01 runs consumed approximately one fifth of the seeds (about 415,000 versus 2.1 million or more at 0.06). Reaching the target in every pilot participant is a necessary condition for a cutoff; the reconstructions must also correspond to the tract, which is assessed next.</w:t>
+        <w:t xml:space="preserve">The script reports streamlines selected, streamlines generated and mean length for each participant and cutoff. </w:t>
+      </w:r>
+      <w:r>
+        <w:rPr>
+          <w:rStyle w:val="SourceText"/>
+        </w:rPr>
+        <w:t>tckgen</w:t>
+      </w:r>
+      <w:r>
+        <w:rPr/>
+        <w:t xml:space="preserve"> generates one streamline per seed, so the number generated is also the number of seeds consumed. Table S9 gives the streamline counts obtained in the example dataset. At 0.1 most runs exhausted the seed budget before reaching the target. At 0.08 some participants reached the target and one stopped at 309. At 0.06 and at 0.01 all runs reached the target; the 0.01 runs consumed approximately one fifth of the seeds (about 415,000 versus 2.1 million or more at 0.06). Reaching the target in every pilot participant is a necessary condition for a cutoff; the reconstructions must also correspond to the tract, which is assessed next.</w:t>
       </w:r>
     </w:p>
     <w:p>
@@ -11116,7 +11126,7 @@
       </w:pPr>
       <w:r>
         <w:rPr/>
-        <w:t xml:space="preserve">Table S10 gives the rationale for each option, and Table S11 the values used per tract family. The script records the number of streamlines reached and the number of seeds consumed per participant in </w:t>
+        <w:t xml:space="preserve">Table S10 gives the rationale for each option, and Table S11 the values used per tract family. The script records the number of streamlines selected and the number generated (equal to the number of seeds consumed) per participant in </w:t>
       </w:r>
       <w:r>
         <w:rPr>
@@ -24143,17 +24153,7 @@
       </w:pPr>
       <w:r>
         <w:rPr/>
-        <w:t xml:space="preserve">The scripts generalize those used to process the example dataset, in which every step completed for all 57 participants. Table S19 records how each generalized script has been checked. Steps 0b to 5, and the two Python scripts that call </w:t>
-      </w:r>
-      <w:r>
-        <w:rPr>
-          <w:rStyle w:val="SourceText"/>
-        </w:rPr>
-        <w:t>tckmap</w:t>
-      </w:r>
-      <w:r>
-        <w:rPr/>
-        <w:t>, have not yet been run on imaging data in their generalized form; that run will be recorded here with the software versions used.</w:t>
+        <w:t>The scripts generalize those used to process the example dataset, in which every step completed for all 57 participants. The generalized set was run from Step 0b to Step 8b on three participants of that dataset (one tract, left posterior ventral tegmental area → hippocampus), starting from the preprocessed diffusion data and the skull-stripped T1 image, and its outputs were compared with those the example dataset's own scripts had produced for the same participants (Table S19). The group-level scripts, which need a full sample, were checked against the example dataset's stored results (Table S20). The run used MRtrix3 3.0.7, FSL 6.0.5.1, ANTs 2.3.5, Python 3.8.10, DIPY 1.8.0, pyAFQ 1.3.5, AMICO 2.1.1 and bash 5.0 on Linux, with four threads and one participant at a time; it took under an hour.</w:t>
       </w:r>
     </w:p>
     <w:p>
@@ -24181,7 +24181,7 @@
         <w:rPr>
           <w:rStyle w:val="Emphasis"/>
         </w:rPr>
-        <w:t>Checks Performed on the Generalized Scripts</w:t>
+        <w:t>Generalized Scripts Compared With the Example Dataset's Outputs, Three Participants</w:t>
       </w:r>
     </w:p>
     <w:tbl>
@@ -24198,9 +24198,8 @@
         </w:tblCellMar>
       </w:tblPr>
       <w:tblGrid>
-        <w:gridCol w:w="3744"/>
-        <w:gridCol w:w="2411"/>
-        <w:gridCol w:w="3205"/>
+        <w:gridCol w:w="3826"/>
+        <w:gridCol w:w="5534"/>
       </w:tblGrid>
       <w:tr>
         <w:trPr>
@@ -24208,7 +24207,7 @@
         </w:trPr>
         <w:tc>
           <w:tcPr>
-            <w:tcW w:w="3744" w:type="dxa"/>
+            <w:tcW w:w="3826" w:type="dxa"/>
             <w:tcBorders>
               <w:top w:val="single" w:sz="6" w:space="0" w:color="808080"/>
               <w:bottom w:val="single" w:sz="2" w:space="0" w:color="808080"/>
@@ -24225,13 +24224,13 @@
             </w:pPr>
             <w:r>
               <w:rPr/>
-              <w:t>Scripts</w:t>
-            </w:r>
-          </w:p>
-        </w:tc>
-        <w:tc>
-          <w:tcPr>
-            <w:tcW w:w="2411" w:type="dxa"/>
+              <w:t>Output</w:t>
+            </w:r>
+          </w:p>
+        </w:tc>
+        <w:tc>
+          <w:tcPr>
+            <w:tcW w:w="5534" w:type="dxa"/>
             <w:tcBorders>
               <w:top w:val="single" w:sz="6" w:space="0" w:color="808080"/>
               <w:bottom w:val="single" w:sz="2" w:space="0" w:color="808080"/>
@@ -24248,13 +24247,492 @@
             </w:pPr>
             <w:r>
               <w:rPr/>
-              <w:t>Check</w:t>
-            </w:r>
-          </w:p>
-        </w:tc>
-        <w:tc>
-          <w:tcPr>
-            <w:tcW w:w="3205" w:type="dxa"/>
+              <w:t>Agreement</w:t>
+            </w:r>
+          </w:p>
+        </w:tc>
+      </w:tr>
+      <w:tr>
+        <w:trPr/>
+        <w:tc>
+          <w:tcPr>
+            <w:tcW w:w="3826" w:type="dxa"/>
+            <w:tcBorders/>
+            <w:vAlign w:val="center"/>
+          </w:tcPr>
+          <w:p>
+            <w:pPr>
+              <w:pStyle w:val="TableContents"/>
+              <w:widowControl w:val="false"/>
+              <w:suppressLineNumbers/>
+              <w:bidi w:val="0"/>
+              <w:jc w:val="left"/>
+              <w:rPr/>
+            </w:pPr>
+            <w:r>
+              <w:rPr/>
+              <w:t>Warped seed, target and atlas (Dice overlap)</w:t>
+            </w:r>
+          </w:p>
+        </w:tc>
+        <w:tc>
+          <w:tcPr>
+            <w:tcW w:w="5534" w:type="dxa"/>
+            <w:tcBorders/>
+            <w:vAlign w:val="center"/>
+          </w:tcPr>
+          <w:p>
+            <w:pPr>
+              <w:pStyle w:val="TableContents"/>
+              <w:widowControl w:val="false"/>
+              <w:suppressLineNumbers/>
+              <w:bidi w:val="0"/>
+              <w:jc w:val="left"/>
+              <w:rPr/>
+            </w:pPr>
+            <w:r>
+              <w:rPr/>
+              <w:t>.93 to .99</w:t>
+            </w:r>
+          </w:p>
+        </w:tc>
+      </w:tr>
+      <w:tr>
+        <w:trPr/>
+        <w:tc>
+          <w:tcPr>
+            <w:tcW w:w="3826" w:type="dxa"/>
+            <w:tcBorders/>
+            <w:vAlign w:val="center"/>
+          </w:tcPr>
+          <w:p>
+            <w:pPr>
+              <w:pStyle w:val="TableContents"/>
+              <w:widowControl w:val="false"/>
+              <w:suppressLineNumbers/>
+              <w:bidi w:val="0"/>
+              <w:jc w:val="left"/>
+              <w:rPr/>
+            </w:pPr>
+            <w:r>
+              <w:rPr/>
+              <w:t>Corridor (Dice overlap)</w:t>
+            </w:r>
+          </w:p>
+        </w:tc>
+        <w:tc>
+          <w:tcPr>
+            <w:tcW w:w="5534" w:type="dxa"/>
+            <w:tcBorders/>
+            <w:vAlign w:val="center"/>
+          </w:tcPr>
+          <w:p>
+            <w:pPr>
+              <w:pStyle w:val="TableContents"/>
+              <w:widowControl w:val="false"/>
+              <w:suppressLineNumbers/>
+              <w:bidi w:val="0"/>
+              <w:jc w:val="left"/>
+              <w:rPr/>
+            </w:pPr>
+            <w:r>
+              <w:rPr/>
+              <w:t>.98 to .99</w:t>
+            </w:r>
+          </w:p>
+        </w:tc>
+      </w:tr>
+      <w:tr>
+        <w:trPr/>
+        <w:tc>
+          <w:tcPr>
+            <w:tcW w:w="3826" w:type="dxa"/>
+            <w:tcBorders/>
+            <w:vAlign w:val="center"/>
+          </w:tcPr>
+          <w:p>
+            <w:pPr>
+              <w:pStyle w:val="TableContents"/>
+              <w:widowControl w:val="false"/>
+              <w:suppressLineNumbers/>
+              <w:bidi w:val="0"/>
+              <w:jc w:val="left"/>
+              <w:rPr/>
+            </w:pPr>
+            <w:r>
+              <w:rPr/>
+              <w:t>Pilot sweep, 0.06 versus 0.01: streamlines generated to reach 1,000</w:t>
+            </w:r>
+          </w:p>
+        </w:tc>
+        <w:tc>
+          <w:tcPr>
+            <w:tcW w:w="5534" w:type="dxa"/>
+            <w:tcBorders/>
+            <w:vAlign w:val="center"/>
+          </w:tcPr>
+          <w:p>
+            <w:pPr>
+              <w:pStyle w:val="TableContents"/>
+              <w:widowControl w:val="false"/>
+              <w:suppressLineNumbers/>
+              <w:bidi w:val="0"/>
+              <w:jc w:val="left"/>
+              <w:rPr/>
+            </w:pPr>
+            <w:r>
+              <w:rPr/>
+              <w:t>0.39 and 3.0 million versus 0.31 and 0.43 million; Dice between cutoffs .68 and .65 (.66 in the example dataset)</w:t>
+            </w:r>
+          </w:p>
+        </w:tc>
+      </w:tr>
+      <w:tr>
+        <w:trPr/>
+        <w:tc>
+          <w:tcPr>
+            <w:tcW w:w="3826" w:type="dxa"/>
+            <w:tcBorders/>
+            <w:vAlign w:val="center"/>
+          </w:tcPr>
+          <w:p>
+            <w:pPr>
+              <w:pStyle w:val="TableContents"/>
+              <w:widowControl w:val="false"/>
+              <w:suppressLineNumbers/>
+              <w:bidi w:val="0"/>
+              <w:jc w:val="left"/>
+              <w:rPr/>
+            </w:pPr>
+            <w:r>
+              <w:rPr/>
+              <w:t>Tractography at 0.01</w:t>
+            </w:r>
+          </w:p>
+        </w:tc>
+        <w:tc>
+          <w:tcPr>
+            <w:tcW w:w="5534" w:type="dxa"/>
+            <w:tcBorders/>
+            <w:vAlign w:val="center"/>
+          </w:tcPr>
+          <w:p>
+            <w:pPr>
+              <w:pStyle w:val="TableContents"/>
+              <w:widowControl w:val="false"/>
+              <w:suppressLineNumbers/>
+              <w:bidi w:val="0"/>
+              <w:jc w:val="left"/>
+              <w:rPr/>
+            </w:pPr>
+            <w:r>
+              <w:rPr/>
+              <w:t>2,500 streamlines in all three; 0.8 to 1.3 million streamlines generated</w:t>
+            </w:r>
+          </w:p>
+        </w:tc>
+      </w:tr>
+      <w:tr>
+        <w:trPr/>
+        <w:tc>
+          <w:tcPr>
+            <w:tcW w:w="3826" w:type="dxa"/>
+            <w:tcBorders/>
+            <w:vAlign w:val="center"/>
+          </w:tcPr>
+          <w:p>
+            <w:pPr>
+              <w:pStyle w:val="TableContents"/>
+              <w:widowControl w:val="false"/>
+              <w:suppressLineNumbers/>
+              <w:bidi w:val="0"/>
+              <w:jc w:val="left"/>
+              <w:rPr/>
+            </w:pPr>
+            <w:r>
+              <w:rPr/>
+              <w:t>Cleaned bundle, streamline count</w:t>
+            </w:r>
+          </w:p>
+        </w:tc>
+        <w:tc>
+          <w:tcPr>
+            <w:tcW w:w="5534" w:type="dxa"/>
+            <w:tcBorders/>
+            <w:vAlign w:val="center"/>
+          </w:tcPr>
+          <w:p>
+            <w:pPr>
+              <w:pStyle w:val="TableContents"/>
+              <w:widowControl w:val="false"/>
+              <w:suppressLineNumbers/>
+              <w:bidi w:val="0"/>
+              <w:jc w:val="left"/>
+              <w:rPr/>
+            </w:pPr>
+            <w:r>
+              <w:rPr/>
+              <w:t>864, 886, 705 versus 857, 824, 733</w:t>
+            </w:r>
+          </w:p>
+        </w:tc>
+      </w:tr>
+      <w:tr>
+        <w:trPr/>
+        <w:tc>
+          <w:tcPr>
+            <w:tcW w:w="3826" w:type="dxa"/>
+            <w:tcBorders/>
+            <w:vAlign w:val="center"/>
+          </w:tcPr>
+          <w:p>
+            <w:pPr>
+              <w:pStyle w:val="TableContents"/>
+              <w:widowControl w:val="false"/>
+              <w:suppressLineNumbers/>
+              <w:bidi w:val="0"/>
+              <w:jc w:val="left"/>
+              <w:rPr/>
+            </w:pPr>
+            <w:r>
+              <w:rPr/>
+              <w:t>Cleaned bundle, mean length</w:t>
+            </w:r>
+          </w:p>
+        </w:tc>
+        <w:tc>
+          <w:tcPr>
+            <w:tcW w:w="5534" w:type="dxa"/>
+            <w:tcBorders/>
+            <w:vAlign w:val="center"/>
+          </w:tcPr>
+          <w:p>
+            <w:pPr>
+              <w:pStyle w:val="TableContents"/>
+              <w:widowControl w:val="false"/>
+              <w:suppressLineNumbers/>
+              <w:bidi w:val="0"/>
+              <w:jc w:val="left"/>
+              <w:rPr/>
+            </w:pPr>
+            <w:r>
+              <w:rPr/>
+              <w:t>within 0.4 mm</w:t>
+            </w:r>
+          </w:p>
+        </w:tc>
+      </w:tr>
+      <w:tr>
+        <w:trPr/>
+        <w:tc>
+          <w:tcPr>
+            <w:tcW w:w="3826" w:type="dxa"/>
+            <w:tcBorders/>
+            <w:vAlign w:val="center"/>
+          </w:tcPr>
+          <w:p>
+            <w:pPr>
+              <w:pStyle w:val="TableContents"/>
+              <w:widowControl w:val="false"/>
+              <w:suppressLineNumbers/>
+              <w:bidi w:val="0"/>
+              <w:jc w:val="left"/>
+              <w:rPr/>
+            </w:pPr>
+            <w:r>
+              <w:rPr/>
+              <w:t>Quality-control overlays</w:t>
+            </w:r>
+          </w:p>
+        </w:tc>
+        <w:tc>
+          <w:tcPr>
+            <w:tcW w:w="5534" w:type="dxa"/>
+            <w:tcBorders/>
+            <w:vAlign w:val="center"/>
+          </w:tcPr>
+          <w:p>
+            <w:pPr>
+              <w:pStyle w:val="TableContents"/>
+              <w:widowControl w:val="false"/>
+              <w:suppressLineNumbers/>
+              <w:bidi w:val="0"/>
+              <w:jc w:val="left"/>
+              <w:rPr/>
+            </w:pPr>
+            <w:r>
+              <w:rPr/>
+              <w:t>No flags; bundles follow the expected arc</w:t>
+            </w:r>
+          </w:p>
+        </w:tc>
+      </w:tr>
+      <w:tr>
+        <w:trPr/>
+        <w:tc>
+          <w:tcPr>
+            <w:tcW w:w="3826" w:type="dxa"/>
+            <w:tcBorders/>
+            <w:vAlign w:val="center"/>
+          </w:tcPr>
+          <w:p>
+            <w:pPr>
+              <w:pStyle w:val="TableContents"/>
+              <w:widowControl w:val="false"/>
+              <w:suppressLineNumbers/>
+              <w:bidi w:val="0"/>
+              <w:jc w:val="left"/>
+              <w:rPr/>
+            </w:pPr>
+            <w:r>
+              <w:rPr/>
+              <w:t>NODDI maps</w:t>
+            </w:r>
+          </w:p>
+        </w:tc>
+        <w:tc>
+          <w:tcPr>
+            <w:tcW w:w="5534" w:type="dxa"/>
+            <w:tcBorders/>
+            <w:vAlign w:val="center"/>
+          </w:tcPr>
+          <w:p>
+            <w:pPr>
+              <w:pStyle w:val="TableContents"/>
+              <w:widowControl w:val="false"/>
+              <w:suppressLineNumbers/>
+              <w:bidi w:val="0"/>
+              <w:jc w:val="left"/>
+              <w:rPr/>
+            </w:pPr>
+            <w:r>
+              <w:rPr/>
+              <w:t>Identical, voxel for voxel</w:t>
+            </w:r>
+          </w:p>
+        </w:tc>
+      </w:tr>
+      <w:tr>
+        <w:trPr/>
+        <w:tc>
+          <w:tcPr>
+            <w:tcW w:w="3826" w:type="dxa"/>
+            <w:tcBorders>
+              <w:bottom w:val="single" w:sz="6" w:space="0" w:color="808080"/>
+            </w:tcBorders>
+            <w:vAlign w:val="center"/>
+          </w:tcPr>
+          <w:p>
+            <w:pPr>
+              <w:pStyle w:val="TableContents"/>
+              <w:widowControl w:val="false"/>
+              <w:suppressLineNumbers/>
+              <w:bidi w:val="0"/>
+              <w:jc w:val="left"/>
+              <w:rPr/>
+            </w:pPr>
+            <w:r>
+              <w:rPr/>
+              <w:t>Along-tract profiles (correlation across the 100 nodes)</w:t>
+            </w:r>
+          </w:p>
+        </w:tc>
+        <w:tc>
+          <w:tcPr>
+            <w:tcW w:w="5534" w:type="dxa"/>
+            <w:tcBorders>
+              <w:bottom w:val="single" w:sz="6" w:space="0" w:color="808080"/>
+            </w:tcBorders>
+            <w:vAlign w:val="center"/>
+          </w:tcPr>
+          <w:p>
+            <w:pPr>
+              <w:pStyle w:val="TableContents"/>
+              <w:widowControl w:val="false"/>
+              <w:suppressLineNumbers/>
+              <w:bidi w:val="0"/>
+              <w:jc w:val="left"/>
+              <w:rPr/>
+            </w:pPr>
+            <w:r>
+              <w:rPr/>
+              <w:t>FA .98; NDI .99 to 1.00; ODI .99; FWF .94 to 1.00</w:t>
+            </w:r>
+          </w:p>
+        </w:tc>
+      </w:tr>
+    </w:tbl>
+    <w:p>
+      <w:pPr>
+        <w:pStyle w:val="BodyText"/>
+        <w:bidi w:val="0"/>
+        <w:jc w:val="left"/>
+        <w:rPr/>
+      </w:pPr>
+      <w:r>
+        <w:rPr>
+          <w:rStyle w:val="Emphasis"/>
+        </w:rPr>
+        <w:t>Note.</w:t>
+      </w:r>
+      <w:r>
+        <w:rPr/>
+        <w:t xml:space="preserve"> Tractography is stochastic, so streamline counts and profiles are not expected to match exactly. NODDI = neurite orientation dispersion and density imaging; FA = fractional anisotropy; NDI = neurite density index; ODI = orientation dispersion index; FWF = free-water fraction.</w:t>
+      </w:r>
+    </w:p>
+    <w:p>
+      <w:pPr>
+        <w:pStyle w:val="BodyText"/>
+        <w:bidi w:val="0"/>
+        <w:jc w:val="left"/>
+        <w:rPr/>
+      </w:pPr>
+      <w:r>
+        <w:rPr>
+          <w:rStyle w:val="Strong"/>
+        </w:rPr>
+        <w:t>Table S20</w:t>
+      </w:r>
+    </w:p>
+    <w:p>
+      <w:pPr>
+        <w:pStyle w:val="BodyText"/>
+        <w:bidi w:val="0"/>
+        <w:jc w:val="left"/>
+        <w:rPr/>
+      </w:pPr>
+      <w:r>
+        <w:rPr>
+          <w:rStyle w:val="Emphasis"/>
+        </w:rPr>
+        <w:t>Checks of the Group-Level Scripts</w:t>
+      </w:r>
+    </w:p>
+    <w:tbl>
+      <w:tblPr>
+        <w:tblW w:w="5000" w:type="pct"/>
+        <w:jc w:val="left"/>
+        <w:tblInd w:w="60" w:type="dxa"/>
+        <w:tblLayout w:type="fixed"/>
+        <w:tblCellMar>
+          <w:top w:w="60" w:type="dxa"/>
+          <w:left w:w="60" w:type="dxa"/>
+          <w:bottom w:w="60" w:type="dxa"/>
+          <w:right w:w="60" w:type="dxa"/>
+        </w:tblCellMar>
+      </w:tblPr>
+      <w:tblGrid>
+        <w:gridCol w:w="3196"/>
+        <w:gridCol w:w="2479"/>
+        <w:gridCol w:w="3685"/>
+      </w:tblGrid>
+      <w:tr>
+        <w:trPr>
+          <w:tblHeader w:val="true"/>
+        </w:trPr>
+        <w:tc>
+          <w:tcPr>
+            <w:tcW w:w="3196" w:type="dxa"/>
             <w:tcBorders>
               <w:top w:val="single" w:sz="6" w:space="0" w:color="808080"/>
               <w:bottom w:val="single" w:sz="2" w:space="0" w:color="808080"/>
@@ -24271,6 +24749,52 @@
             </w:pPr>
             <w:r>
               <w:rPr/>
+              <w:t>Script</w:t>
+            </w:r>
+          </w:p>
+        </w:tc>
+        <w:tc>
+          <w:tcPr>
+            <w:tcW w:w="2479" w:type="dxa"/>
+            <w:tcBorders>
+              <w:top w:val="single" w:sz="6" w:space="0" w:color="808080"/>
+              <w:bottom w:val="single" w:sz="2" w:space="0" w:color="808080"/>
+            </w:tcBorders>
+            <w:vAlign w:val="center"/>
+          </w:tcPr>
+          <w:p>
+            <w:pPr>
+              <w:pStyle w:val="TableHeading"/>
+              <w:suppressLineNumbers/>
+              <w:bidi w:val="0"/>
+              <w:jc w:val="left"/>
+              <w:rPr/>
+            </w:pPr>
+            <w:r>
+              <w:rPr/>
+              <w:t>Check</w:t>
+            </w:r>
+          </w:p>
+        </w:tc>
+        <w:tc>
+          <w:tcPr>
+            <w:tcW w:w="3685" w:type="dxa"/>
+            <w:tcBorders>
+              <w:top w:val="single" w:sz="6" w:space="0" w:color="808080"/>
+              <w:bottom w:val="single" w:sz="2" w:space="0" w:color="808080"/>
+            </w:tcBorders>
+            <w:vAlign w:val="center"/>
+          </w:tcPr>
+          <w:p>
+            <w:pPr>
+              <w:pStyle w:val="TableHeading"/>
+              <w:suppressLineNumbers/>
+              <w:bidi w:val="0"/>
+              <w:jc w:val="left"/>
+              <w:rPr/>
+            </w:pPr>
+            <w:r>
+              <w:rPr/>
               <w:t>Result</w:t>
             </w:r>
           </w:p>
@@ -24280,7 +24804,7 @@
         <w:trPr/>
         <w:tc>
           <w:tcPr>
-            <w:tcW w:w="3744" w:type="dxa"/>
+            <w:tcW w:w="3196" w:type="dxa"/>
             <w:tcBorders/>
             <w:vAlign w:val="center"/>
           </w:tcPr>
@@ -24303,7 +24827,7 @@
         </w:tc>
         <w:tc>
           <w:tcPr>
-            <w:tcW w:w="2411" w:type="dxa"/>
+            <w:tcW w:w="2479" w:type="dxa"/>
             <w:tcBorders/>
             <w:vAlign w:val="center"/>
           </w:tcPr>
@@ -24324,22 +24848,22 @@
         </w:tc>
         <w:tc>
           <w:tcPr>
-            <w:tcW w:w="3205" w:type="dxa"/>
-            <w:tcBorders/>
-            <w:vAlign w:val="center"/>
-          </w:tcPr>
-          <w:p>
-            <w:pPr>
-              <w:pStyle w:val="TableContents"/>
-              <w:widowControl w:val="false"/>
-              <w:suppressLineNumbers/>
-              <w:bidi w:val="0"/>
-              <w:jc w:val="left"/>
-              <w:rPr/>
-            </w:pPr>
-            <w:r>
-              <w:rPr/>
-              <w:t>Reproduces the reported whole-tract and quartile estimates, interaction tests included, to three decimals</w:t>
+            <w:tcW w:w="3685" w:type="dxa"/>
+            <w:tcBorders/>
+            <w:vAlign w:val="center"/>
+          </w:tcPr>
+          <w:p>
+            <w:pPr>
+              <w:pStyle w:val="TableContents"/>
+              <w:widowControl w:val="false"/>
+              <w:suppressLineNumbers/>
+              <w:bidi w:val="0"/>
+              <w:jc w:val="left"/>
+              <w:rPr/>
+            </w:pPr>
+            <w:r>
+              <w:rPr/>
+              <w:t>Reproduces the reported whole-tract and quartile estimates and interaction tests to three decimals</w:t>
             </w:r>
           </w:p>
         </w:tc>
@@ -24348,7 +24872,7 @@
         <w:trPr/>
         <w:tc>
           <w:tcPr>
-            <w:tcW w:w="3744" w:type="dxa"/>
+            <w:tcW w:w="3196" w:type="dxa"/>
             <w:tcBorders/>
             <w:vAlign w:val="center"/>
           </w:tcPr>
@@ -24365,49 +24889,59 @@
               <w:rPr>
                 <w:rStyle w:val="SourceText"/>
               </w:rPr>
-              <w:t>06_clean_bundles.py</w:t>
-            </w:r>
-          </w:p>
-        </w:tc>
-        <w:tc>
-          <w:tcPr>
-            <w:tcW w:w="2411" w:type="dxa"/>
-            <w:tcBorders/>
-            <w:vAlign w:val="center"/>
-          </w:tcPr>
-          <w:p>
-            <w:pPr>
-              <w:pStyle w:val="TableContents"/>
-              <w:widowControl w:val="false"/>
-              <w:suppressLineNumbers/>
-              <w:bidi w:val="0"/>
-              <w:jc w:val="left"/>
-              <w:rPr/>
-            </w:pPr>
-            <w:r>
-              <w:rPr/>
-              <w:t>Run on synthetic bundles with planted outlier streamlines (pyAFQ 3.3, DIPY 1.12)</w:t>
-            </w:r>
-          </w:p>
-        </w:tc>
-        <w:tc>
-          <w:tcPr>
-            <w:tcW w:w="3205" w:type="dxa"/>
-            <w:tcBorders/>
-            <w:vAlign w:val="center"/>
-          </w:tcPr>
-          <w:p>
-            <w:pPr>
-              <w:pStyle w:val="TableContents"/>
-              <w:widowControl w:val="false"/>
-              <w:suppressLineNumbers/>
-              <w:bidi w:val="0"/>
-              <w:jc w:val="left"/>
-              <w:rPr/>
-            </w:pPr>
-            <w:r>
-              <w:rPr/>
-              <w:t>Outliers removed; resumes; covariate table written</w:t>
+              <w:t>09b_nodewise_permutation.R</w:t>
+            </w:r>
+          </w:p>
+        </w:tc>
+        <w:tc>
+          <w:tcPr>
+            <w:tcW w:w="2479" w:type="dxa"/>
+            <w:tcBorders/>
+            <w:vAlign w:val="center"/>
+          </w:tcPr>
+          <w:p>
+            <w:pPr>
+              <w:pStyle w:val="TableContents"/>
+              <w:widowControl w:val="false"/>
+              <w:suppressLineNumbers/>
+              <w:bidi w:val="0"/>
+              <w:jc w:val="left"/>
+              <w:rPr/>
+            </w:pPr>
+            <w:r>
+              <w:rPr/>
+              <w:t>Run on an analysis file of the example dataset</w:t>
+            </w:r>
+          </w:p>
+        </w:tc>
+        <w:tc>
+          <w:tcPr>
+            <w:tcW w:w="3685" w:type="dxa"/>
+            <w:tcBorders/>
+            <w:vAlign w:val="center"/>
+          </w:tcPr>
+          <w:p>
+            <w:pPr>
+              <w:pStyle w:val="TableContents"/>
+              <w:widowControl w:val="false"/>
+              <w:suppressLineNumbers/>
+              <w:bidi w:val="0"/>
+              <w:jc w:val="left"/>
+              <w:rPr/>
+            </w:pPr>
+            <w:r>
+              <w:rPr/>
+              <w:t xml:space="preserve">Node-wise </w:t>
+            </w:r>
+            <w:r>
+              <w:rPr>
+                <w:rStyle w:val="Emphasis"/>
+              </w:rPr>
+              <w:t>t</w:t>
+            </w:r>
+            <w:r>
+              <w:rPr/>
+              <w:t xml:space="preserve"> values identical to the stored results; same clusters; identical output with one, three and four cores</w:t>
             </w:r>
           </w:p>
         </w:tc>
@@ -24416,7 +24950,7 @@
         <w:trPr/>
         <w:tc>
           <w:tcPr>
-            <w:tcW w:w="3744" w:type="dxa"/>
+            <w:tcW w:w="3196" w:type="dxa"/>
             <w:tcBorders/>
             <w:vAlign w:val="center"/>
           </w:tcPr>
@@ -24433,49 +24967,55 @@
               <w:rPr>
                 <w:rStyle w:val="SourceText"/>
               </w:rPr>
-              <w:t>08_node_profiles.py</w:t>
-            </w:r>
-          </w:p>
-        </w:tc>
-        <w:tc>
-          <w:tcPr>
-            <w:tcW w:w="2411" w:type="dxa"/>
-            <w:tcBorders/>
-            <w:vAlign w:val="center"/>
-          </w:tcPr>
-          <w:p>
-            <w:pPr>
-              <w:pStyle w:val="TableContents"/>
-              <w:widowControl w:val="false"/>
-              <w:suppressLineNumbers/>
-              <w:bidi w:val="0"/>
-              <w:jc w:val="left"/>
-              <w:rPr/>
-            </w:pPr>
-            <w:r>
-              <w:rPr/>
-              <w:t>Run on synthetic bundles, including bundles stored in reverse order</w:t>
-            </w:r>
-          </w:p>
-        </w:tc>
-        <w:tc>
-          <w:tcPr>
-            <w:tcW w:w="3205" w:type="dxa"/>
-            <w:tcBorders/>
-            <w:vAlign w:val="center"/>
-          </w:tcPr>
-          <w:p>
-            <w:pPr>
-              <w:pStyle w:val="TableContents"/>
-              <w:widowControl w:val="false"/>
-              <w:suppressLineNumbers/>
-              <w:bidi w:val="0"/>
-              <w:jc w:val="left"/>
-              <w:rPr/>
-            </w:pPr>
-            <w:r>
-              <w:rPr/>
-              <w:t>Node 0 at the seed end in every case; no missing values</w:t>
+              <w:t>09c_stack_for_explorer.py</w:t>
+            </w:r>
+          </w:p>
+        </w:tc>
+        <w:tc>
+          <w:tcPr>
+            <w:tcW w:w="2479" w:type="dxa"/>
+            <w:tcBorders/>
+            <w:vAlign w:val="center"/>
+          </w:tcPr>
+          <w:p>
+            <w:pPr>
+              <w:pStyle w:val="TableContents"/>
+              <w:widowControl w:val="false"/>
+              <w:suppressLineNumbers/>
+              <w:bidi w:val="0"/>
+              <w:jc w:val="left"/>
+              <w:rPr/>
+            </w:pPr>
+            <w:r>
+              <w:rPr/>
+              <w:t xml:space="preserve">Run on the outputs of </w:t>
+            </w:r>
+            <w:r>
+              <w:rPr>
+                <w:rStyle w:val="SourceText"/>
+              </w:rPr>
+              <w:t>09b</w:t>
+            </w:r>
+          </w:p>
+        </w:tc>
+        <w:tc>
+          <w:tcPr>
+            <w:tcW w:w="3685" w:type="dxa"/>
+            <w:tcBorders/>
+            <w:vAlign w:val="center"/>
+          </w:tcPr>
+          <w:p>
+            <w:pPr>
+              <w:pStyle w:val="TableContents"/>
+              <w:widowControl w:val="false"/>
+              <w:suppressLineNumbers/>
+              <w:bidi w:val="0"/>
+              <w:jc w:val="left"/>
+              <w:rPr/>
+            </w:pPr>
+            <w:r>
+              <w:rPr/>
+              <w:t>Explorer file written and loaded</w:t>
             </w:r>
           </w:p>
         </w:tc>
@@ -24484,86 +25024,10 @@
         <w:trPr/>
         <w:tc>
           <w:tcPr>
-            <w:tcW w:w="3744" w:type="dxa"/>
-            <w:tcBorders/>
-            <w:vAlign w:val="center"/>
-          </w:tcPr>
-          <w:p>
-            <w:pPr>
-              <w:pStyle w:val="TableContents"/>
-              <w:widowControl w:val="false"/>
-              <w:suppressLineNumbers/>
-              <w:bidi w:val="0"/>
-              <w:jc w:val="left"/>
-              <w:rPr/>
-            </w:pPr>
-            <w:r>
-              <w:rPr>
-                <w:rStyle w:val="SourceText"/>
-              </w:rPr>
-              <w:t>08a_noddi_fit.py</w:t>
-            </w:r>
-          </w:p>
-        </w:tc>
-        <w:tc>
-          <w:tcPr>
-            <w:tcW w:w="2411" w:type="dxa"/>
-            <w:tcBorders/>
-            <w:vAlign w:val="center"/>
-          </w:tcPr>
-          <w:p>
-            <w:pPr>
-              <w:pStyle w:val="TableContents"/>
-              <w:widowControl w:val="false"/>
-              <w:suppressLineNumbers/>
-              <w:bidi w:val="0"/>
-              <w:jc w:val="left"/>
-              <w:rPr/>
-            </w:pPr>
-            <w:r>
-              <w:rPr/>
-              <w:t>Run on a synthetic multi-shell dataset (AMICO 2.1.1), white-matter and gray-matter diffusivity</w:t>
-            </w:r>
-          </w:p>
-        </w:tc>
-        <w:tc>
-          <w:tcPr>
-            <w:tcW w:w="3205" w:type="dxa"/>
-            <w:tcBorders/>
-            <w:vAlign w:val="center"/>
-          </w:tcPr>
-          <w:p>
-            <w:pPr>
-              <w:pStyle w:val="TableContents"/>
-              <w:widowControl w:val="false"/>
-              <w:suppressLineNumbers/>
-              <w:bidi w:val="0"/>
-              <w:jc w:val="left"/>
-              <w:rPr/>
-            </w:pPr>
-            <w:r>
-              <w:rPr/>
-              <w:t xml:space="preserve">All maps written; resumes. Multi-threaded fitting was unstable on macOS with Python 3.13 and stable with </w:t>
-            </w:r>
-            <w:r>
-              <w:rPr>
-                <w:rStyle w:val="SourceText"/>
-              </w:rPr>
-              <w:t>NODDI_NTHREADS=1</w:t>
-            </w:r>
-            <w:r>
-              <w:rPr/>
-              <w:t>; the example dataset was fitted with 12 threads on Linux</w:t>
-            </w:r>
-          </w:p>
-        </w:tc>
-      </w:tr>
-      <w:tr>
-        <w:trPr/>
-        <w:tc>
-          <w:tcPr>
-            <w:tcW w:w="3744" w:type="dxa"/>
-            <w:tcBorders/>
+            <w:tcW w:w="3196" w:type="dxa"/>
+            <w:tcBorders>
+              <w:bottom w:val="single" w:sz="6" w:space="0" w:color="808080"/>
+            </w:tcBorders>
             <w:vAlign w:val="center"/>
           </w:tcPr>
           <w:p>
@@ -24581,158 +25045,11 @@
               </w:rPr>
               <w:t>08b_build_analysis_csv.py</w:t>
             </w:r>
-            <w:r>
-              <w:rPr/>
-              <w:t xml:space="preserve">, </w:t>
-            </w:r>
-            <w:r>
-              <w:rPr>
-                <w:rStyle w:val="SourceText"/>
-              </w:rPr>
-              <w:t>09b_nodewise_permutation.R</w:t>
-            </w:r>
-            <w:r>
-              <w:rPr/>
-              <w:t xml:space="preserve">, </w:t>
-            </w:r>
-            <w:r>
-              <w:rPr>
-                <w:rStyle w:val="SourceText"/>
-              </w:rPr>
-              <w:t>09c_stack_for_explorer.py</w:t>
-            </w:r>
-          </w:p>
-        </w:tc>
-        <w:tc>
-          <w:tcPr>
-            <w:tcW w:w="2411" w:type="dxa"/>
-            <w:tcBorders/>
-            <w:vAlign w:val="center"/>
-          </w:tcPr>
-          <w:p>
-            <w:pPr>
-              <w:pStyle w:val="TableContents"/>
-              <w:widowControl w:val="false"/>
-              <w:suppressLineNumbers/>
-              <w:bidi w:val="0"/>
-              <w:jc w:val="left"/>
-              <w:rPr/>
-            </w:pPr>
-            <w:r>
-              <w:rPr/>
-              <w:t>Run in sequence on the synthetic profiles with a planted association</w:t>
-            </w:r>
-          </w:p>
-        </w:tc>
-        <w:tc>
-          <w:tcPr>
-            <w:tcW w:w="3205" w:type="dxa"/>
-            <w:tcBorders/>
-            <w:vAlign w:val="center"/>
-          </w:tcPr>
-          <w:p>
-            <w:pPr>
-              <w:pStyle w:val="TableContents"/>
-              <w:widowControl w:val="false"/>
-              <w:suppressLineNumbers/>
-              <w:bidi w:val="0"/>
-              <w:jc w:val="left"/>
-              <w:rPr/>
-            </w:pPr>
-            <w:r>
-              <w:rPr/>
-              <w:t>Association recovered; null outcome null; Explorer file written</w:t>
-            </w:r>
-          </w:p>
-        </w:tc>
-      </w:tr>
-      <w:tr>
-        <w:trPr/>
-        <w:tc>
-          <w:tcPr>
-            <w:tcW w:w="3744" w:type="dxa"/>
-            <w:tcBorders/>
-            <w:vAlign w:val="center"/>
-          </w:tcPr>
-          <w:p>
-            <w:pPr>
-              <w:pStyle w:val="TableContents"/>
-              <w:widowControl w:val="false"/>
-              <w:suppressLineNumbers/>
-              <w:bidi w:val="0"/>
-              <w:jc w:val="left"/>
-              <w:rPr/>
-            </w:pPr>
-            <w:r>
-              <w:rPr>
-                <w:rStyle w:val="SourceText"/>
-              </w:rPr>
-              <w:t>00b</w:t>
-            </w:r>
-            <w:r>
-              <w:rPr/>
-              <w:t xml:space="preserve"> to </w:t>
-            </w:r>
-            <w:r>
-              <w:rPr>
-                <w:rStyle w:val="SourceText"/>
-              </w:rPr>
-              <w:t>05</w:t>
-            </w:r>
-            <w:r>
-              <w:rPr/>
-              <w:t xml:space="preserve"> (shell)</w:t>
-            </w:r>
-          </w:p>
-        </w:tc>
-        <w:tc>
-          <w:tcPr>
-            <w:tcW w:w="2411" w:type="dxa"/>
-            <w:tcBorders/>
-            <w:vAlign w:val="center"/>
-          </w:tcPr>
-          <w:p>
-            <w:pPr>
-              <w:pStyle w:val="TableContents"/>
-              <w:widowControl w:val="false"/>
-              <w:suppressLineNumbers/>
-              <w:bidi w:val="0"/>
-              <w:jc w:val="left"/>
-              <w:rPr/>
-            </w:pPr>
-            <w:r>
-              <w:rPr/>
-              <w:t>Syntax check; run against stand-in executables to exercise logging, concurrency, resumption, missing-input handling and audit tables</w:t>
-            </w:r>
-          </w:p>
-        </w:tc>
-        <w:tc>
-          <w:tcPr>
-            <w:tcW w:w="3205" w:type="dxa"/>
-            <w:tcBorders/>
-            <w:vAlign w:val="center"/>
-          </w:tcPr>
-          <w:p>
-            <w:pPr>
-              <w:pStyle w:val="TableContents"/>
-              <w:widowControl w:val="false"/>
-              <w:suppressLineNumbers/>
-              <w:bidi w:val="0"/>
-              <w:jc w:val="left"/>
-              <w:rPr/>
-            </w:pPr>
-            <w:r>
-              <w:rPr/>
-              <w:t>Control flow correct; commands not yet executed on imaging data</w:t>
-            </w:r>
-          </w:p>
-        </w:tc>
-      </w:tr>
-      <w:tr>
-        <w:trPr/>
-        <w:tc>
-          <w:tcPr>
-            <w:tcW w:w="3744" w:type="dxa"/>
+          </w:p>
+        </w:tc>
+        <w:tc>
+          <w:tcPr>
+            <w:tcW w:w="2479" w:type="dxa"/>
             <w:tcBorders>
               <w:bottom w:val="single" w:sz="6" w:space="0" w:color="808080"/>
             </w:tcBorders>
@@ -24748,26 +25065,14 @@
               <w:rPr/>
             </w:pPr>
             <w:r>
-              <w:rPr>
-                <w:rStyle w:val="SourceText"/>
-              </w:rPr>
-              <w:t>04b_compare_cutoffs.py</w:t>
-            </w:r>
-            <w:r>
-              <w:rPr/>
-              <w:t xml:space="preserve">, </w:t>
-            </w:r>
-            <w:r>
-              <w:rPr>
-                <w:rStyle w:val="SourceText"/>
-              </w:rPr>
-              <w:t>07_visual_qc.py</w:t>
-            </w:r>
-          </w:p>
-        </w:tc>
-        <w:tc>
-          <w:tcPr>
-            <w:tcW w:w="2411" w:type="dxa"/>
+              <w:rPr/>
+              <w:t>Run in the three-participant test</w:t>
+            </w:r>
+          </w:p>
+        </w:tc>
+        <w:tc>
+          <w:tcPr>
+            <w:tcW w:w="3685" w:type="dxa"/>
             <w:tcBorders>
               <w:bottom w:val="single" w:sz="6" w:space="0" w:color="808080"/>
             </w:tcBorders>
@@ -24784,41 +25089,34 @@
             </w:pPr>
             <w:r>
               <w:rPr/>
-              <w:t>Syntax check</w:t>
-            </w:r>
-          </w:p>
-        </w:tc>
-        <w:tc>
-          <w:tcPr>
-            <w:tcW w:w="3205" w:type="dxa"/>
-            <w:tcBorders>
-              <w:bottom w:val="single" w:sz="6" w:space="0" w:color="808080"/>
-            </w:tcBorders>
-            <w:vAlign w:val="center"/>
-          </w:tcPr>
-          <w:p>
-            <w:pPr>
-              <w:pStyle w:val="TableContents"/>
-              <w:widowControl w:val="false"/>
-              <w:suppressLineNumbers/>
-              <w:bidi w:val="0"/>
-              <w:jc w:val="left"/>
-              <w:rPr/>
-            </w:pPr>
-            <w:r>
-              <w:rPr/>
-              <w:t xml:space="preserve">Not yet run; both call </w:t>
-            </w:r>
-            <w:r>
-              <w:rPr>
-                <w:rStyle w:val="SourceText"/>
-              </w:rPr>
-              <w:t>tckmap</w:t>
+              <w:t>Analysis files written for all four metrics</w:t>
             </w:r>
           </w:p>
         </w:tc>
       </w:tr>
     </w:tbl>
+    <w:p>
+      <w:pPr>
+        <w:pStyle w:val="BodyText"/>
+        <w:bidi w:val="0"/>
+        <w:jc w:val="left"/>
+        <w:rPr/>
+      </w:pPr>
+      <w:r>
+        <w:rPr/>
+        <w:t xml:space="preserve">Two defects surfaced during validation and are fixed in the distributed scripts: on bash 5.0 to 5.2 the shell steps stalled at the end of their first participant loop, and the mean streamline length was read from the wrong line of the </w:t>
+      </w:r>
+      <w:r>
+        <w:rPr>
+          <w:rStyle w:val="SourceText"/>
+        </w:rPr>
+        <w:t>tckstats</w:t>
+      </w:r>
+      <w:r>
+        <w:rPr/>
+        <w:t xml:space="preserve"> output. The scripts were also reviewed independently; the defects found are recorded in the repository history.</w:t>
+      </w:r>
+    </w:p>
     <w:p>
       <w:pPr>
         <w:pStyle w:val="BodyText"/>
@@ -31157,7 +31455,19 @@
       </w:pPr>
       <w:r>
         <w:rPr/>
-        <w:t># the number tckgen had to generate (selected plus rejected) to obtain them.</w:t>
+        <w:t># the number tckgen had to generate (selected plus rejected) to obtain them.  tckgen</w:t>
+      </w:r>
+    </w:p>
+    <w:p>
+      <w:pPr>
+        <w:pStyle w:val="PreformattedTextcode"/>
+        <w:bidi w:val="0"/>
+        <w:jc w:val="left"/>
+        <w:rPr/>
+      </w:pPr>
+      <w:r>
+        <w:rPr/>
+        <w:t># generates one streamline per seed, so it is also the number of seeds consumed.</w:t>
       </w:r>
     </w:p>
     <w:p>
@@ -31683,7 +31993,7 @@
       </w:r>
       <w:r>
         <w:rPr/>
-        <w:t>meanlen=$(tckstats "$tck" -output mean -quiet)</w:t>
+        <w:t>meanlen=$(tckstats "$tck" -output mean -quiet | awk '{print $1}')</w:t>
       </w:r>
     </w:p>
     <w:p>
@@ -34936,7 +35246,7 @@
       </w:r>
       <w:r>
         <w:rPr/>
-        <w:t>meanlen=$(tckstats "$tck" -output mean -quiet)</w:t>
+        <w:t>meanlen=$(tckstats "$tck" -output mean -quiet | awk '{print $1}')</w:t>
       </w:r>
     </w:p>
     <w:p>

--- a/static/supplement/MesoConnect_Supplementary_Methods.docx
+++ b/static/supplement/MesoConnect_Supplementary_Methods.docx
@@ -16434,7 +16434,17 @@
       </w:r>
       <w:r>
         <w:rPr/>
-        <w:t xml:space="preserve"> &lt; .05 form clusters. Family-wise error is controlled at the cluster level with a Freedman–Lane permutation procedure (Freedman &amp; Lane, 1983; Winkler et al., 2014): the residuals of the reduced model are permuted, all 100 nodes are refitted, the largest cluster of each permutation is recorded, and the procedure is repeated 5,000 times. A cluster is retained when its extent equals or exceeds the 95th percentile of this null distribution of maximum cluster extent. The permutations are drawn once from a fixed seed, so results do not depend on the number of cores. Variables are not standardized in this script; the node-wise estimates are in the units of the outcome per unit of the metric.</w:t>
+        <w:t xml:space="preserve"> &lt; .05 form clusters. Family-wise error is controlled at the cluster level with a Freedman–Lane permutation procedure (Freedman &amp; Lane, 1983; Winkler et al., 2014): the residuals of the reduced model are permuted, all 100 nodes are refitted, the largest cluster of each permutation is recorded, and the procedure is repeated 5,000 times. A cluster's </w:t>
+      </w:r>
+      <w:r>
+        <w:rPr>
+          <w:rStyle w:val="Emphasis"/>
+        </w:rPr>
+        <w:t>p</w:t>
+      </w:r>
+      <w:r>
+        <w:rPr/>
+        <w:t xml:space="preserve"> value is the proportion of permutations whose largest cluster is at least as long, and a cluster is retained when that value does not exceed .05; the smallest extent that meets this criterion is reported as the extent threshold. The permutations are drawn once from a fixed seed, so results do not depend on the number of cores. Variables are not standardized in this script; the node-wise estimates are in the units of the outcome per unit of the metric.</w:t>
       </w:r>
     </w:p>
     <w:p>
@@ -25343,7 +25353,7 @@
       </w:r>
       <w:r>
         <w:rPr/>
-        <w:t xml:space="preserve"> &lt; .05 formed clusters, and family-wise error was controlled at the cluster level: a null distribution of maximum cluster extent was obtained from 5,000 Freedman–Lane permutations (Freedman &amp; Lane, 1983; Winkler et al., 2014), and clusters were retained when their extent reached the 95th percentile of that distribution.] Covariates were [intracranial volume, the mean streamline length and streamline count of the cleaned bundle, absolute head motion and age]. [Variables in the whole-tract and quartile models were standardized.] The resolution of analysis and the covariate set were specified before results were examined.</w:t>
+        <w:t xml:space="preserve"> &lt; .05 formed clusters, and family-wise error was controlled at the cluster level: a null distribution of maximum cluster extent was obtained from 5,000 Freedman–Lane permutations (Freedman &amp; Lane, 1983; Winkler et al., 2014), and clusters were retained when the proportion of permutations with a maximum cluster at least as long did not exceed .05.] Covariates were [intracranial volume, the mean streamline length and streamline count of the cleaned bundle, absolute head motion and age]. [Variables in the whole-tract and quartile models were standardized.] The resolution of analysis and the covariate set were specified before results were examined.</w:t>
       </w:r>
     </w:p>
     <w:p>
@@ -47163,7 +47173,43 @@
       </w:pPr>
       <w:r>
         <w:rPr/>
-        <w:t>extent_threshold &lt;- as.integer(quantile(perm_max_sizes, probs=1-alpha_familywise, type=1))</w:t>
+        <w:t># Cluster p value: proportion of permutations whose largest cluster is at least as long.</w:t>
+      </w:r>
+    </w:p>
+    <w:p>
+      <w:pPr>
+        <w:pStyle w:val="PreformattedTextcode"/>
+        <w:bidi w:val="0"/>
+        <w:jc w:val="left"/>
+        <w:rPr/>
+      </w:pPr>
+      <w:r>
+        <w:rPr/>
+        <w:t># The extent threshold is the smallest extent with p &lt;= alpha.  Extents are whole</w:t>
+      </w:r>
+    </w:p>
+    <w:p>
+      <w:pPr>
+        <w:pStyle w:val="PreformattedTextcode"/>
+        <w:bidi w:val="0"/>
+        <w:jc w:val="left"/>
+        <w:rPr/>
+      </w:pPr>
+      <w:r>
+        <w:rPr/>
+        <w:t># numbers, so this is one node above the (1 - alpha) quantile; a cluster exactly at the</w:t>
+      </w:r>
+    </w:p>
+    <w:p>
+      <w:pPr>
+        <w:pStyle w:val="PreformattedTextcode"/>
+        <w:bidi w:val="0"/>
+        <w:jc w:val="left"/>
+        <w:rPr/>
+      </w:pPr>
+      <w:r>
+        <w:rPr/>
+        <w:t># quantile has p &gt; alpha and does not pass.</w:t>
       </w:r>
     </w:p>
     <w:p>
@@ -47187,6 +47233,34 @@
       </w:pPr>
       <w:r>
         <w:rPr/>
+        <w:t>extent_threshold &lt;- as.integer(quantile(perm_max_sizes, probs = 1 - alpha_familywise,</w:t>
+      </w:r>
+    </w:p>
+    <w:p>
+      <w:pPr>
+        <w:pStyle w:val="PreformattedTextcode"/>
+        <w:bidi w:val="0"/>
+        <w:jc w:val="left"/>
+        <w:rPr/>
+      </w:pPr>
+      <w:r>
+        <w:rPr/>
+        <w:t xml:space="preserve">                                        </w:t>
+      </w:r>
+      <w:r>
+        <w:rPr/>
+        <w:t>type = 1)) + 1L</w:t>
+      </w:r>
+    </w:p>
+    <w:p>
+      <w:pPr>
+        <w:pStyle w:val="PreformattedTextcode"/>
+        <w:bidi w:val="0"/>
+        <w:jc w:val="left"/>
+        <w:rPr/>
+      </w:pPr>
+      <w:r>
+        <w:rPr/>
       </w:r>
     </w:p>
     <w:p>
@@ -47438,7 +47512,7 @@
       </w:r>
       <w:r>
         <w:rPr/>
-        <w:t>PassExtentThreshold=length(nodes) &gt;= extent_threshold</w:t>
+        <w:t>PassExtentThreshold=cluster_p_from_size(length(nodes)) &lt;= alpha_familywise</w:t>
       </w:r>
     </w:p>
     <w:p>

--- a/static/supplement/MesoConnect_Supplementary_Methods.docx
+++ b/static/supplement/MesoConnect_Supplementary_Methods.docx
@@ -245,8 +245,8 @@
         </w:tblCellMar>
       </w:tblPr>
       <w:tblGrid>
-        <w:gridCol w:w="1909"/>
-        <w:gridCol w:w="7451"/>
+        <w:gridCol w:w="1902"/>
+        <w:gridCol w:w="7458"/>
       </w:tblGrid>
       <w:tr>
         <w:trPr>
@@ -254,7 +254,7 @@
         </w:trPr>
         <w:tc>
           <w:tcPr>
-            <w:tcW w:w="1909" w:type="dxa"/>
+            <w:tcW w:w="1902" w:type="dxa"/>
             <w:tcBorders>
               <w:top w:val="single" w:sz="6" w:space="0" w:color="808080"/>
               <w:bottom w:val="single" w:sz="2" w:space="0" w:color="808080"/>
@@ -277,7 +277,7 @@
         </w:tc>
         <w:tc>
           <w:tcPr>
-            <w:tcW w:w="7451" w:type="dxa"/>
+            <w:tcW w:w="7458" w:type="dxa"/>
             <w:tcBorders>
               <w:top w:val="single" w:sz="6" w:space="0" w:color="808080"/>
               <w:bottom w:val="single" w:sz="2" w:space="0" w:color="808080"/>
@@ -303,7 +303,7 @@
         <w:trPr/>
         <w:tc>
           <w:tcPr>
-            <w:tcW w:w="1909" w:type="dxa"/>
+            <w:tcW w:w="1902" w:type="dxa"/>
             <w:tcBorders/>
             <w:vAlign w:val="center"/>
           </w:tcPr>
@@ -324,7 +324,7 @@
         </w:tc>
         <w:tc>
           <w:tcPr>
-            <w:tcW w:w="7451" w:type="dxa"/>
+            <w:tcW w:w="7458" w:type="dxa"/>
             <w:tcBorders/>
             <w:vAlign w:val="center"/>
           </w:tcPr>
@@ -348,7 +348,7 @@
         <w:trPr/>
         <w:tc>
           <w:tcPr>
-            <w:tcW w:w="1909" w:type="dxa"/>
+            <w:tcW w:w="1902" w:type="dxa"/>
             <w:tcBorders/>
             <w:vAlign w:val="center"/>
           </w:tcPr>
@@ -369,7 +369,7 @@
         </w:tc>
         <w:tc>
           <w:tcPr>
-            <w:tcW w:w="7451" w:type="dxa"/>
+            <w:tcW w:w="7458" w:type="dxa"/>
             <w:tcBorders/>
             <w:vAlign w:val="center"/>
           </w:tcPr>
@@ -384,7 +384,7 @@
             </w:pPr>
             <w:r>
               <w:rPr/>
-              <w:t>The nine steps, each with parameters, verification criteria, the full script, and results from an example dataset</w:t>
+              <w:t>The nine steps, each with parameters, verification criteria, the full script, and illustrative output from an example dataset</w:t>
             </w:r>
           </w:p>
         </w:tc>
@@ -393,7 +393,7 @@
         <w:trPr/>
         <w:tc>
           <w:tcPr>
-            <w:tcW w:w="1909" w:type="dxa"/>
+            <w:tcW w:w="1902" w:type="dxa"/>
             <w:tcBorders/>
             <w:vAlign w:val="center"/>
           </w:tcPr>
@@ -414,7 +414,7 @@
         </w:tc>
         <w:tc>
           <w:tcPr>
-            <w:tcW w:w="7451" w:type="dxa"/>
+            <w:tcW w:w="7458" w:type="dxa"/>
             <w:tcBorders/>
             <w:vAlign w:val="center"/>
           </w:tcPr>
@@ -438,7 +438,7 @@
         <w:trPr/>
         <w:tc>
           <w:tcPr>
-            <w:tcW w:w="1909" w:type="dxa"/>
+            <w:tcW w:w="1902" w:type="dxa"/>
             <w:tcBorders/>
             <w:vAlign w:val="center"/>
           </w:tcPr>
@@ -459,7 +459,7 @@
         </w:tc>
         <w:tc>
           <w:tcPr>
-            <w:tcW w:w="7451" w:type="dxa"/>
+            <w:tcW w:w="7458" w:type="dxa"/>
             <w:tcBorders/>
             <w:vAlign w:val="center"/>
           </w:tcPr>
@@ -483,7 +483,7 @@
         <w:trPr/>
         <w:tc>
           <w:tcPr>
-            <w:tcW w:w="1909" w:type="dxa"/>
+            <w:tcW w:w="1902" w:type="dxa"/>
             <w:tcBorders>
               <w:bottom w:val="single" w:sz="6" w:space="0" w:color="808080"/>
             </w:tcBorders>
@@ -506,7 +506,7 @@
         </w:tc>
         <w:tc>
           <w:tcPr>
-            <w:tcW w:w="7451" w:type="dxa"/>
+            <w:tcW w:w="7458" w:type="dxa"/>
             <w:tcBorders>
               <w:bottom w:val="single" w:sz="6" w:space="0" w:color="808080"/>
             </w:tcBorders>
@@ -550,7 +550,7 @@
       </w:pPr>
       <w:r>
         <w:rPr/>
-        <w:t>Numerical results and figures on the workflow pages are drawn from a single dataset of 57 adults scanned at 3 T with a multi-shell protocol (</w:t>
+        <w:t>Figures and illustrative values on the workflow pages are drawn from a single dataset of 57 adults scanned at 3 T with a multi-shell protocol (</w:t>
       </w:r>
       <w:r>
         <w:rPr>
@@ -7096,7 +7096,7 @@
       </w:r>
       <w:r>
         <w:rPr/>
-        <w:t xml:space="preserve"> on the participant's T1 image; the ventricles, corpus callosum and brainstem outline should coincide. A registration that is globally acceptable but locally displaced in the midbrain will manifest in Step 2 as a misplaced VTA region, so this inspection supplements rather than replaces the region-level inspection described there. In the example dataset all 57 participants produced complete transforms.</w:t>
+        <w:t xml:space="preserve"> on the participant's T1 image; the ventricles, corpus callosum and brainstem outline should coincide. A registration that is globally acceptable but locally displaced in the midbrain will manifest in Step 2 as a misplaced VTA region, so this inspection supplements rather than replaces the region-level inspection described there.</w:t>
       </w:r>
     </w:p>
     <w:p>
@@ -7297,7 +7297,7 @@
       </w:pPr>
       <w:r>
         <w:rPr/>
-        <w:t>The script ends with a per-participant table of the voxel counts of the warped seed, target and atlas and of the seed–target overlap, which must be zero; participants with missing outputs are listed as such. Voxel counts far from the sample mean (more than two standard deviations is a useful criterion) indicate a failed registration and call for inspection of that participant. Table S7 gives the counts obtained in the example dataset. In that dataset image dimensions, binariness and laterality (left-hemisphere regions located in the left hemisphere) were also checked for every participant, and a cross-correlation below .60 between the warped template and the T1 image was flagged; two participants scored .59 and were retained after visual inspection. These additional checks are not part of the distributed script.</w:t>
+        <w:t>The script ends with a per-participant table of the voxel counts of the warped seed, target and atlas and of the seed–target overlap, which must be zero; participants with missing outputs are listed as such. Voxel counts far from the sample mean (more than two standard deviations is a useful criterion) indicate a failed registration and call for inspection of that participant. Table S7 gives the counts obtained in the example dataset, as a reference for the sizes to expect at 2 mm resolution.</w:t>
       </w:r>
     </w:p>
     <w:p>
@@ -8538,17 +8538,7 @@
       </w:pPr>
       <w:r>
         <w:rPr/>
-        <w:t>The script confirms that the seed and target voxels have value 0 in the exclusion mask (that is, are not excluded) and reports the corridor size. Additional checks confirm binariness, agreement of dimensions with the diffusion image, and an inclusion zone below 20% of brain volume. In the example dataset corridor sizes ranged from 1,526 to 1,934 voxels (</w:t>
-      </w:r>
-      <w:r>
-        <w:rPr>
-          <w:rStyle w:val="Emphasis"/>
-        </w:rPr>
-        <w:t>M</w:t>
-      </w:r>
-      <w:r>
-        <w:rPr/>
-        <w:t xml:space="preserve"> = 1,720) for the posterior tract and approximately 1,400 voxels for the anterior tract. An automated coverage check that flags inclusion zones below 1% of brain volume flags every participant; the corridor is that small by design.</w:t>
+        <w:t>The script confirms that the seed and target voxels have value 0 in the exclusion mask (that is, are not excluded) and reports the corridor size, which should be similar across participants (roughly 1,500 to 1,900 voxels at 2 mm for VTA → hippocampus in the example dataset). A corridor much larger or smaller than the others indicates a registration problem.</w:t>
       </w:r>
     </w:p>
     <w:p>
@@ -8767,9 +8757,9 @@
         </w:tblCellMar>
       </w:tblPr>
       <w:tblGrid>
-        <w:gridCol w:w="4620"/>
+        <w:gridCol w:w="6345"/>
         <w:gridCol w:w="806"/>
-        <w:gridCol w:w="3934"/>
+        <w:gridCol w:w="2209"/>
       </w:tblGrid>
       <w:tr>
         <w:trPr>
@@ -8777,7 +8767,7 @@
         </w:trPr>
         <w:tc>
           <w:tcPr>
-            <w:tcW w:w="4620" w:type="dxa"/>
+            <w:tcW w:w="6345" w:type="dxa"/>
             <w:tcBorders>
               <w:top w:val="single" w:sz="6" w:space="0" w:color="808080"/>
               <w:bottom w:val="single" w:sz="2" w:space="0" w:color="808080"/>
@@ -8823,7 +8813,7 @@
         </w:tc>
         <w:tc>
           <w:tcPr>
-            <w:tcW w:w="3934" w:type="dxa"/>
+            <w:tcW w:w="2209" w:type="dxa"/>
             <w:tcBorders>
               <w:top w:val="single" w:sz="6" w:space="0" w:color="808080"/>
               <w:bottom w:val="single" w:sz="2" w:space="0" w:color="808080"/>
@@ -8849,7 +8839,7 @@
         <w:trPr/>
         <w:tc>
           <w:tcPr>
-            <w:tcW w:w="4620" w:type="dxa"/>
+            <w:tcW w:w="6345" w:type="dxa"/>
             <w:tcBorders/>
             <w:vAlign w:val="center"/>
           </w:tcPr>
@@ -8891,7 +8881,7 @@
         </w:tc>
         <w:tc>
           <w:tcPr>
-            <w:tcW w:w="3934" w:type="dxa"/>
+            <w:tcW w:w="2209" w:type="dxa"/>
             <w:tcBorders/>
             <w:vAlign w:val="center"/>
           </w:tcPr>
@@ -8906,7 +8896,7 @@
             </w:pPr>
             <w:r>
               <w:rPr/>
-              <w:t>All 228 runs (57 participants, two tracts, two hemispheres) reached 2,500 streamlines; no participant excluded</w:t>
+              <w:t>Value used for the example dataset</w:t>
             </w:r>
           </w:p>
         </w:tc>
@@ -8915,7 +8905,7 @@
         <w:trPr/>
         <w:tc>
           <w:tcPr>
-            <w:tcW w:w="4620" w:type="dxa"/>
+            <w:tcW w:w="6345" w:type="dxa"/>
             <w:tcBorders/>
             <w:vAlign w:val="center"/>
           </w:tcPr>
@@ -8957,7 +8947,7 @@
         </w:tc>
         <w:tc>
           <w:tcPr>
-            <w:tcW w:w="3934" w:type="dxa"/>
+            <w:tcW w:w="2209" w:type="dxa"/>
             <w:tcBorders/>
             <w:vAlign w:val="center"/>
           </w:tcPr>
@@ -8981,7 +8971,7 @@
         <w:trPr/>
         <w:tc>
           <w:tcPr>
-            <w:tcW w:w="4620" w:type="dxa"/>
+            <w:tcW w:w="6345" w:type="dxa"/>
             <w:tcBorders/>
             <w:vAlign w:val="center"/>
           </w:tcPr>
@@ -9023,7 +9013,7 @@
         </w:tc>
         <w:tc>
           <w:tcPr>
-            <w:tcW w:w="3934" w:type="dxa"/>
+            <w:tcW w:w="2209" w:type="dxa"/>
             <w:tcBorders/>
             <w:vAlign w:val="center"/>
           </w:tcPr>
@@ -9047,7 +9037,7 @@
         <w:trPr/>
         <w:tc>
           <w:tcPr>
-            <w:tcW w:w="4620" w:type="dxa"/>
+            <w:tcW w:w="6345" w:type="dxa"/>
             <w:tcBorders/>
             <w:vAlign w:val="center"/>
           </w:tcPr>
@@ -9089,7 +9079,7 @@
         </w:tc>
         <w:tc>
           <w:tcPr>
-            <w:tcW w:w="3934" w:type="dxa"/>
+            <w:tcW w:w="2209" w:type="dxa"/>
             <w:tcBorders/>
             <w:vAlign w:val="center"/>
           </w:tcPr>
@@ -9113,7 +9103,7 @@
         <w:trPr/>
         <w:tc>
           <w:tcPr>
-            <w:tcW w:w="4620" w:type="dxa"/>
+            <w:tcW w:w="6345" w:type="dxa"/>
             <w:tcBorders>
               <w:bottom w:val="single" w:sz="6" w:space="0" w:color="808080"/>
             </w:tcBorders>
@@ -9159,7 +9149,7 @@
         </w:tc>
         <w:tc>
           <w:tcPr>
-            <w:tcW w:w="3934" w:type="dxa"/>
+            <w:tcW w:w="2209" w:type="dxa"/>
             <w:tcBorders>
               <w:bottom w:val="single" w:sz="6" w:space="0" w:color="808080"/>
             </w:tcBorders>
@@ -10543,7 +10533,7 @@
       </w:r>
       <w:r>
         <w:rPr/>
-        <w:t xml:space="preserve"> Target 1,000 streamlines; seed limit 5 million. P1 to P4 = pilot participants with all four cutoffs completed; the fifth pilot participant was run at 0.06 and 0.01 only and reached the target at both. L = left; R = right.</w:t>
+        <w:t xml:space="preserve"> Target 1,000 streamlines; seed limit 5 million. P1 to P4 = pilot participants; L = left; R = right.</w:t>
       </w:r>
     </w:p>
     <w:p>
@@ -12071,7 +12061,7 @@
             </w:pPr>
             <w:r>
               <w:rPr/>
-              <w:t>Used for all 57 participants of the example dataset at 3 T.</w:t>
+              <w:t>Used for the example dataset at 3 T.</w:t>
             </w:r>
           </w:p>
         </w:tc>
@@ -12587,7 +12577,7 @@
       </w:pPr>
       <w:r>
         <w:rPr/>
-        <w:t>The script reports the number of participants reaching the streamline target. In the example dataset all 114 hemisphere runs reached 2,500 streamlines, consuming 0.5 to 2.0 million seeds (about 4% of the ceiling). The anterior tract also reached 2,500 in all 114 runs, with higher seed consumption (1.5 to 11 million) consistent with its smaller corridor. A participant reaching a lower count, for example 1,800, is retained; a participant reaching a very low count, for example 50, is reviewed in Step 7.</w:t>
+        <w:t>The script reports the number of participants reaching the streamline target and, for each participant, the number of streamlines generated. Reaching the target in every participant with a small fraction of the seed ceiling is the expected outcome. A participant reaching a lower count, for example 1,800, is retained; a participant reaching a very low count, for example 50, is reviewed in Step 7.</w:t>
       </w:r>
     </w:p>
     <w:p>
@@ -13360,17 +13350,7 @@
       </w:pPr>
       <w:r>
         <w:rPr/>
-        <w:t>In the example dataset, cleaning retained 26% to 58% of streamlines (</w:t>
-      </w:r>
-      <w:r>
-        <w:rPr>
-          <w:rStyle w:val="Emphasis"/>
-        </w:rPr>
-        <w:t>M</w:t>
-      </w:r>
-      <w:r>
-        <w:rPr/>
-        <w:t xml:space="preserve"> = 39%), with a minimum cleaned count of 659. These values are typical for the thresholds in Table S12, and every participant retained several hundred streamlines. Figures S9 and S10 present the comparison referred to in Step 4: the cleaned 0.01 bundle is more compact than the uncleaned 0.06 bundle, with length standard deviations of approximately 3.5 to 4.5 mm for cleaned bundles against 5 to 7 mm for either uncleaned condition.</w:t>
+        <w:t>With the thresholds in Table S12, cleaning typically retains 25% to 60% of streamlines, several hundred per participant. Figures S9 and S10 present the comparison referred to in Step 4: the cleaned 0.01 bundle is more compact than the uncleaned 0.06 bundle, with length standard deviations of approximately 3.5 to 4.5 mm for cleaned bundles against 5 to 7 mm for either uncleaned condition.</w:t>
       </w:r>
     </w:p>
     <w:p>
@@ -14156,7 +14136,7 @@
         <w:rPr>
           <w:rStyle w:val="Emphasis"/>
         </w:rPr>
-        <w:t>Participant With the Lowest Cleaning Retention</w:t>
+        <w:t>Cleaned Tract at the Low End of Retention</w:t>
       </w:r>
     </w:p>
     <w:p>
@@ -14172,7 +14152,7 @@
           <wp:inline distT="0" distB="0" distL="0" distR="0">
             <wp:extent cx="5334000" cy="2476500"/>
             <wp:effectExtent l="0" t="0" r="0" b="0"/>
-            <wp:docPr id="13" name="Image13" descr="Cleaned tract from the lowest-retention participant"/>
+            <wp:docPr id="13" name="Image13" descr="Cleaned tract with low retention"/>
             <wp:cNvGraphicFramePr>
               <a:graphicFrameLocks xmlns:a="http://schemas.openxmlformats.org/drawingml/2006/main" noChangeAspect="1"/>
             </wp:cNvGraphicFramePr>
@@ -14180,7 +14160,7 @@
               <a:graphicData uri="http://schemas.openxmlformats.org/drawingml/2006/picture">
                 <pic:pic xmlns:pic="http://schemas.openxmlformats.org/drawingml/2006/picture">
                   <pic:nvPicPr>
-                    <pic:cNvPr id="13" name="Image13" descr="Cleaned tract from the lowest-retention participant"/>
+                    <pic:cNvPr id="13" name="Image13" descr="Cleaned tract with low retention"/>
                     <pic:cNvPicPr>
                       <a:picLocks noChangeAspect="1" noChangeArrowheads="1"/>
                     </pic:cNvPicPr>
@@ -14223,7 +14203,7 @@
       </w:r>
       <w:r>
         <w:rPr/>
-        <w:t xml:space="preserve"> Retention 26%; 659 streamlines.</w:t>
+        <w:t xml:space="preserve"> About a quarter of the streamlines survived cleaning; the bundle is still well formed.</w:t>
       </w:r>
     </w:p>
     <w:p>
@@ -14464,30 +14444,6 @@
     </w:p>
     <w:p>
       <w:pPr>
-        <w:pStyle w:val="Heading2"/>
-        <w:bidi w:val="0"/>
-        <w:jc w:val="left"/>
-        <w:rPr/>
-      </w:pPr>
-      <w:r>
-        <w:rPr/>
-        <w:t>Example dataset</w:t>
-      </w:r>
-    </w:p>
-    <w:p>
-      <w:pPr>
-        <w:pStyle w:val="BodyText"/>
-        <w:bidi w:val="0"/>
-        <w:jc w:val="left"/>
-        <w:rPr/>
-      </w:pPr>
-      <w:r>
-        <w:rPr/>
-        <w:t>All 114 posterior and 114 anterior tracts passed without flags. The two participants with borderline registration scores in Step 2 passed.</w:t>
-      </w:r>
-    </w:p>
-    <w:p>
-      <w:pPr>
         <w:pStyle w:val="Heading1"/>
         <w:bidi w:val="0"/>
         <w:rPr/>
@@ -14671,7 +14627,7 @@
       </w:r>
       <w:r>
         <w:rPr/>
-        <w:t xml:space="preserve"> dictionary in the script specifies the scalar maps; the script writes one long-format CSV per tract with one column per metric. Processing 57 participants and four tracts required 20 to 40 min.</w:t>
+        <w:t xml:space="preserve"> dictionary in the script specifies the scalar maps; the script writes one long-format CSV per tract with one column per metric. Processing takes roughly 10 s per participant and tract.</w:t>
       </w:r>
     </w:p>
     <w:p>
@@ -15444,7 +15400,7 @@
       </w:pPr>
       <w:r>
         <w:rPr/>
-        <w:t>The row count of each CSV should equal the number of participants × 100. In the example dataset every tract and metric produced 5,700 rows with no skipped participants.</w:t>
+        <w:t>The row count of each CSV should equal the number of participants × 100.</w:t>
       </w:r>
     </w:p>
     <w:p>
@@ -15476,37 +15432,7 @@
       </w:r>
       <w:r>
         <w:rPr/>
-        <w:t xml:space="preserve"> on the right is strongly positive when the profiles are aligned (approximately </w:t>
-      </w:r>
-      <w:r>
-        <w:rPr>
-          <w:rStyle w:val="Emphasis"/>
-        </w:rPr>
-        <w:t>r</w:t>
-      </w:r>
-      <w:r>
-        <w:rPr/>
-        <w:t xml:space="preserve"> = .98 in the example dataset) and strongly negative when one side is reversed. Mid-tract averages (nodes 25 to 74) correlated across hemispheres at approximately </w:t>
-      </w:r>
-      <w:r>
-        <w:rPr>
-          <w:rStyle w:val="Emphasis"/>
-        </w:rPr>
-        <w:t>r</w:t>
-      </w:r>
-      <w:r>
-        <w:rPr/>
-        <w:t xml:space="preserve"> = .80 to .90 for NDI and ODI and </w:t>
-      </w:r>
-      <w:r>
-        <w:rPr>
-          <w:rStyle w:val="Emphasis"/>
-        </w:rPr>
-        <w:t>r</w:t>
-      </w:r>
-      <w:r>
-        <w:rPr/>
-        <w:t xml:space="preserve"> = .50 for FA.</w:t>
+        <w:t xml:space="preserve"> on the right is strongly positive when the profiles are aligned and strongly negative when one side is reversed.</w:t>
       </w:r>
     </w:p>
     <w:p>
@@ -16673,17 +16599,7 @@
       </w:pPr>
       <w:r>
         <w:rPr/>
-        <w:t>Covariates comprise intracranial volume (ICV), the mean streamline length and streamline count of the cleaned bundle (written by Step 6), absolute head motion and age. Length and count are tract-specific and index reconstruction quality. Streamline count can be strongly correlated with the metric under test (</w:t>
-      </w:r>
-      <w:r>
-        <w:rPr>
-          <w:rStyle w:val="Emphasis"/>
-        </w:rPr>
-        <w:t>r</w:t>
-      </w:r>
-      <w:r>
-        <w:rPr/>
-        <w:t xml:space="preserve"> = .63 to .87 with tract-mean NDI across the tracts of the example dataset), which reduces the residual variance available to the test. Its inclusion should be decided in advance and both specifications reported.</w:t>
+        <w:t>Covariates comprise intracranial volume (ICV), the mean streamline length and streamline count of the cleaned bundle (written by Step 6), absolute head motion and age. Length and count are tract-specific and index reconstruction quality. Streamline count can be strongly correlated with the metric under test, which reduces the residual variance available to the test. Its inclusion should be decided in advance and both specifications reported.</w:t>
       </w:r>
     </w:p>
     <w:p>
@@ -16708,28 +16624,6 @@
       <w:r>
         <w:rPr/>
         <w:t>A hypothesis about a particular segment of a pathway calls for the quartile or node-wise model. A hypothesis about the pathway as a whole calls for the whole-tract model. Exploratory work is often best served by the whole-tract model for inference with the node-wise profile reported as description. Tests across several metrics, tracts and outcomes accumulate rapidly at any resolution; fixing the analytic hierarchy in advance (primary metric, primary outcome family) is more readily justified than correcting across all tests afterwards.</w:t>
-      </w:r>
-    </w:p>
-    <w:p>
-      <w:pPr>
-        <w:pStyle w:val="BodyText"/>
-        <w:bidi w:val="0"/>
-        <w:jc w:val="left"/>
-        <w:rPr/>
-      </w:pPr>
-      <w:r>
-        <w:rPr/>
-        <w:t xml:space="preserve">In the example dataset, three social-memory measures were associated with NDI in the whole-tract model with no subregion interaction. In the quartile model one of them (positivity bias in false memories) was significant in all four quartiles and the seed-end versus target-end contrast was null for all three, indicating uniform effects. Node-wise clusters were located at nodes 27 to 55 and changed with covariate specification. The results were therefore reported with the whole-tract model as primary, the quartile model as confirmation of uniformity, and node-wise profiles as description. Applied to the analysis files of that dataset, </w:t>
-      </w:r>
-      <w:r>
-        <w:rPr>
-          <w:rStyle w:val="SourceText"/>
-        </w:rPr>
-        <w:t>09a_tract_models.py</w:t>
-      </w:r>
-      <w:r>
-        <w:rPr/>
-        <w:t xml:space="preserve"> reproduces the reported whole-tract and quartile estimates.</w:t>
       </w:r>
     </w:p>
     <w:p>
@@ -16966,16 +16860,8 @@
       </w:hyperlink>
       <w:r>
         <w:rPr/>
-        <w:t xml:space="preserve"> · </w:t>
-      </w:r>
-      <w:hyperlink r:id="rId34">
-        <w:r>
-          <w:rPr>
-            <w:rStyle w:val="Hyperlink"/>
-          </w:rPr>
-          <w:t>example dataset</w:t>
-        </w:r>
-      </w:hyperlink>
+        <w:t xml:space="preserve"> (synthetic data in the expected format)</w:t>
+      </w:r>
     </w:p>
     <w:p>
       <w:pPr>
@@ -24163,515 +24049,19 @@
       </w:pPr>
       <w:r>
         <w:rPr/>
-        <w:t>The scripts generalize those used to process the example dataset, in which every step completed for all 57 participants. The generalized set was run from Step 0b to Step 8b on three participants of that dataset (one tract, left posterior ventral tegmental area → hippocampus), starting from the preprocessed diffusion data and the skull-stripped T1 image, and its outputs were compared with those the example dataset's own scripts had produced for the same participants (Table S19). The group-level scripts, which need a full sample, were checked against the example dataset's stored results (Table S20). The run used MRtrix3 3.0.7, FSL 6.0.5.1, ANTs 2.3.5, Python 3.8.10, DIPY 1.8.0, pyAFQ 1.3.5, AMICO 2.1.1 and bash 5.0 on Linux, with four threads and one participant at a time; it took under an hour.</w:t>
-      </w:r>
-    </w:p>
-    <w:p>
-      <w:pPr>
-        <w:pStyle w:val="BodyText"/>
-        <w:bidi w:val="0"/>
-        <w:jc w:val="left"/>
-        <w:rPr/>
-      </w:pPr>
-      <w:r>
-        <w:rPr>
-          <w:rStyle w:val="Strong"/>
-        </w:rPr>
-        <w:t>Table S19</w:t>
-      </w:r>
-    </w:p>
-    <w:p>
-      <w:pPr>
-        <w:pStyle w:val="BodyText"/>
-        <w:bidi w:val="0"/>
-        <w:jc w:val="left"/>
-        <w:rPr/>
-      </w:pPr>
+        <w:t xml:space="preserve">The scripts generalize those used to process the example dataset. Before release they were run from Step 0b to Step 8b on three participants of that dataset and compared with the outputs the dataset's own scripts had produced: warped regions and corridors overlapped at Dice ≥ .93, cleaned streamline counts and lengths agreed within the run-to-run variability of tractography, NODDI maps were identical, and along-tract profiles correlated at </w:t>
+      </w:r>
       <w:r>
         <w:rPr>
           <w:rStyle w:val="Emphasis"/>
         </w:rPr>
-        <w:t>Generalized Scripts Compared With the Example Dataset's Outputs, Three Participants</w:t>
-      </w:r>
-    </w:p>
-    <w:tbl>
-      <w:tblPr>
-        <w:tblW w:w="5000" w:type="pct"/>
-        <w:jc w:val="left"/>
-        <w:tblInd w:w="60" w:type="dxa"/>
-        <w:tblLayout w:type="fixed"/>
-        <w:tblCellMar>
-          <w:top w:w="60" w:type="dxa"/>
-          <w:left w:w="60" w:type="dxa"/>
-          <w:bottom w:w="60" w:type="dxa"/>
-          <w:right w:w="60" w:type="dxa"/>
-        </w:tblCellMar>
-      </w:tblPr>
-      <w:tblGrid>
-        <w:gridCol w:w="3826"/>
-        <w:gridCol w:w="5534"/>
-      </w:tblGrid>
-      <w:tr>
-        <w:trPr>
-          <w:tblHeader w:val="true"/>
-        </w:trPr>
-        <w:tc>
-          <w:tcPr>
-            <w:tcW w:w="3826" w:type="dxa"/>
-            <w:tcBorders>
-              <w:top w:val="single" w:sz="6" w:space="0" w:color="808080"/>
-              <w:bottom w:val="single" w:sz="2" w:space="0" w:color="808080"/>
-            </w:tcBorders>
-            <w:vAlign w:val="center"/>
-          </w:tcPr>
-          <w:p>
-            <w:pPr>
-              <w:pStyle w:val="TableHeading"/>
-              <w:suppressLineNumbers/>
-              <w:bidi w:val="0"/>
-              <w:jc w:val="left"/>
-              <w:rPr/>
-            </w:pPr>
-            <w:r>
-              <w:rPr/>
-              <w:t>Output</w:t>
-            </w:r>
-          </w:p>
-        </w:tc>
-        <w:tc>
-          <w:tcPr>
-            <w:tcW w:w="5534" w:type="dxa"/>
-            <w:tcBorders>
-              <w:top w:val="single" w:sz="6" w:space="0" w:color="808080"/>
-              <w:bottom w:val="single" w:sz="2" w:space="0" w:color="808080"/>
-            </w:tcBorders>
-            <w:vAlign w:val="center"/>
-          </w:tcPr>
-          <w:p>
-            <w:pPr>
-              <w:pStyle w:val="TableHeading"/>
-              <w:suppressLineNumbers/>
-              <w:bidi w:val="0"/>
-              <w:jc w:val="left"/>
-              <w:rPr/>
-            </w:pPr>
-            <w:r>
-              <w:rPr/>
-              <w:t>Agreement</w:t>
-            </w:r>
-          </w:p>
-        </w:tc>
-      </w:tr>
-      <w:tr>
-        <w:trPr/>
-        <w:tc>
-          <w:tcPr>
-            <w:tcW w:w="3826" w:type="dxa"/>
-            <w:tcBorders/>
-            <w:vAlign w:val="center"/>
-          </w:tcPr>
-          <w:p>
-            <w:pPr>
-              <w:pStyle w:val="TableContents"/>
-              <w:widowControl w:val="false"/>
-              <w:suppressLineNumbers/>
-              <w:bidi w:val="0"/>
-              <w:jc w:val="left"/>
-              <w:rPr/>
-            </w:pPr>
-            <w:r>
-              <w:rPr/>
-              <w:t>Warped seed, target and atlas (Dice overlap)</w:t>
-            </w:r>
-          </w:p>
-        </w:tc>
-        <w:tc>
-          <w:tcPr>
-            <w:tcW w:w="5534" w:type="dxa"/>
-            <w:tcBorders/>
-            <w:vAlign w:val="center"/>
-          </w:tcPr>
-          <w:p>
-            <w:pPr>
-              <w:pStyle w:val="TableContents"/>
-              <w:widowControl w:val="false"/>
-              <w:suppressLineNumbers/>
-              <w:bidi w:val="0"/>
-              <w:jc w:val="left"/>
-              <w:rPr/>
-            </w:pPr>
-            <w:r>
-              <w:rPr/>
-              <w:t>.93 to .99</w:t>
-            </w:r>
-          </w:p>
-        </w:tc>
-      </w:tr>
-      <w:tr>
-        <w:trPr/>
-        <w:tc>
-          <w:tcPr>
-            <w:tcW w:w="3826" w:type="dxa"/>
-            <w:tcBorders/>
-            <w:vAlign w:val="center"/>
-          </w:tcPr>
-          <w:p>
-            <w:pPr>
-              <w:pStyle w:val="TableContents"/>
-              <w:widowControl w:val="false"/>
-              <w:suppressLineNumbers/>
-              <w:bidi w:val="0"/>
-              <w:jc w:val="left"/>
-              <w:rPr/>
-            </w:pPr>
-            <w:r>
-              <w:rPr/>
-              <w:t>Corridor (Dice overlap)</w:t>
-            </w:r>
-          </w:p>
-        </w:tc>
-        <w:tc>
-          <w:tcPr>
-            <w:tcW w:w="5534" w:type="dxa"/>
-            <w:tcBorders/>
-            <w:vAlign w:val="center"/>
-          </w:tcPr>
-          <w:p>
-            <w:pPr>
-              <w:pStyle w:val="TableContents"/>
-              <w:widowControl w:val="false"/>
-              <w:suppressLineNumbers/>
-              <w:bidi w:val="0"/>
-              <w:jc w:val="left"/>
-              <w:rPr/>
-            </w:pPr>
-            <w:r>
-              <w:rPr/>
-              <w:t>.98 to .99</w:t>
-            </w:r>
-          </w:p>
-        </w:tc>
-      </w:tr>
-      <w:tr>
-        <w:trPr/>
-        <w:tc>
-          <w:tcPr>
-            <w:tcW w:w="3826" w:type="dxa"/>
-            <w:tcBorders/>
-            <w:vAlign w:val="center"/>
-          </w:tcPr>
-          <w:p>
-            <w:pPr>
-              <w:pStyle w:val="TableContents"/>
-              <w:widowControl w:val="false"/>
-              <w:suppressLineNumbers/>
-              <w:bidi w:val="0"/>
-              <w:jc w:val="left"/>
-              <w:rPr/>
-            </w:pPr>
-            <w:r>
-              <w:rPr/>
-              <w:t>Pilot sweep, 0.06 versus 0.01: streamlines generated to reach 1,000</w:t>
-            </w:r>
-          </w:p>
-        </w:tc>
-        <w:tc>
-          <w:tcPr>
-            <w:tcW w:w="5534" w:type="dxa"/>
-            <w:tcBorders/>
-            <w:vAlign w:val="center"/>
-          </w:tcPr>
-          <w:p>
-            <w:pPr>
-              <w:pStyle w:val="TableContents"/>
-              <w:widowControl w:val="false"/>
-              <w:suppressLineNumbers/>
-              <w:bidi w:val="0"/>
-              <w:jc w:val="left"/>
-              <w:rPr/>
-            </w:pPr>
-            <w:r>
-              <w:rPr/>
-              <w:t>0.39 and 3.0 million versus 0.31 and 0.43 million; Dice between cutoffs .68 and .65 (.66 in the example dataset)</w:t>
-            </w:r>
-          </w:p>
-        </w:tc>
-      </w:tr>
-      <w:tr>
-        <w:trPr/>
-        <w:tc>
-          <w:tcPr>
-            <w:tcW w:w="3826" w:type="dxa"/>
-            <w:tcBorders/>
-            <w:vAlign w:val="center"/>
-          </w:tcPr>
-          <w:p>
-            <w:pPr>
-              <w:pStyle w:val="TableContents"/>
-              <w:widowControl w:val="false"/>
-              <w:suppressLineNumbers/>
-              <w:bidi w:val="0"/>
-              <w:jc w:val="left"/>
-              <w:rPr/>
-            </w:pPr>
-            <w:r>
-              <w:rPr/>
-              <w:t>Tractography at 0.01</w:t>
-            </w:r>
-          </w:p>
-        </w:tc>
-        <w:tc>
-          <w:tcPr>
-            <w:tcW w:w="5534" w:type="dxa"/>
-            <w:tcBorders/>
-            <w:vAlign w:val="center"/>
-          </w:tcPr>
-          <w:p>
-            <w:pPr>
-              <w:pStyle w:val="TableContents"/>
-              <w:widowControl w:val="false"/>
-              <w:suppressLineNumbers/>
-              <w:bidi w:val="0"/>
-              <w:jc w:val="left"/>
-              <w:rPr/>
-            </w:pPr>
-            <w:r>
-              <w:rPr/>
-              <w:t>2,500 streamlines in all three; 0.8 to 1.3 million streamlines generated</w:t>
-            </w:r>
-          </w:p>
-        </w:tc>
-      </w:tr>
-      <w:tr>
-        <w:trPr/>
-        <w:tc>
-          <w:tcPr>
-            <w:tcW w:w="3826" w:type="dxa"/>
-            <w:tcBorders/>
-            <w:vAlign w:val="center"/>
-          </w:tcPr>
-          <w:p>
-            <w:pPr>
-              <w:pStyle w:val="TableContents"/>
-              <w:widowControl w:val="false"/>
-              <w:suppressLineNumbers/>
-              <w:bidi w:val="0"/>
-              <w:jc w:val="left"/>
-              <w:rPr/>
-            </w:pPr>
-            <w:r>
-              <w:rPr/>
-              <w:t>Cleaned bundle, streamline count</w:t>
-            </w:r>
-          </w:p>
-        </w:tc>
-        <w:tc>
-          <w:tcPr>
-            <w:tcW w:w="5534" w:type="dxa"/>
-            <w:tcBorders/>
-            <w:vAlign w:val="center"/>
-          </w:tcPr>
-          <w:p>
-            <w:pPr>
-              <w:pStyle w:val="TableContents"/>
-              <w:widowControl w:val="false"/>
-              <w:suppressLineNumbers/>
-              <w:bidi w:val="0"/>
-              <w:jc w:val="left"/>
-              <w:rPr/>
-            </w:pPr>
-            <w:r>
-              <w:rPr/>
-              <w:t>864, 886, 705 versus 857, 824, 733</w:t>
-            </w:r>
-          </w:p>
-        </w:tc>
-      </w:tr>
-      <w:tr>
-        <w:trPr/>
-        <w:tc>
-          <w:tcPr>
-            <w:tcW w:w="3826" w:type="dxa"/>
-            <w:tcBorders/>
-            <w:vAlign w:val="center"/>
-          </w:tcPr>
-          <w:p>
-            <w:pPr>
-              <w:pStyle w:val="TableContents"/>
-              <w:widowControl w:val="false"/>
-              <w:suppressLineNumbers/>
-              <w:bidi w:val="0"/>
-              <w:jc w:val="left"/>
-              <w:rPr/>
-            </w:pPr>
-            <w:r>
-              <w:rPr/>
-              <w:t>Cleaned bundle, mean length</w:t>
-            </w:r>
-          </w:p>
-        </w:tc>
-        <w:tc>
-          <w:tcPr>
-            <w:tcW w:w="5534" w:type="dxa"/>
-            <w:tcBorders/>
-            <w:vAlign w:val="center"/>
-          </w:tcPr>
-          <w:p>
-            <w:pPr>
-              <w:pStyle w:val="TableContents"/>
-              <w:widowControl w:val="false"/>
-              <w:suppressLineNumbers/>
-              <w:bidi w:val="0"/>
-              <w:jc w:val="left"/>
-              <w:rPr/>
-            </w:pPr>
-            <w:r>
-              <w:rPr/>
-              <w:t>within 0.4 mm</w:t>
-            </w:r>
-          </w:p>
-        </w:tc>
-      </w:tr>
-      <w:tr>
-        <w:trPr/>
-        <w:tc>
-          <w:tcPr>
-            <w:tcW w:w="3826" w:type="dxa"/>
-            <w:tcBorders/>
-            <w:vAlign w:val="center"/>
-          </w:tcPr>
-          <w:p>
-            <w:pPr>
-              <w:pStyle w:val="TableContents"/>
-              <w:widowControl w:val="false"/>
-              <w:suppressLineNumbers/>
-              <w:bidi w:val="0"/>
-              <w:jc w:val="left"/>
-              <w:rPr/>
-            </w:pPr>
-            <w:r>
-              <w:rPr/>
-              <w:t>Quality-control overlays</w:t>
-            </w:r>
-          </w:p>
-        </w:tc>
-        <w:tc>
-          <w:tcPr>
-            <w:tcW w:w="5534" w:type="dxa"/>
-            <w:tcBorders/>
-            <w:vAlign w:val="center"/>
-          </w:tcPr>
-          <w:p>
-            <w:pPr>
-              <w:pStyle w:val="TableContents"/>
-              <w:widowControl w:val="false"/>
-              <w:suppressLineNumbers/>
-              <w:bidi w:val="0"/>
-              <w:jc w:val="left"/>
-              <w:rPr/>
-            </w:pPr>
-            <w:r>
-              <w:rPr/>
-              <w:t>No flags; bundles follow the expected arc</w:t>
-            </w:r>
-          </w:p>
-        </w:tc>
-      </w:tr>
-      <w:tr>
-        <w:trPr/>
-        <w:tc>
-          <w:tcPr>
-            <w:tcW w:w="3826" w:type="dxa"/>
-            <w:tcBorders/>
-            <w:vAlign w:val="center"/>
-          </w:tcPr>
-          <w:p>
-            <w:pPr>
-              <w:pStyle w:val="TableContents"/>
-              <w:widowControl w:val="false"/>
-              <w:suppressLineNumbers/>
-              <w:bidi w:val="0"/>
-              <w:jc w:val="left"/>
-              <w:rPr/>
-            </w:pPr>
-            <w:r>
-              <w:rPr/>
-              <w:t>NODDI maps</w:t>
-            </w:r>
-          </w:p>
-        </w:tc>
-        <w:tc>
-          <w:tcPr>
-            <w:tcW w:w="5534" w:type="dxa"/>
-            <w:tcBorders/>
-            <w:vAlign w:val="center"/>
-          </w:tcPr>
-          <w:p>
-            <w:pPr>
-              <w:pStyle w:val="TableContents"/>
-              <w:widowControl w:val="false"/>
-              <w:suppressLineNumbers/>
-              <w:bidi w:val="0"/>
-              <w:jc w:val="left"/>
-              <w:rPr/>
-            </w:pPr>
-            <w:r>
-              <w:rPr/>
-              <w:t>Identical, voxel for voxel</w:t>
-            </w:r>
-          </w:p>
-        </w:tc>
-      </w:tr>
-      <w:tr>
-        <w:trPr/>
-        <w:tc>
-          <w:tcPr>
-            <w:tcW w:w="3826" w:type="dxa"/>
-            <w:tcBorders>
-              <w:bottom w:val="single" w:sz="6" w:space="0" w:color="808080"/>
-            </w:tcBorders>
-            <w:vAlign w:val="center"/>
-          </w:tcPr>
-          <w:p>
-            <w:pPr>
-              <w:pStyle w:val="TableContents"/>
-              <w:widowControl w:val="false"/>
-              <w:suppressLineNumbers/>
-              <w:bidi w:val="0"/>
-              <w:jc w:val="left"/>
-              <w:rPr/>
-            </w:pPr>
-            <w:r>
-              <w:rPr/>
-              <w:t>Along-tract profiles (correlation across the 100 nodes)</w:t>
-            </w:r>
-          </w:p>
-        </w:tc>
-        <w:tc>
-          <w:tcPr>
-            <w:tcW w:w="5534" w:type="dxa"/>
-            <w:tcBorders>
-              <w:bottom w:val="single" w:sz="6" w:space="0" w:color="808080"/>
-            </w:tcBorders>
-            <w:vAlign w:val="center"/>
-          </w:tcPr>
-          <w:p>
-            <w:pPr>
-              <w:pStyle w:val="TableContents"/>
-              <w:widowControl w:val="false"/>
-              <w:suppressLineNumbers/>
-              <w:bidi w:val="0"/>
-              <w:jc w:val="left"/>
-              <w:rPr/>
-            </w:pPr>
-            <w:r>
-              <w:rPr/>
-              <w:t>FA .98; NDI .99 to 1.00; ODI .99; FWF .94 to 1.00</w:t>
-            </w:r>
-          </w:p>
-        </w:tc>
-      </w:tr>
-    </w:tbl>
+        <w:t>r</w:t>
+      </w:r>
+      <w:r>
+        <w:rPr/>
+        <w:t xml:space="preserve"> ≥ .94 across nodes. The group-level scripts reproduce that dataset's whole-tract, quartile and node-wise results. The run used MRtrix3 3.0.7, FSL 6.0.5.1, ANTs 2.3.5, Python 3.8, DIPY 1.8.0, pyAFQ 1.3.5, AMICO 2.1.1 and R 4 on Linux.</w:t>
+      </w:r>
+    </w:p>
     <w:p>
       <w:pPr>
         <w:pStyle w:val="BodyText"/>
@@ -24680,465 +24070,10 @@
         <w:rPr/>
       </w:pPr>
       <w:r>
-        <w:rPr>
-          <w:rStyle w:val="Emphasis"/>
-        </w:rPr>
-        <w:t>Note.</w:t>
-      </w:r>
-      <w:r>
-        <w:rPr/>
-        <w:t xml:space="preserve"> Tractography is stochastic, so streamline counts and profiles are not expected to match exactly. NODDI = neurite orientation dispersion and density imaging; FA = fractional anisotropy; NDI = neurite density index; ODI = orientation dispersion index; FWF = free-water fraction.</w:t>
-      </w:r>
-    </w:p>
-    <w:p>
-      <w:pPr>
-        <w:pStyle w:val="BodyText"/>
-        <w:bidi w:val="0"/>
-        <w:jc w:val="left"/>
-        <w:rPr/>
-      </w:pPr>
-      <w:r>
-        <w:rPr>
-          <w:rStyle w:val="Strong"/>
-        </w:rPr>
-        <w:t>Table S20</w:t>
-      </w:r>
-    </w:p>
-    <w:p>
-      <w:pPr>
-        <w:pStyle w:val="BodyText"/>
-        <w:bidi w:val="0"/>
-        <w:jc w:val="left"/>
-        <w:rPr/>
-      </w:pPr>
-      <w:r>
-        <w:rPr>
-          <w:rStyle w:val="Emphasis"/>
-        </w:rPr>
-        <w:t>Checks of the Group-Level Scripts</w:t>
-      </w:r>
-    </w:p>
-    <w:tbl>
-      <w:tblPr>
-        <w:tblW w:w="5000" w:type="pct"/>
-        <w:jc w:val="left"/>
-        <w:tblInd w:w="60" w:type="dxa"/>
-        <w:tblLayout w:type="fixed"/>
-        <w:tblCellMar>
-          <w:top w:w="60" w:type="dxa"/>
-          <w:left w:w="60" w:type="dxa"/>
-          <w:bottom w:w="60" w:type="dxa"/>
-          <w:right w:w="60" w:type="dxa"/>
-        </w:tblCellMar>
-      </w:tblPr>
-      <w:tblGrid>
-        <w:gridCol w:w="3196"/>
-        <w:gridCol w:w="2479"/>
-        <w:gridCol w:w="3685"/>
-      </w:tblGrid>
-      <w:tr>
-        <w:trPr>
-          <w:tblHeader w:val="true"/>
-        </w:trPr>
-        <w:tc>
-          <w:tcPr>
-            <w:tcW w:w="3196" w:type="dxa"/>
-            <w:tcBorders>
-              <w:top w:val="single" w:sz="6" w:space="0" w:color="808080"/>
-              <w:bottom w:val="single" w:sz="2" w:space="0" w:color="808080"/>
-            </w:tcBorders>
-            <w:vAlign w:val="center"/>
-          </w:tcPr>
-          <w:p>
-            <w:pPr>
-              <w:pStyle w:val="TableHeading"/>
-              <w:suppressLineNumbers/>
-              <w:bidi w:val="0"/>
-              <w:jc w:val="left"/>
-              <w:rPr/>
-            </w:pPr>
-            <w:r>
-              <w:rPr/>
-              <w:t>Script</w:t>
-            </w:r>
-          </w:p>
-        </w:tc>
-        <w:tc>
-          <w:tcPr>
-            <w:tcW w:w="2479" w:type="dxa"/>
-            <w:tcBorders>
-              <w:top w:val="single" w:sz="6" w:space="0" w:color="808080"/>
-              <w:bottom w:val="single" w:sz="2" w:space="0" w:color="808080"/>
-            </w:tcBorders>
-            <w:vAlign w:val="center"/>
-          </w:tcPr>
-          <w:p>
-            <w:pPr>
-              <w:pStyle w:val="TableHeading"/>
-              <w:suppressLineNumbers/>
-              <w:bidi w:val="0"/>
-              <w:jc w:val="left"/>
-              <w:rPr/>
-            </w:pPr>
-            <w:r>
-              <w:rPr/>
-              <w:t>Check</w:t>
-            </w:r>
-          </w:p>
-        </w:tc>
-        <w:tc>
-          <w:tcPr>
-            <w:tcW w:w="3685" w:type="dxa"/>
-            <w:tcBorders>
-              <w:top w:val="single" w:sz="6" w:space="0" w:color="808080"/>
-              <w:bottom w:val="single" w:sz="2" w:space="0" w:color="808080"/>
-            </w:tcBorders>
-            <w:vAlign w:val="center"/>
-          </w:tcPr>
-          <w:p>
-            <w:pPr>
-              <w:pStyle w:val="TableHeading"/>
-              <w:suppressLineNumbers/>
-              <w:bidi w:val="0"/>
-              <w:jc w:val="left"/>
-              <w:rPr/>
-            </w:pPr>
-            <w:r>
-              <w:rPr/>
-              <w:t>Result</w:t>
-            </w:r>
-          </w:p>
-        </w:tc>
-      </w:tr>
-      <w:tr>
-        <w:trPr/>
-        <w:tc>
-          <w:tcPr>
-            <w:tcW w:w="3196" w:type="dxa"/>
-            <w:tcBorders/>
-            <w:vAlign w:val="center"/>
-          </w:tcPr>
-          <w:p>
-            <w:pPr>
-              <w:pStyle w:val="TableContents"/>
-              <w:widowControl w:val="false"/>
-              <w:suppressLineNumbers/>
-              <w:bidi w:val="0"/>
-              <w:jc w:val="left"/>
-              <w:rPr/>
-            </w:pPr>
-            <w:r>
-              <w:rPr>
-                <w:rStyle w:val="SourceText"/>
-              </w:rPr>
-              <w:t>09a_tract_models.py</w:t>
-            </w:r>
-          </w:p>
-        </w:tc>
-        <w:tc>
-          <w:tcPr>
-            <w:tcW w:w="2479" w:type="dxa"/>
-            <w:tcBorders/>
-            <w:vAlign w:val="center"/>
-          </w:tcPr>
-          <w:p>
-            <w:pPr>
-              <w:pStyle w:val="TableContents"/>
-              <w:widowControl w:val="false"/>
-              <w:suppressLineNumbers/>
-              <w:bidi w:val="0"/>
-              <w:jc w:val="left"/>
-              <w:rPr/>
-            </w:pPr>
-            <w:r>
-              <w:rPr/>
-              <w:t>Run on the analysis files of the example dataset</w:t>
-            </w:r>
-          </w:p>
-        </w:tc>
-        <w:tc>
-          <w:tcPr>
-            <w:tcW w:w="3685" w:type="dxa"/>
-            <w:tcBorders/>
-            <w:vAlign w:val="center"/>
-          </w:tcPr>
-          <w:p>
-            <w:pPr>
-              <w:pStyle w:val="TableContents"/>
-              <w:widowControl w:val="false"/>
-              <w:suppressLineNumbers/>
-              <w:bidi w:val="0"/>
-              <w:jc w:val="left"/>
-              <w:rPr/>
-            </w:pPr>
-            <w:r>
-              <w:rPr/>
-              <w:t>Reproduces the reported whole-tract and quartile estimates and interaction tests to three decimals</w:t>
-            </w:r>
-          </w:p>
-        </w:tc>
-      </w:tr>
-      <w:tr>
-        <w:trPr/>
-        <w:tc>
-          <w:tcPr>
-            <w:tcW w:w="3196" w:type="dxa"/>
-            <w:tcBorders/>
-            <w:vAlign w:val="center"/>
-          </w:tcPr>
-          <w:p>
-            <w:pPr>
-              <w:pStyle w:val="TableContents"/>
-              <w:widowControl w:val="false"/>
-              <w:suppressLineNumbers/>
-              <w:bidi w:val="0"/>
-              <w:jc w:val="left"/>
-              <w:rPr/>
-            </w:pPr>
-            <w:r>
-              <w:rPr>
-                <w:rStyle w:val="SourceText"/>
-              </w:rPr>
-              <w:t>09b_nodewise_permutation.R</w:t>
-            </w:r>
-          </w:p>
-        </w:tc>
-        <w:tc>
-          <w:tcPr>
-            <w:tcW w:w="2479" w:type="dxa"/>
-            <w:tcBorders/>
-            <w:vAlign w:val="center"/>
-          </w:tcPr>
-          <w:p>
-            <w:pPr>
-              <w:pStyle w:val="TableContents"/>
-              <w:widowControl w:val="false"/>
-              <w:suppressLineNumbers/>
-              <w:bidi w:val="0"/>
-              <w:jc w:val="left"/>
-              <w:rPr/>
-            </w:pPr>
-            <w:r>
-              <w:rPr/>
-              <w:t>Run on an analysis file of the example dataset</w:t>
-            </w:r>
-          </w:p>
-        </w:tc>
-        <w:tc>
-          <w:tcPr>
-            <w:tcW w:w="3685" w:type="dxa"/>
-            <w:tcBorders/>
-            <w:vAlign w:val="center"/>
-          </w:tcPr>
-          <w:p>
-            <w:pPr>
-              <w:pStyle w:val="TableContents"/>
-              <w:widowControl w:val="false"/>
-              <w:suppressLineNumbers/>
-              <w:bidi w:val="0"/>
-              <w:jc w:val="left"/>
-              <w:rPr/>
-            </w:pPr>
-            <w:r>
-              <w:rPr/>
-              <w:t xml:space="preserve">Node-wise </w:t>
-            </w:r>
-            <w:r>
-              <w:rPr>
-                <w:rStyle w:val="Emphasis"/>
-              </w:rPr>
-              <w:t>t</w:t>
-            </w:r>
-            <w:r>
-              <w:rPr/>
-              <w:t xml:space="preserve"> values identical to the stored results; same clusters; identical output with one, three and four cores</w:t>
-            </w:r>
-          </w:p>
-        </w:tc>
-      </w:tr>
-      <w:tr>
-        <w:trPr/>
-        <w:tc>
-          <w:tcPr>
-            <w:tcW w:w="3196" w:type="dxa"/>
-            <w:tcBorders/>
-            <w:vAlign w:val="center"/>
-          </w:tcPr>
-          <w:p>
-            <w:pPr>
-              <w:pStyle w:val="TableContents"/>
-              <w:widowControl w:val="false"/>
-              <w:suppressLineNumbers/>
-              <w:bidi w:val="0"/>
-              <w:jc w:val="left"/>
-              <w:rPr/>
-            </w:pPr>
-            <w:r>
-              <w:rPr>
-                <w:rStyle w:val="SourceText"/>
-              </w:rPr>
-              <w:t>09c_stack_for_explorer.py</w:t>
-            </w:r>
-          </w:p>
-        </w:tc>
-        <w:tc>
-          <w:tcPr>
-            <w:tcW w:w="2479" w:type="dxa"/>
-            <w:tcBorders/>
-            <w:vAlign w:val="center"/>
-          </w:tcPr>
-          <w:p>
-            <w:pPr>
-              <w:pStyle w:val="TableContents"/>
-              <w:widowControl w:val="false"/>
-              <w:suppressLineNumbers/>
-              <w:bidi w:val="0"/>
-              <w:jc w:val="left"/>
-              <w:rPr/>
-            </w:pPr>
-            <w:r>
-              <w:rPr/>
-              <w:t xml:space="preserve">Run on the outputs of </w:t>
-            </w:r>
-            <w:r>
-              <w:rPr>
-                <w:rStyle w:val="SourceText"/>
-              </w:rPr>
-              <w:t>09b</w:t>
-            </w:r>
-          </w:p>
-        </w:tc>
-        <w:tc>
-          <w:tcPr>
-            <w:tcW w:w="3685" w:type="dxa"/>
-            <w:tcBorders/>
-            <w:vAlign w:val="center"/>
-          </w:tcPr>
-          <w:p>
-            <w:pPr>
-              <w:pStyle w:val="TableContents"/>
-              <w:widowControl w:val="false"/>
-              <w:suppressLineNumbers/>
-              <w:bidi w:val="0"/>
-              <w:jc w:val="left"/>
-              <w:rPr/>
-            </w:pPr>
-            <w:r>
-              <w:rPr/>
-              <w:t>Explorer file written and loaded</w:t>
-            </w:r>
-          </w:p>
-        </w:tc>
-      </w:tr>
-      <w:tr>
-        <w:trPr/>
-        <w:tc>
-          <w:tcPr>
-            <w:tcW w:w="3196" w:type="dxa"/>
-            <w:tcBorders>
-              <w:bottom w:val="single" w:sz="6" w:space="0" w:color="808080"/>
-            </w:tcBorders>
-            <w:vAlign w:val="center"/>
-          </w:tcPr>
-          <w:p>
-            <w:pPr>
-              <w:pStyle w:val="TableContents"/>
-              <w:widowControl w:val="false"/>
-              <w:suppressLineNumbers/>
-              <w:bidi w:val="0"/>
-              <w:jc w:val="left"/>
-              <w:rPr/>
-            </w:pPr>
-            <w:r>
-              <w:rPr>
-                <w:rStyle w:val="SourceText"/>
-              </w:rPr>
-              <w:t>08b_build_analysis_csv.py</w:t>
-            </w:r>
-          </w:p>
-        </w:tc>
-        <w:tc>
-          <w:tcPr>
-            <w:tcW w:w="2479" w:type="dxa"/>
-            <w:tcBorders>
-              <w:bottom w:val="single" w:sz="6" w:space="0" w:color="808080"/>
-            </w:tcBorders>
-            <w:vAlign w:val="center"/>
-          </w:tcPr>
-          <w:p>
-            <w:pPr>
-              <w:pStyle w:val="TableContents"/>
-              <w:widowControl w:val="false"/>
-              <w:suppressLineNumbers/>
-              <w:bidi w:val="0"/>
-              <w:jc w:val="left"/>
-              <w:rPr/>
-            </w:pPr>
-            <w:r>
-              <w:rPr/>
-              <w:t>Run in the three-participant test</w:t>
-            </w:r>
-          </w:p>
-        </w:tc>
-        <w:tc>
-          <w:tcPr>
-            <w:tcW w:w="3685" w:type="dxa"/>
-            <w:tcBorders>
-              <w:bottom w:val="single" w:sz="6" w:space="0" w:color="808080"/>
-            </w:tcBorders>
-            <w:vAlign w:val="center"/>
-          </w:tcPr>
-          <w:p>
-            <w:pPr>
-              <w:pStyle w:val="TableContents"/>
-              <w:widowControl w:val="false"/>
-              <w:suppressLineNumbers/>
-              <w:bidi w:val="0"/>
-              <w:jc w:val="left"/>
-              <w:rPr/>
-            </w:pPr>
-            <w:r>
-              <w:rPr/>
-              <w:t>Analysis files written for all four metrics</w:t>
-            </w:r>
-          </w:p>
-        </w:tc>
-      </w:tr>
-    </w:tbl>
-    <w:p>
-      <w:pPr>
-        <w:pStyle w:val="BodyText"/>
-        <w:bidi w:val="0"/>
-        <w:jc w:val="left"/>
-        <w:rPr/>
-      </w:pPr>
-      <w:r>
-        <w:rPr/>
-        <w:t xml:space="preserve">Two defects surfaced during validation and are fixed in the distributed scripts: on bash 5.0 to 5.2 the shell steps stalled at the end of their first participant loop, and the mean streamline length was read from the wrong line of the </w:t>
-      </w:r>
-      <w:r>
-        <w:rPr>
-          <w:rStyle w:val="SourceText"/>
-        </w:rPr>
-        <w:t>tckstats</w:t>
-      </w:r>
-      <w:r>
-        <w:rPr/>
-        <w:t xml:space="preserve"> output. The scripts were also reviewed independently; the defects found are recorded in the repository history.</w:t>
-      </w:r>
-    </w:p>
-    <w:p>
-      <w:pPr>
-        <w:pStyle w:val="BodyText"/>
-        <w:bidi w:val="0"/>
-        <w:jc w:val="left"/>
-        <w:rPr/>
-      </w:pPr>
-      <w:r>
-        <w:rPr/>
-        <w:t xml:space="preserve">The example dataset's own per-step scripts, with its cluster paths and participant list, are in the </w:t>
-      </w:r>
-      <w:hyperlink r:id="rId35">
+        <w:rPr/>
+        <w:t xml:space="preserve">The scripts from which these were generalized are in the </w:t>
+      </w:r>
+      <w:hyperlink r:id="rId34">
         <w:r>
           <w:rPr>
             <w:rStyle w:val="Hyperlink"/>
@@ -25148,7 +24083,7 @@
       </w:hyperlink>
       <w:r>
         <w:rPr/>
-        <w:t>, Steps 20 to 30 of the ReadMe.</w:t>
+        <w:t>.</w:t>
       </w:r>
     </w:p>
     <w:p>
@@ -25185,7 +24120,7 @@
         <w:rPr/>
         <w:t xml:space="preserve">The whole tutorial is also available as a single document, with tables and figures numbered S1, S2 and so on and the scripts in an appendix: </w:t>
       </w:r>
-      <w:hyperlink r:id="rId36">
+      <w:hyperlink r:id="rId35">
         <w:r>
           <w:rPr>
             <w:rStyle w:val="Hyperlink"/>
@@ -25197,7 +24132,7 @@
         <w:rPr/>
         <w:t xml:space="preserve"> and </w:t>
       </w:r>
-      <w:hyperlink r:id="rId37">
+      <w:hyperlink r:id="rId36">
         <w:r>
           <w:rPr>
             <w:rStyle w:val="Hyperlink"/>
@@ -26452,7 +25387,7 @@
         <w:rPr/>
         <w:t xml:space="preserve">(1), 26–41. </w:t>
       </w:r>
-      <w:hyperlink r:id="rId38">
+      <w:hyperlink r:id="rId37">
         <w:r>
           <w:rPr>
             <w:rStyle w:val="Hyperlink"/>
@@ -26482,7 +25417,7 @@
         <w:rPr/>
         <w:t xml:space="preserve">, 32–44. </w:t>
       </w:r>
-      <w:hyperlink r:id="rId39">
+      <w:hyperlink r:id="rId38">
         <w:r>
           <w:rPr>
             <w:rStyle w:val="Hyperlink"/>
@@ -26534,7 +25469,7 @@
         <w:rPr/>
         <w:t xml:space="preserve">(7), 1256–1265. </w:t>
       </w:r>
-      <w:hyperlink r:id="rId40">
+      <w:hyperlink r:id="rId39">
         <w:r>
           <w:rPr>
             <w:rStyle w:val="Hyperlink"/>
@@ -26564,7 +25499,7 @@
         <w:rPr/>
         <w:t xml:space="preserve">(4), 292–298. </w:t>
       </w:r>
-      <w:hyperlink r:id="rId41">
+      <w:hyperlink r:id="rId40">
         <w:r>
           <w:rPr>
             <w:rStyle w:val="Hyperlink"/>
@@ -26594,7 +25529,7 @@
         <w:rPr/>
         <w:t xml:space="preserve">, 175. </w:t>
       </w:r>
-      <w:hyperlink r:id="rId42">
+      <w:hyperlink r:id="rId41">
         <w:r>
           <w:rPr>
             <w:rStyle w:val="Hyperlink"/>
@@ -26624,7 +25559,7 @@
         <w:rPr/>
         <w:t xml:space="preserve">, 8. </w:t>
       </w:r>
-      <w:hyperlink r:id="rId43">
+      <w:hyperlink r:id="rId42">
         <w:r>
           <w:rPr>
             <w:rStyle w:val="Hyperlink"/>
@@ -26654,7 +25589,7 @@
         <w:rPr/>
         <w:t xml:space="preserve">, 119474. </w:t>
       </w:r>
-      <w:hyperlink r:id="rId44">
+      <w:hyperlink r:id="rId43">
         <w:r>
           <w:rPr>
             <w:rStyle w:val="Hyperlink"/>
@@ -26684,7 +25619,7 @@
         <w:rPr/>
         <w:t xml:space="preserve">(2), 782–790. </w:t>
       </w:r>
-      <w:hyperlink r:id="rId45">
+      <w:hyperlink r:id="rId44">
         <w:r>
           <w:rPr>
             <w:rStyle w:val="Hyperlink"/>
@@ -26714,7 +25649,7 @@
         <w:rPr/>
         <w:t xml:space="preserve">, 411–426. </w:t>
       </w:r>
-      <w:hyperlink r:id="rId46">
+      <w:hyperlink r:id="rId45">
         <w:r>
           <w:rPr>
             <w:rStyle w:val="Hyperlink"/>
@@ -26744,7 +25679,7 @@
         <w:rPr/>
         <w:t xml:space="preserve">(1). </w:t>
       </w:r>
-      <w:hyperlink r:id="rId47">
+      <w:hyperlink r:id="rId46">
         <w:r>
           <w:rPr>
             <w:rStyle w:val="Hyperlink"/>
@@ -26774,7 +25709,7 @@
         <w:rPr/>
         <w:t xml:space="preserve">(2–3), 155–171. </w:t>
       </w:r>
-      <w:hyperlink r:id="rId48">
+      <w:hyperlink r:id="rId47">
         <w:r>
           <w:rPr>
             <w:rStyle w:val="Hyperlink"/>
@@ -26804,7 +25739,7 @@
         <w:rPr/>
         <w:t xml:space="preserve">, 580–589. </w:t>
       </w:r>
-      <w:hyperlink r:id="rId49">
+      <w:hyperlink r:id="rId48">
         <w:r>
           <w:rPr>
             <w:rStyle w:val="Hyperlink"/>
@@ -26834,7 +25769,7 @@
         <w:rPr/>
         <w:t xml:space="preserve">, 118749. </w:t>
       </w:r>
-      <w:hyperlink r:id="rId50">
+      <w:hyperlink r:id="rId49">
         <w:r>
           <w:rPr>
             <w:rStyle w:val="Hyperlink"/>
@@ -26864,7 +25799,7 @@
         <w:rPr/>
         <w:t xml:space="preserve">, 180063. </w:t>
       </w:r>
-      <w:hyperlink r:id="rId51">
+      <w:hyperlink r:id="rId50">
         <w:r>
           <w:rPr>
             <w:rStyle w:val="Hyperlink"/>
@@ -26938,7 +25873,7 @@
         <w:rPr/>
         <w:t xml:space="preserve">, 116137. </w:t>
       </w:r>
-      <w:hyperlink r:id="rId52">
+      <w:hyperlink r:id="rId51">
         <w:r>
           <w:rPr>
             <w:rStyle w:val="Hyperlink"/>
@@ -26968,7 +25903,7 @@
         <w:rPr/>
         <w:t xml:space="preserve">, 1155–1167. </w:t>
       </w:r>
-      <w:hyperlink r:id="rId53">
+      <w:hyperlink r:id="rId52">
         <w:r>
           <w:rPr>
             <w:rStyle w:val="Hyperlink"/>
@@ -26998,7 +25933,7 @@
         <w:rPr/>
         <w:t xml:space="preserve">(5), 1165–1177. </w:t>
       </w:r>
-      <w:hyperlink r:id="rId54">
+      <w:hyperlink r:id="rId53">
         <w:r>
           <w:rPr>
             <w:rStyle w:val="Hyperlink"/>
@@ -27028,7 +25963,7 @@
         <w:rPr/>
         <w:t xml:space="preserve">, 318–331. </w:t>
       </w:r>
-      <w:hyperlink r:id="rId55">
+      <w:hyperlink r:id="rId54">
         <w:r>
           <w:rPr>
             <w:rStyle w:val="Hyperlink"/>
@@ -27058,7 +25993,7 @@
         <w:rPr/>
         <w:t xml:space="preserve">, 239–253. </w:t>
       </w:r>
-      <w:hyperlink r:id="rId56">
+      <w:hyperlink r:id="rId55">
         <w:r>
           <w:rPr>
             <w:rStyle w:val="Hyperlink"/>
@@ -27088,7 +26023,7 @@
         <w:rPr/>
         <w:t xml:space="preserve">, 381–397. </w:t>
       </w:r>
-      <w:hyperlink r:id="rId57">
+      <w:hyperlink r:id="rId56">
         <w:r>
           <w:rPr>
             <w:rStyle w:val="Hyperlink"/>
@@ -27118,7 +26053,7 @@
         <w:rPr/>
         <w:t xml:space="preserve">(11), e49790. </w:t>
       </w:r>
-      <w:hyperlink r:id="rId58">
+      <w:hyperlink r:id="rId57">
         <w:r>
           <w:rPr>
             <w:rStyle w:val="Hyperlink"/>
@@ -27148,7 +26083,7 @@
         <w:rPr/>
         <w:t xml:space="preserve">(4), 1000–1016. </w:t>
       </w:r>
-      <w:hyperlink r:id="rId59">
+      <w:hyperlink r:id="rId58">
         <w:r>
           <w:rPr>
             <w:rStyle w:val="Hyperlink"/>

--- a/static/supplement/MesoConnect_Supplementary_Methods.docx
+++ b/static/supplement/MesoConnect_Supplementary_Methods.docx
@@ -44716,7 +44716,19 @@
       </w:pPr>
       <w:r>
         <w:rPr/>
-        <w:t>if (n_subj &lt; 5) {</w:t>
+        <w:t>min_subj &lt;- length(covariate_cols) + 3   # outcome, node, covariates, plus 2 residual df</w:t>
+      </w:r>
+    </w:p>
+    <w:p>
+      <w:pPr>
+        <w:pStyle w:val="PreformattedTextcode"/>
+        <w:bidi w:val="0"/>
+        <w:jc w:val="left"/>
+        <w:rPr/>
+      </w:pPr>
+      <w:r>
+        <w:rPr/>
+        <w:t>if (n_subj &lt; max(5, min_subj)) {</w:t>
       </w:r>
     </w:p>
     <w:p>
@@ -44732,7 +44744,23 @@
       </w:r>
       <w:r>
         <w:rPr/>
-        <w:t>message("Fewer than 5 complete participants (", n_subj, ") — skipping ", base)</w:t>
+        <w:t>message("Only ", n_subj, " complete participants for ", length(covariate_cols),</w:t>
+      </w:r>
+    </w:p>
+    <w:p>
+      <w:pPr>
+        <w:pStyle w:val="PreformattedTextcode"/>
+        <w:bidi w:val="0"/>
+        <w:jc w:val="left"/>
+        <w:rPr/>
+      </w:pPr>
+      <w:r>
+        <w:rPr/>
+        <w:t xml:space="preserve">          </w:t>
+      </w:r>
+      <w:r>
+        <w:rPr/>
+        <w:t>" covariates; at least ", max(5, min_subj), " are needed - skipping ", base)</w:t>
       </w:r>
     </w:p>
     <w:p>
@@ -45384,6 +45412,22 @@
       <w:r>
         <w:rPr/>
         <w:t>clusters_from_sig &lt;- function(sig, nodes_numeric) {</w:t>
+      </w:r>
+    </w:p>
+    <w:p>
+      <w:pPr>
+        <w:pStyle w:val="PreformattedTextcode"/>
+        <w:bidi w:val="0"/>
+        <w:jc w:val="left"/>
+        <w:rPr/>
+      </w:pPr>
+      <w:r>
+        <w:rPr/>
+        <w:t xml:space="preserve">  </w:t>
+      </w:r>
+      <w:r>
+        <w:rPr/>
+        <w:t>sig[is.na(sig)] &lt;- FALSE          # a node whose model could not be fitted is not significant</w:t>
       </w:r>
     </w:p>
     <w:p>

--- a/static/supplement/MesoConnect_Supplementary_Methods.docx
+++ b/static/supplement/MesoConnect_Supplementary_Methods.docx
@@ -171,12 +171,24 @@
           <w:rPr>
             <w:rStyle w:val="Hyperlink"/>
           </w:rPr>
-          <w:t>TUBRIC DTI tutorial</w:t>
+          <w:t>Diffusion MRI Preprocessing tutorial</w:t>
         </w:r>
       </w:hyperlink>
       <w:r>
         <w:rPr/>
-        <w:t>; QSIPrep produces equivalent inputs. Estimation of fibre orientation distributions, which that pipeline does not include, is described on the software page.</w:t>
+        <w:t xml:space="preserve">, which ends with the exact set of files this workflow expects; its </w:t>
+      </w:r>
+      <w:hyperlink r:id="rId3">
+        <w:r>
+          <w:rPr>
+            <w:rStyle w:val="Hyperlink"/>
+          </w:rPr>
+          <w:t>output contract</w:t>
+        </w:r>
+      </w:hyperlink>
+      <w:r>
+        <w:rPr/>
+        <w:t xml:space="preserve"> lists them and names the step that produces each. QSIPrep produces equivalent inputs.</w:t>
       </w:r>
     </w:p>
     <w:p>
@@ -3736,7 +3748,7 @@
               <w:jc w:val="left"/>
               <w:rPr/>
             </w:pPr>
-            <w:hyperlink r:id="rId3">
+            <w:hyperlink r:id="rId4">
               <w:r>
                 <w:rPr>
                   <w:rStyle w:val="Hyperlink"/>
@@ -3806,7 +3818,7 @@
               <w:jc w:val="left"/>
               <w:rPr/>
             </w:pPr>
-            <w:hyperlink r:id="rId4">
+            <w:hyperlink r:id="rId5">
               <w:r>
                 <w:rPr>
                   <w:rStyle w:val="Hyperlink"/>
@@ -3876,7 +3888,7 @@
               <w:jc w:val="left"/>
               <w:rPr/>
             </w:pPr>
-            <w:hyperlink r:id="rId5">
+            <w:hyperlink r:id="rId6">
               <w:r>
                 <w:rPr>
                   <w:rStyle w:val="Hyperlink"/>
@@ -3946,7 +3958,7 @@
               <w:jc w:val="left"/>
               <w:rPr/>
             </w:pPr>
-            <w:hyperlink r:id="rId6">
+            <w:hyperlink r:id="rId7">
               <w:r>
                 <w:rPr>
                   <w:rStyle w:val="Hyperlink"/>
@@ -4016,7 +4028,7 @@
               <w:jc w:val="left"/>
               <w:rPr/>
             </w:pPr>
-            <w:hyperlink r:id="rId7">
+            <w:hyperlink r:id="rId8">
               <w:r>
                 <w:rPr>
                   <w:rStyle w:val="Hyperlink"/>
@@ -4086,7 +4098,7 @@
               <w:jc w:val="left"/>
               <w:rPr/>
             </w:pPr>
-            <w:hyperlink r:id="rId8">
+            <w:hyperlink r:id="rId9">
               <w:r>
                 <w:rPr>
                   <w:rStyle w:val="Hyperlink"/>
@@ -4156,7 +4168,7 @@
               <w:jc w:val="left"/>
               <w:rPr/>
             </w:pPr>
-            <w:hyperlink r:id="rId9">
+            <w:hyperlink r:id="rId10">
               <w:r>
                 <w:rPr>
                   <w:rStyle w:val="Hyperlink"/>
@@ -4226,7 +4238,7 @@
               <w:jc w:val="left"/>
               <w:rPr/>
             </w:pPr>
-            <w:hyperlink r:id="rId10">
+            <w:hyperlink r:id="rId11">
               <w:r>
                 <w:rPr>
                   <w:rStyle w:val="Hyperlink"/>
@@ -4296,7 +4308,7 @@
               <w:jc w:val="left"/>
               <w:rPr/>
             </w:pPr>
-            <w:hyperlink r:id="rId11">
+            <w:hyperlink r:id="rId12">
               <w:r>
                 <w:rPr>
                   <w:rStyle w:val="Hyperlink"/>
@@ -4368,7 +4380,7 @@
               <w:jc w:val="left"/>
               <w:rPr/>
             </w:pPr>
-            <w:hyperlink r:id="rId12">
+            <w:hyperlink r:id="rId13">
               <w:r>
                 <w:rPr>
                   <w:rStyle w:val="Hyperlink"/>
@@ -7902,7 +7914,7 @@
                     </pic:cNvPicPr>
                   </pic:nvPicPr>
                   <pic:blipFill>
-                    <a:blip r:embed="rId13"/>
+                    <a:blip r:embed="rId14"/>
                     <a:stretch>
                       <a:fillRect/>
                     </a:stretch>
@@ -7946,101 +7958,6 @@
                 <pic:pic xmlns:pic="http://schemas.openxmlformats.org/drawingml/2006/picture">
                   <pic:nvPicPr>
                     <pic:cNvPr id="2" name="Image2" descr="Magnified view of the warped left VTA"/>
-                    <pic:cNvPicPr>
-                      <a:picLocks noChangeAspect="1" noChangeArrowheads="1"/>
-                    </pic:cNvPicPr>
-                  </pic:nvPicPr>
-                  <pic:blipFill>
-                    <a:blip r:embed="rId14"/>
-                    <a:stretch>
-                      <a:fillRect/>
-                    </a:stretch>
-                  </pic:blipFill>
-                  <pic:spPr bwMode="auto">
-                    <a:xfrm>
-                      <a:off x="0" y="0"/>
-                      <a:ext cx="5334000" cy="1771650"/>
-                    </a:xfrm>
-                    <a:prstGeom prst="rect">
-                      <a:avLst/>
-                    </a:prstGeom>
-                    <a:noFill/>
-                  </pic:spPr>
-                </pic:pic>
-              </a:graphicData>
-            </a:graphic>
-          </wp:inline>
-        </w:drawing>
-      </w:r>
-    </w:p>
-    <w:p>
-      <w:pPr>
-        <w:pStyle w:val="BodyText"/>
-        <w:bidi w:val="0"/>
-        <w:jc w:val="left"/>
-        <w:rPr/>
-      </w:pPr>
-      <w:r>
-        <w:rPr>
-          <w:rStyle w:val="Emphasis"/>
-        </w:rPr>
-        <w:t>Note.</w:t>
-      </w:r>
-      <w:r>
-        <w:rPr/>
-        <w:t xml:space="preserve"> Whole-brain view (top) and magnified view (bottom), example dataset.</w:t>
-      </w:r>
-    </w:p>
-    <w:p>
-      <w:pPr>
-        <w:pStyle w:val="BodyText"/>
-        <w:bidi w:val="0"/>
-        <w:jc w:val="left"/>
-        <w:rPr/>
-      </w:pPr>
-      <w:r>
-        <w:rPr>
-          <w:rStyle w:val="Strong"/>
-        </w:rPr>
-        <w:t>Figure S3</w:t>
-      </w:r>
-    </w:p>
-    <w:p>
-      <w:pPr>
-        <w:pStyle w:val="BodyText"/>
-        <w:bidi w:val="0"/>
-        <w:jc w:val="left"/>
-        <w:rPr/>
-      </w:pPr>
-      <w:r>
-        <w:rPr>
-          <w:rStyle w:val="Emphasis"/>
-        </w:rPr>
-        <w:t>Warped Left Hippocampus Target and Left VTA → Hippocampus Atlas</w:t>
-      </w:r>
-    </w:p>
-    <w:p>
-      <w:pPr>
-        <w:pStyle w:val="BodyText"/>
-        <w:bidi w:val="0"/>
-        <w:jc w:val="left"/>
-        <w:rPr/>
-      </w:pPr>
-      <w:r>
-        <w:rPr/>
-        <w:drawing>
-          <wp:inline distT="0" distB="0" distL="0" distR="0">
-            <wp:extent cx="5334000" cy="1771650"/>
-            <wp:effectExtent l="0" t="0" r="0" b="0"/>
-            <wp:docPr id="3" name="Image3" descr="Magnified view of the warped left hippocampus"/>
-            <wp:cNvGraphicFramePr>
-              <a:graphicFrameLocks xmlns:a="http://schemas.openxmlformats.org/drawingml/2006/main" noChangeAspect="1"/>
-            </wp:cNvGraphicFramePr>
-            <a:graphic xmlns:a="http://schemas.openxmlformats.org/drawingml/2006/main">
-              <a:graphicData uri="http://schemas.openxmlformats.org/drawingml/2006/picture">
-                <pic:pic xmlns:pic="http://schemas.openxmlformats.org/drawingml/2006/picture">
-                  <pic:nvPicPr>
-                    <pic:cNvPr id="3" name="Image3" descr="Magnified view of the warped left hippocampus"/>
                     <pic:cNvPicPr>
                       <a:picLocks noChangeAspect="1" noChangeArrowheads="1"/>
                     </pic:cNvPicPr>
@@ -8076,12 +7993,58 @@
         <w:rPr/>
       </w:pPr>
       <w:r>
+        <w:rPr>
+          <w:rStyle w:val="Emphasis"/>
+        </w:rPr>
+        <w:t>Note.</w:t>
+      </w:r>
+      <w:r>
+        <w:rPr/>
+        <w:t xml:space="preserve"> Whole-brain view (top) and magnified view (bottom), example dataset.</w:t>
+      </w:r>
+    </w:p>
+    <w:p>
+      <w:pPr>
+        <w:pStyle w:val="BodyText"/>
+        <w:bidi w:val="0"/>
+        <w:jc w:val="left"/>
+        <w:rPr/>
+      </w:pPr>
+      <w:r>
+        <w:rPr>
+          <w:rStyle w:val="Strong"/>
+        </w:rPr>
+        <w:t>Figure S3</w:t>
+      </w:r>
+    </w:p>
+    <w:p>
+      <w:pPr>
+        <w:pStyle w:val="BodyText"/>
+        <w:bidi w:val="0"/>
+        <w:jc w:val="left"/>
+        <w:rPr/>
+      </w:pPr>
+      <w:r>
+        <w:rPr>
+          <w:rStyle w:val="Emphasis"/>
+        </w:rPr>
+        <w:t>Warped Left Hippocampus Target and Left VTA → Hippocampus Atlas</w:t>
+      </w:r>
+    </w:p>
+    <w:p>
+      <w:pPr>
+        <w:pStyle w:val="BodyText"/>
+        <w:bidi w:val="0"/>
+        <w:jc w:val="left"/>
+        <w:rPr/>
+      </w:pPr>
+      <w:r>
         <w:rPr/>
         <w:drawing>
           <wp:inline distT="0" distB="0" distL="0" distR="0">
             <wp:extent cx="5334000" cy="1771650"/>
             <wp:effectExtent l="0" t="0" r="0" b="0"/>
-            <wp:docPr id="4" name="Image4" descr="Magnified view of the warped left atlas"/>
+            <wp:docPr id="3" name="Image3" descr="Magnified view of the warped left hippocampus"/>
             <wp:cNvGraphicFramePr>
               <a:graphicFrameLocks xmlns:a="http://schemas.openxmlformats.org/drawingml/2006/main" noChangeAspect="1"/>
             </wp:cNvGraphicFramePr>
@@ -8089,7 +8052,7 @@
               <a:graphicData uri="http://schemas.openxmlformats.org/drawingml/2006/picture">
                 <pic:pic xmlns:pic="http://schemas.openxmlformats.org/drawingml/2006/picture">
                   <pic:nvPicPr>
-                    <pic:cNvPr id="4" name="Image4" descr="Magnified view of the warped left atlas"/>
+                    <pic:cNvPr id="3" name="Image3" descr="Magnified view of the warped left hippocampus"/>
                     <pic:cNvPicPr>
                       <a:picLocks noChangeAspect="1" noChangeArrowheads="1"/>
                     </pic:cNvPicPr>
@@ -8125,58 +8088,12 @@
         <w:rPr/>
       </w:pPr>
       <w:r>
-        <w:rPr>
-          <w:rStyle w:val="Emphasis"/>
-        </w:rPr>
-        <w:t>Note.</w:t>
-      </w:r>
-      <w:r>
-        <w:rPr/>
-        <w:t xml:space="preserve"> Hippocampus (top) and atlas at the 50% threshold (bottom), magnified views.</w:t>
-      </w:r>
-    </w:p>
-    <w:p>
-      <w:pPr>
-        <w:pStyle w:val="BodyText"/>
-        <w:bidi w:val="0"/>
-        <w:jc w:val="left"/>
-        <w:rPr/>
-      </w:pPr>
-      <w:r>
-        <w:rPr>
-          <w:rStyle w:val="Strong"/>
-        </w:rPr>
-        <w:t>Figure S4</w:t>
-      </w:r>
-    </w:p>
-    <w:p>
-      <w:pPr>
-        <w:pStyle w:val="BodyText"/>
-        <w:bidi w:val="0"/>
-        <w:jc w:val="left"/>
-        <w:rPr/>
-      </w:pPr>
-      <w:r>
-        <w:rPr>
-          <w:rStyle w:val="Emphasis"/>
-        </w:rPr>
-        <w:t>Orthogonal Render of the Warped Regions</w:t>
-      </w:r>
-    </w:p>
-    <w:p>
-      <w:pPr>
-        <w:pStyle w:val="BodyText"/>
-        <w:bidi w:val="0"/>
-        <w:jc w:val="left"/>
-        <w:rPr/>
-      </w:pPr>
-      <w:r>
         <w:rPr/>
         <w:drawing>
           <wp:inline distT="0" distB="0" distL="0" distR="0">
             <wp:extent cx="5334000" cy="1771650"/>
             <wp:effectExtent l="0" t="0" r="0" b="0"/>
-            <wp:docPr id="5" name="Image5" descr="Orthogonal render with VTA, hippocampus and atlas"/>
+            <wp:docPr id="4" name="Image4" descr="Magnified view of the warped left atlas"/>
             <wp:cNvGraphicFramePr>
               <a:graphicFrameLocks xmlns:a="http://schemas.openxmlformats.org/drawingml/2006/main" noChangeAspect="1"/>
             </wp:cNvGraphicFramePr>
@@ -8184,7 +8101,7 @@
               <a:graphicData uri="http://schemas.openxmlformats.org/drawingml/2006/picture">
                 <pic:pic xmlns:pic="http://schemas.openxmlformats.org/drawingml/2006/picture">
                   <pic:nvPicPr>
-                    <pic:cNvPr id="5" name="Image5" descr="Orthogonal render with VTA, hippocampus and atlas"/>
+                    <pic:cNvPr id="4" name="Image4" descr="Magnified view of the warped left atlas"/>
                     <pic:cNvPicPr>
                       <a:picLocks noChangeAspect="1" noChangeArrowheads="1"/>
                     </pic:cNvPicPr>
@@ -8227,6 +8144,101 @@
       </w:r>
       <w:r>
         <w:rPr/>
+        <w:t xml:space="preserve"> Hippocampus (top) and atlas at the 50% threshold (bottom), magnified views.</w:t>
+      </w:r>
+    </w:p>
+    <w:p>
+      <w:pPr>
+        <w:pStyle w:val="BodyText"/>
+        <w:bidi w:val="0"/>
+        <w:jc w:val="left"/>
+        <w:rPr/>
+      </w:pPr>
+      <w:r>
+        <w:rPr>
+          <w:rStyle w:val="Strong"/>
+        </w:rPr>
+        <w:t>Figure S4</w:t>
+      </w:r>
+    </w:p>
+    <w:p>
+      <w:pPr>
+        <w:pStyle w:val="BodyText"/>
+        <w:bidi w:val="0"/>
+        <w:jc w:val="left"/>
+        <w:rPr/>
+      </w:pPr>
+      <w:r>
+        <w:rPr>
+          <w:rStyle w:val="Emphasis"/>
+        </w:rPr>
+        <w:t>Orthogonal Render of the Warped Regions</w:t>
+      </w:r>
+    </w:p>
+    <w:p>
+      <w:pPr>
+        <w:pStyle w:val="BodyText"/>
+        <w:bidi w:val="0"/>
+        <w:jc w:val="left"/>
+        <w:rPr/>
+      </w:pPr>
+      <w:r>
+        <w:rPr/>
+        <w:drawing>
+          <wp:inline distT="0" distB="0" distL="0" distR="0">
+            <wp:extent cx="5334000" cy="1771650"/>
+            <wp:effectExtent l="0" t="0" r="0" b="0"/>
+            <wp:docPr id="5" name="Image5" descr="Orthogonal render with VTA, hippocampus and atlas"/>
+            <wp:cNvGraphicFramePr>
+              <a:graphicFrameLocks xmlns:a="http://schemas.openxmlformats.org/drawingml/2006/main" noChangeAspect="1"/>
+            </wp:cNvGraphicFramePr>
+            <a:graphic xmlns:a="http://schemas.openxmlformats.org/drawingml/2006/main">
+              <a:graphicData uri="http://schemas.openxmlformats.org/drawingml/2006/picture">
+                <pic:pic xmlns:pic="http://schemas.openxmlformats.org/drawingml/2006/picture">
+                  <pic:nvPicPr>
+                    <pic:cNvPr id="5" name="Image5" descr="Orthogonal render with VTA, hippocampus and atlas"/>
+                    <pic:cNvPicPr>
+                      <a:picLocks noChangeAspect="1" noChangeArrowheads="1"/>
+                    </pic:cNvPicPr>
+                  </pic:nvPicPr>
+                  <pic:blipFill>
+                    <a:blip r:embed="rId18"/>
+                    <a:stretch>
+                      <a:fillRect/>
+                    </a:stretch>
+                  </pic:blipFill>
+                  <pic:spPr bwMode="auto">
+                    <a:xfrm>
+                      <a:off x="0" y="0"/>
+                      <a:ext cx="5334000" cy="1771650"/>
+                    </a:xfrm>
+                    <a:prstGeom prst="rect">
+                      <a:avLst/>
+                    </a:prstGeom>
+                    <a:noFill/>
+                  </pic:spPr>
+                </pic:pic>
+              </a:graphicData>
+            </a:graphic>
+          </wp:inline>
+        </w:drawing>
+      </w:r>
+    </w:p>
+    <w:p>
+      <w:pPr>
+        <w:pStyle w:val="BodyText"/>
+        <w:bidi w:val="0"/>
+        <w:jc w:val="left"/>
+        <w:rPr/>
+      </w:pPr>
+      <w:r>
+        <w:rPr>
+          <w:rStyle w:val="Emphasis"/>
+        </w:rPr>
+        <w:t>Note.</w:t>
+      </w:r>
+      <w:r>
+        <w:rPr/>
         <w:t xml:space="preserve"> VTA in yellow, hippocampus in red, atlas in green.</w:t>
       </w:r>
     </w:p>
@@ -8292,317 +8304,6 @@
                 <pic:pic xmlns:pic="http://schemas.openxmlformats.org/drawingml/2006/picture">
                   <pic:nvPicPr>
                     <pic:cNvPr id="6" name="Image6" descr="Warped anterior atlas"/>
-                    <pic:cNvPicPr>
-                      <a:picLocks noChangeAspect="1" noChangeArrowheads="1"/>
-                    </pic:cNvPicPr>
-                  </pic:nvPicPr>
-                  <pic:blipFill>
-                    <a:blip r:embed="rId18"/>
-                    <a:stretch>
-                      <a:fillRect/>
-                    </a:stretch>
-                  </pic:blipFill>
-                  <pic:spPr bwMode="auto">
-                    <a:xfrm>
-                      <a:off x="0" y="0"/>
-                      <a:ext cx="5334000" cy="2495550"/>
-                    </a:xfrm>
-                    <a:prstGeom prst="rect">
-                      <a:avLst/>
-                    </a:prstGeom>
-                    <a:noFill/>
-                  </pic:spPr>
-                </pic:pic>
-              </a:graphicData>
-            </a:graphic>
-          </wp:inline>
-        </w:drawing>
-      </w:r>
-    </w:p>
-    <w:p>
-      <w:pPr>
-        <w:pStyle w:val="BodyText"/>
-        <w:bidi w:val="0"/>
-        <w:jc w:val="left"/>
-        <w:rPr/>
-      </w:pPr>
-      <w:r>
-        <w:rPr>
-          <w:rStyle w:val="Emphasis"/>
-        </w:rPr>
-        <w:t>Note.</w:t>
-      </w:r>
-      <w:r>
-        <w:rPr/>
-        <w:t xml:space="preserve"> Atlas in red over the mean </w:t>
-      </w:r>
-      <w:r>
-        <w:rPr>
-          <w:rStyle w:val="Emphasis"/>
-        </w:rPr>
-        <w:t>b</w:t>
-      </w:r>
-      <w:r>
-        <w:rPr/>
-        <w:t xml:space="preserve"> = 0 image. Left: axial view. Right: coronal view.</w:t>
-      </w:r>
-    </w:p>
-    <w:p>
-      <w:pPr>
-        <w:pStyle w:val="Heading1"/>
-        <w:bidi w:val="0"/>
-        <w:rPr/>
-      </w:pPr>
-      <w:r>
-        <w:rPr/>
-        <w:t>Step 3. Corridor construction</w:t>
-      </w:r>
-    </w:p>
-    <w:p>
-      <w:pPr>
-        <w:pStyle w:val="BodyText"/>
-        <w:bidi w:val="0"/>
-        <w:jc w:val="left"/>
-        <w:rPr/>
-      </w:pPr>
-      <w:r>
-        <w:rPr/>
-        <w:t>Atlas construction used approximately a dozen individually prepared exclusion regions per tract. The corridor workflow replaces them with a single mask derived from the warped atlas. The atlas is dilated, the seed and target regions are added, the union is binarized to form an inclusion zone, and the inclusion zone is inverted. The inverted image serves as the sole exclusion mask for tractography: any streamline leaving the corridor is discarded.</w:t>
-      </w:r>
-    </w:p>
-    <w:p>
-      <w:pPr>
-        <w:pStyle w:val="Heading2"/>
-        <w:bidi w:val="0"/>
-        <w:jc w:val="left"/>
-        <w:rPr/>
-      </w:pPr>
-      <w:r>
-        <w:rPr/>
-        <w:t>Procedure</w:t>
-      </w:r>
-    </w:p>
-    <w:p>
-      <w:pPr>
-        <w:pStyle w:val="PreformattedTextcode"/>
-        <w:bidi w:val="0"/>
-        <w:jc w:val="left"/>
-        <w:rPr/>
-      </w:pPr>
-      <w:r>
-        <w:rPr/>
-        <w:t>fslmaths "$d/${TRACT}_atlas_diff.nii.gz" -dilM -dilM "$d/${TRACT}_atlas_dilated.nii.gz"</w:t>
-      </w:r>
-    </w:p>
-    <w:p>
-      <w:pPr>
-        <w:pStyle w:val="PreformattedTextcode"/>
-        <w:bidi w:val="0"/>
-        <w:jc w:val="left"/>
-        <w:rPr/>
-      </w:pPr>
-      <w:r>
-        <w:rPr/>
-        <w:t>fslmaths "$d/${TRACT}_atlas_dilated.nii.gz" -add "$d/${TRACT}_seed_diff.nii.gz" \</w:t>
-      </w:r>
-    </w:p>
-    <w:p>
-      <w:pPr>
-        <w:pStyle w:val="PreformattedTextcode"/>
-        <w:bidi w:val="0"/>
-        <w:jc w:val="left"/>
-        <w:rPr/>
-      </w:pPr>
-      <w:r>
-        <w:rPr/>
-        <w:t xml:space="preserve">         </w:t>
-      </w:r>
-      <w:r>
-        <w:rPr/>
-        <w:t>-add "$d/${TRACT}_target_diff.nii.gz" -bin "$d/${TRACT}_inclusion_zone.nii.gz"</w:t>
-      </w:r>
-    </w:p>
-    <w:p>
-      <w:pPr>
-        <w:pStyle w:val="PreformattedTextcode"/>
-        <w:bidi w:val="0"/>
-        <w:spacing w:before="0" w:after="283"/>
-        <w:jc w:val="left"/>
-        <w:rPr/>
-      </w:pPr>
-      <w:r>
-        <w:rPr/>
-        <w:t>fslmaths "$d/${TRACT}_inclusion_zone.nii.gz" -binv "$d/${TRACT}_exclusion_mask.nii.gz"</w:t>
-      </w:r>
-    </w:p>
-    <w:p>
-      <w:pPr>
-        <w:pStyle w:val="BodyText"/>
-        <w:bidi w:val="0"/>
-        <w:jc w:val="left"/>
-        <w:rPr/>
-      </w:pPr>
-      <w:r>
-        <w:rPr/>
-        <w:t xml:space="preserve">The seed and target must be added before inversion; otherwise the corridor terminates short of them and tracking stops at the boundary. The full script follows; the </w:t>
-      </w:r>
-      <w:r>
-        <w:rPr>
-          <w:rStyle w:val="SourceText"/>
-        </w:rPr>
-        <w:t>DILATE_VOX</w:t>
-      </w:r>
-      <w:r>
-        <w:rPr/>
-        <w:t xml:space="preserve"> setting in the configuration controls the number of </w:t>
-      </w:r>
-      <w:r>
-        <w:rPr>
-          <w:rStyle w:val="SourceText"/>
-        </w:rPr>
-        <w:t>-dilM</w:t>
-      </w:r>
-      <w:r>
-        <w:rPr/>
-        <w:t xml:space="preserve"> passes.</w:t>
-      </w:r>
-    </w:p>
-    <w:p>
-      <w:pPr>
-        <w:pStyle w:val="BodyText"/>
-        <w:bidi w:val="0"/>
-        <w:jc w:val="left"/>
-        <w:rPr/>
-      </w:pPr>
-      <w:r>
-        <w:rPr>
-          <w:rStyle w:val="Emphasis"/>
-        </w:rPr>
-        <w:t xml:space="preserve">The script </w:t>
-      </w:r>
-      <w:r>
-        <w:rPr>
-          <w:rStyle w:val="SourceText"/>
-        </w:rPr>
-        <w:t>03_build_corridor_mask.sh</w:t>
-      </w:r>
-      <w:r>
-        <w:rPr>
-          <w:rStyle w:val="Emphasis"/>
-        </w:rPr>
-        <w:t xml:space="preserve"> is reproduced in the Supplementary Scripts appendix.</w:t>
-      </w:r>
-    </w:p>
-    <w:p>
-      <w:pPr>
-        <w:pStyle w:val="Heading2"/>
-        <w:bidi w:val="0"/>
-        <w:jc w:val="left"/>
-        <w:rPr/>
-      </w:pPr>
-      <w:r>
-        <w:rPr/>
-        <w:t>Dilation</w:t>
-      </w:r>
-    </w:p>
-    <w:p>
-      <w:pPr>
-        <w:pStyle w:val="BodyText"/>
-        <w:bidi w:val="0"/>
-        <w:jc w:val="left"/>
-        <w:rPr/>
-      </w:pPr>
-      <w:r>
-        <w:rPr/>
-        <w:t>A dilation of two voxels was used in the example dataset at 2 mm isotropic resolution. One voxel is appropriate when registration is accurate and pilot reconstructions appear loose; four voxels serves as a sensitivity setting when registration is uncertain. The 50% atlas is already somewhat wider than the median participant's core, which is why two voxels is generally sufficient. The dilation used should be reported.</w:t>
-      </w:r>
-    </w:p>
-    <w:p>
-      <w:pPr>
-        <w:pStyle w:val="Heading2"/>
-        <w:bidi w:val="0"/>
-        <w:jc w:val="left"/>
-        <w:rPr/>
-      </w:pPr>
-      <w:r>
-        <w:rPr/>
-        <w:t>Verification</w:t>
-      </w:r>
-    </w:p>
-    <w:p>
-      <w:pPr>
-        <w:pStyle w:val="BodyText"/>
-        <w:bidi w:val="0"/>
-        <w:jc w:val="left"/>
-        <w:rPr/>
-      </w:pPr>
-      <w:r>
-        <w:rPr/>
-        <w:t>The script confirms that the seed and target voxels have value 0 in the exclusion mask (that is, are not excluded) and reports the corridor size, which should be similar across participants (roughly 1,500 to 1,900 voxels at 2 mm for VTA → hippocampus in the example dataset). A corridor much larger or smaller than the others indicates a registration problem.</w:t>
-      </w:r>
-    </w:p>
-    <w:p>
-      <w:pPr>
-        <w:pStyle w:val="BodyText"/>
-        <w:bidi w:val="0"/>
-        <w:jc w:val="left"/>
-        <w:rPr/>
-      </w:pPr>
-      <w:r>
-        <w:rPr/>
-        <w:t>Visual inspection confirms that the corridor follows a plausible path from seed to target and contains both regions (Figure S6). Contact with the ventricle or extension into cortex indicates excessive dilation or a registration error.</w:t>
-      </w:r>
-    </w:p>
-    <w:p>
-      <w:pPr>
-        <w:pStyle w:val="BodyText"/>
-        <w:bidi w:val="0"/>
-        <w:jc w:val="left"/>
-        <w:rPr/>
-      </w:pPr>
-      <w:r>
-        <w:rPr>
-          <w:rStyle w:val="Strong"/>
-        </w:rPr>
-        <w:t>Figure S6</w:t>
-      </w:r>
-    </w:p>
-    <w:p>
-      <w:pPr>
-        <w:pStyle w:val="BodyText"/>
-        <w:bidi w:val="0"/>
-        <w:jc w:val="left"/>
-        <w:rPr/>
-      </w:pPr>
-      <w:r>
-        <w:rPr>
-          <w:rStyle w:val="Emphasis"/>
-        </w:rPr>
-        <w:t>Inclusion Zone for the Anterior VTA → Hippocampus Tract</w:t>
-      </w:r>
-    </w:p>
-    <w:p>
-      <w:pPr>
-        <w:pStyle w:val="BodyText"/>
-        <w:bidi w:val="0"/>
-        <w:jc w:val="left"/>
-        <w:rPr/>
-      </w:pPr>
-      <w:r>
-        <w:rPr/>
-        <w:drawing>
-          <wp:inline distT="0" distB="0" distL="0" distR="0">
-            <wp:extent cx="5334000" cy="2495550"/>
-            <wp:effectExtent l="0" t="0" r="0" b="0"/>
-            <wp:docPr id="7" name="Image7" descr="Inclusion zone over the mean b = 0 image"/>
-            <wp:cNvGraphicFramePr>
-              <a:graphicFrameLocks xmlns:a="http://schemas.openxmlformats.org/drawingml/2006/main" noChangeAspect="1"/>
-            </wp:cNvGraphicFramePr>
-            <a:graphic xmlns:a="http://schemas.openxmlformats.org/drawingml/2006/main">
-              <a:graphicData uri="http://schemas.openxmlformats.org/drawingml/2006/picture">
-                <pic:pic xmlns:pic="http://schemas.openxmlformats.org/drawingml/2006/picture">
-                  <pic:nvPicPr>
-                    <pic:cNvPr id="7" name="Image7" descr="Inclusion zone over the mean b = 0 image"/>
                     <pic:cNvPicPr>
                       <a:picLocks noChangeAspect="1" noChangeArrowheads="1"/>
                     </pic:cNvPicPr>
@@ -8645,6 +8346,317 @@
       </w:r>
       <w:r>
         <w:rPr/>
+        <w:t xml:space="preserve"> Atlas in red over the mean </w:t>
+      </w:r>
+      <w:r>
+        <w:rPr>
+          <w:rStyle w:val="Emphasis"/>
+        </w:rPr>
+        <w:t>b</w:t>
+      </w:r>
+      <w:r>
+        <w:rPr/>
+        <w:t xml:space="preserve"> = 0 image. Left: axial view. Right: coronal view.</w:t>
+      </w:r>
+    </w:p>
+    <w:p>
+      <w:pPr>
+        <w:pStyle w:val="Heading1"/>
+        <w:bidi w:val="0"/>
+        <w:rPr/>
+      </w:pPr>
+      <w:r>
+        <w:rPr/>
+        <w:t>Step 3. Corridor construction</w:t>
+      </w:r>
+    </w:p>
+    <w:p>
+      <w:pPr>
+        <w:pStyle w:val="BodyText"/>
+        <w:bidi w:val="0"/>
+        <w:jc w:val="left"/>
+        <w:rPr/>
+      </w:pPr>
+      <w:r>
+        <w:rPr/>
+        <w:t>Atlas construction used approximately a dozen individually prepared exclusion regions per tract. The corridor workflow replaces them with a single mask derived from the warped atlas. The atlas is dilated, the seed and target regions are added, the union is binarized to form an inclusion zone, and the inclusion zone is inverted. The inverted image serves as the sole exclusion mask for tractography: any streamline leaving the corridor is discarded.</w:t>
+      </w:r>
+    </w:p>
+    <w:p>
+      <w:pPr>
+        <w:pStyle w:val="Heading2"/>
+        <w:bidi w:val="0"/>
+        <w:jc w:val="left"/>
+        <w:rPr/>
+      </w:pPr>
+      <w:r>
+        <w:rPr/>
+        <w:t>Procedure</w:t>
+      </w:r>
+    </w:p>
+    <w:p>
+      <w:pPr>
+        <w:pStyle w:val="PreformattedTextcode"/>
+        <w:bidi w:val="0"/>
+        <w:jc w:val="left"/>
+        <w:rPr/>
+      </w:pPr>
+      <w:r>
+        <w:rPr/>
+        <w:t>fslmaths "$d/${TRACT}_atlas_diff.nii.gz" -dilM -dilM "$d/${TRACT}_atlas_dilated.nii.gz"</w:t>
+      </w:r>
+    </w:p>
+    <w:p>
+      <w:pPr>
+        <w:pStyle w:val="PreformattedTextcode"/>
+        <w:bidi w:val="0"/>
+        <w:jc w:val="left"/>
+        <w:rPr/>
+      </w:pPr>
+      <w:r>
+        <w:rPr/>
+        <w:t>fslmaths "$d/${TRACT}_atlas_dilated.nii.gz" -add "$d/${TRACT}_seed_diff.nii.gz" \</w:t>
+      </w:r>
+    </w:p>
+    <w:p>
+      <w:pPr>
+        <w:pStyle w:val="PreformattedTextcode"/>
+        <w:bidi w:val="0"/>
+        <w:jc w:val="left"/>
+        <w:rPr/>
+      </w:pPr>
+      <w:r>
+        <w:rPr/>
+        <w:t xml:space="preserve">         </w:t>
+      </w:r>
+      <w:r>
+        <w:rPr/>
+        <w:t>-add "$d/${TRACT}_target_diff.nii.gz" -bin "$d/${TRACT}_inclusion_zone.nii.gz"</w:t>
+      </w:r>
+    </w:p>
+    <w:p>
+      <w:pPr>
+        <w:pStyle w:val="PreformattedTextcode"/>
+        <w:bidi w:val="0"/>
+        <w:spacing w:before="0" w:after="283"/>
+        <w:jc w:val="left"/>
+        <w:rPr/>
+      </w:pPr>
+      <w:r>
+        <w:rPr/>
+        <w:t>fslmaths "$d/${TRACT}_inclusion_zone.nii.gz" -binv "$d/${TRACT}_exclusion_mask.nii.gz"</w:t>
+      </w:r>
+    </w:p>
+    <w:p>
+      <w:pPr>
+        <w:pStyle w:val="BodyText"/>
+        <w:bidi w:val="0"/>
+        <w:jc w:val="left"/>
+        <w:rPr/>
+      </w:pPr>
+      <w:r>
+        <w:rPr/>
+        <w:t xml:space="preserve">The seed and target must be added before inversion; otherwise the corridor terminates short of them and tracking stops at the boundary. The full script follows; the </w:t>
+      </w:r>
+      <w:r>
+        <w:rPr>
+          <w:rStyle w:val="SourceText"/>
+        </w:rPr>
+        <w:t>DILATE_VOX</w:t>
+      </w:r>
+      <w:r>
+        <w:rPr/>
+        <w:t xml:space="preserve"> setting in the configuration controls the number of </w:t>
+      </w:r>
+      <w:r>
+        <w:rPr>
+          <w:rStyle w:val="SourceText"/>
+        </w:rPr>
+        <w:t>-dilM</w:t>
+      </w:r>
+      <w:r>
+        <w:rPr/>
+        <w:t xml:space="preserve"> passes.</w:t>
+      </w:r>
+    </w:p>
+    <w:p>
+      <w:pPr>
+        <w:pStyle w:val="BodyText"/>
+        <w:bidi w:val="0"/>
+        <w:jc w:val="left"/>
+        <w:rPr/>
+      </w:pPr>
+      <w:r>
+        <w:rPr>
+          <w:rStyle w:val="Emphasis"/>
+        </w:rPr>
+        <w:t xml:space="preserve">The script </w:t>
+      </w:r>
+      <w:r>
+        <w:rPr>
+          <w:rStyle w:val="SourceText"/>
+        </w:rPr>
+        <w:t>03_build_corridor_mask.sh</w:t>
+      </w:r>
+      <w:r>
+        <w:rPr>
+          <w:rStyle w:val="Emphasis"/>
+        </w:rPr>
+        <w:t xml:space="preserve"> is reproduced in the Supplementary Scripts appendix.</w:t>
+      </w:r>
+    </w:p>
+    <w:p>
+      <w:pPr>
+        <w:pStyle w:val="Heading2"/>
+        <w:bidi w:val="0"/>
+        <w:jc w:val="left"/>
+        <w:rPr/>
+      </w:pPr>
+      <w:r>
+        <w:rPr/>
+        <w:t>Dilation</w:t>
+      </w:r>
+    </w:p>
+    <w:p>
+      <w:pPr>
+        <w:pStyle w:val="BodyText"/>
+        <w:bidi w:val="0"/>
+        <w:jc w:val="left"/>
+        <w:rPr/>
+      </w:pPr>
+      <w:r>
+        <w:rPr/>
+        <w:t>A dilation of two voxels was used in the example dataset at 2 mm isotropic resolution. One voxel is appropriate when registration is accurate and pilot reconstructions appear loose; four voxels serves as a sensitivity setting when registration is uncertain. The 50% atlas is already somewhat wider than the median participant's core, which is why two voxels is generally sufficient. The dilation used should be reported.</w:t>
+      </w:r>
+    </w:p>
+    <w:p>
+      <w:pPr>
+        <w:pStyle w:val="Heading2"/>
+        <w:bidi w:val="0"/>
+        <w:jc w:val="left"/>
+        <w:rPr/>
+      </w:pPr>
+      <w:r>
+        <w:rPr/>
+        <w:t>Verification</w:t>
+      </w:r>
+    </w:p>
+    <w:p>
+      <w:pPr>
+        <w:pStyle w:val="BodyText"/>
+        <w:bidi w:val="0"/>
+        <w:jc w:val="left"/>
+        <w:rPr/>
+      </w:pPr>
+      <w:r>
+        <w:rPr/>
+        <w:t>The script confirms that the seed and target voxels have value 0 in the exclusion mask (that is, are not excluded) and reports the corridor size, which should be similar across participants (roughly 1,500 to 1,900 voxels at 2 mm for VTA → hippocampus in the example dataset). A corridor much larger or smaller than the others indicates a registration problem.</w:t>
+      </w:r>
+    </w:p>
+    <w:p>
+      <w:pPr>
+        <w:pStyle w:val="BodyText"/>
+        <w:bidi w:val="0"/>
+        <w:jc w:val="left"/>
+        <w:rPr/>
+      </w:pPr>
+      <w:r>
+        <w:rPr/>
+        <w:t>Visual inspection confirms that the corridor follows a plausible path from seed to target and contains both regions (Figure S6). Contact with the ventricle or extension into cortex indicates excessive dilation or a registration error.</w:t>
+      </w:r>
+    </w:p>
+    <w:p>
+      <w:pPr>
+        <w:pStyle w:val="BodyText"/>
+        <w:bidi w:val="0"/>
+        <w:jc w:val="left"/>
+        <w:rPr/>
+      </w:pPr>
+      <w:r>
+        <w:rPr>
+          <w:rStyle w:val="Strong"/>
+        </w:rPr>
+        <w:t>Figure S6</w:t>
+      </w:r>
+    </w:p>
+    <w:p>
+      <w:pPr>
+        <w:pStyle w:val="BodyText"/>
+        <w:bidi w:val="0"/>
+        <w:jc w:val="left"/>
+        <w:rPr/>
+      </w:pPr>
+      <w:r>
+        <w:rPr>
+          <w:rStyle w:val="Emphasis"/>
+        </w:rPr>
+        <w:t>Inclusion Zone for the Anterior VTA → Hippocampus Tract</w:t>
+      </w:r>
+    </w:p>
+    <w:p>
+      <w:pPr>
+        <w:pStyle w:val="BodyText"/>
+        <w:bidi w:val="0"/>
+        <w:jc w:val="left"/>
+        <w:rPr/>
+      </w:pPr>
+      <w:r>
+        <w:rPr/>
+        <w:drawing>
+          <wp:inline distT="0" distB="0" distL="0" distR="0">
+            <wp:extent cx="5334000" cy="2495550"/>
+            <wp:effectExtent l="0" t="0" r="0" b="0"/>
+            <wp:docPr id="7" name="Image7" descr="Inclusion zone over the mean b = 0 image"/>
+            <wp:cNvGraphicFramePr>
+              <a:graphicFrameLocks xmlns:a="http://schemas.openxmlformats.org/drawingml/2006/main" noChangeAspect="1"/>
+            </wp:cNvGraphicFramePr>
+            <a:graphic xmlns:a="http://schemas.openxmlformats.org/drawingml/2006/main">
+              <a:graphicData uri="http://schemas.openxmlformats.org/drawingml/2006/picture">
+                <pic:pic xmlns:pic="http://schemas.openxmlformats.org/drawingml/2006/picture">
+                  <pic:nvPicPr>
+                    <pic:cNvPr id="7" name="Image7" descr="Inclusion zone over the mean b = 0 image"/>
+                    <pic:cNvPicPr>
+                      <a:picLocks noChangeAspect="1" noChangeArrowheads="1"/>
+                    </pic:cNvPicPr>
+                  </pic:nvPicPr>
+                  <pic:blipFill>
+                    <a:blip r:embed="rId20"/>
+                    <a:stretch>
+                      <a:fillRect/>
+                    </a:stretch>
+                  </pic:blipFill>
+                  <pic:spPr bwMode="auto">
+                    <a:xfrm>
+                      <a:off x="0" y="0"/>
+                      <a:ext cx="5334000" cy="2495550"/>
+                    </a:xfrm>
+                    <a:prstGeom prst="rect">
+                      <a:avLst/>
+                    </a:prstGeom>
+                    <a:noFill/>
+                  </pic:spPr>
+                </pic:pic>
+              </a:graphicData>
+            </a:graphic>
+          </wp:inline>
+        </w:drawing>
+      </w:r>
+    </w:p>
+    <w:p>
+      <w:pPr>
+        <w:pStyle w:val="BodyText"/>
+        <w:bidi w:val="0"/>
+        <w:jc w:val="left"/>
+        <w:rPr/>
+      </w:pPr>
+      <w:r>
+        <w:rPr>
+          <w:rStyle w:val="Emphasis"/>
+        </w:rPr>
+        <w:t>Note.</w:t>
+      </w:r>
+      <w:r>
+        <w:rPr/>
         <w:t xml:space="preserve"> Inclusion zone in cyan over the mean </w:t>
       </w:r>
       <w:r>
@@ -10650,7 +10662,7 @@
                     </pic:cNvPicPr>
                   </pic:nvPicPr>
                   <pic:blipFill>
-                    <a:blip r:embed="rId20"/>
+                    <a:blip r:embed="rId21"/>
                     <a:stretch>
                       <a:fillRect/>
                     </a:stretch>
@@ -10745,7 +10757,7 @@
                     </pic:cNvPicPr>
                   </pic:nvPicPr>
                   <pic:blipFill>
-                    <a:blip r:embed="rId21"/>
+                    <a:blip r:embed="rId22"/>
                     <a:stretch>
                       <a:fillRect/>
                     </a:stretch>
@@ -13408,7 +13420,7 @@
                     </pic:cNvPicPr>
                   </pic:nvPicPr>
                   <pic:blipFill>
-                    <a:blip r:embed="rId22"/>
+                    <a:blip r:embed="rId23"/>
                     <a:stretch>
                       <a:fillRect/>
                     </a:stretch>
@@ -13503,7 +13515,7 @@
                     </pic:cNvPicPr>
                   </pic:nvPicPr>
                   <pic:blipFill>
-                    <a:blip r:embed="rId23"/>
+                    <a:blip r:embed="rId24"/>
                     <a:stretch>
                       <a:fillRect/>
                     </a:stretch>
@@ -14056,111 +14068,6 @@
                 <pic:pic xmlns:pic="http://schemas.openxmlformats.org/drawingml/2006/picture">
                   <pic:nvPicPr>
                     <pic:cNvPr id="12" name="Image12" descr="Cleaned posterior tract"/>
-                    <pic:cNvPicPr>
-                      <a:picLocks noChangeAspect="1" noChangeArrowheads="1"/>
-                    </pic:cNvPicPr>
-                  </pic:nvPicPr>
-                  <pic:blipFill>
-                    <a:blip r:embed="rId24"/>
-                    <a:stretch>
-                      <a:fillRect/>
-                    </a:stretch>
-                  </pic:blipFill>
-                  <pic:spPr bwMode="auto">
-                    <a:xfrm>
-                      <a:off x="0" y="0"/>
-                      <a:ext cx="5334000" cy="2476500"/>
-                    </a:xfrm>
-                    <a:prstGeom prst="rect">
-                      <a:avLst/>
-                    </a:prstGeom>
-                    <a:noFill/>
-                  </pic:spPr>
-                </pic:pic>
-              </a:graphicData>
-            </a:graphic>
-          </wp:inline>
-        </w:drawing>
-      </w:r>
-    </w:p>
-    <w:p>
-      <w:pPr>
-        <w:pStyle w:val="BodyText"/>
-        <w:bidi w:val="0"/>
-        <w:jc w:val="left"/>
-        <w:rPr/>
-      </w:pPr>
-      <w:r>
-        <w:rPr>
-          <w:rStyle w:val="Emphasis"/>
-        </w:rPr>
-        <w:t>Note.</w:t>
-      </w:r>
-      <w:r>
-        <w:rPr/>
-        <w:t xml:space="preserve"> Streamline density over the mean </w:t>
-      </w:r>
-      <w:r>
-        <w:rPr>
-          <w:rStyle w:val="Emphasis"/>
-        </w:rPr>
-        <w:t>b</w:t>
-      </w:r>
-      <w:r>
-        <w:rPr/>
-        <w:t xml:space="preserve"> = 0 image. Left: axial view. Right: coronal view. The same layout applies to Figures S12 and S13.</w:t>
-      </w:r>
-    </w:p>
-    <w:p>
-      <w:pPr>
-        <w:pStyle w:val="BodyText"/>
-        <w:bidi w:val="0"/>
-        <w:jc w:val="left"/>
-        <w:rPr/>
-      </w:pPr>
-      <w:r>
-        <w:rPr>
-          <w:rStyle w:val="Strong"/>
-        </w:rPr>
-        <w:t>Figure S12</w:t>
-      </w:r>
-    </w:p>
-    <w:p>
-      <w:pPr>
-        <w:pStyle w:val="BodyText"/>
-        <w:bidi w:val="0"/>
-        <w:jc w:val="left"/>
-        <w:rPr/>
-      </w:pPr>
-      <w:r>
-        <w:rPr>
-          <w:rStyle w:val="Emphasis"/>
-        </w:rPr>
-        <w:t>Cleaned Tract at the Low End of Retention</w:t>
-      </w:r>
-    </w:p>
-    <w:p>
-      <w:pPr>
-        <w:pStyle w:val="BodyText"/>
-        <w:bidi w:val="0"/>
-        <w:jc w:val="left"/>
-        <w:rPr/>
-      </w:pPr>
-      <w:r>
-        <w:rPr/>
-        <w:drawing>
-          <wp:inline distT="0" distB="0" distL="0" distR="0">
-            <wp:extent cx="5334000" cy="2476500"/>
-            <wp:effectExtent l="0" t="0" r="0" b="0"/>
-            <wp:docPr id="13" name="Image13" descr="Cleaned tract with low retention"/>
-            <wp:cNvGraphicFramePr>
-              <a:graphicFrameLocks xmlns:a="http://schemas.openxmlformats.org/drawingml/2006/main" noChangeAspect="1"/>
-            </wp:cNvGraphicFramePr>
-            <a:graphic xmlns:a="http://schemas.openxmlformats.org/drawingml/2006/main">
-              <a:graphicData uri="http://schemas.openxmlformats.org/drawingml/2006/picture">
-                <pic:pic xmlns:pic="http://schemas.openxmlformats.org/drawingml/2006/picture">
-                  <pic:nvPicPr>
-                    <pic:cNvPr id="13" name="Image13" descr="Cleaned tract with low retention"/>
                     <pic:cNvPicPr>
                       <a:picLocks noChangeAspect="1" noChangeArrowheads="1"/>
                     </pic:cNvPicPr>
@@ -14203,6 +14110,111 @@
       </w:r>
       <w:r>
         <w:rPr/>
+        <w:t xml:space="preserve"> Streamline density over the mean </w:t>
+      </w:r>
+      <w:r>
+        <w:rPr>
+          <w:rStyle w:val="Emphasis"/>
+        </w:rPr>
+        <w:t>b</w:t>
+      </w:r>
+      <w:r>
+        <w:rPr/>
+        <w:t xml:space="preserve"> = 0 image. Left: axial view. Right: coronal view. The same layout applies to Figures S12 and S13.</w:t>
+      </w:r>
+    </w:p>
+    <w:p>
+      <w:pPr>
+        <w:pStyle w:val="BodyText"/>
+        <w:bidi w:val="0"/>
+        <w:jc w:val="left"/>
+        <w:rPr/>
+      </w:pPr>
+      <w:r>
+        <w:rPr>
+          <w:rStyle w:val="Strong"/>
+        </w:rPr>
+        <w:t>Figure S12</w:t>
+      </w:r>
+    </w:p>
+    <w:p>
+      <w:pPr>
+        <w:pStyle w:val="BodyText"/>
+        <w:bidi w:val="0"/>
+        <w:jc w:val="left"/>
+        <w:rPr/>
+      </w:pPr>
+      <w:r>
+        <w:rPr>
+          <w:rStyle w:val="Emphasis"/>
+        </w:rPr>
+        <w:t>Cleaned Tract at the Low End of Retention</w:t>
+      </w:r>
+    </w:p>
+    <w:p>
+      <w:pPr>
+        <w:pStyle w:val="BodyText"/>
+        <w:bidi w:val="0"/>
+        <w:jc w:val="left"/>
+        <w:rPr/>
+      </w:pPr>
+      <w:r>
+        <w:rPr/>
+        <w:drawing>
+          <wp:inline distT="0" distB="0" distL="0" distR="0">
+            <wp:extent cx="5334000" cy="2476500"/>
+            <wp:effectExtent l="0" t="0" r="0" b="0"/>
+            <wp:docPr id="13" name="Image13" descr="Cleaned tract with low retention"/>
+            <wp:cNvGraphicFramePr>
+              <a:graphicFrameLocks xmlns:a="http://schemas.openxmlformats.org/drawingml/2006/main" noChangeAspect="1"/>
+            </wp:cNvGraphicFramePr>
+            <a:graphic xmlns:a="http://schemas.openxmlformats.org/drawingml/2006/main">
+              <a:graphicData uri="http://schemas.openxmlformats.org/drawingml/2006/picture">
+                <pic:pic xmlns:pic="http://schemas.openxmlformats.org/drawingml/2006/picture">
+                  <pic:nvPicPr>
+                    <pic:cNvPr id="13" name="Image13" descr="Cleaned tract with low retention"/>
+                    <pic:cNvPicPr>
+                      <a:picLocks noChangeAspect="1" noChangeArrowheads="1"/>
+                    </pic:cNvPicPr>
+                  </pic:nvPicPr>
+                  <pic:blipFill>
+                    <a:blip r:embed="rId26"/>
+                    <a:stretch>
+                      <a:fillRect/>
+                    </a:stretch>
+                  </pic:blipFill>
+                  <pic:spPr bwMode="auto">
+                    <a:xfrm>
+                      <a:off x="0" y="0"/>
+                      <a:ext cx="5334000" cy="2476500"/>
+                    </a:xfrm>
+                    <a:prstGeom prst="rect">
+                      <a:avLst/>
+                    </a:prstGeom>
+                    <a:noFill/>
+                  </pic:spPr>
+                </pic:pic>
+              </a:graphicData>
+            </a:graphic>
+          </wp:inline>
+        </w:drawing>
+      </w:r>
+    </w:p>
+    <w:p>
+      <w:pPr>
+        <w:pStyle w:val="BodyText"/>
+        <w:bidi w:val="0"/>
+        <w:jc w:val="left"/>
+        <w:rPr/>
+      </w:pPr>
+      <w:r>
+        <w:rPr>
+          <w:rStyle w:val="Emphasis"/>
+        </w:rPr>
+        <w:t>Note.</w:t>
+      </w:r>
+      <w:r>
+        <w:rPr/>
         <w:t xml:space="preserve"> About a quarter of the streamlines survived cleaning; the bundle is still well formed.</w:t>
       </w:r>
     </w:p>
@@ -14261,7 +14273,7 @@
                     </pic:cNvPicPr>
                   </pic:nvPicPr>
                   <pic:blipFill>
-                    <a:blip r:embed="rId26"/>
+                    <a:blip r:embed="rId27"/>
                     <a:stretch>
                       <a:fillRect/>
                     </a:stretch>
@@ -15046,101 +15058,6 @@
                 <pic:pic xmlns:pic="http://schemas.openxmlformats.org/drawingml/2006/picture">
                   <pic:nvPicPr>
                     <pic:cNvPr id="15" name="Image15" descr="FA profile"/>
-                    <pic:cNvPicPr>
-                      <a:picLocks noChangeAspect="1" noChangeArrowheads="1"/>
-                    </pic:cNvPicPr>
-                  </pic:nvPicPr>
-                  <pic:blipFill>
-                    <a:blip r:embed="rId27"/>
-                    <a:stretch>
-                      <a:fillRect/>
-                    </a:stretch>
-                  </pic:blipFill>
-                  <pic:spPr bwMode="auto">
-                    <a:xfrm>
-                      <a:off x="0" y="0"/>
-                      <a:ext cx="5334000" cy="3762375"/>
-                    </a:xfrm>
-                    <a:prstGeom prst="rect">
-                      <a:avLst/>
-                    </a:prstGeom>
-                    <a:noFill/>
-                  </pic:spPr>
-                </pic:pic>
-              </a:graphicData>
-            </a:graphic>
-          </wp:inline>
-        </w:drawing>
-      </w:r>
-    </w:p>
-    <w:p>
-      <w:pPr>
-        <w:pStyle w:val="BodyText"/>
-        <w:bidi w:val="0"/>
-        <w:jc w:val="left"/>
-        <w:rPr/>
-      </w:pPr>
-      <w:r>
-        <w:rPr>
-          <w:rStyle w:val="Emphasis"/>
-        </w:rPr>
-        <w:t>Note.</w:t>
-      </w:r>
-      <w:r>
-        <w:rPr/>
-        <w:t xml:space="preserve"> FA peaks in deep white matter and declines toward the hippocampal end. VTA = ventral tegmental area.</w:t>
-      </w:r>
-    </w:p>
-    <w:p>
-      <w:pPr>
-        <w:pStyle w:val="BodyText"/>
-        <w:bidi w:val="0"/>
-        <w:jc w:val="left"/>
-        <w:rPr/>
-      </w:pPr>
-      <w:r>
-        <w:rPr>
-          <w:rStyle w:val="Strong"/>
-        </w:rPr>
-        <w:t>Figure S15</w:t>
-      </w:r>
-    </w:p>
-    <w:p>
-      <w:pPr>
-        <w:pStyle w:val="BodyText"/>
-        <w:bidi w:val="0"/>
-        <w:jc w:val="left"/>
-        <w:rPr/>
-      </w:pPr>
-      <w:r>
-        <w:rPr>
-          <w:rStyle w:val="Emphasis"/>
-        </w:rPr>
-        <w:t>NODDI Indices Along the Same Bundle</w:t>
-      </w:r>
-    </w:p>
-    <w:p>
-      <w:pPr>
-        <w:pStyle w:val="BodyText"/>
-        <w:bidi w:val="0"/>
-        <w:jc w:val="left"/>
-        <w:rPr/>
-      </w:pPr>
-      <w:r>
-        <w:rPr/>
-        <w:drawing>
-          <wp:inline distT="0" distB="0" distL="0" distR="0">
-            <wp:extent cx="5334000" cy="3762375"/>
-            <wp:effectExtent l="0" t="0" r="0" b="0"/>
-            <wp:docPr id="16" name="Image16" descr="NDI profile"/>
-            <wp:cNvGraphicFramePr>
-              <a:graphicFrameLocks xmlns:a="http://schemas.openxmlformats.org/drawingml/2006/main" noChangeAspect="1"/>
-            </wp:cNvGraphicFramePr>
-            <a:graphic xmlns:a="http://schemas.openxmlformats.org/drawingml/2006/main">
-              <a:graphicData uri="http://schemas.openxmlformats.org/drawingml/2006/picture">
-                <pic:pic xmlns:pic="http://schemas.openxmlformats.org/drawingml/2006/picture">
-                  <pic:nvPicPr>
-                    <pic:cNvPr id="16" name="Image16" descr="NDI profile"/>
                     <pic:cNvPicPr>
                       <a:picLocks noChangeAspect="1" noChangeArrowheads="1"/>
                     </pic:cNvPicPr>
@@ -15176,6 +15093,101 @@
         <w:rPr/>
       </w:pPr>
       <w:r>
+        <w:rPr>
+          <w:rStyle w:val="Emphasis"/>
+        </w:rPr>
+        <w:t>Note.</w:t>
+      </w:r>
+      <w:r>
+        <w:rPr/>
+        <w:t xml:space="preserve"> FA peaks in deep white matter and declines toward the hippocampal end. VTA = ventral tegmental area.</w:t>
+      </w:r>
+    </w:p>
+    <w:p>
+      <w:pPr>
+        <w:pStyle w:val="BodyText"/>
+        <w:bidi w:val="0"/>
+        <w:jc w:val="left"/>
+        <w:rPr/>
+      </w:pPr>
+      <w:r>
+        <w:rPr>
+          <w:rStyle w:val="Strong"/>
+        </w:rPr>
+        <w:t>Figure S15</w:t>
+      </w:r>
+    </w:p>
+    <w:p>
+      <w:pPr>
+        <w:pStyle w:val="BodyText"/>
+        <w:bidi w:val="0"/>
+        <w:jc w:val="left"/>
+        <w:rPr/>
+      </w:pPr>
+      <w:r>
+        <w:rPr>
+          <w:rStyle w:val="Emphasis"/>
+        </w:rPr>
+        <w:t>NODDI Indices Along the Same Bundle</w:t>
+      </w:r>
+    </w:p>
+    <w:p>
+      <w:pPr>
+        <w:pStyle w:val="BodyText"/>
+        <w:bidi w:val="0"/>
+        <w:jc w:val="left"/>
+        <w:rPr/>
+      </w:pPr>
+      <w:r>
+        <w:rPr/>
+        <w:drawing>
+          <wp:inline distT="0" distB="0" distL="0" distR="0">
+            <wp:extent cx="5334000" cy="3762375"/>
+            <wp:effectExtent l="0" t="0" r="0" b="0"/>
+            <wp:docPr id="16" name="Image16" descr="NDI profile"/>
+            <wp:cNvGraphicFramePr>
+              <a:graphicFrameLocks xmlns:a="http://schemas.openxmlformats.org/drawingml/2006/main" noChangeAspect="1"/>
+            </wp:cNvGraphicFramePr>
+            <a:graphic xmlns:a="http://schemas.openxmlformats.org/drawingml/2006/main">
+              <a:graphicData uri="http://schemas.openxmlformats.org/drawingml/2006/picture">
+                <pic:pic xmlns:pic="http://schemas.openxmlformats.org/drawingml/2006/picture">
+                  <pic:nvPicPr>
+                    <pic:cNvPr id="16" name="Image16" descr="NDI profile"/>
+                    <pic:cNvPicPr>
+                      <a:picLocks noChangeAspect="1" noChangeArrowheads="1"/>
+                    </pic:cNvPicPr>
+                  </pic:nvPicPr>
+                  <pic:blipFill>
+                    <a:blip r:embed="rId29"/>
+                    <a:stretch>
+                      <a:fillRect/>
+                    </a:stretch>
+                  </pic:blipFill>
+                  <pic:spPr bwMode="auto">
+                    <a:xfrm>
+                      <a:off x="0" y="0"/>
+                      <a:ext cx="5334000" cy="3762375"/>
+                    </a:xfrm>
+                    <a:prstGeom prst="rect">
+                      <a:avLst/>
+                    </a:prstGeom>
+                    <a:noFill/>
+                  </pic:spPr>
+                </pic:pic>
+              </a:graphicData>
+            </a:graphic>
+          </wp:inline>
+        </w:drawing>
+      </w:r>
+    </w:p>
+    <w:p>
+      <w:pPr>
+        <w:pStyle w:val="BodyText"/>
+        <w:bidi w:val="0"/>
+        <w:jc w:val="left"/>
+        <w:rPr/>
+      </w:pPr>
+      <w:r>
         <w:rPr/>
         <w:drawing>
           <wp:inline distT="0" distB="0" distL="0" distR="0">
@@ -15195,7 +15207,7 @@
                     </pic:cNvPicPr>
                   </pic:nvPicPr>
                   <pic:blipFill>
-                    <a:blip r:embed="rId29"/>
+                    <a:blip r:embed="rId30"/>
                     <a:stretch>
                       <a:fillRect/>
                     </a:stretch>
@@ -15239,101 +15251,6 @@
                 <pic:pic xmlns:pic="http://schemas.openxmlformats.org/drawingml/2006/picture">
                   <pic:nvPicPr>
                     <pic:cNvPr id="18" name="Image18" descr="FWF profile"/>
-                    <pic:cNvPicPr>
-                      <a:picLocks noChangeAspect="1" noChangeArrowheads="1"/>
-                    </pic:cNvPicPr>
-                  </pic:nvPicPr>
-                  <pic:blipFill>
-                    <a:blip r:embed="rId30"/>
-                    <a:stretch>
-                      <a:fillRect/>
-                    </a:stretch>
-                  </pic:blipFill>
-                  <pic:spPr bwMode="auto">
-                    <a:xfrm>
-                      <a:off x="0" y="0"/>
-                      <a:ext cx="5334000" cy="3762375"/>
-                    </a:xfrm>
-                    <a:prstGeom prst="rect">
-                      <a:avLst/>
-                    </a:prstGeom>
-                    <a:noFill/>
-                  </pic:spPr>
-                </pic:pic>
-              </a:graphicData>
-            </a:graphic>
-          </wp:inline>
-        </w:drawing>
-      </w:r>
-    </w:p>
-    <w:p>
-      <w:pPr>
-        <w:pStyle w:val="BodyText"/>
-        <w:bidi w:val="0"/>
-        <w:jc w:val="left"/>
-        <w:rPr/>
-      </w:pPr>
-      <w:r>
-        <w:rPr>
-          <w:rStyle w:val="Emphasis"/>
-        </w:rPr>
-        <w:t>Note.</w:t>
-      </w:r>
-      <w:r>
-        <w:rPr/>
-        <w:t xml:space="preserve"> NDI (top), ODI (middle) and FWF (bottom). NDI is high near the VTA and increases again toward the hippocampus; ODI is higher at both ends where fibres fan; FWF rises sharply at the hippocampal end adjacent to cerebrospinal fluid.</w:t>
-      </w:r>
-    </w:p>
-    <w:p>
-      <w:pPr>
-        <w:pStyle w:val="BodyText"/>
-        <w:bidi w:val="0"/>
-        <w:jc w:val="left"/>
-        <w:rPr/>
-      </w:pPr>
-      <w:r>
-        <w:rPr>
-          <w:rStyle w:val="Strong"/>
-        </w:rPr>
-        <w:t>Figure S16</w:t>
-      </w:r>
-    </w:p>
-    <w:p>
-      <w:pPr>
-        <w:pStyle w:val="BodyText"/>
-        <w:bidi w:val="0"/>
-        <w:jc w:val="left"/>
-        <w:rPr/>
-      </w:pPr>
-      <w:r>
-        <w:rPr>
-          <w:rStyle w:val="Emphasis"/>
-        </w:rPr>
-        <w:t>NDI Along the Anterior Tract for the Same Participant</w:t>
-      </w:r>
-    </w:p>
-    <w:p>
-      <w:pPr>
-        <w:pStyle w:val="BodyText"/>
-        <w:bidi w:val="0"/>
-        <w:jc w:val="left"/>
-        <w:rPr/>
-      </w:pPr>
-      <w:r>
-        <w:rPr/>
-        <w:drawing>
-          <wp:inline distT="0" distB="0" distL="0" distR="0">
-            <wp:extent cx="5334000" cy="3762375"/>
-            <wp:effectExtent l="0" t="0" r="0" b="0"/>
-            <wp:docPr id="19" name="Image19" descr="NDI profile, anterior tract"/>
-            <wp:cNvGraphicFramePr>
-              <a:graphicFrameLocks xmlns:a="http://schemas.openxmlformats.org/drawingml/2006/main" noChangeAspect="1"/>
-            </wp:cNvGraphicFramePr>
-            <a:graphic xmlns:a="http://schemas.openxmlformats.org/drawingml/2006/main">
-              <a:graphicData uri="http://schemas.openxmlformats.org/drawingml/2006/picture">
-                <pic:pic xmlns:pic="http://schemas.openxmlformats.org/drawingml/2006/picture">
-                  <pic:nvPicPr>
-                    <pic:cNvPr id="19" name="Image19" descr="NDI profile, anterior tract"/>
                     <pic:cNvPicPr>
                       <a:picLocks noChangeAspect="1" noChangeArrowheads="1"/>
                     </pic:cNvPicPr>
@@ -15376,6 +15293,101 @@
       </w:r>
       <w:r>
         <w:rPr/>
+        <w:t xml:space="preserve"> NDI (top), ODI (middle) and FWF (bottom). NDI is high near the VTA and increases again toward the hippocampus; ODI is higher at both ends where fibres fan; FWF rises sharply at the hippocampal end adjacent to cerebrospinal fluid.</w:t>
+      </w:r>
+    </w:p>
+    <w:p>
+      <w:pPr>
+        <w:pStyle w:val="BodyText"/>
+        <w:bidi w:val="0"/>
+        <w:jc w:val="left"/>
+        <w:rPr/>
+      </w:pPr>
+      <w:r>
+        <w:rPr>
+          <w:rStyle w:val="Strong"/>
+        </w:rPr>
+        <w:t>Figure S16</w:t>
+      </w:r>
+    </w:p>
+    <w:p>
+      <w:pPr>
+        <w:pStyle w:val="BodyText"/>
+        <w:bidi w:val="0"/>
+        <w:jc w:val="left"/>
+        <w:rPr/>
+      </w:pPr>
+      <w:r>
+        <w:rPr>
+          <w:rStyle w:val="Emphasis"/>
+        </w:rPr>
+        <w:t>NDI Along the Anterior Tract for the Same Participant</w:t>
+      </w:r>
+    </w:p>
+    <w:p>
+      <w:pPr>
+        <w:pStyle w:val="BodyText"/>
+        <w:bidi w:val="0"/>
+        <w:jc w:val="left"/>
+        <w:rPr/>
+      </w:pPr>
+      <w:r>
+        <w:rPr/>
+        <w:drawing>
+          <wp:inline distT="0" distB="0" distL="0" distR="0">
+            <wp:extent cx="5334000" cy="3762375"/>
+            <wp:effectExtent l="0" t="0" r="0" b="0"/>
+            <wp:docPr id="19" name="Image19" descr="NDI profile, anterior tract"/>
+            <wp:cNvGraphicFramePr>
+              <a:graphicFrameLocks xmlns:a="http://schemas.openxmlformats.org/drawingml/2006/main" noChangeAspect="1"/>
+            </wp:cNvGraphicFramePr>
+            <a:graphic xmlns:a="http://schemas.openxmlformats.org/drawingml/2006/main">
+              <a:graphicData uri="http://schemas.openxmlformats.org/drawingml/2006/picture">
+                <pic:pic xmlns:pic="http://schemas.openxmlformats.org/drawingml/2006/picture">
+                  <pic:nvPicPr>
+                    <pic:cNvPr id="19" name="Image19" descr="NDI profile, anterior tract"/>
+                    <pic:cNvPicPr>
+                      <a:picLocks noChangeAspect="1" noChangeArrowheads="1"/>
+                    </pic:cNvPicPr>
+                  </pic:nvPicPr>
+                  <pic:blipFill>
+                    <a:blip r:embed="rId32"/>
+                    <a:stretch>
+                      <a:fillRect/>
+                    </a:stretch>
+                  </pic:blipFill>
+                  <pic:spPr bwMode="auto">
+                    <a:xfrm>
+                      <a:off x="0" y="0"/>
+                      <a:ext cx="5334000" cy="3762375"/>
+                    </a:xfrm>
+                    <a:prstGeom prst="rect">
+                      <a:avLst/>
+                    </a:prstGeom>
+                    <a:noFill/>
+                  </pic:spPr>
+                </pic:pic>
+              </a:graphicData>
+            </a:graphic>
+          </wp:inline>
+        </w:drawing>
+      </w:r>
+    </w:p>
+    <w:p>
+      <w:pPr>
+        <w:pStyle w:val="BodyText"/>
+        <w:bidi w:val="0"/>
+        <w:jc w:val="left"/>
+        <w:rPr/>
+      </w:pPr>
+      <w:r>
+        <w:rPr>
+          <w:rStyle w:val="Emphasis"/>
+        </w:rPr>
+        <w:t>Note.</w:t>
+      </w:r>
+      <w:r>
+        <w:rPr/>
         <w:t xml:space="preserve"> The anterior tract shares the early trajectory and diverges late.</w:t>
       </w:r>
     </w:p>
@@ -16835,7 +16847,7 @@
         <w:jc w:val="left"/>
         <w:rPr/>
       </w:pPr>
-      <w:hyperlink r:id="rId32">
+      <w:hyperlink r:id="rId33">
         <w:r>
           <w:rPr>
             <w:rStyle w:val="Hyperlink"/>
@@ -16850,7 +16862,7 @@
         <w:rPr/>
         <w:t xml:space="preserve"> · </w:t>
       </w:r>
-      <w:hyperlink r:id="rId33">
+      <w:hyperlink r:id="rId34">
         <w:r>
           <w:rPr>
             <w:rStyle w:val="Hyperlink"/>
@@ -22253,7 +22265,65 @@
       </w:pPr>
       <w:r>
         <w:rPr/>
-        <w:t xml:space="preserve">When preprocessing ends at the tensor fit, as in the TUBRIC pipeline, the following MRtrix3 commands produce the normalized white-matter fibre orientation distribution (FOD) image required by the workflow. Response functions are estimated per participant with the unsupervised method of Dhollander et al. (2016), averaged across participants, and used for multi-shell multi-tissue constrained spherical deconvolution (Jeurissen et al., 2014) followed by intensity normalisation (Raffelt et al., 2017). The script </w:t>
+        <w:t xml:space="preserve">The </w:t>
+      </w:r>
+      <w:hyperlink r:id="rId35">
+        <w:r>
+          <w:rPr>
+            <w:rStyle w:val="Hyperlink"/>
+          </w:rPr>
+          <w:t>Diffusion MRI Preprocessing tutorial</w:t>
+        </w:r>
+      </w:hyperlink>
+      <w:r>
+        <w:rPr/>
+        <w:t xml:space="preserve"> covers this as its Steps 11 and 12 (</w:t>
+      </w:r>
+      <w:hyperlink r:id="rId36">
+        <w:r>
+          <w:rPr>
+            <w:rStyle w:val="Hyperlink"/>
+          </w:rPr>
+          <w:t>response functions</w:t>
+        </w:r>
+      </w:hyperlink>
+      <w:r>
+        <w:rPr/>
+        <w:t xml:space="preserve">, </w:t>
+      </w:r>
+      <w:hyperlink r:id="rId37">
+        <w:r>
+          <w:rPr>
+            <w:rStyle w:val="Hyperlink"/>
+          </w:rPr>
+          <w:t>FOD estimation</w:t>
+        </w:r>
+      </w:hyperlink>
+      <w:r>
+        <w:rPr/>
+        <w:t xml:space="preserve">) and is the fuller description. The commands are repeated here for readers whose preprocessing ended at the tensor fit and who arrive without a </w:t>
+      </w:r>
+      <w:r>
+        <w:rPr>
+          <w:rStyle w:val="SourceText"/>
+        </w:rPr>
+        <w:t>wm_fod_norm.mif</w:t>
+      </w:r>
+      <w:r>
+        <w:rPr/>
+        <w:t>.</w:t>
+      </w:r>
+    </w:p>
+    <w:p>
+      <w:pPr>
+        <w:pStyle w:val="BodyText"/>
+        <w:bidi w:val="0"/>
+        <w:jc w:val="left"/>
+        <w:rPr/>
+      </w:pPr>
+      <w:r>
+        <w:rPr/>
+        <w:t xml:space="preserve">Response functions are estimated per participant with the unsupervised method of Dhollander et al. (2016), averaged across participants, and used for multi-shell multi-tissue constrained spherical deconvolution (Jeurissen et al., 2014) followed by intensity normalisation (Raffelt et al., 2017). The group average ties the cohort together: adding participants later changes it, so their fibre orientation distributions are comparable with the earlier ones only if every participant is refitted. The script </w:t>
       </w:r>
       <w:r>
         <w:rPr>
@@ -24073,7 +24143,7 @@
         <w:rPr/>
         <w:t xml:space="preserve">The scripts from which these were generalized are in the </w:t>
       </w:r>
-      <w:hyperlink r:id="rId34">
+      <w:hyperlink r:id="rId38">
         <w:r>
           <w:rPr>
             <w:rStyle w:val="Hyperlink"/>
@@ -24120,7 +24190,7 @@
         <w:rPr/>
         <w:t xml:space="preserve">The whole tutorial is also available as a single document, with tables and figures numbered S1, S2 and so on and the scripts in an appendix: </w:t>
       </w:r>
-      <w:hyperlink r:id="rId35">
+      <w:hyperlink r:id="rId39">
         <w:r>
           <w:rPr>
             <w:rStyle w:val="Hyperlink"/>
@@ -24132,7 +24202,7 @@
         <w:rPr/>
         <w:t xml:space="preserve"> and </w:t>
       </w:r>
-      <w:hyperlink r:id="rId36">
+      <w:hyperlink r:id="rId40">
         <w:r>
           <w:rPr>
             <w:rStyle w:val="Hyperlink"/>
@@ -25387,7 +25457,7 @@
         <w:rPr/>
         <w:t xml:space="preserve">(1), 26–41. </w:t>
       </w:r>
-      <w:hyperlink r:id="rId37">
+      <w:hyperlink r:id="rId41">
         <w:r>
           <w:rPr>
             <w:rStyle w:val="Hyperlink"/>
@@ -25417,7 +25487,7 @@
         <w:rPr/>
         <w:t xml:space="preserve">, 32–44. </w:t>
       </w:r>
-      <w:hyperlink r:id="rId38">
+      <w:hyperlink r:id="rId42">
         <w:r>
           <w:rPr>
             <w:rStyle w:val="Hyperlink"/>
@@ -25469,7 +25539,7 @@
         <w:rPr/>
         <w:t xml:space="preserve">(7), 1256–1265. </w:t>
       </w:r>
-      <w:hyperlink r:id="rId39">
+      <w:hyperlink r:id="rId43">
         <w:r>
           <w:rPr>
             <w:rStyle w:val="Hyperlink"/>
@@ -25499,7 +25569,7 @@
         <w:rPr/>
         <w:t xml:space="preserve">(4), 292–298. </w:t>
       </w:r>
-      <w:hyperlink r:id="rId40">
+      <w:hyperlink r:id="rId44">
         <w:r>
           <w:rPr>
             <w:rStyle w:val="Hyperlink"/>
@@ -25529,7 +25599,7 @@
         <w:rPr/>
         <w:t xml:space="preserve">, 175. </w:t>
       </w:r>
-      <w:hyperlink r:id="rId41">
+      <w:hyperlink r:id="rId45">
         <w:r>
           <w:rPr>
             <w:rStyle w:val="Hyperlink"/>
@@ -25559,7 +25629,7 @@
         <w:rPr/>
         <w:t xml:space="preserve">, 8. </w:t>
       </w:r>
-      <w:hyperlink r:id="rId42">
+      <w:hyperlink r:id="rId46">
         <w:r>
           <w:rPr>
             <w:rStyle w:val="Hyperlink"/>
@@ -25589,7 +25659,7 @@
         <w:rPr/>
         <w:t xml:space="preserve">, 119474. </w:t>
       </w:r>
-      <w:hyperlink r:id="rId43">
+      <w:hyperlink r:id="rId47">
         <w:r>
           <w:rPr>
             <w:rStyle w:val="Hyperlink"/>
@@ -25619,7 +25689,7 @@
         <w:rPr/>
         <w:t xml:space="preserve">(2), 782–790. </w:t>
       </w:r>
-      <w:hyperlink r:id="rId44">
+      <w:hyperlink r:id="rId48">
         <w:r>
           <w:rPr>
             <w:rStyle w:val="Hyperlink"/>
@@ -25649,7 +25719,7 @@
         <w:rPr/>
         <w:t xml:space="preserve">, 411–426. </w:t>
       </w:r>
-      <w:hyperlink r:id="rId45">
+      <w:hyperlink r:id="rId49">
         <w:r>
           <w:rPr>
             <w:rStyle w:val="Hyperlink"/>
@@ -25679,7 +25749,7 @@
         <w:rPr/>
         <w:t xml:space="preserve">(1). </w:t>
       </w:r>
-      <w:hyperlink r:id="rId46">
+      <w:hyperlink r:id="rId50">
         <w:r>
           <w:rPr>
             <w:rStyle w:val="Hyperlink"/>
@@ -25709,7 +25779,7 @@
         <w:rPr/>
         <w:t xml:space="preserve">(2–3), 155–171. </w:t>
       </w:r>
-      <w:hyperlink r:id="rId47">
+      <w:hyperlink r:id="rId51">
         <w:r>
           <w:rPr>
             <w:rStyle w:val="Hyperlink"/>
@@ -25739,7 +25809,7 @@
         <w:rPr/>
         <w:t xml:space="preserve">, 580–589. </w:t>
       </w:r>
-      <w:hyperlink r:id="rId48">
+      <w:hyperlink r:id="rId52">
         <w:r>
           <w:rPr>
             <w:rStyle w:val="Hyperlink"/>
@@ -25769,7 +25839,7 @@
         <w:rPr/>
         <w:t xml:space="preserve">, 118749. </w:t>
       </w:r>
-      <w:hyperlink r:id="rId49">
+      <w:hyperlink r:id="rId53">
         <w:r>
           <w:rPr>
             <w:rStyle w:val="Hyperlink"/>
@@ -25799,7 +25869,7 @@
         <w:rPr/>
         <w:t xml:space="preserve">, 180063. </w:t>
       </w:r>
-      <w:hyperlink r:id="rId50">
+      <w:hyperlink r:id="rId54">
         <w:r>
           <w:rPr>
             <w:rStyle w:val="Hyperlink"/>
@@ -25873,7 +25943,7 @@
         <w:rPr/>
         <w:t xml:space="preserve">, 116137. </w:t>
       </w:r>
-      <w:hyperlink r:id="rId51">
+      <w:hyperlink r:id="rId55">
         <w:r>
           <w:rPr>
             <w:rStyle w:val="Hyperlink"/>
@@ -25903,7 +25973,7 @@
         <w:rPr/>
         <w:t xml:space="preserve">, 1155–1167. </w:t>
       </w:r>
-      <w:hyperlink r:id="rId52">
+      <w:hyperlink r:id="rId56">
         <w:r>
           <w:rPr>
             <w:rStyle w:val="Hyperlink"/>
@@ -25933,7 +26003,7 @@
         <w:rPr/>
         <w:t xml:space="preserve">(5), 1165–1177. </w:t>
       </w:r>
-      <w:hyperlink r:id="rId53">
+      <w:hyperlink r:id="rId57">
         <w:r>
           <w:rPr>
             <w:rStyle w:val="Hyperlink"/>
@@ -25963,7 +26033,7 @@
         <w:rPr/>
         <w:t xml:space="preserve">, 318–331. </w:t>
       </w:r>
-      <w:hyperlink r:id="rId54">
+      <w:hyperlink r:id="rId58">
         <w:r>
           <w:rPr>
             <w:rStyle w:val="Hyperlink"/>
@@ -25993,7 +26063,7 @@
         <w:rPr/>
         <w:t xml:space="preserve">, 239–253. </w:t>
       </w:r>
-      <w:hyperlink r:id="rId55">
+      <w:hyperlink r:id="rId59">
         <w:r>
           <w:rPr>
             <w:rStyle w:val="Hyperlink"/>
@@ -26023,7 +26093,7 @@
         <w:rPr/>
         <w:t xml:space="preserve">, 381–397. </w:t>
       </w:r>
-      <w:hyperlink r:id="rId56">
+      <w:hyperlink r:id="rId60">
         <w:r>
           <w:rPr>
             <w:rStyle w:val="Hyperlink"/>
@@ -26053,7 +26123,7 @@
         <w:rPr/>
         <w:t xml:space="preserve">(11), e49790. </w:t>
       </w:r>
-      <w:hyperlink r:id="rId57">
+      <w:hyperlink r:id="rId61">
         <w:r>
           <w:rPr>
             <w:rStyle w:val="Hyperlink"/>
@@ -26083,7 +26153,7 @@
         <w:rPr/>
         <w:t xml:space="preserve">(4), 1000–1016. </w:t>
       </w:r>
-      <w:hyperlink r:id="rId58">
+      <w:hyperlink r:id="rId62">
         <w:r>
           <w:rPr>
             <w:rStyle w:val="Hyperlink"/>

--- a/static/supplement/MesoConnect_Supplementary_Methods.docx
+++ b/static/supplement/MesoConnect_Supplementary_Methods.docx
@@ -987,18 +987,6 @@
       <w:r>
         <w:rPr/>
         <w:t>Modes of use</w:t>
-      </w:r>
-    </w:p>
-    <w:p>
-      <w:pPr>
-        <w:pStyle w:val="BodyText"/>
-        <w:bidi w:val="0"/>
-        <w:jc w:val="left"/>
-        <w:rPr/>
-      </w:pPr>
-      <w:r>
-        <w:rPr/>
-        <w:t>Three modes of use are supported.</w:t>
       </w:r>
     </w:p>
     <w:p>

--- a/static/supplement/MesoConnect_Supplementary_Methods.docx
+++ b/static/supplement/MesoConnect_Supplementary_Methods.docx
@@ -94,7 +94,7 @@
       </w:pPr>
       <w:r>
         <w:rPr/>
-        <w:t>The MesoConnect Atlas is a probabilistic atlas of mesolimbic white-matter pathways derived from 7 T diffusion magnetic resonance imaging data of the Human Connectome Project (HCP; Vu et al., 2015). It covers connections among the ventral tegmental area (VTA), hippocampus, nucleus accumbens, ventral pallidum and amygdala. This tutorial describes how to reconstruct those pathways in new participants using the atlas as an anatomical constraint on participant-level tractography, and how to quantify microstructure along the reconstructed bundles.</w:t>
+        <w:t>The MesoConnect Atlas is a probabilistic atlas of mesolimbic white-matter pathways derived from 7 T diffusion magnetic resonance imaging data of the Human Connectome Project (HCP; Vu et al., 2015). It comprises seven bilateral pathways connecting the ventral tegmental area (VTA), hippocampus, nucleus accumbens, ventral pallidum and amygdala, distributed as a single package (Downloads). This tutorial describes how to reconstruct those pathways in new participants using the atlas as an anatomical constraint on participant-level tractography, and how to quantify microstructure along the reconstructed bundles.</w:t>
       </w:r>
     </w:p>
     <w:p>
@@ -183,7 +183,7 @@
           <w:rPr>
             <w:rStyle w:val="Hyperlink"/>
           </w:rPr>
-          <w:t>output contract</w:t>
+          <w:t>list of required outputs</w:t>
         </w:r>
       </w:hyperlink>
       <w:r>
@@ -257,8 +257,8 @@
         </w:tblCellMar>
       </w:tblPr>
       <w:tblGrid>
-        <w:gridCol w:w="1902"/>
-        <w:gridCol w:w="7458"/>
+        <w:gridCol w:w="1866"/>
+        <w:gridCol w:w="7494"/>
       </w:tblGrid>
       <w:tr>
         <w:trPr>
@@ -266,7 +266,7 @@
         </w:trPr>
         <w:tc>
           <w:tcPr>
-            <w:tcW w:w="1902" w:type="dxa"/>
+            <w:tcW w:w="1866" w:type="dxa"/>
             <w:tcBorders>
               <w:top w:val="single" w:sz="6" w:space="0" w:color="808080"/>
               <w:bottom w:val="single" w:sz="2" w:space="0" w:color="808080"/>
@@ -289,7 +289,7 @@
         </w:tc>
         <w:tc>
           <w:tcPr>
-            <w:tcW w:w="7458" w:type="dxa"/>
+            <w:tcW w:w="7494" w:type="dxa"/>
             <w:tcBorders>
               <w:top w:val="single" w:sz="6" w:space="0" w:color="808080"/>
               <w:bottom w:val="single" w:sz="2" w:space="0" w:color="808080"/>
@@ -315,7 +315,7 @@
         <w:trPr/>
         <w:tc>
           <w:tcPr>
-            <w:tcW w:w="1902" w:type="dxa"/>
+            <w:tcW w:w="1866" w:type="dxa"/>
             <w:tcBorders/>
             <w:vAlign w:val="center"/>
           </w:tcPr>
@@ -336,7 +336,7 @@
         </w:tc>
         <w:tc>
           <w:tcPr>
-            <w:tcW w:w="7458" w:type="dxa"/>
+            <w:tcW w:w="7494" w:type="dxa"/>
             <w:tcBorders/>
             <w:vAlign w:val="center"/>
           </w:tcPr>
@@ -351,7 +351,7 @@
             </w:pPr>
             <w:r>
               <w:rPr/>
-              <w:t>File types, tract families, sources of the seed and target regions, downloads</w:t>
+              <w:t>The seven pathways, how the atlas was constructed, sources of the seed and target regions, the complete package for download</w:t>
             </w:r>
           </w:p>
         </w:tc>
@@ -360,7 +360,7 @@
         <w:trPr/>
         <w:tc>
           <w:tcPr>
-            <w:tcW w:w="1902" w:type="dxa"/>
+            <w:tcW w:w="1866" w:type="dxa"/>
             <w:tcBorders/>
             <w:vAlign w:val="center"/>
           </w:tcPr>
@@ -381,7 +381,7 @@
         </w:tc>
         <w:tc>
           <w:tcPr>
-            <w:tcW w:w="7458" w:type="dxa"/>
+            <w:tcW w:w="7494" w:type="dxa"/>
             <w:tcBorders/>
             <w:vAlign w:val="center"/>
           </w:tcPr>
@@ -405,7 +405,7 @@
         <w:trPr/>
         <w:tc>
           <w:tcPr>
-            <w:tcW w:w="1902" w:type="dxa"/>
+            <w:tcW w:w="1866" w:type="dxa"/>
             <w:tcBorders/>
             <w:vAlign w:val="center"/>
           </w:tcPr>
@@ -426,7 +426,7 @@
         </w:tc>
         <w:tc>
           <w:tcPr>
-            <w:tcW w:w="7458" w:type="dxa"/>
+            <w:tcW w:w="7494" w:type="dxa"/>
             <w:tcBorders/>
             <w:vAlign w:val="center"/>
           </w:tcPr>
@@ -450,7 +450,7 @@
         <w:trPr/>
         <w:tc>
           <w:tcPr>
-            <w:tcW w:w="1902" w:type="dxa"/>
+            <w:tcW w:w="1866" w:type="dxa"/>
             <w:tcBorders/>
             <w:vAlign w:val="center"/>
           </w:tcPr>
@@ -471,7 +471,7 @@
         </w:tc>
         <w:tc>
           <w:tcPr>
-            <w:tcW w:w="7458" w:type="dxa"/>
+            <w:tcW w:w="7494" w:type="dxa"/>
             <w:tcBorders/>
             <w:vAlign w:val="center"/>
           </w:tcPr>
@@ -495,7 +495,7 @@
         <w:trPr/>
         <w:tc>
           <w:tcPr>
-            <w:tcW w:w="1902" w:type="dxa"/>
+            <w:tcW w:w="1866" w:type="dxa"/>
             <w:tcBorders>
               <w:bottom w:val="single" w:sz="6" w:space="0" w:color="808080"/>
             </w:tcBorders>
@@ -518,7 +518,7 @@
         </w:tc>
         <w:tc>
           <w:tcPr>
-            <w:tcW w:w="7458" w:type="dxa"/>
+            <w:tcW w:w="7494" w:type="dxa"/>
             <w:tcBorders>
               <w:bottom w:val="single" w:sz="6" w:space="0" w:color="808080"/>
             </w:tcBorders>
@@ -595,7 +595,7 @@
       </w:pPr>
       <w:r>
         <w:rPr/>
-        <w:t>The MesoConnect Atlas comprises group probabilistic maps of mesolimbic tracts connecting the ventral tegmental area (VTA), hippocampus, nucleus accumbens, ventral pallidum and amygdala. The maps were generated from Human Connectome Project (HCP) 7 T diffusion data (Vu et al., 2015) using probabilistic tractography (Tournier et al., 2010) with tract-specific exclusion masks, streamline cleaning and group-level probabilistic mapping, and are distributed in Montreal Neurological Institute (MNI) space on the FSL MNI152 1 mm grid (182 × 218 × 182 voxels).</w:t>
+        <w:t>The MesoConnect Atlas comprises group probabilistic maps of seven bilateral mesolimbic pathways connecting the ventral tegmental area (VTA), hippocampus, nucleus accumbens (NAc), ventral pallidum (VP) and amygdala. The maps were generated from Human Connectome Project (HCP) 7 T diffusion data (Vu et al., 2015) using probabilistic tractography (Tournier et al., 2010) with pathway-specific anatomical constraints, streamline cleaning and group-level probabilistic mapping (see Atlas construction), and are distributed in Montreal Neurological Institute (MNI) space on the FSL MNI152 1 mm grid (182 × 218 × 182 voxels).</w:t>
       </w:r>
     </w:p>
     <w:p>
@@ -607,6 +607,113 @@
       </w:pPr>
       <w:r>
         <w:rPr/>
+        <w:t>The atlas authors organize the seven pathways into three groupings (Figure S1): regulation of motivated behaviour (hippocampus → NAc → VP; VP → VTA), motivated memory (VTA → anterior hippocampus; VTA → posterior hippocampus), and motivated salience and learning (inferior VTA → NAc; superior VTA → NAc; VTA → amygdala). The groupings organize the atlas for navigation; they do not imply a fixed one-pathway, one-function mapping, and the pathways are overlapping components of a broader circuit.</w:t>
+      </w:r>
+    </w:p>
+    <w:p>
+      <w:pPr>
+        <w:pStyle w:val="BodyText"/>
+        <w:bidi w:val="0"/>
+        <w:jc w:val="left"/>
+        <w:rPr/>
+      </w:pPr>
+      <w:r>
+        <w:rPr>
+          <w:rStyle w:val="Strong"/>
+        </w:rPr>
+        <w:t>Figure S1</w:t>
+      </w:r>
+    </w:p>
+    <w:p>
+      <w:pPr>
+        <w:pStyle w:val="BodyText"/>
+        <w:bidi w:val="0"/>
+        <w:jc w:val="left"/>
+        <w:rPr/>
+      </w:pPr>
+      <w:r>
+        <w:rPr>
+          <w:rStyle w:val="Emphasis"/>
+        </w:rPr>
+        <w:t>The Seven Pathways of the MesoConnect Atlas</w:t>
+      </w:r>
+    </w:p>
+    <w:p>
+      <w:pPr>
+        <w:pStyle w:val="BodyText"/>
+        <w:bidi w:val="0"/>
+        <w:jc w:val="left"/>
+        <w:rPr/>
+      </w:pPr>
+      <w:r>
+        <w:rPr/>
+        <w:drawing>
+          <wp:inline distT="0" distB="0" distL="0" distR="0">
+            <wp:extent cx="5334000" cy="3514725"/>
+            <wp:effectExtent l="0" t="0" r="0" b="0"/>
+            <wp:docPr id="1" name="Image1" descr="The seven pathways of the MesoConnect Atlas with their regions of interest"/>
+            <wp:cNvGraphicFramePr>
+              <a:graphicFrameLocks xmlns:a="http://schemas.openxmlformats.org/drawingml/2006/main" noChangeAspect="1"/>
+            </wp:cNvGraphicFramePr>
+            <a:graphic xmlns:a="http://schemas.openxmlformats.org/drawingml/2006/main">
+              <a:graphicData uri="http://schemas.openxmlformats.org/drawingml/2006/picture">
+                <pic:pic xmlns:pic="http://schemas.openxmlformats.org/drawingml/2006/picture">
+                  <pic:nvPicPr>
+                    <pic:cNvPr id="1" name="Image1" descr="The seven pathways of the MesoConnect Atlas with their regions of interest"/>
+                    <pic:cNvPicPr>
+                      <a:picLocks noChangeAspect="1" noChangeArrowheads="1"/>
+                    </pic:cNvPicPr>
+                  </pic:nvPicPr>
+                  <pic:blipFill>
+                    <a:blip r:embed="rId4"/>
+                    <a:stretch>
+                      <a:fillRect/>
+                    </a:stretch>
+                  </pic:blipFill>
+                  <pic:spPr bwMode="auto">
+                    <a:xfrm>
+                      <a:off x="0" y="0"/>
+                      <a:ext cx="5334000" cy="3514725"/>
+                    </a:xfrm>
+                    <a:prstGeom prst="rect">
+                      <a:avLst/>
+                    </a:prstGeom>
+                    <a:noFill/>
+                  </pic:spPr>
+                </pic:pic>
+              </a:graphicData>
+            </a:graphic>
+          </wp:inline>
+        </w:drawing>
+      </w:r>
+    </w:p>
+    <w:p>
+      <w:pPr>
+        <w:pStyle w:val="BodyText"/>
+        <w:bidi w:val="0"/>
+        <w:jc w:val="left"/>
+        <w:rPr/>
+      </w:pPr>
+      <w:r>
+        <w:rPr>
+          <w:rStyle w:val="Emphasis"/>
+        </w:rPr>
+        <w:t>Note.</w:t>
+      </w:r>
+      <w:r>
+        <w:rPr/>
+        <w:t xml:space="preserve"> Orange indicates each group-average pathway at the 50% threshold; region colours are given in the figure. Figure from the MesoConnect repository (CC BY 4.0).</w:t>
+      </w:r>
+    </w:p>
+    <w:p>
+      <w:pPr>
+        <w:pStyle w:val="BodyText"/>
+        <w:bidi w:val="0"/>
+        <w:jc w:val="left"/>
+        <w:rPr/>
+      </w:pPr>
+      <w:r>
+        <w:rPr/>
         <w:t>The atlas represents plausible streamline trajectories. It does not establish monosynaptic connectivity, fibre directionality or neurotransmitter identity, and several components of the hippocampal–VTA circuit are polysynaptic.</w:t>
       </w:r>
     </w:p>
@@ -631,7 +738,7 @@
       </w:pPr>
       <w:r>
         <w:rPr/>
-        <w:t>Each tract is distributed as three files (Table S2).</w:t>
+        <w:t>Each pathway is distributed as two maps per hemisphere (Table S2); the downloads page gives the package layout and file names.</w:t>
       </w:r>
     </w:p>
     <w:p>
@@ -676,9 +783,9 @@
         </w:tblCellMar>
       </w:tblPr>
       <w:tblGrid>
-        <w:gridCol w:w="3664"/>
-        <w:gridCol w:w="3306"/>
-        <w:gridCol w:w="2390"/>
+        <w:gridCol w:w="2611"/>
+        <w:gridCol w:w="4028"/>
+        <w:gridCol w:w="2721"/>
       </w:tblGrid>
       <w:tr>
         <w:trPr>
@@ -686,7 +793,7 @@
         </w:trPr>
         <w:tc>
           <w:tcPr>
-            <w:tcW w:w="3664" w:type="dxa"/>
+            <w:tcW w:w="2611" w:type="dxa"/>
             <w:tcBorders>
               <w:top w:val="single" w:sz="6" w:space="0" w:color="808080"/>
               <w:bottom w:val="single" w:sz="2" w:space="0" w:color="808080"/>
@@ -709,7 +816,7 @@
         </w:tc>
         <w:tc>
           <w:tcPr>
-            <w:tcW w:w="3306" w:type="dxa"/>
+            <w:tcW w:w="4028" w:type="dxa"/>
             <w:tcBorders>
               <w:top w:val="single" w:sz="6" w:space="0" w:color="808080"/>
               <w:bottom w:val="single" w:sz="2" w:space="0" w:color="808080"/>
@@ -732,7 +839,7 @@
         </w:tc>
         <w:tc>
           <w:tcPr>
-            <w:tcW w:w="2390" w:type="dxa"/>
+            <w:tcW w:w="2721" w:type="dxa"/>
             <w:tcBorders>
               <w:top w:val="single" w:sz="6" w:space="0" w:color="808080"/>
               <w:bottom w:val="single" w:sz="2" w:space="0" w:color="808080"/>
@@ -758,7 +865,7 @@
         <w:trPr/>
         <w:tc>
           <w:tcPr>
-            <w:tcW w:w="3664" w:type="dxa"/>
+            <w:tcW w:w="2611" w:type="dxa"/>
             <w:tcBorders/>
             <w:vAlign w:val="center"/>
           </w:tcPr>
@@ -775,13 +882,13 @@
               <w:rPr>
                 <w:rStyle w:val="SourceText"/>
               </w:rPr>
-              <w:t>*_GroupMean_OverlapProp.nii.gz</w:t>
-            </w:r>
-          </w:p>
-        </w:tc>
-        <w:tc>
-          <w:tcPr>
-            <w:tcW w:w="3306" w:type="dxa"/>
+              <w:t>*_overlap_prop.nii.gz</w:t>
+            </w:r>
+          </w:p>
+        </w:tc>
+        <w:tc>
+          <w:tcPr>
+            <w:tcW w:w="4028" w:type="dxa"/>
             <w:tcBorders/>
             <w:vAlign w:val="center"/>
           </w:tcPr>
@@ -802,7 +909,7 @@
         </w:tc>
         <w:tc>
           <w:tcPr>
-            <w:tcW w:w="2390" w:type="dxa"/>
+            <w:tcW w:w="2721" w:type="dxa"/>
             <w:tcBorders/>
             <w:vAlign w:val="center"/>
           </w:tcPr>
@@ -826,8 +933,10 @@
         <w:trPr/>
         <w:tc>
           <w:tcPr>
-            <w:tcW w:w="3664" w:type="dxa"/>
-            <w:tcBorders/>
+            <w:tcW w:w="2611" w:type="dxa"/>
+            <w:tcBorders>
+              <w:bottom w:val="single" w:sz="6" w:space="0" w:color="808080"/>
+            </w:tcBorders>
             <w:vAlign w:val="center"/>
           </w:tcPr>
           <w:p>
@@ -843,58 +952,13 @@
               <w:rPr>
                 <w:rStyle w:val="SourceText"/>
               </w:rPr>
-              <w:t>*_GroupMean_thr50.nii.gz</w:t>
-            </w:r>
-          </w:p>
-        </w:tc>
-        <w:tc>
-          <w:tcPr>
-            <w:tcW w:w="3306" w:type="dxa"/>
-            <w:tcBorders/>
-            <w:vAlign w:val="center"/>
-          </w:tcPr>
-          <w:p>
-            <w:pPr>
-              <w:pStyle w:val="TableContents"/>
-              <w:widowControl w:val="false"/>
-              <w:suppressLineNumbers/>
-              <w:bidi w:val="0"/>
-              <w:jc w:val="left"/>
-              <w:rPr/>
-            </w:pPr>
-            <w:r>
-              <w:rPr/>
-              <w:t>Binary map of voxels present in at least 50% of participants.</w:t>
-            </w:r>
-          </w:p>
-        </w:tc>
-        <w:tc>
-          <w:tcPr>
-            <w:tcW w:w="2390" w:type="dxa"/>
-            <w:tcBorders/>
-            <w:vAlign w:val="center"/>
-          </w:tcPr>
-          <w:p>
-            <w:pPr>
-              <w:pStyle w:val="TableContents"/>
-              <w:widowControl w:val="false"/>
-              <w:suppressLineNumbers/>
-              <w:bidi w:val="0"/>
-              <w:jc w:val="left"/>
-              <w:rPr/>
-            </w:pPr>
-            <w:r>
-              <w:rPr/>
-              <w:t>Corridor construction, whole-tract extraction</w:t>
-            </w:r>
-          </w:p>
-        </w:tc>
-      </w:tr>
-      <w:tr>
-        <w:trPr/>
-        <w:tc>
-          <w:tcPr>
-            <w:tcW w:w="3664" w:type="dxa"/>
+              <w:t>*_thr50.nii.gz</w:t>
+            </w:r>
+          </w:p>
+        </w:tc>
+        <w:tc>
+          <w:tcPr>
+            <w:tcW w:w="4028" w:type="dxa"/>
             <w:tcBorders>
               <w:bottom w:val="single" w:sz="6" w:space="0" w:color="808080"/>
             </w:tcBorders>
@@ -910,16 +974,14 @@
               <w:rPr/>
             </w:pPr>
             <w:r>
-              <w:rPr>
-                <w:rStyle w:val="SourceText"/>
-              </w:rPr>
-              <w:t>*_GroupOverlapCount.nii.gz</w:t>
-            </w:r>
-          </w:p>
-        </w:tc>
-        <w:tc>
-          <w:tcPr>
-            <w:tcW w:w="3306" w:type="dxa"/>
+              <w:rPr/>
+              <w:t>Binary map of voxels present in at least 50% of contributing participants.</w:t>
+            </w:r>
+          </w:p>
+        </w:tc>
+        <w:tc>
+          <w:tcPr>
+            <w:tcW w:w="2721" w:type="dxa"/>
             <w:tcBorders>
               <w:bottom w:val="single" w:sz="6" w:space="0" w:color="808080"/>
             </w:tcBorders>
@@ -936,30 +998,7 @@
             </w:pPr>
             <w:r>
               <w:rPr/>
-              <w:t>Count map. Each voxel holds the number of participants whose tract included it.</w:t>
-            </w:r>
-          </w:p>
-        </w:tc>
-        <w:tc>
-          <w:tcPr>
-            <w:tcW w:w="2390" w:type="dxa"/>
-            <w:tcBorders>
-              <w:bottom w:val="single" w:sz="6" w:space="0" w:color="808080"/>
-            </w:tcBorders>
-            <w:vAlign w:val="center"/>
-          </w:tcPr>
-          <w:p>
-            <w:pPr>
-              <w:pStyle w:val="TableContents"/>
-              <w:widowControl w:val="false"/>
-              <w:suppressLineNumbers/>
-              <w:bidi w:val="0"/>
-              <w:jc w:val="left"/>
-              <w:rPr/>
-            </w:pPr>
-            <w:r>
-              <w:rPr/>
-              <w:t>Reporting participant overlap</w:t>
+              <w:t>Corridor construction, whole-tract extraction</w:t>
             </w:r>
           </w:p>
         </w:tc>
@@ -974,7 +1013,7 @@
       </w:pPr>
       <w:r>
         <w:rPr/>
-        <w:t>The 50% threshold is the default for corridor construction. Higher thresholds (75%, 90%) reduce the map toward a single central trajectory and no longer represent between-participant variation. The 25% threshold retains greater extent and is appropriate when a warped 50% core is short or discontinuous.</w:t>
+        <w:t>The 50% threshold is the default for corridor construction. A stricter threshold (75%) reduces overreach but may omit legitimate between-participant variation. The 25% threshold retains greater extent and is appropriate when a warped 50% core is short or discontinuous; maps at other thresholds are made from the overlap-proportion map (downloads page).</w:t>
       </w:r>
     </w:p>
     <w:p>
@@ -1093,7 +1132,7 @@
       </w:pPr>
       <w:r>
         <w:rPr/>
-        <w:t>Atlas space is FSL MNI152 1 mm space unless stated otherwise. Native space refers to a participant's T1, diffusion or NODDI grid (NODDI: neurite orientation dispersion and density imaging; Zhang et al., 2012). Releases in MNI 2 mm and MNI152NLin2009cAsym space are planned.</w:t>
+        <w:t>Atlas space is FSL MNI152 1 mm space unless stated otherwise. Native space refers to a participant's T1, diffusion or NODDI grid (NODDI: neurite orientation dispersion and density imaging; Zhang et al., 2012).</w:t>
       </w:r>
     </w:p>
     <w:p>
@@ -1152,7 +1191,7 @@
       </w:pPr>
       <w:r>
         <w:rPr/>
-        <w:t>The atlas contains 10 tract families (Table S3). Each is processed with the same nine-step workflow; the seed, target and atlas file differ per family. The exclusion masks used during atlas construction are already reflected in each atlas corridor. They are listed here so that users can anticipate where a reconstruction may leak when the corridor is dilated too far. Throughout, the ventral tegmental area is abbreviated VTA and a region of interest is abbreviated ROI.</w:t>
+        <w:t>The atlas contains seven bilateral pathways (Table S3). Each is processed with the same nine-step workflow; only the seed, target and atlas file change. The exclusion masks used during atlas construction are already reflected in each atlas map. They are listed here so that users can anticipate where a reconstruction may leak when the corridor is dilated too far. Throughout, the ventral tegmental area is abbreviated VTA, the nucleus accumbens NAc, the ventral pallidum VP, and a region of interest ROI.</w:t>
       </w:r>
     </w:p>
     <w:p>
@@ -1180,12 +1219,12 @@
         <w:rPr>
           <w:rStyle w:val="Emphasis"/>
         </w:rPr>
-        <w:t>Tract Families in the MesoConnect Atlas</w:t>
+        <w:t>Pathways in the MesoConnect Atlas</w:t>
       </w:r>
     </w:p>
     <w:tbl>
       <w:tblPr>
-        <w:tblW w:w="10095" w:type="dxa"/>
+        <w:tblW w:w="10490" w:type="dxa"/>
         <w:jc w:val="left"/>
         <w:tblInd w:w="60" w:type="dxa"/>
         <w:tblLayout w:type="fixed"/>
@@ -1197,10 +1236,11 @@
         </w:tblCellMar>
       </w:tblPr>
       <w:tblGrid>
-        <w:gridCol w:w="1795"/>
-        <w:gridCol w:w="3242"/>
+        <w:gridCol w:w="1488"/>
+        <w:gridCol w:w="1193"/>
+        <w:gridCol w:w="2831"/>
         <w:gridCol w:w="1419"/>
-        <w:gridCol w:w="1499"/>
+        <w:gridCol w:w="1419"/>
         <w:gridCol w:w="2140"/>
       </w:tblGrid>
       <w:tr>
@@ -1209,7 +1249,7 @@
         </w:trPr>
         <w:tc>
           <w:tcPr>
-            <w:tcW w:w="1795" w:type="dxa"/>
+            <w:tcW w:w="1488" w:type="dxa"/>
             <w:tcBorders>
               <w:top w:val="single" w:sz="6" w:space="0" w:color="808080"/>
               <w:bottom w:val="single" w:sz="2" w:space="0" w:color="808080"/>
@@ -1226,13 +1266,13 @@
             </w:pPr>
             <w:r>
               <w:rPr/>
-              <w:t>Family</w:t>
-            </w:r>
-          </w:p>
-        </w:tc>
-        <w:tc>
-          <w:tcPr>
-            <w:tcW w:w="3242" w:type="dxa"/>
+              <w:t>Pathway</w:t>
+            </w:r>
+          </w:p>
+        </w:tc>
+        <w:tc>
+          <w:tcPr>
+            <w:tcW w:w="1193" w:type="dxa"/>
             <w:tcBorders>
               <w:top w:val="single" w:sz="6" w:space="0" w:color="808080"/>
               <w:bottom w:val="single" w:sz="2" w:space="0" w:color="808080"/>
@@ -1249,7 +1289,30 @@
             </w:pPr>
             <w:r>
               <w:rPr/>
-              <w:t>Files (left / right)</w:t>
+              <w:t>Grouping</w:t>
+            </w:r>
+          </w:p>
+        </w:tc>
+        <w:tc>
+          <w:tcPr>
+            <w:tcW w:w="2831" w:type="dxa"/>
+            <w:tcBorders>
+              <w:top w:val="single" w:sz="6" w:space="0" w:color="808080"/>
+              <w:bottom w:val="single" w:sz="2" w:space="0" w:color="808080"/>
+            </w:tcBorders>
+            <w:vAlign w:val="center"/>
+          </w:tcPr>
+          <w:p>
+            <w:pPr>
+              <w:pStyle w:val="TableHeading"/>
+              <w:suppressLineNumbers/>
+              <w:bidi w:val="0"/>
+              <w:jc w:val="left"/>
+              <w:rPr/>
+            </w:pPr>
+            <w:r>
+              <w:rPr/>
+              <w:t>File stem (left / right)</w:t>
             </w:r>
           </w:p>
         </w:tc>
@@ -1278,7 +1341,7 @@
         </w:tc>
         <w:tc>
           <w:tcPr>
-            <w:tcW w:w="1499" w:type="dxa"/>
+            <w:tcW w:w="1419" w:type="dxa"/>
             <w:tcBorders>
               <w:top w:val="single" w:sz="6" w:space="0" w:color="808080"/>
               <w:bottom w:val="single" w:sz="2" w:space="0" w:color="808080"/>
@@ -1318,7 +1381,7 @@
             </w:pPr>
             <w:r>
               <w:rPr/>
-              <w:t>Construction notes</w:t>
+              <w:t>Notes</w:t>
             </w:r>
           </w:p>
         </w:tc>
@@ -1327,7 +1390,7 @@
         <w:trPr/>
         <w:tc>
           <w:tcPr>
-            <w:tcW w:w="1795" w:type="dxa"/>
+            <w:tcW w:w="1488" w:type="dxa"/>
             <w:tcBorders/>
             <w:vAlign w:val="center"/>
           </w:tcPr>
@@ -1342,13 +1405,34 @@
             </w:pPr>
             <w:r>
               <w:rPr/>
-              <w:t>VTA → posterior (body) hippocampus</w:t>
-            </w:r>
-          </w:p>
-        </w:tc>
-        <w:tc>
-          <w:tcPr>
-            <w:tcW w:w="3242" w:type="dxa"/>
+              <w:t>VTA → posterior hippocampus</w:t>
+            </w:r>
+          </w:p>
+        </w:tc>
+        <w:tc>
+          <w:tcPr>
+            <w:tcW w:w="1193" w:type="dxa"/>
+            <w:tcBorders/>
+            <w:vAlign w:val="center"/>
+          </w:tcPr>
+          <w:p>
+            <w:pPr>
+              <w:pStyle w:val="TableContents"/>
+              <w:widowControl w:val="false"/>
+              <w:suppressLineNumbers/>
+              <w:bidi w:val="0"/>
+              <w:jc w:val="left"/>
+              <w:rPr/>
+            </w:pPr>
+            <w:r>
+              <w:rPr/>
+              <w:t>Motivated memory</w:t>
+            </w:r>
+          </w:p>
+        </w:tc>
+        <w:tc>
+          <w:tcPr>
+            <w:tcW w:w="2831" w:type="dxa"/>
             <w:tcBorders/>
             <w:vAlign w:val="center"/>
           </w:tcPr>
@@ -1365,7 +1449,7 @@
               <w:rPr>
                 <w:rStyle w:val="SourceText"/>
               </w:rPr>
-              <w:t>l_vta_l_hipp</w:t>
+              <w:t>left_vta_posterior_hpc</w:t>
             </w:r>
             <w:r>
               <w:rPr/>
@@ -1375,7 +1459,7 @@
               <w:rPr>
                 <w:rStyle w:val="SourceText"/>
               </w:rPr>
-              <w:t>r_vta_r_hipp</w:t>
+              <w:t>right_vta_posterior_hpc</w:t>
             </w:r>
           </w:p>
         </w:tc>
@@ -1402,7 +1486,7 @@
         </w:tc>
         <w:tc>
           <w:tcPr>
-            <w:tcW w:w="1499" w:type="dxa"/>
+            <w:tcW w:w="1419" w:type="dxa"/>
             <w:tcBorders/>
             <w:vAlign w:val="center"/>
           </w:tcPr>
@@ -1417,7 +1501,7 @@
             </w:pPr>
             <w:r>
               <w:rPr/>
-              <w:t>hippocampus</w:t>
+              <w:t>posterior hippocampus</w:t>
             </w:r>
           </w:p>
         </w:tc>
@@ -1438,7 +1522,7 @@
             </w:pPr>
             <w:r>
               <w:rPr/>
-              <w:t>Exclusions: fornix, optic tract and nerve, amygdala, ventral pallidum, accumbens, dorsal striatum, thalamus, cortex and cerebellum, brainstem inferior to the VTA, red nucleus, contralateral hemisphere. A ventral secondary bundle occurs in some participants (see Step 6).</w:t>
+              <w:t>The example dataset's primary tract. A ventral secondary bundle occurs in some participants (see Step 6).</w:t>
             </w:r>
           </w:p>
         </w:tc>
@@ -1447,7 +1531,7 @@
         <w:trPr/>
         <w:tc>
           <w:tcPr>
-            <w:tcW w:w="1795" w:type="dxa"/>
+            <w:tcW w:w="1488" w:type="dxa"/>
             <w:tcBorders/>
             <w:vAlign w:val="center"/>
           </w:tcPr>
@@ -1468,7 +1552,28 @@
         </w:tc>
         <w:tc>
           <w:tcPr>
-            <w:tcW w:w="3242" w:type="dxa"/>
+            <w:tcW w:w="1193" w:type="dxa"/>
+            <w:tcBorders/>
+            <w:vAlign w:val="center"/>
+          </w:tcPr>
+          <w:p>
+            <w:pPr>
+              <w:pStyle w:val="TableContents"/>
+              <w:widowControl w:val="false"/>
+              <w:suppressLineNumbers/>
+              <w:bidi w:val="0"/>
+              <w:jc w:val="left"/>
+              <w:rPr/>
+            </w:pPr>
+            <w:r>
+              <w:rPr/>
+              <w:t>Motivated memory</w:t>
+            </w:r>
+          </w:p>
+        </w:tc>
+        <w:tc>
+          <w:tcPr>
+            <w:tcW w:w="2831" w:type="dxa"/>
             <w:tcBorders/>
             <w:vAlign w:val="center"/>
           </w:tcPr>
@@ -1485,7 +1590,7 @@
               <w:rPr>
                 <w:rStyle w:val="SourceText"/>
               </w:rPr>
-              <w:t>anterior_l_vta_l_hipp</w:t>
+              <w:t>left_vta_anterior_hpc</w:t>
             </w:r>
             <w:r>
               <w:rPr/>
@@ -1495,7 +1600,7 @@
               <w:rPr>
                 <w:rStyle w:val="SourceText"/>
               </w:rPr>
-              <w:t>anterior_r_vta_r_hipp</w:t>
+              <w:t>right_vta_anterior_hpc</w:t>
             </w:r>
           </w:p>
         </w:tc>
@@ -1522,7 +1627,7 @@
         </w:tc>
         <w:tc>
           <w:tcPr>
-            <w:tcW w:w="1499" w:type="dxa"/>
+            <w:tcW w:w="1419" w:type="dxa"/>
             <w:tcBorders/>
             <w:vAlign w:val="center"/>
           </w:tcPr>
@@ -1537,7 +1642,7 @@
             </w:pPr>
             <w:r>
               <w:rPr/>
-              <w:t>hippocampus</w:t>
+              <w:t>anterior hippocampus</w:t>
             </w:r>
           </w:p>
         </w:tc>
@@ -1558,7 +1663,7 @@
             </w:pPr>
             <w:r>
               <w:rPr/>
-              <w:t>Shares its course with the posterior tract for approximately the first 60 to 80 of 100 nodes. Same exclusions.</w:t>
+              <w:t>Shares its course with the posterior pathway for roughly the first 60 to 80 of 100 nodes.</w:t>
             </w:r>
           </w:p>
         </w:tc>
@@ -1567,7 +1672,7 @@
         <w:trPr/>
         <w:tc>
           <w:tcPr>
-            <w:tcW w:w="1795" w:type="dxa"/>
+            <w:tcW w:w="1488" w:type="dxa"/>
             <w:tcBorders/>
             <w:vAlign w:val="center"/>
           </w:tcPr>
@@ -1588,7 +1693,28 @@
         </w:tc>
         <w:tc>
           <w:tcPr>
-            <w:tcW w:w="3242" w:type="dxa"/>
+            <w:tcW w:w="1193" w:type="dxa"/>
+            <w:tcBorders/>
+            <w:vAlign w:val="center"/>
+          </w:tcPr>
+          <w:p>
+            <w:pPr>
+              <w:pStyle w:val="TableContents"/>
+              <w:widowControl w:val="false"/>
+              <w:suppressLineNumbers/>
+              <w:bidi w:val="0"/>
+              <w:jc w:val="left"/>
+              <w:rPr/>
+            </w:pPr>
+            <w:r>
+              <w:rPr/>
+              <w:t>Motivated salience and learning</w:t>
+            </w:r>
+          </w:p>
+        </w:tc>
+        <w:tc>
+          <w:tcPr>
+            <w:tcW w:w="2831" w:type="dxa"/>
             <w:tcBorders/>
             <w:vAlign w:val="center"/>
           </w:tcPr>
@@ -1605,7 +1731,7 @@
               <w:rPr>
                 <w:rStyle w:val="SourceText"/>
               </w:rPr>
-              <w:t>l_vta_l_amygdala</w:t>
+              <w:t>left_vta_amygdala</w:t>
             </w:r>
             <w:r>
               <w:rPr/>
@@ -1615,7 +1741,7 @@
               <w:rPr>
                 <w:rStyle w:val="SourceText"/>
               </w:rPr>
-              <w:t>r_vta_r_amygdala</w:t>
+              <w:t>right_vta_amygdala</w:t>
             </w:r>
           </w:p>
         </w:tc>
@@ -1642,7 +1768,7 @@
         </w:tc>
         <w:tc>
           <w:tcPr>
-            <w:tcW w:w="1499" w:type="dxa"/>
+            <w:tcW w:w="1419" w:type="dxa"/>
             <w:tcBorders/>
             <w:vAlign w:val="center"/>
           </w:tcPr>
@@ -1657,7 +1783,7 @@
             </w:pPr>
             <w:r>
               <w:rPr/>
-              <w:t>amygdala (hippocampus subtracted)</w:t>
+              <w:t>amygdala</w:t>
             </w:r>
           </w:p>
         </w:tc>
@@ -1678,7 +1804,7 @@
             </w:pPr>
             <w:r>
               <w:rPr/>
-              <w:t>Optic tract exclusion is required. Fornix excluded.</w:t>
+              <w:t>Fornix and hippocampus exclusions.</w:t>
             </w:r>
           </w:p>
         </w:tc>
@@ -1687,7 +1813,7 @@
         <w:trPr/>
         <w:tc>
           <w:tcPr>
-            <w:tcW w:w="1795" w:type="dxa"/>
+            <w:tcW w:w="1488" w:type="dxa"/>
             <w:tcBorders/>
             <w:vAlign w:val="center"/>
           </w:tcPr>
@@ -1702,13 +1828,34 @@
             </w:pPr>
             <w:r>
               <w:rPr/>
-              <w:t>Superior VTA → nucleus accumbens</w:t>
-            </w:r>
-          </w:p>
-        </w:tc>
-        <w:tc>
-          <w:tcPr>
-            <w:tcW w:w="3242" w:type="dxa"/>
+              <w:t>Inferior VTA → NAc</w:t>
+            </w:r>
+          </w:p>
+        </w:tc>
+        <w:tc>
+          <w:tcPr>
+            <w:tcW w:w="1193" w:type="dxa"/>
+            <w:tcBorders/>
+            <w:vAlign w:val="center"/>
+          </w:tcPr>
+          <w:p>
+            <w:pPr>
+              <w:pStyle w:val="TableContents"/>
+              <w:widowControl w:val="false"/>
+              <w:suppressLineNumbers/>
+              <w:bidi w:val="0"/>
+              <w:jc w:val="left"/>
+              <w:rPr/>
+            </w:pPr>
+            <w:r>
+              <w:rPr/>
+              <w:t>Motivated salience and learning</w:t>
+            </w:r>
+          </w:p>
+        </w:tc>
+        <w:tc>
+          <w:tcPr>
+            <w:tcW w:w="2831" w:type="dxa"/>
             <w:tcBorders/>
             <w:vAlign w:val="center"/>
           </w:tcPr>
@@ -1725,7 +1872,7 @@
               <w:rPr>
                 <w:rStyle w:val="SourceText"/>
               </w:rPr>
-              <w:t>superior_l_vta_l_accumbens</w:t>
+              <w:t>left_inferior_vta_nac</w:t>
             </w:r>
             <w:r>
               <w:rPr/>
@@ -1735,7 +1882,7 @@
               <w:rPr>
                 <w:rStyle w:val="SourceText"/>
               </w:rPr>
-              <w:t>superior_r_vta_r_accumbens</w:t>
+              <w:t>right_inferior_vta_nac</w:t>
             </w:r>
           </w:p>
         </w:tc>
@@ -1762,7 +1909,7 @@
         </w:tc>
         <w:tc>
           <w:tcPr>
-            <w:tcW w:w="1499" w:type="dxa"/>
+            <w:tcW w:w="1419" w:type="dxa"/>
             <w:tcBorders/>
             <w:vAlign w:val="center"/>
           </w:tcPr>
@@ -1777,7 +1924,7 @@
             </w:pPr>
             <w:r>
               <w:rPr/>
-              <w:t>accumbens (ventral pallidum subtracted)</w:t>
+              <w:t>NAc</w:t>
             </w:r>
           </w:p>
         </w:tc>
@@ -1798,7 +1945,7 @@
             </w:pPr>
             <w:r>
               <w:rPr/>
-              <w:t>Superior and inferior divisions are defined by anterior-commissure inclusion and exclusion masks.</w:t>
+              <w:t>Inferior and superior divisions are separated by different anterior-commissure exclusions.</w:t>
             </w:r>
           </w:p>
         </w:tc>
@@ -1807,7 +1954,7 @@
         <w:trPr/>
         <w:tc>
           <w:tcPr>
-            <w:tcW w:w="1795" w:type="dxa"/>
+            <w:tcW w:w="1488" w:type="dxa"/>
             <w:tcBorders/>
             <w:vAlign w:val="center"/>
           </w:tcPr>
@@ -1822,13 +1969,34 @@
             </w:pPr>
             <w:r>
               <w:rPr/>
-              <w:t>Inferior VTA → nucleus accumbens</w:t>
-            </w:r>
-          </w:p>
-        </w:tc>
-        <w:tc>
-          <w:tcPr>
-            <w:tcW w:w="3242" w:type="dxa"/>
+              <w:t>Superior VTA → NAc</w:t>
+            </w:r>
+          </w:p>
+        </w:tc>
+        <w:tc>
+          <w:tcPr>
+            <w:tcW w:w="1193" w:type="dxa"/>
+            <w:tcBorders/>
+            <w:vAlign w:val="center"/>
+          </w:tcPr>
+          <w:p>
+            <w:pPr>
+              <w:pStyle w:val="TableContents"/>
+              <w:widowControl w:val="false"/>
+              <w:suppressLineNumbers/>
+              <w:bidi w:val="0"/>
+              <w:jc w:val="left"/>
+              <w:rPr/>
+            </w:pPr>
+            <w:r>
+              <w:rPr/>
+              <w:t>Motivated salience and learning</w:t>
+            </w:r>
+          </w:p>
+        </w:tc>
+        <w:tc>
+          <w:tcPr>
+            <w:tcW w:w="2831" w:type="dxa"/>
             <w:tcBorders/>
             <w:vAlign w:val="center"/>
           </w:tcPr>
@@ -1845,7 +2013,7 @@
               <w:rPr>
                 <w:rStyle w:val="SourceText"/>
               </w:rPr>
-              <w:t>inferior_l_vta_l_accumbens</w:t>
+              <w:t>left_superior_vta_nac</w:t>
             </w:r>
             <w:r>
               <w:rPr/>
@@ -1855,7 +2023,7 @@
               <w:rPr>
                 <w:rStyle w:val="SourceText"/>
               </w:rPr>
-              <w:t>inferior_r_vta_r_accumbens</w:t>
+              <w:t>right_superior_vta_nac</w:t>
             </w:r>
           </w:p>
         </w:tc>
@@ -1882,7 +2050,7 @@
         </w:tc>
         <w:tc>
           <w:tcPr>
-            <w:tcW w:w="1499" w:type="dxa"/>
+            <w:tcW w:w="1419" w:type="dxa"/>
             <w:tcBorders/>
             <w:vAlign w:val="center"/>
           </w:tcPr>
@@ -1897,7 +2065,7 @@
             </w:pPr>
             <w:r>
               <w:rPr/>
-              <w:t>accumbens</w:t>
+              <w:t>NAc</w:t>
             </w:r>
           </w:p>
         </w:tc>
@@ -1927,7 +2095,7 @@
         <w:trPr/>
         <w:tc>
           <w:tcPr>
-            <w:tcW w:w="1795" w:type="dxa"/>
+            <w:tcW w:w="1488" w:type="dxa"/>
             <w:tcBorders/>
             <w:vAlign w:val="center"/>
           </w:tcPr>
@@ -1942,13 +2110,34 @@
             </w:pPr>
             <w:r>
               <w:rPr/>
-              <w:t>Ventral pallidum → VTA</w:t>
-            </w:r>
-          </w:p>
-        </w:tc>
-        <w:tc>
-          <w:tcPr>
-            <w:tcW w:w="3242" w:type="dxa"/>
+              <w:t>Hippocampus → NAc → VP</w:t>
+            </w:r>
+          </w:p>
+        </w:tc>
+        <w:tc>
+          <w:tcPr>
+            <w:tcW w:w="1193" w:type="dxa"/>
+            <w:tcBorders/>
+            <w:vAlign w:val="center"/>
+          </w:tcPr>
+          <w:p>
+            <w:pPr>
+              <w:pStyle w:val="TableContents"/>
+              <w:widowControl w:val="false"/>
+              <w:suppressLineNumbers/>
+              <w:bidi w:val="0"/>
+              <w:jc w:val="left"/>
+              <w:rPr/>
+            </w:pPr>
+            <w:r>
+              <w:rPr/>
+              <w:t>Regulation of motivated behaviour</w:t>
+            </w:r>
+          </w:p>
+        </w:tc>
+        <w:tc>
+          <w:tcPr>
+            <w:tcW w:w="2831" w:type="dxa"/>
             <w:tcBorders/>
             <w:vAlign w:val="center"/>
           </w:tcPr>
@@ -1965,7 +2154,7 @@
               <w:rPr>
                 <w:rStyle w:val="SourceText"/>
               </w:rPr>
-              <w:t>l_vp_l_vta</w:t>
+              <w:t>left_hpc_nac_vp</w:t>
             </w:r>
             <w:r>
               <w:rPr/>
@@ -1975,7 +2164,7 @@
               <w:rPr>
                 <w:rStyle w:val="SourceText"/>
               </w:rPr>
-              <w:t>r_vp_r_vta</w:t>
+              <w:t>right_hpc_nac_vp</w:t>
             </w:r>
           </w:p>
         </w:tc>
@@ -1996,13 +2185,13 @@
             </w:pPr>
             <w:r>
               <w:rPr/>
-              <w:t>ventral pallidum</w:t>
-            </w:r>
-          </w:p>
-        </w:tc>
-        <w:tc>
-          <w:tcPr>
-            <w:tcW w:w="1499" w:type="dxa"/>
+              <w:t>hippocampus</w:t>
+            </w:r>
+          </w:p>
+        </w:tc>
+        <w:tc>
+          <w:tcPr>
+            <w:tcW w:w="1419" w:type="dxa"/>
             <w:tcBorders/>
             <w:vAlign w:val="center"/>
           </w:tcPr>
@@ -2017,7 +2206,7 @@
             </w:pPr>
             <w:r>
               <w:rPr/>
-              <w:t>VTA</w:t>
+              <w:t>VP, with the NAc as a required waypoint</w:t>
             </w:r>
           </w:p>
         </w:tc>
@@ -2038,7 +2227,7 @@
             </w:pPr>
             <w:r>
               <w:rPr/>
-              <w:t>Ventral pallidum divided by hemisphere masks.</w:t>
+              <w:t>Frequently reconstructs as two bundles; see Step 6.</w:t>
             </w:r>
           </w:p>
         </w:tc>
@@ -2047,29 +2236,56 @@
         <w:trPr/>
         <w:tc>
           <w:tcPr>
-            <w:tcW w:w="1795" w:type="dxa"/>
-            <w:tcBorders/>
-            <w:vAlign w:val="center"/>
-          </w:tcPr>
-          <w:p>
-            <w:pPr>
-              <w:pStyle w:val="TableContents"/>
-              <w:widowControl w:val="false"/>
-              <w:suppressLineNumbers/>
-              <w:bidi w:val="0"/>
-              <w:jc w:val="left"/>
-              <w:rPr/>
-            </w:pPr>
-            <w:r>
-              <w:rPr/>
-              <w:t>Hippocampus → nucleus accumbens</w:t>
-            </w:r>
-          </w:p>
-        </w:tc>
-        <w:tc>
-          <w:tcPr>
-            <w:tcW w:w="3242" w:type="dxa"/>
-            <w:tcBorders/>
+            <w:tcW w:w="1488" w:type="dxa"/>
+            <w:tcBorders>
+              <w:bottom w:val="single" w:sz="6" w:space="0" w:color="808080"/>
+            </w:tcBorders>
+            <w:vAlign w:val="center"/>
+          </w:tcPr>
+          <w:p>
+            <w:pPr>
+              <w:pStyle w:val="TableContents"/>
+              <w:widowControl w:val="false"/>
+              <w:suppressLineNumbers/>
+              <w:bidi w:val="0"/>
+              <w:jc w:val="left"/>
+              <w:rPr/>
+            </w:pPr>
+            <w:r>
+              <w:rPr/>
+              <w:t>VP → VTA</w:t>
+            </w:r>
+          </w:p>
+        </w:tc>
+        <w:tc>
+          <w:tcPr>
+            <w:tcW w:w="1193" w:type="dxa"/>
+            <w:tcBorders>
+              <w:bottom w:val="single" w:sz="6" w:space="0" w:color="808080"/>
+            </w:tcBorders>
+            <w:vAlign w:val="center"/>
+          </w:tcPr>
+          <w:p>
+            <w:pPr>
+              <w:pStyle w:val="TableContents"/>
+              <w:widowControl w:val="false"/>
+              <w:suppressLineNumbers/>
+              <w:bidi w:val="0"/>
+              <w:jc w:val="left"/>
+              <w:rPr/>
+            </w:pPr>
+            <w:r>
+              <w:rPr/>
+              <w:t>Regulation of motivated behaviour</w:t>
+            </w:r>
+          </w:p>
+        </w:tc>
+        <w:tc>
+          <w:tcPr>
+            <w:tcW w:w="2831" w:type="dxa"/>
+            <w:tcBorders>
+              <w:bottom w:val="single" w:sz="6" w:space="0" w:color="808080"/>
+            </w:tcBorders>
             <w:vAlign w:val="center"/>
           </w:tcPr>
           <w:p>
@@ -2085,7 +2301,7 @@
               <w:rPr>
                 <w:rStyle w:val="SourceText"/>
               </w:rPr>
-              <w:t>l_hipp_l_accumbens</w:t>
+              <w:t>left_vp_vta</w:t>
             </w:r>
             <w:r>
               <w:rPr/>
@@ -2095,242 +2311,62 @@
               <w:rPr>
                 <w:rStyle w:val="SourceText"/>
               </w:rPr>
-              <w:t>r_hipp_r_accumbens</w:t>
+              <w:t>right_vp_vta</w:t>
             </w:r>
           </w:p>
         </w:tc>
         <w:tc>
           <w:tcPr>
             <w:tcW w:w="1419" w:type="dxa"/>
-            <w:tcBorders/>
-            <w:vAlign w:val="center"/>
-          </w:tcPr>
-          <w:p>
-            <w:pPr>
-              <w:pStyle w:val="TableContents"/>
-              <w:widowControl w:val="false"/>
-              <w:suppressLineNumbers/>
-              <w:bidi w:val="0"/>
-              <w:jc w:val="left"/>
-              <w:rPr/>
-            </w:pPr>
-            <w:r>
-              <w:rPr/>
-              <w:t>hippocampus</w:t>
-            </w:r>
-          </w:p>
-        </w:tc>
-        <w:tc>
-          <w:tcPr>
-            <w:tcW w:w="1499" w:type="dxa"/>
-            <w:tcBorders/>
-            <w:vAlign w:val="center"/>
-          </w:tcPr>
-          <w:p>
-            <w:pPr>
-              <w:pStyle w:val="TableContents"/>
-              <w:widowControl w:val="false"/>
-              <w:suppressLineNumbers/>
-              <w:bidi w:val="0"/>
-              <w:jc w:val="left"/>
-              <w:rPr/>
-            </w:pPr>
-            <w:r>
-              <w:rPr/>
-              <w:t>accumbens</w:t>
+            <w:tcBorders>
+              <w:bottom w:val="single" w:sz="6" w:space="0" w:color="808080"/>
+            </w:tcBorders>
+            <w:vAlign w:val="center"/>
+          </w:tcPr>
+          <w:p>
+            <w:pPr>
+              <w:pStyle w:val="TableContents"/>
+              <w:widowControl w:val="false"/>
+              <w:suppressLineNumbers/>
+              <w:bidi w:val="0"/>
+              <w:jc w:val="left"/>
+              <w:rPr/>
+            </w:pPr>
+            <w:r>
+              <w:rPr/>
+              <w:t>VP</w:t>
+            </w:r>
+          </w:p>
+        </w:tc>
+        <w:tc>
+          <w:tcPr>
+            <w:tcW w:w="1419" w:type="dxa"/>
+            <w:tcBorders>
+              <w:bottom w:val="single" w:sz="6" w:space="0" w:color="808080"/>
+            </w:tcBorders>
+            <w:vAlign w:val="center"/>
+          </w:tcPr>
+          <w:p>
+            <w:pPr>
+              <w:pStyle w:val="TableContents"/>
+              <w:widowControl w:val="false"/>
+              <w:suppressLineNumbers/>
+              <w:bidi w:val="0"/>
+              <w:jc w:val="left"/>
+              <w:rPr/>
+            </w:pPr>
+            <w:r>
+              <w:rPr/>
+              <w:t>VTA</w:t>
             </w:r>
           </w:p>
         </w:tc>
         <w:tc>
           <w:tcPr>
             <w:tcW w:w="2140" w:type="dxa"/>
-            <w:tcBorders/>
-            <w:vAlign w:val="center"/>
-          </w:tcPr>
-          <w:p>
-            <w:pPr>
-              <w:pStyle w:val="TableContents"/>
-              <w:widowControl w:val="false"/>
-              <w:suppressLineNumbers/>
-              <w:bidi w:val="0"/>
-              <w:jc w:val="left"/>
-              <w:rPr/>
-            </w:pPr>
-            <w:r>
-              <w:rPr/>
-              <w:t>Cutoff 0.08 at 7 T during construction. A QuickBundles division into two clusters was frequently required before cleaning.</w:t>
-            </w:r>
-          </w:p>
-        </w:tc>
-      </w:tr>
-      <w:tr>
-        <w:trPr/>
-        <w:tc>
-          <w:tcPr>
-            <w:tcW w:w="1795" w:type="dxa"/>
-            <w:tcBorders/>
-            <w:vAlign w:val="center"/>
-          </w:tcPr>
-          <w:p>
-            <w:pPr>
-              <w:pStyle w:val="TableContents"/>
-              <w:widowControl w:val="false"/>
-              <w:suppressLineNumbers/>
-              <w:bidi w:val="0"/>
-              <w:jc w:val="left"/>
-              <w:rPr/>
-            </w:pPr>
-            <w:r>
-              <w:rPr/>
-              <w:t>Hippocampus → ventral pallidum</w:t>
-            </w:r>
-          </w:p>
-        </w:tc>
-        <w:tc>
-          <w:tcPr>
-            <w:tcW w:w="3242" w:type="dxa"/>
-            <w:tcBorders/>
-            <w:vAlign w:val="center"/>
-          </w:tcPr>
-          <w:p>
-            <w:pPr>
-              <w:pStyle w:val="TableContents"/>
-              <w:widowControl w:val="false"/>
-              <w:suppressLineNumbers/>
-              <w:bidi w:val="0"/>
-              <w:jc w:val="left"/>
-              <w:rPr/>
-            </w:pPr>
-            <w:r>
-              <w:rPr>
-                <w:rStyle w:val="SourceText"/>
-              </w:rPr>
-              <w:t>l_hipp_l_vp</w:t>
-            </w:r>
-            <w:r>
-              <w:rPr/>
-              <w:t xml:space="preserve">, </w:t>
-            </w:r>
-            <w:r>
-              <w:rPr>
-                <w:rStyle w:val="SourceText"/>
-              </w:rPr>
-              <w:t>r_hipp_r_vp</w:t>
-            </w:r>
-          </w:p>
-        </w:tc>
-        <w:tc>
-          <w:tcPr>
-            <w:tcW w:w="1419" w:type="dxa"/>
-            <w:tcBorders/>
-            <w:vAlign w:val="center"/>
-          </w:tcPr>
-          <w:p>
-            <w:pPr>
-              <w:pStyle w:val="TableContents"/>
-              <w:widowControl w:val="false"/>
-              <w:suppressLineNumbers/>
-              <w:bidi w:val="0"/>
-              <w:jc w:val="left"/>
-              <w:rPr/>
-            </w:pPr>
-            <w:r>
-              <w:rPr/>
-              <w:t>hippocampus</w:t>
-            </w:r>
-          </w:p>
-        </w:tc>
-        <w:tc>
-          <w:tcPr>
-            <w:tcW w:w="1499" w:type="dxa"/>
-            <w:tcBorders/>
-            <w:vAlign w:val="center"/>
-          </w:tcPr>
-          <w:p>
-            <w:pPr>
-              <w:pStyle w:val="TableContents"/>
-              <w:widowControl w:val="false"/>
-              <w:suppressLineNumbers/>
-              <w:bidi w:val="0"/>
-              <w:jc w:val="left"/>
-              <w:rPr/>
-            </w:pPr>
-            <w:r>
-              <w:rPr/>
-              <w:t>ventral pallidum</w:t>
-            </w:r>
-          </w:p>
-        </w:tc>
-        <w:tc>
-          <w:tcPr>
-            <w:tcW w:w="2140" w:type="dxa"/>
-            <w:tcBorders/>
-            <w:vAlign w:val="center"/>
-          </w:tcPr>
-          <w:p>
-            <w:pPr>
-              <w:pStyle w:val="TableContents"/>
-              <w:widowControl w:val="false"/>
-              <w:suppressLineNumbers/>
-              <w:bidi w:val="0"/>
-              <w:jc w:val="left"/>
-              <w:rPr/>
-            </w:pPr>
-            <w:r>
-              <w:rPr/>
-              <w:t>As above.</w:t>
-            </w:r>
-          </w:p>
-        </w:tc>
-      </w:tr>
-      <w:tr>
-        <w:trPr/>
-        <w:tc>
-          <w:tcPr>
-            <w:tcW w:w="1795" w:type="dxa"/>
-            <w:tcBorders/>
-            <w:vAlign w:val="center"/>
-          </w:tcPr>
-          <w:p>
-            <w:pPr>
-              <w:pStyle w:val="TableContents"/>
-              <w:widowControl w:val="false"/>
-              <w:suppressLineNumbers/>
-              <w:bidi w:val="0"/>
-              <w:jc w:val="left"/>
-              <w:rPr/>
-            </w:pPr>
-            <w:r>
-              <w:rPr/>
-              <w:t>Precommissural fornix</w:t>
-            </w:r>
-          </w:p>
-        </w:tc>
-        <w:tc>
-          <w:tcPr>
-            <w:tcW w:w="3242" w:type="dxa"/>
-            <w:tcBorders/>
-            <w:vAlign w:val="center"/>
-          </w:tcPr>
-          <w:p>
-            <w:pPr>
-              <w:pStyle w:val="TableContents"/>
-              <w:widowControl w:val="false"/>
-              <w:suppressLineNumbers/>
-              <w:bidi w:val="0"/>
-              <w:jc w:val="left"/>
-              <w:rPr/>
-            </w:pPr>
-            <w:r>
-              <w:rPr/>
-              <w:t>TractSeg fornix ∩ hippocampus–accumbens overlap</w:t>
-            </w:r>
-          </w:p>
-        </w:tc>
-        <w:tc>
-          <w:tcPr>
-            <w:tcW w:w="1419" w:type="dxa"/>
-            <w:tcBorders/>
+            <w:tcBorders>
+              <w:bottom w:val="single" w:sz="6" w:space="0" w:color="808080"/>
+            </w:tcBorders>
             <w:vAlign w:val="center"/>
           </w:tcPr>
           <w:p>
@@ -2351,175 +2387,6 @@
             </w:r>
           </w:p>
         </w:tc>
-        <w:tc>
-          <w:tcPr>
-            <w:tcW w:w="1499" w:type="dxa"/>
-            <w:tcBorders/>
-            <w:vAlign w:val="center"/>
-          </w:tcPr>
-          <w:p>
-            <w:pPr>
-              <w:pStyle w:val="TableContents"/>
-              <w:bidi w:val="0"/>
-              <w:jc w:val="left"/>
-              <w:rPr>
-                <w:sz w:val="4"/>
-                <w:szCs w:val="4"/>
-              </w:rPr>
-            </w:pPr>
-            <w:r>
-              <w:rPr>
-                <w:sz w:val="4"/>
-                <w:szCs w:val="4"/>
-              </w:rPr>
-            </w:r>
-          </w:p>
-        </w:tc>
-        <w:tc>
-          <w:tcPr>
-            <w:tcW w:w="2140" w:type="dxa"/>
-            <w:tcBorders/>
-            <w:vAlign w:val="center"/>
-          </w:tcPr>
-          <w:p>
-            <w:pPr>
-              <w:pStyle w:val="TableContents"/>
-              <w:widowControl w:val="false"/>
-              <w:suppressLineNumbers/>
-              <w:bidi w:val="0"/>
-              <w:jc w:val="left"/>
-              <w:rPr/>
-            </w:pPr>
-            <w:r>
-              <w:rPr/>
-              <w:t>Derived map, not a corridor target. Currently on an HCP 1.05 mm grid; resample before use.</w:t>
-            </w:r>
-          </w:p>
-        </w:tc>
-      </w:tr>
-      <w:tr>
-        <w:trPr/>
-        <w:tc>
-          <w:tcPr>
-            <w:tcW w:w="1795" w:type="dxa"/>
-            <w:tcBorders>
-              <w:bottom w:val="single" w:sz="6" w:space="0" w:color="808080"/>
-            </w:tcBorders>
-            <w:vAlign w:val="center"/>
-          </w:tcPr>
-          <w:p>
-            <w:pPr>
-              <w:pStyle w:val="TableContents"/>
-              <w:widowControl w:val="false"/>
-              <w:suppressLineNumbers/>
-              <w:bidi w:val="0"/>
-              <w:jc w:val="left"/>
-              <w:rPr/>
-            </w:pPr>
-            <w:r>
-              <w:rPr/>
-              <w:t>Postcommissural fornix</w:t>
-            </w:r>
-          </w:p>
-        </w:tc>
-        <w:tc>
-          <w:tcPr>
-            <w:tcW w:w="3242" w:type="dxa"/>
-            <w:tcBorders>
-              <w:bottom w:val="single" w:sz="6" w:space="0" w:color="808080"/>
-            </w:tcBorders>
-            <w:vAlign w:val="center"/>
-          </w:tcPr>
-          <w:p>
-            <w:pPr>
-              <w:pStyle w:val="TableContents"/>
-              <w:widowControl w:val="false"/>
-              <w:suppressLineNumbers/>
-              <w:bidi w:val="0"/>
-              <w:jc w:val="left"/>
-              <w:rPr/>
-            </w:pPr>
-            <w:r>
-              <w:rPr/>
-              <w:t>TractSeg fornix minus hippocampus–accumbens overlap</w:t>
-            </w:r>
-          </w:p>
-        </w:tc>
-        <w:tc>
-          <w:tcPr>
-            <w:tcW w:w="1419" w:type="dxa"/>
-            <w:tcBorders>
-              <w:bottom w:val="single" w:sz="6" w:space="0" w:color="808080"/>
-            </w:tcBorders>
-            <w:vAlign w:val="center"/>
-          </w:tcPr>
-          <w:p>
-            <w:pPr>
-              <w:pStyle w:val="TableContents"/>
-              <w:bidi w:val="0"/>
-              <w:jc w:val="left"/>
-              <w:rPr>
-                <w:sz w:val="4"/>
-                <w:szCs w:val="4"/>
-              </w:rPr>
-            </w:pPr>
-            <w:r>
-              <w:rPr>
-                <w:sz w:val="4"/>
-                <w:szCs w:val="4"/>
-              </w:rPr>
-            </w:r>
-          </w:p>
-        </w:tc>
-        <w:tc>
-          <w:tcPr>
-            <w:tcW w:w="1499" w:type="dxa"/>
-            <w:tcBorders>
-              <w:bottom w:val="single" w:sz="6" w:space="0" w:color="808080"/>
-            </w:tcBorders>
-            <w:vAlign w:val="center"/>
-          </w:tcPr>
-          <w:p>
-            <w:pPr>
-              <w:pStyle w:val="TableContents"/>
-              <w:bidi w:val="0"/>
-              <w:jc w:val="left"/>
-              <w:rPr>
-                <w:sz w:val="4"/>
-                <w:szCs w:val="4"/>
-              </w:rPr>
-            </w:pPr>
-            <w:r>
-              <w:rPr>
-                <w:sz w:val="4"/>
-                <w:szCs w:val="4"/>
-              </w:rPr>
-            </w:r>
-          </w:p>
-        </w:tc>
-        <w:tc>
-          <w:tcPr>
-            <w:tcW w:w="2140" w:type="dxa"/>
-            <w:tcBorders>
-              <w:bottom w:val="single" w:sz="6" w:space="0" w:color="808080"/>
-            </w:tcBorders>
-            <w:vAlign w:val="center"/>
-          </w:tcPr>
-          <w:p>
-            <w:pPr>
-              <w:pStyle w:val="TableContents"/>
-              <w:widowControl w:val="false"/>
-              <w:suppressLineNumbers/>
-              <w:bidi w:val="0"/>
-              <w:jc w:val="left"/>
-              <w:rPr/>
-            </w:pPr>
-            <w:r>
-              <w:rPr/>
-              <w:t>As above.</w:t>
-            </w:r>
-          </w:p>
-        </w:tc>
       </w:tr>
     </w:tbl>
     <w:p>
@@ -2537,7 +2404,27 @@
       </w:r>
       <w:r>
         <w:rPr/>
-        <w:t xml:space="preserve"> HCP = Human Connectome Project. The example dataset covers the first two families; the downloads page lists the files distributed with this site.</w:t>
+        <w:t xml:space="preserve"> File stems are those of the atlas package (</w:t>
+      </w:r>
+      <w:r>
+        <w:rPr>
+          <w:rStyle w:val="SourceText"/>
+        </w:rPr>
+        <w:t>&lt;stem&gt;_mni152_1mm_thr50.nii.gz</w:t>
+      </w:r>
+      <w:r>
+        <w:rPr/>
+        <w:t xml:space="preserve"> and </w:t>
+      </w:r>
+      <w:r>
+        <w:rPr>
+          <w:rStyle w:val="SourceText"/>
+        </w:rPr>
+        <w:t>&lt;stem&gt;_mni152_1mm_overlap_prop.nii.gz</w:t>
+      </w:r>
+      <w:r>
+        <w:rPr/>
+        <w:t>). The atlas-generation settings of each pathway are on the construction page; the number of contributing participants is listed there as well.</w:t>
       </w:r>
     </w:p>
     <w:p>
@@ -2561,7 +2448,7 @@
       </w:pPr>
       <w:r>
         <w:rPr/>
-        <w:t>Seeds and targets are derived from published atlases, thresholded and binarized in Montreal Neurological Institute (MNI) 1 mm space (Table S4). Where a source cannot be redistributed, the region should be rebuilt from the source and the source cited.</w:t>
+        <w:t>Seeds and targets are derived from published atlases, thresholded and binarized in Montreal Neurological Institute (MNI) 1 mm space (Table S4). The atlas package does not redistribute them; the downloads page gives their sources and provides the VTA and hippocampus regions used in the example dataset.</w:t>
       </w:r>
     </w:p>
     <w:p>
@@ -2606,10 +2493,9 @@
         </w:tblCellMar>
       </w:tblPr>
       <w:tblGrid>
-        <w:gridCol w:w="1653"/>
-        <w:gridCol w:w="2509"/>
-        <w:gridCol w:w="2783"/>
-        <w:gridCol w:w="2415"/>
+        <w:gridCol w:w="1678"/>
+        <w:gridCol w:w="3216"/>
+        <w:gridCol w:w="4466"/>
       </w:tblGrid>
       <w:tr>
         <w:trPr>
@@ -2617,7 +2503,7 @@
         </w:trPr>
         <w:tc>
           <w:tcPr>
-            <w:tcW w:w="1653" w:type="dxa"/>
+            <w:tcW w:w="1678" w:type="dxa"/>
             <w:tcBorders>
               <w:top w:val="single" w:sz="6" w:space="0" w:color="808080"/>
               <w:bottom w:val="single" w:sz="2" w:space="0" w:color="808080"/>
@@ -2640,7 +2526,7 @@
         </w:tc>
         <w:tc>
           <w:tcPr>
-            <w:tcW w:w="2509" w:type="dxa"/>
+            <w:tcW w:w="3216" w:type="dxa"/>
             <w:tcBorders>
               <w:top w:val="single" w:sz="6" w:space="0" w:color="808080"/>
               <w:bottom w:val="single" w:sz="2" w:space="0" w:color="808080"/>
@@ -2663,7 +2549,7 @@
         </w:tc>
         <w:tc>
           <w:tcPr>
-            <w:tcW w:w="2783" w:type="dxa"/>
+            <w:tcW w:w="4466" w:type="dxa"/>
             <w:tcBorders>
               <w:top w:val="single" w:sz="6" w:space="0" w:color="808080"/>
               <w:bottom w:val="single" w:sz="2" w:space="0" w:color="808080"/>
@@ -2680,29 +2566,6 @@
             </w:pPr>
             <w:r>
               <w:rPr/>
-              <w:t>File stem</w:t>
-            </w:r>
-          </w:p>
-        </w:tc>
-        <w:tc>
-          <w:tcPr>
-            <w:tcW w:w="2415" w:type="dxa"/>
-            <w:tcBorders>
-              <w:top w:val="single" w:sz="6" w:space="0" w:color="808080"/>
-              <w:bottom w:val="single" w:sz="2" w:space="0" w:color="808080"/>
-            </w:tcBorders>
-            <w:vAlign w:val="center"/>
-          </w:tcPr>
-          <w:p>
-            <w:pPr>
-              <w:pStyle w:val="TableHeading"/>
-              <w:suppressLineNumbers/>
-              <w:bidi w:val="0"/>
-              <w:jc w:val="left"/>
-              <w:rPr/>
-            </w:pPr>
-            <w:r>
-              <w:rPr/>
               <w:t>Preparation</w:t>
             </w:r>
           </w:p>
@@ -2712,7 +2575,7 @@
         <w:trPr/>
         <w:tc>
           <w:tcPr>
-            <w:tcW w:w="1653" w:type="dxa"/>
+            <w:tcW w:w="1678" w:type="dxa"/>
             <w:tcBorders/>
             <w:vAlign w:val="center"/>
           </w:tcPr>
@@ -2733,7 +2596,7 @@
         </w:tc>
         <w:tc>
           <w:tcPr>
-            <w:tcW w:w="2509" w:type="dxa"/>
+            <w:tcW w:w="3216" w:type="dxa"/>
             <w:tcBorders/>
             <w:vAlign w:val="center"/>
           </w:tcPr>
@@ -2754,7 +2617,7 @@
         </w:tc>
         <w:tc>
           <w:tcPr>
-            <w:tcW w:w="2783" w:type="dxa"/>
+            <w:tcW w:w="4466" w:type="dxa"/>
             <w:tcBorders/>
             <w:vAlign w:val="center"/>
           </w:tcPr>
@@ -2768,41 +2631,8 @@
               <w:rPr/>
             </w:pPr>
             <w:r>
-              <w:rPr>
-                <w:rStyle w:val="SourceText"/>
-              </w:rPr>
-              <w:t>left_VTA_0.25_bin</w:t>
-            </w:r>
-            <w:r>
-              <w:rPr/>
-              <w:t xml:space="preserve">, </w:t>
-            </w:r>
-            <w:r>
-              <w:rPr>
-                <w:rStyle w:val="SourceText"/>
-              </w:rPr>
-              <w:t>right_VTA_0.25_bin</w:t>
-            </w:r>
-          </w:p>
-        </w:tc>
-        <w:tc>
-          <w:tcPr>
-            <w:tcW w:w="2415" w:type="dxa"/>
-            <w:tcBorders/>
-            <w:vAlign w:val="center"/>
-          </w:tcPr>
-          <w:p>
-            <w:pPr>
-              <w:pStyle w:val="TableContents"/>
-              <w:widowControl w:val="false"/>
-              <w:suppressLineNumbers/>
-              <w:bidi w:val="0"/>
-              <w:jc w:val="left"/>
-              <w:rPr/>
-            </w:pPr>
-            <w:r>
-              <w:rPr/>
-              <w:t>Red nucleus subtracted where overlapping. The VTA is also subtracted from the lateral hypothalamus and mammillary body exclusion masks.</w:t>
+              <w:rPr/>
+              <w:t>Used unmodified; the VTA is subtracted from the red-nucleus, lateral-hypothalamus and mammillary-body exclusion masks.</w:t>
             </w:r>
           </w:p>
         </w:tc>
@@ -2811,7 +2641,7 @@
         <w:trPr/>
         <w:tc>
           <w:tcPr>
-            <w:tcW w:w="1653" w:type="dxa"/>
+            <w:tcW w:w="1678" w:type="dxa"/>
             <w:tcBorders/>
             <w:vAlign w:val="center"/>
           </w:tcPr>
@@ -2832,7 +2662,7 @@
         </w:tc>
         <w:tc>
           <w:tcPr>
-            <w:tcW w:w="2509" w:type="dxa"/>
+            <w:tcW w:w="3216" w:type="dxa"/>
             <w:tcBorders/>
             <w:vAlign w:val="center"/>
           </w:tcPr>
@@ -2853,7 +2683,7 @@
         </w:tc>
         <w:tc>
           <w:tcPr>
-            <w:tcW w:w="2783" w:type="dxa"/>
+            <w:tcW w:w="4466" w:type="dxa"/>
             <w:tcBorders/>
             <w:vAlign w:val="center"/>
           </w:tcPr>
@@ -2867,44 +2697,8 @@
               <w:rPr/>
             </w:pPr>
             <w:r>
-              <w:rPr>
-                <w:rStyle w:val="SourceText"/>
-              </w:rPr>
-              <w:t>HPC_L_0.5_bin</w:t>
-            </w:r>
-            <w:r>
-              <w:rPr/>
-              <w:t xml:space="preserve">, </w:t>
-            </w:r>
-            <w:r>
-              <w:rPr>
-                <w:rStyle w:val="SourceText"/>
-              </w:rPr>
-              <w:t>HPC_R_0.5_bin</w:t>
-            </w:r>
-          </w:p>
-        </w:tc>
-        <w:tc>
-          <w:tcPr>
-            <w:tcW w:w="2415" w:type="dxa"/>
-            <w:tcBorders/>
-            <w:vAlign w:val="center"/>
-          </w:tcPr>
-          <w:p>
-            <w:pPr>
-              <w:pStyle w:val="TableContents"/>
-              <w:bidi w:val="0"/>
-              <w:jc w:val="left"/>
-              <w:rPr>
-                <w:sz w:val="4"/>
-                <w:szCs w:val="4"/>
-              </w:rPr>
-            </w:pPr>
-            <w:r>
-              <w:rPr>
-                <w:sz w:val="4"/>
-                <w:szCs w:val="4"/>
-              </w:rPr>
+              <w:rPr/>
+              <w:t>Anterior and posterior divisions for the two VTA → hippocampus pathways.</w:t>
             </w:r>
           </w:p>
         </w:tc>
@@ -2913,7 +2707,7 @@
         <w:trPr/>
         <w:tc>
           <w:tcPr>
-            <w:tcW w:w="1653" w:type="dxa"/>
+            <w:tcW w:w="1678" w:type="dxa"/>
             <w:tcBorders/>
             <w:vAlign w:val="center"/>
           </w:tcPr>
@@ -2934,7 +2728,7 @@
         </w:tc>
         <w:tc>
           <w:tcPr>
-            <w:tcW w:w="2509" w:type="dxa"/>
+            <w:tcW w:w="3216" w:type="dxa"/>
             <w:tcBorders/>
             <w:vAlign w:val="center"/>
           </w:tcPr>
@@ -2949,56 +2743,13 @@
             </w:pPr>
             <w:r>
               <w:rPr/>
-              <w:t>Harvard–Oxford subcortical atlas, 50% threshold</w:t>
-            </w:r>
-          </w:p>
-        </w:tc>
-        <w:tc>
-          <w:tcPr>
-            <w:tcW w:w="2783" w:type="dxa"/>
-            <w:tcBorders/>
-            <w:vAlign w:val="center"/>
-          </w:tcPr>
-          <w:p>
-            <w:pPr>
-              <w:pStyle w:val="TableContents"/>
-              <w:widowControl w:val="false"/>
-              <w:suppressLineNumbers/>
-              <w:bidi w:val="0"/>
-              <w:jc w:val="left"/>
-              <w:rPr/>
-            </w:pPr>
-            <w:r>
-              <w:rPr>
-                <w:rStyle w:val="SourceText"/>
-              </w:rPr>
-              <w:t>amygdala_0.5_bin</w:t>
-            </w:r>
-            <w:r>
-              <w:rPr/>
-              <w:t xml:space="preserve"> → </w:t>
-            </w:r>
-            <w:r>
-              <w:rPr>
-                <w:rStyle w:val="SourceText"/>
-              </w:rPr>
-              <w:t>left_amygdala_bin</w:t>
-            </w:r>
-            <w:r>
-              <w:rPr/>
-              <w:t xml:space="preserve">, </w:t>
-            </w:r>
-            <w:r>
-              <w:rPr>
-                <w:rStyle w:val="SourceText"/>
-              </w:rPr>
-              <w:t>right_amygdala_bin</w:t>
-            </w:r>
-          </w:p>
-        </w:tc>
-        <w:tc>
-          <w:tcPr>
-            <w:tcW w:w="2415" w:type="dxa"/>
+              <w:t>Harvard–Oxford subcortical atlas</w:t>
+            </w:r>
+          </w:p>
+        </w:tc>
+        <w:tc>
+          <w:tcPr>
+            <w:tcW w:w="4466" w:type="dxa"/>
             <w:tcBorders/>
             <w:vAlign w:val="center"/>
           </w:tcPr>
@@ -3022,7 +2773,7 @@
         <w:trPr/>
         <w:tc>
           <w:tcPr>
-            <w:tcW w:w="1653" w:type="dxa"/>
+            <w:tcW w:w="1678" w:type="dxa"/>
             <w:tcBorders/>
             <w:vAlign w:val="center"/>
           </w:tcPr>
@@ -3037,13 +2788,13 @@
             </w:pPr>
             <w:r>
               <w:rPr/>
-              <w:t>Nucleus accumbens (limbic striatum)</w:t>
-            </w:r>
-          </w:p>
-        </w:tc>
-        <w:tc>
-          <w:tcPr>
-            <w:tcW w:w="2509" w:type="dxa"/>
+              <w:t>Nucleus accumbens</w:t>
+            </w:r>
+          </w:p>
+        </w:tc>
+        <w:tc>
+          <w:tcPr>
+            <w:tcW w:w="3216" w:type="dxa"/>
             <w:tcBorders/>
             <w:vAlign w:val="center"/>
           </w:tcPr>
@@ -3058,46 +2809,13 @@
             </w:pPr>
             <w:r>
               <w:rPr/>
-              <w:t>Connectivity-based striatal parcellation (Tziortzi et al., 2014), or FSL accumbens</w:t>
-            </w:r>
-          </w:p>
-        </w:tc>
-        <w:tc>
-          <w:tcPr>
-            <w:tcW w:w="2783" w:type="dxa"/>
-            <w:tcBorders/>
-            <w:vAlign w:val="center"/>
-          </w:tcPr>
-          <w:p>
-            <w:pPr>
-              <w:pStyle w:val="TableContents"/>
-              <w:widowControl w:val="false"/>
-              <w:suppressLineNumbers/>
-              <w:bidi w:val="0"/>
-              <w:jc w:val="left"/>
-              <w:rPr/>
-            </w:pPr>
-            <w:r>
-              <w:rPr>
-                <w:rStyle w:val="SourceText"/>
-              </w:rPr>
-              <w:t>left_accumbens_bin</w:t>
-            </w:r>
-            <w:r>
-              <w:rPr/>
-              <w:t xml:space="preserve">, </w:t>
-            </w:r>
-            <w:r>
-              <w:rPr>
-                <w:rStyle w:val="SourceText"/>
-              </w:rPr>
-              <w:t>right_accumbens_bin</w:t>
-            </w:r>
-          </w:p>
-        </w:tc>
-        <w:tc>
-          <w:tcPr>
-            <w:tcW w:w="2415" w:type="dxa"/>
+              <w:t>Harvard–Oxford subcortical atlas</w:t>
+            </w:r>
+          </w:p>
+        </w:tc>
+        <w:tc>
+          <w:tcPr>
+            <w:tcW w:w="4466" w:type="dxa"/>
             <w:tcBorders/>
             <w:vAlign w:val="center"/>
           </w:tcPr>
@@ -3121,7 +2839,7 @@
         <w:trPr/>
         <w:tc>
           <w:tcPr>
-            <w:tcW w:w="1653" w:type="dxa"/>
+            <w:tcW w:w="1678" w:type="dxa"/>
             <w:tcBorders/>
             <w:vAlign w:val="center"/>
           </w:tcPr>
@@ -3142,7 +2860,7 @@
         </w:tc>
         <w:tc>
           <w:tcPr>
-            <w:tcW w:w="2509" w:type="dxa"/>
+            <w:tcW w:w="3216" w:type="dxa"/>
             <w:tcBorders/>
             <w:vAlign w:val="center"/>
           </w:tcPr>
@@ -3163,50 +2881,7 @@
         </w:tc>
         <w:tc>
           <w:tcPr>
-            <w:tcW w:w="2783" w:type="dxa"/>
-            <w:tcBorders/>
-            <w:vAlign w:val="center"/>
-          </w:tcPr>
-          <w:p>
-            <w:pPr>
-              <w:pStyle w:val="TableContents"/>
-              <w:widowControl w:val="false"/>
-              <w:suppressLineNumbers/>
-              <w:bidi w:val="0"/>
-              <w:jc w:val="left"/>
-              <w:rPr/>
-            </w:pPr>
-            <w:r>
-              <w:rPr>
-                <w:rStyle w:val="SourceText"/>
-              </w:rPr>
-              <w:t>ventral_pallidum_bin</w:t>
-            </w:r>
-            <w:r>
-              <w:rPr/>
-              <w:t xml:space="preserve"> → </w:t>
-            </w:r>
-            <w:r>
-              <w:rPr>
-                <w:rStyle w:val="SourceText"/>
-              </w:rPr>
-              <w:t>left_</w:t>
-            </w:r>
-            <w:r>
-              <w:rPr/>
-              <w:t xml:space="preserve">, </w:t>
-            </w:r>
-            <w:r>
-              <w:rPr>
-                <w:rStyle w:val="SourceText"/>
-              </w:rPr>
-              <w:t>right_</w:t>
-            </w:r>
-          </w:p>
-        </w:tc>
-        <w:tc>
-          <w:tcPr>
-            <w:tcW w:w="2415" w:type="dxa"/>
+            <w:tcW w:w="4466" w:type="dxa"/>
             <w:tcBorders/>
             <w:vAlign w:val="center"/>
           </w:tcPr>
@@ -3230,7 +2905,7 @@
         <w:trPr/>
         <w:tc>
           <w:tcPr>
-            <w:tcW w:w="1653" w:type="dxa"/>
+            <w:tcW w:w="1678" w:type="dxa"/>
             <w:tcBorders>
               <w:bottom w:val="single" w:sz="6" w:space="0" w:color="808080"/>
             </w:tcBorders>
@@ -3253,7 +2928,7 @@
         </w:tc>
         <w:tc>
           <w:tcPr>
-            <w:tcW w:w="2509" w:type="dxa"/>
+            <w:tcW w:w="3216" w:type="dxa"/>
             <w:tcBorders>
               <w:bottom w:val="single" w:sz="6" w:space="0" w:color="808080"/>
             </w:tcBorders>
@@ -3276,7 +2951,7 @@
         </w:tc>
         <w:tc>
           <w:tcPr>
-            <w:tcW w:w="2783" w:type="dxa"/>
+            <w:tcW w:w="4466" w:type="dxa"/>
             <w:tcBorders>
               <w:bottom w:val="single" w:sz="6" w:space="0" w:color="808080"/>
             </w:tcBorders>
@@ -3285,41 +2960,15 @@
           <w:p>
             <w:pPr>
               <w:pStyle w:val="TableContents"/>
-              <w:bidi w:val="0"/>
-              <w:jc w:val="left"/>
-              <w:rPr>
-                <w:sz w:val="4"/>
-                <w:szCs w:val="4"/>
-              </w:rPr>
-            </w:pPr>
-            <w:r>
-              <w:rPr>
-                <w:sz w:val="4"/>
-                <w:szCs w:val="4"/>
-              </w:rPr>
-            </w:r>
-          </w:p>
-        </w:tc>
-        <w:tc>
-          <w:tcPr>
-            <w:tcW w:w="2415" w:type="dxa"/>
-            <w:tcBorders>
-              <w:bottom w:val="single" w:sz="6" w:space="0" w:color="808080"/>
-            </w:tcBorders>
-            <w:vAlign w:val="center"/>
-          </w:tcPr>
-          <w:p>
-            <w:pPr>
-              <w:pStyle w:val="TableContents"/>
-              <w:widowControl w:val="false"/>
-              <w:suppressLineNumbers/>
-              <w:bidi w:val="0"/>
-              <w:jc w:val="left"/>
-              <w:rPr/>
-            </w:pPr>
-            <w:r>
-              <w:rPr/>
-              <w:t>Comparison resource for the dopaminergic midbrain.</w:t>
+              <w:widowControl w:val="false"/>
+              <w:suppressLineNumbers/>
+              <w:bidi w:val="0"/>
+              <w:jc w:val="left"/>
+              <w:rPr/>
+            </w:pPr>
+            <w:r>
+              <w:rPr/>
+              <w:t>Comparison resource for the dopaminergic midbrain; not the VTA region used for the atlas.</w:t>
             </w:r>
           </w:p>
         </w:tc>
@@ -3396,7 +3045,7 @@
       </w:pPr>
       <w:r>
         <w:rPr/>
-        <w:t xml:space="preserve">Thalamus; cortical gray matter with cerebellum (single mask); brainstem inferior to the VTA. </w:t>
+        <w:t xml:space="preserve">Thalamus; cortical gray matter with cerebellum (single mask); inferior brainstem. </w:t>
       </w:r>
     </w:p>
     <w:p>
@@ -3506,7 +3155,7 @@
       </w:pPr>
       <w:r>
         <w:rPr/>
-        <w:t xml:space="preserve">Optic tract and optic nerve, per hemisphere (VTA → hippocampus and VTA → amygdala). </w:t>
+        <w:t xml:space="preserve">Ipsilateral off-target regions of the circuit, per pathway (for example the ventral pallidum and striatum for VTA → hippocampus, the hippocampus for VTA → NAc). </w:t>
       </w:r>
     </w:p>
     <w:p>
@@ -3528,7 +3177,7 @@
       </w:pPr>
       <w:r>
         <w:rPr/>
-        <w:t xml:space="preserve">Contralateral hemisphere, enforcing ipsilateral tracking. </w:t>
+        <w:t xml:space="preserve">Contralateral hemisphere and contralateral target, enforcing ipsilateral tracking. </w:t>
       </w:r>
     </w:p>
     <w:p>
@@ -3549,7 +3198,7 @@
       </w:pPr>
       <w:r>
         <w:rPr/>
-        <w:t xml:space="preserve">Anterior commissure inclusion and exclusion masks, defining the superior and inferior VTA → accumbens divisions. </w:t>
+        <w:t xml:space="preserve">Two anterior-commissure exclusion masks, one per division, defining the superior and inferior VTA → NAc pathways. </w:t>
       </w:r>
     </w:p>
     <w:p>
@@ -3561,7 +3210,38 @@
       </w:pPr>
       <w:r>
         <w:rPr/>
-        <w:t>The region-tidying operations (subtractions and hemisphere divisions) will be distributed as a script with the full atlas release.</w:t>
+        <w:t>The ROI preparation script (</w:t>
+      </w:r>
+      <w:r>
+        <w:rPr>
+          <w:rStyle w:val="SourceText"/>
+        </w:rPr>
+        <w:t>prepare_rois.sh</w:t>
+      </w:r>
+      <w:r>
+        <w:rPr/>
+        <w:t xml:space="preserve">) and the tractography commands with these masks are in the atlas repository's </w:t>
+      </w:r>
+      <w:hyperlink r:id="rId5">
+        <w:r>
+          <w:rPr>
+            <w:rStyle w:val="Hyperlink"/>
+            <w:rFonts w:ascii="Courier New;Courier;monospace" w:hAnsi="Courier New;Courier;monospace" w:eastAsia="Courier New;Courier;monospace" w:cs="Courier New;Courier;monospace"/>
+            <w:sz w:val="20"/>
+            <w:szCs w:val="20"/>
+          </w:rPr>
+          <w:t>analysis-code</w:t>
+        </w:r>
+        <w:r>
+          <w:rPr>
+            <w:rStyle w:val="Hyperlink"/>
+          </w:rPr>
+          <w:t xml:space="preserve"> folder</w:t>
+        </w:r>
+      </w:hyperlink>
+      <w:r>
+        <w:rPr/>
+        <w:t>.</w:t>
       </w:r>
     </w:p>
     <w:p>
@@ -3584,7 +3264,7 @@
       </w:pPr>
       <w:r>
         <w:rPr/>
-        <w:t>Files distributed with this site</w:t>
+        <w:t>Complete atlas</w:t>
       </w:r>
     </w:p>
     <w:p>
@@ -3596,7 +3276,174 @@
       </w:pPr>
       <w:r>
         <w:rPr/>
-        <w:t>The ventral tegmental area (VTA) → hippocampus files used for the example dataset are listed in Table S5. All files are in Montreal Neurological Institute (MNI) space on the FSL MNI152 1 mm grid and are binary unless stated otherwise.</w:t>
+        <w:t xml:space="preserve">The MesoConnect Atlas is distributed as one package, </w:t>
+      </w:r>
+      <w:hyperlink r:id="rId6">
+        <w:r>
+          <w:rPr>
+            <w:rStyle w:val="Hyperlink"/>
+          </w:rPr>
+          <w:t>MesoConnect_Atlas.zip</w:t>
+        </w:r>
+      </w:hyperlink>
+      <w:r>
+        <w:rPr/>
+        <w:t xml:space="preserve"> (3.4 MB). The canonical copy and the individual files are in the atlas authors' </w:t>
+      </w:r>
+      <w:hyperlink r:id="rId7">
+        <w:r>
+          <w:rPr>
+            <w:rStyle w:val="Hyperlink"/>
+          </w:rPr>
+          <w:t>GitHub repository</w:t>
+        </w:r>
+      </w:hyperlink>
+      <w:r>
+        <w:rPr/>
+        <w:t xml:space="preserve">; the copy served here is identical (SHA-256 </w:t>
+      </w:r>
+      <w:hyperlink r:id="rId8">
+        <w:r>
+          <w:rPr>
+            <w:rStyle w:val="Hyperlink"/>
+          </w:rPr>
+          <w:t>checksum file</w:t>
+        </w:r>
+      </w:hyperlink>
+      <w:r>
+        <w:rPr/>
+        <w:t>).</w:t>
+      </w:r>
+    </w:p>
+    <w:p>
+      <w:pPr>
+        <w:pStyle w:val="BodyText"/>
+        <w:bidi w:val="0"/>
+        <w:jc w:val="left"/>
+        <w:rPr/>
+      </w:pPr>
+      <w:r>
+        <w:rPr/>
+        <w:t xml:space="preserve">The package contains the 28 atlas maps (seven pathways, two hemispheres, two map types), </w:t>
+      </w:r>
+      <w:r>
+        <w:rPr>
+          <w:rStyle w:val="SourceText"/>
+        </w:rPr>
+        <w:t>mesoconnect_subject_counts.csv</w:t>
+      </w:r>
+      <w:r>
+        <w:rPr/>
+        <w:t>, the FSL MNI152 1 mm brain template (Montreal Neurological Institute, MNI) used as the spatial reference, a README and the licence notice:</w:t>
+      </w:r>
+    </w:p>
+    <w:p>
+      <w:pPr>
+        <w:pStyle w:val="PreformattedTextcode"/>
+        <w:bidi w:val="0"/>
+        <w:jc w:val="left"/>
+        <w:rPr/>
+      </w:pPr>
+      <w:r>
+        <w:rPr/>
+        <w:t>MesoConnect_Atlas/</w:t>
+      </w:r>
+    </w:p>
+    <w:p>
+      <w:pPr>
+        <w:pStyle w:val="PreformattedTextcode"/>
+        <w:bidi w:val="0"/>
+        <w:jc w:val="left"/>
+        <w:rPr/>
+      </w:pPr>
+      <w:r>
+        <w:rPr/>
+        <w:t xml:space="preserve">  </w:t>
+      </w:r>
+      <w:r>
+        <w:rPr/>
+        <w:t>README.md   LICENSE   mesoconnect_subject_counts.csv</w:t>
+      </w:r>
+    </w:p>
+    <w:p>
+      <w:pPr>
+        <w:pStyle w:val="PreformattedTextcode"/>
+        <w:bidi w:val="0"/>
+        <w:jc w:val="left"/>
+        <w:rPr/>
+      </w:pPr>
+      <w:r>
+        <w:rPr/>
+        <w:t xml:space="preserve">  </w:t>
+      </w:r>
+      <w:r>
+        <w:rPr/>
+        <w:t>templates/MNI152_T1_1mm_brain.nii.gz</w:t>
+      </w:r>
+    </w:p>
+    <w:p>
+      <w:pPr>
+        <w:pStyle w:val="PreformattedTextcode"/>
+        <w:bidi w:val="0"/>
+        <w:jc w:val="left"/>
+        <w:rPr/>
+      </w:pPr>
+      <w:r>
+        <w:rPr/>
+        <w:t xml:space="preserve">  </w:t>
+      </w:r>
+      <w:r>
+        <w:rPr/>
+        <w:t>inferior_vta_nac/   superior_vta_nac/   vta_amygdala/   vta_anterior_hpc/</w:t>
+      </w:r>
+    </w:p>
+    <w:p>
+      <w:pPr>
+        <w:pStyle w:val="PreformattedTextcode"/>
+        <w:bidi w:val="0"/>
+        <w:spacing w:before="0" w:after="283"/>
+        <w:jc w:val="left"/>
+        <w:rPr/>
+      </w:pPr>
+      <w:r>
+        <w:rPr/>
+        <w:t xml:space="preserve">  </w:t>
+      </w:r>
+      <w:r>
+        <w:rPr/>
+        <w:t>vta_posterior_hpc/  hpc_nac_vp/         vp_vta/</w:t>
+      </w:r>
+    </w:p>
+    <w:p>
+      <w:pPr>
+        <w:pStyle w:val="BodyText"/>
+        <w:bidi w:val="0"/>
+        <w:jc w:val="left"/>
+        <w:rPr/>
+      </w:pPr>
+      <w:r>
+        <w:rPr/>
+        <w:t xml:space="preserve">Each pathway folder holds four files named </w:t>
+      </w:r>
+      <w:r>
+        <w:rPr>
+          <w:rStyle w:val="SourceText"/>
+        </w:rPr>
+        <w:t>{hemisphere}_{pathway}_mni152_1mm_{map_type}.nii.gz</w:t>
+      </w:r>
+      <w:r>
+        <w:rPr/>
+        <w:t xml:space="preserve">, for example </w:t>
+      </w:r>
+      <w:r>
+        <w:rPr>
+          <w:rStyle w:val="SourceText"/>
+        </w:rPr>
+        <w:t>vta_posterior_hpc/left_vta_posterior_hpc_mni152_1mm_thr50.nii.gz</w:t>
+      </w:r>
+      <w:r>
+        <w:rPr/>
+        <w:t>. Table S5 gives the two map types. All maps are on the FSL MNI152 1 mm grid (182 × 218 × 182 voxels, 1 mm isotropic) as compressed NIfTI-1.</w:t>
       </w:r>
     </w:p>
     <w:p>
@@ -3624,7 +3471,7 @@
         <w:rPr>
           <w:rStyle w:val="Emphasis"/>
         </w:rPr>
-        <w:t>Atlas and Region Files Distributed With This Site</w:t>
+        <w:t>Map Types in the Atlas Package</w:t>
       </w:r>
     </w:p>
     <w:tbl>
@@ -3641,9 +3488,9 @@
         </w:tblCellMar>
       </w:tblPr>
       <w:tblGrid>
-        <w:gridCol w:w="5832"/>
-        <w:gridCol w:w="1379"/>
-        <w:gridCol w:w="2149"/>
+        <w:gridCol w:w="2494"/>
+        <w:gridCol w:w="4071"/>
+        <w:gridCol w:w="2795"/>
       </w:tblGrid>
       <w:tr>
         <w:trPr>
@@ -3651,7 +3498,366 @@
         </w:trPr>
         <w:tc>
           <w:tcPr>
-            <w:tcW w:w="5832" w:type="dxa"/>
+            <w:tcW w:w="2494" w:type="dxa"/>
+            <w:tcBorders>
+              <w:top w:val="single" w:sz="6" w:space="0" w:color="808080"/>
+              <w:bottom w:val="single" w:sz="2" w:space="0" w:color="808080"/>
+            </w:tcBorders>
+            <w:vAlign w:val="center"/>
+          </w:tcPr>
+          <w:p>
+            <w:pPr>
+              <w:pStyle w:val="TableHeading"/>
+              <w:suppressLineNumbers/>
+              <w:bidi w:val="0"/>
+              <w:jc w:val="left"/>
+              <w:rPr/>
+            </w:pPr>
+            <w:r>
+              <w:rPr/>
+              <w:t>File suffix</w:t>
+            </w:r>
+          </w:p>
+        </w:tc>
+        <w:tc>
+          <w:tcPr>
+            <w:tcW w:w="4071" w:type="dxa"/>
+            <w:tcBorders>
+              <w:top w:val="single" w:sz="6" w:space="0" w:color="808080"/>
+              <w:bottom w:val="single" w:sz="2" w:space="0" w:color="808080"/>
+            </w:tcBorders>
+            <w:vAlign w:val="center"/>
+          </w:tcPr>
+          <w:p>
+            <w:pPr>
+              <w:pStyle w:val="TableHeading"/>
+              <w:suppressLineNumbers/>
+              <w:bidi w:val="0"/>
+              <w:jc w:val="left"/>
+              <w:rPr/>
+            </w:pPr>
+            <w:r>
+              <w:rPr/>
+              <w:t>Contents</w:t>
+            </w:r>
+          </w:p>
+        </w:tc>
+        <w:tc>
+          <w:tcPr>
+            <w:tcW w:w="2795" w:type="dxa"/>
+            <w:tcBorders>
+              <w:top w:val="single" w:sz="6" w:space="0" w:color="808080"/>
+              <w:bottom w:val="single" w:sz="2" w:space="0" w:color="808080"/>
+            </w:tcBorders>
+            <w:vAlign w:val="center"/>
+          </w:tcPr>
+          <w:p>
+            <w:pPr>
+              <w:pStyle w:val="TableHeading"/>
+              <w:suppressLineNumbers/>
+              <w:bidi w:val="0"/>
+              <w:jc w:val="left"/>
+              <w:rPr/>
+            </w:pPr>
+            <w:r>
+              <w:rPr/>
+              <w:t>Use</w:t>
+            </w:r>
+          </w:p>
+        </w:tc>
+      </w:tr>
+      <w:tr>
+        <w:trPr/>
+        <w:tc>
+          <w:tcPr>
+            <w:tcW w:w="2494" w:type="dxa"/>
+            <w:tcBorders/>
+            <w:vAlign w:val="center"/>
+          </w:tcPr>
+          <w:p>
+            <w:pPr>
+              <w:pStyle w:val="TableContents"/>
+              <w:widowControl w:val="false"/>
+              <w:suppressLineNumbers/>
+              <w:bidi w:val="0"/>
+              <w:jc w:val="left"/>
+              <w:rPr/>
+            </w:pPr>
+            <w:r>
+              <w:rPr>
+                <w:rStyle w:val="SourceText"/>
+              </w:rPr>
+              <w:t>_overlap_prop.nii.gz</w:t>
+            </w:r>
+          </w:p>
+        </w:tc>
+        <w:tc>
+          <w:tcPr>
+            <w:tcW w:w="4071" w:type="dxa"/>
+            <w:tcBorders/>
+            <w:vAlign w:val="center"/>
+          </w:tcPr>
+          <w:p>
+            <w:pPr>
+              <w:pStyle w:val="TableContents"/>
+              <w:widowControl w:val="false"/>
+              <w:suppressLineNumbers/>
+              <w:bidi w:val="0"/>
+              <w:jc w:val="left"/>
+              <w:rPr/>
+            </w:pPr>
+            <w:r>
+              <w:rPr/>
+              <w:t>Probabilistic map. Each voxel holds the proportion of contributing participants whose binarized tract included it (0 to 1).</w:t>
+            </w:r>
+          </w:p>
+        </w:tc>
+        <w:tc>
+          <w:tcPr>
+            <w:tcW w:w="2795" w:type="dxa"/>
+            <w:tcBorders/>
+            <w:vAlign w:val="center"/>
+          </w:tcPr>
+          <w:p>
+            <w:pPr>
+              <w:pStyle w:val="TableContents"/>
+              <w:widowControl w:val="false"/>
+              <w:suppressLineNumbers/>
+              <w:bidi w:val="0"/>
+              <w:jc w:val="left"/>
+              <w:rPr/>
+            </w:pPr>
+            <w:r>
+              <w:rPr/>
+              <w:t>Visualization, custom thresholds, probability-weighted extraction</w:t>
+            </w:r>
+          </w:p>
+        </w:tc>
+      </w:tr>
+      <w:tr>
+        <w:trPr/>
+        <w:tc>
+          <w:tcPr>
+            <w:tcW w:w="2494" w:type="dxa"/>
+            <w:tcBorders>
+              <w:bottom w:val="single" w:sz="6" w:space="0" w:color="808080"/>
+            </w:tcBorders>
+            <w:vAlign w:val="center"/>
+          </w:tcPr>
+          <w:p>
+            <w:pPr>
+              <w:pStyle w:val="TableContents"/>
+              <w:widowControl w:val="false"/>
+              <w:suppressLineNumbers/>
+              <w:bidi w:val="0"/>
+              <w:jc w:val="left"/>
+              <w:rPr/>
+            </w:pPr>
+            <w:r>
+              <w:rPr>
+                <w:rStyle w:val="SourceText"/>
+              </w:rPr>
+              <w:t>_thr50.nii.gz</w:t>
+            </w:r>
+          </w:p>
+        </w:tc>
+        <w:tc>
+          <w:tcPr>
+            <w:tcW w:w="4071" w:type="dxa"/>
+            <w:tcBorders>
+              <w:bottom w:val="single" w:sz="6" w:space="0" w:color="808080"/>
+            </w:tcBorders>
+            <w:vAlign w:val="center"/>
+          </w:tcPr>
+          <w:p>
+            <w:pPr>
+              <w:pStyle w:val="TableContents"/>
+              <w:widowControl w:val="false"/>
+              <w:suppressLineNumbers/>
+              <w:bidi w:val="0"/>
+              <w:jc w:val="left"/>
+              <w:rPr/>
+            </w:pPr>
+            <w:r>
+              <w:rPr/>
+              <w:t>Binary map. A voxel is 1 when the tract was present in at least half of the contributing participants.</w:t>
+            </w:r>
+          </w:p>
+        </w:tc>
+        <w:tc>
+          <w:tcPr>
+            <w:tcW w:w="2795" w:type="dxa"/>
+            <w:tcBorders>
+              <w:bottom w:val="single" w:sz="6" w:space="0" w:color="808080"/>
+            </w:tcBorders>
+            <w:vAlign w:val="center"/>
+          </w:tcPr>
+          <w:p>
+            <w:pPr>
+              <w:pStyle w:val="TableContents"/>
+              <w:widowControl w:val="false"/>
+              <w:suppressLineNumbers/>
+              <w:bidi w:val="0"/>
+              <w:jc w:val="left"/>
+              <w:rPr/>
+            </w:pPr>
+            <w:r>
+              <w:rPr/>
+              <w:t>Corridor construction (this tutorial), whole-tract extraction</w:t>
+            </w:r>
+          </w:p>
+        </w:tc>
+      </w:tr>
+    </w:tbl>
+    <w:p>
+      <w:pPr>
+        <w:pStyle w:val="BodyText"/>
+        <w:bidi w:val="0"/>
+        <w:jc w:val="left"/>
+        <w:rPr/>
+      </w:pPr>
+      <w:r>
+        <w:rPr>
+          <w:rStyle w:val="Emphasis"/>
+        </w:rPr>
+        <w:t>Note.</w:t>
+      </w:r>
+      <w:r>
+        <w:rPr/>
+        <w:t xml:space="preserve"> </w:t>
+      </w:r>
+      <w:r>
+        <w:rPr>
+          <w:rStyle w:val="SourceText"/>
+        </w:rPr>
+        <w:t>mesoconnect_subject_counts.csv</w:t>
+      </w:r>
+      <w:r>
+        <w:rPr/>
+        <w:t xml:space="preserve"> gives the number of contributing participants for every pathway and hemisphere, the denominator of the corresponding overlap-proportion map. Binary maps are warped with nearest-neighbour interpolation. A map at another threshold is made from the overlap-proportion map and kept outside the package folders, for example </w:t>
+      </w:r>
+      <w:r>
+        <w:rPr>
+          <w:rStyle w:val="SourceText"/>
+        </w:rPr>
+        <w:t>fslmaths left_vta_posterior_hpc_mni152_1mm_overlap_prop.nii.gz -thr 0.25 -bin derived/left_vta_posterior_hpc_thr25.nii.gz</w:t>
+      </w:r>
+      <w:r>
+        <w:rPr/>
+        <w:t>.</w:t>
+      </w:r>
+    </w:p>
+    <w:p>
+      <w:pPr>
+        <w:pStyle w:val="BodyText"/>
+        <w:bidi w:val="0"/>
+        <w:jc w:val="left"/>
+        <w:rPr/>
+      </w:pPr>
+      <w:r>
+        <w:rPr/>
+        <w:t xml:space="preserve">The package's terms are scoped by material: the Human Connectome Project (HCP)-derived maps and participant counts fall under the WU-Minn HCP Consortium Open Access Data Use Terms, the documentation under CC BY 4.0, and the MNI152 template under the FSL licence; the </w:t>
+      </w:r>
+      <w:r>
+        <w:rPr>
+          <w:rStyle w:val="SourceText"/>
+        </w:rPr>
+        <w:t>LICENSE</w:t>
+      </w:r>
+      <w:r>
+        <w:rPr/>
+        <w:t xml:space="preserve"> file in the package gives the full notice.</w:t>
+      </w:r>
+    </w:p>
+    <w:p>
+      <w:pPr>
+        <w:pStyle w:val="Heading2"/>
+        <w:bidi w:val="0"/>
+        <w:jc w:val="left"/>
+        <w:rPr/>
+      </w:pPr>
+      <w:r>
+        <w:rPr/>
+        <w:t>Seed and target regions</w:t>
+      </w:r>
+    </w:p>
+    <w:p>
+      <w:pPr>
+        <w:pStyle w:val="BodyText"/>
+        <w:bidi w:val="0"/>
+        <w:jc w:val="left"/>
+        <w:rPr/>
+      </w:pPr>
+      <w:r>
+        <w:rPr/>
+        <w:t xml:space="preserve">The atlas package does not redistribute the third-party regions used as seeds and targets during atlas construction (Harvard–Oxford hippocampus, amygdala and nucleus accumbens; the ventral tegmental area (VTA) of Trutti et al., 2021; the ventral pallidum of Pauli et al., 2018). The atlas authors' </w:t>
+      </w:r>
+      <w:hyperlink r:id="rId9">
+        <w:r>
+          <w:rPr>
+            <w:rStyle w:val="Hyperlink"/>
+          </w:rPr>
+          <w:t>region-of-interest resources page</w:t>
+        </w:r>
+      </w:hyperlink>
+      <w:r>
+        <w:rPr/>
+        <w:t xml:space="preserve"> gives the download locations, thresholds and citations. The four regions used for the VTA → hippocampus example on this site are provided here (Table S6), thresholded and binarized on the same MNI 1 mm grid.</w:t>
+      </w:r>
+    </w:p>
+    <w:p>
+      <w:pPr>
+        <w:pStyle w:val="BodyText"/>
+        <w:bidi w:val="0"/>
+        <w:jc w:val="left"/>
+        <w:rPr/>
+      </w:pPr>
+      <w:r>
+        <w:rPr>
+          <w:rStyle w:val="Strong"/>
+        </w:rPr>
+        <w:t>Table S6</w:t>
+      </w:r>
+    </w:p>
+    <w:p>
+      <w:pPr>
+        <w:pStyle w:val="BodyText"/>
+        <w:bidi w:val="0"/>
+        <w:jc w:val="left"/>
+        <w:rPr/>
+      </w:pPr>
+      <w:r>
+        <w:rPr>
+          <w:rStyle w:val="Emphasis"/>
+        </w:rPr>
+        <w:t>Seed and Target Regions Distributed With This Site</w:t>
+      </w:r>
+    </w:p>
+    <w:tbl>
+      <w:tblPr>
+        <w:tblW w:w="5000" w:type="pct"/>
+        <w:jc w:val="left"/>
+        <w:tblInd w:w="60" w:type="dxa"/>
+        <w:tblLayout w:type="fixed"/>
+        <w:tblCellMar>
+          <w:top w:w="60" w:type="dxa"/>
+          <w:left w:w="60" w:type="dxa"/>
+          <w:bottom w:w="60" w:type="dxa"/>
+          <w:right w:w="60" w:type="dxa"/>
+        </w:tblCellMar>
+      </w:tblPr>
+      <w:tblGrid>
+        <w:gridCol w:w="2787"/>
+        <w:gridCol w:w="1379"/>
+        <w:gridCol w:w="5194"/>
+      </w:tblGrid>
+      <w:tr>
+        <w:trPr>
+          <w:tblHeader w:val="true"/>
+        </w:trPr>
+        <w:tc>
+          <w:tcPr>
+            <w:tcW w:w="2787" w:type="dxa"/>
             <w:tcBorders>
               <w:top w:val="single" w:sz="6" w:space="0" w:color="808080"/>
               <w:bottom w:val="single" w:sz="2" w:space="0" w:color="808080"/>
@@ -3697,7 +3903,7 @@
         </w:tc>
         <w:tc>
           <w:tcPr>
-            <w:tcW w:w="2149" w:type="dxa"/>
+            <w:tcW w:w="5194" w:type="dxa"/>
             <w:tcBorders>
               <w:top w:val="single" w:sz="6" w:space="0" w:color="808080"/>
               <w:bottom w:val="single" w:sz="2" w:space="0" w:color="808080"/>
@@ -3723,7 +3929,7 @@
         <w:trPr/>
         <w:tc>
           <w:tcPr>
-            <w:tcW w:w="5832" w:type="dxa"/>
+            <w:tcW w:w="2787" w:type="dxa"/>
             <w:tcBorders/>
             <w:vAlign w:val="center"/>
           </w:tcPr>
@@ -3736,7 +3942,7 @@
               <w:jc w:val="left"/>
               <w:rPr/>
             </w:pPr>
-            <w:hyperlink r:id="rId4">
+            <w:hyperlink r:id="rId10">
               <w:r>
                 <w:rPr>
                   <w:rStyle w:val="Hyperlink"/>
@@ -3769,7 +3975,7 @@
         </w:tc>
         <w:tc>
           <w:tcPr>
-            <w:tcW w:w="2149" w:type="dxa"/>
+            <w:tcW w:w="5194" w:type="dxa"/>
             <w:tcBorders/>
             <w:vAlign w:val="center"/>
           </w:tcPr>
@@ -3793,7 +3999,7 @@
         <w:trPr/>
         <w:tc>
           <w:tcPr>
-            <w:tcW w:w="5832" w:type="dxa"/>
+            <w:tcW w:w="2787" w:type="dxa"/>
             <w:tcBorders/>
             <w:vAlign w:val="center"/>
           </w:tcPr>
@@ -3806,7 +4012,7 @@
               <w:jc w:val="left"/>
               <w:rPr/>
             </w:pPr>
-            <w:hyperlink r:id="rId5">
+            <w:hyperlink r:id="rId11">
               <w:r>
                 <w:rPr>
                   <w:rStyle w:val="Hyperlink"/>
@@ -3839,7 +4045,7 @@
         </w:tc>
         <w:tc>
           <w:tcPr>
-            <w:tcW w:w="2149" w:type="dxa"/>
+            <w:tcW w:w="5194" w:type="dxa"/>
             <w:tcBorders/>
             <w:vAlign w:val="center"/>
           </w:tcPr>
@@ -3863,7 +4069,7 @@
         <w:trPr/>
         <w:tc>
           <w:tcPr>
-            <w:tcW w:w="5832" w:type="dxa"/>
+            <w:tcW w:w="2787" w:type="dxa"/>
             <w:tcBorders/>
             <w:vAlign w:val="center"/>
           </w:tcPr>
@@ -3876,7 +4082,7 @@
               <w:jc w:val="left"/>
               <w:rPr/>
             </w:pPr>
-            <w:hyperlink r:id="rId6">
+            <w:hyperlink r:id="rId12">
               <w:r>
                 <w:rPr>
                   <w:rStyle w:val="Hyperlink"/>
@@ -3909,7 +4115,7 @@
         </w:tc>
         <w:tc>
           <w:tcPr>
-            <w:tcW w:w="2149" w:type="dxa"/>
+            <w:tcW w:w="5194" w:type="dxa"/>
             <w:tcBorders/>
             <w:vAlign w:val="center"/>
           </w:tcPr>
@@ -3933,20 +4139,22 @@
         <w:trPr/>
         <w:tc>
           <w:tcPr>
-            <w:tcW w:w="5832" w:type="dxa"/>
-            <w:tcBorders/>
-            <w:vAlign w:val="center"/>
-          </w:tcPr>
-          <w:p>
-            <w:pPr>
-              <w:pStyle w:val="TableContents"/>
-              <w:widowControl w:val="false"/>
-              <w:suppressLineNumbers/>
-              <w:bidi w:val="0"/>
-              <w:jc w:val="left"/>
-              <w:rPr/>
-            </w:pPr>
-            <w:hyperlink r:id="rId7">
+            <w:tcW w:w="2787" w:type="dxa"/>
+            <w:tcBorders>
+              <w:bottom w:val="single" w:sz="6" w:space="0" w:color="808080"/>
+            </w:tcBorders>
+            <w:vAlign w:val="center"/>
+          </w:tcPr>
+          <w:p>
+            <w:pPr>
+              <w:pStyle w:val="TableContents"/>
+              <w:widowControl w:val="false"/>
+              <w:suppressLineNumbers/>
+              <w:bidi w:val="0"/>
+              <w:jc w:val="left"/>
+              <w:rPr/>
+            </w:pPr>
+            <w:hyperlink r:id="rId13">
               <w:r>
                 <w:rPr>
                   <w:rStyle w:val="Hyperlink"/>
@@ -3959,401 +4167,6 @@
         <w:tc>
           <w:tcPr>
             <w:tcW w:w="1379" w:type="dxa"/>
-            <w:tcBorders/>
-            <w:vAlign w:val="center"/>
-          </w:tcPr>
-          <w:p>
-            <w:pPr>
-              <w:pStyle w:val="TableContents"/>
-              <w:widowControl w:val="false"/>
-              <w:suppressLineNumbers/>
-              <w:bidi w:val="0"/>
-              <w:jc w:val="left"/>
-              <w:rPr/>
-            </w:pPr>
-            <w:r>
-              <w:rPr/>
-              <w:t>Right</w:t>
-            </w:r>
-          </w:p>
-        </w:tc>
-        <w:tc>
-          <w:tcPr>
-            <w:tcW w:w="2149" w:type="dxa"/>
-            <w:tcBorders/>
-            <w:vAlign w:val="center"/>
-          </w:tcPr>
-          <w:p>
-            <w:pPr>
-              <w:pStyle w:val="TableContents"/>
-              <w:widowControl w:val="false"/>
-              <w:suppressLineNumbers/>
-              <w:bidi w:val="0"/>
-              <w:jc w:val="left"/>
-              <w:rPr/>
-            </w:pPr>
-            <w:r>
-              <w:rPr/>
-              <w:t>Hippocampus target (Harvard–Oxford; 50% threshold)</w:t>
-            </w:r>
-          </w:p>
-        </w:tc>
-      </w:tr>
-      <w:tr>
-        <w:trPr/>
-        <w:tc>
-          <w:tcPr>
-            <w:tcW w:w="5832" w:type="dxa"/>
-            <w:tcBorders/>
-            <w:vAlign w:val="center"/>
-          </w:tcPr>
-          <w:p>
-            <w:pPr>
-              <w:pStyle w:val="TableContents"/>
-              <w:widowControl w:val="false"/>
-              <w:suppressLineNumbers/>
-              <w:bidi w:val="0"/>
-              <w:jc w:val="left"/>
-              <w:rPr/>
-            </w:pPr>
-            <w:hyperlink r:id="rId8">
-              <w:r>
-                <w:rPr>
-                  <w:rStyle w:val="Hyperlink"/>
-                </w:rPr>
-                <w:t>l_vta_l_hipp_1mm_MNI_GroupMean_thr50.nii.gz</w:t>
-              </w:r>
-            </w:hyperlink>
-          </w:p>
-        </w:tc>
-        <w:tc>
-          <w:tcPr>
-            <w:tcW w:w="1379" w:type="dxa"/>
-            <w:tcBorders/>
-            <w:vAlign w:val="center"/>
-          </w:tcPr>
-          <w:p>
-            <w:pPr>
-              <w:pStyle w:val="TableContents"/>
-              <w:widowControl w:val="false"/>
-              <w:suppressLineNumbers/>
-              <w:bidi w:val="0"/>
-              <w:jc w:val="left"/>
-              <w:rPr/>
-            </w:pPr>
-            <w:r>
-              <w:rPr/>
-              <w:t>Left</w:t>
-            </w:r>
-          </w:p>
-        </w:tc>
-        <w:tc>
-          <w:tcPr>
-            <w:tcW w:w="2149" w:type="dxa"/>
-            <w:tcBorders/>
-            <w:vAlign w:val="center"/>
-          </w:tcPr>
-          <w:p>
-            <w:pPr>
-              <w:pStyle w:val="TableContents"/>
-              <w:widowControl w:val="false"/>
-              <w:suppressLineNumbers/>
-              <w:bidi w:val="0"/>
-              <w:jc w:val="left"/>
-              <w:rPr/>
-            </w:pPr>
-            <w:r>
-              <w:rPr/>
-              <w:t>Posterior VTA → hippocampus atlas, 50% threshold</w:t>
-            </w:r>
-          </w:p>
-        </w:tc>
-      </w:tr>
-      <w:tr>
-        <w:trPr/>
-        <w:tc>
-          <w:tcPr>
-            <w:tcW w:w="5832" w:type="dxa"/>
-            <w:tcBorders/>
-            <w:vAlign w:val="center"/>
-          </w:tcPr>
-          <w:p>
-            <w:pPr>
-              <w:pStyle w:val="TableContents"/>
-              <w:widowControl w:val="false"/>
-              <w:suppressLineNumbers/>
-              <w:bidi w:val="0"/>
-              <w:jc w:val="left"/>
-              <w:rPr/>
-            </w:pPr>
-            <w:hyperlink r:id="rId9">
-              <w:r>
-                <w:rPr>
-                  <w:rStyle w:val="Hyperlink"/>
-                </w:rPr>
-                <w:t>r_vta_r_hipp_1mm_MNI_GroupMean_thr50.nii.gz</w:t>
-              </w:r>
-            </w:hyperlink>
-          </w:p>
-        </w:tc>
-        <w:tc>
-          <w:tcPr>
-            <w:tcW w:w="1379" w:type="dxa"/>
-            <w:tcBorders/>
-            <w:vAlign w:val="center"/>
-          </w:tcPr>
-          <w:p>
-            <w:pPr>
-              <w:pStyle w:val="TableContents"/>
-              <w:widowControl w:val="false"/>
-              <w:suppressLineNumbers/>
-              <w:bidi w:val="0"/>
-              <w:jc w:val="left"/>
-              <w:rPr/>
-            </w:pPr>
-            <w:r>
-              <w:rPr/>
-              <w:t>Right</w:t>
-            </w:r>
-          </w:p>
-        </w:tc>
-        <w:tc>
-          <w:tcPr>
-            <w:tcW w:w="2149" w:type="dxa"/>
-            <w:tcBorders/>
-            <w:vAlign w:val="center"/>
-          </w:tcPr>
-          <w:p>
-            <w:pPr>
-              <w:pStyle w:val="TableContents"/>
-              <w:widowControl w:val="false"/>
-              <w:suppressLineNumbers/>
-              <w:bidi w:val="0"/>
-              <w:jc w:val="left"/>
-              <w:rPr/>
-            </w:pPr>
-            <w:r>
-              <w:rPr/>
-              <w:t>Posterior VTA → hippocampus atlas, 50% threshold</w:t>
-            </w:r>
-          </w:p>
-        </w:tc>
-      </w:tr>
-      <w:tr>
-        <w:trPr/>
-        <w:tc>
-          <w:tcPr>
-            <w:tcW w:w="5832" w:type="dxa"/>
-            <w:tcBorders/>
-            <w:vAlign w:val="center"/>
-          </w:tcPr>
-          <w:p>
-            <w:pPr>
-              <w:pStyle w:val="TableContents"/>
-              <w:widowControl w:val="false"/>
-              <w:suppressLineNumbers/>
-              <w:bidi w:val="0"/>
-              <w:jc w:val="left"/>
-              <w:rPr/>
-            </w:pPr>
-            <w:hyperlink r:id="rId10">
-              <w:r>
-                <w:rPr>
-                  <w:rStyle w:val="Hyperlink"/>
-                </w:rPr>
-                <w:t>l_vta_l_hipp_1mm_MNI_GroupMean_OverlapProp.nii.gz</w:t>
-              </w:r>
-            </w:hyperlink>
-          </w:p>
-        </w:tc>
-        <w:tc>
-          <w:tcPr>
-            <w:tcW w:w="1379" w:type="dxa"/>
-            <w:tcBorders/>
-            <w:vAlign w:val="center"/>
-          </w:tcPr>
-          <w:p>
-            <w:pPr>
-              <w:pStyle w:val="TableContents"/>
-              <w:widowControl w:val="false"/>
-              <w:suppressLineNumbers/>
-              <w:bidi w:val="0"/>
-              <w:jc w:val="left"/>
-              <w:rPr/>
-            </w:pPr>
-            <w:r>
-              <w:rPr/>
-              <w:t>Left</w:t>
-            </w:r>
-          </w:p>
-        </w:tc>
-        <w:tc>
-          <w:tcPr>
-            <w:tcW w:w="2149" w:type="dxa"/>
-            <w:tcBorders/>
-            <w:vAlign w:val="center"/>
-          </w:tcPr>
-          <w:p>
-            <w:pPr>
-              <w:pStyle w:val="TableContents"/>
-              <w:widowControl w:val="false"/>
-              <w:suppressLineNumbers/>
-              <w:bidi w:val="0"/>
-              <w:jc w:val="left"/>
-              <w:rPr/>
-            </w:pPr>
-            <w:r>
-              <w:rPr/>
-              <w:t>Posterior VTA → hippocampus atlas, probabilistic (not binary)</w:t>
-            </w:r>
-          </w:p>
-        </w:tc>
-      </w:tr>
-      <w:tr>
-        <w:trPr/>
-        <w:tc>
-          <w:tcPr>
-            <w:tcW w:w="5832" w:type="dxa"/>
-            <w:tcBorders/>
-            <w:vAlign w:val="center"/>
-          </w:tcPr>
-          <w:p>
-            <w:pPr>
-              <w:pStyle w:val="TableContents"/>
-              <w:widowControl w:val="false"/>
-              <w:suppressLineNumbers/>
-              <w:bidi w:val="0"/>
-              <w:jc w:val="left"/>
-              <w:rPr/>
-            </w:pPr>
-            <w:hyperlink r:id="rId11">
-              <w:r>
-                <w:rPr>
-                  <w:rStyle w:val="Hyperlink"/>
-                </w:rPr>
-                <w:t>r_vta_r_hipp_1mm_MNI_GroupMean_OverlapProp.nii.gz</w:t>
-              </w:r>
-            </w:hyperlink>
-          </w:p>
-        </w:tc>
-        <w:tc>
-          <w:tcPr>
-            <w:tcW w:w="1379" w:type="dxa"/>
-            <w:tcBorders/>
-            <w:vAlign w:val="center"/>
-          </w:tcPr>
-          <w:p>
-            <w:pPr>
-              <w:pStyle w:val="TableContents"/>
-              <w:widowControl w:val="false"/>
-              <w:suppressLineNumbers/>
-              <w:bidi w:val="0"/>
-              <w:jc w:val="left"/>
-              <w:rPr/>
-            </w:pPr>
-            <w:r>
-              <w:rPr/>
-              <w:t>Right</w:t>
-            </w:r>
-          </w:p>
-        </w:tc>
-        <w:tc>
-          <w:tcPr>
-            <w:tcW w:w="2149" w:type="dxa"/>
-            <w:tcBorders/>
-            <w:vAlign w:val="center"/>
-          </w:tcPr>
-          <w:p>
-            <w:pPr>
-              <w:pStyle w:val="TableContents"/>
-              <w:widowControl w:val="false"/>
-              <w:suppressLineNumbers/>
-              <w:bidi w:val="0"/>
-              <w:jc w:val="left"/>
-              <w:rPr/>
-            </w:pPr>
-            <w:r>
-              <w:rPr/>
-              <w:t>Posterior VTA → hippocampus atlas, probabilistic (not binary)</w:t>
-            </w:r>
-          </w:p>
-        </w:tc>
-      </w:tr>
-      <w:tr>
-        <w:trPr/>
-        <w:tc>
-          <w:tcPr>
-            <w:tcW w:w="5832" w:type="dxa"/>
-            <w:tcBorders/>
-            <w:vAlign w:val="center"/>
-          </w:tcPr>
-          <w:p>
-            <w:pPr>
-              <w:pStyle w:val="TableContents"/>
-              <w:widowControl w:val="false"/>
-              <w:suppressLineNumbers/>
-              <w:bidi w:val="0"/>
-              <w:jc w:val="left"/>
-              <w:rPr/>
-            </w:pPr>
-            <w:hyperlink r:id="rId12">
-              <w:r>
-                <w:rPr>
-                  <w:rStyle w:val="Hyperlink"/>
-                </w:rPr>
-                <w:t>anterior_l_vta_l_hipp_1mm_MNI_GroupMean_thr50.nii.gz</w:t>
-              </w:r>
-            </w:hyperlink>
-          </w:p>
-        </w:tc>
-        <w:tc>
-          <w:tcPr>
-            <w:tcW w:w="1379" w:type="dxa"/>
-            <w:tcBorders/>
-            <w:vAlign w:val="center"/>
-          </w:tcPr>
-          <w:p>
-            <w:pPr>
-              <w:pStyle w:val="TableContents"/>
-              <w:widowControl w:val="false"/>
-              <w:suppressLineNumbers/>
-              <w:bidi w:val="0"/>
-              <w:jc w:val="left"/>
-              <w:rPr/>
-            </w:pPr>
-            <w:r>
-              <w:rPr/>
-              <w:t>Left</w:t>
-            </w:r>
-          </w:p>
-        </w:tc>
-        <w:tc>
-          <w:tcPr>
-            <w:tcW w:w="2149" w:type="dxa"/>
-            <w:tcBorders/>
-            <w:vAlign w:val="center"/>
-          </w:tcPr>
-          <w:p>
-            <w:pPr>
-              <w:pStyle w:val="TableContents"/>
-              <w:widowControl w:val="false"/>
-              <w:suppressLineNumbers/>
-              <w:bidi w:val="0"/>
-              <w:jc w:val="left"/>
-              <w:rPr/>
-            </w:pPr>
-            <w:r>
-              <w:rPr/>
-              <w:t>Anterior VTA → hippocampus atlas, 50% threshold</w:t>
-            </w:r>
-          </w:p>
-        </w:tc>
-      </w:tr>
-      <w:tr>
-        <w:trPr/>
-        <w:tc>
-          <w:tcPr>
-            <w:tcW w:w="5832" w:type="dxa"/>
             <w:tcBorders>
               <w:bottom w:val="single" w:sz="6" w:space="0" w:color="808080"/>
             </w:tcBorders>
@@ -4368,19 +4181,15 @@
               <w:jc w:val="left"/>
               <w:rPr/>
             </w:pPr>
-            <w:hyperlink r:id="rId13">
-              <w:r>
-                <w:rPr>
-                  <w:rStyle w:val="Hyperlink"/>
-                </w:rPr>
-                <w:t>anterior_r_vta_r_hipp_1mm_MNI_GroupMean_thr50.nii.gz</w:t>
-              </w:r>
-            </w:hyperlink>
-          </w:p>
-        </w:tc>
-        <w:tc>
-          <w:tcPr>
-            <w:tcW w:w="1379" w:type="dxa"/>
+            <w:r>
+              <w:rPr/>
+              <w:t>Right</w:t>
+            </w:r>
+          </w:p>
+        </w:tc>
+        <w:tc>
+          <w:tcPr>
+            <w:tcW w:w="5194" w:type="dxa"/>
             <w:tcBorders>
               <w:bottom w:val="single" w:sz="6" w:space="0" w:color="808080"/>
             </w:tcBorders>
@@ -4397,30 +4206,7 @@
             </w:pPr>
             <w:r>
               <w:rPr/>
-              <w:t>Right</w:t>
-            </w:r>
-          </w:p>
-        </w:tc>
-        <w:tc>
-          <w:tcPr>
-            <w:tcW w:w="2149" w:type="dxa"/>
-            <w:tcBorders>
-              <w:bottom w:val="single" w:sz="6" w:space="0" w:color="808080"/>
-            </w:tcBorders>
-            <w:vAlign w:val="center"/>
-          </w:tcPr>
-          <w:p>
-            <w:pPr>
-              <w:pStyle w:val="TableContents"/>
-              <w:widowControl w:val="false"/>
-              <w:suppressLineNumbers/>
-              <w:bidi w:val="0"/>
-              <w:jc w:val="left"/>
-              <w:rPr/>
-            </w:pPr>
-            <w:r>
-              <w:rPr/>
-              <w:t>Anterior VTA → hippocampus atlas, 50% threshold</w:t>
+              <w:t>Hippocampus target (Harvard–Oxford; 50% threshold)</w:t>
             </w:r>
           </w:p>
         </w:tc>
@@ -4428,6 +4214,18 @@
     </w:tbl>
     <w:p>
       <w:pPr>
+        <w:pStyle w:val="Heading2"/>
+        <w:bidi w:val="0"/>
+        <w:jc w:val="left"/>
+        <w:rPr/>
+      </w:pPr>
+      <w:r>
+        <w:rPr/>
+        <w:t>Setting up the files for the scripts</w:t>
+      </w:r>
+    </w:p>
+    <w:p>
+      <w:pPr>
         <w:pStyle w:val="BodyText"/>
         <w:bidi w:val="0"/>
         <w:jc w:val="left"/>
@@ -4435,7 +4233,128 @@
       </w:pPr>
       <w:r>
         <w:rPr/>
-        <w:t xml:space="preserve">The following commands retrieve all files listed above into the folder layout of the full release, which is the layout that </w:t>
+        <w:t xml:space="preserve">The scripts expect the unzipped package as </w:t>
+      </w:r>
+      <w:r>
+        <w:rPr>
+          <w:rStyle w:val="SourceText"/>
+        </w:rPr>
+        <w:t>ATLAS_DIR</w:t>
+      </w:r>
+      <w:r>
+        <w:rPr/>
+        <w:t xml:space="preserve">, with the seed and target regions in a </w:t>
+      </w:r>
+      <w:r>
+        <w:rPr>
+          <w:rStyle w:val="SourceText"/>
+        </w:rPr>
+        <w:t>roi_maps</w:t>
+      </w:r>
+      <w:r>
+        <w:rPr/>
+        <w:t xml:space="preserve"> folder inside it. The following commands produce that layout for the VTA → hippocampus example.</w:t>
+      </w:r>
+    </w:p>
+    <w:p>
+      <w:pPr>
+        <w:pStyle w:val="PreformattedTextcode"/>
+        <w:bidi w:val="0"/>
+        <w:jc w:val="left"/>
+        <w:rPr/>
+      </w:pPr>
+      <w:r>
+        <w:rPr/>
+        <w:t>curl -sSLO "https://diffusiontensorimaging-repos.github.io/MesoConnect-Tutorial/downloads/MesoConnect_Atlas.zip"</w:t>
+      </w:r>
+    </w:p>
+    <w:p>
+      <w:pPr>
+        <w:pStyle w:val="PreformattedTextcode"/>
+        <w:bidi w:val="0"/>
+        <w:jc w:val="left"/>
+        <w:rPr/>
+      </w:pPr>
+      <w:r>
+        <w:rPr/>
+        <w:t>unzip -q MesoConnect_Atlas.zip</w:t>
+      </w:r>
+    </w:p>
+    <w:p>
+      <w:pPr>
+        <w:pStyle w:val="PreformattedTextcode"/>
+        <w:bidi w:val="0"/>
+        <w:jc w:val="left"/>
+        <w:rPr/>
+      </w:pPr>
+      <w:r>
+        <w:rPr/>
+        <w:t>mkdir -p MesoConnect_Atlas/roi_maps</w:t>
+      </w:r>
+    </w:p>
+    <w:p>
+      <w:pPr>
+        <w:pStyle w:val="PreformattedTextcode"/>
+        <w:bidi w:val="0"/>
+        <w:jc w:val="left"/>
+        <w:rPr/>
+      </w:pPr>
+      <w:r>
+        <w:rPr/>
+        <w:t>base="https://diffusiontensorimaging-repos.github.io/MesoConnect-Tutorial/atlas"</w:t>
+      </w:r>
+    </w:p>
+    <w:p>
+      <w:pPr>
+        <w:pStyle w:val="PreformattedTextcode"/>
+        <w:bidi w:val="0"/>
+        <w:jc w:val="left"/>
+        <w:rPr/>
+      </w:pPr>
+      <w:r>
+        <w:rPr/>
+        <w:t>for f in left_VTA_0.25_bin right_VTA_0.25_bin HPC_L_0.5_bin HPC_R_0.5_bin; do</w:t>
+      </w:r>
+    </w:p>
+    <w:p>
+      <w:pPr>
+        <w:pStyle w:val="PreformattedTextcode"/>
+        <w:bidi w:val="0"/>
+        <w:jc w:val="left"/>
+        <w:rPr/>
+      </w:pPr>
+      <w:r>
+        <w:rPr/>
+        <w:t xml:space="preserve">  </w:t>
+      </w:r>
+      <w:r>
+        <w:rPr/>
+        <w:t>curl -sSL "$base/$f.nii.gz" -o "MesoConnect_Atlas/roi_maps/$f.nii.gz"</w:t>
+      </w:r>
+    </w:p>
+    <w:p>
+      <w:pPr>
+        <w:pStyle w:val="PreformattedTextcode"/>
+        <w:bidi w:val="0"/>
+        <w:spacing w:before="0" w:after="283"/>
+        <w:jc w:val="left"/>
+        <w:rPr/>
+      </w:pPr>
+      <w:r>
+        <w:rPr/>
+        <w:t>done</w:t>
+      </w:r>
+    </w:p>
+    <w:p>
+      <w:pPr>
+        <w:pStyle w:val="BodyText"/>
+        <w:bidi w:val="0"/>
+        <w:jc w:val="left"/>
+        <w:rPr/>
+      </w:pPr>
+      <w:r>
+        <w:rPr/>
+        <w:t xml:space="preserve">In </w:t>
       </w:r>
       <w:r>
         <w:rPr>
@@ -4445,7 +4364,7 @@
       </w:r>
       <w:r>
         <w:rPr/>
-        <w:t xml:space="preserve"> expects (</w:t>
+        <w:t xml:space="preserve">, </w:t>
       </w:r>
       <w:r>
         <w:rPr>
@@ -4455,414 +4374,27 @@
       </w:r>
       <w:r>
         <w:rPr/>
-        <w:t xml:space="preserve"> is the </w:t>
+        <w:t xml:space="preserve"> then points at </w:t>
       </w:r>
       <w:r>
         <w:rPr>
           <w:rStyle w:val="SourceText"/>
         </w:rPr>
-        <w:t>MesoConnectAtlas</w:t>
-      </w:r>
-      <w:r>
-        <w:rPr/>
-        <w:t xml:space="preserve"> folder).</w:t>
-      </w:r>
-    </w:p>
-    <w:p>
-      <w:pPr>
-        <w:pStyle w:val="PreformattedTextcode"/>
-        <w:bidi w:val="0"/>
-        <w:jc w:val="left"/>
-        <w:rPr/>
-      </w:pPr>
-      <w:r>
-        <w:rPr/>
-        <w:t>mkdir -p MesoConnectAtlas/roi_maps MesoConnectAtlas/tracts_thresholded_binary_50 \</w:t>
-      </w:r>
-    </w:p>
-    <w:p>
-      <w:pPr>
-        <w:pStyle w:val="PreformattedTextcode"/>
-        <w:bidi w:val="0"/>
-        <w:jc w:val="left"/>
-        <w:rPr/>
-      </w:pPr>
-      <w:r>
-        <w:rPr/>
-        <w:t xml:space="preserve">         </w:t>
-      </w:r>
-      <w:r>
-        <w:rPr/>
-        <w:t>MesoConnectAtlas/tracts_probabilistic</w:t>
-      </w:r>
-    </w:p>
-    <w:p>
-      <w:pPr>
-        <w:pStyle w:val="PreformattedTextcode"/>
-        <w:bidi w:val="0"/>
-        <w:jc w:val="left"/>
-        <w:rPr/>
-      </w:pPr>
-      <w:r>
-        <w:rPr/>
-        <w:t>cd MesoConnectAtlas</w:t>
-      </w:r>
-    </w:p>
-    <w:p>
-      <w:pPr>
-        <w:pStyle w:val="PreformattedTextcode"/>
-        <w:bidi w:val="0"/>
-        <w:jc w:val="left"/>
-        <w:rPr/>
-      </w:pPr>
-      <w:r>
-        <w:rPr/>
-        <w:t>base="https://diffusiontensorimaging-repos.github.io/MesoConnect-Tutorial/atlas"</w:t>
-      </w:r>
-    </w:p>
-    <w:p>
-      <w:pPr>
-        <w:pStyle w:val="PreformattedTextcode"/>
-        <w:bidi w:val="0"/>
-        <w:jc w:val="left"/>
-        <w:rPr/>
-      </w:pPr>
-      <w:r>
-        <w:rPr/>
-      </w:r>
-    </w:p>
-    <w:p>
-      <w:pPr>
-        <w:pStyle w:val="PreformattedTextcode"/>
-        <w:bidi w:val="0"/>
-        <w:jc w:val="left"/>
-        <w:rPr/>
-      </w:pPr>
-      <w:r>
-        <w:rPr/>
-        <w:t>for f in left_VTA_0.25_bin right_VTA_0.25_bin HPC_L_0.5_bin HPC_R_0.5_bin; do</w:t>
-      </w:r>
-    </w:p>
-    <w:p>
-      <w:pPr>
-        <w:pStyle w:val="PreformattedTextcode"/>
-        <w:bidi w:val="0"/>
-        <w:jc w:val="left"/>
-        <w:rPr/>
-      </w:pPr>
-      <w:r>
-        <w:rPr/>
-        <w:t xml:space="preserve">  </w:t>
-      </w:r>
-      <w:r>
-        <w:rPr/>
-        <w:t>curl -sSL "$base/$f.nii.gz" -o "roi_maps/$f.nii.gz"</w:t>
-      </w:r>
-    </w:p>
-    <w:p>
-      <w:pPr>
-        <w:pStyle w:val="PreformattedTextcode"/>
-        <w:bidi w:val="0"/>
-        <w:jc w:val="left"/>
-        <w:rPr/>
-      </w:pPr>
-      <w:r>
-        <w:rPr/>
-        <w:t>done</w:t>
-      </w:r>
-    </w:p>
-    <w:p>
-      <w:pPr>
-        <w:pStyle w:val="PreformattedTextcode"/>
-        <w:bidi w:val="0"/>
-        <w:jc w:val="left"/>
-        <w:rPr/>
-      </w:pPr>
-      <w:r>
-        <w:rPr/>
-        <w:t>for t in l_vta_l_hipp r_vta_r_hipp anterior_l_vta_l_hipp anterior_r_vta_r_hipp; do</w:t>
-      </w:r>
-    </w:p>
-    <w:p>
-      <w:pPr>
-        <w:pStyle w:val="PreformattedTextcode"/>
-        <w:bidi w:val="0"/>
-        <w:jc w:val="left"/>
-        <w:rPr/>
-      </w:pPr>
-      <w:r>
-        <w:rPr/>
-        <w:t xml:space="preserve">  </w:t>
-      </w:r>
-      <w:r>
-        <w:rPr/>
-        <w:t>f="${t}_1mm_MNI_GroupMean_thr50.nii.gz"</w:t>
-      </w:r>
-    </w:p>
-    <w:p>
-      <w:pPr>
-        <w:pStyle w:val="PreformattedTextcode"/>
-        <w:bidi w:val="0"/>
-        <w:jc w:val="left"/>
-        <w:rPr/>
-      </w:pPr>
-      <w:r>
-        <w:rPr/>
-        <w:t xml:space="preserve">  </w:t>
-      </w:r>
-      <w:r>
-        <w:rPr/>
-        <w:t>curl -sSL "$base/$f" -o "tracts_thresholded_binary_50/$f"</w:t>
-      </w:r>
-    </w:p>
-    <w:p>
-      <w:pPr>
-        <w:pStyle w:val="PreformattedTextcode"/>
-        <w:bidi w:val="0"/>
-        <w:jc w:val="left"/>
-        <w:rPr/>
-      </w:pPr>
-      <w:r>
-        <w:rPr/>
-        <w:t>done</w:t>
-      </w:r>
-    </w:p>
-    <w:p>
-      <w:pPr>
-        <w:pStyle w:val="PreformattedTextcode"/>
-        <w:bidi w:val="0"/>
-        <w:jc w:val="left"/>
-        <w:rPr/>
-      </w:pPr>
-      <w:r>
-        <w:rPr/>
-        <w:t>for t in l_vta_l_hipp r_vta_r_hipp; do</w:t>
-      </w:r>
-    </w:p>
-    <w:p>
-      <w:pPr>
-        <w:pStyle w:val="PreformattedTextcode"/>
-        <w:bidi w:val="0"/>
-        <w:jc w:val="left"/>
-        <w:rPr/>
-      </w:pPr>
-      <w:r>
-        <w:rPr/>
-        <w:t xml:space="preserve">  </w:t>
-      </w:r>
-      <w:r>
-        <w:rPr/>
-        <w:t>f="${t}_1mm_MNI_GroupMean_OverlapProp.nii.gz"</w:t>
-      </w:r>
-    </w:p>
-    <w:p>
-      <w:pPr>
-        <w:pStyle w:val="PreformattedTextcode"/>
-        <w:bidi w:val="0"/>
-        <w:jc w:val="left"/>
-        <w:rPr/>
-      </w:pPr>
-      <w:r>
-        <w:rPr/>
-        <w:t xml:space="preserve">  </w:t>
-      </w:r>
-      <w:r>
-        <w:rPr/>
-        <w:t>curl -sSL "$base/$f" -o "tracts_probabilistic/$f"</w:t>
-      </w:r>
-    </w:p>
-    <w:p>
-      <w:pPr>
-        <w:pStyle w:val="PreformattedTextcode"/>
-        <w:bidi w:val="0"/>
-        <w:spacing w:before="0" w:after="283"/>
-        <w:jc w:val="left"/>
-        <w:rPr/>
-      </w:pPr>
-      <w:r>
-        <w:rPr/>
-        <w:t>done</w:t>
-      </w:r>
-    </w:p>
-    <w:p>
-      <w:pPr>
-        <w:pStyle w:val="Heading2"/>
-        <w:bidi w:val="0"/>
-        <w:jc w:val="left"/>
-        <w:rPr/>
-      </w:pPr>
-      <w:r>
-        <w:rPr/>
-        <w:t>Full release</w:t>
-      </w:r>
-    </w:p>
-    <w:p>
-      <w:pPr>
-        <w:pStyle w:val="BodyText"/>
-        <w:bidi w:val="0"/>
-        <w:jc w:val="left"/>
-        <w:rPr/>
-      </w:pPr>
-      <w:r>
-        <w:rPr/>
-        <w:t>The complete atlas package will follow the layout below. The remaining families (amygdala, accumbens divisions, ventral pallidum, hippocampus → accumbens, hippocampus → ventral pallidum, fornix divisions), the count maps, the 25% and 75% thresholds, the endpoint maps and the exclusion masks are available from the atlas authors in the interim.</w:t>
-      </w:r>
-    </w:p>
-    <w:p>
-      <w:pPr>
-        <w:pStyle w:val="PreformattedTextcode"/>
-        <w:bidi w:val="0"/>
-        <w:jc w:val="left"/>
-        <w:rPr/>
-      </w:pPr>
-      <w:r>
-        <w:rPr/>
-        <w:t>MesoConnectAtlas_v1.0/</w:t>
-      </w:r>
-    </w:p>
-    <w:p>
-      <w:pPr>
-        <w:pStyle w:val="PreformattedTextcode"/>
-        <w:bidi w:val="0"/>
-        <w:jc w:val="left"/>
-        <w:rPr/>
-      </w:pPr>
-      <w:r>
-        <w:rPr/>
-        <w:t xml:space="preserve">  </w:t>
-      </w:r>
-      <w:r>
-        <w:rPr/>
-        <w:t>Atlases/FSL_MNI152_1mm/</w:t>
-      </w:r>
-    </w:p>
-    <w:p>
-      <w:pPr>
-        <w:pStyle w:val="PreformattedTextcode"/>
-        <w:bidi w:val="0"/>
-        <w:jc w:val="left"/>
-        <w:rPr/>
-      </w:pPr>
-      <w:r>
-        <w:rPr/>
-        <w:t xml:space="preserve">    </w:t>
-      </w:r>
-      <w:r>
-        <w:rPr/>
-        <w:t>tracts_probabilistic/            *_GroupMean_OverlapProp.nii.gz</w:t>
-      </w:r>
-    </w:p>
-    <w:p>
-      <w:pPr>
-        <w:pStyle w:val="PreformattedTextcode"/>
-        <w:bidi w:val="0"/>
-        <w:jc w:val="left"/>
-        <w:rPr/>
-      </w:pPr>
-      <w:r>
-        <w:rPr/>
-        <w:t xml:space="preserve">    </w:t>
-      </w:r>
-      <w:r>
-        <w:rPr/>
-        <w:t>tracts_thresholded_binary_25/    *_thr25.nii.gz</w:t>
-      </w:r>
-    </w:p>
-    <w:p>
-      <w:pPr>
-        <w:pStyle w:val="PreformattedTextcode"/>
-        <w:bidi w:val="0"/>
-        <w:jc w:val="left"/>
-        <w:rPr/>
-      </w:pPr>
-      <w:r>
-        <w:rPr/>
-        <w:t xml:space="preserve">    </w:t>
-      </w:r>
-      <w:r>
-        <w:rPr/>
-        <w:t>tracts_thresholded_binary_50/    *_thr50.nii.gz</w:t>
-      </w:r>
-    </w:p>
-    <w:p>
-      <w:pPr>
-        <w:pStyle w:val="PreformattedTextcode"/>
-        <w:bidi w:val="0"/>
-        <w:jc w:val="left"/>
-        <w:rPr/>
-      </w:pPr>
-      <w:r>
-        <w:rPr/>
-        <w:t xml:space="preserve">    </w:t>
-      </w:r>
-      <w:r>
-        <w:rPr/>
-        <w:t>tracts_thresholded_binary_75/    *_thr75.nii.gz</w:t>
-      </w:r>
-    </w:p>
-    <w:p>
-      <w:pPr>
-        <w:pStyle w:val="PreformattedTextcode"/>
-        <w:bidi w:val="0"/>
-        <w:jc w:val="left"/>
-        <w:rPr/>
-      </w:pPr>
-      <w:r>
-        <w:rPr/>
-        <w:t xml:space="preserve">    </w:t>
-      </w:r>
-      <w:r>
-        <w:rPr/>
-        <w:t>tracts_overlap_count/            *_GroupOverlapCount.nii.gz</w:t>
-      </w:r>
-    </w:p>
-    <w:p>
-      <w:pPr>
-        <w:pStyle w:val="PreformattedTextcode"/>
-        <w:bidi w:val="0"/>
-        <w:jc w:val="left"/>
-        <w:rPr/>
-      </w:pPr>
-      <w:r>
-        <w:rPr/>
-        <w:t xml:space="preserve">    </w:t>
-      </w:r>
-      <w:r>
-        <w:rPr/>
-        <w:t>endpoint_maps/  roi_maps/  exclusion_masks/</w:t>
-      </w:r>
-    </w:p>
-    <w:p>
-      <w:pPr>
-        <w:pStyle w:val="PreformattedTextcode"/>
-        <w:bidi w:val="0"/>
-        <w:jc w:val="left"/>
-        <w:rPr/>
-      </w:pPr>
-      <w:r>
-        <w:rPr/>
-        <w:t xml:space="preserve">  </w:t>
-      </w:r>
-      <w:r>
-        <w:rPr/>
-        <w:t>Atlases/HCP_T1_1p05mm/fornix_split_current_space/</w:t>
-      </w:r>
-    </w:p>
-    <w:p>
-      <w:pPr>
-        <w:pStyle w:val="PreformattedTextcode"/>
-        <w:bidi w:val="0"/>
-        <w:spacing w:before="0" w:after="283"/>
-        <w:jc w:val="left"/>
-        <w:rPr/>
-      </w:pPr>
-      <w:r>
-        <w:rPr/>
-        <w:t xml:space="preserve">  </w:t>
-      </w:r>
-      <w:r>
-        <w:rPr/>
-        <w:t>Scripts/   Examples/   Metadata/   Documentation/</w:t>
+        <w:t>MesoConnect_Atlas</w:t>
+      </w:r>
+      <w:r>
+        <w:rPr/>
+        <w:t xml:space="preserve">, and the atlas map of a tract is named by its package path, for example </w:t>
+      </w:r>
+      <w:r>
+        <w:rPr>
+          <w:rStyle w:val="SourceText"/>
+        </w:rPr>
+        <w:t>$ATLAS_DIR/vta_posterior_hpc/left_vta_posterior_hpc_mni152_1mm_thr50.nii.gz</w:t>
+      </w:r>
+      <w:r>
+        <w:rPr/>
+        <w:t>.</w:t>
       </w:r>
     </w:p>
     <w:p>
@@ -4918,7 +4450,7 @@
       </w:pPr>
       <w:r>
         <w:rPr/>
-        <w:t xml:space="preserve">Pauli et al. (2018): subcortical atlas including ventral pallidum, VTA and substantia nigra. </w:t>
+        <w:t xml:space="preserve">Pauli et al. (2018): subcortical atlas including the ventral pallidum, VTA and substantia nigra. </w:t>
       </w:r>
     </w:p>
     <w:p>
@@ -4962,7 +4494,7 @@
       </w:pPr>
       <w:r>
         <w:rPr/>
-        <w:t xml:space="preserve">Tziortzi et al. (2014): connectivity-based striatal parcellation; limbic striatum as an accumbens definition. </w:t>
+        <w:t xml:space="preserve">Murty et al. (2014): functional–anatomical substantia nigra/VTA masks, a comparison resource for the dopaminergic midbrain. </w:t>
       </w:r>
     </w:p>
     <w:p>
@@ -4977,50 +4509,6 @@
           <w:tab w:val="left" w:pos="709" w:leader="none"/>
         </w:tabs>
         <w:bidi w:val="0"/>
-        <w:spacing w:before="0" w:after="0"/>
-        <w:ind w:hanging="283" w:left="709"/>
-        <w:jc w:val="left"/>
-        <w:rPr/>
-      </w:pPr>
-      <w:r>
-        <w:rPr/>
-        <w:t xml:space="preserve">Murty et al. (2014): functional–anatomical substantia nigra/VTA masks. </w:t>
-      </w:r>
-    </w:p>
-    <w:p>
-      <w:pPr>
-        <w:pStyle w:val="BodyText"/>
-        <w:numPr>
-          <w:ilvl w:val="0"/>
-          <w:numId w:val="3"/>
-        </w:numPr>
-        <w:tabs>
-          <w:tab w:val="clear" w:pos="709"/>
-          <w:tab w:val="left" w:pos="709" w:leader="none"/>
-        </w:tabs>
-        <w:bidi w:val="0"/>
-        <w:spacing w:before="0" w:after="0"/>
-        <w:ind w:hanging="283" w:left="709"/>
-        <w:jc w:val="left"/>
-        <w:rPr/>
-      </w:pPr>
-      <w:r>
-        <w:rPr/>
-        <w:t xml:space="preserve">TractSeg (Wasserthal et al., 2018): fornix and major white-matter tracts. </w:t>
-      </w:r>
-    </w:p>
-    <w:p>
-      <w:pPr>
-        <w:pStyle w:val="BodyText"/>
-        <w:numPr>
-          <w:ilvl w:val="0"/>
-          <w:numId w:val="3"/>
-        </w:numPr>
-        <w:tabs>
-          <w:tab w:val="clear" w:pos="709"/>
-          <w:tab w:val="left" w:pos="709" w:leader="none"/>
-        </w:tabs>
-        <w:bidi w:val="0"/>
         <w:ind w:hanging="283" w:left="709"/>
         <w:jc w:val="left"/>
         <w:rPr/>
@@ -5060,7 +4548,7 @@
       </w:pPr>
       <w:r>
         <w:rPr/>
-        <w:t>The workflow comprises nine steps applied to one tract at a time (Figure S1). Step 1 is performed once per participant and reused across tracts. Steps 2 through 9 are repeated for each tract by changing the tract name and the seed, target and atlas files in the configuration.</w:t>
+        <w:t>The workflow comprises nine steps applied to one tract at a time (Figure S2). Step 1 is performed once per participant and reused across tracts. Steps 2 through 9 are repeated for each tract by changing the tract name and the seed, target and atlas files in the configuration.</w:t>
       </w:r>
     </w:p>
     <w:p>
@@ -5074,7 +4562,7 @@
         <w:rPr>
           <w:rStyle w:val="Strong"/>
         </w:rPr>
-        <w:t>Figure S1</w:t>
+        <w:t>Figure S2</w:t>
       </w:r>
     </w:p>
     <w:p>
@@ -5327,7 +4815,7 @@
       </w:pPr>
       <w:r>
         <w:rPr/>
-        <w:t xml:space="preserve">Table S6 lists the per-participant inputs. When the T1 image is already aligned to the diffusion image, as in Human Connectome Project data, no affine matrix is needed: </w:t>
+        <w:t xml:space="preserve">Table S7 lists the per-participant inputs. When the T1 image is already aligned to the diffusion image, as in Human Connectome Project data, no affine matrix is needed: </w:t>
       </w:r>
       <w:r>
         <w:rPr>
@@ -5371,7 +4859,7 @@
         <w:rPr>
           <w:rStyle w:val="Strong"/>
         </w:rPr>
-        <w:t>Table S6</w:t>
+        <w:t>Table S7</w:t>
       </w:r>
     </w:p>
     <w:p>
@@ -7297,7 +6785,7 @@
       </w:pPr>
       <w:r>
         <w:rPr/>
-        <w:t>The script ends with a per-participant table of the voxel counts of the warped seed, target and atlas and of the seed–target overlap, which must be zero; participants with missing outputs are listed as such. Voxel counts far from the sample mean (more than two standard deviations is a useful criterion) indicate a failed registration and call for inspection of that participant. Table S7 gives the counts obtained in the example dataset, as a reference for the sizes to expect at 2 mm resolution.</w:t>
+        <w:t>The script ends with a per-participant table of the voxel counts of the warped seed, target and atlas and of the seed–target overlap, which must be zero; participants with missing outputs are listed as such. Voxel counts far from the sample mean (more than two standard deviations is a useful criterion) indicate a failed registration and call for inspection of that participant. Table S8 gives the counts obtained in the example dataset, as a reference for the sizes to expect at 2 mm resolution.</w:t>
       </w:r>
     </w:p>
     <w:p>
@@ -7311,7 +6799,7 @@
         <w:rPr>
           <w:rStyle w:val="Strong"/>
         </w:rPr>
-        <w:t>Table S7</w:t>
+        <w:t>Table S8</w:t>
       </w:r>
     </w:p>
     <w:p>
@@ -7844,7 +7332,7 @@
       </w:r>
       <w:r>
         <w:rPr/>
-        <w:t xml:space="preserve"> = 0 image. Three views are informative: a whole-brain view for gross placement, a magnified view (5×) around the region for voxel-level placement, and an orthogonal render for the record (Figures S2 to S4). The VTA should lie in the ventral midbrain anterior to the red nucleus near the midline and occupy a small number of voxels; placement in the cerebral peduncle, pons or outside the brainstem indicates a failed registration. The hippocampus should follow the medial temporal lobe along the floor of the lateral ventricle; overlap with the ventricle or placement in white matter indicates an error. The atlas should form a narrow corridor from the VTA through the midbrain to the target. A region located in ventricle, white matter or cortex, a region with zero voxels, or a left-hemisphere region on the right returns the participant to Step 1.</w:t>
+        <w:t xml:space="preserve"> = 0 image. Three views are informative: a whole-brain view for gross placement, a magnified view (5×) around the region for voxel-level placement, and an orthogonal render for the record (Figures S3 to S5). The VTA should lie in the ventral midbrain anterior to the red nucleus near the midline and occupy a small number of voxels; placement in the cerebral peduncle, pons or outside the brainstem indicates a failed registration. The hippocampus should follow the medial temporal lobe along the floor of the lateral ventricle; overlap with the ventricle or placement in white matter indicates an error. The atlas should form a narrow corridor from the VTA through the midbrain to the target. A region located in ventricle, white matter or cortex, a region with zero voxels, or a left-hemisphere region on the right returns the participant to Step 1.</w:t>
       </w:r>
     </w:p>
     <w:p>
@@ -7858,7 +7346,7 @@
         <w:rPr>
           <w:rStyle w:val="Strong"/>
         </w:rPr>
-        <w:t>Figure S2</w:t>
+        <w:t>Figure S3</w:t>
       </w:r>
     </w:p>
     <w:p>
@@ -7888,7 +7376,7 @@
           <wp:inline distT="0" distB="0" distL="0" distR="0">
             <wp:extent cx="5334000" cy="1762125"/>
             <wp:effectExtent l="0" t="0" r="0" b="0"/>
-            <wp:docPr id="1" name="Image1" descr="Whole-brain view of the warped left VTA"/>
+            <wp:docPr id="2" name="Image2" descr="Whole-brain view of the warped left VTA"/>
             <wp:cNvGraphicFramePr>
               <a:graphicFrameLocks xmlns:a="http://schemas.openxmlformats.org/drawingml/2006/main" noChangeAspect="1"/>
             </wp:cNvGraphicFramePr>
@@ -7896,7 +7384,7 @@
               <a:graphicData uri="http://schemas.openxmlformats.org/drawingml/2006/picture">
                 <pic:pic xmlns:pic="http://schemas.openxmlformats.org/drawingml/2006/picture">
                   <pic:nvPicPr>
-                    <pic:cNvPr id="1" name="Image1" descr="Whole-brain view of the warped left VTA"/>
+                    <pic:cNvPr id="2" name="Image2" descr="Whole-brain view of the warped left VTA"/>
                     <pic:cNvPicPr>
                       <a:picLocks noChangeAspect="1" noChangeArrowheads="1"/>
                     </pic:cNvPicPr>
@@ -7937,7 +7425,7 @@
           <wp:inline distT="0" distB="0" distL="0" distR="0">
             <wp:extent cx="5334000" cy="1771650"/>
             <wp:effectExtent l="0" t="0" r="0" b="0"/>
-            <wp:docPr id="2" name="Image2" descr="Magnified view of the warped left VTA"/>
+            <wp:docPr id="3" name="Image3" descr="Magnified view of the warped left VTA"/>
             <wp:cNvGraphicFramePr>
               <a:graphicFrameLocks xmlns:a="http://schemas.openxmlformats.org/drawingml/2006/main" noChangeAspect="1"/>
             </wp:cNvGraphicFramePr>
@@ -7945,7 +7433,7 @@
               <a:graphicData uri="http://schemas.openxmlformats.org/drawingml/2006/picture">
                 <pic:pic xmlns:pic="http://schemas.openxmlformats.org/drawingml/2006/picture">
                   <pic:nvPicPr>
-                    <pic:cNvPr id="2" name="Image2" descr="Magnified view of the warped left VTA"/>
+                    <pic:cNvPr id="3" name="Image3" descr="Magnified view of the warped left VTA"/>
                     <pic:cNvPicPr>
                       <a:picLocks noChangeAspect="1" noChangeArrowheads="1"/>
                     </pic:cNvPicPr>
@@ -8002,7 +7490,7 @@
         <w:rPr>
           <w:rStyle w:val="Strong"/>
         </w:rPr>
-        <w:t>Figure S3</w:t>
+        <w:t>Figure S4</w:t>
       </w:r>
     </w:p>
     <w:p>
@@ -8032,7 +7520,7 @@
           <wp:inline distT="0" distB="0" distL="0" distR="0">
             <wp:extent cx="5334000" cy="1771650"/>
             <wp:effectExtent l="0" t="0" r="0" b="0"/>
-            <wp:docPr id="3" name="Image3" descr="Magnified view of the warped left hippocampus"/>
+            <wp:docPr id="4" name="Image4" descr="Magnified view of the warped left hippocampus"/>
             <wp:cNvGraphicFramePr>
               <a:graphicFrameLocks xmlns:a="http://schemas.openxmlformats.org/drawingml/2006/main" noChangeAspect="1"/>
             </wp:cNvGraphicFramePr>
@@ -8040,7 +7528,7 @@
               <a:graphicData uri="http://schemas.openxmlformats.org/drawingml/2006/picture">
                 <pic:pic xmlns:pic="http://schemas.openxmlformats.org/drawingml/2006/picture">
                   <pic:nvPicPr>
-                    <pic:cNvPr id="3" name="Image3" descr="Magnified view of the warped left hippocampus"/>
+                    <pic:cNvPr id="4" name="Image4" descr="Magnified view of the warped left hippocampus"/>
                     <pic:cNvPicPr>
                       <a:picLocks noChangeAspect="1" noChangeArrowheads="1"/>
                     </pic:cNvPicPr>
@@ -8081,7 +7569,7 @@
           <wp:inline distT="0" distB="0" distL="0" distR="0">
             <wp:extent cx="5334000" cy="1771650"/>
             <wp:effectExtent l="0" t="0" r="0" b="0"/>
-            <wp:docPr id="4" name="Image4" descr="Magnified view of the warped left atlas"/>
+            <wp:docPr id="5" name="Image5" descr="Magnified view of the warped left atlas"/>
             <wp:cNvGraphicFramePr>
               <a:graphicFrameLocks xmlns:a="http://schemas.openxmlformats.org/drawingml/2006/main" noChangeAspect="1"/>
             </wp:cNvGraphicFramePr>
@@ -8089,7 +7577,7 @@
               <a:graphicData uri="http://schemas.openxmlformats.org/drawingml/2006/picture">
                 <pic:pic xmlns:pic="http://schemas.openxmlformats.org/drawingml/2006/picture">
                   <pic:nvPicPr>
-                    <pic:cNvPr id="4" name="Image4" descr="Magnified view of the warped left atlas"/>
+                    <pic:cNvPr id="5" name="Image5" descr="Magnified view of the warped left atlas"/>
                     <pic:cNvPicPr>
                       <a:picLocks noChangeAspect="1" noChangeArrowheads="1"/>
                     </pic:cNvPicPr>
@@ -8146,7 +7634,7 @@
         <w:rPr>
           <w:rStyle w:val="Strong"/>
         </w:rPr>
-        <w:t>Figure S4</w:t>
+        <w:t>Figure S5</w:t>
       </w:r>
     </w:p>
     <w:p>
@@ -8176,7 +7664,7 @@
           <wp:inline distT="0" distB="0" distL="0" distR="0">
             <wp:extent cx="5334000" cy="1771650"/>
             <wp:effectExtent l="0" t="0" r="0" b="0"/>
-            <wp:docPr id="5" name="Image5" descr="Orthogonal render with VTA, hippocampus and atlas"/>
+            <wp:docPr id="6" name="Image6" descr="Orthogonal render with VTA, hippocampus and atlas"/>
             <wp:cNvGraphicFramePr>
               <a:graphicFrameLocks xmlns:a="http://schemas.openxmlformats.org/drawingml/2006/main" noChangeAspect="1"/>
             </wp:cNvGraphicFramePr>
@@ -8184,7 +7672,7 @@
               <a:graphicData uri="http://schemas.openxmlformats.org/drawingml/2006/picture">
                 <pic:pic xmlns:pic="http://schemas.openxmlformats.org/drawingml/2006/picture">
                   <pic:nvPicPr>
-                    <pic:cNvPr id="5" name="Image5" descr="Orthogonal render with VTA, hippocampus and atlas"/>
+                    <pic:cNvPr id="6" name="Image6" descr="Orthogonal render with VTA, hippocampus and atlas"/>
                     <pic:cNvPicPr>
                       <a:picLocks noChangeAspect="1" noChangeArrowheads="1"/>
                     </pic:cNvPicPr>
@@ -8239,7 +7727,7 @@
       </w:pPr>
       <w:r>
         <w:rPr/>
-        <w:t>For the anterior hippocampus tract the same procedure is repeated with the anterior atlas file; the seed and target regions are shared (Figure S5).</w:t>
+        <w:t>For the anterior hippocampus tract the same procedure is repeated with the anterior atlas file; the seed and target regions are shared (Figure S6).</w:t>
       </w:r>
     </w:p>
     <w:p>
@@ -8253,7 +7741,7 @@
         <w:rPr>
           <w:rStyle w:val="Strong"/>
         </w:rPr>
-        <w:t>Figure S5</w:t>
+        <w:t>Figure S6</w:t>
       </w:r>
     </w:p>
     <w:p>
@@ -8283,7 +7771,7 @@
           <wp:inline distT="0" distB="0" distL="0" distR="0">
             <wp:extent cx="5334000" cy="2495550"/>
             <wp:effectExtent l="0" t="0" r="0" b="0"/>
-            <wp:docPr id="6" name="Image6" descr="Warped anterior atlas"/>
+            <wp:docPr id="7" name="Image7" descr="Warped anterior atlas"/>
             <wp:cNvGraphicFramePr>
               <a:graphicFrameLocks xmlns:a="http://schemas.openxmlformats.org/drawingml/2006/main" noChangeAspect="1"/>
             </wp:cNvGraphicFramePr>
@@ -8291,7 +7779,7 @@
               <a:graphicData uri="http://schemas.openxmlformats.org/drawingml/2006/picture">
                 <pic:pic xmlns:pic="http://schemas.openxmlformats.org/drawingml/2006/picture">
                   <pic:nvPicPr>
-                    <pic:cNvPr id="6" name="Image6" descr="Warped anterior atlas"/>
+                    <pic:cNvPr id="7" name="Image7" descr="Warped anterior atlas"/>
                     <pic:cNvPicPr>
                       <a:picLocks noChangeAspect="1" noChangeArrowheads="1"/>
                     </pic:cNvPicPr>
@@ -8550,7 +8038,7 @@
       </w:pPr>
       <w:r>
         <w:rPr/>
-        <w:t>Visual inspection confirms that the corridor follows a plausible path from seed to target and contains both regions (Figure S6). Contact with the ventricle or extension into cortex indicates excessive dilation or a registration error.</w:t>
+        <w:t>Visual inspection confirms that the corridor follows a plausible path from seed to target and contains both regions (Figure S7). Contact with the ventricle or extension into cortex indicates excessive dilation or a registration error.</w:t>
       </w:r>
     </w:p>
     <w:p>
@@ -8564,7 +8052,7 @@
         <w:rPr>
           <w:rStyle w:val="Strong"/>
         </w:rPr>
-        <w:t>Figure S6</w:t>
+        <w:t>Figure S7</w:t>
       </w:r>
     </w:p>
     <w:p>
@@ -8594,7 +8082,7 @@
           <wp:inline distT="0" distB="0" distL="0" distR="0">
             <wp:extent cx="5334000" cy="2495550"/>
             <wp:effectExtent l="0" t="0" r="0" b="0"/>
-            <wp:docPr id="7" name="Image7" descr="Inclusion zone over the mean b = 0 image"/>
+            <wp:docPr id="8" name="Image8" descr="Inclusion zone over the mean b = 0 image"/>
             <wp:cNvGraphicFramePr>
               <a:graphicFrameLocks xmlns:a="http://schemas.openxmlformats.org/drawingml/2006/main" noChangeAspect="1"/>
             </wp:cNvGraphicFramePr>
@@ -8602,7 +8090,7 @@
               <a:graphicData uri="http://schemas.openxmlformats.org/drawingml/2006/picture">
                 <pic:pic xmlns:pic="http://schemas.openxmlformats.org/drawingml/2006/picture">
                   <pic:nvPicPr>
-                    <pic:cNvPr id="7" name="Image7" descr="Inclusion zone over the mean b = 0 image"/>
+                    <pic:cNvPr id="8" name="Image8" descr="Inclusion zone over the mean b = 0 image"/>
                     <pic:cNvPicPr>
                       <a:picLocks noChangeAspect="1" noChangeArrowheads="1"/>
                     </pic:cNvPicPr>
@@ -8712,7 +8200,7 @@
       </w:r>
       <w:r>
         <w:rPr/>
-        <w:t>. It is the recommended starting value for any tract reconstructed with this workflow; the pilot sweep described below confirms it for a new dataset or tract family and takes under an hour. Table S8 lists the cutoffs that have been used with the atlas.</w:t>
+        <w:t>. It is the recommended starting value for any tract reconstructed with this workflow; the pilot sweep described below confirms it for a new dataset or tract family and takes under an hour. Table S9 lists the cutoffs that have been used with the atlas.</w:t>
       </w:r>
     </w:p>
     <w:p>
@@ -8726,7 +8214,7 @@
         <w:rPr>
           <w:rStyle w:val="Strong"/>
         </w:rPr>
-        <w:t>Table S8</w:t>
+        <w:t>Table S9</w:t>
       </w:r>
     </w:p>
     <w:p>
@@ -8757,9 +8245,9 @@
         </w:tblCellMar>
       </w:tblPr>
       <w:tblGrid>
-        <w:gridCol w:w="6345"/>
+        <w:gridCol w:w="6043"/>
         <w:gridCol w:w="806"/>
-        <w:gridCol w:w="2209"/>
+        <w:gridCol w:w="2511"/>
       </w:tblGrid>
       <w:tr>
         <w:trPr>
@@ -8767,7 +8255,7 @@
         </w:trPr>
         <w:tc>
           <w:tcPr>
-            <w:tcW w:w="6345" w:type="dxa"/>
+            <w:tcW w:w="6043" w:type="dxa"/>
             <w:tcBorders>
               <w:top w:val="single" w:sz="6" w:space="0" w:color="808080"/>
               <w:bottom w:val="single" w:sz="2" w:space="0" w:color="808080"/>
@@ -8813,7 +8301,7 @@
         </w:tc>
         <w:tc>
           <w:tcPr>
-            <w:tcW w:w="2209" w:type="dxa"/>
+            <w:tcW w:w="2511" w:type="dxa"/>
             <w:tcBorders>
               <w:top w:val="single" w:sz="6" w:space="0" w:color="808080"/>
               <w:bottom w:val="single" w:sz="2" w:space="0" w:color="808080"/>
@@ -8839,7 +8327,7 @@
         <w:trPr/>
         <w:tc>
           <w:tcPr>
-            <w:tcW w:w="6345" w:type="dxa"/>
+            <w:tcW w:w="6043" w:type="dxa"/>
             <w:tcBorders/>
             <w:vAlign w:val="center"/>
           </w:tcPr>
@@ -8881,7 +8369,7 @@
         </w:tc>
         <w:tc>
           <w:tcPr>
-            <w:tcW w:w="2209" w:type="dxa"/>
+            <w:tcW w:w="2511" w:type="dxa"/>
             <w:tcBorders/>
             <w:vAlign w:val="center"/>
           </w:tcPr>
@@ -8905,7 +8393,7 @@
         <w:trPr/>
         <w:tc>
           <w:tcPr>
-            <w:tcW w:w="6345" w:type="dxa"/>
+            <w:tcW w:w="6043" w:type="dxa"/>
             <w:tcBorders/>
             <w:vAlign w:val="center"/>
           </w:tcPr>
@@ -8947,7 +8435,7 @@
         </w:tc>
         <w:tc>
           <w:tcPr>
-            <w:tcW w:w="2209" w:type="dxa"/>
+            <w:tcW w:w="2511" w:type="dxa"/>
             <w:tcBorders/>
             <w:vAlign w:val="center"/>
           </w:tcPr>
@@ -8971,7 +8459,7 @@
         <w:trPr/>
         <w:tc>
           <w:tcPr>
-            <w:tcW w:w="6345" w:type="dxa"/>
+            <w:tcW w:w="6043" w:type="dxa"/>
             <w:tcBorders/>
             <w:vAlign w:val="center"/>
           </w:tcPr>
@@ -8986,7 +8474,7 @@
             </w:pPr>
             <w:r>
               <w:rPr/>
-              <w:t>Atlas construction, 7 T: VTA → hippocampus and VTA → accumbens</w:t>
+              <w:t>Atlas construction, 7 T: VTA → hippocampus (both pathways)</w:t>
             </w:r>
           </w:p>
         </w:tc>
@@ -9013,7 +8501,7 @@
         </w:tc>
         <w:tc>
           <w:tcPr>
-            <w:tcW w:w="2209" w:type="dxa"/>
+            <w:tcW w:w="2511" w:type="dxa"/>
             <w:tcBorders/>
             <w:vAlign w:val="center"/>
           </w:tcPr>
@@ -9037,7 +8525,7 @@
         <w:trPr/>
         <w:tc>
           <w:tcPr>
-            <w:tcW w:w="6345" w:type="dxa"/>
+            <w:tcW w:w="6043" w:type="dxa"/>
             <w:tcBorders/>
             <w:vAlign w:val="center"/>
           </w:tcPr>
@@ -9052,7 +8540,7 @@
             </w:pPr>
             <w:r>
               <w:rPr/>
-              <w:t>Atlas construction, 7 T: hippocampus → accumbens and hippocampus → ventral pallidum</w:t>
+              <w:t>Atlas construction, 7 T: VTA → amygdala</w:t>
             </w:r>
           </w:p>
         </w:tc>
@@ -9079,7 +8567,7 @@
         </w:tc>
         <w:tc>
           <w:tcPr>
-            <w:tcW w:w="2209" w:type="dxa"/>
+            <w:tcW w:w="2511" w:type="dxa"/>
             <w:tcBorders/>
             <w:vAlign w:val="center"/>
           </w:tcPr>
@@ -9103,7 +8591,205 @@
         <w:trPr/>
         <w:tc>
           <w:tcPr>
-            <w:tcW w:w="6345" w:type="dxa"/>
+            <w:tcW w:w="6043" w:type="dxa"/>
+            <w:tcBorders/>
+            <w:vAlign w:val="center"/>
+          </w:tcPr>
+          <w:p>
+            <w:pPr>
+              <w:pStyle w:val="TableContents"/>
+              <w:widowControl w:val="false"/>
+              <w:suppressLineNumbers/>
+              <w:bidi w:val="0"/>
+              <w:jc w:val="left"/>
+              <w:rPr/>
+            </w:pPr>
+            <w:r>
+              <w:rPr/>
+              <w:t>Atlas construction, 7 T: hippocampus → accumbens → ventral pallidum</w:t>
+            </w:r>
+          </w:p>
+        </w:tc>
+        <w:tc>
+          <w:tcPr>
+            <w:tcW w:w="806" w:type="dxa"/>
+            <w:tcBorders/>
+            <w:vAlign w:val="center"/>
+          </w:tcPr>
+          <w:p>
+            <w:pPr>
+              <w:pStyle w:val="TableContents"/>
+              <w:widowControl w:val="false"/>
+              <w:suppressLineNumbers/>
+              <w:bidi w:val="0"/>
+              <w:jc w:val="left"/>
+              <w:rPr/>
+            </w:pPr>
+            <w:r>
+              <w:rPr/>
+              <w:t>0.04</w:t>
+            </w:r>
+          </w:p>
+        </w:tc>
+        <w:tc>
+          <w:tcPr>
+            <w:tcW w:w="2511" w:type="dxa"/>
+            <w:tcBorders/>
+            <w:vAlign w:val="center"/>
+          </w:tcPr>
+          <w:p>
+            <w:pPr>
+              <w:pStyle w:val="TableContents"/>
+              <w:widowControl w:val="false"/>
+              <w:suppressLineNumbers/>
+              <w:bidi w:val="0"/>
+              <w:jc w:val="left"/>
+              <w:rPr/>
+            </w:pPr>
+            <w:r>
+              <w:rPr/>
+              <w:t>Value used to build the atlas</w:t>
+            </w:r>
+          </w:p>
+        </w:tc>
+      </w:tr>
+      <w:tr>
+        <w:trPr/>
+        <w:tc>
+          <w:tcPr>
+            <w:tcW w:w="6043" w:type="dxa"/>
+            <w:tcBorders/>
+            <w:vAlign w:val="center"/>
+          </w:tcPr>
+          <w:p>
+            <w:pPr>
+              <w:pStyle w:val="TableContents"/>
+              <w:widowControl w:val="false"/>
+              <w:suppressLineNumbers/>
+              <w:bidi w:val="0"/>
+              <w:jc w:val="left"/>
+              <w:rPr/>
+            </w:pPr>
+            <w:r>
+              <w:rPr/>
+              <w:t>Atlas construction, 7 T: VTA → accumbens (both divisions) and ventral pallidum → VTA</w:t>
+            </w:r>
+          </w:p>
+        </w:tc>
+        <w:tc>
+          <w:tcPr>
+            <w:tcW w:w="806" w:type="dxa"/>
+            <w:tcBorders/>
+            <w:vAlign w:val="center"/>
+          </w:tcPr>
+          <w:p>
+            <w:pPr>
+              <w:pStyle w:val="TableContents"/>
+              <w:widowControl w:val="false"/>
+              <w:suppressLineNumbers/>
+              <w:bidi w:val="0"/>
+              <w:jc w:val="left"/>
+              <w:rPr/>
+            </w:pPr>
+            <w:r>
+              <w:rPr/>
+              <w:t>0.03</w:t>
+            </w:r>
+          </w:p>
+        </w:tc>
+        <w:tc>
+          <w:tcPr>
+            <w:tcW w:w="2511" w:type="dxa"/>
+            <w:tcBorders/>
+            <w:vAlign w:val="center"/>
+          </w:tcPr>
+          <w:p>
+            <w:pPr>
+              <w:pStyle w:val="TableContents"/>
+              <w:widowControl w:val="false"/>
+              <w:suppressLineNumbers/>
+              <w:bidi w:val="0"/>
+              <w:jc w:val="left"/>
+              <w:rPr/>
+            </w:pPr>
+            <w:r>
+              <w:rPr/>
+              <w:t>Value used to build the atlas</w:t>
+            </w:r>
+          </w:p>
+        </w:tc>
+      </w:tr>
+      <w:tr>
+        <w:trPr/>
+        <w:tc>
+          <w:tcPr>
+            <w:tcW w:w="6043" w:type="dxa"/>
+            <w:tcBorders/>
+            <w:vAlign w:val="center"/>
+          </w:tcPr>
+          <w:p>
+            <w:pPr>
+              <w:pStyle w:val="TableContents"/>
+              <w:widowControl w:val="false"/>
+              <w:suppressLineNumbers/>
+              <w:bidi w:val="0"/>
+              <w:jc w:val="left"/>
+              <w:rPr/>
+            </w:pPr>
+            <w:r>
+              <w:rPr/>
+              <w:t>Corridor workflow, atlas authors' worked example (inferior VTA → accumbens, 2 mm-dilated 50% corridor, 1,000 streamlines)</w:t>
+            </w:r>
+          </w:p>
+        </w:tc>
+        <w:tc>
+          <w:tcPr>
+            <w:tcW w:w="806" w:type="dxa"/>
+            <w:tcBorders/>
+            <w:vAlign w:val="center"/>
+          </w:tcPr>
+          <w:p>
+            <w:pPr>
+              <w:pStyle w:val="TableContents"/>
+              <w:widowControl w:val="false"/>
+              <w:suppressLineNumbers/>
+              <w:bidi w:val="0"/>
+              <w:jc w:val="left"/>
+              <w:rPr/>
+            </w:pPr>
+            <w:r>
+              <w:rPr/>
+              <w:t>0.05</w:t>
+            </w:r>
+          </w:p>
+        </w:tc>
+        <w:tc>
+          <w:tcPr>
+            <w:tcW w:w="2511" w:type="dxa"/>
+            <w:tcBorders/>
+            <w:vAlign w:val="center"/>
+          </w:tcPr>
+          <w:p>
+            <w:pPr>
+              <w:pStyle w:val="TableContents"/>
+              <w:widowControl w:val="false"/>
+              <w:suppressLineNumbers/>
+              <w:bidi w:val="0"/>
+              <w:jc w:val="left"/>
+              <w:rPr/>
+            </w:pPr>
+            <w:r>
+              <w:rPr/>
+              <w:t>Value used in the atlas repository's example</w:t>
+            </w:r>
+          </w:p>
+        </w:tc>
+      </w:tr>
+      <w:tr>
+        <w:trPr/>
+        <w:tc>
+          <w:tcPr>
+            <w:tcW w:w="6043" w:type="dxa"/>
             <w:tcBorders>
               <w:bottom w:val="single" w:sz="6" w:space="0" w:color="808080"/>
             </w:tcBorders>
@@ -9149,7 +8835,7 @@
         </w:tc>
         <w:tc>
           <w:tcPr>
-            <w:tcW w:w="2209" w:type="dxa"/>
+            <w:tcW w:w="2511" w:type="dxa"/>
             <w:tcBorders>
               <w:bottom w:val="single" w:sz="6" w:space="0" w:color="808080"/>
             </w:tcBorders>
@@ -9166,7 +8852,7 @@
             </w:pPr>
             <w:r>
               <w:rPr/>
-              <w:t>For reference; not used here</w:t>
+              <w:t>For reference</w:t>
             </w:r>
           </w:p>
         </w:tc>
@@ -9278,7 +8964,7 @@
       </w:r>
       <w:r>
         <w:rPr/>
-        <w:t xml:space="preserve"> generates one streamline per seed, so the number generated is also the number of seeds consumed. Table S9 gives the streamline counts obtained in the example dataset. At 0.1 most runs exhausted the seed budget before reaching the target. At 0.08 some participants reached the target and one stopped at 309. At 0.06 and at 0.01 all runs reached the target; the 0.01 runs consumed approximately one fifth of the seeds (about 415,000 versus 2.1 million or more at 0.06). Reaching the target in every pilot participant is a necessary condition for a cutoff; the reconstructions must also correspond to the tract, which is assessed next.</w:t>
+        <w:t xml:space="preserve"> generates one streamline per seed, so the number generated is also the number of seeds consumed. Table S10 gives the streamline counts obtained in the example dataset. At 0.1 most runs exhausted the seed budget before reaching the target. At 0.08 some participants reached the target and one stopped at 309. At 0.06 and at 0.01 all runs reached the target; the 0.01 runs consumed approximately one fifth of the seeds (about 415,000 versus 2.1 million or more at 0.06). Reaching the target in every pilot participant is a necessary condition for a cutoff; the reconstructions must also correspond to the tract, which is assessed next.</w:t>
       </w:r>
     </w:p>
     <w:p>
@@ -9292,7 +8978,7 @@
         <w:rPr>
           <w:rStyle w:val="Strong"/>
         </w:rPr>
-        <w:t>Table S9</w:t>
+        <w:t>Table S10</w:t>
       </w:r>
     </w:p>
     <w:p>
@@ -10592,7 +10278,7 @@
       </w:r>
       <w:r>
         <w:rPr/>
-        <w:t>, and a summary chart (Figures S7 and S8). In the example dataset the two cutoffs traced the same trajectory in both views. The 0.01 reconstruction was somewhat thicker (mean Dice = .66 against 0.06), mean lengths were similar (approximately 44 versus 47 mm), and the length standard deviation was slightly greater at 0.01 (7 versus 6 mm). Bundle cleaning (Step 6) removes the outlying streamlines responsible for the additional thickness; the cleaned 0.01 bundle is more compact than the uncleaned 0.06 bundle, as shown on that page.</w:t>
+        <w:t>, and a summary chart (Figures S8 and S9). In the example dataset the two cutoffs traced the same trajectory in both views. The 0.01 reconstruction was somewhat thicker (mean Dice = .66 against 0.06), mean lengths were similar (approximately 44 versus 47 mm), and the length standard deviation was slightly greater at 0.01 (7 versus 6 mm). Bundle cleaning (Step 6) removes the outlying streamlines responsible for the additional thickness; the cleaned 0.01 bundle is more compact than the uncleaned 0.06 bundle, as shown on that page.</w:t>
       </w:r>
     </w:p>
     <w:p>
@@ -10606,7 +10292,7 @@
         <w:rPr>
           <w:rStyle w:val="Strong"/>
         </w:rPr>
-        <w:t>Figure S7</w:t>
+        <w:t>Figure S8</w:t>
       </w:r>
     </w:p>
     <w:p>
@@ -10636,7 +10322,7 @@
           <wp:inline distT="0" distB="0" distL="0" distR="0">
             <wp:extent cx="5334000" cy="3886200"/>
             <wp:effectExtent l="0" t="0" r="0" b="0"/>
-            <wp:docPr id="8" name="Image8" descr="Tract-density images at cutoff 0.06 and 0.01"/>
+            <wp:docPr id="9" name="Image9" descr="Tract-density images at cutoff 0.06 and 0.01"/>
             <wp:cNvGraphicFramePr>
               <a:graphicFrameLocks xmlns:a="http://schemas.openxmlformats.org/drawingml/2006/main" noChangeAspect="1"/>
             </wp:cNvGraphicFramePr>
@@ -10644,7 +10330,7 @@
               <a:graphicData uri="http://schemas.openxmlformats.org/drawingml/2006/picture">
                 <pic:pic xmlns:pic="http://schemas.openxmlformats.org/drawingml/2006/picture">
                   <pic:nvPicPr>
-                    <pic:cNvPr id="8" name="Image8" descr="Tract-density images at cutoff 0.06 and 0.01"/>
+                    <pic:cNvPr id="9" name="Image9" descr="Tract-density images at cutoff 0.06 and 0.01"/>
                     <pic:cNvPicPr>
                       <a:picLocks noChangeAspect="1" noChangeArrowheads="1"/>
                     </pic:cNvPicPr>
@@ -10701,7 +10387,7 @@
         <w:rPr>
           <w:rStyle w:val="Strong"/>
         </w:rPr>
-        <w:t>Figure S8</w:t>
+        <w:t>Figure S9</w:t>
       </w:r>
     </w:p>
     <w:p>
@@ -10731,7 +10417,7 @@
           <wp:inline distT="0" distB="0" distL="0" distR="0">
             <wp:extent cx="5334000" cy="1552575"/>
             <wp:effectExtent l="0" t="0" r="0" b="0"/>
-            <wp:docPr id="9" name="Image9" descr="Summary statistics by cutoff"/>
+            <wp:docPr id="10" name="Image10" descr="Summary statistics by cutoff"/>
             <wp:cNvGraphicFramePr>
               <a:graphicFrameLocks xmlns:a="http://schemas.openxmlformats.org/drawingml/2006/main" noChangeAspect="1"/>
             </wp:cNvGraphicFramePr>
@@ -10739,7 +10425,7 @@
               <a:graphicData uri="http://schemas.openxmlformats.org/drawingml/2006/picture">
                 <pic:pic xmlns:pic="http://schemas.openxmlformats.org/drawingml/2006/picture">
                   <pic:nvPicPr>
-                    <pic:cNvPr id="9" name="Image9" descr="Summary statistics by cutoff"/>
+                    <pic:cNvPr id="10" name="Image10" descr="Summary statistics by cutoff"/>
                     <pic:cNvPicPr>
                       <a:picLocks noChangeAspect="1" noChangeArrowheads="1"/>
                     </pic:cNvPicPr>
@@ -10806,7 +10492,7 @@
       </w:pPr>
       <w:r>
         <w:rPr/>
-        <w:t>The cutoff selected is the most permissive value that reaches the streamline target in every pilot participant and whose reconstruction matches the conservative reconstruction. In the example dataset this was 0.01, the value in routine use (Table S8). A higher value is warranted only when the 0.01 reconstruction departs from the conservative reconstruction in the side-by-side images, for example by filling the corridor rather than following the tract; the next value in Table S8 (0.06) is then tried. The sweep should be repeated for each tract family, since a cutoff confirmed for VTA → hippocampus is a starting value for other pathways.</w:t>
+        <w:t>The cutoff selected is the most permissive value that reaches the streamline target in every pilot participant and whose reconstruction matches the conservative reconstruction. In the example dataset this was 0.01, the value in routine use (Table S9). A higher value is warranted only when the 0.01 reconstruction departs from the conservative reconstruction in the side-by-side images, for example by filling the corridor rather than following the tract; the next value in Table S9 (0.06) is then tried. The sweep should be repeated for each tract family, since a cutoff confirmed for VTA → hippocampus is a starting value for other pathways.</w:t>
       </w:r>
     </w:p>
     <w:p>
@@ -11116,7 +10802,7 @@
       </w:pPr>
       <w:r>
         <w:rPr/>
-        <w:t xml:space="preserve">Table S10 gives the rationale for each option, and Table S11 the values used per tract family. The script records the number of streamlines selected and the number generated (equal to the number of seeds consumed) per participant in </w:t>
+        <w:t xml:space="preserve">Table S11 gives the rationale for each option, and Table S12 the values used per tract family. The script records the number of streamlines selected and the number generated (equal to the number of seeds consumed) per participant in </w:t>
       </w:r>
       <w:r>
         <w:rPr>
@@ -11140,7 +10826,7 @@
         <w:rPr>
           <w:rStyle w:val="Strong"/>
         </w:rPr>
-        <w:t>Table S10</w:t>
+        <w:t>Table S11</w:t>
       </w:r>
     </w:p>
     <w:p>
@@ -11801,7 +11487,7 @@
         <w:rPr>
           <w:rStyle w:val="Strong"/>
         </w:rPr>
-        <w:t>Table S11</w:t>
+        <w:t>Table S12</w:t>
       </w:r>
     </w:p>
     <w:p>
@@ -11832,11 +11518,11 @@
         </w:tblCellMar>
       </w:tblPr>
       <w:tblGrid>
-        <w:gridCol w:w="2671"/>
-        <w:gridCol w:w="1324"/>
-        <w:gridCol w:w="1828"/>
-        <w:gridCol w:w="1256"/>
-        <w:gridCol w:w="2281"/>
+        <w:gridCol w:w="2192"/>
+        <w:gridCol w:w="1173"/>
+        <w:gridCol w:w="1635"/>
+        <w:gridCol w:w="1375"/>
+        <w:gridCol w:w="2985"/>
       </w:tblGrid>
       <w:tr>
         <w:trPr>
@@ -11844,7 +11530,7 @@
         </w:trPr>
         <w:tc>
           <w:tcPr>
-            <w:tcW w:w="2671" w:type="dxa"/>
+            <w:tcW w:w="2192" w:type="dxa"/>
             <w:tcBorders>
               <w:top w:val="single" w:sz="6" w:space="0" w:color="808080"/>
               <w:bottom w:val="single" w:sz="2" w:space="0" w:color="808080"/>
@@ -11867,7 +11553,7 @@
         </w:tc>
         <w:tc>
           <w:tcPr>
-            <w:tcW w:w="1324" w:type="dxa"/>
+            <w:tcW w:w="1173" w:type="dxa"/>
             <w:tcBorders>
               <w:top w:val="single" w:sz="6" w:space="0" w:color="808080"/>
               <w:bottom w:val="single" w:sz="2" w:space="0" w:color="808080"/>
@@ -11890,7 +11576,7 @@
         </w:tc>
         <w:tc>
           <w:tcPr>
-            <w:tcW w:w="1828" w:type="dxa"/>
+            <w:tcW w:w="1635" w:type="dxa"/>
             <w:tcBorders>
               <w:top w:val="single" w:sz="6" w:space="0" w:color="808080"/>
               <w:bottom w:val="single" w:sz="2" w:space="0" w:color="808080"/>
@@ -11913,7 +11599,7 @@
         </w:tc>
         <w:tc>
           <w:tcPr>
-            <w:tcW w:w="1256" w:type="dxa"/>
+            <w:tcW w:w="1375" w:type="dxa"/>
             <w:tcBorders>
               <w:top w:val="single" w:sz="6" w:space="0" w:color="808080"/>
               <w:bottom w:val="single" w:sz="2" w:space="0" w:color="808080"/>
@@ -11936,7 +11622,7 @@
         </w:tc>
         <w:tc>
           <w:tcPr>
-            <w:tcW w:w="2281" w:type="dxa"/>
+            <w:tcW w:w="2985" w:type="dxa"/>
             <w:tcBorders>
               <w:top w:val="single" w:sz="6" w:space="0" w:color="808080"/>
               <w:bottom w:val="single" w:sz="2" w:space="0" w:color="808080"/>
@@ -11962,7 +11648,7 @@
         <w:trPr/>
         <w:tc>
           <w:tcPr>
-            <w:tcW w:w="2671" w:type="dxa"/>
+            <w:tcW w:w="2192" w:type="dxa"/>
             <w:tcBorders/>
             <w:vAlign w:val="center"/>
           </w:tcPr>
@@ -11983,7 +11669,7 @@
         </w:tc>
         <w:tc>
           <w:tcPr>
-            <w:tcW w:w="1324" w:type="dxa"/>
+            <w:tcW w:w="1173" w:type="dxa"/>
             <w:tcBorders/>
             <w:vAlign w:val="center"/>
           </w:tcPr>
@@ -12004,7 +11690,7 @@
         </w:tc>
         <w:tc>
           <w:tcPr>
-            <w:tcW w:w="1828" w:type="dxa"/>
+            <w:tcW w:w="1635" w:type="dxa"/>
             <w:tcBorders/>
             <w:vAlign w:val="center"/>
           </w:tcPr>
@@ -12025,7 +11711,7 @@
         </w:tc>
         <w:tc>
           <w:tcPr>
-            <w:tcW w:w="1256" w:type="dxa"/>
+            <w:tcW w:w="1375" w:type="dxa"/>
             <w:tcBorders/>
             <w:vAlign w:val="center"/>
           </w:tcPr>
@@ -12046,7 +11732,7 @@
         </w:tc>
         <w:tc>
           <w:tcPr>
-            <w:tcW w:w="2281" w:type="dxa"/>
+            <w:tcW w:w="2985" w:type="dxa"/>
             <w:tcBorders/>
             <w:vAlign w:val="center"/>
           </w:tcPr>
@@ -12070,7 +11756,7 @@
         <w:trPr/>
         <w:tc>
           <w:tcPr>
-            <w:tcW w:w="2671" w:type="dxa"/>
+            <w:tcW w:w="2192" w:type="dxa"/>
             <w:tcBorders/>
             <w:vAlign w:val="center"/>
           </w:tcPr>
@@ -12091,7 +11777,7 @@
         </w:tc>
         <w:tc>
           <w:tcPr>
-            <w:tcW w:w="1324" w:type="dxa"/>
+            <w:tcW w:w="1173" w:type="dxa"/>
             <w:tcBorders/>
             <w:vAlign w:val="center"/>
           </w:tcPr>
@@ -12112,7 +11798,7 @@
         </w:tc>
         <w:tc>
           <w:tcPr>
-            <w:tcW w:w="1828" w:type="dxa"/>
+            <w:tcW w:w="1635" w:type="dxa"/>
             <w:tcBorders/>
             <w:vAlign w:val="center"/>
           </w:tcPr>
@@ -12127,13 +11813,13 @@
             </w:pPr>
             <w:r>
               <w:rPr/>
-              <w:t>0.06</w:t>
-            </w:r>
-          </w:p>
-        </w:tc>
-        <w:tc>
-          <w:tcPr>
-            <w:tcW w:w="1256" w:type="dxa"/>
+              <w:t>0.08</w:t>
+            </w:r>
+          </w:p>
+        </w:tc>
+        <w:tc>
+          <w:tcPr>
+            <w:tcW w:w="1375" w:type="dxa"/>
             <w:tcBorders/>
             <w:vAlign w:val="center"/>
           </w:tcPr>
@@ -12148,13 +11834,13 @@
             </w:pPr>
             <w:r>
               <w:rPr/>
-              <w:t>determine by pilot</w:t>
-            </w:r>
-          </w:p>
-        </w:tc>
-        <w:tc>
-          <w:tcPr>
-            <w:tcW w:w="2281" w:type="dxa"/>
+              <w:t>27–40 mm at 7 T; confirm by pilot</w:t>
+            </w:r>
+          </w:p>
+        </w:tc>
+        <w:tc>
+          <w:tcPr>
+            <w:tcW w:w="2985" w:type="dxa"/>
             <w:tcBorders/>
             <w:vAlign w:val="center"/>
           </w:tcPr>
@@ -12169,7 +11855,7 @@
             </w:pPr>
             <w:r>
               <w:rPr/>
-              <w:t>Shorter tract; lower bounds expected.</w:t>
+              <w:t>Shorter tract.</w:t>
             </w:r>
           </w:p>
         </w:tc>
@@ -12178,7 +11864,7 @@
         <w:trPr/>
         <w:tc>
           <w:tcPr>
-            <w:tcW w:w="2671" w:type="dxa"/>
+            <w:tcW w:w="2192" w:type="dxa"/>
             <w:tcBorders/>
             <w:vAlign w:val="center"/>
           </w:tcPr>
@@ -12193,13 +11879,13 @@
             </w:pPr>
             <w:r>
               <w:rPr/>
-              <w:t>VTA → accumbens, superior and inferior</w:t>
-            </w:r>
-          </w:p>
-        </w:tc>
-        <w:tc>
-          <w:tcPr>
-            <w:tcW w:w="1324" w:type="dxa"/>
+              <w:t>VTA → nucleus accumbens, inferior and superior</w:t>
+            </w:r>
+          </w:p>
+        </w:tc>
+        <w:tc>
+          <w:tcPr>
+            <w:tcW w:w="1173" w:type="dxa"/>
             <w:tcBorders/>
             <w:vAlign w:val="center"/>
           </w:tcPr>
@@ -12220,7 +11906,7 @@
         </w:tc>
         <w:tc>
           <w:tcPr>
-            <w:tcW w:w="1828" w:type="dxa"/>
+            <w:tcW w:w="1635" w:type="dxa"/>
             <w:tcBorders/>
             <w:vAlign w:val="center"/>
           </w:tcPr>
@@ -12235,13 +11921,13 @@
             </w:pPr>
             <w:r>
               <w:rPr/>
-              <w:t>0.06</w:t>
-            </w:r>
-          </w:p>
-        </w:tc>
-        <w:tc>
-          <w:tcPr>
-            <w:tcW w:w="1256" w:type="dxa"/>
+              <w:t>0.03</w:t>
+            </w:r>
+          </w:p>
+        </w:tc>
+        <w:tc>
+          <w:tcPr>
+            <w:tcW w:w="1375" w:type="dxa"/>
             <w:tcBorders/>
             <w:vAlign w:val="center"/>
           </w:tcPr>
@@ -12256,13 +11942,13 @@
             </w:pPr>
             <w:r>
               <w:rPr/>
-              <w:t>determine by pilot</w:t>
-            </w:r>
-          </w:p>
-        </w:tc>
-        <w:tc>
-          <w:tcPr>
-            <w:tcW w:w="2281" w:type="dxa"/>
+              <w:t>8–35 mm at 7 T; confirm by pilot</w:t>
+            </w:r>
+          </w:p>
+        </w:tc>
+        <w:tc>
+          <w:tcPr>
+            <w:tcW w:w="2985" w:type="dxa"/>
             <w:tcBorders/>
             <w:vAlign w:val="center"/>
           </w:tcPr>
@@ -12277,7 +11963,7 @@
             </w:pPr>
             <w:r>
               <w:rPr/>
-              <w:t>0.01 has been used with the corridor by other users of the atlas.</w:t>
+              <w:t>0.01 has been used with the corridor by other users of the atlas; the atlas authors' worked example uses 0.05. The inferior pathway was generated with a 7° angle and 0.25 mm step.</w:t>
             </w:r>
           </w:p>
         </w:tc>
@@ -12286,7 +11972,7 @@
         <w:trPr/>
         <w:tc>
           <w:tcPr>
-            <w:tcW w:w="2671" w:type="dxa"/>
+            <w:tcW w:w="2192" w:type="dxa"/>
             <w:tcBorders/>
             <w:vAlign w:val="center"/>
           </w:tcPr>
@@ -12307,7 +11993,7 @@
         </w:tc>
         <w:tc>
           <w:tcPr>
-            <w:tcW w:w="1324" w:type="dxa"/>
+            <w:tcW w:w="1173" w:type="dxa"/>
             <w:tcBorders/>
             <w:vAlign w:val="center"/>
           </w:tcPr>
@@ -12328,7 +12014,7 @@
         </w:tc>
         <w:tc>
           <w:tcPr>
-            <w:tcW w:w="1828" w:type="dxa"/>
+            <w:tcW w:w="1635" w:type="dxa"/>
             <w:tcBorders/>
             <w:vAlign w:val="center"/>
           </w:tcPr>
@@ -12343,13 +12029,13 @@
             </w:pPr>
             <w:r>
               <w:rPr/>
-              <w:t>0.06</w:t>
-            </w:r>
-          </w:p>
-        </w:tc>
-        <w:tc>
-          <w:tcPr>
-            <w:tcW w:w="1256" w:type="dxa"/>
+              <w:t>0.03</w:t>
+            </w:r>
+          </w:p>
+        </w:tc>
+        <w:tc>
+          <w:tcPr>
+            <w:tcW w:w="1375" w:type="dxa"/>
             <w:tcBorders/>
             <w:vAlign w:val="center"/>
           </w:tcPr>
@@ -12364,31 +12050,28 @@
             </w:pPr>
             <w:r>
               <w:rPr/>
-              <w:t>determine by pilot</w:t>
-            </w:r>
-          </w:p>
-        </w:tc>
-        <w:tc>
-          <w:tcPr>
-            <w:tcW w:w="2281" w:type="dxa"/>
+              <w:t>15–25 mm at 7 T; confirm by pilot</w:t>
+            </w:r>
+          </w:p>
+        </w:tc>
+        <w:tc>
+          <w:tcPr>
+            <w:tcW w:w="2985" w:type="dxa"/>
             <w:tcBorders/>
             <w:vAlign w:val="center"/>
           </w:tcPr>
           <w:p>
             <w:pPr>
               <w:pStyle w:val="TableContents"/>
-              <w:bidi w:val="0"/>
-              <w:jc w:val="left"/>
-              <w:rPr>
-                <w:sz w:val="4"/>
-                <w:szCs w:val="4"/>
-              </w:rPr>
-            </w:pPr>
-            <w:r>
-              <w:rPr>
-                <w:sz w:val="4"/>
-                <w:szCs w:val="4"/>
-              </w:rPr>
+              <w:widowControl w:val="false"/>
+              <w:suppressLineNumbers/>
+              <w:bidi w:val="0"/>
+              <w:jc w:val="left"/>
+              <w:rPr/>
+            </w:pPr>
+            <w:r>
+              <w:rPr/>
+              <w:t>Generated with a 15° angle.</w:t>
             </w:r>
           </w:p>
         </w:tc>
@@ -12397,7 +12080,7 @@
         <w:trPr/>
         <w:tc>
           <w:tcPr>
-            <w:tcW w:w="2671" w:type="dxa"/>
+            <w:tcW w:w="2192" w:type="dxa"/>
             <w:tcBorders>
               <w:bottom w:val="single" w:sz="6" w:space="0" w:color="808080"/>
             </w:tcBorders>
@@ -12414,13 +12097,13 @@
             </w:pPr>
             <w:r>
               <w:rPr/>
-              <w:t>Hippocampus → accumbens; hippocampus → ventral pallidum</w:t>
-            </w:r>
-          </w:p>
-        </w:tc>
-        <w:tc>
-          <w:tcPr>
-            <w:tcW w:w="1324" w:type="dxa"/>
+              <w:t>Hippocampus → nucleus accumbens → ventral pallidum</w:t>
+            </w:r>
+          </w:p>
+        </w:tc>
+        <w:tc>
+          <w:tcPr>
+            <w:tcW w:w="1173" w:type="dxa"/>
             <w:tcBorders>
               <w:bottom w:val="single" w:sz="6" w:space="0" w:color="808080"/>
             </w:tcBorders>
@@ -12443,7 +12126,7 @@
         </w:tc>
         <w:tc>
           <w:tcPr>
-            <w:tcW w:w="1828" w:type="dxa"/>
+            <w:tcW w:w="1635" w:type="dxa"/>
             <w:tcBorders>
               <w:bottom w:val="single" w:sz="6" w:space="0" w:color="808080"/>
             </w:tcBorders>
@@ -12460,13 +12143,13 @@
             </w:pPr>
             <w:r>
               <w:rPr/>
-              <w:t>0.08</w:t>
-            </w:r>
-          </w:p>
-        </w:tc>
-        <w:tc>
-          <w:tcPr>
-            <w:tcW w:w="1256" w:type="dxa"/>
+              <w:t>0.04</w:t>
+            </w:r>
+          </w:p>
+        </w:tc>
+        <w:tc>
+          <w:tcPr>
+            <w:tcW w:w="1375" w:type="dxa"/>
             <w:tcBorders>
               <w:bottom w:val="single" w:sz="6" w:space="0" w:color="808080"/>
             </w:tcBorders>
@@ -12483,13 +12166,13 @@
             </w:pPr>
             <w:r>
               <w:rPr/>
-              <w:t>determine by pilot</w:t>
-            </w:r>
-          </w:p>
-        </w:tc>
-        <w:tc>
-          <w:tcPr>
-            <w:tcW w:w="2281" w:type="dxa"/>
+              <w:t>minimum 5 mm at 7 T; confirm by pilot</w:t>
+            </w:r>
+          </w:p>
+        </w:tc>
+        <w:tc>
+          <w:tcPr>
+            <w:tcW w:w="2985" w:type="dxa"/>
             <w:tcBorders>
               <w:bottom w:val="single" w:sz="6" w:space="0" w:color="808080"/>
             </w:tcBorders>
@@ -12506,7 +12189,7 @@
             </w:pPr>
             <w:r>
               <w:rPr/>
-              <w:t>Frequently reconstructs as two clusters; see Step 6.</w:t>
+              <w:t>The accumbens is a required waypoint. Frequently reconstructs as two clusters; see Step 6.</w:t>
             </w:r>
           </w:p>
         </w:tc>
@@ -12527,6 +12210,24 @@
       </w:r>
       <w:r>
         <w:rPr/>
+        <w:t xml:space="preserve"> The 7 T values are the atlas-generation settings (Atlas construction, Table S11); the corridor cutoff is the value in routine use with the corridor mask (Step 4).</w:t>
+      </w:r>
+    </w:p>
+    <w:p>
+      <w:pPr>
+        <w:pStyle w:val="BodyText"/>
+        <w:bidi w:val="0"/>
+        <w:jc w:val="left"/>
+        <w:rPr/>
+      </w:pPr>
+      <w:r>
+        <w:rPr>
+          <w:rStyle w:val="Emphasis"/>
+        </w:rPr>
+        <w:t>Note.</w:t>
+      </w:r>
+      <w:r>
+        <w:rPr/>
         <w:t xml:space="preserve"> Where a pilot is indicated, the length bounds are taken from the mean lengths reported in the Step 4 summary.</w:t>
       </w:r>
     </w:p>
@@ -12610,7 +12311,7 @@
       </w:r>
       <w:r>
         <w:rPr/>
-        <w:t xml:space="preserve"> from pyAFQ (Kruper et al., 2021), which implements the procedure of Yeatman et al. (2012): each streamline is resampled to 100 points, its Mahalanobis distance from the bundle's mean trajectory is computed, and streamlines exceeding a distance threshold or a length threshold are removed iteratively (Table S12).</w:t>
+        <w:t xml:space="preserve"> from pyAFQ (Kruper et al., 2021), which implements the procedure of Yeatman et al. (2012): each streamline is resampled to 100 points, its Mahalanobis distance from the bundle's mean trajectory is computed, and streamlines exceeding a distance threshold or a length threshold are removed iteratively (Table S13).</w:t>
       </w:r>
     </w:p>
     <w:p>
@@ -12636,7 +12337,7 @@
         <w:rPr>
           <w:rStyle w:val="Strong"/>
         </w:rPr>
-        <w:t>Table S12</w:t>
+        <w:t>Table S13</w:t>
       </w:r>
     </w:p>
     <w:p>
@@ -13350,7 +13051,7 @@
       </w:pPr>
       <w:r>
         <w:rPr/>
-        <w:t>With the thresholds in Table S12, cleaning typically retains 25% to 60% of streamlines, several hundred per participant. Figures S9 and S10 present the comparison referred to in Step 4: the cleaned 0.01 bundle is more compact than the uncleaned 0.06 bundle, with length standard deviations of approximately 3.5 to 4.5 mm for cleaned bundles against 5 to 7 mm for either uncleaned condition.</w:t>
+        <w:t>With the thresholds in Table S13, cleaning typically retains 25% to 60% of streamlines, several hundred per participant. Figures S10 and S11 present the comparison referred to in Step 4: the cleaned 0.01 bundle is more compact than the uncleaned 0.06 bundle, with length standard deviations of approximately 3.5 to 4.5 mm for cleaned bundles against 5 to 7 mm for either uncleaned condition.</w:t>
       </w:r>
     </w:p>
     <w:p>
@@ -13364,7 +13065,7 @@
         <w:rPr>
           <w:rStyle w:val="Strong"/>
         </w:rPr>
-        <w:t>Figure S9</w:t>
+        <w:t>Figure S10</w:t>
       </w:r>
     </w:p>
     <w:p>
@@ -13394,7 +13095,7 @@
           <wp:inline distT="0" distB="0" distL="0" distR="0">
             <wp:extent cx="5334000" cy="2571750"/>
             <wp:effectExtent l="0" t="0" r="0" b="0"/>
-            <wp:docPr id="10" name="Image10" descr="Three-way comparison of cutoff and cleaning"/>
+            <wp:docPr id="11" name="Image11" descr="Three-way comparison of cutoff and cleaning"/>
             <wp:cNvGraphicFramePr>
               <a:graphicFrameLocks xmlns:a="http://schemas.openxmlformats.org/drawingml/2006/main" noChangeAspect="1"/>
             </wp:cNvGraphicFramePr>
@@ -13402,7 +13103,7 @@
               <a:graphicData uri="http://schemas.openxmlformats.org/drawingml/2006/picture">
                 <pic:pic xmlns:pic="http://schemas.openxmlformats.org/drawingml/2006/picture">
                   <pic:nvPicPr>
-                    <pic:cNvPr id="10" name="Image10" descr="Three-way comparison of cutoff and cleaning"/>
+                    <pic:cNvPr id="11" name="Image11" descr="Three-way comparison of cutoff and cleaning"/>
                     <pic:cNvPicPr>
                       <a:picLocks noChangeAspect="1" noChangeArrowheads="1"/>
                     </pic:cNvPicPr>
@@ -13459,7 +13160,7 @@
         <w:rPr>
           <w:rStyle w:val="Strong"/>
         </w:rPr>
-        <w:t>Figure S10</w:t>
+        <w:t>Figure S11</w:t>
       </w:r>
     </w:p>
     <w:p>
@@ -13489,7 +13190,7 @@
           <wp:inline distT="0" distB="0" distL="0" distR="0">
             <wp:extent cx="5334000" cy="2000250"/>
             <wp:effectExtent l="0" t="0" r="0" b="0"/>
-            <wp:docPr id="11" name="Image11" descr="Length standard deviation by condition"/>
+            <wp:docPr id="12" name="Image12" descr="Length standard deviation by condition"/>
             <wp:cNvGraphicFramePr>
               <a:graphicFrameLocks xmlns:a="http://schemas.openxmlformats.org/drawingml/2006/main" noChangeAspect="1"/>
             </wp:cNvGraphicFramePr>
@@ -13497,7 +13198,7 @@
               <a:graphicData uri="http://schemas.openxmlformats.org/drawingml/2006/picture">
                 <pic:pic xmlns:pic="http://schemas.openxmlformats.org/drawingml/2006/picture">
                   <pic:nvPicPr>
-                    <pic:cNvPr id="11" name="Image11" descr="Length standard deviation by condition"/>
+                    <pic:cNvPr id="12" name="Image12" descr="Length standard deviation by condition"/>
                     <pic:cNvPicPr>
                       <a:picLocks noChangeAspect="1" noChangeArrowheads="1"/>
                     </pic:cNvPicPr>
@@ -13564,7 +13265,7 @@
       </w:pPr>
       <w:r>
         <w:rPr/>
-        <w:t xml:space="preserve">Some tracts reconstruct as two distinct bundles rather than a single bundle with outliers. VTA → hippocampus has a ventral secondary bundle in a subset of participants, and hippocampus → accumbens frequently produces two bundles. Mahalanobis cleaning applied to such a mixture retains the wrong bundle or a blend. The procedure used during atlas construction clusters the streamlines with QuickBundles (Garyfallidis et al., 2012; threshold 5 mm, streamlines resampled to 100 points), cleans the two largest clusters separately, and retains the anatomically correct one after inspection. Setting </w:t>
+        <w:t xml:space="preserve">Some tracts reconstruct as two distinct bundles rather than a single bundle with outliers. VTA → hippocampus has a ventral secondary bundle in a subset of participants, and hippocampus → nucleus accumbens → ventral pallidum frequently produces two bundles. Mahalanobis cleaning applied to such a mixture retains the wrong bundle or a blend. The procedure used during atlas construction clusters the streamlines with QuickBundles (Garyfallidis et al., 2012; threshold 5 mm, streamlines resampled to 100 points), cleans the two largest clusters separately, and retains the anatomically correct one after inspection. Setting </w:t>
       </w:r>
       <w:r>
         <w:rPr>
@@ -13701,7 +13402,7 @@
       </w:r>
       <w:r>
         <w:rPr/>
-        <w:t xml:space="preserve"> = 0 image, and writes one image per participant together with automatic flags (Table S13). Flags appear in the image title and are collected in </w:t>
+        <w:t xml:space="preserve"> = 0 image, and writes one image per participant together with automatic flags (Table S14). Flags appear in the image title and are collected in </w:t>
       </w:r>
       <w:r>
         <w:rPr>
@@ -13725,7 +13426,7 @@
         <w:rPr>
           <w:rStyle w:val="Strong"/>
         </w:rPr>
-        <w:t>Table S13</w:t>
+        <w:t>Table S14</w:t>
       </w:r>
     </w:p>
     <w:p>
@@ -14003,7 +13704,7 @@
       </w:pPr>
       <w:r>
         <w:rPr/>
-        <w:t>A correct reconstruction shows the expected shape for the tract (for ventral tegmental area [VTA] → hippocampus, an arc from the ventral midbrain laterally into the medial temporal lobe), consistent shape across participants with variation in size, and no isolated voxel clusters, no density in the contralateral hemisphere or frontal lobe, and no empty tracts (Figures S11 to S13).</w:t>
+        <w:t>A correct reconstruction shows the expected shape for the tract (for ventral tegmental area [VTA] → hippocampus, an arc from the ventral midbrain laterally into the medial temporal lobe), consistent shape across participants with variation in size, and no isolated voxel clusters, no density in the contralateral hemisphere or frontal lobe, and no empty tracts (Figures S12 to S14).</w:t>
       </w:r>
     </w:p>
     <w:p>
@@ -14017,7 +13718,7 @@
         <w:rPr>
           <w:rStyle w:val="Strong"/>
         </w:rPr>
-        <w:t>Figure S11</w:t>
+        <w:t>Figure S12</w:t>
       </w:r>
     </w:p>
     <w:p>
@@ -14047,7 +13748,7 @@
           <wp:inline distT="0" distB="0" distL="0" distR="0">
             <wp:extent cx="5334000" cy="2476500"/>
             <wp:effectExtent l="0" t="0" r="0" b="0"/>
-            <wp:docPr id="12" name="Image12" descr="Cleaned posterior tract"/>
+            <wp:docPr id="13" name="Image13" descr="Cleaned posterior tract"/>
             <wp:cNvGraphicFramePr>
               <a:graphicFrameLocks xmlns:a="http://schemas.openxmlformats.org/drawingml/2006/main" noChangeAspect="1"/>
             </wp:cNvGraphicFramePr>
@@ -14055,7 +13756,7 @@
               <a:graphicData uri="http://schemas.openxmlformats.org/drawingml/2006/picture">
                 <pic:pic xmlns:pic="http://schemas.openxmlformats.org/drawingml/2006/picture">
                   <pic:nvPicPr>
-                    <pic:cNvPr id="12" name="Image12" descr="Cleaned posterior tract"/>
+                    <pic:cNvPr id="13" name="Image13" descr="Cleaned posterior tract"/>
                     <pic:cNvPicPr>
                       <a:picLocks noChangeAspect="1" noChangeArrowheads="1"/>
                     </pic:cNvPicPr>
@@ -14108,7 +13809,7 @@
       </w:r>
       <w:r>
         <w:rPr/>
-        <w:t xml:space="preserve"> = 0 image. Left: axial view. Right: coronal view. The same layout applies to Figures S12 and S13.</w:t>
+        <w:t xml:space="preserve"> = 0 image. Left: axial view. Right: coronal view. The same layout applies to Figures S13 and S14.</w:t>
       </w:r>
     </w:p>
     <w:p>
@@ -14122,7 +13823,7 @@
         <w:rPr>
           <w:rStyle w:val="Strong"/>
         </w:rPr>
-        <w:t>Figure S12</w:t>
+        <w:t>Figure S13</w:t>
       </w:r>
     </w:p>
     <w:p>
@@ -14152,7 +13853,7 @@
           <wp:inline distT="0" distB="0" distL="0" distR="0">
             <wp:extent cx="5334000" cy="2476500"/>
             <wp:effectExtent l="0" t="0" r="0" b="0"/>
-            <wp:docPr id="13" name="Image13" descr="Cleaned tract with low retention"/>
+            <wp:docPr id="14" name="Image14" descr="Cleaned tract with low retention"/>
             <wp:cNvGraphicFramePr>
               <a:graphicFrameLocks xmlns:a="http://schemas.openxmlformats.org/drawingml/2006/main" noChangeAspect="1"/>
             </wp:cNvGraphicFramePr>
@@ -14160,7 +13861,7 @@
               <a:graphicData uri="http://schemas.openxmlformats.org/drawingml/2006/picture">
                 <pic:pic xmlns:pic="http://schemas.openxmlformats.org/drawingml/2006/picture">
                   <pic:nvPicPr>
-                    <pic:cNvPr id="13" name="Image13" descr="Cleaned tract with low retention"/>
+                    <pic:cNvPr id="14" name="Image14" descr="Cleaned tract with low retention"/>
                     <pic:cNvPicPr>
                       <a:picLocks noChangeAspect="1" noChangeArrowheads="1"/>
                     </pic:cNvPicPr>
@@ -14217,7 +13918,7 @@
         <w:rPr>
           <w:rStyle w:val="Strong"/>
         </w:rPr>
-        <w:t>Figure S13</w:t>
+        <w:t>Figure S14</w:t>
       </w:r>
     </w:p>
     <w:p>
@@ -14247,7 +13948,7 @@
           <wp:inline distT="0" distB="0" distL="0" distR="0">
             <wp:extent cx="5334000" cy="2495550"/>
             <wp:effectExtent l="0" t="0" r="0" b="0"/>
-            <wp:docPr id="14" name="Image14" descr="Cleaned anterior tract"/>
+            <wp:docPr id="15" name="Image15" descr="Cleaned anterior tract"/>
             <wp:cNvGraphicFramePr>
               <a:graphicFrameLocks xmlns:a="http://schemas.openxmlformats.org/drawingml/2006/main" noChangeAspect="1"/>
             </wp:cNvGraphicFramePr>
@@ -14255,7 +13956,7 @@
               <a:graphicData uri="http://schemas.openxmlformats.org/drawingml/2006/picture">
                 <pic:pic xmlns:pic="http://schemas.openxmlformats.org/drawingml/2006/picture">
                   <pic:nvPicPr>
-                    <pic:cNvPr id="14" name="Image14" descr="Cleaned anterior tract"/>
+                    <pic:cNvPr id="15" name="Image15" descr="Cleaned anterior tract"/>
                     <pic:cNvPicPr>
                       <a:picLocks noChangeAspect="1" noChangeArrowheads="1"/>
                     </pic:cNvPicPr>
@@ -14298,7 +13999,7 @@
       </w:r>
       <w:r>
         <w:rPr/>
-        <w:t xml:space="preserve"> Same participant as Figure S11.</w:t>
+        <w:t xml:space="preserve"> Same participant as Figure S12.</w:t>
       </w:r>
     </w:p>
     <w:p>
@@ -14993,7 +14694,7 @@
       </w:pPr>
       <w:r>
         <w:rPr/>
-        <w:t>Figures S14 to S16 show profiles from one participant in the example dataset.</w:t>
+        <w:t>Figures S15 to S17 show profiles from one participant in the example dataset.</w:t>
       </w:r>
     </w:p>
     <w:p>
@@ -15007,7 +14708,7 @@
         <w:rPr>
           <w:rStyle w:val="Strong"/>
         </w:rPr>
-        <w:t>Figure S14</w:t>
+        <w:t>Figure S15</w:t>
       </w:r>
     </w:p>
     <w:p>
@@ -15037,7 +14738,7 @@
           <wp:inline distT="0" distB="0" distL="0" distR="0">
             <wp:extent cx="5334000" cy="3762375"/>
             <wp:effectExtent l="0" t="0" r="0" b="0"/>
-            <wp:docPr id="15" name="Image15" descr="FA profile"/>
+            <wp:docPr id="16" name="Image16" descr="FA profile"/>
             <wp:cNvGraphicFramePr>
               <a:graphicFrameLocks xmlns:a="http://schemas.openxmlformats.org/drawingml/2006/main" noChangeAspect="1"/>
             </wp:cNvGraphicFramePr>
@@ -15045,7 +14746,7 @@
               <a:graphicData uri="http://schemas.openxmlformats.org/drawingml/2006/picture">
                 <pic:pic xmlns:pic="http://schemas.openxmlformats.org/drawingml/2006/picture">
                   <pic:nvPicPr>
-                    <pic:cNvPr id="15" name="Image15" descr="FA profile"/>
+                    <pic:cNvPr id="16" name="Image16" descr="FA profile"/>
                     <pic:cNvPicPr>
                       <a:picLocks noChangeAspect="1" noChangeArrowheads="1"/>
                     </pic:cNvPicPr>
@@ -15102,7 +14803,7 @@
         <w:rPr>
           <w:rStyle w:val="Strong"/>
         </w:rPr>
-        <w:t>Figure S15</w:t>
+        <w:t>Figure S16</w:t>
       </w:r>
     </w:p>
     <w:p>
@@ -15132,7 +14833,7 @@
           <wp:inline distT="0" distB="0" distL="0" distR="0">
             <wp:extent cx="5334000" cy="3762375"/>
             <wp:effectExtent l="0" t="0" r="0" b="0"/>
-            <wp:docPr id="16" name="Image16" descr="NDI profile"/>
+            <wp:docPr id="17" name="Image17" descr="NDI profile"/>
             <wp:cNvGraphicFramePr>
               <a:graphicFrameLocks xmlns:a="http://schemas.openxmlformats.org/drawingml/2006/main" noChangeAspect="1"/>
             </wp:cNvGraphicFramePr>
@@ -15140,7 +14841,7 @@
               <a:graphicData uri="http://schemas.openxmlformats.org/drawingml/2006/picture">
                 <pic:pic xmlns:pic="http://schemas.openxmlformats.org/drawingml/2006/picture">
                   <pic:nvPicPr>
-                    <pic:cNvPr id="16" name="Image16" descr="NDI profile"/>
+                    <pic:cNvPr id="17" name="Image17" descr="NDI profile"/>
                     <pic:cNvPicPr>
                       <a:picLocks noChangeAspect="1" noChangeArrowheads="1"/>
                     </pic:cNvPicPr>
@@ -15181,7 +14882,7 @@
           <wp:inline distT="0" distB="0" distL="0" distR="0">
             <wp:extent cx="5334000" cy="3752850"/>
             <wp:effectExtent l="0" t="0" r="0" b="0"/>
-            <wp:docPr id="17" name="Image17" descr="ODI profile"/>
+            <wp:docPr id="18" name="Image18" descr="ODI profile"/>
             <wp:cNvGraphicFramePr>
               <a:graphicFrameLocks xmlns:a="http://schemas.openxmlformats.org/drawingml/2006/main" noChangeAspect="1"/>
             </wp:cNvGraphicFramePr>
@@ -15189,7 +14890,7 @@
               <a:graphicData uri="http://schemas.openxmlformats.org/drawingml/2006/picture">
                 <pic:pic xmlns:pic="http://schemas.openxmlformats.org/drawingml/2006/picture">
                   <pic:nvPicPr>
-                    <pic:cNvPr id="17" name="Image17" descr="ODI profile"/>
+                    <pic:cNvPr id="18" name="Image18" descr="ODI profile"/>
                     <pic:cNvPicPr>
                       <a:picLocks noChangeAspect="1" noChangeArrowheads="1"/>
                     </pic:cNvPicPr>
@@ -15230,7 +14931,7 @@
           <wp:inline distT="0" distB="0" distL="0" distR="0">
             <wp:extent cx="5334000" cy="3762375"/>
             <wp:effectExtent l="0" t="0" r="0" b="0"/>
-            <wp:docPr id="18" name="Image18" descr="FWF profile"/>
+            <wp:docPr id="19" name="Image19" descr="FWF profile"/>
             <wp:cNvGraphicFramePr>
               <a:graphicFrameLocks xmlns:a="http://schemas.openxmlformats.org/drawingml/2006/main" noChangeAspect="1"/>
             </wp:cNvGraphicFramePr>
@@ -15238,7 +14939,7 @@
               <a:graphicData uri="http://schemas.openxmlformats.org/drawingml/2006/picture">
                 <pic:pic xmlns:pic="http://schemas.openxmlformats.org/drawingml/2006/picture">
                   <pic:nvPicPr>
-                    <pic:cNvPr id="18" name="Image18" descr="FWF profile"/>
+                    <pic:cNvPr id="19" name="Image19" descr="FWF profile"/>
                     <pic:cNvPicPr>
                       <a:picLocks noChangeAspect="1" noChangeArrowheads="1"/>
                     </pic:cNvPicPr>
@@ -15295,7 +14996,7 @@
         <w:rPr>
           <w:rStyle w:val="Strong"/>
         </w:rPr>
-        <w:t>Figure S16</w:t>
+        <w:t>Figure S17</w:t>
       </w:r>
     </w:p>
     <w:p>
@@ -15325,7 +15026,7 @@
           <wp:inline distT="0" distB="0" distL="0" distR="0">
             <wp:extent cx="5334000" cy="3762375"/>
             <wp:effectExtent l="0" t="0" r="0" b="0"/>
-            <wp:docPr id="19" name="Image19" descr="NDI profile, anterior tract"/>
+            <wp:docPr id="20" name="Image20" descr="NDI profile, anterior tract"/>
             <wp:cNvGraphicFramePr>
               <a:graphicFrameLocks xmlns:a="http://schemas.openxmlformats.org/drawingml/2006/main" noChangeAspect="1"/>
             </wp:cNvGraphicFramePr>
@@ -15333,7 +15034,7 @@
               <a:graphicData uri="http://schemas.openxmlformats.org/drawingml/2006/picture">
                 <pic:pic xmlns:pic="http://schemas.openxmlformats.org/drawingml/2006/picture">
                   <pic:nvPicPr>
-                    <pic:cNvPr id="19" name="Image19" descr="NDI profile, anterior tract"/>
+                    <pic:cNvPr id="20" name="Image20" descr="NDI profile, anterior tract"/>
                     <pic:cNvPicPr>
                       <a:picLocks noChangeAspect="1" noChangeArrowheads="1"/>
                     </pic:cNvPicPr>
@@ -15455,7 +15156,7 @@
       </w:pPr>
       <w:r>
         <w:rPr/>
-        <w:t>Along-tract data can be analysed at three spatial resolutions: the whole tract, quartiles of the tract, and individual nodes (Table S14). The three address different questions, and no single resolution is appropriate for every study. The resolution, or combination of resolutions, should be specified before results are examined, and the same covariates should be used throughout. Where the neurite density index (NDI) is mentioned below, it refers to the neurite orientation dispersion and density imaging metric profiled in Step 8; VTA denotes the ventral tegmental area.</w:t>
+        <w:t>Along-tract data can be analysed at three spatial resolutions: the whole tract, quartiles of the tract, and individual nodes (Table S15). The three address different questions, and no single resolution is appropriate for every study. The resolution, or combination of resolutions, should be specified before results are examined, and the same covariates should be used throughout. Where the neurite density index (NDI) is mentioned below, it refers to the neurite orientation dispersion and density imaging metric profiled in Step 8; VTA denotes the ventral tegmental area.</w:t>
       </w:r>
     </w:p>
     <w:p>
@@ -15469,7 +15170,7 @@
         <w:rPr>
           <w:rStyle w:val="Strong"/>
         </w:rPr>
-        <w:t>Table S14</w:t>
+        <w:t>Table S15</w:t>
       </w:r>
     </w:p>
     <w:p>
@@ -17211,7 +16912,39 @@
       </w:pPr>
       <w:r>
         <w:rPr/>
-        <w:t>The 50% binary map provides a conservative core; the probabilistic map supports probability-weighted extraction. The map is warped to T1 space with the Step 1 transforms, using nearest-neighbour interpolation for binary maps and linear interpolation followed by thresholding for probabilistic maps.</w:t>
+        <w:t>The 50% binary map (</w:t>
+      </w:r>
+      <w:r>
+        <w:rPr>
+          <w:rStyle w:val="SourceText"/>
+        </w:rPr>
+        <w:t>_thr50</w:t>
+      </w:r>
+      <w:r>
+        <w:rPr/>
+        <w:t>) provides a conservative core; the probabilistic map (</w:t>
+      </w:r>
+      <w:r>
+        <w:rPr>
+          <w:rStyle w:val="SourceText"/>
+        </w:rPr>
+        <w:t>_overlap_prop</w:t>
+      </w:r>
+      <w:r>
+        <w:rPr/>
+        <w:t>, both in the atlas package) supports probability-weighted extraction. The map is warped to T1 space with the Step 1 transforms, using nearest-neighbour interpolation for binary maps and linear interpolation followed by thresholding for probabilistic maps.</w:t>
+      </w:r>
+    </w:p>
+    <w:p>
+      <w:pPr>
+        <w:pStyle w:val="PreformattedTextcode"/>
+        <w:bidi w:val="0"/>
+        <w:jc w:val="left"/>
+        <w:rPr/>
+      </w:pPr>
+      <w:r>
+        <w:rPr/>
+        <w:t>ATLAS_PROB="$ATLAS_DIR/vta_posterior_hpc/left_vta_posterior_hpc_mni152_1mm_overlap_prop.nii.gz"</w:t>
       </w:r>
     </w:p>
     <w:p>
@@ -17417,7 +17150,7 @@
       </w:pPr>
       <w:r>
         <w:rPr/>
-        <w:t>Table S15 consolidates the parameters used in atlas construction at 7 T and in the example dataset at 3 T.</w:t>
+        <w:t>Table S16 consolidates the parameters used in atlas construction at 7 T and in the example dataset at 3 T.</w:t>
       </w:r>
     </w:p>
     <w:p>
@@ -17431,7 +17164,7 @@
         <w:rPr>
           <w:rStyle w:val="Strong"/>
         </w:rPr>
-        <w:t>Table S15</w:t>
+        <w:t>Table S16</w:t>
       </w:r>
     </w:p>
     <w:p>
@@ -18202,7 +17935,7 @@
             </w:pPr>
             <w:r>
               <w:rPr/>
-              <w:t>0.06 (VTA → hippocampus); 0.08 (hippocampus → accumbens)</w:t>
+              <w:t>0.03 to 0.08 by pathway; 0.06 for VTA → hippocampus (Atlas construction)</w:t>
             </w:r>
           </w:p>
         </w:tc>
@@ -20353,7 +20086,7 @@
       </w:pPr>
       <w:r>
         <w:rPr/>
-        <w:t>Table S16 lists common problems, their likely causes and remedies. A quality-assurance checklist follows.</w:t>
+        <w:t>Table S17 lists common problems, their likely causes and remedies. A quality-assurance checklist follows.</w:t>
       </w:r>
     </w:p>
     <w:p>
@@ -20367,7 +20100,7 @@
         <w:rPr>
           <w:rStyle w:val="Strong"/>
         </w:rPr>
-        <w:t>Table S16</w:t>
+        <w:t>Table S17</w:t>
       </w:r>
     </w:p>
     <w:p>
@@ -20398,9 +20131,9 @@
         </w:tblCellMar>
       </w:tblPr>
       <w:tblGrid>
-        <w:gridCol w:w="2609"/>
-        <w:gridCol w:w="3059"/>
-        <w:gridCol w:w="3692"/>
+        <w:gridCol w:w="2538"/>
+        <w:gridCol w:w="2827"/>
+        <w:gridCol w:w="3995"/>
       </w:tblGrid>
       <w:tr>
         <w:trPr>
@@ -20408,7 +20141,7 @@
         </w:trPr>
         <w:tc>
           <w:tcPr>
-            <w:tcW w:w="2609" w:type="dxa"/>
+            <w:tcW w:w="2538" w:type="dxa"/>
             <w:tcBorders>
               <w:top w:val="single" w:sz="6" w:space="0" w:color="808080"/>
               <w:bottom w:val="single" w:sz="2" w:space="0" w:color="808080"/>
@@ -20431,7 +20164,7 @@
         </w:tc>
         <w:tc>
           <w:tcPr>
-            <w:tcW w:w="3059" w:type="dxa"/>
+            <w:tcW w:w="2827" w:type="dxa"/>
             <w:tcBorders>
               <w:top w:val="single" w:sz="6" w:space="0" w:color="808080"/>
               <w:bottom w:val="single" w:sz="2" w:space="0" w:color="808080"/>
@@ -20454,7 +20187,7 @@
         </w:tc>
         <w:tc>
           <w:tcPr>
-            <w:tcW w:w="3692" w:type="dxa"/>
+            <w:tcW w:w="3995" w:type="dxa"/>
             <w:tcBorders>
               <w:top w:val="single" w:sz="6" w:space="0" w:color="808080"/>
               <w:bottom w:val="single" w:sz="2" w:space="0" w:color="808080"/>
@@ -20480,7 +20213,7 @@
         <w:trPr/>
         <w:tc>
           <w:tcPr>
-            <w:tcW w:w="2609" w:type="dxa"/>
+            <w:tcW w:w="2538" w:type="dxa"/>
             <w:tcBorders/>
             <w:vAlign w:val="center"/>
           </w:tcPr>
@@ -20501,7 +20234,7 @@
         </w:tc>
         <w:tc>
           <w:tcPr>
-            <w:tcW w:w="3059" w:type="dxa"/>
+            <w:tcW w:w="2827" w:type="dxa"/>
             <w:tcBorders/>
             <w:vAlign w:val="center"/>
           </w:tcPr>
@@ -20522,7 +20255,7 @@
         </w:tc>
         <w:tc>
           <w:tcPr>
-            <w:tcW w:w="3692" w:type="dxa"/>
+            <w:tcW w:w="3995" w:type="dxa"/>
             <w:tcBorders/>
             <w:vAlign w:val="center"/>
           </w:tcPr>
@@ -20546,7 +20279,7 @@
         <w:trPr/>
         <w:tc>
           <w:tcPr>
-            <w:tcW w:w="2609" w:type="dxa"/>
+            <w:tcW w:w="2538" w:type="dxa"/>
             <w:tcBorders/>
             <w:vAlign w:val="center"/>
           </w:tcPr>
@@ -20567,7 +20300,7 @@
         </w:tc>
         <w:tc>
           <w:tcPr>
-            <w:tcW w:w="3059" w:type="dxa"/>
+            <w:tcW w:w="2827" w:type="dxa"/>
             <w:tcBorders/>
             <w:vAlign w:val="center"/>
           </w:tcPr>
@@ -20588,7 +20321,7 @@
         </w:tc>
         <w:tc>
           <w:tcPr>
-            <w:tcW w:w="3692" w:type="dxa"/>
+            <w:tcW w:w="3995" w:type="dxa"/>
             <w:tcBorders/>
             <w:vAlign w:val="center"/>
           </w:tcPr>
@@ -20632,7 +20365,7 @@
         <w:trPr/>
         <w:tc>
           <w:tcPr>
-            <w:tcW w:w="2609" w:type="dxa"/>
+            <w:tcW w:w="2538" w:type="dxa"/>
             <w:tcBorders/>
             <w:vAlign w:val="center"/>
           </w:tcPr>
@@ -20653,7 +20386,7 @@
         </w:tc>
         <w:tc>
           <w:tcPr>
-            <w:tcW w:w="3059" w:type="dxa"/>
+            <w:tcW w:w="2827" w:type="dxa"/>
             <w:tcBorders/>
             <w:vAlign w:val="center"/>
           </w:tcPr>
@@ -20674,7 +20407,7 @@
         </w:tc>
         <w:tc>
           <w:tcPr>
-            <w:tcW w:w="3692" w:type="dxa"/>
+            <w:tcW w:w="3995" w:type="dxa"/>
             <w:tcBorders/>
             <w:vAlign w:val="center"/>
           </w:tcPr>
@@ -20689,7 +20422,17 @@
             </w:pPr>
             <w:r>
               <w:rPr/>
-              <w:t>Inspect the probability map before thresholding; use the 25% map; warp the binary map with nearest-neighbour interpolation</w:t>
+              <w:t xml:space="preserve">Inspect the probability map before thresholding; derive a 25% map from the </w:t>
+            </w:r>
+            <w:r>
+              <w:rPr>
+                <w:rStyle w:val="SourceText"/>
+              </w:rPr>
+              <w:t>_overlap_prop</w:t>
+            </w:r>
+            <w:r>
+              <w:rPr/>
+              <w:t xml:space="preserve"> file (downloads page); warp the binary map with nearest-neighbour interpolation</w:t>
             </w:r>
           </w:p>
         </w:tc>
@@ -20698,7 +20441,7 @@
         <w:trPr/>
         <w:tc>
           <w:tcPr>
-            <w:tcW w:w="2609" w:type="dxa"/>
+            <w:tcW w:w="2538" w:type="dxa"/>
             <w:tcBorders/>
             <w:vAlign w:val="center"/>
           </w:tcPr>
@@ -20719,7 +20462,7 @@
         </w:tc>
         <w:tc>
           <w:tcPr>
-            <w:tcW w:w="3059" w:type="dxa"/>
+            <w:tcW w:w="2827" w:type="dxa"/>
             <w:tcBorders/>
             <w:vAlign w:val="center"/>
           </w:tcPr>
@@ -20740,7 +20483,7 @@
         </w:tc>
         <w:tc>
           <w:tcPr>
-            <w:tcW w:w="3692" w:type="dxa"/>
+            <w:tcW w:w="3995" w:type="dxa"/>
             <w:tcBorders/>
             <w:vAlign w:val="center"/>
           </w:tcPr>
@@ -20764,7 +20507,7 @@
         <w:trPr/>
         <w:tc>
           <w:tcPr>
-            <w:tcW w:w="2609" w:type="dxa"/>
+            <w:tcW w:w="2538" w:type="dxa"/>
             <w:tcBorders/>
             <w:vAlign w:val="center"/>
           </w:tcPr>
@@ -20785,7 +20528,7 @@
         </w:tc>
         <w:tc>
           <w:tcPr>
-            <w:tcW w:w="3059" w:type="dxa"/>
+            <w:tcW w:w="2827" w:type="dxa"/>
             <w:tcBorders/>
             <w:vAlign w:val="center"/>
           </w:tcPr>
@@ -20806,7 +20549,7 @@
         </w:tc>
         <w:tc>
           <w:tcPr>
-            <w:tcW w:w="3692" w:type="dxa"/>
+            <w:tcW w:w="3995" w:type="dxa"/>
             <w:tcBorders/>
             <w:vAlign w:val="center"/>
           </w:tcPr>
@@ -20836,7 +20579,7 @@
         <w:trPr/>
         <w:tc>
           <w:tcPr>
-            <w:tcW w:w="2609" w:type="dxa"/>
+            <w:tcW w:w="2538" w:type="dxa"/>
             <w:tcBorders/>
             <w:vAlign w:val="center"/>
           </w:tcPr>
@@ -20863,7 +20606,7 @@
         </w:tc>
         <w:tc>
           <w:tcPr>
-            <w:tcW w:w="3059" w:type="dxa"/>
+            <w:tcW w:w="2827" w:type="dxa"/>
             <w:tcBorders/>
             <w:vAlign w:val="center"/>
           </w:tcPr>
@@ -20884,7 +20627,7 @@
         </w:tc>
         <w:tc>
           <w:tcPr>
-            <w:tcW w:w="3692" w:type="dxa"/>
+            <w:tcW w:w="3995" w:type="dxa"/>
             <w:tcBorders/>
             <w:vAlign w:val="center"/>
           </w:tcPr>
@@ -20899,7 +20642,17 @@
             </w:pPr>
             <w:r>
               <w:rPr/>
-              <w:t>Run the pilot sweep; confirm the seed and target lie within the inclusion zone; try the 25% atlas or one additional voxel of dilation</w:t>
+              <w:t xml:space="preserve">Run the pilot sweep; confirm the seed and target lie within the inclusion zone; try a 25% map derived from the </w:t>
+            </w:r>
+            <w:r>
+              <w:rPr>
+                <w:rStyle w:val="SourceText"/>
+              </w:rPr>
+              <w:t>_overlap_prop</w:t>
+            </w:r>
+            <w:r>
+              <w:rPr/>
+              <w:t xml:space="preserve"> file, or one additional voxel of dilation</w:t>
             </w:r>
           </w:p>
         </w:tc>
@@ -20908,7 +20661,7 @@
         <w:trPr/>
         <w:tc>
           <w:tcPr>
-            <w:tcW w:w="2609" w:type="dxa"/>
+            <w:tcW w:w="2538" w:type="dxa"/>
             <w:tcBorders/>
             <w:vAlign w:val="center"/>
           </w:tcPr>
@@ -20929,7 +20682,7 @@
         </w:tc>
         <w:tc>
           <w:tcPr>
-            <w:tcW w:w="3059" w:type="dxa"/>
+            <w:tcW w:w="2827" w:type="dxa"/>
             <w:tcBorders/>
             <w:vAlign w:val="center"/>
           </w:tcPr>
@@ -20950,7 +20703,7 @@
         </w:tc>
         <w:tc>
           <w:tcPr>
-            <w:tcW w:w="3692" w:type="dxa"/>
+            <w:tcW w:w="3995" w:type="dxa"/>
             <w:tcBorders/>
             <w:vAlign w:val="center"/>
           </w:tcPr>
@@ -20974,7 +20727,7 @@
         <w:trPr/>
         <w:tc>
           <w:tcPr>
-            <w:tcW w:w="2609" w:type="dxa"/>
+            <w:tcW w:w="2538" w:type="dxa"/>
             <w:tcBorders/>
             <w:vAlign w:val="center"/>
           </w:tcPr>
@@ -20995,7 +20748,7 @@
         </w:tc>
         <w:tc>
           <w:tcPr>
-            <w:tcW w:w="3059" w:type="dxa"/>
+            <w:tcW w:w="2827" w:type="dxa"/>
             <w:tcBorders/>
             <w:vAlign w:val="center"/>
           </w:tcPr>
@@ -21016,7 +20769,7 @@
         </w:tc>
         <w:tc>
           <w:tcPr>
-            <w:tcW w:w="3692" w:type="dxa"/>
+            <w:tcW w:w="3995" w:type="dxa"/>
             <w:tcBorders/>
             <w:vAlign w:val="center"/>
           </w:tcPr>
@@ -21040,7 +20793,7 @@
         <w:trPr/>
         <w:tc>
           <w:tcPr>
-            <w:tcW w:w="2609" w:type="dxa"/>
+            <w:tcW w:w="2538" w:type="dxa"/>
             <w:tcBorders/>
             <w:vAlign w:val="center"/>
           </w:tcPr>
@@ -21061,7 +20814,7 @@
         </w:tc>
         <w:tc>
           <w:tcPr>
-            <w:tcW w:w="3059" w:type="dxa"/>
+            <w:tcW w:w="2827" w:type="dxa"/>
             <w:tcBorders/>
             <w:vAlign w:val="center"/>
           </w:tcPr>
@@ -21082,7 +20835,7 @@
         </w:tc>
         <w:tc>
           <w:tcPr>
-            <w:tcW w:w="3692" w:type="dxa"/>
+            <w:tcW w:w="3995" w:type="dxa"/>
             <w:tcBorders/>
             <w:vAlign w:val="center"/>
           </w:tcPr>
@@ -21106,7 +20859,7 @@
         <w:trPr/>
         <w:tc>
           <w:tcPr>
-            <w:tcW w:w="2609" w:type="dxa"/>
+            <w:tcW w:w="2538" w:type="dxa"/>
             <w:tcBorders/>
             <w:vAlign w:val="center"/>
           </w:tcPr>
@@ -21127,7 +20880,7 @@
         </w:tc>
         <w:tc>
           <w:tcPr>
-            <w:tcW w:w="3059" w:type="dxa"/>
+            <w:tcW w:w="2827" w:type="dxa"/>
             <w:tcBorders/>
             <w:vAlign w:val="center"/>
           </w:tcPr>
@@ -21148,7 +20901,7 @@
         </w:tc>
         <w:tc>
           <w:tcPr>
-            <w:tcW w:w="3692" w:type="dxa"/>
+            <w:tcW w:w="3995" w:type="dxa"/>
             <w:tcBorders/>
             <w:vAlign w:val="center"/>
           </w:tcPr>
@@ -21172,7 +20925,7 @@
         <w:trPr/>
         <w:tc>
           <w:tcPr>
-            <w:tcW w:w="2609" w:type="dxa"/>
+            <w:tcW w:w="2538" w:type="dxa"/>
             <w:tcBorders/>
             <w:vAlign w:val="center"/>
           </w:tcPr>
@@ -21203,7 +20956,7 @@
         </w:tc>
         <w:tc>
           <w:tcPr>
-            <w:tcW w:w="3059" w:type="dxa"/>
+            <w:tcW w:w="2827" w:type="dxa"/>
             <w:tcBorders/>
             <w:vAlign w:val="center"/>
           </w:tcPr>
@@ -21224,7 +20977,7 @@
         </w:tc>
         <w:tc>
           <w:tcPr>
-            <w:tcW w:w="3692" w:type="dxa"/>
+            <w:tcW w:w="3995" w:type="dxa"/>
             <w:tcBorders/>
             <w:vAlign w:val="center"/>
           </w:tcPr>
@@ -21248,7 +21001,7 @@
         <w:trPr/>
         <w:tc>
           <w:tcPr>
-            <w:tcW w:w="2609" w:type="dxa"/>
+            <w:tcW w:w="2538" w:type="dxa"/>
             <w:tcBorders/>
             <w:vAlign w:val="center"/>
           </w:tcPr>
@@ -21281,7 +21034,7 @@
         </w:tc>
         <w:tc>
           <w:tcPr>
-            <w:tcW w:w="3059" w:type="dxa"/>
+            <w:tcW w:w="2827" w:type="dxa"/>
             <w:tcBorders/>
             <w:vAlign w:val="center"/>
           </w:tcPr>
@@ -21302,7 +21055,7 @@
         </w:tc>
         <w:tc>
           <w:tcPr>
-            <w:tcW w:w="3692" w:type="dxa"/>
+            <w:tcW w:w="3995" w:type="dxa"/>
             <w:tcBorders/>
             <w:vAlign w:val="center"/>
           </w:tcPr>
@@ -21328,7 +21081,7 @@
         <w:trPr/>
         <w:tc>
           <w:tcPr>
-            <w:tcW w:w="2609" w:type="dxa"/>
+            <w:tcW w:w="2538" w:type="dxa"/>
             <w:tcBorders>
               <w:bottom w:val="single" w:sz="6" w:space="0" w:color="808080"/>
             </w:tcBorders>
@@ -21351,7 +21104,7 @@
         </w:tc>
         <w:tc>
           <w:tcPr>
-            <w:tcW w:w="3059" w:type="dxa"/>
+            <w:tcW w:w="2827" w:type="dxa"/>
             <w:tcBorders>
               <w:bottom w:val="single" w:sz="6" w:space="0" w:color="808080"/>
             </w:tcBorders>
@@ -21374,7 +21127,7 @@
         </w:tc>
         <w:tc>
           <w:tcPr>
-            <w:tcW w:w="3692" w:type="dxa"/>
+            <w:tcW w:w="3995" w:type="dxa"/>
             <w:tcBorders>
               <w:bottom w:val="single" w:sz="6" w:space="0" w:color="808080"/>
             </w:tcBorders>
@@ -21622,7 +21375,7 @@
       </w:pPr>
       <w:r>
         <w:rPr/>
-        <w:t>Table S17 lists the software used in the workflow. The workflow depends on FSL (Jenkinson et al., 2012), ANTs (Avants et al., 2008), MRtrix3 (Tournier et al., 2019) and Python with DIPY (Garyfallidis et al., 2014) and pyAFQ (Kruper et al., 2021); AMICO (Daducci et al., 2015) is required only for neurite orientation dispersion and density imaging (NODDI) fitting and R only for the node-wise permutation test.</w:t>
+        <w:t>Table S18 lists the software used in the workflow. The workflow depends on FSL (Jenkinson et al., 2012), ANTs (Avants et al., 2008), MRtrix3 (Tournier et al., 2019) and Python with DIPY (Garyfallidis et al., 2014) and pyAFQ (Kruper et al., 2021); AMICO (Daducci et al., 2015) is required only for neurite orientation dispersion and density imaging (NODDI) fitting and R only for the node-wise permutation test.</w:t>
       </w:r>
     </w:p>
     <w:p>
@@ -21636,7 +21389,7 @@
         <w:rPr>
           <w:rStyle w:val="Strong"/>
         </w:rPr>
-        <w:t>Table S17</w:t>
+        <w:t>Table S18</w:t>
       </w:r>
     </w:p>
     <w:p>
@@ -21667,8 +21420,8 @@
         </w:tblCellMar>
       </w:tblPr>
       <w:tblGrid>
-        <w:gridCol w:w="3537"/>
-        <w:gridCol w:w="5823"/>
+        <w:gridCol w:w="3518"/>
+        <w:gridCol w:w="5842"/>
       </w:tblGrid>
       <w:tr>
         <w:trPr>
@@ -21676,7 +21429,7 @@
         </w:trPr>
         <w:tc>
           <w:tcPr>
-            <w:tcW w:w="3537" w:type="dxa"/>
+            <w:tcW w:w="3518" w:type="dxa"/>
             <w:tcBorders>
               <w:top w:val="single" w:sz="6" w:space="0" w:color="808080"/>
               <w:bottom w:val="single" w:sz="2" w:space="0" w:color="808080"/>
@@ -21699,7 +21452,7 @@
         </w:tc>
         <w:tc>
           <w:tcPr>
-            <w:tcW w:w="5823" w:type="dxa"/>
+            <w:tcW w:w="5842" w:type="dxa"/>
             <w:tcBorders>
               <w:top w:val="single" w:sz="6" w:space="0" w:color="808080"/>
               <w:bottom w:val="single" w:sz="2" w:space="0" w:color="808080"/>
@@ -21725,7 +21478,7 @@
         <w:trPr/>
         <w:tc>
           <w:tcPr>
-            <w:tcW w:w="3537" w:type="dxa"/>
+            <w:tcW w:w="3518" w:type="dxa"/>
             <w:tcBorders/>
             <w:vAlign w:val="center"/>
           </w:tcPr>
@@ -21746,7 +21499,7 @@
         </w:tc>
         <w:tc>
           <w:tcPr>
-            <w:tcW w:w="5823" w:type="dxa"/>
+            <w:tcW w:w="5842" w:type="dxa"/>
             <w:tcBorders/>
             <w:vAlign w:val="center"/>
           </w:tcPr>
@@ -21810,7 +21563,7 @@
         <w:trPr/>
         <w:tc>
           <w:tcPr>
-            <w:tcW w:w="3537" w:type="dxa"/>
+            <w:tcW w:w="3518" w:type="dxa"/>
             <w:tcBorders/>
             <w:vAlign w:val="center"/>
           </w:tcPr>
@@ -21831,7 +21584,7 @@
         </w:tc>
         <w:tc>
           <w:tcPr>
-            <w:tcW w:w="5823" w:type="dxa"/>
+            <w:tcW w:w="5842" w:type="dxa"/>
             <w:tcBorders/>
             <w:vAlign w:val="center"/>
           </w:tcPr>
@@ -21867,7 +21620,7 @@
         <w:trPr/>
         <w:tc>
           <w:tcPr>
-            <w:tcW w:w="3537" w:type="dxa"/>
+            <w:tcW w:w="3518" w:type="dxa"/>
             <w:tcBorders/>
             <w:vAlign w:val="center"/>
           </w:tcPr>
@@ -21888,7 +21641,7 @@
         </w:tc>
         <w:tc>
           <w:tcPr>
-            <w:tcW w:w="5823" w:type="dxa"/>
+            <w:tcW w:w="5842" w:type="dxa"/>
             <w:tcBorders/>
             <w:vAlign w:val="center"/>
           </w:tcPr>
@@ -22004,7 +21757,7 @@
         <w:trPr/>
         <w:tc>
           <w:tcPr>
-            <w:tcW w:w="3537" w:type="dxa"/>
+            <w:tcW w:w="3518" w:type="dxa"/>
             <w:tcBorders/>
             <w:vAlign w:val="center"/>
           </w:tcPr>
@@ -22025,7 +21778,7 @@
         </w:tc>
         <w:tc>
           <w:tcPr>
-            <w:tcW w:w="5823" w:type="dxa"/>
+            <w:tcW w:w="5842" w:type="dxa"/>
             <w:tcBorders/>
             <w:vAlign w:val="center"/>
           </w:tcPr>
@@ -22049,7 +21802,7 @@
         <w:trPr/>
         <w:tc>
           <w:tcPr>
-            <w:tcW w:w="3537" w:type="dxa"/>
+            <w:tcW w:w="3518" w:type="dxa"/>
             <w:tcBorders/>
             <w:vAlign w:val="center"/>
           </w:tcPr>
@@ -22070,7 +21823,7 @@
         </w:tc>
         <w:tc>
           <w:tcPr>
-            <w:tcW w:w="5823" w:type="dxa"/>
+            <w:tcW w:w="5842" w:type="dxa"/>
             <w:tcBorders/>
             <w:vAlign w:val="center"/>
           </w:tcPr>
@@ -22094,7 +21847,7 @@
         <w:trPr/>
         <w:tc>
           <w:tcPr>
-            <w:tcW w:w="3537" w:type="dxa"/>
+            <w:tcW w:w="3518" w:type="dxa"/>
             <w:tcBorders/>
             <w:vAlign w:val="center"/>
           </w:tcPr>
@@ -22115,7 +21868,7 @@
         </w:tc>
         <w:tc>
           <w:tcPr>
-            <w:tcW w:w="5823" w:type="dxa"/>
+            <w:tcW w:w="5842" w:type="dxa"/>
             <w:tcBorders/>
             <w:vAlign w:val="center"/>
           </w:tcPr>
@@ -22141,52 +21894,7 @@
         <w:trPr/>
         <w:tc>
           <w:tcPr>
-            <w:tcW w:w="3537" w:type="dxa"/>
-            <w:tcBorders/>
-            <w:vAlign w:val="center"/>
-          </w:tcPr>
-          <w:p>
-            <w:pPr>
-              <w:pStyle w:val="TableContents"/>
-              <w:widowControl w:val="false"/>
-              <w:suppressLineNumbers/>
-              <w:bidi w:val="0"/>
-              <w:jc w:val="left"/>
-              <w:rPr/>
-            </w:pPr>
-            <w:r>
-              <w:rPr/>
-              <w:t>FSLeyes, mrview or ITK-SNAP</w:t>
-            </w:r>
-          </w:p>
-        </w:tc>
-        <w:tc>
-          <w:tcPr>
-            <w:tcW w:w="5823" w:type="dxa"/>
-            <w:tcBorders/>
-            <w:vAlign w:val="center"/>
-          </w:tcPr>
-          <w:p>
-            <w:pPr>
-              <w:pStyle w:val="TableContents"/>
-              <w:widowControl w:val="false"/>
-              <w:suppressLineNumbers/>
-              <w:bidi w:val="0"/>
-              <w:jc w:val="left"/>
-              <w:rPr/>
-            </w:pPr>
-            <w:r>
-              <w:rPr/>
-              <w:t>Inspection</w:t>
-            </w:r>
-          </w:p>
-        </w:tc>
-      </w:tr>
-      <w:tr>
-        <w:trPr/>
-        <w:tc>
-          <w:tcPr>
-            <w:tcW w:w="3537" w:type="dxa"/>
+            <w:tcW w:w="3518" w:type="dxa"/>
             <w:tcBorders>
               <w:bottom w:val="single" w:sz="6" w:space="0" w:color="808080"/>
             </w:tcBorders>
@@ -22203,13 +21911,13 @@
             </w:pPr>
             <w:r>
               <w:rPr/>
-              <w:t>TractSeg (Wasserthal et al., 2018; optional)</w:t>
-            </w:r>
-          </w:p>
-        </w:tc>
-        <w:tc>
-          <w:tcPr>
-            <w:tcW w:w="5823" w:type="dxa"/>
+              <w:t>FSLeyes, mrview or ITK-SNAP</w:t>
+            </w:r>
+          </w:p>
+        </w:tc>
+        <w:tc>
+          <w:tcPr>
+            <w:tcW w:w="5842" w:type="dxa"/>
             <w:tcBorders>
               <w:bottom w:val="single" w:sz="6" w:space="0" w:color="808080"/>
             </w:tcBorders>
@@ -22226,7 +21934,7 @@
             </w:pPr>
             <w:r>
               <w:rPr/>
-              <w:t>Fornix and control tracts</w:t>
+              <w:t>Inspection</w:t>
             </w:r>
           </w:p>
         </w:tc>
@@ -22550,7 +22258,7 @@
       </w:pPr>
       <w:r>
         <w:rPr/>
-        <w:t xml:space="preserve">Single-shell data may use </w:t>
+        <w:t>Single-shell data require single-shell constrained spherical deconvolution (</w:t>
       </w:r>
       <w:r>
         <w:rPr>
@@ -22560,7 +22268,7 @@
       </w:r>
       <w:r>
         <w:rPr/>
-        <w:t xml:space="preserve"> and </w:t>
+        <w:t xml:space="preserve">, </w:t>
       </w:r>
       <w:r>
         <w:rPr>
@@ -22570,7 +22278,7 @@
       </w:r>
       <w:r>
         <w:rPr/>
-        <w:t>. The corridor workflow is independent of how the FOD image was estimated.</w:t>
+        <w:t>) rather than the multi-shell multi-tissue model used for the atlas and the example dataset. The corridor workflow is independent of how the FOD image was estimated.</w:t>
       </w:r>
     </w:p>
     <w:p>
@@ -22669,7 +22377,7 @@
       </w:pPr>
       <w:r>
         <w:rPr/>
-        <w:t xml:space="preserve">Each script appears in full on the workflow page for its step. Table S18 lists the set in run order. All scripts read a single configuration file, </w:t>
+        <w:t xml:space="preserve">Each script appears in full on the workflow page for its step. Table S19 lists the set in run order. All scripts read a single configuration file, </w:t>
       </w:r>
       <w:r>
         <w:rPr>
@@ -22723,7 +22431,7 @@
         <w:rPr>
           <w:rStyle w:val="Strong"/>
         </w:rPr>
-        <w:t>Table S18</w:t>
+        <w:t>Table S19</w:t>
       </w:r>
     </w:p>
     <w:p>
@@ -25398,7 +25106,39 @@
       </w:pPr>
       <w:r>
         <w:rPr/>
-        <w:t>The atlas manuscript is in preparation. Work that uses the atlas or this workflow should cite that paper; the full reference will be added here when it is published.</w:t>
+        <w:t xml:space="preserve">The atlas is described in the manuscript </w:t>
+      </w:r>
+      <w:r>
+        <w:rPr>
+          <w:rStyle w:val="Emphasis"/>
+        </w:rPr>
+        <w:t>Mapping Mesolimbic Dopamine Projections to Subcortical Circuits Underlying Adaptive Behavior: A Human 7T Diffusion Tractography Atlas</w:t>
+      </w:r>
+      <w:r>
+        <w:rPr/>
+        <w:t xml:space="preserve"> (Elliott, Mopuru, Hoffman, Leong, Volkow, Olson, &amp; Murty), currently under review. Work that uses the atlas or this workflow should cite that paper; the full reference and DOI will be added here when it is published. The atlas package's terms are scoped by material (Human Connectome Project (HCP)-derived maps under the WU-Minn HCP Consortium Open Access Data Use Terms; documentation and figures under CC BY 4.0; code under the MIT License; the Montreal Neurological Institute MNI152 template under the FSL licence); see the </w:t>
+      </w:r>
+      <w:r>
+        <w:rPr>
+          <w:rStyle w:val="SourceText"/>
+        </w:rPr>
+        <w:t>LICENSE</w:t>
+      </w:r>
+      <w:r>
+        <w:rPr/>
+        <w:t xml:space="preserve"> file in the package and the </w:t>
+      </w:r>
+      <w:hyperlink r:id="rId41">
+        <w:r>
+          <w:rPr>
+            <w:rStyle w:val="Hyperlink"/>
+          </w:rPr>
+          <w:t>atlas repository</w:t>
+        </w:r>
+      </w:hyperlink>
+      <w:r>
+        <w:rPr/>
+        <w:t>.</w:t>
       </w:r>
     </w:p>
     <w:p>
@@ -25445,7 +25185,7 @@
         <w:rPr/>
         <w:t xml:space="preserve">(1), 26–41. </w:t>
       </w:r>
-      <w:hyperlink r:id="rId41">
+      <w:hyperlink r:id="rId42">
         <w:r>
           <w:rPr>
             <w:rStyle w:val="Hyperlink"/>
@@ -25475,7 +25215,7 @@
         <w:rPr/>
         <w:t xml:space="preserve">, 32–44. </w:t>
       </w:r>
-      <w:hyperlink r:id="rId42">
+      <w:hyperlink r:id="rId43">
         <w:r>
           <w:rPr>
             <w:rStyle w:val="Hyperlink"/>
@@ -25527,7 +25267,7 @@
         <w:rPr/>
         <w:t xml:space="preserve">(7), 1256–1265. </w:t>
       </w:r>
-      <w:hyperlink r:id="rId43">
+      <w:hyperlink r:id="rId44">
         <w:r>
           <w:rPr>
             <w:rStyle w:val="Hyperlink"/>
@@ -25557,7 +25297,7 @@
         <w:rPr/>
         <w:t xml:space="preserve">(4), 292–298. </w:t>
       </w:r>
-      <w:hyperlink r:id="rId44">
+      <w:hyperlink r:id="rId45">
         <w:r>
           <w:rPr>
             <w:rStyle w:val="Hyperlink"/>
@@ -25587,7 +25327,7 @@
         <w:rPr/>
         <w:t xml:space="preserve">, 175. </w:t>
       </w:r>
-      <w:hyperlink r:id="rId45">
+      <w:hyperlink r:id="rId46">
         <w:r>
           <w:rPr>
             <w:rStyle w:val="Hyperlink"/>
@@ -25617,7 +25357,7 @@
         <w:rPr/>
         <w:t xml:space="preserve">, 8. </w:t>
       </w:r>
-      <w:hyperlink r:id="rId46">
+      <w:hyperlink r:id="rId47">
         <w:r>
           <w:rPr>
             <w:rStyle w:val="Hyperlink"/>
@@ -25647,7 +25387,7 @@
         <w:rPr/>
         <w:t xml:space="preserve">, 119474. </w:t>
       </w:r>
-      <w:hyperlink r:id="rId47">
+      <w:hyperlink r:id="rId48">
         <w:r>
           <w:rPr>
             <w:rStyle w:val="Hyperlink"/>
@@ -25677,7 +25417,7 @@
         <w:rPr/>
         <w:t xml:space="preserve">(2), 782–790. </w:t>
       </w:r>
-      <w:hyperlink r:id="rId48">
+      <w:hyperlink r:id="rId49">
         <w:r>
           <w:rPr>
             <w:rStyle w:val="Hyperlink"/>
@@ -25707,7 +25447,7 @@
         <w:rPr/>
         <w:t xml:space="preserve">, 411–426. </w:t>
       </w:r>
-      <w:hyperlink r:id="rId49">
+      <w:hyperlink r:id="rId50">
         <w:r>
           <w:rPr>
             <w:rStyle w:val="Hyperlink"/>
@@ -25737,7 +25477,7 @@
         <w:rPr/>
         <w:t xml:space="preserve">(1). </w:t>
       </w:r>
-      <w:hyperlink r:id="rId50">
+      <w:hyperlink r:id="rId51">
         <w:r>
           <w:rPr>
             <w:rStyle w:val="Hyperlink"/>
@@ -25767,7 +25507,7 @@
         <w:rPr/>
         <w:t xml:space="preserve">(2–3), 155–171. </w:t>
       </w:r>
-      <w:hyperlink r:id="rId51">
+      <w:hyperlink r:id="rId52">
         <w:r>
           <w:rPr>
             <w:rStyle w:val="Hyperlink"/>
@@ -25797,7 +25537,7 @@
         <w:rPr/>
         <w:t xml:space="preserve">, 580–589. </w:t>
       </w:r>
-      <w:hyperlink r:id="rId52">
+      <w:hyperlink r:id="rId53">
         <w:r>
           <w:rPr>
             <w:rStyle w:val="Hyperlink"/>
@@ -25827,7 +25567,7 @@
         <w:rPr/>
         <w:t xml:space="preserve">, 118749. </w:t>
       </w:r>
-      <w:hyperlink r:id="rId53">
+      <w:hyperlink r:id="rId54">
         <w:r>
           <w:rPr>
             <w:rStyle w:val="Hyperlink"/>
@@ -25857,7 +25597,7 @@
         <w:rPr/>
         <w:t xml:space="preserve">, 180063. </w:t>
       </w:r>
-      <w:hyperlink r:id="rId54">
+      <w:hyperlink r:id="rId55">
         <w:r>
           <w:rPr>
             <w:rStyle w:val="Hyperlink"/>
@@ -25931,7 +25671,7 @@
         <w:rPr/>
         <w:t xml:space="preserve">, 116137. </w:t>
       </w:r>
-      <w:hyperlink r:id="rId55">
+      <w:hyperlink r:id="rId56">
         <w:r>
           <w:rPr>
             <w:rStyle w:val="Hyperlink"/>
@@ -25961,7 +25701,7 @@
         <w:rPr/>
         <w:t xml:space="preserve">, 1155–1167. </w:t>
       </w:r>
-      <w:hyperlink r:id="rId56">
+      <w:hyperlink r:id="rId57">
         <w:r>
           <w:rPr>
             <w:rStyle w:val="Hyperlink"/>
@@ -25991,7 +25731,7 @@
         <w:rPr/>
         <w:t xml:space="preserve">(5), 1165–1177. </w:t>
       </w:r>
-      <w:hyperlink r:id="rId57">
+      <w:hyperlink r:id="rId58">
         <w:r>
           <w:rPr>
             <w:rStyle w:val="Hyperlink"/>
@@ -26021,42 +25761,12 @@
         <w:rPr/>
         <w:t xml:space="preserve">, 318–331. </w:t>
       </w:r>
-      <w:hyperlink r:id="rId58">
+      <w:hyperlink r:id="rId59">
         <w:r>
           <w:rPr>
             <w:rStyle w:val="Hyperlink"/>
           </w:rPr>
           <w:t>https://doi.org/10.1016/j.neuroimage.2015.08.004</w:t>
-        </w:r>
-      </w:hyperlink>
-    </w:p>
-    <w:p>
-      <w:pPr>
-        <w:pStyle w:val="BodyText"/>
-        <w:bidi w:val="0"/>
-        <w:jc w:val="left"/>
-        <w:rPr/>
-      </w:pPr>
-      <w:r>
-        <w:rPr/>
-        <w:t xml:space="preserve">Wasserthal, J., Neher, P., &amp; Maier-Hein, K. H. (2018). TractSeg: Fast and accurate white matter tract segmentation. </w:t>
-      </w:r>
-      <w:r>
-        <w:rPr>
-          <w:rStyle w:val="Emphasis"/>
-        </w:rPr>
-        <w:t>NeuroImage, 183</w:t>
-      </w:r>
-      <w:r>
-        <w:rPr/>
-        <w:t xml:space="preserve">, 239–253. </w:t>
-      </w:r>
-      <w:hyperlink r:id="rId59">
-        <w:r>
-          <w:rPr>
-            <w:rStyle w:val="Hyperlink"/>
-          </w:rPr>
-          <w:t>https://doi.org/10.1016/j.neuroimage.2018.07.070</w:t>
         </w:r>
       </w:hyperlink>
     </w:p>
@@ -26325,7 +26035,7 @@
       </w:pPr>
       <w:r>
         <w:rPr/>
-        <w:t>export ATLAS_DIR="/path/to/MesoConnectAtlas"     # atlas and region files, MNI 1 mm</w:t>
+        <w:t>export ATLAS_DIR="/path/to/MesoConnect_Atlas"    # unzipped atlas package, plus roi_maps/</w:t>
       </w:r>
     </w:p>
     <w:p>
@@ -26420,19 +26130,7 @@
       </w:pPr>
       <w:r>
         <w:rPr/>
-        <w:t>export ATLAS_MNI="$ATLAS_DIR/tracts_thresholded_binary_50/\</w:t>
-      </w:r>
-    </w:p>
-    <w:p>
-      <w:pPr>
-        <w:pStyle w:val="PreformattedTextcode"/>
-        <w:bidi w:val="0"/>
-        <w:jc w:val="left"/>
-        <w:rPr/>
-      </w:pPr>
-      <w:r>
-        <w:rPr/>
-        <w:t>l_vta_l_hipp_1mm_MNI_GroupMean_thr50.nii.gz"</w:t>
+        <w:t>export ATLAS_MNI="$ATLAS_DIR/vta_posterior_hpc/left_vta_posterior_hpc_mni152_1mm_thr50.nii.gz"</w:t>
       </w:r>
     </w:p>
     <w:p>
@@ -48162,6 +47860,30 @@
       <w:r>
         <w:rPr/>
         <w:t># =============================================================================</w:t>
+      </w:r>
+    </w:p>
+    <w:p>
+      <w:pPr>
+        <w:pStyle w:val="PreformattedTextcode"/>
+        <w:bidi w:val="0"/>
+        <w:jc w:val="left"/>
+        <w:rPr/>
+      </w:pPr>
+      <w:r>
+        <w:rPr/>
+        <w:t># Single-shell data cannot use this multi-tissue model: use dwi2response tournier and</w:t>
+      </w:r>
+    </w:p>
+    <w:p>
+      <w:pPr>
+        <w:pStyle w:val="PreformattedTextcode"/>
+        <w:bidi w:val="0"/>
+        <w:jc w:val="left"/>
+        <w:rPr/>
+      </w:pPr>
+      <w:r>
+        <w:rPr/>
+        <w:t># dwi2fod csd (single-shell CSD) instead, as described on the software page.</w:t>
       </w:r>
     </w:p>
     <w:p>

--- a/static/supplement/MesoConnect_Supplementary_Methods.docx
+++ b/static/supplement/MesoConnect_Supplementary_Methods.docx
@@ -4815,7 +4815,31 @@
       </w:pPr>
       <w:r>
         <w:rPr/>
-        <w:t xml:space="preserve">Table S7 lists the per-participant inputs. When the T1 image is already aligned to the diffusion image, as in Human Connectome Project data, no affine matrix is needed: </w:t>
+        <w:t xml:space="preserve">Every input below comes from preprocessing; the </w:t>
+      </w:r>
+      <w:hyperlink r:id="rId14">
+        <w:r>
+          <w:rPr>
+            <w:rStyle w:val="Hyperlink"/>
+          </w:rPr>
+          <w:t>Diffusion MRI Preprocessing tutorial</w:t>
+        </w:r>
+      </w:hyperlink>
+      <w:r>
+        <w:rPr/>
+        <w:t xml:space="preserve"> produces them, and its </w:t>
+      </w:r>
+      <w:hyperlink r:id="rId15">
+        <w:r>
+          <w:rPr>
+            <w:rStyle w:val="Hyperlink"/>
+          </w:rPr>
+          <w:t>required outputs page</w:t>
+        </w:r>
+      </w:hyperlink>
+      <w:r>
+        <w:rPr/>
+        <w:t xml:space="preserve"> names the step that writes each one. Table S7 lists them per participant. When the T1 image is already aligned to the diffusion image, as in Human Connectome Project data, no affine matrix is needed: </w:t>
       </w:r>
       <w:r>
         <w:rPr>
@@ -6502,7 +6526,19 @@
       </w:pPr>
       <w:r>
         <w:rPr/>
-        <w:t>If the T1 image has not been skull-stripped, this should be done first; atlas construction used SynthStrip (Hoopes et al., 2022) and the example dataset used ANTs brain extraction. If the T1 image is already aligned to the diffusion image, this warp is the only transform required (</w:t>
+        <w:t>If the T1 image has not been skull-stripped, this should be done first (</w:t>
+      </w:r>
+      <w:hyperlink r:id="rId16">
+        <w:r>
+          <w:rPr>
+            <w:rStyle w:val="Hyperlink"/>
+          </w:rPr>
+          <w:t>Diffusion MRI Preprocessing</w:t>
+        </w:r>
+      </w:hyperlink>
+      <w:r>
+        <w:rPr/>
+        <w:t>); atlas construction used SynthStrip (Hoopes et al., 2022) and the example dataset used ANTs brain extraction. If the T1 image is already aligned to the diffusion image, this warp is the only transform required (</w:t>
       </w:r>
       <w:r>
         <w:rPr>
@@ -7390,7 +7426,7 @@
                     </pic:cNvPicPr>
                   </pic:nvPicPr>
                   <pic:blipFill>
-                    <a:blip r:embed="rId14"/>
+                    <a:blip r:embed="rId17"/>
                     <a:stretch>
                       <a:fillRect/>
                     </a:stretch>
@@ -7434,245 +7470,6 @@
                 <pic:pic xmlns:pic="http://schemas.openxmlformats.org/drawingml/2006/picture">
                   <pic:nvPicPr>
                     <pic:cNvPr id="3" name="Image3" descr="Magnified view of the warped left VTA"/>
-                    <pic:cNvPicPr>
-                      <a:picLocks noChangeAspect="1" noChangeArrowheads="1"/>
-                    </pic:cNvPicPr>
-                  </pic:nvPicPr>
-                  <pic:blipFill>
-                    <a:blip r:embed="rId15"/>
-                    <a:stretch>
-                      <a:fillRect/>
-                    </a:stretch>
-                  </pic:blipFill>
-                  <pic:spPr bwMode="auto">
-                    <a:xfrm>
-                      <a:off x="0" y="0"/>
-                      <a:ext cx="5334000" cy="1771650"/>
-                    </a:xfrm>
-                    <a:prstGeom prst="rect">
-                      <a:avLst/>
-                    </a:prstGeom>
-                    <a:noFill/>
-                  </pic:spPr>
-                </pic:pic>
-              </a:graphicData>
-            </a:graphic>
-          </wp:inline>
-        </w:drawing>
-      </w:r>
-    </w:p>
-    <w:p>
-      <w:pPr>
-        <w:pStyle w:val="BodyText"/>
-        <w:bidi w:val="0"/>
-        <w:jc w:val="left"/>
-        <w:rPr/>
-      </w:pPr>
-      <w:r>
-        <w:rPr>
-          <w:rStyle w:val="Emphasis"/>
-        </w:rPr>
-        <w:t>Note.</w:t>
-      </w:r>
-      <w:r>
-        <w:rPr/>
-        <w:t xml:space="preserve"> Whole-brain view (top) and magnified view (bottom), example dataset.</w:t>
-      </w:r>
-    </w:p>
-    <w:p>
-      <w:pPr>
-        <w:pStyle w:val="BodyText"/>
-        <w:bidi w:val="0"/>
-        <w:jc w:val="left"/>
-        <w:rPr/>
-      </w:pPr>
-      <w:r>
-        <w:rPr>
-          <w:rStyle w:val="Strong"/>
-        </w:rPr>
-        <w:t>Figure S4</w:t>
-      </w:r>
-    </w:p>
-    <w:p>
-      <w:pPr>
-        <w:pStyle w:val="BodyText"/>
-        <w:bidi w:val="0"/>
-        <w:jc w:val="left"/>
-        <w:rPr/>
-      </w:pPr>
-      <w:r>
-        <w:rPr>
-          <w:rStyle w:val="Emphasis"/>
-        </w:rPr>
-        <w:t>Warped Left Hippocampus Target and Left VTA → Hippocampus Atlas</w:t>
-      </w:r>
-    </w:p>
-    <w:p>
-      <w:pPr>
-        <w:pStyle w:val="BodyText"/>
-        <w:bidi w:val="0"/>
-        <w:jc w:val="left"/>
-        <w:rPr/>
-      </w:pPr>
-      <w:r>
-        <w:rPr/>
-        <w:drawing>
-          <wp:inline distT="0" distB="0" distL="0" distR="0">
-            <wp:extent cx="5334000" cy="1771650"/>
-            <wp:effectExtent l="0" t="0" r="0" b="0"/>
-            <wp:docPr id="4" name="Image4" descr="Magnified view of the warped left hippocampus"/>
-            <wp:cNvGraphicFramePr>
-              <a:graphicFrameLocks xmlns:a="http://schemas.openxmlformats.org/drawingml/2006/main" noChangeAspect="1"/>
-            </wp:cNvGraphicFramePr>
-            <a:graphic xmlns:a="http://schemas.openxmlformats.org/drawingml/2006/main">
-              <a:graphicData uri="http://schemas.openxmlformats.org/drawingml/2006/picture">
-                <pic:pic xmlns:pic="http://schemas.openxmlformats.org/drawingml/2006/picture">
-                  <pic:nvPicPr>
-                    <pic:cNvPr id="4" name="Image4" descr="Magnified view of the warped left hippocampus"/>
-                    <pic:cNvPicPr>
-                      <a:picLocks noChangeAspect="1" noChangeArrowheads="1"/>
-                    </pic:cNvPicPr>
-                  </pic:nvPicPr>
-                  <pic:blipFill>
-                    <a:blip r:embed="rId16"/>
-                    <a:stretch>
-                      <a:fillRect/>
-                    </a:stretch>
-                  </pic:blipFill>
-                  <pic:spPr bwMode="auto">
-                    <a:xfrm>
-                      <a:off x="0" y="0"/>
-                      <a:ext cx="5334000" cy="1771650"/>
-                    </a:xfrm>
-                    <a:prstGeom prst="rect">
-                      <a:avLst/>
-                    </a:prstGeom>
-                    <a:noFill/>
-                  </pic:spPr>
-                </pic:pic>
-              </a:graphicData>
-            </a:graphic>
-          </wp:inline>
-        </w:drawing>
-      </w:r>
-    </w:p>
-    <w:p>
-      <w:pPr>
-        <w:pStyle w:val="BodyText"/>
-        <w:bidi w:val="0"/>
-        <w:jc w:val="left"/>
-        <w:rPr/>
-      </w:pPr>
-      <w:r>
-        <w:rPr/>
-        <w:drawing>
-          <wp:inline distT="0" distB="0" distL="0" distR="0">
-            <wp:extent cx="5334000" cy="1771650"/>
-            <wp:effectExtent l="0" t="0" r="0" b="0"/>
-            <wp:docPr id="5" name="Image5" descr="Magnified view of the warped left atlas"/>
-            <wp:cNvGraphicFramePr>
-              <a:graphicFrameLocks xmlns:a="http://schemas.openxmlformats.org/drawingml/2006/main" noChangeAspect="1"/>
-            </wp:cNvGraphicFramePr>
-            <a:graphic xmlns:a="http://schemas.openxmlformats.org/drawingml/2006/main">
-              <a:graphicData uri="http://schemas.openxmlformats.org/drawingml/2006/picture">
-                <pic:pic xmlns:pic="http://schemas.openxmlformats.org/drawingml/2006/picture">
-                  <pic:nvPicPr>
-                    <pic:cNvPr id="5" name="Image5" descr="Magnified view of the warped left atlas"/>
-                    <pic:cNvPicPr>
-                      <a:picLocks noChangeAspect="1" noChangeArrowheads="1"/>
-                    </pic:cNvPicPr>
-                  </pic:nvPicPr>
-                  <pic:blipFill>
-                    <a:blip r:embed="rId17"/>
-                    <a:stretch>
-                      <a:fillRect/>
-                    </a:stretch>
-                  </pic:blipFill>
-                  <pic:spPr bwMode="auto">
-                    <a:xfrm>
-                      <a:off x="0" y="0"/>
-                      <a:ext cx="5334000" cy="1771650"/>
-                    </a:xfrm>
-                    <a:prstGeom prst="rect">
-                      <a:avLst/>
-                    </a:prstGeom>
-                    <a:noFill/>
-                  </pic:spPr>
-                </pic:pic>
-              </a:graphicData>
-            </a:graphic>
-          </wp:inline>
-        </w:drawing>
-      </w:r>
-    </w:p>
-    <w:p>
-      <w:pPr>
-        <w:pStyle w:val="BodyText"/>
-        <w:bidi w:val="0"/>
-        <w:jc w:val="left"/>
-        <w:rPr/>
-      </w:pPr>
-      <w:r>
-        <w:rPr>
-          <w:rStyle w:val="Emphasis"/>
-        </w:rPr>
-        <w:t>Note.</w:t>
-      </w:r>
-      <w:r>
-        <w:rPr/>
-        <w:t xml:space="preserve"> Hippocampus (top) and atlas at the 50% threshold (bottom), magnified views.</w:t>
-      </w:r>
-    </w:p>
-    <w:p>
-      <w:pPr>
-        <w:pStyle w:val="BodyText"/>
-        <w:bidi w:val="0"/>
-        <w:jc w:val="left"/>
-        <w:rPr/>
-      </w:pPr>
-      <w:r>
-        <w:rPr>
-          <w:rStyle w:val="Strong"/>
-        </w:rPr>
-        <w:t>Figure S5</w:t>
-      </w:r>
-    </w:p>
-    <w:p>
-      <w:pPr>
-        <w:pStyle w:val="BodyText"/>
-        <w:bidi w:val="0"/>
-        <w:jc w:val="left"/>
-        <w:rPr/>
-      </w:pPr>
-      <w:r>
-        <w:rPr>
-          <w:rStyle w:val="Emphasis"/>
-        </w:rPr>
-        <w:t>Orthogonal Render of the Warped Regions</w:t>
-      </w:r>
-    </w:p>
-    <w:p>
-      <w:pPr>
-        <w:pStyle w:val="BodyText"/>
-        <w:bidi w:val="0"/>
-        <w:jc w:val="left"/>
-        <w:rPr/>
-      </w:pPr>
-      <w:r>
-        <w:rPr/>
-        <w:drawing>
-          <wp:inline distT="0" distB="0" distL="0" distR="0">
-            <wp:extent cx="5334000" cy="1771650"/>
-            <wp:effectExtent l="0" t="0" r="0" b="0"/>
-            <wp:docPr id="6" name="Image6" descr="Orthogonal render with VTA, hippocampus and atlas"/>
-            <wp:cNvGraphicFramePr>
-              <a:graphicFrameLocks xmlns:a="http://schemas.openxmlformats.org/drawingml/2006/main" noChangeAspect="1"/>
-            </wp:cNvGraphicFramePr>
-            <a:graphic xmlns:a="http://schemas.openxmlformats.org/drawingml/2006/main">
-              <a:graphicData uri="http://schemas.openxmlformats.org/drawingml/2006/picture">
-                <pic:pic xmlns:pic="http://schemas.openxmlformats.org/drawingml/2006/picture">
-                  <pic:nvPicPr>
-                    <pic:cNvPr id="6" name="Image6" descr="Orthogonal render with VTA, hippocampus and atlas"/>
                     <pic:cNvPicPr>
                       <a:picLocks noChangeAspect="1" noChangeArrowheads="1"/>
                     </pic:cNvPicPr>
@@ -7715,6 +7512,245 @@
       </w:r>
       <w:r>
         <w:rPr/>
+        <w:t xml:space="preserve"> Whole-brain view (top) and magnified view (bottom), example dataset.</w:t>
+      </w:r>
+    </w:p>
+    <w:p>
+      <w:pPr>
+        <w:pStyle w:val="BodyText"/>
+        <w:bidi w:val="0"/>
+        <w:jc w:val="left"/>
+        <w:rPr/>
+      </w:pPr>
+      <w:r>
+        <w:rPr>
+          <w:rStyle w:val="Strong"/>
+        </w:rPr>
+        <w:t>Figure S4</w:t>
+      </w:r>
+    </w:p>
+    <w:p>
+      <w:pPr>
+        <w:pStyle w:val="BodyText"/>
+        <w:bidi w:val="0"/>
+        <w:jc w:val="left"/>
+        <w:rPr/>
+      </w:pPr>
+      <w:r>
+        <w:rPr>
+          <w:rStyle w:val="Emphasis"/>
+        </w:rPr>
+        <w:t>Warped Left Hippocampus Target and Left VTA → Hippocampus Atlas</w:t>
+      </w:r>
+    </w:p>
+    <w:p>
+      <w:pPr>
+        <w:pStyle w:val="BodyText"/>
+        <w:bidi w:val="0"/>
+        <w:jc w:val="left"/>
+        <w:rPr/>
+      </w:pPr>
+      <w:r>
+        <w:rPr/>
+        <w:drawing>
+          <wp:inline distT="0" distB="0" distL="0" distR="0">
+            <wp:extent cx="5334000" cy="1771650"/>
+            <wp:effectExtent l="0" t="0" r="0" b="0"/>
+            <wp:docPr id="4" name="Image4" descr="Magnified view of the warped left hippocampus"/>
+            <wp:cNvGraphicFramePr>
+              <a:graphicFrameLocks xmlns:a="http://schemas.openxmlformats.org/drawingml/2006/main" noChangeAspect="1"/>
+            </wp:cNvGraphicFramePr>
+            <a:graphic xmlns:a="http://schemas.openxmlformats.org/drawingml/2006/main">
+              <a:graphicData uri="http://schemas.openxmlformats.org/drawingml/2006/picture">
+                <pic:pic xmlns:pic="http://schemas.openxmlformats.org/drawingml/2006/picture">
+                  <pic:nvPicPr>
+                    <pic:cNvPr id="4" name="Image4" descr="Magnified view of the warped left hippocampus"/>
+                    <pic:cNvPicPr>
+                      <a:picLocks noChangeAspect="1" noChangeArrowheads="1"/>
+                    </pic:cNvPicPr>
+                  </pic:nvPicPr>
+                  <pic:blipFill>
+                    <a:blip r:embed="rId19"/>
+                    <a:stretch>
+                      <a:fillRect/>
+                    </a:stretch>
+                  </pic:blipFill>
+                  <pic:spPr bwMode="auto">
+                    <a:xfrm>
+                      <a:off x="0" y="0"/>
+                      <a:ext cx="5334000" cy="1771650"/>
+                    </a:xfrm>
+                    <a:prstGeom prst="rect">
+                      <a:avLst/>
+                    </a:prstGeom>
+                    <a:noFill/>
+                  </pic:spPr>
+                </pic:pic>
+              </a:graphicData>
+            </a:graphic>
+          </wp:inline>
+        </w:drawing>
+      </w:r>
+    </w:p>
+    <w:p>
+      <w:pPr>
+        <w:pStyle w:val="BodyText"/>
+        <w:bidi w:val="0"/>
+        <w:jc w:val="left"/>
+        <w:rPr/>
+      </w:pPr>
+      <w:r>
+        <w:rPr/>
+        <w:drawing>
+          <wp:inline distT="0" distB="0" distL="0" distR="0">
+            <wp:extent cx="5334000" cy="1771650"/>
+            <wp:effectExtent l="0" t="0" r="0" b="0"/>
+            <wp:docPr id="5" name="Image5" descr="Magnified view of the warped left atlas"/>
+            <wp:cNvGraphicFramePr>
+              <a:graphicFrameLocks xmlns:a="http://schemas.openxmlformats.org/drawingml/2006/main" noChangeAspect="1"/>
+            </wp:cNvGraphicFramePr>
+            <a:graphic xmlns:a="http://schemas.openxmlformats.org/drawingml/2006/main">
+              <a:graphicData uri="http://schemas.openxmlformats.org/drawingml/2006/picture">
+                <pic:pic xmlns:pic="http://schemas.openxmlformats.org/drawingml/2006/picture">
+                  <pic:nvPicPr>
+                    <pic:cNvPr id="5" name="Image5" descr="Magnified view of the warped left atlas"/>
+                    <pic:cNvPicPr>
+                      <a:picLocks noChangeAspect="1" noChangeArrowheads="1"/>
+                    </pic:cNvPicPr>
+                  </pic:nvPicPr>
+                  <pic:blipFill>
+                    <a:blip r:embed="rId20"/>
+                    <a:stretch>
+                      <a:fillRect/>
+                    </a:stretch>
+                  </pic:blipFill>
+                  <pic:spPr bwMode="auto">
+                    <a:xfrm>
+                      <a:off x="0" y="0"/>
+                      <a:ext cx="5334000" cy="1771650"/>
+                    </a:xfrm>
+                    <a:prstGeom prst="rect">
+                      <a:avLst/>
+                    </a:prstGeom>
+                    <a:noFill/>
+                  </pic:spPr>
+                </pic:pic>
+              </a:graphicData>
+            </a:graphic>
+          </wp:inline>
+        </w:drawing>
+      </w:r>
+    </w:p>
+    <w:p>
+      <w:pPr>
+        <w:pStyle w:val="BodyText"/>
+        <w:bidi w:val="0"/>
+        <w:jc w:val="left"/>
+        <w:rPr/>
+      </w:pPr>
+      <w:r>
+        <w:rPr>
+          <w:rStyle w:val="Emphasis"/>
+        </w:rPr>
+        <w:t>Note.</w:t>
+      </w:r>
+      <w:r>
+        <w:rPr/>
+        <w:t xml:space="preserve"> Hippocampus (top) and atlas at the 50% threshold (bottom), magnified views.</w:t>
+      </w:r>
+    </w:p>
+    <w:p>
+      <w:pPr>
+        <w:pStyle w:val="BodyText"/>
+        <w:bidi w:val="0"/>
+        <w:jc w:val="left"/>
+        <w:rPr/>
+      </w:pPr>
+      <w:r>
+        <w:rPr>
+          <w:rStyle w:val="Strong"/>
+        </w:rPr>
+        <w:t>Figure S5</w:t>
+      </w:r>
+    </w:p>
+    <w:p>
+      <w:pPr>
+        <w:pStyle w:val="BodyText"/>
+        <w:bidi w:val="0"/>
+        <w:jc w:val="left"/>
+        <w:rPr/>
+      </w:pPr>
+      <w:r>
+        <w:rPr>
+          <w:rStyle w:val="Emphasis"/>
+        </w:rPr>
+        <w:t>Orthogonal Render of the Warped Regions</w:t>
+      </w:r>
+    </w:p>
+    <w:p>
+      <w:pPr>
+        <w:pStyle w:val="BodyText"/>
+        <w:bidi w:val="0"/>
+        <w:jc w:val="left"/>
+        <w:rPr/>
+      </w:pPr>
+      <w:r>
+        <w:rPr/>
+        <w:drawing>
+          <wp:inline distT="0" distB="0" distL="0" distR="0">
+            <wp:extent cx="5334000" cy="1771650"/>
+            <wp:effectExtent l="0" t="0" r="0" b="0"/>
+            <wp:docPr id="6" name="Image6" descr="Orthogonal render with VTA, hippocampus and atlas"/>
+            <wp:cNvGraphicFramePr>
+              <a:graphicFrameLocks xmlns:a="http://schemas.openxmlformats.org/drawingml/2006/main" noChangeAspect="1"/>
+            </wp:cNvGraphicFramePr>
+            <a:graphic xmlns:a="http://schemas.openxmlformats.org/drawingml/2006/main">
+              <a:graphicData uri="http://schemas.openxmlformats.org/drawingml/2006/picture">
+                <pic:pic xmlns:pic="http://schemas.openxmlformats.org/drawingml/2006/picture">
+                  <pic:nvPicPr>
+                    <pic:cNvPr id="6" name="Image6" descr="Orthogonal render with VTA, hippocampus and atlas"/>
+                    <pic:cNvPicPr>
+                      <a:picLocks noChangeAspect="1" noChangeArrowheads="1"/>
+                    </pic:cNvPicPr>
+                  </pic:nvPicPr>
+                  <pic:blipFill>
+                    <a:blip r:embed="rId21"/>
+                    <a:stretch>
+                      <a:fillRect/>
+                    </a:stretch>
+                  </pic:blipFill>
+                  <pic:spPr bwMode="auto">
+                    <a:xfrm>
+                      <a:off x="0" y="0"/>
+                      <a:ext cx="5334000" cy="1771650"/>
+                    </a:xfrm>
+                    <a:prstGeom prst="rect">
+                      <a:avLst/>
+                    </a:prstGeom>
+                    <a:noFill/>
+                  </pic:spPr>
+                </pic:pic>
+              </a:graphicData>
+            </a:graphic>
+          </wp:inline>
+        </w:drawing>
+      </w:r>
+    </w:p>
+    <w:p>
+      <w:pPr>
+        <w:pStyle w:val="BodyText"/>
+        <w:bidi w:val="0"/>
+        <w:jc w:val="left"/>
+        <w:rPr/>
+      </w:pPr>
+      <w:r>
+        <w:rPr>
+          <w:rStyle w:val="Emphasis"/>
+        </w:rPr>
+        <w:t>Note.</w:t>
+      </w:r>
+      <w:r>
+        <w:rPr/>
         <w:t xml:space="preserve"> VTA in yellow, hippocampus in red, atlas in green.</w:t>
       </w:r>
     </w:p>
@@ -7785,7 +7821,7 @@
                     </pic:cNvPicPr>
                   </pic:nvPicPr>
                   <pic:blipFill>
-                    <a:blip r:embed="rId19"/>
+                    <a:blip r:embed="rId22"/>
                     <a:stretch>
                       <a:fillRect/>
                     </a:stretch>
@@ -8096,7 +8132,7 @@
                     </pic:cNvPicPr>
                   </pic:nvPicPr>
                   <pic:blipFill>
-                    <a:blip r:embed="rId20"/>
+                    <a:blip r:embed="rId23"/>
                     <a:stretch>
                       <a:fillRect/>
                     </a:stretch>
@@ -10336,7 +10372,7 @@
                     </pic:cNvPicPr>
                   </pic:nvPicPr>
                   <pic:blipFill>
-                    <a:blip r:embed="rId21"/>
+                    <a:blip r:embed="rId24"/>
                     <a:stretch>
                       <a:fillRect/>
                     </a:stretch>
@@ -10431,7 +10467,7 @@
                     </pic:cNvPicPr>
                   </pic:nvPicPr>
                   <pic:blipFill>
-                    <a:blip r:embed="rId22"/>
+                    <a:blip r:embed="rId25"/>
                     <a:stretch>
                       <a:fillRect/>
                     </a:stretch>
@@ -10653,7 +10689,29 @@
       </w:r>
       <w:r>
         <w:rPr/>
-        <w:t xml:space="preserve"> using second-order integration over fibre orientation distributions (iFOD2; Tournier et al., 2010). Seeding is unidirectional from the seed region, the target region is required, and the inverted corridor from Step 3 is supplied as the exclusion mask.</w:t>
+        <w:t xml:space="preserve"> using second-order integration over fibre orientation distributions (iFOD2; Tournier et al., 2010). The FOD image is the last output of preprocessing (</w:t>
+      </w:r>
+      <w:hyperlink r:id="rId26">
+        <w:r>
+          <w:rPr>
+            <w:rStyle w:val="Hyperlink"/>
+          </w:rPr>
+          <w:t>Diffusion MRI Preprocessing</w:t>
+        </w:r>
+      </w:hyperlink>
+      <w:r>
+        <w:rPr/>
+        <w:t xml:space="preserve">, Step 12); </w:t>
+      </w:r>
+      <w:r>
+        <w:rPr>
+          <w:rStyle w:val="SourceText"/>
+        </w:rPr>
+        <w:t>00b_fod_estimation.sh</w:t>
+      </w:r>
+      <w:r>
+        <w:rPr/>
+        <w:t xml:space="preserve"> here is a fallback for data that stopped at the tensor. Seeding is unidirectional from the seed region, the target region is required, and the inverted corridor from Step 3 is supplied as the exclusion mask.</w:t>
       </w:r>
     </w:p>
     <w:p>
@@ -13109,7 +13167,7 @@
                     </pic:cNvPicPr>
                   </pic:nvPicPr>
                   <pic:blipFill>
-                    <a:blip r:embed="rId23"/>
+                    <a:blip r:embed="rId27"/>
                     <a:stretch>
                       <a:fillRect/>
                     </a:stretch>
@@ -13204,7 +13262,7 @@
                     </pic:cNvPicPr>
                   </pic:nvPicPr>
                   <pic:blipFill>
-                    <a:blip r:embed="rId24"/>
+                    <a:blip r:embed="rId28"/>
                     <a:stretch>
                       <a:fillRect/>
                     </a:stretch>
@@ -13762,7 +13820,7 @@
                     </pic:cNvPicPr>
                   </pic:nvPicPr>
                   <pic:blipFill>
-                    <a:blip r:embed="rId25"/>
+                    <a:blip r:embed="rId29"/>
                     <a:stretch>
                       <a:fillRect/>
                     </a:stretch>
@@ -13867,7 +13925,7 @@
                     </pic:cNvPicPr>
                   </pic:nvPicPr>
                   <pic:blipFill>
-                    <a:blip r:embed="rId26"/>
+                    <a:blip r:embed="rId30"/>
                     <a:stretch>
                       <a:fillRect/>
                     </a:stretch>
@@ -13962,7 +14020,7 @@
                     </pic:cNvPicPr>
                   </pic:nvPicPr>
                   <pic:blipFill>
-                    <a:blip r:embed="rId27"/>
+                    <a:blip r:embed="rId31"/>
                     <a:stretch>
                       <a:fillRect/>
                     </a:stretch>
@@ -14747,294 +14805,6 @@
                 <pic:pic xmlns:pic="http://schemas.openxmlformats.org/drawingml/2006/picture">
                   <pic:nvPicPr>
                     <pic:cNvPr id="16" name="Image16" descr="FA profile"/>
-                    <pic:cNvPicPr>
-                      <a:picLocks noChangeAspect="1" noChangeArrowheads="1"/>
-                    </pic:cNvPicPr>
-                  </pic:nvPicPr>
-                  <pic:blipFill>
-                    <a:blip r:embed="rId28"/>
-                    <a:stretch>
-                      <a:fillRect/>
-                    </a:stretch>
-                  </pic:blipFill>
-                  <pic:spPr bwMode="auto">
-                    <a:xfrm>
-                      <a:off x="0" y="0"/>
-                      <a:ext cx="5334000" cy="3762375"/>
-                    </a:xfrm>
-                    <a:prstGeom prst="rect">
-                      <a:avLst/>
-                    </a:prstGeom>
-                    <a:noFill/>
-                  </pic:spPr>
-                </pic:pic>
-              </a:graphicData>
-            </a:graphic>
-          </wp:inline>
-        </w:drawing>
-      </w:r>
-    </w:p>
-    <w:p>
-      <w:pPr>
-        <w:pStyle w:val="BodyText"/>
-        <w:bidi w:val="0"/>
-        <w:jc w:val="left"/>
-        <w:rPr/>
-      </w:pPr>
-      <w:r>
-        <w:rPr>
-          <w:rStyle w:val="Emphasis"/>
-        </w:rPr>
-        <w:t>Note.</w:t>
-      </w:r>
-      <w:r>
-        <w:rPr/>
-        <w:t xml:space="preserve"> FA peaks in deep white matter and declines toward the hippocampal end. VTA = ventral tegmental area.</w:t>
-      </w:r>
-    </w:p>
-    <w:p>
-      <w:pPr>
-        <w:pStyle w:val="BodyText"/>
-        <w:bidi w:val="0"/>
-        <w:jc w:val="left"/>
-        <w:rPr/>
-      </w:pPr>
-      <w:r>
-        <w:rPr>
-          <w:rStyle w:val="Strong"/>
-        </w:rPr>
-        <w:t>Figure S16</w:t>
-      </w:r>
-    </w:p>
-    <w:p>
-      <w:pPr>
-        <w:pStyle w:val="BodyText"/>
-        <w:bidi w:val="0"/>
-        <w:jc w:val="left"/>
-        <w:rPr/>
-      </w:pPr>
-      <w:r>
-        <w:rPr>
-          <w:rStyle w:val="Emphasis"/>
-        </w:rPr>
-        <w:t>NODDI Indices Along the Same Bundle</w:t>
-      </w:r>
-    </w:p>
-    <w:p>
-      <w:pPr>
-        <w:pStyle w:val="BodyText"/>
-        <w:bidi w:val="0"/>
-        <w:jc w:val="left"/>
-        <w:rPr/>
-      </w:pPr>
-      <w:r>
-        <w:rPr/>
-        <w:drawing>
-          <wp:inline distT="0" distB="0" distL="0" distR="0">
-            <wp:extent cx="5334000" cy="3762375"/>
-            <wp:effectExtent l="0" t="0" r="0" b="0"/>
-            <wp:docPr id="17" name="Image17" descr="NDI profile"/>
-            <wp:cNvGraphicFramePr>
-              <a:graphicFrameLocks xmlns:a="http://schemas.openxmlformats.org/drawingml/2006/main" noChangeAspect="1"/>
-            </wp:cNvGraphicFramePr>
-            <a:graphic xmlns:a="http://schemas.openxmlformats.org/drawingml/2006/main">
-              <a:graphicData uri="http://schemas.openxmlformats.org/drawingml/2006/picture">
-                <pic:pic xmlns:pic="http://schemas.openxmlformats.org/drawingml/2006/picture">
-                  <pic:nvPicPr>
-                    <pic:cNvPr id="17" name="Image17" descr="NDI profile"/>
-                    <pic:cNvPicPr>
-                      <a:picLocks noChangeAspect="1" noChangeArrowheads="1"/>
-                    </pic:cNvPicPr>
-                  </pic:nvPicPr>
-                  <pic:blipFill>
-                    <a:blip r:embed="rId29"/>
-                    <a:stretch>
-                      <a:fillRect/>
-                    </a:stretch>
-                  </pic:blipFill>
-                  <pic:spPr bwMode="auto">
-                    <a:xfrm>
-                      <a:off x="0" y="0"/>
-                      <a:ext cx="5334000" cy="3762375"/>
-                    </a:xfrm>
-                    <a:prstGeom prst="rect">
-                      <a:avLst/>
-                    </a:prstGeom>
-                    <a:noFill/>
-                  </pic:spPr>
-                </pic:pic>
-              </a:graphicData>
-            </a:graphic>
-          </wp:inline>
-        </w:drawing>
-      </w:r>
-    </w:p>
-    <w:p>
-      <w:pPr>
-        <w:pStyle w:val="BodyText"/>
-        <w:bidi w:val="0"/>
-        <w:jc w:val="left"/>
-        <w:rPr/>
-      </w:pPr>
-      <w:r>
-        <w:rPr/>
-        <w:drawing>
-          <wp:inline distT="0" distB="0" distL="0" distR="0">
-            <wp:extent cx="5334000" cy="3752850"/>
-            <wp:effectExtent l="0" t="0" r="0" b="0"/>
-            <wp:docPr id="18" name="Image18" descr="ODI profile"/>
-            <wp:cNvGraphicFramePr>
-              <a:graphicFrameLocks xmlns:a="http://schemas.openxmlformats.org/drawingml/2006/main" noChangeAspect="1"/>
-            </wp:cNvGraphicFramePr>
-            <a:graphic xmlns:a="http://schemas.openxmlformats.org/drawingml/2006/main">
-              <a:graphicData uri="http://schemas.openxmlformats.org/drawingml/2006/picture">
-                <pic:pic xmlns:pic="http://schemas.openxmlformats.org/drawingml/2006/picture">
-                  <pic:nvPicPr>
-                    <pic:cNvPr id="18" name="Image18" descr="ODI profile"/>
-                    <pic:cNvPicPr>
-                      <a:picLocks noChangeAspect="1" noChangeArrowheads="1"/>
-                    </pic:cNvPicPr>
-                  </pic:nvPicPr>
-                  <pic:blipFill>
-                    <a:blip r:embed="rId30"/>
-                    <a:stretch>
-                      <a:fillRect/>
-                    </a:stretch>
-                  </pic:blipFill>
-                  <pic:spPr bwMode="auto">
-                    <a:xfrm>
-                      <a:off x="0" y="0"/>
-                      <a:ext cx="5334000" cy="3752850"/>
-                    </a:xfrm>
-                    <a:prstGeom prst="rect">
-                      <a:avLst/>
-                    </a:prstGeom>
-                    <a:noFill/>
-                  </pic:spPr>
-                </pic:pic>
-              </a:graphicData>
-            </a:graphic>
-          </wp:inline>
-        </w:drawing>
-      </w:r>
-    </w:p>
-    <w:p>
-      <w:pPr>
-        <w:pStyle w:val="BodyText"/>
-        <w:bidi w:val="0"/>
-        <w:jc w:val="left"/>
-        <w:rPr/>
-      </w:pPr>
-      <w:r>
-        <w:rPr/>
-        <w:drawing>
-          <wp:inline distT="0" distB="0" distL="0" distR="0">
-            <wp:extent cx="5334000" cy="3762375"/>
-            <wp:effectExtent l="0" t="0" r="0" b="0"/>
-            <wp:docPr id="19" name="Image19" descr="FWF profile"/>
-            <wp:cNvGraphicFramePr>
-              <a:graphicFrameLocks xmlns:a="http://schemas.openxmlformats.org/drawingml/2006/main" noChangeAspect="1"/>
-            </wp:cNvGraphicFramePr>
-            <a:graphic xmlns:a="http://schemas.openxmlformats.org/drawingml/2006/main">
-              <a:graphicData uri="http://schemas.openxmlformats.org/drawingml/2006/picture">
-                <pic:pic xmlns:pic="http://schemas.openxmlformats.org/drawingml/2006/picture">
-                  <pic:nvPicPr>
-                    <pic:cNvPr id="19" name="Image19" descr="FWF profile"/>
-                    <pic:cNvPicPr>
-                      <a:picLocks noChangeAspect="1" noChangeArrowheads="1"/>
-                    </pic:cNvPicPr>
-                  </pic:nvPicPr>
-                  <pic:blipFill>
-                    <a:blip r:embed="rId31"/>
-                    <a:stretch>
-                      <a:fillRect/>
-                    </a:stretch>
-                  </pic:blipFill>
-                  <pic:spPr bwMode="auto">
-                    <a:xfrm>
-                      <a:off x="0" y="0"/>
-                      <a:ext cx="5334000" cy="3762375"/>
-                    </a:xfrm>
-                    <a:prstGeom prst="rect">
-                      <a:avLst/>
-                    </a:prstGeom>
-                    <a:noFill/>
-                  </pic:spPr>
-                </pic:pic>
-              </a:graphicData>
-            </a:graphic>
-          </wp:inline>
-        </w:drawing>
-      </w:r>
-    </w:p>
-    <w:p>
-      <w:pPr>
-        <w:pStyle w:val="BodyText"/>
-        <w:bidi w:val="0"/>
-        <w:jc w:val="left"/>
-        <w:rPr/>
-      </w:pPr>
-      <w:r>
-        <w:rPr>
-          <w:rStyle w:val="Emphasis"/>
-        </w:rPr>
-        <w:t>Note.</w:t>
-      </w:r>
-      <w:r>
-        <w:rPr/>
-        <w:t xml:space="preserve"> NDI (top), ODI (middle) and FWF (bottom). NDI is high near the VTA and increases again toward the hippocampus; ODI is higher at both ends where fibres fan; FWF rises sharply at the hippocampal end adjacent to cerebrospinal fluid.</w:t>
-      </w:r>
-    </w:p>
-    <w:p>
-      <w:pPr>
-        <w:pStyle w:val="BodyText"/>
-        <w:bidi w:val="0"/>
-        <w:jc w:val="left"/>
-        <w:rPr/>
-      </w:pPr>
-      <w:r>
-        <w:rPr>
-          <w:rStyle w:val="Strong"/>
-        </w:rPr>
-        <w:t>Figure S17</w:t>
-      </w:r>
-    </w:p>
-    <w:p>
-      <w:pPr>
-        <w:pStyle w:val="BodyText"/>
-        <w:bidi w:val="0"/>
-        <w:jc w:val="left"/>
-        <w:rPr/>
-      </w:pPr>
-      <w:r>
-        <w:rPr>
-          <w:rStyle w:val="Emphasis"/>
-        </w:rPr>
-        <w:t>NDI Along the Anterior Tract for the Same Participant</w:t>
-      </w:r>
-    </w:p>
-    <w:p>
-      <w:pPr>
-        <w:pStyle w:val="BodyText"/>
-        <w:bidi w:val="0"/>
-        <w:jc w:val="left"/>
-        <w:rPr/>
-      </w:pPr>
-      <w:r>
-        <w:rPr/>
-        <w:drawing>
-          <wp:inline distT="0" distB="0" distL="0" distR="0">
-            <wp:extent cx="5334000" cy="3762375"/>
-            <wp:effectExtent l="0" t="0" r="0" b="0"/>
-            <wp:docPr id="20" name="Image20" descr="NDI profile, anterior tract"/>
-            <wp:cNvGraphicFramePr>
-              <a:graphicFrameLocks xmlns:a="http://schemas.openxmlformats.org/drawingml/2006/main" noChangeAspect="1"/>
-            </wp:cNvGraphicFramePr>
-            <a:graphic xmlns:a="http://schemas.openxmlformats.org/drawingml/2006/main">
-              <a:graphicData uri="http://schemas.openxmlformats.org/drawingml/2006/picture">
-                <pic:pic xmlns:pic="http://schemas.openxmlformats.org/drawingml/2006/picture">
-                  <pic:nvPicPr>
-                    <pic:cNvPr id="20" name="Image20" descr="NDI profile, anterior tract"/>
                     <pic:cNvPicPr>
                       <a:picLocks noChangeAspect="1" noChangeArrowheads="1"/>
                     </pic:cNvPicPr>
@@ -15077,6 +14847,294 @@
       </w:r>
       <w:r>
         <w:rPr/>
+        <w:t xml:space="preserve"> FA peaks in deep white matter and declines toward the hippocampal end. VTA = ventral tegmental area.</w:t>
+      </w:r>
+    </w:p>
+    <w:p>
+      <w:pPr>
+        <w:pStyle w:val="BodyText"/>
+        <w:bidi w:val="0"/>
+        <w:jc w:val="left"/>
+        <w:rPr/>
+      </w:pPr>
+      <w:r>
+        <w:rPr>
+          <w:rStyle w:val="Strong"/>
+        </w:rPr>
+        <w:t>Figure S16</w:t>
+      </w:r>
+    </w:p>
+    <w:p>
+      <w:pPr>
+        <w:pStyle w:val="BodyText"/>
+        <w:bidi w:val="0"/>
+        <w:jc w:val="left"/>
+        <w:rPr/>
+      </w:pPr>
+      <w:r>
+        <w:rPr>
+          <w:rStyle w:val="Emphasis"/>
+        </w:rPr>
+        <w:t>NODDI Indices Along the Same Bundle</w:t>
+      </w:r>
+    </w:p>
+    <w:p>
+      <w:pPr>
+        <w:pStyle w:val="BodyText"/>
+        <w:bidi w:val="0"/>
+        <w:jc w:val="left"/>
+        <w:rPr/>
+      </w:pPr>
+      <w:r>
+        <w:rPr/>
+        <w:drawing>
+          <wp:inline distT="0" distB="0" distL="0" distR="0">
+            <wp:extent cx="5334000" cy="3762375"/>
+            <wp:effectExtent l="0" t="0" r="0" b="0"/>
+            <wp:docPr id="17" name="Image17" descr="NDI profile"/>
+            <wp:cNvGraphicFramePr>
+              <a:graphicFrameLocks xmlns:a="http://schemas.openxmlformats.org/drawingml/2006/main" noChangeAspect="1"/>
+            </wp:cNvGraphicFramePr>
+            <a:graphic xmlns:a="http://schemas.openxmlformats.org/drawingml/2006/main">
+              <a:graphicData uri="http://schemas.openxmlformats.org/drawingml/2006/picture">
+                <pic:pic xmlns:pic="http://schemas.openxmlformats.org/drawingml/2006/picture">
+                  <pic:nvPicPr>
+                    <pic:cNvPr id="17" name="Image17" descr="NDI profile"/>
+                    <pic:cNvPicPr>
+                      <a:picLocks noChangeAspect="1" noChangeArrowheads="1"/>
+                    </pic:cNvPicPr>
+                  </pic:nvPicPr>
+                  <pic:blipFill>
+                    <a:blip r:embed="rId33"/>
+                    <a:stretch>
+                      <a:fillRect/>
+                    </a:stretch>
+                  </pic:blipFill>
+                  <pic:spPr bwMode="auto">
+                    <a:xfrm>
+                      <a:off x="0" y="0"/>
+                      <a:ext cx="5334000" cy="3762375"/>
+                    </a:xfrm>
+                    <a:prstGeom prst="rect">
+                      <a:avLst/>
+                    </a:prstGeom>
+                    <a:noFill/>
+                  </pic:spPr>
+                </pic:pic>
+              </a:graphicData>
+            </a:graphic>
+          </wp:inline>
+        </w:drawing>
+      </w:r>
+    </w:p>
+    <w:p>
+      <w:pPr>
+        <w:pStyle w:val="BodyText"/>
+        <w:bidi w:val="0"/>
+        <w:jc w:val="left"/>
+        <w:rPr/>
+      </w:pPr>
+      <w:r>
+        <w:rPr/>
+        <w:drawing>
+          <wp:inline distT="0" distB="0" distL="0" distR="0">
+            <wp:extent cx="5334000" cy="3752850"/>
+            <wp:effectExtent l="0" t="0" r="0" b="0"/>
+            <wp:docPr id="18" name="Image18" descr="ODI profile"/>
+            <wp:cNvGraphicFramePr>
+              <a:graphicFrameLocks xmlns:a="http://schemas.openxmlformats.org/drawingml/2006/main" noChangeAspect="1"/>
+            </wp:cNvGraphicFramePr>
+            <a:graphic xmlns:a="http://schemas.openxmlformats.org/drawingml/2006/main">
+              <a:graphicData uri="http://schemas.openxmlformats.org/drawingml/2006/picture">
+                <pic:pic xmlns:pic="http://schemas.openxmlformats.org/drawingml/2006/picture">
+                  <pic:nvPicPr>
+                    <pic:cNvPr id="18" name="Image18" descr="ODI profile"/>
+                    <pic:cNvPicPr>
+                      <a:picLocks noChangeAspect="1" noChangeArrowheads="1"/>
+                    </pic:cNvPicPr>
+                  </pic:nvPicPr>
+                  <pic:blipFill>
+                    <a:blip r:embed="rId34"/>
+                    <a:stretch>
+                      <a:fillRect/>
+                    </a:stretch>
+                  </pic:blipFill>
+                  <pic:spPr bwMode="auto">
+                    <a:xfrm>
+                      <a:off x="0" y="0"/>
+                      <a:ext cx="5334000" cy="3752850"/>
+                    </a:xfrm>
+                    <a:prstGeom prst="rect">
+                      <a:avLst/>
+                    </a:prstGeom>
+                    <a:noFill/>
+                  </pic:spPr>
+                </pic:pic>
+              </a:graphicData>
+            </a:graphic>
+          </wp:inline>
+        </w:drawing>
+      </w:r>
+    </w:p>
+    <w:p>
+      <w:pPr>
+        <w:pStyle w:val="BodyText"/>
+        <w:bidi w:val="0"/>
+        <w:jc w:val="left"/>
+        <w:rPr/>
+      </w:pPr>
+      <w:r>
+        <w:rPr/>
+        <w:drawing>
+          <wp:inline distT="0" distB="0" distL="0" distR="0">
+            <wp:extent cx="5334000" cy="3762375"/>
+            <wp:effectExtent l="0" t="0" r="0" b="0"/>
+            <wp:docPr id="19" name="Image19" descr="FWF profile"/>
+            <wp:cNvGraphicFramePr>
+              <a:graphicFrameLocks xmlns:a="http://schemas.openxmlformats.org/drawingml/2006/main" noChangeAspect="1"/>
+            </wp:cNvGraphicFramePr>
+            <a:graphic xmlns:a="http://schemas.openxmlformats.org/drawingml/2006/main">
+              <a:graphicData uri="http://schemas.openxmlformats.org/drawingml/2006/picture">
+                <pic:pic xmlns:pic="http://schemas.openxmlformats.org/drawingml/2006/picture">
+                  <pic:nvPicPr>
+                    <pic:cNvPr id="19" name="Image19" descr="FWF profile"/>
+                    <pic:cNvPicPr>
+                      <a:picLocks noChangeAspect="1" noChangeArrowheads="1"/>
+                    </pic:cNvPicPr>
+                  </pic:nvPicPr>
+                  <pic:blipFill>
+                    <a:blip r:embed="rId35"/>
+                    <a:stretch>
+                      <a:fillRect/>
+                    </a:stretch>
+                  </pic:blipFill>
+                  <pic:spPr bwMode="auto">
+                    <a:xfrm>
+                      <a:off x="0" y="0"/>
+                      <a:ext cx="5334000" cy="3762375"/>
+                    </a:xfrm>
+                    <a:prstGeom prst="rect">
+                      <a:avLst/>
+                    </a:prstGeom>
+                    <a:noFill/>
+                  </pic:spPr>
+                </pic:pic>
+              </a:graphicData>
+            </a:graphic>
+          </wp:inline>
+        </w:drawing>
+      </w:r>
+    </w:p>
+    <w:p>
+      <w:pPr>
+        <w:pStyle w:val="BodyText"/>
+        <w:bidi w:val="0"/>
+        <w:jc w:val="left"/>
+        <w:rPr/>
+      </w:pPr>
+      <w:r>
+        <w:rPr>
+          <w:rStyle w:val="Emphasis"/>
+        </w:rPr>
+        <w:t>Note.</w:t>
+      </w:r>
+      <w:r>
+        <w:rPr/>
+        <w:t xml:space="preserve"> NDI (top), ODI (middle) and FWF (bottom). NDI is high near the VTA and increases again toward the hippocampus; ODI is higher at both ends where fibres fan; FWF rises sharply at the hippocampal end adjacent to cerebrospinal fluid.</w:t>
+      </w:r>
+    </w:p>
+    <w:p>
+      <w:pPr>
+        <w:pStyle w:val="BodyText"/>
+        <w:bidi w:val="0"/>
+        <w:jc w:val="left"/>
+        <w:rPr/>
+      </w:pPr>
+      <w:r>
+        <w:rPr>
+          <w:rStyle w:val="Strong"/>
+        </w:rPr>
+        <w:t>Figure S17</w:t>
+      </w:r>
+    </w:p>
+    <w:p>
+      <w:pPr>
+        <w:pStyle w:val="BodyText"/>
+        <w:bidi w:val="0"/>
+        <w:jc w:val="left"/>
+        <w:rPr/>
+      </w:pPr>
+      <w:r>
+        <w:rPr>
+          <w:rStyle w:val="Emphasis"/>
+        </w:rPr>
+        <w:t>NDI Along the Anterior Tract for the Same Participant</w:t>
+      </w:r>
+    </w:p>
+    <w:p>
+      <w:pPr>
+        <w:pStyle w:val="BodyText"/>
+        <w:bidi w:val="0"/>
+        <w:jc w:val="left"/>
+        <w:rPr/>
+      </w:pPr>
+      <w:r>
+        <w:rPr/>
+        <w:drawing>
+          <wp:inline distT="0" distB="0" distL="0" distR="0">
+            <wp:extent cx="5334000" cy="3762375"/>
+            <wp:effectExtent l="0" t="0" r="0" b="0"/>
+            <wp:docPr id="20" name="Image20" descr="NDI profile, anterior tract"/>
+            <wp:cNvGraphicFramePr>
+              <a:graphicFrameLocks xmlns:a="http://schemas.openxmlformats.org/drawingml/2006/main" noChangeAspect="1"/>
+            </wp:cNvGraphicFramePr>
+            <a:graphic xmlns:a="http://schemas.openxmlformats.org/drawingml/2006/main">
+              <a:graphicData uri="http://schemas.openxmlformats.org/drawingml/2006/picture">
+                <pic:pic xmlns:pic="http://schemas.openxmlformats.org/drawingml/2006/picture">
+                  <pic:nvPicPr>
+                    <pic:cNvPr id="20" name="Image20" descr="NDI profile, anterior tract"/>
+                    <pic:cNvPicPr>
+                      <a:picLocks noChangeAspect="1" noChangeArrowheads="1"/>
+                    </pic:cNvPicPr>
+                  </pic:nvPicPr>
+                  <pic:blipFill>
+                    <a:blip r:embed="rId36"/>
+                    <a:stretch>
+                      <a:fillRect/>
+                    </a:stretch>
+                  </pic:blipFill>
+                  <pic:spPr bwMode="auto">
+                    <a:xfrm>
+                      <a:off x="0" y="0"/>
+                      <a:ext cx="5334000" cy="3762375"/>
+                    </a:xfrm>
+                    <a:prstGeom prst="rect">
+                      <a:avLst/>
+                    </a:prstGeom>
+                    <a:noFill/>
+                  </pic:spPr>
+                </pic:pic>
+              </a:graphicData>
+            </a:graphic>
+          </wp:inline>
+        </w:drawing>
+      </w:r>
+    </w:p>
+    <w:p>
+      <w:pPr>
+        <w:pStyle w:val="BodyText"/>
+        <w:bidi w:val="0"/>
+        <w:jc w:val="left"/>
+        <w:rPr/>
+      </w:pPr>
+      <w:r>
+        <w:rPr>
+          <w:rStyle w:val="Emphasis"/>
+        </w:rPr>
+        <w:t>Note.</w:t>
+      </w:r>
+      <w:r>
+        <w:rPr/>
         <w:t xml:space="preserve"> The anterior tract shares the early trajectory and diverges late.</w:t>
       </w:r>
     </w:p>
@@ -16536,7 +16594,7 @@
         <w:jc w:val="left"/>
         <w:rPr/>
       </w:pPr>
-      <w:hyperlink r:id="rId33">
+      <w:hyperlink r:id="rId37">
         <w:r>
           <w:rPr>
             <w:rStyle w:val="Hyperlink"/>
@@ -16551,7 +16609,7 @@
         <w:rPr/>
         <w:t xml:space="preserve"> · </w:t>
       </w:r>
-      <w:hyperlink r:id="rId34">
+      <w:hyperlink r:id="rId38">
         <w:r>
           <w:rPr>
             <w:rStyle w:val="Hyperlink"/>
@@ -21170,6 +21228,30 @@
     </w:p>
     <w:p>
       <w:pPr>
+        <w:pStyle w:val="BodyText"/>
+        <w:bidi w:val="0"/>
+        <w:jc w:val="left"/>
+        <w:rPr/>
+      </w:pPr>
+      <w:r>
+        <w:rPr/>
+        <w:t xml:space="preserve">Symptoms that appear at Step 1 or Step 2 often originate upstream, in the brain mask, the skull strip or the T1-to-diffusion transform; those steps are documented in the </w:t>
+      </w:r>
+      <w:hyperlink r:id="rId39">
+        <w:r>
+          <w:rPr>
+            <w:rStyle w:val="Hyperlink"/>
+          </w:rPr>
+          <w:t>Diffusion MRI Preprocessing tutorial</w:t>
+        </w:r>
+      </w:hyperlink>
+      <w:r>
+        <w:rPr/>
+        <w:t>.</w:t>
+      </w:r>
+    </w:p>
+    <w:p>
+      <w:pPr>
         <w:pStyle w:val="Heading2"/>
         <w:bidi w:val="0"/>
         <w:jc w:val="left"/>
@@ -21963,7 +22045,7 @@
         <w:rPr/>
         <w:t xml:space="preserve">The </w:t>
       </w:r>
-      <w:hyperlink r:id="rId35">
+      <w:hyperlink r:id="rId40">
         <w:r>
           <w:rPr>
             <w:rStyle w:val="Hyperlink"/>
@@ -21975,7 +22057,7 @@
         <w:rPr/>
         <w:t xml:space="preserve"> covers this as its Steps 11 and 12 (</w:t>
       </w:r>
-      <w:hyperlink r:id="rId36">
+      <w:hyperlink r:id="rId41">
         <w:r>
           <w:rPr>
             <w:rStyle w:val="Hyperlink"/>
@@ -21987,7 +22069,7 @@
         <w:rPr/>
         <w:t xml:space="preserve">, </w:t>
       </w:r>
-      <w:hyperlink r:id="rId37">
+      <w:hyperlink r:id="rId42">
         <w:r>
           <w:rPr>
             <w:rStyle w:val="Hyperlink"/>
@@ -23839,7 +23921,7 @@
         <w:rPr/>
         <w:t xml:space="preserve">The scripts from which these were generalized are in the </w:t>
       </w:r>
-      <w:hyperlink r:id="rId38">
+      <w:hyperlink r:id="rId43">
         <w:r>
           <w:rPr>
             <w:rStyle w:val="Hyperlink"/>
@@ -23886,7 +23968,7 @@
         <w:rPr/>
         <w:t xml:space="preserve">The whole tutorial is also available as a single document, with tables and figures numbered S1, S2 and so on and the scripts in an appendix: </w:t>
       </w:r>
-      <w:hyperlink r:id="rId39">
+      <w:hyperlink r:id="rId44">
         <w:r>
           <w:rPr>
             <w:rStyle w:val="Hyperlink"/>
@@ -23898,7 +23980,7 @@
         <w:rPr/>
         <w:t xml:space="preserve"> and </w:t>
       </w:r>
-      <w:hyperlink r:id="rId40">
+      <w:hyperlink r:id="rId45">
         <w:r>
           <w:rPr>
             <w:rStyle w:val="Hyperlink"/>
@@ -25128,7 +25210,7 @@
         <w:rPr/>
         <w:t xml:space="preserve"> file in the package and the </w:t>
       </w:r>
-      <w:hyperlink r:id="rId41">
+      <w:hyperlink r:id="rId46">
         <w:r>
           <w:rPr>
             <w:rStyle w:val="Hyperlink"/>
@@ -25185,7 +25267,7 @@
         <w:rPr/>
         <w:t xml:space="preserve">(1), 26–41. </w:t>
       </w:r>
-      <w:hyperlink r:id="rId42">
+      <w:hyperlink r:id="rId47">
         <w:r>
           <w:rPr>
             <w:rStyle w:val="Hyperlink"/>
@@ -25215,7 +25297,7 @@
         <w:rPr/>
         <w:t xml:space="preserve">, 32–44. </w:t>
       </w:r>
-      <w:hyperlink r:id="rId43">
+      <w:hyperlink r:id="rId48">
         <w:r>
           <w:rPr>
             <w:rStyle w:val="Hyperlink"/>
@@ -25267,7 +25349,7 @@
         <w:rPr/>
         <w:t xml:space="preserve">(7), 1256–1265. </w:t>
       </w:r>
-      <w:hyperlink r:id="rId44">
+      <w:hyperlink r:id="rId49">
         <w:r>
           <w:rPr>
             <w:rStyle w:val="Hyperlink"/>
@@ -25297,7 +25379,7 @@
         <w:rPr/>
         <w:t xml:space="preserve">(4), 292–298. </w:t>
       </w:r>
-      <w:hyperlink r:id="rId45">
+      <w:hyperlink r:id="rId50">
         <w:r>
           <w:rPr>
             <w:rStyle w:val="Hyperlink"/>
@@ -25327,7 +25409,7 @@
         <w:rPr/>
         <w:t xml:space="preserve">, 175. </w:t>
       </w:r>
-      <w:hyperlink r:id="rId46">
+      <w:hyperlink r:id="rId51">
         <w:r>
           <w:rPr>
             <w:rStyle w:val="Hyperlink"/>
@@ -25357,7 +25439,7 @@
         <w:rPr/>
         <w:t xml:space="preserve">, 8. </w:t>
       </w:r>
-      <w:hyperlink r:id="rId47">
+      <w:hyperlink r:id="rId52">
         <w:r>
           <w:rPr>
             <w:rStyle w:val="Hyperlink"/>
@@ -25387,7 +25469,7 @@
         <w:rPr/>
         <w:t xml:space="preserve">, 119474. </w:t>
       </w:r>
-      <w:hyperlink r:id="rId48">
+      <w:hyperlink r:id="rId53">
         <w:r>
           <w:rPr>
             <w:rStyle w:val="Hyperlink"/>
@@ -25417,7 +25499,7 @@
         <w:rPr/>
         <w:t xml:space="preserve">(2), 782–790. </w:t>
       </w:r>
-      <w:hyperlink r:id="rId49">
+      <w:hyperlink r:id="rId54">
         <w:r>
           <w:rPr>
             <w:rStyle w:val="Hyperlink"/>
@@ -25447,7 +25529,7 @@
         <w:rPr/>
         <w:t xml:space="preserve">, 411–426. </w:t>
       </w:r>
-      <w:hyperlink r:id="rId50">
+      <w:hyperlink r:id="rId55">
         <w:r>
           <w:rPr>
             <w:rStyle w:val="Hyperlink"/>
@@ -25477,7 +25559,7 @@
         <w:rPr/>
         <w:t xml:space="preserve">(1). </w:t>
       </w:r>
-      <w:hyperlink r:id="rId51">
+      <w:hyperlink r:id="rId56">
         <w:r>
           <w:rPr>
             <w:rStyle w:val="Hyperlink"/>
@@ -25507,7 +25589,7 @@
         <w:rPr/>
         <w:t xml:space="preserve">(2–3), 155–171. </w:t>
       </w:r>
-      <w:hyperlink r:id="rId52">
+      <w:hyperlink r:id="rId57">
         <w:r>
           <w:rPr>
             <w:rStyle w:val="Hyperlink"/>
@@ -25537,7 +25619,7 @@
         <w:rPr/>
         <w:t xml:space="preserve">, 580–589. </w:t>
       </w:r>
-      <w:hyperlink r:id="rId53">
+      <w:hyperlink r:id="rId58">
         <w:r>
           <w:rPr>
             <w:rStyle w:val="Hyperlink"/>
@@ -25567,7 +25649,7 @@
         <w:rPr/>
         <w:t xml:space="preserve">, 118749. </w:t>
       </w:r>
-      <w:hyperlink r:id="rId54">
+      <w:hyperlink r:id="rId59">
         <w:r>
           <w:rPr>
             <w:rStyle w:val="Hyperlink"/>
@@ -25597,7 +25679,7 @@
         <w:rPr/>
         <w:t xml:space="preserve">, 180063. </w:t>
       </w:r>
-      <w:hyperlink r:id="rId55">
+      <w:hyperlink r:id="rId60">
         <w:r>
           <w:rPr>
             <w:rStyle w:val="Hyperlink"/>
@@ -25671,7 +25753,7 @@
         <w:rPr/>
         <w:t xml:space="preserve">, 116137. </w:t>
       </w:r>
-      <w:hyperlink r:id="rId56">
+      <w:hyperlink r:id="rId61">
         <w:r>
           <w:rPr>
             <w:rStyle w:val="Hyperlink"/>
@@ -25701,7 +25783,7 @@
         <w:rPr/>
         <w:t xml:space="preserve">, 1155–1167. </w:t>
       </w:r>
-      <w:hyperlink r:id="rId57">
+      <w:hyperlink r:id="rId62">
         <w:r>
           <w:rPr>
             <w:rStyle w:val="Hyperlink"/>
@@ -25731,7 +25813,7 @@
         <w:rPr/>
         <w:t xml:space="preserve">(5), 1165–1177. </w:t>
       </w:r>
-      <w:hyperlink r:id="rId58">
+      <w:hyperlink r:id="rId63">
         <w:r>
           <w:rPr>
             <w:rStyle w:val="Hyperlink"/>
@@ -25761,7 +25843,7 @@
         <w:rPr/>
         <w:t xml:space="preserve">, 318–331. </w:t>
       </w:r>
-      <w:hyperlink r:id="rId59">
+      <w:hyperlink r:id="rId64">
         <w:r>
           <w:rPr>
             <w:rStyle w:val="Hyperlink"/>
@@ -25791,7 +25873,7 @@
         <w:rPr/>
         <w:t xml:space="preserve">, 381–397. </w:t>
       </w:r>
-      <w:hyperlink r:id="rId60">
+      <w:hyperlink r:id="rId65">
         <w:r>
           <w:rPr>
             <w:rStyle w:val="Hyperlink"/>
@@ -25821,7 +25903,7 @@
         <w:rPr/>
         <w:t xml:space="preserve">(11), e49790. </w:t>
       </w:r>
-      <w:hyperlink r:id="rId61">
+      <w:hyperlink r:id="rId66">
         <w:r>
           <w:rPr>
             <w:rStyle w:val="Hyperlink"/>
@@ -25851,7 +25933,7 @@
         <w:rPr/>
         <w:t xml:space="preserve">(4), 1000–1016. </w:t>
       </w:r>
-      <w:hyperlink r:id="rId62">
+      <w:hyperlink r:id="rId67">
         <w:r>
           <w:rPr>
             <w:rStyle w:val="Hyperlink"/>

--- a/static/supplement/MesoConnect_Supplementary_Methods.docx
+++ b/static/supplement/MesoConnect_Supplementary_Methods.docx
@@ -188,7 +188,19 @@
       </w:hyperlink>
       <w:r>
         <w:rPr/>
-        <w:t xml:space="preserve"> lists them and names the step that produces each. QSIPrep produces equivalent inputs.</w:t>
+        <w:t xml:space="preserve"> lists them and names the step that produces each. </w:t>
+      </w:r>
+      <w:hyperlink r:id="rId4">
+        <w:r>
+          <w:rPr>
+            <w:rStyle w:val="Hyperlink"/>
+          </w:rPr>
+          <w:t>QSIPrep</w:t>
+        </w:r>
+      </w:hyperlink>
+      <w:r>
+        <w:rPr/>
+        <w:t>, a containerized preprocessing pipeline for diffusion MRI, produces equivalent inputs.</w:t>
       </w:r>
     </w:p>
     <w:p>
@@ -665,7 +677,7 @@
                     </pic:cNvPicPr>
                   </pic:nvPicPr>
                   <pic:blipFill>
-                    <a:blip r:embed="rId4"/>
+                    <a:blip r:embed="rId5"/>
                     <a:stretch>
                       <a:fillRect/>
                     </a:stretch>
@@ -3222,7 +3234,7 @@
         <w:rPr/>
         <w:t xml:space="preserve">) and the tractography commands with these masks are in the atlas repository's </w:t>
       </w:r>
-      <w:hyperlink r:id="rId5">
+      <w:hyperlink r:id="rId6">
         <w:r>
           <w:rPr>
             <w:rStyle w:val="Hyperlink"/>
@@ -3278,7 +3290,7 @@
         <w:rPr/>
         <w:t xml:space="preserve">The MesoConnect Atlas is distributed as one package, </w:t>
       </w:r>
-      <w:hyperlink r:id="rId6">
+      <w:hyperlink r:id="rId7">
         <w:r>
           <w:rPr>
             <w:rStyle w:val="Hyperlink"/>
@@ -3290,7 +3302,7 @@
         <w:rPr/>
         <w:t xml:space="preserve"> (3.4 MB). The canonical copy and the individual files are in the atlas authors' </w:t>
       </w:r>
-      <w:hyperlink r:id="rId7">
+      <w:hyperlink r:id="rId8">
         <w:r>
           <w:rPr>
             <w:rStyle w:val="Hyperlink"/>
@@ -3302,7 +3314,7 @@
         <w:rPr/>
         <w:t xml:space="preserve">; the copy served here is identical (SHA-256 </w:t>
       </w:r>
-      <w:hyperlink r:id="rId8">
+      <w:hyperlink r:id="rId9">
         <w:r>
           <w:rPr>
             <w:rStyle w:val="Hyperlink"/>
@@ -3792,7 +3804,7 @@
         <w:rPr/>
         <w:t xml:space="preserve">The atlas package does not redistribute the third-party regions used as seeds and targets during atlas construction (Harvard–Oxford hippocampus, amygdala and nucleus accumbens; the ventral tegmental area (VTA) of Trutti et al., 2021; the ventral pallidum of Pauli et al., 2018). The atlas authors' </w:t>
       </w:r>
-      <w:hyperlink r:id="rId9">
+      <w:hyperlink r:id="rId10">
         <w:r>
           <w:rPr>
             <w:rStyle w:val="Hyperlink"/>
@@ -3942,7 +3954,7 @@
               <w:jc w:val="left"/>
               <w:rPr/>
             </w:pPr>
-            <w:hyperlink r:id="rId10">
+            <w:hyperlink r:id="rId11">
               <w:r>
                 <w:rPr>
                   <w:rStyle w:val="Hyperlink"/>
@@ -4012,7 +4024,7 @@
               <w:jc w:val="left"/>
               <w:rPr/>
             </w:pPr>
-            <w:hyperlink r:id="rId11">
+            <w:hyperlink r:id="rId12">
               <w:r>
                 <w:rPr>
                   <w:rStyle w:val="Hyperlink"/>
@@ -4082,7 +4094,7 @@
               <w:jc w:val="left"/>
               <w:rPr/>
             </w:pPr>
-            <w:hyperlink r:id="rId12">
+            <w:hyperlink r:id="rId13">
               <w:r>
                 <w:rPr>
                   <w:rStyle w:val="Hyperlink"/>
@@ -4154,7 +4166,7 @@
               <w:jc w:val="left"/>
               <w:rPr/>
             </w:pPr>
-            <w:hyperlink r:id="rId13">
+            <w:hyperlink r:id="rId14">
               <w:r>
                 <w:rPr>
                   <w:rStyle w:val="Hyperlink"/>
@@ -4817,7 +4829,7 @@
         <w:rPr/>
         <w:t xml:space="preserve">Every input below comes from preprocessing; the </w:t>
       </w:r>
-      <w:hyperlink r:id="rId14">
+      <w:hyperlink r:id="rId15">
         <w:r>
           <w:rPr>
             <w:rStyle w:val="Hyperlink"/>
@@ -4829,7 +4841,7 @@
         <w:rPr/>
         <w:t xml:space="preserve"> produces them, and its </w:t>
       </w:r>
-      <w:hyperlink r:id="rId15">
+      <w:hyperlink r:id="rId16">
         <w:r>
           <w:rPr>
             <w:rStyle w:val="Hyperlink"/>
@@ -6528,7 +6540,7 @@
         <w:rPr/>
         <w:t>If the T1 image has not been skull-stripped, this should be done first (</w:t>
       </w:r>
-      <w:hyperlink r:id="rId16">
+      <w:hyperlink r:id="rId17">
         <w:r>
           <w:rPr>
             <w:rStyle w:val="Hyperlink"/>
@@ -7426,7 +7438,7 @@
                     </pic:cNvPicPr>
                   </pic:nvPicPr>
                   <pic:blipFill>
-                    <a:blip r:embed="rId17"/>
+                    <a:blip r:embed="rId18"/>
                     <a:stretch>
                       <a:fillRect/>
                     </a:stretch>
@@ -7470,101 +7482,6 @@
                 <pic:pic xmlns:pic="http://schemas.openxmlformats.org/drawingml/2006/picture">
                   <pic:nvPicPr>
                     <pic:cNvPr id="3" name="Image3" descr="Magnified view of the warped left VTA"/>
-                    <pic:cNvPicPr>
-                      <a:picLocks noChangeAspect="1" noChangeArrowheads="1"/>
-                    </pic:cNvPicPr>
-                  </pic:nvPicPr>
-                  <pic:blipFill>
-                    <a:blip r:embed="rId18"/>
-                    <a:stretch>
-                      <a:fillRect/>
-                    </a:stretch>
-                  </pic:blipFill>
-                  <pic:spPr bwMode="auto">
-                    <a:xfrm>
-                      <a:off x="0" y="0"/>
-                      <a:ext cx="5334000" cy="1771650"/>
-                    </a:xfrm>
-                    <a:prstGeom prst="rect">
-                      <a:avLst/>
-                    </a:prstGeom>
-                    <a:noFill/>
-                  </pic:spPr>
-                </pic:pic>
-              </a:graphicData>
-            </a:graphic>
-          </wp:inline>
-        </w:drawing>
-      </w:r>
-    </w:p>
-    <w:p>
-      <w:pPr>
-        <w:pStyle w:val="BodyText"/>
-        <w:bidi w:val="0"/>
-        <w:jc w:val="left"/>
-        <w:rPr/>
-      </w:pPr>
-      <w:r>
-        <w:rPr>
-          <w:rStyle w:val="Emphasis"/>
-        </w:rPr>
-        <w:t>Note.</w:t>
-      </w:r>
-      <w:r>
-        <w:rPr/>
-        <w:t xml:space="preserve"> Whole-brain view (top) and magnified view (bottom), example dataset.</w:t>
-      </w:r>
-    </w:p>
-    <w:p>
-      <w:pPr>
-        <w:pStyle w:val="BodyText"/>
-        <w:bidi w:val="0"/>
-        <w:jc w:val="left"/>
-        <w:rPr/>
-      </w:pPr>
-      <w:r>
-        <w:rPr>
-          <w:rStyle w:val="Strong"/>
-        </w:rPr>
-        <w:t>Figure S4</w:t>
-      </w:r>
-    </w:p>
-    <w:p>
-      <w:pPr>
-        <w:pStyle w:val="BodyText"/>
-        <w:bidi w:val="0"/>
-        <w:jc w:val="left"/>
-        <w:rPr/>
-      </w:pPr>
-      <w:r>
-        <w:rPr>
-          <w:rStyle w:val="Emphasis"/>
-        </w:rPr>
-        <w:t>Warped Left Hippocampus Target and Left VTA → Hippocampus Atlas</w:t>
-      </w:r>
-    </w:p>
-    <w:p>
-      <w:pPr>
-        <w:pStyle w:val="BodyText"/>
-        <w:bidi w:val="0"/>
-        <w:jc w:val="left"/>
-        <w:rPr/>
-      </w:pPr>
-      <w:r>
-        <w:rPr/>
-        <w:drawing>
-          <wp:inline distT="0" distB="0" distL="0" distR="0">
-            <wp:extent cx="5334000" cy="1771650"/>
-            <wp:effectExtent l="0" t="0" r="0" b="0"/>
-            <wp:docPr id="4" name="Image4" descr="Magnified view of the warped left hippocampus"/>
-            <wp:cNvGraphicFramePr>
-              <a:graphicFrameLocks xmlns:a="http://schemas.openxmlformats.org/drawingml/2006/main" noChangeAspect="1"/>
-            </wp:cNvGraphicFramePr>
-            <a:graphic xmlns:a="http://schemas.openxmlformats.org/drawingml/2006/main">
-              <a:graphicData uri="http://schemas.openxmlformats.org/drawingml/2006/picture">
-                <pic:pic xmlns:pic="http://schemas.openxmlformats.org/drawingml/2006/picture">
-                  <pic:nvPicPr>
-                    <pic:cNvPr id="4" name="Image4" descr="Magnified view of the warped left hippocampus"/>
                     <pic:cNvPicPr>
                       <a:picLocks noChangeAspect="1" noChangeArrowheads="1"/>
                     </pic:cNvPicPr>
@@ -7600,12 +7517,58 @@
         <w:rPr/>
       </w:pPr>
       <w:r>
+        <w:rPr>
+          <w:rStyle w:val="Emphasis"/>
+        </w:rPr>
+        <w:t>Note.</w:t>
+      </w:r>
+      <w:r>
+        <w:rPr/>
+        <w:t xml:space="preserve"> Whole-brain view (top) and magnified view (bottom), example dataset.</w:t>
+      </w:r>
+    </w:p>
+    <w:p>
+      <w:pPr>
+        <w:pStyle w:val="BodyText"/>
+        <w:bidi w:val="0"/>
+        <w:jc w:val="left"/>
+        <w:rPr/>
+      </w:pPr>
+      <w:r>
+        <w:rPr>
+          <w:rStyle w:val="Strong"/>
+        </w:rPr>
+        <w:t>Figure S4</w:t>
+      </w:r>
+    </w:p>
+    <w:p>
+      <w:pPr>
+        <w:pStyle w:val="BodyText"/>
+        <w:bidi w:val="0"/>
+        <w:jc w:val="left"/>
+        <w:rPr/>
+      </w:pPr>
+      <w:r>
+        <w:rPr>
+          <w:rStyle w:val="Emphasis"/>
+        </w:rPr>
+        <w:t>Warped Left Hippocampus Target and Left VTA → Hippocampus Atlas</w:t>
+      </w:r>
+    </w:p>
+    <w:p>
+      <w:pPr>
+        <w:pStyle w:val="BodyText"/>
+        <w:bidi w:val="0"/>
+        <w:jc w:val="left"/>
+        <w:rPr/>
+      </w:pPr>
+      <w:r>
         <w:rPr/>
         <w:drawing>
           <wp:inline distT="0" distB="0" distL="0" distR="0">
             <wp:extent cx="5334000" cy="1771650"/>
             <wp:effectExtent l="0" t="0" r="0" b="0"/>
-            <wp:docPr id="5" name="Image5" descr="Magnified view of the warped left atlas"/>
+            <wp:docPr id="4" name="Image4" descr="Magnified view of the warped left hippocampus"/>
             <wp:cNvGraphicFramePr>
               <a:graphicFrameLocks xmlns:a="http://schemas.openxmlformats.org/drawingml/2006/main" noChangeAspect="1"/>
             </wp:cNvGraphicFramePr>
@@ -7613,7 +7576,7 @@
               <a:graphicData uri="http://schemas.openxmlformats.org/drawingml/2006/picture">
                 <pic:pic xmlns:pic="http://schemas.openxmlformats.org/drawingml/2006/picture">
                   <pic:nvPicPr>
-                    <pic:cNvPr id="5" name="Image5" descr="Magnified view of the warped left atlas"/>
+                    <pic:cNvPr id="4" name="Image4" descr="Magnified view of the warped left hippocampus"/>
                     <pic:cNvPicPr>
                       <a:picLocks noChangeAspect="1" noChangeArrowheads="1"/>
                     </pic:cNvPicPr>
@@ -7649,58 +7612,12 @@
         <w:rPr/>
       </w:pPr>
       <w:r>
-        <w:rPr>
-          <w:rStyle w:val="Emphasis"/>
-        </w:rPr>
-        <w:t>Note.</w:t>
-      </w:r>
-      <w:r>
-        <w:rPr/>
-        <w:t xml:space="preserve"> Hippocampus (top) and atlas at the 50% threshold (bottom), magnified views.</w:t>
-      </w:r>
-    </w:p>
-    <w:p>
-      <w:pPr>
-        <w:pStyle w:val="BodyText"/>
-        <w:bidi w:val="0"/>
-        <w:jc w:val="left"/>
-        <w:rPr/>
-      </w:pPr>
-      <w:r>
-        <w:rPr>
-          <w:rStyle w:val="Strong"/>
-        </w:rPr>
-        <w:t>Figure S5</w:t>
-      </w:r>
-    </w:p>
-    <w:p>
-      <w:pPr>
-        <w:pStyle w:val="BodyText"/>
-        <w:bidi w:val="0"/>
-        <w:jc w:val="left"/>
-        <w:rPr/>
-      </w:pPr>
-      <w:r>
-        <w:rPr>
-          <w:rStyle w:val="Emphasis"/>
-        </w:rPr>
-        <w:t>Orthogonal Render of the Warped Regions</w:t>
-      </w:r>
-    </w:p>
-    <w:p>
-      <w:pPr>
-        <w:pStyle w:val="BodyText"/>
-        <w:bidi w:val="0"/>
-        <w:jc w:val="left"/>
-        <w:rPr/>
-      </w:pPr>
-      <w:r>
         <w:rPr/>
         <w:drawing>
           <wp:inline distT="0" distB="0" distL="0" distR="0">
             <wp:extent cx="5334000" cy="1771650"/>
             <wp:effectExtent l="0" t="0" r="0" b="0"/>
-            <wp:docPr id="6" name="Image6" descr="Orthogonal render with VTA, hippocampus and atlas"/>
+            <wp:docPr id="5" name="Image5" descr="Magnified view of the warped left atlas"/>
             <wp:cNvGraphicFramePr>
               <a:graphicFrameLocks xmlns:a="http://schemas.openxmlformats.org/drawingml/2006/main" noChangeAspect="1"/>
             </wp:cNvGraphicFramePr>
@@ -7708,7 +7625,7 @@
               <a:graphicData uri="http://schemas.openxmlformats.org/drawingml/2006/picture">
                 <pic:pic xmlns:pic="http://schemas.openxmlformats.org/drawingml/2006/picture">
                   <pic:nvPicPr>
-                    <pic:cNvPr id="6" name="Image6" descr="Orthogonal render with VTA, hippocampus and atlas"/>
+                    <pic:cNvPr id="5" name="Image5" descr="Magnified view of the warped left atlas"/>
                     <pic:cNvPicPr>
                       <a:picLocks noChangeAspect="1" noChangeArrowheads="1"/>
                     </pic:cNvPicPr>
@@ -7751,6 +7668,101 @@
       </w:r>
       <w:r>
         <w:rPr/>
+        <w:t xml:space="preserve"> Hippocampus (top) and atlas at the 50% threshold (bottom), magnified views.</w:t>
+      </w:r>
+    </w:p>
+    <w:p>
+      <w:pPr>
+        <w:pStyle w:val="BodyText"/>
+        <w:bidi w:val="0"/>
+        <w:jc w:val="left"/>
+        <w:rPr/>
+      </w:pPr>
+      <w:r>
+        <w:rPr>
+          <w:rStyle w:val="Strong"/>
+        </w:rPr>
+        <w:t>Figure S5</w:t>
+      </w:r>
+    </w:p>
+    <w:p>
+      <w:pPr>
+        <w:pStyle w:val="BodyText"/>
+        <w:bidi w:val="0"/>
+        <w:jc w:val="left"/>
+        <w:rPr/>
+      </w:pPr>
+      <w:r>
+        <w:rPr>
+          <w:rStyle w:val="Emphasis"/>
+        </w:rPr>
+        <w:t>Orthogonal Render of the Warped Regions</w:t>
+      </w:r>
+    </w:p>
+    <w:p>
+      <w:pPr>
+        <w:pStyle w:val="BodyText"/>
+        <w:bidi w:val="0"/>
+        <w:jc w:val="left"/>
+        <w:rPr/>
+      </w:pPr>
+      <w:r>
+        <w:rPr/>
+        <w:drawing>
+          <wp:inline distT="0" distB="0" distL="0" distR="0">
+            <wp:extent cx="5334000" cy="1771650"/>
+            <wp:effectExtent l="0" t="0" r="0" b="0"/>
+            <wp:docPr id="6" name="Image6" descr="Orthogonal render with VTA, hippocampus and atlas"/>
+            <wp:cNvGraphicFramePr>
+              <a:graphicFrameLocks xmlns:a="http://schemas.openxmlformats.org/drawingml/2006/main" noChangeAspect="1"/>
+            </wp:cNvGraphicFramePr>
+            <a:graphic xmlns:a="http://schemas.openxmlformats.org/drawingml/2006/main">
+              <a:graphicData uri="http://schemas.openxmlformats.org/drawingml/2006/picture">
+                <pic:pic xmlns:pic="http://schemas.openxmlformats.org/drawingml/2006/picture">
+                  <pic:nvPicPr>
+                    <pic:cNvPr id="6" name="Image6" descr="Orthogonal render with VTA, hippocampus and atlas"/>
+                    <pic:cNvPicPr>
+                      <a:picLocks noChangeAspect="1" noChangeArrowheads="1"/>
+                    </pic:cNvPicPr>
+                  </pic:nvPicPr>
+                  <pic:blipFill>
+                    <a:blip r:embed="rId22"/>
+                    <a:stretch>
+                      <a:fillRect/>
+                    </a:stretch>
+                  </pic:blipFill>
+                  <pic:spPr bwMode="auto">
+                    <a:xfrm>
+                      <a:off x="0" y="0"/>
+                      <a:ext cx="5334000" cy="1771650"/>
+                    </a:xfrm>
+                    <a:prstGeom prst="rect">
+                      <a:avLst/>
+                    </a:prstGeom>
+                    <a:noFill/>
+                  </pic:spPr>
+                </pic:pic>
+              </a:graphicData>
+            </a:graphic>
+          </wp:inline>
+        </w:drawing>
+      </w:r>
+    </w:p>
+    <w:p>
+      <w:pPr>
+        <w:pStyle w:val="BodyText"/>
+        <w:bidi w:val="0"/>
+        <w:jc w:val="left"/>
+        <w:rPr/>
+      </w:pPr>
+      <w:r>
+        <w:rPr>
+          <w:rStyle w:val="Emphasis"/>
+        </w:rPr>
+        <w:t>Note.</w:t>
+      </w:r>
+      <w:r>
+        <w:rPr/>
         <w:t xml:space="preserve"> VTA in yellow, hippocampus in red, atlas in green.</w:t>
       </w:r>
     </w:p>
@@ -7816,317 +7828,6 @@
                 <pic:pic xmlns:pic="http://schemas.openxmlformats.org/drawingml/2006/picture">
                   <pic:nvPicPr>
                     <pic:cNvPr id="7" name="Image7" descr="Warped anterior atlas"/>
-                    <pic:cNvPicPr>
-                      <a:picLocks noChangeAspect="1" noChangeArrowheads="1"/>
-                    </pic:cNvPicPr>
-                  </pic:nvPicPr>
-                  <pic:blipFill>
-                    <a:blip r:embed="rId22"/>
-                    <a:stretch>
-                      <a:fillRect/>
-                    </a:stretch>
-                  </pic:blipFill>
-                  <pic:spPr bwMode="auto">
-                    <a:xfrm>
-                      <a:off x="0" y="0"/>
-                      <a:ext cx="5334000" cy="2495550"/>
-                    </a:xfrm>
-                    <a:prstGeom prst="rect">
-                      <a:avLst/>
-                    </a:prstGeom>
-                    <a:noFill/>
-                  </pic:spPr>
-                </pic:pic>
-              </a:graphicData>
-            </a:graphic>
-          </wp:inline>
-        </w:drawing>
-      </w:r>
-    </w:p>
-    <w:p>
-      <w:pPr>
-        <w:pStyle w:val="BodyText"/>
-        <w:bidi w:val="0"/>
-        <w:jc w:val="left"/>
-        <w:rPr/>
-      </w:pPr>
-      <w:r>
-        <w:rPr>
-          <w:rStyle w:val="Emphasis"/>
-        </w:rPr>
-        <w:t>Note.</w:t>
-      </w:r>
-      <w:r>
-        <w:rPr/>
-        <w:t xml:space="preserve"> Atlas in red over the mean </w:t>
-      </w:r>
-      <w:r>
-        <w:rPr>
-          <w:rStyle w:val="Emphasis"/>
-        </w:rPr>
-        <w:t>b</w:t>
-      </w:r>
-      <w:r>
-        <w:rPr/>
-        <w:t xml:space="preserve"> = 0 image. Left: axial view. Right: coronal view.</w:t>
-      </w:r>
-    </w:p>
-    <w:p>
-      <w:pPr>
-        <w:pStyle w:val="Heading1"/>
-        <w:bidi w:val="0"/>
-        <w:rPr/>
-      </w:pPr>
-      <w:r>
-        <w:rPr/>
-        <w:t>Step 3. Corridor construction</w:t>
-      </w:r>
-    </w:p>
-    <w:p>
-      <w:pPr>
-        <w:pStyle w:val="BodyText"/>
-        <w:bidi w:val="0"/>
-        <w:jc w:val="left"/>
-        <w:rPr/>
-      </w:pPr>
-      <w:r>
-        <w:rPr/>
-        <w:t>Atlas construction used approximately a dozen individually prepared exclusion regions per tract. The corridor workflow replaces them with a single mask derived from the warped atlas. The atlas is dilated, the seed and target regions are added, the union is binarized to form an inclusion zone, and the inclusion zone is inverted. The inverted image serves as the sole exclusion mask for tractography: any streamline leaving the corridor is discarded.</w:t>
-      </w:r>
-    </w:p>
-    <w:p>
-      <w:pPr>
-        <w:pStyle w:val="Heading2"/>
-        <w:bidi w:val="0"/>
-        <w:jc w:val="left"/>
-        <w:rPr/>
-      </w:pPr>
-      <w:r>
-        <w:rPr/>
-        <w:t>Procedure</w:t>
-      </w:r>
-    </w:p>
-    <w:p>
-      <w:pPr>
-        <w:pStyle w:val="PreformattedTextcode"/>
-        <w:bidi w:val="0"/>
-        <w:jc w:val="left"/>
-        <w:rPr/>
-      </w:pPr>
-      <w:r>
-        <w:rPr/>
-        <w:t>fslmaths "$d/${TRACT}_atlas_diff.nii.gz" -dilM -dilM "$d/${TRACT}_atlas_dilated.nii.gz"</w:t>
-      </w:r>
-    </w:p>
-    <w:p>
-      <w:pPr>
-        <w:pStyle w:val="PreformattedTextcode"/>
-        <w:bidi w:val="0"/>
-        <w:jc w:val="left"/>
-        <w:rPr/>
-      </w:pPr>
-      <w:r>
-        <w:rPr/>
-        <w:t>fslmaths "$d/${TRACT}_atlas_dilated.nii.gz" -add "$d/${TRACT}_seed_diff.nii.gz" \</w:t>
-      </w:r>
-    </w:p>
-    <w:p>
-      <w:pPr>
-        <w:pStyle w:val="PreformattedTextcode"/>
-        <w:bidi w:val="0"/>
-        <w:jc w:val="left"/>
-        <w:rPr/>
-      </w:pPr>
-      <w:r>
-        <w:rPr/>
-        <w:t xml:space="preserve">         </w:t>
-      </w:r>
-      <w:r>
-        <w:rPr/>
-        <w:t>-add "$d/${TRACT}_target_diff.nii.gz" -bin "$d/${TRACT}_inclusion_zone.nii.gz"</w:t>
-      </w:r>
-    </w:p>
-    <w:p>
-      <w:pPr>
-        <w:pStyle w:val="PreformattedTextcode"/>
-        <w:bidi w:val="0"/>
-        <w:spacing w:before="0" w:after="283"/>
-        <w:jc w:val="left"/>
-        <w:rPr/>
-      </w:pPr>
-      <w:r>
-        <w:rPr/>
-        <w:t>fslmaths "$d/${TRACT}_inclusion_zone.nii.gz" -binv "$d/${TRACT}_exclusion_mask.nii.gz"</w:t>
-      </w:r>
-    </w:p>
-    <w:p>
-      <w:pPr>
-        <w:pStyle w:val="BodyText"/>
-        <w:bidi w:val="0"/>
-        <w:jc w:val="left"/>
-        <w:rPr/>
-      </w:pPr>
-      <w:r>
-        <w:rPr/>
-        <w:t xml:space="preserve">The seed and target must be added before inversion; otherwise the corridor terminates short of them and tracking stops at the boundary. The full script follows; the </w:t>
-      </w:r>
-      <w:r>
-        <w:rPr>
-          <w:rStyle w:val="SourceText"/>
-        </w:rPr>
-        <w:t>DILATE_VOX</w:t>
-      </w:r>
-      <w:r>
-        <w:rPr/>
-        <w:t xml:space="preserve"> setting in the configuration controls the number of </w:t>
-      </w:r>
-      <w:r>
-        <w:rPr>
-          <w:rStyle w:val="SourceText"/>
-        </w:rPr>
-        <w:t>-dilM</w:t>
-      </w:r>
-      <w:r>
-        <w:rPr/>
-        <w:t xml:space="preserve"> passes.</w:t>
-      </w:r>
-    </w:p>
-    <w:p>
-      <w:pPr>
-        <w:pStyle w:val="BodyText"/>
-        <w:bidi w:val="0"/>
-        <w:jc w:val="left"/>
-        <w:rPr/>
-      </w:pPr>
-      <w:r>
-        <w:rPr>
-          <w:rStyle w:val="Emphasis"/>
-        </w:rPr>
-        <w:t xml:space="preserve">The script </w:t>
-      </w:r>
-      <w:r>
-        <w:rPr>
-          <w:rStyle w:val="SourceText"/>
-        </w:rPr>
-        <w:t>03_build_corridor_mask.sh</w:t>
-      </w:r>
-      <w:r>
-        <w:rPr>
-          <w:rStyle w:val="Emphasis"/>
-        </w:rPr>
-        <w:t xml:space="preserve"> is reproduced in the Supplementary Scripts appendix.</w:t>
-      </w:r>
-    </w:p>
-    <w:p>
-      <w:pPr>
-        <w:pStyle w:val="Heading2"/>
-        <w:bidi w:val="0"/>
-        <w:jc w:val="left"/>
-        <w:rPr/>
-      </w:pPr>
-      <w:r>
-        <w:rPr/>
-        <w:t>Dilation</w:t>
-      </w:r>
-    </w:p>
-    <w:p>
-      <w:pPr>
-        <w:pStyle w:val="BodyText"/>
-        <w:bidi w:val="0"/>
-        <w:jc w:val="left"/>
-        <w:rPr/>
-      </w:pPr>
-      <w:r>
-        <w:rPr/>
-        <w:t>A dilation of two voxels was used in the example dataset at 2 mm isotropic resolution. One voxel is appropriate when registration is accurate and pilot reconstructions appear loose; four voxels serves as a sensitivity setting when registration is uncertain. The 50% atlas is already somewhat wider than the median participant's core, which is why two voxels is generally sufficient. The dilation used should be reported.</w:t>
-      </w:r>
-    </w:p>
-    <w:p>
-      <w:pPr>
-        <w:pStyle w:val="Heading2"/>
-        <w:bidi w:val="0"/>
-        <w:jc w:val="left"/>
-        <w:rPr/>
-      </w:pPr>
-      <w:r>
-        <w:rPr/>
-        <w:t>Verification</w:t>
-      </w:r>
-    </w:p>
-    <w:p>
-      <w:pPr>
-        <w:pStyle w:val="BodyText"/>
-        <w:bidi w:val="0"/>
-        <w:jc w:val="left"/>
-        <w:rPr/>
-      </w:pPr>
-      <w:r>
-        <w:rPr/>
-        <w:t>The script confirms that the seed and target voxels have value 0 in the exclusion mask (that is, are not excluded) and reports the corridor size, which should be similar across participants (roughly 1,500 to 1,900 voxels at 2 mm for VTA → hippocampus in the example dataset). A corridor much larger or smaller than the others indicates a registration problem.</w:t>
-      </w:r>
-    </w:p>
-    <w:p>
-      <w:pPr>
-        <w:pStyle w:val="BodyText"/>
-        <w:bidi w:val="0"/>
-        <w:jc w:val="left"/>
-        <w:rPr/>
-      </w:pPr>
-      <w:r>
-        <w:rPr/>
-        <w:t>Visual inspection confirms that the corridor follows a plausible path from seed to target and contains both regions (Figure S7). Contact with the ventricle or extension into cortex indicates excessive dilation or a registration error.</w:t>
-      </w:r>
-    </w:p>
-    <w:p>
-      <w:pPr>
-        <w:pStyle w:val="BodyText"/>
-        <w:bidi w:val="0"/>
-        <w:jc w:val="left"/>
-        <w:rPr/>
-      </w:pPr>
-      <w:r>
-        <w:rPr>
-          <w:rStyle w:val="Strong"/>
-        </w:rPr>
-        <w:t>Figure S7</w:t>
-      </w:r>
-    </w:p>
-    <w:p>
-      <w:pPr>
-        <w:pStyle w:val="BodyText"/>
-        <w:bidi w:val="0"/>
-        <w:jc w:val="left"/>
-        <w:rPr/>
-      </w:pPr>
-      <w:r>
-        <w:rPr>
-          <w:rStyle w:val="Emphasis"/>
-        </w:rPr>
-        <w:t>Inclusion Zone for the Anterior VTA → Hippocampus Tract</w:t>
-      </w:r>
-    </w:p>
-    <w:p>
-      <w:pPr>
-        <w:pStyle w:val="BodyText"/>
-        <w:bidi w:val="0"/>
-        <w:jc w:val="left"/>
-        <w:rPr/>
-      </w:pPr>
-      <w:r>
-        <w:rPr/>
-        <w:drawing>
-          <wp:inline distT="0" distB="0" distL="0" distR="0">
-            <wp:extent cx="5334000" cy="2495550"/>
-            <wp:effectExtent l="0" t="0" r="0" b="0"/>
-            <wp:docPr id="8" name="Image8" descr="Inclusion zone over the mean b = 0 image"/>
-            <wp:cNvGraphicFramePr>
-              <a:graphicFrameLocks xmlns:a="http://schemas.openxmlformats.org/drawingml/2006/main" noChangeAspect="1"/>
-            </wp:cNvGraphicFramePr>
-            <a:graphic xmlns:a="http://schemas.openxmlformats.org/drawingml/2006/main">
-              <a:graphicData uri="http://schemas.openxmlformats.org/drawingml/2006/picture">
-                <pic:pic xmlns:pic="http://schemas.openxmlformats.org/drawingml/2006/picture">
-                  <pic:nvPicPr>
-                    <pic:cNvPr id="8" name="Image8" descr="Inclusion zone over the mean b = 0 image"/>
                     <pic:cNvPicPr>
                       <a:picLocks noChangeAspect="1" noChangeArrowheads="1"/>
                     </pic:cNvPicPr>
@@ -8169,6 +7870,317 @@
       </w:r>
       <w:r>
         <w:rPr/>
+        <w:t xml:space="preserve"> Atlas in red over the mean </w:t>
+      </w:r>
+      <w:r>
+        <w:rPr>
+          <w:rStyle w:val="Emphasis"/>
+        </w:rPr>
+        <w:t>b</w:t>
+      </w:r>
+      <w:r>
+        <w:rPr/>
+        <w:t xml:space="preserve"> = 0 image. Left: axial view. Right: coronal view.</w:t>
+      </w:r>
+    </w:p>
+    <w:p>
+      <w:pPr>
+        <w:pStyle w:val="Heading1"/>
+        <w:bidi w:val="0"/>
+        <w:rPr/>
+      </w:pPr>
+      <w:r>
+        <w:rPr/>
+        <w:t>Step 3. Corridor construction</w:t>
+      </w:r>
+    </w:p>
+    <w:p>
+      <w:pPr>
+        <w:pStyle w:val="BodyText"/>
+        <w:bidi w:val="0"/>
+        <w:jc w:val="left"/>
+        <w:rPr/>
+      </w:pPr>
+      <w:r>
+        <w:rPr/>
+        <w:t>Atlas construction used approximately a dozen individually prepared exclusion regions per tract. The corridor workflow replaces them with a single mask derived from the warped atlas. The atlas is dilated, the seed and target regions are added, the union is binarized to form an inclusion zone, and the inclusion zone is inverted. The inverted image serves as the sole exclusion mask for tractography: any streamline leaving the corridor is discarded.</w:t>
+      </w:r>
+    </w:p>
+    <w:p>
+      <w:pPr>
+        <w:pStyle w:val="Heading2"/>
+        <w:bidi w:val="0"/>
+        <w:jc w:val="left"/>
+        <w:rPr/>
+      </w:pPr>
+      <w:r>
+        <w:rPr/>
+        <w:t>Procedure</w:t>
+      </w:r>
+    </w:p>
+    <w:p>
+      <w:pPr>
+        <w:pStyle w:val="PreformattedTextcode"/>
+        <w:bidi w:val="0"/>
+        <w:jc w:val="left"/>
+        <w:rPr/>
+      </w:pPr>
+      <w:r>
+        <w:rPr/>
+        <w:t>fslmaths "$d/${TRACT}_atlas_diff.nii.gz" -dilM -dilM "$d/${TRACT}_atlas_dilated.nii.gz"</w:t>
+      </w:r>
+    </w:p>
+    <w:p>
+      <w:pPr>
+        <w:pStyle w:val="PreformattedTextcode"/>
+        <w:bidi w:val="0"/>
+        <w:jc w:val="left"/>
+        <w:rPr/>
+      </w:pPr>
+      <w:r>
+        <w:rPr/>
+        <w:t>fslmaths "$d/${TRACT}_atlas_dilated.nii.gz" -add "$d/${TRACT}_seed_diff.nii.gz" \</w:t>
+      </w:r>
+    </w:p>
+    <w:p>
+      <w:pPr>
+        <w:pStyle w:val="PreformattedTextcode"/>
+        <w:bidi w:val="0"/>
+        <w:jc w:val="left"/>
+        <w:rPr/>
+      </w:pPr>
+      <w:r>
+        <w:rPr/>
+        <w:t xml:space="preserve">         </w:t>
+      </w:r>
+      <w:r>
+        <w:rPr/>
+        <w:t>-add "$d/${TRACT}_target_diff.nii.gz" -bin "$d/${TRACT}_inclusion_zone.nii.gz"</w:t>
+      </w:r>
+    </w:p>
+    <w:p>
+      <w:pPr>
+        <w:pStyle w:val="PreformattedTextcode"/>
+        <w:bidi w:val="0"/>
+        <w:spacing w:before="0" w:after="283"/>
+        <w:jc w:val="left"/>
+        <w:rPr/>
+      </w:pPr>
+      <w:r>
+        <w:rPr/>
+        <w:t>fslmaths "$d/${TRACT}_inclusion_zone.nii.gz" -binv "$d/${TRACT}_exclusion_mask.nii.gz"</w:t>
+      </w:r>
+    </w:p>
+    <w:p>
+      <w:pPr>
+        <w:pStyle w:val="BodyText"/>
+        <w:bidi w:val="0"/>
+        <w:jc w:val="left"/>
+        <w:rPr/>
+      </w:pPr>
+      <w:r>
+        <w:rPr/>
+        <w:t xml:space="preserve">The seed and target must be added before inversion; otherwise the corridor terminates short of them and tracking stops at the boundary. The full script follows; the </w:t>
+      </w:r>
+      <w:r>
+        <w:rPr>
+          <w:rStyle w:val="SourceText"/>
+        </w:rPr>
+        <w:t>DILATE_VOX</w:t>
+      </w:r>
+      <w:r>
+        <w:rPr/>
+        <w:t xml:space="preserve"> setting in the configuration controls the number of </w:t>
+      </w:r>
+      <w:r>
+        <w:rPr>
+          <w:rStyle w:val="SourceText"/>
+        </w:rPr>
+        <w:t>-dilM</w:t>
+      </w:r>
+      <w:r>
+        <w:rPr/>
+        <w:t xml:space="preserve"> passes.</w:t>
+      </w:r>
+    </w:p>
+    <w:p>
+      <w:pPr>
+        <w:pStyle w:val="BodyText"/>
+        <w:bidi w:val="0"/>
+        <w:jc w:val="left"/>
+        <w:rPr/>
+      </w:pPr>
+      <w:r>
+        <w:rPr>
+          <w:rStyle w:val="Emphasis"/>
+        </w:rPr>
+        <w:t xml:space="preserve">The script </w:t>
+      </w:r>
+      <w:r>
+        <w:rPr>
+          <w:rStyle w:val="SourceText"/>
+        </w:rPr>
+        <w:t>03_build_corridor_mask.sh</w:t>
+      </w:r>
+      <w:r>
+        <w:rPr>
+          <w:rStyle w:val="Emphasis"/>
+        </w:rPr>
+        <w:t xml:space="preserve"> is reproduced in the Supplementary Scripts appendix.</w:t>
+      </w:r>
+    </w:p>
+    <w:p>
+      <w:pPr>
+        <w:pStyle w:val="Heading2"/>
+        <w:bidi w:val="0"/>
+        <w:jc w:val="left"/>
+        <w:rPr/>
+      </w:pPr>
+      <w:r>
+        <w:rPr/>
+        <w:t>Dilation</w:t>
+      </w:r>
+    </w:p>
+    <w:p>
+      <w:pPr>
+        <w:pStyle w:val="BodyText"/>
+        <w:bidi w:val="0"/>
+        <w:jc w:val="left"/>
+        <w:rPr/>
+      </w:pPr>
+      <w:r>
+        <w:rPr/>
+        <w:t>A dilation of two voxels was used in the example dataset at 2 mm isotropic resolution. One voxel is appropriate when registration is accurate and pilot reconstructions appear loose; four voxels serves as a sensitivity setting when registration is uncertain. The 50% atlas is already somewhat wider than the median participant's core, which is why two voxels is generally sufficient. The dilation used should be reported.</w:t>
+      </w:r>
+    </w:p>
+    <w:p>
+      <w:pPr>
+        <w:pStyle w:val="Heading2"/>
+        <w:bidi w:val="0"/>
+        <w:jc w:val="left"/>
+        <w:rPr/>
+      </w:pPr>
+      <w:r>
+        <w:rPr/>
+        <w:t>Verification</w:t>
+      </w:r>
+    </w:p>
+    <w:p>
+      <w:pPr>
+        <w:pStyle w:val="BodyText"/>
+        <w:bidi w:val="0"/>
+        <w:jc w:val="left"/>
+        <w:rPr/>
+      </w:pPr>
+      <w:r>
+        <w:rPr/>
+        <w:t>The script confirms that the seed and target voxels have value 0 in the exclusion mask (that is, are not excluded) and reports the corridor size, which should be similar across participants (roughly 1,500 to 1,900 voxels at 2 mm for VTA → hippocampus in the example dataset). A corridor much larger or smaller than the others indicates a registration problem.</w:t>
+      </w:r>
+    </w:p>
+    <w:p>
+      <w:pPr>
+        <w:pStyle w:val="BodyText"/>
+        <w:bidi w:val="0"/>
+        <w:jc w:val="left"/>
+        <w:rPr/>
+      </w:pPr>
+      <w:r>
+        <w:rPr/>
+        <w:t>Visual inspection confirms that the corridor follows a plausible path from seed to target and contains both regions (Figure S7). Contact with the ventricle or extension into cortex indicates excessive dilation or a registration error.</w:t>
+      </w:r>
+    </w:p>
+    <w:p>
+      <w:pPr>
+        <w:pStyle w:val="BodyText"/>
+        <w:bidi w:val="0"/>
+        <w:jc w:val="left"/>
+        <w:rPr/>
+      </w:pPr>
+      <w:r>
+        <w:rPr>
+          <w:rStyle w:val="Strong"/>
+        </w:rPr>
+        <w:t>Figure S7</w:t>
+      </w:r>
+    </w:p>
+    <w:p>
+      <w:pPr>
+        <w:pStyle w:val="BodyText"/>
+        <w:bidi w:val="0"/>
+        <w:jc w:val="left"/>
+        <w:rPr/>
+      </w:pPr>
+      <w:r>
+        <w:rPr>
+          <w:rStyle w:val="Emphasis"/>
+        </w:rPr>
+        <w:t>Inclusion Zone for the Anterior VTA → Hippocampus Tract</w:t>
+      </w:r>
+    </w:p>
+    <w:p>
+      <w:pPr>
+        <w:pStyle w:val="BodyText"/>
+        <w:bidi w:val="0"/>
+        <w:jc w:val="left"/>
+        <w:rPr/>
+      </w:pPr>
+      <w:r>
+        <w:rPr/>
+        <w:drawing>
+          <wp:inline distT="0" distB="0" distL="0" distR="0">
+            <wp:extent cx="5334000" cy="2495550"/>
+            <wp:effectExtent l="0" t="0" r="0" b="0"/>
+            <wp:docPr id="8" name="Image8" descr="Inclusion zone over the mean b = 0 image"/>
+            <wp:cNvGraphicFramePr>
+              <a:graphicFrameLocks xmlns:a="http://schemas.openxmlformats.org/drawingml/2006/main" noChangeAspect="1"/>
+            </wp:cNvGraphicFramePr>
+            <a:graphic xmlns:a="http://schemas.openxmlformats.org/drawingml/2006/main">
+              <a:graphicData uri="http://schemas.openxmlformats.org/drawingml/2006/picture">
+                <pic:pic xmlns:pic="http://schemas.openxmlformats.org/drawingml/2006/picture">
+                  <pic:nvPicPr>
+                    <pic:cNvPr id="8" name="Image8" descr="Inclusion zone over the mean b = 0 image"/>
+                    <pic:cNvPicPr>
+                      <a:picLocks noChangeAspect="1" noChangeArrowheads="1"/>
+                    </pic:cNvPicPr>
+                  </pic:nvPicPr>
+                  <pic:blipFill>
+                    <a:blip r:embed="rId24"/>
+                    <a:stretch>
+                      <a:fillRect/>
+                    </a:stretch>
+                  </pic:blipFill>
+                  <pic:spPr bwMode="auto">
+                    <a:xfrm>
+                      <a:off x="0" y="0"/>
+                      <a:ext cx="5334000" cy="2495550"/>
+                    </a:xfrm>
+                    <a:prstGeom prst="rect">
+                      <a:avLst/>
+                    </a:prstGeom>
+                    <a:noFill/>
+                  </pic:spPr>
+                </pic:pic>
+              </a:graphicData>
+            </a:graphic>
+          </wp:inline>
+        </w:drawing>
+      </w:r>
+    </w:p>
+    <w:p>
+      <w:pPr>
+        <w:pStyle w:val="BodyText"/>
+        <w:bidi w:val="0"/>
+        <w:jc w:val="left"/>
+        <w:rPr/>
+      </w:pPr>
+      <w:r>
+        <w:rPr>
+          <w:rStyle w:val="Emphasis"/>
+        </w:rPr>
+        <w:t>Note.</w:t>
+      </w:r>
+      <w:r>
+        <w:rPr/>
         <w:t xml:space="preserve"> Inclusion zone in cyan over the mean </w:t>
       </w:r>
       <w:r>
@@ -10372,7 +10384,7 @@
                     </pic:cNvPicPr>
                   </pic:nvPicPr>
                   <pic:blipFill>
-                    <a:blip r:embed="rId24"/>
+                    <a:blip r:embed="rId25"/>
                     <a:stretch>
                       <a:fillRect/>
                     </a:stretch>
@@ -10467,7 +10479,7 @@
                     </pic:cNvPicPr>
                   </pic:nvPicPr>
                   <pic:blipFill>
-                    <a:blip r:embed="rId25"/>
+                    <a:blip r:embed="rId26"/>
                     <a:stretch>
                       <a:fillRect/>
                     </a:stretch>
@@ -10691,7 +10703,7 @@
         <w:rPr/>
         <w:t xml:space="preserve"> using second-order integration over fibre orientation distributions (iFOD2; Tournier et al., 2010). The FOD image is the last output of preprocessing (</w:t>
       </w:r>
-      <w:hyperlink r:id="rId26">
+      <w:hyperlink r:id="rId27">
         <w:r>
           <w:rPr>
             <w:rStyle w:val="Hyperlink"/>
@@ -13167,7 +13179,7 @@
                     </pic:cNvPicPr>
                   </pic:nvPicPr>
                   <pic:blipFill>
-                    <a:blip r:embed="rId27"/>
+                    <a:blip r:embed="rId28"/>
                     <a:stretch>
                       <a:fillRect/>
                     </a:stretch>
@@ -13262,7 +13274,7 @@
                     </pic:cNvPicPr>
                   </pic:nvPicPr>
                   <pic:blipFill>
-                    <a:blip r:embed="rId28"/>
+                    <a:blip r:embed="rId29"/>
                     <a:stretch>
                       <a:fillRect/>
                     </a:stretch>
@@ -13815,111 +13827,6 @@
                 <pic:pic xmlns:pic="http://schemas.openxmlformats.org/drawingml/2006/picture">
                   <pic:nvPicPr>
                     <pic:cNvPr id="13" name="Image13" descr="Cleaned posterior tract"/>
-                    <pic:cNvPicPr>
-                      <a:picLocks noChangeAspect="1" noChangeArrowheads="1"/>
-                    </pic:cNvPicPr>
-                  </pic:nvPicPr>
-                  <pic:blipFill>
-                    <a:blip r:embed="rId29"/>
-                    <a:stretch>
-                      <a:fillRect/>
-                    </a:stretch>
-                  </pic:blipFill>
-                  <pic:spPr bwMode="auto">
-                    <a:xfrm>
-                      <a:off x="0" y="0"/>
-                      <a:ext cx="5334000" cy="2476500"/>
-                    </a:xfrm>
-                    <a:prstGeom prst="rect">
-                      <a:avLst/>
-                    </a:prstGeom>
-                    <a:noFill/>
-                  </pic:spPr>
-                </pic:pic>
-              </a:graphicData>
-            </a:graphic>
-          </wp:inline>
-        </w:drawing>
-      </w:r>
-    </w:p>
-    <w:p>
-      <w:pPr>
-        <w:pStyle w:val="BodyText"/>
-        <w:bidi w:val="0"/>
-        <w:jc w:val="left"/>
-        <w:rPr/>
-      </w:pPr>
-      <w:r>
-        <w:rPr>
-          <w:rStyle w:val="Emphasis"/>
-        </w:rPr>
-        <w:t>Note.</w:t>
-      </w:r>
-      <w:r>
-        <w:rPr/>
-        <w:t xml:space="preserve"> Streamline density over the mean </w:t>
-      </w:r>
-      <w:r>
-        <w:rPr>
-          <w:rStyle w:val="Emphasis"/>
-        </w:rPr>
-        <w:t>b</w:t>
-      </w:r>
-      <w:r>
-        <w:rPr/>
-        <w:t xml:space="preserve"> = 0 image. Left: axial view. Right: coronal view. The same layout applies to Figures S13 and S14.</w:t>
-      </w:r>
-    </w:p>
-    <w:p>
-      <w:pPr>
-        <w:pStyle w:val="BodyText"/>
-        <w:bidi w:val="0"/>
-        <w:jc w:val="left"/>
-        <w:rPr/>
-      </w:pPr>
-      <w:r>
-        <w:rPr>
-          <w:rStyle w:val="Strong"/>
-        </w:rPr>
-        <w:t>Figure S13</w:t>
-      </w:r>
-    </w:p>
-    <w:p>
-      <w:pPr>
-        <w:pStyle w:val="BodyText"/>
-        <w:bidi w:val="0"/>
-        <w:jc w:val="left"/>
-        <w:rPr/>
-      </w:pPr>
-      <w:r>
-        <w:rPr>
-          <w:rStyle w:val="Emphasis"/>
-        </w:rPr>
-        <w:t>Cleaned Tract at the Low End of Retention</w:t>
-      </w:r>
-    </w:p>
-    <w:p>
-      <w:pPr>
-        <w:pStyle w:val="BodyText"/>
-        <w:bidi w:val="0"/>
-        <w:jc w:val="left"/>
-        <w:rPr/>
-      </w:pPr>
-      <w:r>
-        <w:rPr/>
-        <w:drawing>
-          <wp:inline distT="0" distB="0" distL="0" distR="0">
-            <wp:extent cx="5334000" cy="2476500"/>
-            <wp:effectExtent l="0" t="0" r="0" b="0"/>
-            <wp:docPr id="14" name="Image14" descr="Cleaned tract with low retention"/>
-            <wp:cNvGraphicFramePr>
-              <a:graphicFrameLocks xmlns:a="http://schemas.openxmlformats.org/drawingml/2006/main" noChangeAspect="1"/>
-            </wp:cNvGraphicFramePr>
-            <a:graphic xmlns:a="http://schemas.openxmlformats.org/drawingml/2006/main">
-              <a:graphicData uri="http://schemas.openxmlformats.org/drawingml/2006/picture">
-                <pic:pic xmlns:pic="http://schemas.openxmlformats.org/drawingml/2006/picture">
-                  <pic:nvPicPr>
-                    <pic:cNvPr id="14" name="Image14" descr="Cleaned tract with low retention"/>
                     <pic:cNvPicPr>
                       <a:picLocks noChangeAspect="1" noChangeArrowheads="1"/>
                     </pic:cNvPicPr>
@@ -13962,6 +13869,111 @@
       </w:r>
       <w:r>
         <w:rPr/>
+        <w:t xml:space="preserve"> Streamline density over the mean </w:t>
+      </w:r>
+      <w:r>
+        <w:rPr>
+          <w:rStyle w:val="Emphasis"/>
+        </w:rPr>
+        <w:t>b</w:t>
+      </w:r>
+      <w:r>
+        <w:rPr/>
+        <w:t xml:space="preserve"> = 0 image. Left: axial view. Right: coronal view. The same layout applies to Figures S13 and S14.</w:t>
+      </w:r>
+    </w:p>
+    <w:p>
+      <w:pPr>
+        <w:pStyle w:val="BodyText"/>
+        <w:bidi w:val="0"/>
+        <w:jc w:val="left"/>
+        <w:rPr/>
+      </w:pPr>
+      <w:r>
+        <w:rPr>
+          <w:rStyle w:val="Strong"/>
+        </w:rPr>
+        <w:t>Figure S13</w:t>
+      </w:r>
+    </w:p>
+    <w:p>
+      <w:pPr>
+        <w:pStyle w:val="BodyText"/>
+        <w:bidi w:val="0"/>
+        <w:jc w:val="left"/>
+        <w:rPr/>
+      </w:pPr>
+      <w:r>
+        <w:rPr>
+          <w:rStyle w:val="Emphasis"/>
+        </w:rPr>
+        <w:t>Cleaned Tract at the Low End of Retention</w:t>
+      </w:r>
+    </w:p>
+    <w:p>
+      <w:pPr>
+        <w:pStyle w:val="BodyText"/>
+        <w:bidi w:val="0"/>
+        <w:jc w:val="left"/>
+        <w:rPr/>
+      </w:pPr>
+      <w:r>
+        <w:rPr/>
+        <w:drawing>
+          <wp:inline distT="0" distB="0" distL="0" distR="0">
+            <wp:extent cx="5334000" cy="2476500"/>
+            <wp:effectExtent l="0" t="0" r="0" b="0"/>
+            <wp:docPr id="14" name="Image14" descr="Cleaned tract with low retention"/>
+            <wp:cNvGraphicFramePr>
+              <a:graphicFrameLocks xmlns:a="http://schemas.openxmlformats.org/drawingml/2006/main" noChangeAspect="1"/>
+            </wp:cNvGraphicFramePr>
+            <a:graphic xmlns:a="http://schemas.openxmlformats.org/drawingml/2006/main">
+              <a:graphicData uri="http://schemas.openxmlformats.org/drawingml/2006/picture">
+                <pic:pic xmlns:pic="http://schemas.openxmlformats.org/drawingml/2006/picture">
+                  <pic:nvPicPr>
+                    <pic:cNvPr id="14" name="Image14" descr="Cleaned tract with low retention"/>
+                    <pic:cNvPicPr>
+                      <a:picLocks noChangeAspect="1" noChangeArrowheads="1"/>
+                    </pic:cNvPicPr>
+                  </pic:nvPicPr>
+                  <pic:blipFill>
+                    <a:blip r:embed="rId31"/>
+                    <a:stretch>
+                      <a:fillRect/>
+                    </a:stretch>
+                  </pic:blipFill>
+                  <pic:spPr bwMode="auto">
+                    <a:xfrm>
+                      <a:off x="0" y="0"/>
+                      <a:ext cx="5334000" cy="2476500"/>
+                    </a:xfrm>
+                    <a:prstGeom prst="rect">
+                      <a:avLst/>
+                    </a:prstGeom>
+                    <a:noFill/>
+                  </pic:spPr>
+                </pic:pic>
+              </a:graphicData>
+            </a:graphic>
+          </wp:inline>
+        </w:drawing>
+      </w:r>
+    </w:p>
+    <w:p>
+      <w:pPr>
+        <w:pStyle w:val="BodyText"/>
+        <w:bidi w:val="0"/>
+        <w:jc w:val="left"/>
+        <w:rPr/>
+      </w:pPr>
+      <w:r>
+        <w:rPr>
+          <w:rStyle w:val="Emphasis"/>
+        </w:rPr>
+        <w:t>Note.</w:t>
+      </w:r>
+      <w:r>
+        <w:rPr/>
         <w:t xml:space="preserve"> About a quarter of the streamlines survived cleaning; the bundle is still well formed.</w:t>
       </w:r>
     </w:p>
@@ -14020,7 +14032,7 @@
                     </pic:cNvPicPr>
                   </pic:nvPicPr>
                   <pic:blipFill>
-                    <a:blip r:embed="rId31"/>
+                    <a:blip r:embed="rId32"/>
                     <a:stretch>
                       <a:fillRect/>
                     </a:stretch>
@@ -14805,101 +14817,6 @@
                 <pic:pic xmlns:pic="http://schemas.openxmlformats.org/drawingml/2006/picture">
                   <pic:nvPicPr>
                     <pic:cNvPr id="16" name="Image16" descr="FA profile"/>
-                    <pic:cNvPicPr>
-                      <a:picLocks noChangeAspect="1" noChangeArrowheads="1"/>
-                    </pic:cNvPicPr>
-                  </pic:nvPicPr>
-                  <pic:blipFill>
-                    <a:blip r:embed="rId32"/>
-                    <a:stretch>
-                      <a:fillRect/>
-                    </a:stretch>
-                  </pic:blipFill>
-                  <pic:spPr bwMode="auto">
-                    <a:xfrm>
-                      <a:off x="0" y="0"/>
-                      <a:ext cx="5334000" cy="3762375"/>
-                    </a:xfrm>
-                    <a:prstGeom prst="rect">
-                      <a:avLst/>
-                    </a:prstGeom>
-                    <a:noFill/>
-                  </pic:spPr>
-                </pic:pic>
-              </a:graphicData>
-            </a:graphic>
-          </wp:inline>
-        </w:drawing>
-      </w:r>
-    </w:p>
-    <w:p>
-      <w:pPr>
-        <w:pStyle w:val="BodyText"/>
-        <w:bidi w:val="0"/>
-        <w:jc w:val="left"/>
-        <w:rPr/>
-      </w:pPr>
-      <w:r>
-        <w:rPr>
-          <w:rStyle w:val="Emphasis"/>
-        </w:rPr>
-        <w:t>Note.</w:t>
-      </w:r>
-      <w:r>
-        <w:rPr/>
-        <w:t xml:space="preserve"> FA peaks in deep white matter and declines toward the hippocampal end. VTA = ventral tegmental area.</w:t>
-      </w:r>
-    </w:p>
-    <w:p>
-      <w:pPr>
-        <w:pStyle w:val="BodyText"/>
-        <w:bidi w:val="0"/>
-        <w:jc w:val="left"/>
-        <w:rPr/>
-      </w:pPr>
-      <w:r>
-        <w:rPr>
-          <w:rStyle w:val="Strong"/>
-        </w:rPr>
-        <w:t>Figure S16</w:t>
-      </w:r>
-    </w:p>
-    <w:p>
-      <w:pPr>
-        <w:pStyle w:val="BodyText"/>
-        <w:bidi w:val="0"/>
-        <w:jc w:val="left"/>
-        <w:rPr/>
-      </w:pPr>
-      <w:r>
-        <w:rPr>
-          <w:rStyle w:val="Emphasis"/>
-        </w:rPr>
-        <w:t>NODDI Indices Along the Same Bundle</w:t>
-      </w:r>
-    </w:p>
-    <w:p>
-      <w:pPr>
-        <w:pStyle w:val="BodyText"/>
-        <w:bidi w:val="0"/>
-        <w:jc w:val="left"/>
-        <w:rPr/>
-      </w:pPr>
-      <w:r>
-        <w:rPr/>
-        <w:drawing>
-          <wp:inline distT="0" distB="0" distL="0" distR="0">
-            <wp:extent cx="5334000" cy="3762375"/>
-            <wp:effectExtent l="0" t="0" r="0" b="0"/>
-            <wp:docPr id="17" name="Image17" descr="NDI profile"/>
-            <wp:cNvGraphicFramePr>
-              <a:graphicFrameLocks xmlns:a="http://schemas.openxmlformats.org/drawingml/2006/main" noChangeAspect="1"/>
-            </wp:cNvGraphicFramePr>
-            <a:graphic xmlns:a="http://schemas.openxmlformats.org/drawingml/2006/main">
-              <a:graphicData uri="http://schemas.openxmlformats.org/drawingml/2006/picture">
-                <pic:pic xmlns:pic="http://schemas.openxmlformats.org/drawingml/2006/picture">
-                  <pic:nvPicPr>
-                    <pic:cNvPr id="17" name="Image17" descr="NDI profile"/>
                     <pic:cNvPicPr>
                       <a:picLocks noChangeAspect="1" noChangeArrowheads="1"/>
                     </pic:cNvPicPr>
@@ -14935,6 +14852,101 @@
         <w:rPr/>
       </w:pPr>
       <w:r>
+        <w:rPr>
+          <w:rStyle w:val="Emphasis"/>
+        </w:rPr>
+        <w:t>Note.</w:t>
+      </w:r>
+      <w:r>
+        <w:rPr/>
+        <w:t xml:space="preserve"> FA peaks in deep white matter and declines toward the hippocampal end. VTA = ventral tegmental area.</w:t>
+      </w:r>
+    </w:p>
+    <w:p>
+      <w:pPr>
+        <w:pStyle w:val="BodyText"/>
+        <w:bidi w:val="0"/>
+        <w:jc w:val="left"/>
+        <w:rPr/>
+      </w:pPr>
+      <w:r>
+        <w:rPr>
+          <w:rStyle w:val="Strong"/>
+        </w:rPr>
+        <w:t>Figure S16</w:t>
+      </w:r>
+    </w:p>
+    <w:p>
+      <w:pPr>
+        <w:pStyle w:val="BodyText"/>
+        <w:bidi w:val="0"/>
+        <w:jc w:val="left"/>
+        <w:rPr/>
+      </w:pPr>
+      <w:r>
+        <w:rPr>
+          <w:rStyle w:val="Emphasis"/>
+        </w:rPr>
+        <w:t>NODDI Indices Along the Same Bundle</w:t>
+      </w:r>
+    </w:p>
+    <w:p>
+      <w:pPr>
+        <w:pStyle w:val="BodyText"/>
+        <w:bidi w:val="0"/>
+        <w:jc w:val="left"/>
+        <w:rPr/>
+      </w:pPr>
+      <w:r>
+        <w:rPr/>
+        <w:drawing>
+          <wp:inline distT="0" distB="0" distL="0" distR="0">
+            <wp:extent cx="5334000" cy="3762375"/>
+            <wp:effectExtent l="0" t="0" r="0" b="0"/>
+            <wp:docPr id="17" name="Image17" descr="NDI profile"/>
+            <wp:cNvGraphicFramePr>
+              <a:graphicFrameLocks xmlns:a="http://schemas.openxmlformats.org/drawingml/2006/main" noChangeAspect="1"/>
+            </wp:cNvGraphicFramePr>
+            <a:graphic xmlns:a="http://schemas.openxmlformats.org/drawingml/2006/main">
+              <a:graphicData uri="http://schemas.openxmlformats.org/drawingml/2006/picture">
+                <pic:pic xmlns:pic="http://schemas.openxmlformats.org/drawingml/2006/picture">
+                  <pic:nvPicPr>
+                    <pic:cNvPr id="17" name="Image17" descr="NDI profile"/>
+                    <pic:cNvPicPr>
+                      <a:picLocks noChangeAspect="1" noChangeArrowheads="1"/>
+                    </pic:cNvPicPr>
+                  </pic:nvPicPr>
+                  <pic:blipFill>
+                    <a:blip r:embed="rId34"/>
+                    <a:stretch>
+                      <a:fillRect/>
+                    </a:stretch>
+                  </pic:blipFill>
+                  <pic:spPr bwMode="auto">
+                    <a:xfrm>
+                      <a:off x="0" y="0"/>
+                      <a:ext cx="5334000" cy="3762375"/>
+                    </a:xfrm>
+                    <a:prstGeom prst="rect">
+                      <a:avLst/>
+                    </a:prstGeom>
+                    <a:noFill/>
+                  </pic:spPr>
+                </pic:pic>
+              </a:graphicData>
+            </a:graphic>
+          </wp:inline>
+        </w:drawing>
+      </w:r>
+    </w:p>
+    <w:p>
+      <w:pPr>
+        <w:pStyle w:val="BodyText"/>
+        <w:bidi w:val="0"/>
+        <w:jc w:val="left"/>
+        <w:rPr/>
+      </w:pPr>
+      <w:r>
         <w:rPr/>
         <w:drawing>
           <wp:inline distT="0" distB="0" distL="0" distR="0">
@@ -14954,7 +14966,7 @@
                     </pic:cNvPicPr>
                   </pic:nvPicPr>
                   <pic:blipFill>
-                    <a:blip r:embed="rId34"/>
+                    <a:blip r:embed="rId35"/>
                     <a:stretch>
                       <a:fillRect/>
                     </a:stretch>
@@ -14998,101 +15010,6 @@
                 <pic:pic xmlns:pic="http://schemas.openxmlformats.org/drawingml/2006/picture">
                   <pic:nvPicPr>
                     <pic:cNvPr id="19" name="Image19" descr="FWF profile"/>
-                    <pic:cNvPicPr>
-                      <a:picLocks noChangeAspect="1" noChangeArrowheads="1"/>
-                    </pic:cNvPicPr>
-                  </pic:nvPicPr>
-                  <pic:blipFill>
-                    <a:blip r:embed="rId35"/>
-                    <a:stretch>
-                      <a:fillRect/>
-                    </a:stretch>
-                  </pic:blipFill>
-                  <pic:spPr bwMode="auto">
-                    <a:xfrm>
-                      <a:off x="0" y="0"/>
-                      <a:ext cx="5334000" cy="3762375"/>
-                    </a:xfrm>
-                    <a:prstGeom prst="rect">
-                      <a:avLst/>
-                    </a:prstGeom>
-                    <a:noFill/>
-                  </pic:spPr>
-                </pic:pic>
-              </a:graphicData>
-            </a:graphic>
-          </wp:inline>
-        </w:drawing>
-      </w:r>
-    </w:p>
-    <w:p>
-      <w:pPr>
-        <w:pStyle w:val="BodyText"/>
-        <w:bidi w:val="0"/>
-        <w:jc w:val="left"/>
-        <w:rPr/>
-      </w:pPr>
-      <w:r>
-        <w:rPr>
-          <w:rStyle w:val="Emphasis"/>
-        </w:rPr>
-        <w:t>Note.</w:t>
-      </w:r>
-      <w:r>
-        <w:rPr/>
-        <w:t xml:space="preserve"> NDI (top), ODI (middle) and FWF (bottom). NDI is high near the VTA and increases again toward the hippocampus; ODI is higher at both ends where fibres fan; FWF rises sharply at the hippocampal end adjacent to cerebrospinal fluid.</w:t>
-      </w:r>
-    </w:p>
-    <w:p>
-      <w:pPr>
-        <w:pStyle w:val="BodyText"/>
-        <w:bidi w:val="0"/>
-        <w:jc w:val="left"/>
-        <w:rPr/>
-      </w:pPr>
-      <w:r>
-        <w:rPr>
-          <w:rStyle w:val="Strong"/>
-        </w:rPr>
-        <w:t>Figure S17</w:t>
-      </w:r>
-    </w:p>
-    <w:p>
-      <w:pPr>
-        <w:pStyle w:val="BodyText"/>
-        <w:bidi w:val="0"/>
-        <w:jc w:val="left"/>
-        <w:rPr/>
-      </w:pPr>
-      <w:r>
-        <w:rPr>
-          <w:rStyle w:val="Emphasis"/>
-        </w:rPr>
-        <w:t>NDI Along the Anterior Tract for the Same Participant</w:t>
-      </w:r>
-    </w:p>
-    <w:p>
-      <w:pPr>
-        <w:pStyle w:val="BodyText"/>
-        <w:bidi w:val="0"/>
-        <w:jc w:val="left"/>
-        <w:rPr/>
-      </w:pPr>
-      <w:r>
-        <w:rPr/>
-        <w:drawing>
-          <wp:inline distT="0" distB="0" distL="0" distR="0">
-            <wp:extent cx="5334000" cy="3762375"/>
-            <wp:effectExtent l="0" t="0" r="0" b="0"/>
-            <wp:docPr id="20" name="Image20" descr="NDI profile, anterior tract"/>
-            <wp:cNvGraphicFramePr>
-              <a:graphicFrameLocks xmlns:a="http://schemas.openxmlformats.org/drawingml/2006/main" noChangeAspect="1"/>
-            </wp:cNvGraphicFramePr>
-            <a:graphic xmlns:a="http://schemas.openxmlformats.org/drawingml/2006/main">
-              <a:graphicData uri="http://schemas.openxmlformats.org/drawingml/2006/picture">
-                <pic:pic xmlns:pic="http://schemas.openxmlformats.org/drawingml/2006/picture">
-                  <pic:nvPicPr>
-                    <pic:cNvPr id="20" name="Image20" descr="NDI profile, anterior tract"/>
                     <pic:cNvPicPr>
                       <a:picLocks noChangeAspect="1" noChangeArrowheads="1"/>
                     </pic:cNvPicPr>
@@ -15135,6 +15052,101 @@
       </w:r>
       <w:r>
         <w:rPr/>
+        <w:t xml:space="preserve"> NDI (top), ODI (middle) and FWF (bottom). NDI is high near the VTA and increases again toward the hippocampus; ODI is higher at both ends where fibres fan; FWF rises sharply at the hippocampal end adjacent to cerebrospinal fluid.</w:t>
+      </w:r>
+    </w:p>
+    <w:p>
+      <w:pPr>
+        <w:pStyle w:val="BodyText"/>
+        <w:bidi w:val="0"/>
+        <w:jc w:val="left"/>
+        <w:rPr/>
+      </w:pPr>
+      <w:r>
+        <w:rPr>
+          <w:rStyle w:val="Strong"/>
+        </w:rPr>
+        <w:t>Figure S17</w:t>
+      </w:r>
+    </w:p>
+    <w:p>
+      <w:pPr>
+        <w:pStyle w:val="BodyText"/>
+        <w:bidi w:val="0"/>
+        <w:jc w:val="left"/>
+        <w:rPr/>
+      </w:pPr>
+      <w:r>
+        <w:rPr>
+          <w:rStyle w:val="Emphasis"/>
+        </w:rPr>
+        <w:t>NDI Along the Anterior Tract for the Same Participant</w:t>
+      </w:r>
+    </w:p>
+    <w:p>
+      <w:pPr>
+        <w:pStyle w:val="BodyText"/>
+        <w:bidi w:val="0"/>
+        <w:jc w:val="left"/>
+        <w:rPr/>
+      </w:pPr>
+      <w:r>
+        <w:rPr/>
+        <w:drawing>
+          <wp:inline distT="0" distB="0" distL="0" distR="0">
+            <wp:extent cx="5334000" cy="3762375"/>
+            <wp:effectExtent l="0" t="0" r="0" b="0"/>
+            <wp:docPr id="20" name="Image20" descr="NDI profile, anterior tract"/>
+            <wp:cNvGraphicFramePr>
+              <a:graphicFrameLocks xmlns:a="http://schemas.openxmlformats.org/drawingml/2006/main" noChangeAspect="1"/>
+            </wp:cNvGraphicFramePr>
+            <a:graphic xmlns:a="http://schemas.openxmlformats.org/drawingml/2006/main">
+              <a:graphicData uri="http://schemas.openxmlformats.org/drawingml/2006/picture">
+                <pic:pic xmlns:pic="http://schemas.openxmlformats.org/drawingml/2006/picture">
+                  <pic:nvPicPr>
+                    <pic:cNvPr id="20" name="Image20" descr="NDI profile, anterior tract"/>
+                    <pic:cNvPicPr>
+                      <a:picLocks noChangeAspect="1" noChangeArrowheads="1"/>
+                    </pic:cNvPicPr>
+                  </pic:nvPicPr>
+                  <pic:blipFill>
+                    <a:blip r:embed="rId37"/>
+                    <a:stretch>
+                      <a:fillRect/>
+                    </a:stretch>
+                  </pic:blipFill>
+                  <pic:spPr bwMode="auto">
+                    <a:xfrm>
+                      <a:off x="0" y="0"/>
+                      <a:ext cx="5334000" cy="3762375"/>
+                    </a:xfrm>
+                    <a:prstGeom prst="rect">
+                      <a:avLst/>
+                    </a:prstGeom>
+                    <a:noFill/>
+                  </pic:spPr>
+                </pic:pic>
+              </a:graphicData>
+            </a:graphic>
+          </wp:inline>
+        </w:drawing>
+      </w:r>
+    </w:p>
+    <w:p>
+      <w:pPr>
+        <w:pStyle w:val="BodyText"/>
+        <w:bidi w:val="0"/>
+        <w:jc w:val="left"/>
+        <w:rPr/>
+      </w:pPr>
+      <w:r>
+        <w:rPr>
+          <w:rStyle w:val="Emphasis"/>
+        </w:rPr>
+        <w:t>Note.</w:t>
+      </w:r>
+      <w:r>
+        <w:rPr/>
         <w:t xml:space="preserve"> The anterior tract shares the early trajectory and diverges late.</w:t>
       </w:r>
     </w:p>
@@ -16594,7 +16606,7 @@
         <w:jc w:val="left"/>
         <w:rPr/>
       </w:pPr>
-      <w:hyperlink r:id="rId37">
+      <w:hyperlink r:id="rId38">
         <w:r>
           <w:rPr>
             <w:rStyle w:val="Hyperlink"/>
@@ -16609,7 +16621,7 @@
         <w:rPr/>
         <w:t xml:space="preserve"> · </w:t>
       </w:r>
-      <w:hyperlink r:id="rId38">
+      <w:hyperlink r:id="rId39">
         <w:r>
           <w:rPr>
             <w:rStyle w:val="Hyperlink"/>
@@ -21237,7 +21249,7 @@
         <w:rPr/>
         <w:t xml:space="preserve">Symptoms that appear at Step 1 or Step 2 often originate upstream, in the brain mask, the skull strip or the T1-to-diffusion transform; those steps are documented in the </w:t>
       </w:r>
-      <w:hyperlink r:id="rId39">
+      <w:hyperlink r:id="rId40">
         <w:r>
           <w:rPr>
             <w:rStyle w:val="Hyperlink"/>
@@ -22045,7 +22057,7 @@
         <w:rPr/>
         <w:t xml:space="preserve">The </w:t>
       </w:r>
-      <w:hyperlink r:id="rId40">
+      <w:hyperlink r:id="rId41">
         <w:r>
           <w:rPr>
             <w:rStyle w:val="Hyperlink"/>
@@ -22057,7 +22069,7 @@
         <w:rPr/>
         <w:t xml:space="preserve"> covers this as its Steps 11 and 12 (</w:t>
       </w:r>
-      <w:hyperlink r:id="rId41">
+      <w:hyperlink r:id="rId42">
         <w:r>
           <w:rPr>
             <w:rStyle w:val="Hyperlink"/>
@@ -22069,7 +22081,7 @@
         <w:rPr/>
         <w:t xml:space="preserve">, </w:t>
       </w:r>
-      <w:hyperlink r:id="rId42">
+      <w:hyperlink r:id="rId43">
         <w:r>
           <w:rPr>
             <w:rStyle w:val="Hyperlink"/>
@@ -23921,7 +23933,7 @@
         <w:rPr/>
         <w:t xml:space="preserve">The scripts from which these were generalized are in the </w:t>
       </w:r>
-      <w:hyperlink r:id="rId43">
+      <w:hyperlink r:id="rId44">
         <w:r>
           <w:rPr>
             <w:rStyle w:val="Hyperlink"/>
@@ -23968,7 +23980,7 @@
         <w:rPr/>
         <w:t xml:space="preserve">The whole tutorial is also available as a single document, with tables and figures numbered S1, S2 and so on and the scripts in an appendix: </w:t>
       </w:r>
-      <w:hyperlink r:id="rId44">
+      <w:hyperlink r:id="rId45">
         <w:r>
           <w:rPr>
             <w:rStyle w:val="Hyperlink"/>
@@ -23980,7 +23992,7 @@
         <w:rPr/>
         <w:t xml:space="preserve"> and </w:t>
       </w:r>
-      <w:hyperlink r:id="rId45">
+      <w:hyperlink r:id="rId46">
         <w:r>
           <w:rPr>
             <w:rStyle w:val="Hyperlink"/>
@@ -25210,7 +25222,7 @@
         <w:rPr/>
         <w:t xml:space="preserve"> file in the package and the </w:t>
       </w:r>
-      <w:hyperlink r:id="rId46">
+      <w:hyperlink r:id="rId47">
         <w:r>
           <w:rPr>
             <w:rStyle w:val="Hyperlink"/>
@@ -25267,7 +25279,7 @@
         <w:rPr/>
         <w:t xml:space="preserve">(1), 26–41. </w:t>
       </w:r>
-      <w:hyperlink r:id="rId47">
+      <w:hyperlink r:id="rId48">
         <w:r>
           <w:rPr>
             <w:rStyle w:val="Hyperlink"/>
@@ -25297,7 +25309,7 @@
         <w:rPr/>
         <w:t xml:space="preserve">, 32–44. </w:t>
       </w:r>
-      <w:hyperlink r:id="rId48">
+      <w:hyperlink r:id="rId49">
         <w:r>
           <w:rPr>
             <w:rStyle w:val="Hyperlink"/>
@@ -25349,7 +25361,7 @@
         <w:rPr/>
         <w:t xml:space="preserve">(7), 1256–1265. </w:t>
       </w:r>
-      <w:hyperlink r:id="rId49">
+      <w:hyperlink r:id="rId50">
         <w:r>
           <w:rPr>
             <w:rStyle w:val="Hyperlink"/>
@@ -25379,7 +25391,7 @@
         <w:rPr/>
         <w:t xml:space="preserve">(4), 292–298. </w:t>
       </w:r>
-      <w:hyperlink r:id="rId50">
+      <w:hyperlink r:id="rId51">
         <w:r>
           <w:rPr>
             <w:rStyle w:val="Hyperlink"/>
@@ -25409,7 +25421,7 @@
         <w:rPr/>
         <w:t xml:space="preserve">, 175. </w:t>
       </w:r>
-      <w:hyperlink r:id="rId51">
+      <w:hyperlink r:id="rId52">
         <w:r>
           <w:rPr>
             <w:rStyle w:val="Hyperlink"/>
@@ -25439,7 +25451,7 @@
         <w:rPr/>
         <w:t xml:space="preserve">, 8. </w:t>
       </w:r>
-      <w:hyperlink r:id="rId52">
+      <w:hyperlink r:id="rId53">
         <w:r>
           <w:rPr>
             <w:rStyle w:val="Hyperlink"/>
@@ -25469,7 +25481,7 @@
         <w:rPr/>
         <w:t xml:space="preserve">, 119474. </w:t>
       </w:r>
-      <w:hyperlink r:id="rId53">
+      <w:hyperlink r:id="rId54">
         <w:r>
           <w:rPr>
             <w:rStyle w:val="Hyperlink"/>
@@ -25499,7 +25511,7 @@
         <w:rPr/>
         <w:t xml:space="preserve">(2), 782–790. </w:t>
       </w:r>
-      <w:hyperlink r:id="rId54">
+      <w:hyperlink r:id="rId55">
         <w:r>
           <w:rPr>
             <w:rStyle w:val="Hyperlink"/>
@@ -25529,7 +25541,7 @@
         <w:rPr/>
         <w:t xml:space="preserve">, 411–426. </w:t>
       </w:r>
-      <w:hyperlink r:id="rId55">
+      <w:hyperlink r:id="rId56">
         <w:r>
           <w:rPr>
             <w:rStyle w:val="Hyperlink"/>
@@ -25559,7 +25571,7 @@
         <w:rPr/>
         <w:t xml:space="preserve">(1). </w:t>
       </w:r>
-      <w:hyperlink r:id="rId56">
+      <w:hyperlink r:id="rId57">
         <w:r>
           <w:rPr>
             <w:rStyle w:val="Hyperlink"/>
@@ -25589,7 +25601,7 @@
         <w:rPr/>
         <w:t xml:space="preserve">(2–3), 155–171. </w:t>
       </w:r>
-      <w:hyperlink r:id="rId57">
+      <w:hyperlink r:id="rId58">
         <w:r>
           <w:rPr>
             <w:rStyle w:val="Hyperlink"/>
@@ -25619,7 +25631,7 @@
         <w:rPr/>
         <w:t xml:space="preserve">, 580–589. </w:t>
       </w:r>
-      <w:hyperlink r:id="rId58">
+      <w:hyperlink r:id="rId59">
         <w:r>
           <w:rPr>
             <w:rStyle w:val="Hyperlink"/>
@@ -25649,7 +25661,7 @@
         <w:rPr/>
         <w:t xml:space="preserve">, 118749. </w:t>
       </w:r>
-      <w:hyperlink r:id="rId59">
+      <w:hyperlink r:id="rId60">
         <w:r>
           <w:rPr>
             <w:rStyle w:val="Hyperlink"/>
@@ -25679,7 +25691,7 @@
         <w:rPr/>
         <w:t xml:space="preserve">, 180063. </w:t>
       </w:r>
-      <w:hyperlink r:id="rId60">
+      <w:hyperlink r:id="rId61">
         <w:r>
           <w:rPr>
             <w:rStyle w:val="Hyperlink"/>
@@ -25753,7 +25765,7 @@
         <w:rPr/>
         <w:t xml:space="preserve">, 116137. </w:t>
       </w:r>
-      <w:hyperlink r:id="rId61">
+      <w:hyperlink r:id="rId62">
         <w:r>
           <w:rPr>
             <w:rStyle w:val="Hyperlink"/>
@@ -25783,7 +25795,7 @@
         <w:rPr/>
         <w:t xml:space="preserve">, 1155–1167. </w:t>
       </w:r>
-      <w:hyperlink r:id="rId62">
+      <w:hyperlink r:id="rId63">
         <w:r>
           <w:rPr>
             <w:rStyle w:val="Hyperlink"/>
@@ -25813,7 +25825,7 @@
         <w:rPr/>
         <w:t xml:space="preserve">(5), 1165–1177. </w:t>
       </w:r>
-      <w:hyperlink r:id="rId63">
+      <w:hyperlink r:id="rId64">
         <w:r>
           <w:rPr>
             <w:rStyle w:val="Hyperlink"/>
@@ -25843,7 +25855,7 @@
         <w:rPr/>
         <w:t xml:space="preserve">, 318–331. </w:t>
       </w:r>
-      <w:hyperlink r:id="rId64">
+      <w:hyperlink r:id="rId65">
         <w:r>
           <w:rPr>
             <w:rStyle w:val="Hyperlink"/>
@@ -25873,7 +25885,7 @@
         <w:rPr/>
         <w:t xml:space="preserve">, 381–397. </w:t>
       </w:r>
-      <w:hyperlink r:id="rId65">
+      <w:hyperlink r:id="rId66">
         <w:r>
           <w:rPr>
             <w:rStyle w:val="Hyperlink"/>
@@ -25903,7 +25915,7 @@
         <w:rPr/>
         <w:t xml:space="preserve">(11), e49790. </w:t>
       </w:r>
-      <w:hyperlink r:id="rId66">
+      <w:hyperlink r:id="rId67">
         <w:r>
           <w:rPr>
             <w:rStyle w:val="Hyperlink"/>
@@ -25933,7 +25945,7 @@
         <w:rPr/>
         <w:t xml:space="preserve">(4), 1000–1016. </w:t>
       </w:r>
-      <w:hyperlink r:id="rId67">
+      <w:hyperlink r:id="rId68">
         <w:r>
           <w:rPr>
             <w:rStyle w:val="Hyperlink"/>
